--- a/documents/thesis manuscript/mendelson_thesis_draft2.docx
+++ b/documents/thesis manuscript/mendelson_thesis_draft2.docx
@@ -686,25 +686,31 @@
         <w:rPr>
           <w:rFonts w:ascii="Times New Roman" w:hAnsi="Times New Roman" w:cs="Times New Roman"/>
         </w:rPr>
-        <w:t>Temperature affects a broad range of ecologically relevant traits, including growth rate</w:t>
-      </w:r>
-      <w:r>
-        <w:rPr>
-          <w:rFonts w:ascii="Times New Roman" w:hAnsi="Times New Roman" w:cs="Times New Roman"/>
-        </w:rPr>
-        <w:t xml:space="preserve"> and </w:t>
-      </w:r>
-      <w:r>
-        <w:rPr>
-          <w:rFonts w:ascii="Times New Roman" w:hAnsi="Times New Roman" w:cs="Times New Roman"/>
-        </w:rPr>
-        <w:t>body size</w:t>
-      </w:r>
-      <w:r>
-        <w:rPr>
-          <w:rFonts w:ascii="Times New Roman" w:hAnsi="Times New Roman" w:cs="Times New Roman"/>
-        </w:rPr>
-        <w:t xml:space="preserve"> (Angilletta 2009)</w:t>
+        <w:t>Temperature affects a broad range of ecologically relevant traits</w:t>
+      </w:r>
+      <w:r>
+        <w:rPr>
+          <w:rFonts w:ascii="Times New Roman" w:hAnsi="Times New Roman" w:cs="Times New Roman"/>
+        </w:rPr>
+        <w:t xml:space="preserve">, and these relationships have been documented across a wide range of taxa </w:t>
+      </w:r>
+      <w:r>
+        <w:rPr>
+          <w:rFonts w:ascii="Times New Roman" w:hAnsi="Times New Roman" w:cs="Times New Roman"/>
+        </w:rPr>
+        <w:t>(Angilletta</w:t>
+      </w:r>
+      <w:r>
+        <w:rPr>
+          <w:rFonts w:ascii="Times New Roman" w:hAnsi="Times New Roman" w:cs="Times New Roman"/>
+        </w:rPr>
+        <w:t>,</w:t>
+      </w:r>
+      <w:r>
+        <w:rPr>
+          <w:rFonts w:ascii="Times New Roman" w:hAnsi="Times New Roman" w:cs="Times New Roman"/>
+        </w:rPr>
+        <w:t xml:space="preserve"> 2009)</w:t>
       </w:r>
       <w:r>
         <w:rPr>
@@ -716,20 +722,271 @@
         <w:rPr>
           <w:rFonts w:ascii="Times New Roman" w:hAnsi="Times New Roman" w:cs="Times New Roman"/>
         </w:rPr>
-        <w:t xml:space="preserve">The effects of such traits on thermal tolerance have </w:t>
+        <w:t xml:space="preserve">Size is perhaps the most common example of an ecologically relevant trait with a strong temperature relationship. From an individual perspective, size can affect </w:t>
+      </w:r>
+      <w:r>
+        <w:rPr>
+          <w:rFonts w:ascii="Times New Roman" w:hAnsi="Times New Roman" w:cs="Times New Roman"/>
+        </w:rPr>
+        <w:t>resource acquisition, predator avoidance, and reproductive output, with larger body size generally conferring advantages in some contexts but costs in others</w:t>
+      </w:r>
+      <w:r>
+        <w:rPr>
+          <w:rFonts w:ascii="Times New Roman" w:hAnsi="Times New Roman" w:cs="Times New Roman"/>
+        </w:rPr>
+        <w:t xml:space="preserve"> </w:t>
+      </w:r>
+      <w:r>
+        <w:rPr>
+          <w:rFonts w:ascii="Times New Roman" w:hAnsi="Times New Roman" w:cs="Times New Roman"/>
+        </w:rPr>
+        <w:lastRenderedPageBreak/>
+        <w:t>(</w:t>
+      </w:r>
+      <w:r>
+        <w:rPr>
+          <w:rFonts w:ascii="Times New Roman" w:hAnsi="Times New Roman" w:cs="Times New Roman"/>
+        </w:rPr>
+        <w:t>Schmidt-Nielsen, 1984; Peters, 1986)</w:t>
+      </w:r>
+      <w:r>
+        <w:rPr>
+          <w:rFonts w:ascii="Times New Roman" w:hAnsi="Times New Roman" w:cs="Times New Roman"/>
+        </w:rPr>
+        <w:t>. These ecological and physiological properties are often temperature dependent, since size is negatively correlated with temperature</w:t>
+      </w:r>
+      <w:r>
+        <w:rPr>
+          <w:rFonts w:ascii="Times New Roman" w:hAnsi="Times New Roman" w:cs="Times New Roman"/>
+        </w:rPr>
+        <w:t xml:space="preserve"> across ectotherms and aquatic taxa (Atkinson et al., 2003; Daufresne et al., 2009; Horne et al., 2015)</w:t>
+      </w:r>
+      <w:r>
+        <w:rPr>
+          <w:rFonts w:ascii="Times New Roman" w:hAnsi="Times New Roman" w:cs="Times New Roman"/>
+        </w:rPr>
+        <w:t xml:space="preserve">. </w:t>
+      </w:r>
+      <w:r>
+        <w:rPr>
+          <w:rFonts w:ascii="Times New Roman" w:hAnsi="Times New Roman" w:cs="Times New Roman"/>
+        </w:rPr>
+        <w:t>This temperature-size rule in part reflects the direct effect of temperature on metabolism. Warmer temperatures accelerate metabolic rates, leading to shorter development times and faster population growth rates that have downstream consequences for competitive interactions and community dynamics (Brown et al., 2004).</w:t>
+      </w:r>
+    </w:p>
+    <w:p>
+      <w:pPr>
+        <w:spacing w:after="0" w:line="480" w:lineRule="auto"/>
+        <w:ind w:firstLine="720"/>
+        <w:rPr>
+          <w:rFonts w:ascii="Times New Roman" w:hAnsi="Times New Roman" w:cs="Times New Roman"/>
+        </w:rPr>
+      </w:pPr>
+      <w:r>
+        <w:rPr>
+          <w:rFonts w:ascii="Times New Roman" w:hAnsi="Times New Roman" w:cs="Times New Roman"/>
+        </w:rPr>
+        <w:t>However, these</w:t>
+      </w:r>
+      <w:r>
+        <w:rPr>
+          <w:rFonts w:ascii="Times New Roman" w:hAnsi="Times New Roman" w:cs="Times New Roman"/>
+        </w:rPr>
+        <w:t xml:space="preserve"> traits </w:t>
+      </w:r>
+      <w:r>
+        <w:rPr>
+          <w:rFonts w:ascii="Times New Roman" w:hAnsi="Times New Roman" w:cs="Times New Roman"/>
+        </w:rPr>
+        <w:t xml:space="preserve">are often considered as population means in ecology, or as </w:t>
+      </w:r>
+      <w:r>
+        <w:rPr>
+          <w:rFonts w:ascii="Times New Roman" w:hAnsi="Times New Roman" w:cs="Times New Roman"/>
+        </w:rPr>
+        <w:t xml:space="preserve">single dimensional trait values among individuals within populations. </w:t>
+      </w:r>
+      <w:r>
+        <w:rPr>
+          <w:rFonts w:ascii="Times New Roman" w:hAnsi="Times New Roman" w:cs="Times New Roman"/>
+        </w:rPr>
+        <w:t>I</w:t>
+      </w:r>
+      <w:r>
+        <w:rPr>
+          <w:rFonts w:ascii="Times New Roman" w:hAnsi="Times New Roman" w:cs="Times New Roman"/>
+        </w:rPr>
+        <w:t xml:space="preserve">ndividuals </w:t>
+      </w:r>
+      <w:r>
+        <w:rPr>
+          <w:rFonts w:ascii="Times New Roman" w:hAnsi="Times New Roman" w:cs="Times New Roman"/>
+        </w:rPr>
+        <w:t xml:space="preserve">within populations </w:t>
+      </w:r>
+      <w:r>
+        <w:rPr>
+          <w:rFonts w:ascii="Times New Roman" w:hAnsi="Times New Roman" w:cs="Times New Roman"/>
+        </w:rPr>
+        <w:t xml:space="preserve">differ not only in trait values, but also in </w:t>
+      </w:r>
+      <w:r>
+        <w:rPr>
+          <w:rFonts w:ascii="Times New Roman" w:hAnsi="Times New Roman" w:cs="Times New Roman"/>
+        </w:rPr>
+        <w:t>their</w:t>
+      </w:r>
+      <w:r>
+        <w:rPr>
+          <w:rFonts w:ascii="Times New Roman" w:hAnsi="Times New Roman" w:cs="Times New Roman"/>
+        </w:rPr>
+        <w:t xml:space="preserve"> respon</w:t>
+      </w:r>
+      <w:r>
+        <w:rPr>
+          <w:rFonts w:ascii="Times New Roman" w:hAnsi="Times New Roman" w:cs="Times New Roman"/>
+        </w:rPr>
+        <w:t>se</w:t>
+      </w:r>
+      <w:r>
+        <w:rPr>
+          <w:rFonts w:ascii="Times New Roman" w:hAnsi="Times New Roman" w:cs="Times New Roman"/>
+        </w:rPr>
+        <w:t>s</w:t>
+      </w:r>
+      <w:r>
+        <w:rPr>
+          <w:rFonts w:ascii="Times New Roman" w:hAnsi="Times New Roman" w:cs="Times New Roman"/>
+        </w:rPr>
+        <w:t xml:space="preserve"> to temperature</w:t>
+      </w:r>
+      <w:r>
+        <w:rPr>
+          <w:rFonts w:ascii="Times New Roman" w:hAnsi="Times New Roman" w:cs="Times New Roman"/>
+        </w:rPr>
+        <w:t>,</w:t>
+      </w:r>
+      <w:r>
+        <w:rPr>
+          <w:rFonts w:ascii="Times New Roman" w:hAnsi="Times New Roman" w:cs="Times New Roman"/>
+        </w:rPr>
+        <w:t xml:space="preserve"> adding</w:t>
+      </w:r>
+      <w:r>
+        <w:rPr>
+          <w:rFonts w:ascii="Times New Roman" w:hAnsi="Times New Roman" w:cs="Times New Roman"/>
+        </w:rPr>
+        <w:t xml:space="preserve"> an additional dimension of variation that may contribute to </w:t>
+      </w:r>
+      <w:r>
+        <w:rPr>
+          <w:rFonts w:ascii="Times New Roman" w:hAnsi="Times New Roman" w:cs="Times New Roman"/>
+        </w:rPr>
+        <w:t xml:space="preserve">evolvability </w:t>
+      </w:r>
+      <w:r>
+        <w:rPr>
+          <w:rFonts w:ascii="Times New Roman" w:hAnsi="Times New Roman" w:cs="Times New Roman"/>
+        </w:rPr>
+        <w:t>(Kingsolver and Buckley 2017)</w:t>
+      </w:r>
+      <w:r>
+        <w:rPr>
+          <w:rFonts w:ascii="Times New Roman" w:hAnsi="Times New Roman" w:cs="Times New Roman"/>
+        </w:rPr>
+        <w:t>.</w:t>
+      </w:r>
+      <w:r>
+        <w:rPr>
+          <w:rFonts w:ascii="Times New Roman" w:hAnsi="Times New Roman" w:cs="Times New Roman"/>
+        </w:rPr>
+        <w:t xml:space="preserve"> </w:t>
+      </w:r>
+      <w:r>
+        <w:rPr>
+          <w:rFonts w:ascii="Times New Roman" w:hAnsi="Times New Roman" w:cs="Times New Roman"/>
+        </w:rPr>
+        <w:t xml:space="preserve">For example, Geerts et al. (2015) demonstrated that clonal lineages of the water flea </w:t>
+      </w:r>
+      <w:r>
+        <w:rPr>
+          <w:rFonts w:ascii="Times New Roman" w:hAnsi="Times New Roman" w:cs="Times New Roman"/>
+          <w:i/>
+          <w:iCs/>
+        </w:rPr>
+        <w:t xml:space="preserve">Daphnia </w:t>
+      </w:r>
+      <w:r>
+        <w:rPr>
+          <w:rFonts w:ascii="Times New Roman" w:hAnsi="Times New Roman" w:cs="Times New Roman"/>
+        </w:rPr>
+        <w:t>magna</w:t>
+      </w:r>
+      <w:r>
+        <w:rPr>
+          <w:rFonts w:ascii="Times New Roman" w:hAnsi="Times New Roman" w:cs="Times New Roman"/>
+        </w:rPr>
+        <w:t xml:space="preserve"> differed genetically in their thermal tolerance, and that tolerance increased rapidly in populations subjected to a sustained +4 °C warming treatment relative to ambient controls. Resurrection ecology further confirmed that the natural </w:t>
+      </w:r>
+      <w:r>
+        <w:rPr>
+          <w:rFonts w:ascii="Times New Roman" w:hAnsi="Times New Roman" w:cs="Times New Roman"/>
+          <w:i/>
+          <w:iCs/>
+        </w:rPr>
+        <w:t>Daphnia</w:t>
+      </w:r>
+      <w:r>
+        <w:rPr>
+          <w:rFonts w:ascii="Times New Roman" w:hAnsi="Times New Roman" w:cs="Times New Roman"/>
+        </w:rPr>
+        <w:t xml:space="preserve"> populations had already evolved higher thermal tolerance over just four decades of climate warming. This capacity for rapid genetic shifts in thermal response exemplifies that variation among individuals in how they respond to temperature can be critical for evolvability. </w:t>
+      </w:r>
+    </w:p>
+    <w:p>
+      <w:pPr>
+        <w:spacing w:after="0" w:line="480" w:lineRule="auto"/>
+        <w:ind w:firstLine="720"/>
+        <w:rPr>
+          <w:rFonts w:ascii="Times New Roman" w:hAnsi="Times New Roman" w:cs="Times New Roman"/>
+        </w:rPr>
+      </w:pPr>
+      <w:r>
+        <w:rPr>
+          <w:rFonts w:ascii="Times New Roman" w:hAnsi="Times New Roman" w:cs="Times New Roman"/>
+        </w:rPr>
+        <w:t>Selection for broader plastic potential as a response to changes in temperature may be stronger in some microclimates than others. This disparity in selection strength could drive heterogeneity in the width of temperature response within populations, depending on the temporal stability of</w:t>
+      </w:r>
+      <w:r>
+        <w:rPr>
+          <w:rFonts w:ascii="Times New Roman" w:hAnsi="Times New Roman" w:cs="Times New Roman"/>
+        </w:rPr>
+        <w:t>,</w:t>
+      </w:r>
+      <w:r>
+        <w:rPr>
+          <w:rFonts w:ascii="Times New Roman" w:hAnsi="Times New Roman" w:cs="Times New Roman"/>
+        </w:rPr>
+        <w:t xml:space="preserve"> and the extent of gene flow among</w:t>
+      </w:r>
+      <w:r>
+        <w:rPr>
+          <w:rFonts w:ascii="Times New Roman" w:hAnsi="Times New Roman" w:cs="Times New Roman"/>
+        </w:rPr>
+        <w:t>,</w:t>
+      </w:r>
+      <w:r>
+        <w:rPr>
+          <w:rFonts w:ascii="Times New Roman" w:hAnsi="Times New Roman" w:cs="Times New Roman"/>
+        </w:rPr>
+        <w:t xml:space="preserve"> microclim</w:t>
       </w:r>
       <w:commentRangeStart w:id="1"/>
       <w:r>
         <w:rPr>
           <w:rFonts w:ascii="Times New Roman" w:hAnsi="Times New Roman" w:cs="Times New Roman"/>
         </w:rPr>
-        <w:t xml:space="preserve">long been studied </w:t>
-      </w:r>
-      <w:r>
-        <w:rPr>
-          <w:rFonts w:ascii="Times New Roman" w:hAnsi="Times New Roman" w:cs="Times New Roman"/>
-        </w:rPr>
-        <w:t xml:space="preserve">across </w:t>
+        <w:t>at</w:t>
       </w:r>
       <w:commentRangeEnd w:id="1"/>
       <w:r>
@@ -745,109 +1002,26 @@
         <w:rPr>
           <w:rFonts w:ascii="Times New Roman" w:hAnsi="Times New Roman" w:cs="Times New Roman"/>
         </w:rPr>
-        <w:t>a broad range of</w:t>
-      </w:r>
-      <w:r>
-        <w:rPr>
-          <w:rFonts w:ascii="Times New Roman" w:hAnsi="Times New Roman" w:cs="Times New Roman"/>
-        </w:rPr>
-        <w:t xml:space="preserve"> </w:t>
-      </w:r>
-      <w:r>
-        <w:rPr>
-          <w:rFonts w:ascii="Times New Roman" w:hAnsi="Times New Roman" w:cs="Times New Roman"/>
-        </w:rPr>
-        <w:t>taxa but</w:t>
-      </w:r>
-      <w:r>
-        <w:rPr>
-          <w:rFonts w:ascii="Times New Roman" w:hAnsi="Times New Roman" w:cs="Times New Roman"/>
-        </w:rPr>
-        <w:t xml:space="preserve"> are often </w:t>
-      </w:r>
-      <w:r>
-        <w:rPr>
-          <w:rFonts w:ascii="Times New Roman" w:hAnsi="Times New Roman" w:cs="Times New Roman"/>
-        </w:rPr>
-        <w:t>considered as population means in ecology, or as single dimensional trait values among individuals</w:t>
-      </w:r>
-      <w:r>
-        <w:rPr>
-          <w:rFonts w:ascii="Times New Roman" w:hAnsi="Times New Roman" w:cs="Times New Roman"/>
-        </w:rPr>
-        <w:t xml:space="preserve"> within populations</w:t>
-      </w:r>
-      <w:r>
-        <w:rPr>
-          <w:rFonts w:ascii="Times New Roman" w:hAnsi="Times New Roman" w:cs="Times New Roman"/>
-        </w:rPr>
-        <w:t>.</w:t>
-      </w:r>
-      <w:r>
-        <w:rPr>
-          <w:rFonts w:ascii="Times New Roman" w:hAnsi="Times New Roman" w:cs="Times New Roman"/>
-        </w:rPr>
-        <w:t xml:space="preserve"> However,</w:t>
-      </w:r>
-      <w:r>
-        <w:rPr>
-          <w:rFonts w:ascii="Times New Roman" w:hAnsi="Times New Roman" w:cs="Times New Roman"/>
-        </w:rPr>
-        <w:t xml:space="preserve"> </w:t>
-      </w:r>
-      <w:r>
-        <w:rPr>
-          <w:rFonts w:ascii="Times New Roman" w:hAnsi="Times New Roman" w:cs="Times New Roman"/>
-        </w:rPr>
-        <w:t>i</w:t>
-      </w:r>
-      <w:r>
-        <w:rPr>
-          <w:rFonts w:ascii="Times New Roman" w:hAnsi="Times New Roman" w:cs="Times New Roman"/>
-        </w:rPr>
-        <w:t xml:space="preserve">ndividuals </w:t>
-      </w:r>
-      <w:r>
-        <w:rPr>
-          <w:rFonts w:ascii="Times New Roman" w:hAnsi="Times New Roman" w:cs="Times New Roman"/>
-        </w:rPr>
-        <w:t xml:space="preserve">within populations </w:t>
-      </w:r>
-      <w:r>
-        <w:rPr>
-          <w:rFonts w:ascii="Times New Roman" w:hAnsi="Times New Roman" w:cs="Times New Roman"/>
-        </w:rPr>
-        <w:t xml:space="preserve">differ not only in trait values, but also in </w:t>
-      </w:r>
-      <w:r>
-        <w:rPr>
-          <w:rFonts w:ascii="Times New Roman" w:hAnsi="Times New Roman" w:cs="Times New Roman"/>
-        </w:rPr>
-        <w:t>their</w:t>
-      </w:r>
-      <w:r>
-        <w:rPr>
-          <w:rFonts w:ascii="Times New Roman" w:hAnsi="Times New Roman" w:cs="Times New Roman"/>
-        </w:rPr>
-        <w:t xml:space="preserve"> respon</w:t>
-      </w:r>
-      <w:r>
-        <w:rPr>
-          <w:rFonts w:ascii="Times New Roman" w:hAnsi="Times New Roman" w:cs="Times New Roman"/>
-        </w:rPr>
-        <w:t>se</w:t>
-      </w:r>
-      <w:r>
-        <w:rPr>
-          <w:rFonts w:ascii="Times New Roman" w:hAnsi="Times New Roman" w:cs="Times New Roman"/>
-        </w:rPr>
-        <w:t>s</w:t>
-      </w:r>
-      <w:r>
-        <w:rPr>
-          <w:rFonts w:ascii="Times New Roman" w:hAnsi="Times New Roman" w:cs="Times New Roman"/>
-        </w:rPr>
-        <w:t xml:space="preserve"> to temperature</w:t>
+        <w:t xml:space="preserve">es. </w:t>
+      </w:r>
+      <w:r>
+        <w:rPr>
+          <w:rFonts w:ascii="Times New Roman" w:hAnsi="Times New Roman" w:cs="Times New Roman"/>
+        </w:rPr>
+        <w:t>S</w:t>
+      </w:r>
+      <w:r>
+        <w:rPr>
+          <w:rFonts w:ascii="Times New Roman" w:hAnsi="Times New Roman" w:cs="Times New Roman"/>
+        </w:rPr>
+        <w:t xml:space="preserve">tanding genetic variation is often structured across multiple spatial scales rather than forming a homogeneous </w:t>
+      </w:r>
+      <w:r>
+        <w:rPr>
+          <w:rFonts w:ascii="Times New Roman" w:hAnsi="Times New Roman" w:cs="Times New Roman"/>
+        </w:rPr>
+        <w:lastRenderedPageBreak/>
+        <w:t>pool (Bolnick et al.</w:t>
       </w:r>
       <w:r>
         <w:rPr>
@@ -859,63 +1033,32 @@
         <w:rPr>
           <w:rFonts w:ascii="Times New Roman" w:hAnsi="Times New Roman" w:cs="Times New Roman"/>
         </w:rPr>
-        <w:t xml:space="preserve"> adding</w:t>
-      </w:r>
-      <w:r>
-        <w:rPr>
-          <w:rFonts w:ascii="Times New Roman" w:hAnsi="Times New Roman" w:cs="Times New Roman"/>
-        </w:rPr>
-        <w:t xml:space="preserve"> an </w:t>
-      </w:r>
-      <w:r>
-        <w:rPr>
-          <w:rFonts w:ascii="Times New Roman" w:hAnsi="Times New Roman" w:cs="Times New Roman"/>
-        </w:rPr>
-        <w:lastRenderedPageBreak/>
-        <w:t>additional dimension of variation that may contribute to adaptive potential</w:t>
-      </w:r>
-      <w:r>
-        <w:rPr>
-          <w:rFonts w:ascii="Times New Roman" w:hAnsi="Times New Roman" w:cs="Times New Roman"/>
-        </w:rPr>
-        <w:t xml:space="preserve"> (Kingsolver and Buckley 2017)</w:t>
-      </w:r>
-      <w:r>
-        <w:rPr>
-          <w:rFonts w:ascii="Times New Roman" w:hAnsi="Times New Roman" w:cs="Times New Roman"/>
-        </w:rPr>
-        <w:t>.</w:t>
-      </w:r>
-      <w:r>
-        <w:rPr>
-          <w:rFonts w:ascii="Times New Roman" w:hAnsi="Times New Roman" w:cs="Times New Roman"/>
-        </w:rPr>
-        <w:t xml:space="preserve"> </w:t>
-      </w:r>
-      <w:r>
-        <w:rPr>
-          <w:rFonts w:ascii="Times New Roman" w:hAnsi="Times New Roman" w:cs="Times New Roman"/>
-        </w:rPr>
-        <w:t>It is this potential</w:t>
-      </w:r>
-      <w:r>
-        <w:rPr>
-          <w:rFonts w:ascii="Times New Roman" w:hAnsi="Times New Roman" w:cs="Times New Roman"/>
-        </w:rPr>
-        <w:t xml:space="preserve"> plasticity</w:t>
-      </w:r>
-      <w:r>
-        <w:rPr>
-          <w:rFonts w:ascii="Times New Roman" w:hAnsi="Times New Roman" w:cs="Times New Roman"/>
-        </w:rPr>
-        <w:t xml:space="preserve"> that may separate those who can and cannot </w:t>
+        <w:t xml:space="preserve"> 2011; Violle et al.</w:t>
+      </w:r>
+      <w:r>
+        <w:rPr>
+          <w:rFonts w:ascii="Times New Roman" w:hAnsi="Times New Roman" w:cs="Times New Roman"/>
+        </w:rPr>
+        <w:t>,</w:t>
+      </w:r>
+      <w:r>
+        <w:rPr>
+          <w:rFonts w:ascii="Times New Roman" w:hAnsi="Times New Roman" w:cs="Times New Roman"/>
+        </w:rPr>
+        <w:t xml:space="preserve"> 2012). This structure can manifest within individuals as </w:t>
+      </w:r>
+      <w:r>
+        <w:rPr>
+          <w:rFonts w:ascii="Times New Roman" w:hAnsi="Times New Roman" w:cs="Times New Roman"/>
+        </w:rPr>
+        <w:t>an acc</w:t>
       </w:r>
       <w:commentRangeStart w:id="2"/>
       <w:r>
         <w:rPr>
           <w:rFonts w:ascii="Times New Roman" w:hAnsi="Times New Roman" w:cs="Times New Roman"/>
         </w:rPr>
-        <w:t>adapt o</w:t>
+        <w:t>lim</w:t>
       </w:r>
       <w:commentRangeEnd w:id="2"/>
       <w:r>
@@ -931,13 +1074,237 @@
         <w:rPr>
           <w:rFonts w:ascii="Times New Roman" w:hAnsi="Times New Roman" w:cs="Times New Roman"/>
         </w:rPr>
-        <w:t xml:space="preserve">r </w:t>
-      </w:r>
-      <w:r>
-        <w:rPr>
-          <w:rFonts w:ascii="Times New Roman" w:hAnsi="Times New Roman" w:cs="Times New Roman"/>
-        </w:rPr>
-        <w:t xml:space="preserve">acclimate to new climatic conditions. </w:t>
+        <w:t xml:space="preserve">ation </w:t>
+      </w:r>
+      <w:r>
+        <w:rPr>
+          <w:rFonts w:ascii="Times New Roman" w:hAnsi="Times New Roman" w:cs="Times New Roman"/>
+        </w:rPr>
+        <w:t>response, among individuals within populations</w:t>
+      </w:r>
+      <w:r>
+        <w:rPr>
+          <w:rFonts w:ascii="Times New Roman" w:hAnsi="Times New Roman" w:cs="Times New Roman"/>
+        </w:rPr>
+        <w:t xml:space="preserve"> as an adaptive response</w:t>
+      </w:r>
+      <w:r>
+        <w:rPr>
+          <w:rFonts w:ascii="Times New Roman" w:hAnsi="Times New Roman" w:cs="Times New Roman"/>
+        </w:rPr>
+        <w:t>, and</w:t>
+      </w:r>
+      <w:r>
+        <w:rPr>
+          <w:rFonts w:ascii="Times New Roman" w:hAnsi="Times New Roman" w:cs="Times New Roman"/>
+        </w:rPr>
+        <w:t>/or</w:t>
+      </w:r>
+      <w:r>
+        <w:rPr>
+          <w:rFonts w:ascii="Times New Roman" w:hAnsi="Times New Roman" w:cs="Times New Roman"/>
+        </w:rPr>
+        <w:t xml:space="preserve"> among populations</w:t>
+      </w:r>
+      <w:r>
+        <w:rPr>
+          <w:rFonts w:ascii="Times New Roman" w:hAnsi="Times New Roman" w:cs="Times New Roman"/>
+        </w:rPr>
+        <w:t xml:space="preserve"> in a geographic mosaic of </w:t>
+      </w:r>
+      <w:commentRangeStart w:id="3"/>
+      <w:r>
+        <w:rPr>
+          <w:rFonts w:ascii="Times New Roman" w:hAnsi="Times New Roman" w:cs="Times New Roman"/>
+        </w:rPr>
+        <w:t>adaptive res</w:t>
+      </w:r>
+      <w:commentRangeEnd w:id="3"/>
+      <w:r>
+        <w:rPr>
+          <w:rStyle w:val="CommentReference"/>
+          <w:rFonts w:ascii="Times New Roman" w:hAnsi="Times New Roman" w:cs="Times New Roman"/>
+          <w:sz w:val="24"/>
+          <w:szCs w:val="24"/>
+        </w:rPr>
+        <w:commentReference w:id="3"/>
+      </w:r>
+      <w:r>
+        <w:rPr>
+          <w:rFonts w:ascii="Times New Roman" w:hAnsi="Times New Roman" w:cs="Times New Roman"/>
+        </w:rPr>
+        <w:t>ponses</w:t>
+      </w:r>
+      <w:r>
+        <w:rPr>
+          <w:rFonts w:ascii="Times New Roman" w:hAnsi="Times New Roman" w:cs="Times New Roman"/>
+        </w:rPr>
+        <w:t xml:space="preserve">. </w:t>
+      </w:r>
+      <w:commentRangeStart w:id="4"/>
+      <w:r>
+        <w:rPr>
+          <w:rFonts w:ascii="Times New Roman" w:hAnsi="Times New Roman" w:cs="Times New Roman"/>
+        </w:rPr>
+        <w:t>Th</w:t>
+      </w:r>
+      <w:commentRangeEnd w:id="4"/>
+      <w:r>
+        <w:rPr>
+          <w:rStyle w:val="CommentReference"/>
+          <w:rFonts w:ascii="Times New Roman" w:hAnsi="Times New Roman" w:cs="Times New Roman"/>
+          <w:sz w:val="24"/>
+          <w:szCs w:val="24"/>
+        </w:rPr>
+        <w:commentReference w:id="4"/>
+      </w:r>
+      <w:r>
+        <w:rPr>
+          <w:rFonts w:ascii="Times New Roman" w:hAnsi="Times New Roman" w:cs="Times New Roman"/>
+        </w:rPr>
+        <w:t>ese</w:t>
+      </w:r>
+      <w:r>
+        <w:rPr>
+          <w:rFonts w:ascii="Times New Roman" w:hAnsi="Times New Roman" w:cs="Times New Roman"/>
+        </w:rPr>
+        <w:t xml:space="preserve"> pattern</w:t>
+      </w:r>
+      <w:r>
+        <w:rPr>
+          <w:rFonts w:ascii="Times New Roman" w:hAnsi="Times New Roman" w:cs="Times New Roman"/>
+        </w:rPr>
+        <w:t xml:space="preserve">s </w:t>
+      </w:r>
+      <w:r>
+        <w:rPr>
+          <w:rFonts w:ascii="Times New Roman" w:hAnsi="Times New Roman" w:cs="Times New Roman"/>
+        </w:rPr>
+        <w:t>ha</w:t>
+      </w:r>
+      <w:r>
+        <w:rPr>
+          <w:rFonts w:ascii="Times New Roman" w:hAnsi="Times New Roman" w:cs="Times New Roman"/>
+        </w:rPr>
+        <w:t>ve</w:t>
+      </w:r>
+      <w:r>
+        <w:rPr>
+          <w:rFonts w:ascii="Times New Roman" w:hAnsi="Times New Roman" w:cs="Times New Roman"/>
+        </w:rPr>
+        <w:t xml:space="preserve"> been</w:t>
+      </w:r>
+      <w:r>
+        <w:rPr>
+          <w:rFonts w:ascii="Times New Roman" w:hAnsi="Times New Roman" w:cs="Times New Roman"/>
+        </w:rPr>
+        <w:t xml:space="preserve"> documented broadly across taxa and traits (Messier et al.</w:t>
+      </w:r>
+      <w:r>
+        <w:rPr>
+          <w:rFonts w:ascii="Times New Roman" w:hAnsi="Times New Roman" w:cs="Times New Roman"/>
+        </w:rPr>
+        <w:t>,</w:t>
+      </w:r>
+      <w:r>
+        <w:rPr>
+          <w:rFonts w:ascii="Times New Roman" w:hAnsi="Times New Roman" w:cs="Times New Roman"/>
+        </w:rPr>
+        <w:t xml:space="preserve"> 2010; Siefert et al.</w:t>
+      </w:r>
+      <w:r>
+        <w:rPr>
+          <w:rFonts w:ascii="Times New Roman" w:hAnsi="Times New Roman" w:cs="Times New Roman"/>
+        </w:rPr>
+        <w:t>,</w:t>
+      </w:r>
+      <w:r>
+        <w:rPr>
+          <w:rFonts w:ascii="Times New Roman" w:hAnsi="Times New Roman" w:cs="Times New Roman"/>
+        </w:rPr>
+        <w:t xml:space="preserve"> 2015). The structure of variation in temperature response is particularly consequential for </w:t>
+      </w:r>
+      <w:commentRangeStart w:id="5"/>
+      <w:r>
+        <w:rPr>
+          <w:rFonts w:ascii="Times New Roman" w:hAnsi="Times New Roman" w:cs="Times New Roman"/>
+        </w:rPr>
+        <w:t>adaptive potential</w:t>
+      </w:r>
+      <w:commentRangeEnd w:id="5"/>
+      <w:r>
+        <w:rPr>
+          <w:rStyle w:val="CommentReference"/>
+          <w:rFonts w:ascii="Times New Roman" w:hAnsi="Times New Roman" w:cs="Times New Roman"/>
+          <w:sz w:val="24"/>
+          <w:szCs w:val="24"/>
+        </w:rPr>
+        <w:commentReference w:id="5"/>
+      </w:r>
+      <w:r>
+        <w:rPr>
+          <w:rFonts w:ascii="Times New Roman" w:hAnsi="Times New Roman" w:cs="Times New Roman"/>
+        </w:rPr>
+        <w:t xml:space="preserve">, since the spatial scale at which variation resides shapes how effectively selection can </w:t>
+      </w:r>
+      <w:commentRangeStart w:id="6"/>
+      <w:r>
+        <w:rPr>
+          <w:rFonts w:ascii="Times New Roman" w:hAnsi="Times New Roman" w:cs="Times New Roman"/>
+        </w:rPr>
+        <w:t xml:space="preserve">drive rapid adaptation </w:t>
+      </w:r>
+      <w:commentRangeEnd w:id="6"/>
+      <w:r>
+        <w:rPr>
+          <w:rStyle w:val="CommentReference"/>
+          <w:rFonts w:ascii="Times New Roman" w:hAnsi="Times New Roman" w:cs="Times New Roman"/>
+          <w:sz w:val="24"/>
+          <w:szCs w:val="24"/>
+        </w:rPr>
+        <w:commentReference w:id="6"/>
+      </w:r>
+      <w:r>
+        <w:rPr>
+          <w:rFonts w:ascii="Times New Roman" w:hAnsi="Times New Roman" w:cs="Times New Roman"/>
+        </w:rPr>
+        <w:t>to environmental change (Baumann and Conover</w:t>
+      </w:r>
+      <w:r>
+        <w:rPr>
+          <w:rFonts w:ascii="Times New Roman" w:hAnsi="Times New Roman" w:cs="Times New Roman"/>
+        </w:rPr>
+        <w:t>,</w:t>
+      </w:r>
+      <w:r>
+        <w:rPr>
+          <w:rFonts w:ascii="Times New Roman" w:hAnsi="Times New Roman" w:cs="Times New Roman"/>
+        </w:rPr>
+        <w:t xml:space="preserve"> 2011; Buckley and Kingsolver</w:t>
+      </w:r>
+      <w:r>
+        <w:rPr>
+          <w:rFonts w:ascii="Times New Roman" w:hAnsi="Times New Roman" w:cs="Times New Roman"/>
+        </w:rPr>
+        <w:t>,</w:t>
+      </w:r>
+      <w:r>
+        <w:rPr>
+          <w:rFonts w:ascii="Times New Roman" w:hAnsi="Times New Roman" w:cs="Times New Roman"/>
+        </w:rPr>
+        <w:t xml:space="preserve"> 2021). In spatially structured populations, therefore, assessing adaptive potential requires understanding how variance in thermal </w:t>
+      </w:r>
+      <w:r>
+        <w:rPr>
+          <w:rFonts w:ascii="Times New Roman" w:hAnsi="Times New Roman" w:cs="Times New Roman"/>
+        </w:rPr>
+        <w:t>response</w:t>
+      </w:r>
+      <w:r>
+        <w:rPr>
+          <w:rFonts w:ascii="Times New Roman" w:hAnsi="Times New Roman" w:cs="Times New Roman"/>
+        </w:rPr>
+        <w:t xml:space="preserve"> is partitioned across these hierarchical levels.</w:t>
       </w:r>
     </w:p>
     <w:p>
@@ -952,40 +1319,238 @@
         <w:rPr>
           <w:rFonts w:ascii="Times New Roman" w:hAnsi="Times New Roman" w:cs="Times New Roman"/>
         </w:rPr>
-        <w:t>Selection for broader plastic potential as a response to changes in temperature may be stronger in some microclimates than others. This disparity in selection strength could drive heterogeneity in the width of temperature response within populations, depending on the temporal stability of</w:t>
-      </w:r>
-      <w:r>
-        <w:rPr>
-          <w:rFonts w:ascii="Times New Roman" w:hAnsi="Times New Roman" w:cs="Times New Roman"/>
-        </w:rPr>
-        <w:t>,</w:t>
-      </w:r>
-      <w:r>
-        <w:rPr>
-          <w:rFonts w:ascii="Times New Roman" w:hAnsi="Times New Roman" w:cs="Times New Roman"/>
-        </w:rPr>
-        <w:t xml:space="preserve"> and the extent of gene flow among</w:t>
-      </w:r>
-      <w:r>
-        <w:rPr>
-          <w:rFonts w:ascii="Times New Roman" w:hAnsi="Times New Roman" w:cs="Times New Roman"/>
-        </w:rPr>
-        <w:t>,</w:t>
-      </w:r>
-      <w:r>
-        <w:rPr>
-          <w:rFonts w:ascii="Times New Roman" w:hAnsi="Times New Roman" w:cs="Times New Roman"/>
-        </w:rPr>
-        <w:t xml:space="preserve"> microclim</w:t>
-      </w:r>
-      <w:commentRangeStart w:id="3"/>
-      <w:r>
-        <w:rPr>
-          <w:rFonts w:ascii="Times New Roman" w:hAnsi="Times New Roman" w:cs="Times New Roman"/>
-        </w:rPr>
-        <w:t>at</w:t>
-      </w:r>
-      <w:commentRangeEnd w:id="3"/>
+        <w:t xml:space="preserve">One such spatially hierarchical system is the water-filled leaves of the carnivorous Purple Pitcher Plant, </w:t>
+      </w:r>
+      <w:r>
+        <w:rPr>
+          <w:rFonts w:ascii="Times New Roman" w:hAnsi="Times New Roman" w:cs="Times New Roman"/>
+          <w:i/>
+          <w:iCs/>
+        </w:rPr>
+        <w:t>Sarracenia purpurea</w:t>
+      </w:r>
+      <w:r>
+        <w:rPr>
+          <w:rFonts w:ascii="Times New Roman" w:hAnsi="Times New Roman" w:cs="Times New Roman"/>
+        </w:rPr>
+        <w:t>. This phytotelmic habitat is home to many species spanning multiple trophic levels.</w:t>
+      </w:r>
+      <w:r>
+        <w:rPr>
+          <w:rFonts w:ascii="Times New Roman" w:hAnsi="Times New Roman" w:cs="Times New Roman"/>
+        </w:rPr>
+        <w:t xml:space="preserve"> As each new leaf opens, </w:t>
+      </w:r>
+      <w:r>
+        <w:rPr>
+          <w:rFonts w:ascii="Times New Roman" w:hAnsi="Times New Roman" w:cs="Times New Roman"/>
+        </w:rPr>
+        <w:t>microbial decomposers</w:t>
+      </w:r>
+      <w:r>
+        <w:rPr>
+          <w:rFonts w:ascii="Times New Roman" w:hAnsi="Times New Roman" w:cs="Times New Roman"/>
+        </w:rPr>
+        <w:t xml:space="preserve"> (</w:t>
+      </w:r>
+      <w:r>
+        <w:rPr>
+          <w:rFonts w:ascii="Times New Roman" w:hAnsi="Times New Roman" w:cs="Times New Roman"/>
+        </w:rPr>
+        <w:t>bacteria and single-celled yeasts</w:t>
+      </w:r>
+      <w:r>
+        <w:rPr>
+          <w:rFonts w:ascii="Times New Roman" w:hAnsi="Times New Roman" w:cs="Times New Roman"/>
+        </w:rPr>
+        <w:t xml:space="preserve">) </w:t>
+      </w:r>
+      <w:r>
+        <w:rPr>
+          <w:rFonts w:ascii="Times New Roman" w:hAnsi="Times New Roman" w:cs="Times New Roman"/>
+        </w:rPr>
+        <w:t xml:space="preserve">break down and consume </w:t>
+      </w:r>
+      <w:r>
+        <w:rPr>
+          <w:rFonts w:ascii="Times New Roman" w:hAnsi="Times New Roman" w:cs="Times New Roman"/>
+        </w:rPr>
+        <w:t xml:space="preserve">the plant’s </w:t>
+      </w:r>
+      <w:r>
+        <w:rPr>
+          <w:rFonts w:ascii="Times New Roman" w:hAnsi="Times New Roman" w:cs="Times New Roman"/>
+        </w:rPr>
+        <w:t>prey</w:t>
+      </w:r>
+      <w:r>
+        <w:rPr>
+          <w:rFonts w:ascii="Times New Roman" w:hAnsi="Times New Roman" w:cs="Times New Roman"/>
+        </w:rPr>
+        <w:t xml:space="preserve"> (</w:t>
+      </w:r>
+      <w:r>
+        <w:rPr>
+          <w:rFonts w:ascii="Times New Roman" w:hAnsi="Times New Roman" w:cs="Times New Roman"/>
+        </w:rPr>
+        <w:t>insects, primarily ants</w:t>
+      </w:r>
+      <w:r>
+        <w:rPr>
+          <w:rFonts w:ascii="Times New Roman" w:hAnsi="Times New Roman" w:cs="Times New Roman"/>
+        </w:rPr>
+        <w:t xml:space="preserve">) </w:t>
+      </w:r>
+      <w:r>
+        <w:rPr>
+          <w:rFonts w:ascii="Times New Roman" w:hAnsi="Times New Roman" w:cs="Times New Roman"/>
+        </w:rPr>
+        <w:t>that drown in the rainwater collect</w:t>
+      </w:r>
+      <w:r>
+        <w:rPr>
+          <w:rFonts w:ascii="Times New Roman" w:hAnsi="Times New Roman" w:cs="Times New Roman"/>
+        </w:rPr>
+        <w:t>ed</w:t>
+      </w:r>
+      <w:r>
+        <w:rPr>
+          <w:rFonts w:ascii="Times New Roman" w:hAnsi="Times New Roman" w:cs="Times New Roman"/>
+        </w:rPr>
+        <w:t xml:space="preserve"> inside the leaf</w:t>
+      </w:r>
+      <w:r>
+        <w:rPr>
+          <w:rFonts w:ascii="Times New Roman" w:hAnsi="Times New Roman" w:cs="Times New Roman"/>
+        </w:rPr>
+        <w:t xml:space="preserve"> (Miller et al., 2018)</w:t>
+      </w:r>
+      <w:r>
+        <w:rPr>
+          <w:rFonts w:ascii="Times New Roman" w:hAnsi="Times New Roman" w:cs="Times New Roman"/>
+        </w:rPr>
+        <w:t xml:space="preserve">. </w:t>
+      </w:r>
+      <w:r>
+        <w:rPr>
+          <w:rFonts w:ascii="Times New Roman" w:hAnsi="Times New Roman" w:cs="Times New Roman"/>
+        </w:rPr>
+        <w:t>M</w:t>
+      </w:r>
+      <w:r>
+        <w:rPr>
+          <w:rFonts w:ascii="Times New Roman" w:hAnsi="Times New Roman" w:cs="Times New Roman"/>
+        </w:rPr>
+        <w:t xml:space="preserve">ore than a dozen species of ciliates, flagellates, amoebae, and rotifers </w:t>
+      </w:r>
+      <w:r>
+        <w:rPr>
+          <w:rFonts w:ascii="Times New Roman" w:hAnsi="Times New Roman" w:cs="Times New Roman"/>
+        </w:rPr>
+        <w:t xml:space="preserve">arrive to graze on </w:t>
+      </w:r>
+      <w:r>
+        <w:rPr>
+          <w:rFonts w:ascii="Times New Roman" w:hAnsi="Times New Roman" w:cs="Times New Roman"/>
+        </w:rPr>
+        <w:t xml:space="preserve">the </w:t>
+      </w:r>
+      <w:r>
+        <w:rPr>
+          <w:rFonts w:ascii="Times New Roman" w:hAnsi="Times New Roman" w:cs="Times New Roman"/>
+        </w:rPr>
+        <w:t xml:space="preserve">bacterial community, and these bacterivores </w:t>
+      </w:r>
+      <w:r>
+        <w:rPr>
+          <w:rFonts w:ascii="Times New Roman" w:hAnsi="Times New Roman" w:cs="Times New Roman"/>
+        </w:rPr>
+        <w:t xml:space="preserve">are in turn predated by the larvae of </w:t>
+      </w:r>
+      <w:r>
+        <w:rPr>
+          <w:rFonts w:ascii="Times New Roman" w:hAnsi="Times New Roman" w:cs="Times New Roman"/>
+        </w:rPr>
+        <w:t xml:space="preserve">specialist </w:t>
+      </w:r>
+      <w:r>
+        <w:rPr>
+          <w:rFonts w:ascii="Times New Roman" w:hAnsi="Times New Roman" w:cs="Times New Roman"/>
+        </w:rPr>
+        <w:t>mosquito</w:t>
+      </w:r>
+      <w:r>
+        <w:rPr>
+          <w:rFonts w:ascii="Times New Roman" w:hAnsi="Times New Roman" w:cs="Times New Roman"/>
+        </w:rPr>
+        <w:t>e</w:t>
+      </w:r>
+      <w:r>
+        <w:rPr>
+          <w:rFonts w:ascii="Times New Roman" w:hAnsi="Times New Roman" w:cs="Times New Roman"/>
+        </w:rPr>
+        <w:t>s (</w:t>
+      </w:r>
+      <w:r>
+        <w:rPr>
+          <w:rFonts w:ascii="Times New Roman" w:hAnsi="Times New Roman" w:cs="Times New Roman"/>
+          <w:i/>
+          <w:iCs/>
+        </w:rPr>
+        <w:t xml:space="preserve">Wyeomyia </w:t>
+      </w:r>
+      <w:r>
+        <w:rPr>
+          <w:rFonts w:ascii="Times New Roman" w:hAnsi="Times New Roman" w:cs="Times New Roman"/>
+          <w:i/>
+          <w:iCs/>
+        </w:rPr>
+        <w:t>smithii</w:t>
+      </w:r>
+      <w:r>
+        <w:rPr>
+          <w:rFonts w:ascii="Times New Roman" w:hAnsi="Times New Roman" w:cs="Times New Roman"/>
+        </w:rPr>
+        <w:t>).</w:t>
+      </w:r>
+      <w:r>
+        <w:rPr>
+          <w:rFonts w:ascii="Times New Roman" w:hAnsi="Times New Roman" w:cs="Times New Roman"/>
+        </w:rPr>
+        <w:t xml:space="preserve"> </w:t>
+      </w:r>
+      <w:r>
+        <w:rPr>
+          <w:rFonts w:ascii="Times New Roman" w:hAnsi="Times New Roman" w:cs="Times New Roman"/>
+        </w:rPr>
+        <w:t xml:space="preserve">The successional dynamics of this </w:t>
+      </w:r>
+      <w:r>
+        <w:rPr>
+          <w:rFonts w:ascii="Times New Roman" w:hAnsi="Times New Roman" w:cs="Times New Roman"/>
+        </w:rPr>
+        <w:t xml:space="preserve">inquiline </w:t>
+      </w:r>
+      <w:r>
+        <w:rPr>
+          <w:rFonts w:ascii="Times New Roman" w:hAnsi="Times New Roman" w:cs="Times New Roman"/>
+        </w:rPr>
+        <w:t>community are well documented</w:t>
+      </w:r>
+      <w:r>
+        <w:rPr>
+          <w:rFonts w:ascii="Times New Roman" w:hAnsi="Times New Roman" w:cs="Times New Roman"/>
+        </w:rPr>
+        <w:t xml:space="preserve"> (</w:t>
+      </w:r>
+      <w:commentRangeStart w:id="7"/>
+      <w:r>
+        <w:rPr>
+          <w:rFonts w:ascii="Times New Roman" w:hAnsi="Times New Roman" w:cs="Times New Roman"/>
+        </w:rPr>
+        <w:t xml:space="preserve">Fish and </w:t>
+      </w:r>
+      <w:commentRangeEnd w:id="7"/>
       <w:r>
         <w:rPr>
           <w:rStyle w:val="CommentReference"/>
@@ -993,40 +1558,452 @@
           <w:sz w:val="24"/>
           <w:szCs w:val="24"/>
         </w:rPr>
-        <w:commentReference w:id="3"/>
-      </w:r>
-      <w:r>
-        <w:rPr>
-          <w:rFonts w:ascii="Times New Roman" w:hAnsi="Times New Roman" w:cs="Times New Roman"/>
-        </w:rPr>
-        <w:t xml:space="preserve">es. </w:t>
-      </w:r>
-      <w:r>
-        <w:rPr>
-          <w:rFonts w:ascii="Times New Roman" w:hAnsi="Times New Roman" w:cs="Times New Roman"/>
-        </w:rPr>
-        <w:t>S</w:t>
-      </w:r>
-      <w:r>
-        <w:rPr>
-          <w:rFonts w:ascii="Times New Roman" w:hAnsi="Times New Roman" w:cs="Times New Roman"/>
-        </w:rPr>
-        <w:t xml:space="preserve">tanding genetic variation is often structured across multiple spatial scales rather than forming a homogeneous pool (Bolnick et al. 2011; Violle et al. 2012). This structure can manifest within individuals as </w:t>
-      </w:r>
-      <w:r>
-        <w:rPr>
-          <w:rFonts w:ascii="Times New Roman" w:hAnsi="Times New Roman" w:cs="Times New Roman"/>
-        </w:rPr>
-        <w:t>an acc</w:t>
-      </w:r>
-      <w:commentRangeStart w:id="4"/>
-      <w:r>
-        <w:rPr>
-          <w:rFonts w:ascii="Times New Roman" w:hAnsi="Times New Roman" w:cs="Times New Roman"/>
-        </w:rPr>
-        <w:t>lim</w:t>
-      </w:r>
-      <w:commentRangeEnd w:id="4"/>
+        <w:commentReference w:id="7"/>
+      </w:r>
+      <w:r>
+        <w:rPr>
+          <w:rFonts w:ascii="Times New Roman" w:hAnsi="Times New Roman" w:cs="Times New Roman"/>
+        </w:rPr>
+        <w:t xml:space="preserve">Hall, 1978; Miller and terHorst, 2012; </w:t>
+      </w:r>
+      <w:r>
+        <w:rPr>
+          <w:rFonts w:ascii="Times New Roman" w:hAnsi="Times New Roman" w:cs="Times New Roman"/>
+        </w:rPr>
+        <w:t>Cuellar-Gempeler</w:t>
+      </w:r>
+      <w:r>
+        <w:rPr>
+          <w:rFonts w:ascii="Times New Roman" w:hAnsi="Times New Roman" w:cs="Times New Roman"/>
+        </w:rPr>
+        <w:t xml:space="preserve"> et al., 2025)</w:t>
+      </w:r>
+      <w:r>
+        <w:rPr>
+          <w:rFonts w:ascii="Times New Roman" w:hAnsi="Times New Roman" w:cs="Times New Roman"/>
+        </w:rPr>
+        <w:t>, but the effect</w:t>
+      </w:r>
+      <w:r>
+        <w:rPr>
+          <w:rFonts w:ascii="Times New Roman" w:hAnsi="Times New Roman" w:cs="Times New Roman"/>
+        </w:rPr>
+        <w:t>s</w:t>
+      </w:r>
+      <w:r>
+        <w:rPr>
+          <w:rFonts w:ascii="Times New Roman" w:hAnsi="Times New Roman" w:cs="Times New Roman"/>
+        </w:rPr>
+        <w:t xml:space="preserve"> of climate change on its ecology </w:t>
+      </w:r>
+      <w:r>
+        <w:rPr>
+          <w:rFonts w:ascii="Times New Roman" w:hAnsi="Times New Roman" w:cs="Times New Roman"/>
+        </w:rPr>
+        <w:t>are</w:t>
+      </w:r>
+      <w:r>
+        <w:rPr>
+          <w:rFonts w:ascii="Times New Roman" w:hAnsi="Times New Roman" w:cs="Times New Roman"/>
+        </w:rPr>
+        <w:t xml:space="preserve"> less understood</w:t>
+      </w:r>
+      <w:r>
+        <w:rPr>
+          <w:rFonts w:ascii="Times New Roman" w:hAnsi="Times New Roman" w:cs="Times New Roman"/>
+        </w:rPr>
+        <w:t xml:space="preserve"> (Miller et al., 2018)</w:t>
+      </w:r>
+      <w:r>
+        <w:rPr>
+          <w:rFonts w:ascii="Times New Roman" w:hAnsi="Times New Roman" w:cs="Times New Roman"/>
+        </w:rPr>
+        <w:t xml:space="preserve">. </w:t>
+      </w:r>
+      <w:r>
+        <w:rPr>
+          <w:rFonts w:ascii="Times New Roman" w:hAnsi="Times New Roman" w:cs="Times New Roman"/>
+        </w:rPr>
+        <w:t xml:space="preserve">The </w:t>
+      </w:r>
+      <w:r>
+        <w:rPr>
+          <w:rFonts w:ascii="Times New Roman" w:hAnsi="Times New Roman" w:cs="Times New Roman"/>
+        </w:rPr>
+        <w:t xml:space="preserve">range of the </w:t>
+      </w:r>
+      <w:r>
+        <w:rPr>
+          <w:rFonts w:ascii="Times New Roman" w:hAnsi="Times New Roman" w:cs="Times New Roman"/>
+        </w:rPr>
+        <w:t xml:space="preserve">host plant, </w:t>
+      </w:r>
+      <w:r>
+        <w:rPr>
+          <w:rFonts w:ascii="Times New Roman" w:hAnsi="Times New Roman" w:cs="Times New Roman"/>
+          <w:i/>
+          <w:iCs/>
+        </w:rPr>
+        <w:t>S. purpurea</w:t>
+      </w:r>
+      <w:r>
+        <w:rPr>
+          <w:rFonts w:ascii="Times New Roman" w:hAnsi="Times New Roman" w:cs="Times New Roman"/>
+        </w:rPr>
+        <w:t xml:space="preserve">, </w:t>
+      </w:r>
+      <w:r>
+        <w:rPr>
+          <w:rFonts w:ascii="Times New Roman" w:hAnsi="Times New Roman" w:cs="Times New Roman"/>
+        </w:rPr>
+        <w:t>spans broadly across eastern North America</w:t>
+      </w:r>
+      <w:r>
+        <w:rPr>
+          <w:rFonts w:ascii="Times New Roman" w:hAnsi="Times New Roman" w:cs="Times New Roman"/>
+        </w:rPr>
+        <w:t>:</w:t>
+      </w:r>
+      <w:r>
+        <w:rPr>
+          <w:rFonts w:ascii="Times New Roman" w:hAnsi="Times New Roman" w:cs="Times New Roman"/>
+        </w:rPr>
+        <w:t xml:space="preserve"> from</w:t>
+      </w:r>
+      <w:r>
+        <w:rPr>
+          <w:rFonts w:ascii="Times New Roman" w:hAnsi="Times New Roman" w:cs="Times New Roman"/>
+        </w:rPr>
+        <w:t xml:space="preserve"> Florida, to Newfoundland, </w:t>
+      </w:r>
+      <w:r>
+        <w:rPr>
+          <w:rFonts w:ascii="Times New Roman" w:hAnsi="Times New Roman" w:cs="Times New Roman"/>
+        </w:rPr>
+        <w:t xml:space="preserve">to </w:t>
+      </w:r>
+      <w:r>
+        <w:rPr>
+          <w:rFonts w:ascii="Times New Roman" w:hAnsi="Times New Roman" w:cs="Times New Roman"/>
+        </w:rPr>
+        <w:t>Saskatchewan.</w:t>
+      </w:r>
+      <w:r>
+        <w:rPr>
+          <w:rFonts w:ascii="Times New Roman" w:hAnsi="Times New Roman" w:cs="Times New Roman"/>
+        </w:rPr>
+        <w:t xml:space="preserve"> The southern edge of its range includes populations in the Apalachicola National Forest in Northern Florida. Apalachicola National Forest is expected to experience a </w:t>
+      </w:r>
+      <w:r>
+        <w:rPr>
+          <w:rFonts w:ascii="Times New Roman" w:hAnsi="Times New Roman" w:cs="Times New Roman"/>
+        </w:rPr>
+        <w:t>3</w:t>
+      </w:r>
+      <w:r>
+        <w:rPr>
+          <w:rFonts w:ascii="Times New Roman" w:hAnsi="Times New Roman" w:cs="Times New Roman"/>
+        </w:rPr>
+        <w:t>–</w:t>
+      </w:r>
+      <w:r>
+        <w:rPr>
+          <w:rFonts w:ascii="Times New Roman" w:hAnsi="Times New Roman" w:cs="Times New Roman"/>
+        </w:rPr>
+        <w:t>6</w:t>
+      </w:r>
+      <w:r>
+        <w:rPr>
+          <w:rFonts w:ascii="Times New Roman" w:hAnsi="Times New Roman" w:cs="Times New Roman"/>
+        </w:rPr>
+        <w:t xml:space="preserve"> °C increase in average temperatures by the year 2100 (</w:t>
+      </w:r>
+      <w:r>
+        <w:rPr>
+          <w:rFonts w:ascii="Times New Roman" w:hAnsi="Times New Roman" w:cs="Times New Roman"/>
+        </w:rPr>
+        <w:t>Runkle et al.</w:t>
+      </w:r>
+      <w:r>
+        <w:rPr>
+          <w:rFonts w:ascii="Times New Roman" w:hAnsi="Times New Roman" w:cs="Times New Roman"/>
+        </w:rPr>
+        <w:t>,</w:t>
+      </w:r>
+      <w:r>
+        <w:rPr>
+          <w:rFonts w:ascii="Times New Roman" w:hAnsi="Times New Roman" w:cs="Times New Roman"/>
+        </w:rPr>
+        <w:t xml:space="preserve"> 2022</w:t>
+      </w:r>
+      <w:r>
+        <w:rPr>
+          <w:rFonts w:ascii="Times New Roman" w:hAnsi="Times New Roman" w:cs="Times New Roman"/>
+        </w:rPr>
+        <w:t xml:space="preserve">). Populations of </w:t>
+      </w:r>
+      <w:r>
+        <w:rPr>
+          <w:rFonts w:ascii="Times New Roman" w:hAnsi="Times New Roman" w:cs="Times New Roman"/>
+          <w:i/>
+          <w:iCs/>
+        </w:rPr>
+        <w:t xml:space="preserve">S. </w:t>
+      </w:r>
+      <w:r>
+        <w:rPr>
+          <w:rFonts w:ascii="Times New Roman" w:hAnsi="Times New Roman" w:cs="Times New Roman"/>
+          <w:i/>
+          <w:iCs/>
+        </w:rPr>
+        <w:t>purpurea</w:t>
+      </w:r>
+      <w:r>
+        <w:rPr>
+          <w:rFonts w:ascii="Times New Roman" w:hAnsi="Times New Roman" w:cs="Times New Roman"/>
+        </w:rPr>
+        <w:t xml:space="preserve"> </w:t>
+      </w:r>
+      <w:r>
+        <w:rPr>
+          <w:rFonts w:ascii="Times New Roman" w:hAnsi="Times New Roman" w:cs="Times New Roman"/>
+        </w:rPr>
+        <w:t xml:space="preserve">in </w:t>
+      </w:r>
+      <w:r>
+        <w:rPr>
+          <w:rFonts w:ascii="Times New Roman" w:hAnsi="Times New Roman" w:cs="Times New Roman"/>
+        </w:rPr>
+        <w:t xml:space="preserve">the </w:t>
+      </w:r>
+      <w:r>
+        <w:rPr>
+          <w:rFonts w:ascii="Times New Roman" w:hAnsi="Times New Roman" w:cs="Times New Roman"/>
+        </w:rPr>
+        <w:lastRenderedPageBreak/>
+        <w:t xml:space="preserve">Apalachicola </w:t>
+      </w:r>
+      <w:r>
+        <w:rPr>
+          <w:rFonts w:ascii="Times New Roman" w:hAnsi="Times New Roman" w:cs="Times New Roman"/>
+        </w:rPr>
+        <w:t xml:space="preserve">National Forest </w:t>
+      </w:r>
+      <w:r>
+        <w:rPr>
+          <w:rFonts w:ascii="Times New Roman" w:hAnsi="Times New Roman" w:cs="Times New Roman"/>
+        </w:rPr>
+        <w:t>are particularly vulnerable to extirpation (NatureServe</w:t>
+      </w:r>
+      <w:r>
+        <w:rPr>
+          <w:rFonts w:ascii="Times New Roman" w:hAnsi="Times New Roman" w:cs="Times New Roman"/>
+        </w:rPr>
+        <w:t>,</w:t>
+      </w:r>
+      <w:r>
+        <w:rPr>
+          <w:rFonts w:ascii="Times New Roman" w:hAnsi="Times New Roman" w:cs="Times New Roman"/>
+        </w:rPr>
+        <w:t xml:space="preserve"> 2025), not only through direct human activity (Gotelli and Ellison, 2002) but also due to climate-driven disturbances (Abbott and Battaglia, 2015; Brown et al</w:t>
+      </w:r>
+      <w:r>
+        <w:rPr>
+          <w:rFonts w:ascii="Times New Roman" w:hAnsi="Times New Roman" w:cs="Times New Roman"/>
+        </w:rPr>
+        <w:t>.</w:t>
+      </w:r>
+      <w:r>
+        <w:rPr>
+          <w:rFonts w:ascii="Times New Roman" w:hAnsi="Times New Roman" w:cs="Times New Roman"/>
+        </w:rPr>
+        <w:t>, 2025).</w:t>
+      </w:r>
+      <w:r>
+        <w:rPr>
+          <w:rFonts w:ascii="Times New Roman" w:hAnsi="Times New Roman" w:cs="Times New Roman"/>
+        </w:rPr>
+        <w:t xml:space="preserve"> </w:t>
+      </w:r>
+    </w:p>
+    <w:p>
+      <w:pPr>
+        <w:spacing w:after="0" w:line="480" w:lineRule="auto"/>
+        <w:ind w:firstLine="720"/>
+        <w:rPr>
+          <w:rFonts w:ascii="Times New Roman" w:hAnsi="Times New Roman" w:cs="Times New Roman"/>
+        </w:rPr>
+      </w:pPr>
+      <w:r>
+        <w:rPr>
+          <w:rFonts w:ascii="Times New Roman" w:hAnsi="Times New Roman" w:cs="Times New Roman"/>
+        </w:rPr>
+        <w:t>Although</w:t>
+      </w:r>
+      <w:r>
+        <w:rPr>
+          <w:rFonts w:ascii="Times New Roman" w:hAnsi="Times New Roman" w:cs="Times New Roman"/>
+        </w:rPr>
+        <w:t xml:space="preserve"> the threats to </w:t>
+      </w:r>
+      <w:r>
+        <w:rPr>
+          <w:rFonts w:ascii="Times New Roman" w:hAnsi="Times New Roman" w:cs="Times New Roman"/>
+          <w:i/>
+          <w:iCs/>
+        </w:rPr>
+        <w:t xml:space="preserve">S. </w:t>
+      </w:r>
+      <w:r>
+        <w:rPr>
+          <w:rFonts w:ascii="Times New Roman" w:hAnsi="Times New Roman" w:cs="Times New Roman"/>
+          <w:i/>
+          <w:iCs/>
+        </w:rPr>
+        <w:t>purpurea</w:t>
+      </w:r>
+      <w:r>
+        <w:rPr>
+          <w:rFonts w:ascii="Times New Roman" w:hAnsi="Times New Roman" w:cs="Times New Roman"/>
+        </w:rPr>
+        <w:t xml:space="preserve"> populations are </w:t>
+      </w:r>
+      <w:r>
+        <w:rPr>
+          <w:rFonts w:ascii="Times New Roman" w:hAnsi="Times New Roman" w:cs="Times New Roman"/>
+        </w:rPr>
+        <w:t>well</w:t>
+      </w:r>
+      <w:r>
+        <w:rPr>
+          <w:rFonts w:ascii="Times New Roman" w:hAnsi="Times New Roman" w:cs="Times New Roman"/>
+        </w:rPr>
+        <w:t>-documented</w:t>
+      </w:r>
+      <w:r>
+        <w:rPr>
+          <w:rFonts w:ascii="Times New Roman" w:hAnsi="Times New Roman" w:cs="Times New Roman"/>
+          <w:i/>
+          <w:iCs/>
+        </w:rPr>
+        <w:t>,</w:t>
+      </w:r>
+      <w:r>
+        <w:rPr>
+          <w:rFonts w:ascii="Times New Roman" w:hAnsi="Times New Roman" w:cs="Times New Roman"/>
+        </w:rPr>
+        <w:t xml:space="preserve"> efforts to study the effect of climate change on the inquiline community</w:t>
+      </w:r>
+      <w:r>
+        <w:rPr>
+          <w:rFonts w:ascii="Times New Roman" w:hAnsi="Times New Roman" w:cs="Times New Roman"/>
+        </w:rPr>
+        <w:t xml:space="preserve"> </w:t>
+      </w:r>
+      <w:r>
+        <w:rPr>
+          <w:rFonts w:ascii="Times New Roman" w:hAnsi="Times New Roman" w:cs="Times New Roman"/>
+        </w:rPr>
+        <w:t xml:space="preserve">focus almost exclusively on the mosquito </w:t>
+      </w:r>
+      <w:r>
+        <w:rPr>
+          <w:rFonts w:ascii="Times New Roman" w:hAnsi="Times New Roman" w:cs="Times New Roman"/>
+          <w:i/>
+          <w:iCs/>
+        </w:rPr>
+        <w:t>Wyeomyia smithii.</w:t>
+      </w:r>
+      <w:r>
+        <w:rPr>
+          <w:rFonts w:ascii="Times New Roman" w:hAnsi="Times New Roman" w:cs="Times New Roman"/>
+        </w:rPr>
+        <w:t xml:space="preserve"> Bradshaw and Holzapfel (2000) were among the </w:t>
+      </w:r>
+      <w:r>
+        <w:rPr>
+          <w:rFonts w:ascii="Times New Roman" w:hAnsi="Times New Roman" w:cs="Times New Roman"/>
+        </w:rPr>
+        <w:t xml:space="preserve">very </w:t>
+      </w:r>
+      <w:r>
+        <w:rPr>
+          <w:rFonts w:ascii="Times New Roman" w:hAnsi="Times New Roman" w:cs="Times New Roman"/>
+        </w:rPr>
+        <w:t xml:space="preserve">first to demonstrate </w:t>
+      </w:r>
+      <w:r>
+        <w:rPr>
+          <w:rFonts w:ascii="Times New Roman" w:hAnsi="Times New Roman" w:cs="Times New Roman"/>
+        </w:rPr>
+        <w:t>an</w:t>
+      </w:r>
+      <w:r>
+        <w:rPr>
+          <w:rFonts w:ascii="Times New Roman" w:hAnsi="Times New Roman" w:cs="Times New Roman"/>
+        </w:rPr>
+        <w:t xml:space="preserve"> evolutionary response driven by rapid climate change, wherein </w:t>
+      </w:r>
+      <w:r>
+        <w:rPr>
+          <w:rFonts w:ascii="Times New Roman" w:hAnsi="Times New Roman" w:cs="Times New Roman"/>
+          <w:i/>
+          <w:iCs/>
+        </w:rPr>
+        <w:t>W. smithii</w:t>
+      </w:r>
+      <w:r>
+        <w:rPr>
+          <w:rFonts w:ascii="Times New Roman" w:hAnsi="Times New Roman" w:cs="Times New Roman"/>
+        </w:rPr>
+        <w:t xml:space="preserve"> populations </w:t>
+      </w:r>
+      <w:r>
+        <w:rPr>
+          <w:rFonts w:ascii="Times New Roman" w:hAnsi="Times New Roman" w:cs="Times New Roman"/>
+        </w:rPr>
+        <w:t xml:space="preserve">in warmer springs and summers </w:t>
+      </w:r>
+      <w:r>
+        <w:rPr>
+          <w:rFonts w:ascii="Times New Roman" w:hAnsi="Times New Roman" w:cs="Times New Roman"/>
+        </w:rPr>
+        <w:t>shifted their genetically controlled photoperiodic response</w:t>
+      </w:r>
+      <w:r>
+        <w:rPr>
+          <w:rFonts w:ascii="Times New Roman" w:hAnsi="Times New Roman" w:cs="Times New Roman"/>
+        </w:rPr>
+        <w:t xml:space="preserve"> to fit an extra generation within a year</w:t>
+      </w:r>
+      <w:r>
+        <w:rPr>
+          <w:rFonts w:ascii="Times New Roman" w:hAnsi="Times New Roman" w:cs="Times New Roman"/>
+        </w:rPr>
+        <w:t xml:space="preserve">. To date, </w:t>
+      </w:r>
+      <w:r>
+        <w:rPr>
+          <w:rFonts w:ascii="Times New Roman" w:hAnsi="Times New Roman" w:cs="Times New Roman"/>
+          <w:i/>
+          <w:iCs/>
+        </w:rPr>
+        <w:t>W. smithii</w:t>
+      </w:r>
+      <w:r>
+        <w:rPr>
+          <w:rFonts w:ascii="Times New Roman" w:hAnsi="Times New Roman" w:cs="Times New Roman"/>
+        </w:rPr>
+        <w:t xml:space="preserve"> continues to be the premier model organism with which to study photoperiodism (reviewed by Bradshaw and Holzapfel, 2017). However, </w:t>
+      </w:r>
+      <w:commentRangeStart w:id="8"/>
+      <w:r>
+        <w:rPr>
+          <w:rFonts w:ascii="Times New Roman" w:hAnsi="Times New Roman" w:cs="Times New Roman"/>
+        </w:rPr>
+        <w:t xml:space="preserve">no studies </w:t>
+      </w:r>
+      <w:commentRangeEnd w:id="8"/>
       <w:r>
         <w:rPr>
           <w:rStyle w:val="CommentReference"/>
@@ -1034,58 +2011,57 @@
           <w:sz w:val="24"/>
           <w:szCs w:val="24"/>
         </w:rPr>
-        <w:commentReference w:id="4"/>
-      </w:r>
-      <w:r>
-        <w:rPr>
-          <w:rFonts w:ascii="Times New Roman" w:hAnsi="Times New Roman" w:cs="Times New Roman"/>
-        </w:rPr>
-        <w:t xml:space="preserve">ation </w:t>
-      </w:r>
-      <w:r>
-        <w:rPr>
-          <w:rFonts w:ascii="Times New Roman" w:hAnsi="Times New Roman" w:cs="Times New Roman"/>
-        </w:rPr>
-        <w:t>response, among individuals within populations</w:t>
-      </w:r>
-      <w:r>
-        <w:rPr>
-          <w:rFonts w:ascii="Times New Roman" w:hAnsi="Times New Roman" w:cs="Times New Roman"/>
-        </w:rPr>
-        <w:t xml:space="preserve"> as an adaptive response</w:t>
-      </w:r>
-      <w:r>
-        <w:rPr>
-          <w:rFonts w:ascii="Times New Roman" w:hAnsi="Times New Roman" w:cs="Times New Roman"/>
-        </w:rPr>
-        <w:t>, and</w:t>
-      </w:r>
-      <w:r>
-        <w:rPr>
-          <w:rFonts w:ascii="Times New Roman" w:hAnsi="Times New Roman" w:cs="Times New Roman"/>
-        </w:rPr>
-        <w:t>/or</w:t>
-      </w:r>
-      <w:r>
-        <w:rPr>
-          <w:rFonts w:ascii="Times New Roman" w:hAnsi="Times New Roman" w:cs="Times New Roman"/>
-        </w:rPr>
-        <w:t xml:space="preserve"> among populations</w:t>
-      </w:r>
-      <w:r>
-        <w:rPr>
-          <w:rFonts w:ascii="Times New Roman" w:hAnsi="Times New Roman" w:cs="Times New Roman"/>
-        </w:rPr>
-        <w:t xml:space="preserve"> in a geographic mosaic of </w:t>
-      </w:r>
-      <w:commentRangeStart w:id="5"/>
-      <w:r>
-        <w:rPr>
-          <w:rFonts w:ascii="Times New Roman" w:hAnsi="Times New Roman" w:cs="Times New Roman"/>
-        </w:rPr>
-        <w:t>adaptive res</w:t>
-      </w:r>
-      <w:commentRangeEnd w:id="5"/>
+        <w:commentReference w:id="8"/>
+      </w:r>
+      <w:r>
+        <w:rPr>
+          <w:rFonts w:ascii="Times New Roman" w:hAnsi="Times New Roman" w:cs="Times New Roman"/>
+        </w:rPr>
+        <w:t xml:space="preserve">have explored the effects of climate change on any other members of the </w:t>
+      </w:r>
+      <w:r>
+        <w:rPr>
+          <w:rFonts w:ascii="Times New Roman" w:hAnsi="Times New Roman" w:cs="Times New Roman"/>
+          <w:i/>
+          <w:iCs/>
+        </w:rPr>
+        <w:t>S. purpurea</w:t>
+      </w:r>
+      <w:r>
+        <w:rPr>
+          <w:rFonts w:ascii="Times New Roman" w:hAnsi="Times New Roman" w:cs="Times New Roman"/>
+        </w:rPr>
+        <w:t xml:space="preserve"> inquiline community. </w:t>
+      </w:r>
+    </w:p>
+    <w:p>
+      <w:pPr>
+        <w:spacing w:after="0" w:line="480" w:lineRule="auto"/>
+        <w:ind w:firstLine="720"/>
+        <w:rPr>
+          <w:rFonts w:ascii="Times New Roman" w:hAnsi="Times New Roman" w:cs="Times New Roman"/>
+        </w:rPr>
+      </w:pPr>
+      <w:r>
+        <w:rPr>
+          <w:rFonts w:ascii="Times New Roman" w:hAnsi="Times New Roman" w:cs="Times New Roman"/>
+        </w:rPr>
+        <w:t>This lack of attention</w:t>
+      </w:r>
+      <w:r>
+        <w:rPr>
+          <w:rFonts w:ascii="Times New Roman" w:hAnsi="Times New Roman" w:cs="Times New Roman"/>
+        </w:rPr>
+        <w:t xml:space="preserve"> is sur</w:t>
+      </w:r>
+      <w:commentRangeStart w:id="9"/>
+      <w:r>
+        <w:rPr>
+          <w:rFonts w:ascii="Times New Roman" w:hAnsi="Times New Roman" w:cs="Times New Roman"/>
+        </w:rPr>
+        <w:t>prisi</w:t>
+      </w:r>
+      <w:commentRangeEnd w:id="9"/>
       <w:r>
         <w:rPr>
           <w:rStyle w:val="CommentReference"/>
@@ -1093,13 +2069,249 @@
           <w:sz w:val="24"/>
           <w:szCs w:val="24"/>
         </w:rPr>
-        <w:commentReference w:id="5"/>
-      </w:r>
-      <w:r>
-        <w:rPr>
-          <w:rFonts w:ascii="Times New Roman" w:hAnsi="Times New Roman" w:cs="Times New Roman"/>
-        </w:rPr>
-        <w:t>ponses</w:t>
+        <w:commentReference w:id="9"/>
+      </w:r>
+      <w:r>
+        <w:rPr>
+          <w:rFonts w:ascii="Times New Roman" w:hAnsi="Times New Roman" w:cs="Times New Roman"/>
+        </w:rPr>
+        <w:t>ng, especially for</w:t>
+      </w:r>
+      <w:r>
+        <w:rPr>
+          <w:rFonts w:ascii="Times New Roman" w:hAnsi="Times New Roman" w:cs="Times New Roman"/>
+          <w:i/>
+          <w:iCs/>
+        </w:rPr>
+        <w:t xml:space="preserve"> </w:t>
+      </w:r>
+      <w:r>
+        <w:rPr>
+          <w:rFonts w:ascii="Times New Roman" w:hAnsi="Times New Roman" w:cs="Times New Roman"/>
+          <w:i/>
+          <w:iCs/>
+        </w:rPr>
+        <w:t xml:space="preserve">Sarracenia </w:t>
+      </w:r>
+      <w:r>
+        <w:rPr>
+          <w:rFonts w:ascii="Times New Roman" w:hAnsi="Times New Roman" w:cs="Times New Roman"/>
+          <w:i/>
+          <w:iCs/>
+        </w:rPr>
+        <w:t>purpurea</w:t>
+      </w:r>
+      <w:r>
+        <w:rPr>
+          <w:rFonts w:ascii="Times New Roman" w:hAnsi="Times New Roman" w:cs="Times New Roman"/>
+        </w:rPr>
+        <w:t xml:space="preserve"> </w:t>
+      </w:r>
+      <w:r>
+        <w:rPr>
+          <w:rFonts w:ascii="Times New Roman" w:hAnsi="Times New Roman" w:cs="Times New Roman"/>
+        </w:rPr>
+        <w:t xml:space="preserve">as it is </w:t>
+      </w:r>
+      <w:r>
+        <w:rPr>
+          <w:rFonts w:ascii="Times New Roman" w:hAnsi="Times New Roman" w:cs="Times New Roman"/>
+        </w:rPr>
+        <w:t xml:space="preserve">more </w:t>
+      </w:r>
+      <w:r>
+        <w:rPr>
+          <w:rFonts w:ascii="Times New Roman" w:hAnsi="Times New Roman" w:cs="Times New Roman"/>
+        </w:rPr>
+        <w:t xml:space="preserve">dependent on its inquiline community compared to other carnivorous plants. </w:t>
+      </w:r>
+      <w:r>
+        <w:rPr>
+          <w:rFonts w:ascii="Times New Roman" w:hAnsi="Times New Roman" w:cs="Times New Roman"/>
+        </w:rPr>
+        <w:t>The</w:t>
+      </w:r>
+      <w:r>
+        <w:rPr>
+          <w:rFonts w:ascii="Times New Roman" w:hAnsi="Times New Roman" w:cs="Times New Roman"/>
+        </w:rPr>
+        <w:t xml:space="preserve"> pitchers of </w:t>
+      </w:r>
+      <w:r>
+        <w:rPr>
+          <w:rFonts w:ascii="Times New Roman" w:hAnsi="Times New Roman" w:cs="Times New Roman"/>
+        </w:rPr>
+        <w:t>plants in the Sarraceniaceae family</w:t>
+      </w:r>
+      <w:r>
+        <w:rPr>
+          <w:rFonts w:ascii="Times New Roman" w:hAnsi="Times New Roman" w:cs="Times New Roman"/>
+        </w:rPr>
+        <w:t xml:space="preserve"> produce a very limited set of digestive enzymes compared to other </w:t>
+      </w:r>
+      <w:r>
+        <w:rPr>
+          <w:rFonts w:ascii="Times New Roman" w:hAnsi="Times New Roman" w:cs="Times New Roman"/>
+        </w:rPr>
+        <w:t>groups</w:t>
+      </w:r>
+      <w:r>
+        <w:rPr>
+          <w:rFonts w:ascii="Times New Roman" w:hAnsi="Times New Roman" w:cs="Times New Roman"/>
+        </w:rPr>
+        <w:t xml:space="preserve"> of pitcher plant</w:t>
+      </w:r>
+      <w:r>
+        <w:rPr>
+          <w:rFonts w:ascii="Times New Roman" w:hAnsi="Times New Roman" w:cs="Times New Roman"/>
+        </w:rPr>
+        <w:t>s</w:t>
+      </w:r>
+      <w:r>
+        <w:rPr>
+          <w:rFonts w:ascii="Times New Roman" w:hAnsi="Times New Roman" w:cs="Times New Roman"/>
+        </w:rPr>
+        <w:t xml:space="preserve"> (Luciano and Newell, 2017)</w:t>
+      </w:r>
+      <w:r>
+        <w:rPr>
+          <w:rFonts w:ascii="Times New Roman" w:hAnsi="Times New Roman" w:cs="Times New Roman"/>
+        </w:rPr>
+        <w:t>.</w:t>
+      </w:r>
+      <w:r>
+        <w:rPr>
+          <w:rFonts w:ascii="Times New Roman" w:hAnsi="Times New Roman" w:cs="Times New Roman"/>
+        </w:rPr>
+        <w:t xml:space="preserve"> These enzymes mainly include phosphatase</w:t>
+      </w:r>
+      <w:r>
+        <w:rPr>
+          <w:rFonts w:ascii="Times New Roman" w:hAnsi="Times New Roman" w:cs="Times New Roman"/>
+        </w:rPr>
+        <w:t>s</w:t>
+      </w:r>
+      <w:r>
+        <w:rPr>
+          <w:rFonts w:ascii="Times New Roman" w:hAnsi="Times New Roman" w:cs="Times New Roman"/>
+        </w:rPr>
+        <w:t xml:space="preserve"> and proteases, with a distinct absence of </w:t>
+      </w:r>
+      <w:r>
+        <w:rPr>
+          <w:rFonts w:ascii="Times New Roman" w:hAnsi="Times New Roman" w:cs="Times New Roman"/>
+        </w:rPr>
+        <w:t>other enzymes commonly associated with the digestion of insect prey</w:t>
+      </w:r>
+      <w:r>
+        <w:rPr>
+          <w:rFonts w:ascii="Times New Roman" w:hAnsi="Times New Roman" w:cs="Times New Roman"/>
+        </w:rPr>
+        <w:t>,</w:t>
+      </w:r>
+      <w:r>
+        <w:rPr>
+          <w:rFonts w:ascii="Times New Roman" w:hAnsi="Times New Roman" w:cs="Times New Roman"/>
+        </w:rPr>
+        <w:t xml:space="preserve"> such as chitinases</w:t>
+      </w:r>
+      <w:r>
+        <w:rPr>
+          <w:rFonts w:ascii="Times New Roman" w:hAnsi="Times New Roman" w:cs="Times New Roman"/>
+        </w:rPr>
+        <w:t xml:space="preserve"> (Gallie and Chang, 1997; Koller-Peroutka 2019)</w:t>
+      </w:r>
+      <w:r>
+        <w:rPr>
+          <w:rFonts w:ascii="Times New Roman" w:hAnsi="Times New Roman" w:cs="Times New Roman"/>
+        </w:rPr>
+        <w:t xml:space="preserve">. Additionally, Sarraceniaceae </w:t>
+      </w:r>
+      <w:r>
+        <w:rPr>
+          <w:rFonts w:ascii="Times New Roman" w:hAnsi="Times New Roman" w:cs="Times New Roman"/>
+        </w:rPr>
+        <w:t>lack</w:t>
+      </w:r>
+      <w:r>
+        <w:rPr>
+          <w:rFonts w:ascii="Times New Roman" w:hAnsi="Times New Roman" w:cs="Times New Roman"/>
+        </w:rPr>
+        <w:t>s</w:t>
+      </w:r>
+      <w:r>
+        <w:rPr>
+          <w:rFonts w:ascii="Times New Roman" w:hAnsi="Times New Roman" w:cs="Times New Roman"/>
+        </w:rPr>
+        <w:t xml:space="preserve"> the capability to uptake larger, partially digested nutrients</w:t>
+      </w:r>
+      <w:r>
+        <w:rPr>
+          <w:rFonts w:ascii="Times New Roman" w:hAnsi="Times New Roman" w:cs="Times New Roman"/>
+        </w:rPr>
+        <w:t xml:space="preserve"> via endocytosis, and are thus limited to inorganic ions and small organic molecules</w:t>
+      </w:r>
+      <w:r>
+        <w:rPr>
+          <w:rFonts w:ascii="Times New Roman" w:hAnsi="Times New Roman" w:cs="Times New Roman"/>
+        </w:rPr>
+        <w:t xml:space="preserve"> </w:t>
+      </w:r>
+      <w:r>
+        <w:rPr>
+          <w:rFonts w:ascii="Times New Roman" w:hAnsi="Times New Roman" w:cs="Times New Roman"/>
+        </w:rPr>
+        <w:t xml:space="preserve">as nutrient sources </w:t>
+      </w:r>
+      <w:r>
+        <w:rPr>
+          <w:rFonts w:ascii="Times New Roman" w:hAnsi="Times New Roman" w:cs="Times New Roman"/>
+        </w:rPr>
+        <w:t>(Plummer and Kethley, 1964)</w:t>
+      </w:r>
+      <w:r>
+        <w:rPr>
+          <w:rFonts w:ascii="Times New Roman" w:hAnsi="Times New Roman" w:cs="Times New Roman"/>
+        </w:rPr>
+        <w:t>.</w:t>
+      </w:r>
+      <w:r>
+        <w:rPr>
+          <w:rFonts w:ascii="Times New Roman" w:hAnsi="Times New Roman" w:cs="Times New Roman"/>
+        </w:rPr>
+        <w:t xml:space="preserve"> Because of these digestive limitations, </w:t>
+      </w:r>
+      <w:r>
+        <w:rPr>
+          <w:rFonts w:ascii="Times New Roman" w:hAnsi="Times New Roman" w:cs="Times New Roman"/>
+          <w:i/>
+          <w:iCs/>
+        </w:rPr>
+        <w:t>S. purpurea</w:t>
+      </w:r>
+      <w:r>
+        <w:rPr>
+          <w:rFonts w:ascii="Times New Roman" w:hAnsi="Times New Roman" w:cs="Times New Roman"/>
+        </w:rPr>
+        <w:t xml:space="preserve"> depends </w:t>
+      </w:r>
+      <w:r>
+        <w:rPr>
+          <w:rFonts w:ascii="Times New Roman" w:hAnsi="Times New Roman" w:cs="Times New Roman"/>
+        </w:rPr>
+        <w:t xml:space="preserve">largely </w:t>
+      </w:r>
+      <w:r>
+        <w:rPr>
+          <w:rFonts w:ascii="Times New Roman" w:hAnsi="Times New Roman" w:cs="Times New Roman"/>
+        </w:rPr>
+        <w:t>on its inquiline community to break down captured prey and facilitate nutrient mineralization</w:t>
+      </w:r>
+      <w:r>
+        <w:rPr>
+          <w:rFonts w:ascii="Times New Roman" w:hAnsi="Times New Roman" w:cs="Times New Roman"/>
+        </w:rPr>
+        <w:t xml:space="preserve"> (Luciano and Newell, 2017)</w:t>
       </w:r>
       <w:r>
         <w:rPr>
@@ -1107,14 +2319,204 @@
         </w:rPr>
         <w:t xml:space="preserve">. </w:t>
       </w:r>
-      <w:commentRangeStart w:id="6"/>
-      <w:r>
-        <w:rPr>
-          <w:rFonts w:ascii="Times New Roman" w:hAnsi="Times New Roman" w:cs="Times New Roman"/>
-        </w:rPr>
-        <w:t>Th</w:t>
-      </w:r>
-      <w:commentRangeEnd w:id="6"/>
+      <w:r>
+        <w:rPr>
+          <w:rFonts w:ascii="Times New Roman" w:hAnsi="Times New Roman" w:cs="Times New Roman"/>
+        </w:rPr>
+        <w:t xml:space="preserve">Within this community, the rotifer </w:t>
+      </w:r>
+      <w:r>
+        <w:rPr>
+          <w:rFonts w:ascii="Times New Roman" w:hAnsi="Times New Roman" w:cs="Times New Roman"/>
+          <w:i/>
+          <w:iCs/>
+        </w:rPr>
+        <w:t>Habrotrocha rosa</w:t>
+      </w:r>
+      <w:r>
+        <w:rPr>
+          <w:rFonts w:ascii="Times New Roman" w:hAnsi="Times New Roman" w:cs="Times New Roman"/>
+        </w:rPr>
+        <w:t xml:space="preserve"> </w:t>
+      </w:r>
+      <w:r>
+        <w:rPr>
+          <w:rFonts w:ascii="Times New Roman" w:hAnsi="Times New Roman" w:cs="Times New Roman"/>
+        </w:rPr>
+        <w:lastRenderedPageBreak/>
+        <w:t xml:space="preserve">(Bdelloidea) </w:t>
+      </w:r>
+      <w:r>
+        <w:rPr>
+          <w:rFonts w:ascii="Times New Roman" w:hAnsi="Times New Roman" w:cs="Times New Roman"/>
+        </w:rPr>
+        <w:t xml:space="preserve">is </w:t>
+      </w:r>
+      <w:r>
+        <w:rPr>
+          <w:rFonts w:ascii="Times New Roman" w:hAnsi="Times New Roman" w:cs="Times New Roman"/>
+        </w:rPr>
+        <w:t xml:space="preserve">a </w:t>
+      </w:r>
+      <w:r>
+        <w:rPr>
+          <w:rFonts w:ascii="Times New Roman" w:hAnsi="Times New Roman" w:cs="Times New Roman"/>
+        </w:rPr>
+        <w:t>major contributor of fixed nitrogen (NO</w:t>
+      </w:r>
+      <w:r>
+        <w:rPr>
+          <w:rFonts w:ascii="Times New Roman" w:hAnsi="Times New Roman" w:cs="Times New Roman"/>
+          <w:vertAlign w:val="subscript"/>
+        </w:rPr>
+        <w:t>3</w:t>
+      </w:r>
+      <w:r>
+        <w:rPr>
+          <w:rFonts w:ascii="Times New Roman" w:hAnsi="Times New Roman" w:cs="Times New Roman"/>
+          <w:vertAlign w:val="superscript"/>
+        </w:rPr>
+        <w:t>-</w:t>
+      </w:r>
+      <w:r>
+        <w:rPr>
+          <w:rFonts w:ascii="Times New Roman" w:hAnsi="Times New Roman" w:cs="Times New Roman"/>
+        </w:rPr>
+        <w:t xml:space="preserve">, </w:t>
+      </w:r>
+      <w:r>
+        <w:rPr>
+          <w:rFonts w:ascii="Times New Roman" w:hAnsi="Times New Roman" w:cs="Times New Roman"/>
+        </w:rPr>
+        <w:t>NH</w:t>
+      </w:r>
+      <w:r>
+        <w:rPr>
+          <w:rFonts w:ascii="Times New Roman" w:hAnsi="Times New Roman" w:cs="Times New Roman"/>
+          <w:vertAlign w:val="subscript"/>
+        </w:rPr>
+        <w:t>4</w:t>
+      </w:r>
+      <w:r>
+        <w:rPr>
+          <w:rFonts w:ascii="Times New Roman" w:hAnsi="Times New Roman" w:cs="Times New Roman"/>
+          <w:vertAlign w:val="superscript"/>
+        </w:rPr>
+        <w:t>+</w:t>
+      </w:r>
+      <w:r>
+        <w:rPr>
+          <w:rFonts w:ascii="Times New Roman" w:hAnsi="Times New Roman" w:cs="Times New Roman"/>
+        </w:rPr>
+        <w:t>) and phosphorus (PO</w:t>
+      </w:r>
+      <w:r>
+        <w:rPr>
+          <w:rFonts w:ascii="Times New Roman" w:hAnsi="Times New Roman" w:cs="Times New Roman"/>
+          <w:vertAlign w:val="subscript"/>
+        </w:rPr>
+        <w:t>4</w:t>
+      </w:r>
+      <w:r>
+        <w:rPr>
+          <w:rFonts w:ascii="Times New Roman" w:hAnsi="Times New Roman" w:cs="Times New Roman"/>
+          <w:vertAlign w:val="superscript"/>
+        </w:rPr>
+        <w:t>3-</w:t>
+      </w:r>
+      <w:r>
+        <w:rPr>
+          <w:rFonts w:ascii="Times New Roman" w:hAnsi="Times New Roman" w:cs="Times New Roman"/>
+        </w:rPr>
+        <w:t>)</w:t>
+      </w:r>
+      <w:r>
+        <w:rPr>
+          <w:rFonts w:ascii="Times New Roman" w:hAnsi="Times New Roman" w:cs="Times New Roman"/>
+        </w:rPr>
+        <w:t xml:space="preserve"> (Bledzki and Ellison, 2018)</w:t>
+      </w:r>
+      <w:r>
+        <w:rPr>
+          <w:rFonts w:ascii="Times New Roman" w:hAnsi="Times New Roman" w:cs="Times New Roman"/>
+        </w:rPr>
+        <w:t>, often responsible for supplying a large majority of these nutrients to the plant</w:t>
+      </w:r>
+      <w:r>
+        <w:rPr>
+          <w:rFonts w:ascii="Times New Roman" w:hAnsi="Times New Roman" w:cs="Times New Roman"/>
+        </w:rPr>
+        <w:t xml:space="preserve"> (Bled</w:t>
+      </w:r>
+      <w:r>
+        <w:rPr>
+          <w:rFonts w:ascii="Times New Roman" w:hAnsi="Times New Roman" w:cs="Times New Roman"/>
+        </w:rPr>
+        <w:t>z</w:t>
+      </w:r>
+      <w:r>
+        <w:rPr>
+          <w:rFonts w:ascii="Times New Roman" w:hAnsi="Times New Roman" w:cs="Times New Roman"/>
+        </w:rPr>
+        <w:t>ki and Ellison, 1998; Bledzki and Ellison, 2002, Bledzki and Ellison 2003)</w:t>
+      </w:r>
+      <w:r>
+        <w:rPr>
+          <w:rFonts w:ascii="Times New Roman" w:hAnsi="Times New Roman" w:cs="Times New Roman"/>
+        </w:rPr>
+        <w:t xml:space="preserve">. </w:t>
+      </w:r>
+    </w:p>
+    <w:p>
+      <w:pPr>
+        <w:spacing w:after="0" w:line="480" w:lineRule="auto"/>
+        <w:ind w:firstLine="720"/>
+        <w:rPr>
+          <w:rFonts w:ascii="Times New Roman" w:hAnsi="Times New Roman" w:cs="Times New Roman"/>
+        </w:rPr>
+      </w:pPr>
+      <w:r>
+        <w:rPr>
+          <w:rFonts w:ascii="Times New Roman" w:hAnsi="Times New Roman" w:cs="Times New Roman"/>
+        </w:rPr>
+        <w:t xml:space="preserve">Despite its ecological value to </w:t>
+      </w:r>
+      <w:r>
+        <w:rPr>
+          <w:rFonts w:ascii="Times New Roman" w:hAnsi="Times New Roman" w:cs="Times New Roman"/>
+          <w:i/>
+          <w:iCs/>
+        </w:rPr>
+        <w:t>S. purpurea</w:t>
+      </w:r>
+      <w:r>
+        <w:rPr>
+          <w:rFonts w:ascii="Times New Roman" w:hAnsi="Times New Roman" w:cs="Times New Roman"/>
+        </w:rPr>
+        <w:t xml:space="preserve">, </w:t>
+      </w:r>
+      <w:r>
+        <w:rPr>
+          <w:rFonts w:ascii="Times New Roman" w:hAnsi="Times New Roman" w:cs="Times New Roman"/>
+          <w:i/>
+          <w:iCs/>
+        </w:rPr>
+        <w:t>H. rosa</w:t>
+      </w:r>
+      <w:r>
+        <w:rPr>
+          <w:rFonts w:ascii="Times New Roman" w:hAnsi="Times New Roman" w:cs="Times New Roman"/>
+        </w:rPr>
+        <w:t xml:space="preserve"> has received </w:t>
+      </w:r>
+      <w:commentRangeStart w:id="10"/>
+      <w:r>
+        <w:rPr>
+          <w:rFonts w:ascii="Times New Roman" w:hAnsi="Times New Roman" w:cs="Times New Roman"/>
+        </w:rPr>
+        <w:t xml:space="preserve">little attention </w:t>
+      </w:r>
+      <w:commentRangeEnd w:id="10"/>
       <w:r>
         <w:rPr>
           <w:rStyle w:val="CommentReference"/>
@@ -1122,58 +2524,1005 @@
           <w:sz w:val="24"/>
           <w:szCs w:val="24"/>
         </w:rPr>
-        <w:commentReference w:id="6"/>
-      </w:r>
-      <w:r>
-        <w:rPr>
-          <w:rFonts w:ascii="Times New Roman" w:hAnsi="Times New Roman" w:cs="Times New Roman"/>
-        </w:rPr>
-        <w:t>ese</w:t>
-      </w:r>
-      <w:r>
-        <w:rPr>
-          <w:rFonts w:ascii="Times New Roman" w:hAnsi="Times New Roman" w:cs="Times New Roman"/>
-        </w:rPr>
-        <w:t xml:space="preserve"> pattern</w:t>
-      </w:r>
-      <w:r>
-        <w:rPr>
-          <w:rFonts w:ascii="Times New Roman" w:hAnsi="Times New Roman" w:cs="Times New Roman"/>
-        </w:rPr>
-        <w:t xml:space="preserve">s </w:t>
-      </w:r>
-      <w:r>
-        <w:rPr>
-          <w:rFonts w:ascii="Times New Roman" w:hAnsi="Times New Roman" w:cs="Times New Roman"/>
-        </w:rPr>
-        <w:t>ha</w:t>
-      </w:r>
-      <w:r>
-        <w:rPr>
-          <w:rFonts w:ascii="Times New Roman" w:hAnsi="Times New Roman" w:cs="Times New Roman"/>
-        </w:rPr>
-        <w:t>ve</w:t>
-      </w:r>
-      <w:r>
-        <w:rPr>
-          <w:rFonts w:ascii="Times New Roman" w:hAnsi="Times New Roman" w:cs="Times New Roman"/>
-        </w:rPr>
-        <w:t xml:space="preserve"> been</w:t>
-      </w:r>
-      <w:r>
-        <w:rPr>
-          <w:rFonts w:ascii="Times New Roman" w:hAnsi="Times New Roman" w:cs="Times New Roman"/>
-        </w:rPr>
-        <w:t xml:space="preserve"> documented broadly across taxa and traits (Messier et al. 2010; Siefert et al. 2015). The structure of variation in temperature response is particularly consequential for </w:t>
-      </w:r>
-      <w:commentRangeStart w:id="7"/>
-      <w:r>
-        <w:rPr>
-          <w:rFonts w:ascii="Times New Roman" w:hAnsi="Times New Roman" w:cs="Times New Roman"/>
-        </w:rPr>
-        <w:t>adaptive potential</w:t>
-      </w:r>
-      <w:commentRangeEnd w:id="7"/>
+        <w:commentReference w:id="10"/>
+      </w:r>
+      <w:r>
+        <w:rPr>
+          <w:rFonts w:ascii="Times New Roman" w:hAnsi="Times New Roman" w:cs="Times New Roman"/>
+        </w:rPr>
+        <w:t xml:space="preserve">outside of its direct benefits to its host plant. </w:t>
+      </w:r>
+      <w:r>
+        <w:rPr>
+          <w:rFonts w:ascii="Times New Roman" w:hAnsi="Times New Roman" w:cs="Times New Roman"/>
+        </w:rPr>
+        <w:t xml:space="preserve">Rapid climate change may pose a threat to the inquiline community of </w:t>
+      </w:r>
+      <w:r>
+        <w:rPr>
+          <w:rFonts w:ascii="Times New Roman" w:hAnsi="Times New Roman" w:cs="Times New Roman"/>
+          <w:i/>
+          <w:iCs/>
+        </w:rPr>
+        <w:t xml:space="preserve">S. purpurea, </w:t>
+      </w:r>
+      <w:r>
+        <w:rPr>
+          <w:rFonts w:ascii="Times New Roman" w:hAnsi="Times New Roman" w:cs="Times New Roman"/>
+        </w:rPr>
+        <w:t xml:space="preserve">yet </w:t>
+      </w:r>
+      <w:r>
+        <w:rPr>
+          <w:rFonts w:ascii="Times New Roman" w:hAnsi="Times New Roman" w:cs="Times New Roman"/>
+        </w:rPr>
+        <w:t xml:space="preserve">we lack an understanding of </w:t>
+      </w:r>
+      <w:r>
+        <w:rPr>
+          <w:rFonts w:ascii="Times New Roman" w:hAnsi="Times New Roman" w:cs="Times New Roman"/>
+        </w:rPr>
+        <w:t xml:space="preserve">the adaptive potential of important community members like </w:t>
+      </w:r>
+      <w:r>
+        <w:rPr>
+          <w:rFonts w:ascii="Times New Roman" w:hAnsi="Times New Roman" w:cs="Times New Roman"/>
+          <w:i/>
+          <w:iCs/>
+        </w:rPr>
+        <w:t>H. rosa</w:t>
+      </w:r>
+      <w:r>
+        <w:rPr>
+          <w:rFonts w:ascii="Times New Roman" w:hAnsi="Times New Roman" w:cs="Times New Roman"/>
+        </w:rPr>
+        <w:t xml:space="preserve">. </w:t>
+      </w:r>
+      <w:r>
+        <w:rPr>
+          <w:rFonts w:ascii="Times New Roman" w:hAnsi="Times New Roman" w:cs="Times New Roman"/>
+        </w:rPr>
+        <w:t>The</w:t>
+      </w:r>
+      <w:r>
+        <w:rPr>
+          <w:rFonts w:ascii="Times New Roman" w:hAnsi="Times New Roman" w:cs="Times New Roman"/>
+        </w:rPr>
+        <w:t xml:space="preserve"> </w:t>
+      </w:r>
+      <w:r>
+        <w:rPr>
+          <w:rFonts w:ascii="Times New Roman" w:hAnsi="Times New Roman" w:cs="Times New Roman"/>
+        </w:rPr>
+        <w:t xml:space="preserve">spatial </w:t>
+      </w:r>
+      <w:r>
+        <w:rPr>
+          <w:rFonts w:ascii="Times New Roman" w:hAnsi="Times New Roman" w:cs="Times New Roman"/>
+        </w:rPr>
+        <w:t xml:space="preserve">structure </w:t>
+      </w:r>
+      <w:r>
+        <w:rPr>
+          <w:rFonts w:ascii="Times New Roman" w:hAnsi="Times New Roman" w:cs="Times New Roman"/>
+        </w:rPr>
+        <w:t xml:space="preserve">of standing genetic variation in </w:t>
+      </w:r>
+      <w:r>
+        <w:rPr>
+          <w:rFonts w:ascii="Times New Roman" w:hAnsi="Times New Roman" w:cs="Times New Roman"/>
+          <w:i/>
+          <w:iCs/>
+        </w:rPr>
+        <w:t xml:space="preserve">H. rosa </w:t>
+      </w:r>
+      <w:r>
+        <w:rPr>
+          <w:rFonts w:ascii="Times New Roman" w:hAnsi="Times New Roman" w:cs="Times New Roman"/>
+        </w:rPr>
+        <w:t xml:space="preserve">populations </w:t>
+      </w:r>
+      <w:r>
+        <w:rPr>
+          <w:rFonts w:ascii="Times New Roman" w:hAnsi="Times New Roman" w:cs="Times New Roman"/>
+        </w:rPr>
+        <w:t xml:space="preserve">may influence adaptive potential </w:t>
+      </w:r>
+      <w:r>
+        <w:rPr>
+          <w:rFonts w:ascii="Times New Roman" w:hAnsi="Times New Roman" w:cs="Times New Roman"/>
+        </w:rPr>
+        <w:t>by determining the scale at which selection can act on thermal traits</w:t>
+      </w:r>
+      <w:r>
+        <w:rPr>
+          <w:rFonts w:ascii="Times New Roman" w:hAnsi="Times New Roman" w:cs="Times New Roman"/>
+        </w:rPr>
+        <w:t xml:space="preserve">. </w:t>
+      </w:r>
+    </w:p>
+    <w:p>
+      <w:pPr>
+        <w:spacing w:after="0" w:line="480" w:lineRule="auto"/>
+        <w:ind w:firstLine="720"/>
+        <w:rPr>
+          <w:rFonts w:ascii="Times New Roman" w:hAnsi="Times New Roman" w:cs="Times New Roman"/>
+        </w:rPr>
+      </w:pPr>
+      <w:r>
+        <w:rPr>
+          <w:rFonts w:ascii="Times New Roman" w:hAnsi="Times New Roman" w:cs="Times New Roman"/>
+        </w:rPr>
+        <w:t xml:space="preserve">In this study, </w:t>
+      </w:r>
+      <w:r>
+        <w:rPr>
+          <w:rFonts w:ascii="Times New Roman" w:hAnsi="Times New Roman" w:cs="Times New Roman"/>
+        </w:rPr>
+        <w:t xml:space="preserve">I performed laboratory </w:t>
+      </w:r>
+      <w:r>
+        <w:rPr>
+          <w:rFonts w:ascii="Times New Roman" w:hAnsi="Times New Roman" w:cs="Times New Roman"/>
+        </w:rPr>
+        <w:t>experiments</w:t>
+      </w:r>
+      <w:r>
+        <w:rPr>
+          <w:rFonts w:ascii="Times New Roman" w:hAnsi="Times New Roman" w:cs="Times New Roman"/>
+        </w:rPr>
+        <w:t xml:space="preserve"> using microcosms that mimic the conditions of natural </w:t>
+      </w:r>
+      <w:r>
+        <w:rPr>
+          <w:rFonts w:ascii="Times New Roman" w:hAnsi="Times New Roman" w:cs="Times New Roman"/>
+          <w:i/>
+          <w:iCs/>
+        </w:rPr>
+        <w:t>S. purpurea</w:t>
+      </w:r>
+      <w:r>
+        <w:rPr>
+          <w:rFonts w:ascii="Times New Roman" w:hAnsi="Times New Roman" w:cs="Times New Roman"/>
+        </w:rPr>
+        <w:t xml:space="preserve"> leaves to investigate the </w:t>
+      </w:r>
+      <w:r>
+        <w:rPr>
+          <w:rFonts w:ascii="Times New Roman" w:hAnsi="Times New Roman" w:cs="Times New Roman"/>
+        </w:rPr>
+        <w:t xml:space="preserve">spatial </w:t>
+      </w:r>
+      <w:r>
+        <w:rPr>
+          <w:rFonts w:ascii="Times New Roman" w:hAnsi="Times New Roman" w:cs="Times New Roman"/>
+        </w:rPr>
+        <w:t>structure of response</w:t>
+      </w:r>
+      <w:r>
+        <w:rPr>
+          <w:rFonts w:ascii="Times New Roman" w:hAnsi="Times New Roman" w:cs="Times New Roman"/>
+        </w:rPr>
+        <w:t xml:space="preserve"> to temperature</w:t>
+      </w:r>
+      <w:r>
+        <w:rPr>
+          <w:rFonts w:ascii="Times New Roman" w:hAnsi="Times New Roman" w:cs="Times New Roman"/>
+        </w:rPr>
+        <w:t>.</w:t>
+      </w:r>
+      <w:r>
+        <w:rPr>
+          <w:rFonts w:ascii="Times New Roman" w:hAnsi="Times New Roman" w:cs="Times New Roman"/>
+        </w:rPr>
+        <w:t xml:space="preserve"> </w:t>
+      </w:r>
+      <w:r>
+        <w:rPr>
+          <w:rFonts w:ascii="Times New Roman" w:hAnsi="Times New Roman" w:cs="Times New Roman"/>
+        </w:rPr>
+        <w:t>Because</w:t>
+      </w:r>
+      <w:r>
+        <w:rPr>
+          <w:rFonts w:ascii="Times New Roman" w:hAnsi="Times New Roman" w:cs="Times New Roman"/>
+        </w:rPr>
+        <w:t xml:space="preserve"> </w:t>
+      </w:r>
+      <w:r>
+        <w:rPr>
+          <w:rFonts w:ascii="Times New Roman" w:hAnsi="Times New Roman" w:cs="Times New Roman"/>
+          <w:i/>
+          <w:iCs/>
+        </w:rPr>
+        <w:t xml:space="preserve">H. </w:t>
+      </w:r>
+      <w:r>
+        <w:rPr>
+          <w:rFonts w:ascii="Times New Roman" w:hAnsi="Times New Roman" w:cs="Times New Roman"/>
+          <w:i/>
+          <w:iCs/>
+        </w:rPr>
+        <w:t>rosa</w:t>
+      </w:r>
+      <w:r>
+        <w:rPr>
+          <w:rFonts w:ascii="Times New Roman" w:hAnsi="Times New Roman" w:cs="Times New Roman"/>
+        </w:rPr>
+        <w:t xml:space="preserve"> </w:t>
+      </w:r>
+      <w:r>
+        <w:rPr>
+          <w:rFonts w:ascii="Times New Roman" w:hAnsi="Times New Roman" w:cs="Times New Roman"/>
+        </w:rPr>
+        <w:t>reproduce exclusively through apomictic</w:t>
+      </w:r>
+      <w:r>
+        <w:rPr>
+          <w:rFonts w:ascii="Times New Roman" w:hAnsi="Times New Roman" w:cs="Times New Roman"/>
+        </w:rPr>
+        <w:t xml:space="preserve"> parthenogenetic </w:t>
+      </w:r>
+      <w:r>
+        <w:rPr>
+          <w:rFonts w:ascii="Times New Roman" w:hAnsi="Times New Roman" w:cs="Times New Roman"/>
+        </w:rPr>
+        <w:t>(i.e., without meiosis)</w:t>
+      </w:r>
+      <w:r>
+        <w:rPr>
+          <w:rFonts w:ascii="Times New Roman" w:hAnsi="Times New Roman" w:cs="Times New Roman"/>
+        </w:rPr>
+        <w:t>, establishing c</w:t>
+      </w:r>
+      <w:r>
+        <w:rPr>
+          <w:rFonts w:ascii="Times New Roman" w:hAnsi="Times New Roman" w:cs="Times New Roman"/>
+        </w:rPr>
+        <w:t>lonal</w:t>
+      </w:r>
+      <w:r>
+        <w:rPr>
+          <w:rFonts w:ascii="Times New Roman" w:hAnsi="Times New Roman" w:cs="Times New Roman"/>
+        </w:rPr>
+        <w:t xml:space="preserve"> lines </w:t>
+      </w:r>
+      <w:r>
+        <w:rPr>
+          <w:rFonts w:ascii="Times New Roman" w:hAnsi="Times New Roman" w:cs="Times New Roman"/>
+        </w:rPr>
+        <w:t xml:space="preserve">is as simple as isolating one individual and allowing it to proliferate into a genetically </w:t>
+      </w:r>
+      <w:r>
+        <w:rPr>
+          <w:rFonts w:ascii="Times New Roman" w:hAnsi="Times New Roman" w:cs="Times New Roman"/>
+        </w:rPr>
+        <w:t>identical</w:t>
+      </w:r>
+      <w:r>
+        <w:rPr>
+          <w:rFonts w:ascii="Times New Roman" w:hAnsi="Times New Roman" w:cs="Times New Roman"/>
+        </w:rPr>
+        <w:t xml:space="preserve"> culture</w:t>
+      </w:r>
+      <w:r>
+        <w:rPr>
+          <w:rFonts w:ascii="Times New Roman" w:hAnsi="Times New Roman" w:cs="Times New Roman"/>
+        </w:rPr>
+        <w:t xml:space="preserve"> (Plasota and Plasota, 1980)</w:t>
+      </w:r>
+      <w:r>
+        <w:rPr>
+          <w:rFonts w:ascii="Times New Roman" w:hAnsi="Times New Roman" w:cs="Times New Roman"/>
+        </w:rPr>
+        <w:t xml:space="preserve">. Such clonal lines </w:t>
+      </w:r>
+      <w:r>
+        <w:rPr>
+          <w:rFonts w:ascii="Times New Roman" w:hAnsi="Times New Roman" w:cs="Times New Roman"/>
+        </w:rPr>
+        <w:t xml:space="preserve">of </w:t>
+      </w:r>
+      <w:r>
+        <w:rPr>
+          <w:rFonts w:ascii="Times New Roman" w:hAnsi="Times New Roman" w:cs="Times New Roman"/>
+          <w:i/>
+          <w:iCs/>
+        </w:rPr>
+        <w:t>H. rosa</w:t>
+      </w:r>
+      <w:r>
+        <w:rPr>
+          <w:rFonts w:ascii="Times New Roman" w:hAnsi="Times New Roman" w:cs="Times New Roman"/>
+        </w:rPr>
+        <w:t xml:space="preserve"> </w:t>
+      </w:r>
+      <w:r>
+        <w:rPr>
+          <w:rFonts w:ascii="Times New Roman" w:hAnsi="Times New Roman" w:cs="Times New Roman"/>
+        </w:rPr>
+        <w:t xml:space="preserve">were </w:t>
+      </w:r>
+      <w:r>
+        <w:rPr>
+          <w:rFonts w:ascii="Times New Roman" w:hAnsi="Times New Roman" w:cs="Times New Roman"/>
+        </w:rPr>
+        <w:t xml:space="preserve">isolated from </w:t>
+      </w:r>
+      <w:r>
+        <w:rPr>
+          <w:rFonts w:ascii="Times New Roman" w:hAnsi="Times New Roman" w:cs="Times New Roman"/>
+        </w:rPr>
+        <w:t>lea</w:t>
+      </w:r>
+      <w:r>
+        <w:rPr>
+          <w:rFonts w:ascii="Times New Roman" w:hAnsi="Times New Roman" w:cs="Times New Roman"/>
+        </w:rPr>
+        <w:t xml:space="preserve">f water samples from </w:t>
+      </w:r>
+      <w:r>
+        <w:rPr>
+          <w:rFonts w:ascii="Times New Roman" w:hAnsi="Times New Roman" w:cs="Times New Roman"/>
+        </w:rPr>
+        <w:t>two sites</w:t>
+      </w:r>
+      <w:r>
+        <w:rPr>
+          <w:rFonts w:ascii="Times New Roman" w:hAnsi="Times New Roman" w:cs="Times New Roman"/>
+        </w:rPr>
+        <w:t xml:space="preserve">. </w:t>
+      </w:r>
+      <w:r>
+        <w:rPr>
+          <w:rFonts w:ascii="Times New Roman" w:hAnsi="Times New Roman" w:cs="Times New Roman"/>
+        </w:rPr>
+        <w:t>I measured the maximum specific growth rate</w:t>
+      </w:r>
+      <w:r>
+        <w:rPr>
+          <w:rFonts w:ascii="Times New Roman" w:hAnsi="Times New Roman" w:cs="Times New Roman"/>
+        </w:rPr>
+        <w:t xml:space="preserve"> of each population</w:t>
+      </w:r>
+      <w:r>
+        <w:rPr>
+          <w:rFonts w:ascii="Times New Roman" w:hAnsi="Times New Roman" w:cs="Times New Roman"/>
+        </w:rPr>
+        <w:t xml:space="preserve"> (</w:t>
+      </w:r>
+      <w:r>
+        <w:rPr>
+          <w:rFonts w:ascii="Times New Roman" w:hAnsi="Times New Roman" w:cs="Times New Roman"/>
+        </w:rPr>
+        <w:t>μ</w:t>
+      </w:r>
+      <w:r>
+        <w:rPr>
+          <w:rFonts w:ascii="Times New Roman" w:hAnsi="Times New Roman" w:cs="Times New Roman"/>
+          <w:vertAlign w:val="subscript"/>
+        </w:rPr>
+        <w:t>max</w:t>
+      </w:r>
+      <w:r>
+        <w:rPr>
+          <w:rFonts w:ascii="Times New Roman" w:hAnsi="Times New Roman" w:cs="Times New Roman"/>
+        </w:rPr>
+        <w:t>)</w:t>
+      </w:r>
+      <w:r>
+        <w:rPr>
+          <w:rFonts w:ascii="Times New Roman" w:hAnsi="Times New Roman" w:cs="Times New Roman"/>
+        </w:rPr>
+        <w:t xml:space="preserve"> and </w:t>
+      </w:r>
+      <w:r>
+        <w:rPr>
+          <w:rFonts w:ascii="Times New Roman" w:hAnsi="Times New Roman" w:cs="Times New Roman"/>
+        </w:rPr>
+        <w:t>body size (</w:t>
+      </w:r>
+      <w:r>
+        <w:rPr>
+          <w:rFonts w:ascii="Times New Roman" w:hAnsi="Times New Roman" w:cs="Times New Roman"/>
+        </w:rPr>
+        <w:t>cross-sectional area</w:t>
+      </w:r>
+      <w:r>
+        <w:rPr>
+          <w:rFonts w:ascii="Times New Roman" w:hAnsi="Times New Roman" w:cs="Times New Roman"/>
+        </w:rPr>
+        <w:t>)</w:t>
+      </w:r>
+      <w:r>
+        <w:rPr>
+          <w:rFonts w:ascii="Times New Roman" w:hAnsi="Times New Roman" w:cs="Times New Roman"/>
+        </w:rPr>
+        <w:t xml:space="preserve"> of </w:t>
+      </w:r>
+      <w:r>
+        <w:rPr>
+          <w:rFonts w:ascii="Times New Roman" w:hAnsi="Times New Roman" w:cs="Times New Roman"/>
+          <w:i/>
+          <w:iCs/>
+        </w:rPr>
+        <w:t>H. rosa</w:t>
+      </w:r>
+      <w:r>
+        <w:rPr>
+          <w:rFonts w:ascii="Times New Roman" w:hAnsi="Times New Roman" w:cs="Times New Roman"/>
+        </w:rPr>
+        <w:t xml:space="preserve"> clones cultured at </w:t>
+      </w:r>
+      <w:r>
+        <w:rPr>
+          <w:rFonts w:ascii="Times New Roman" w:hAnsi="Times New Roman" w:cs="Times New Roman"/>
+        </w:rPr>
+        <w:t xml:space="preserve">constant </w:t>
+      </w:r>
+      <w:r>
+        <w:rPr>
+          <w:rFonts w:ascii="Times New Roman" w:hAnsi="Times New Roman" w:cs="Times New Roman"/>
+        </w:rPr>
+        <w:t>temperature</w:t>
+      </w:r>
+      <w:r>
+        <w:rPr>
+          <w:rFonts w:ascii="Times New Roman" w:hAnsi="Times New Roman" w:cs="Times New Roman"/>
+        </w:rPr>
+        <w:t>s</w:t>
+      </w:r>
+      <w:r>
+        <w:rPr>
+          <w:rFonts w:ascii="Times New Roman" w:hAnsi="Times New Roman" w:cs="Times New Roman"/>
+        </w:rPr>
+        <w:t xml:space="preserve"> of 25 </w:t>
+      </w:r>
+      <w:r>
+        <w:rPr>
+          <w:rFonts w:ascii="Times New Roman" w:hAnsi="Times New Roman" w:cs="Times New Roman"/>
+        </w:rPr>
+        <w:t>°</w:t>
+      </w:r>
+      <w:r>
+        <w:rPr>
+          <w:rFonts w:ascii="Times New Roman" w:hAnsi="Times New Roman" w:cs="Times New Roman"/>
+        </w:rPr>
+        <w:t>C and 30 °C</w:t>
+      </w:r>
+      <w:r>
+        <w:rPr>
+          <w:rFonts w:ascii="Times New Roman" w:hAnsi="Times New Roman" w:cs="Times New Roman"/>
+        </w:rPr>
+        <w:t xml:space="preserve">, </w:t>
+      </w:r>
+      <w:r>
+        <w:rPr>
+          <w:rFonts w:ascii="Times New Roman" w:hAnsi="Times New Roman" w:cs="Times New Roman"/>
+        </w:rPr>
+        <w:t xml:space="preserve">representative of current average temperature in the Apalachicola National Forest (NOAA </w:t>
+      </w:r>
+      <w:r>
+        <w:rPr>
+          <w:rFonts w:ascii="Times New Roman" w:hAnsi="Times New Roman" w:cs="Times New Roman"/>
+        </w:rPr>
+        <w:t>NCEI Climate Normals 1991</w:t>
+      </w:r>
+      <w:r>
+        <w:rPr>
+          <w:rFonts w:ascii="Times New Roman" w:hAnsi="Times New Roman" w:cs="Times New Roman"/>
+        </w:rPr>
+        <w:t>–</w:t>
+      </w:r>
+      <w:r>
+        <w:rPr>
+          <w:rFonts w:ascii="Times New Roman" w:hAnsi="Times New Roman" w:cs="Times New Roman"/>
+        </w:rPr>
+        <w:t>2020</w:t>
+      </w:r>
+      <w:r>
+        <w:rPr>
+          <w:rFonts w:ascii="Times New Roman" w:hAnsi="Times New Roman" w:cs="Times New Roman"/>
+        </w:rPr>
+        <w:t xml:space="preserve">) and those projected under higher emissions scenarios by </w:t>
+      </w:r>
+      <w:r>
+        <w:rPr>
+          <w:rFonts w:ascii="Times New Roman" w:hAnsi="Times New Roman" w:cs="Times New Roman"/>
+        </w:rPr>
+        <w:t xml:space="preserve">the year </w:t>
+      </w:r>
+      <w:r>
+        <w:rPr>
+          <w:rFonts w:ascii="Times New Roman" w:hAnsi="Times New Roman" w:cs="Times New Roman"/>
+        </w:rPr>
+        <w:t>2100, which indicate warming of 3–</w:t>
+      </w:r>
+      <w:r>
+        <w:rPr>
+          <w:rFonts w:ascii="Times New Roman" w:hAnsi="Times New Roman" w:cs="Times New Roman"/>
+        </w:rPr>
+        <w:t>6</w:t>
+      </w:r>
+      <w:r>
+        <w:rPr>
+          <w:rFonts w:ascii="Times New Roman" w:hAnsi="Times New Roman" w:cs="Times New Roman"/>
+        </w:rPr>
+        <w:t>°C for the region (Runkle et al. 2022)</w:t>
+      </w:r>
+      <w:r>
+        <w:rPr>
+          <w:rFonts w:ascii="Times New Roman" w:hAnsi="Times New Roman" w:cs="Times New Roman"/>
+        </w:rPr>
+        <w:t xml:space="preserve">. </w:t>
+      </w:r>
+      <w:r>
+        <w:rPr>
+          <w:rFonts w:ascii="Times New Roman" w:hAnsi="Times New Roman" w:cs="Times New Roman"/>
+        </w:rPr>
+        <w:t xml:space="preserve">I </w:t>
+      </w:r>
+      <w:r>
+        <w:rPr>
+          <w:rFonts w:ascii="Times New Roman" w:hAnsi="Times New Roman" w:cs="Times New Roman"/>
+        </w:rPr>
+        <w:t>hypothesized that</w:t>
+      </w:r>
+      <w:r>
+        <w:rPr>
+          <w:rFonts w:ascii="Times New Roman" w:hAnsi="Times New Roman" w:cs="Times New Roman"/>
+        </w:rPr>
+        <w:t xml:space="preserve"> </w:t>
+      </w:r>
+      <w:r>
+        <w:rPr>
+          <w:rFonts w:ascii="Times New Roman" w:hAnsi="Times New Roman" w:cs="Times New Roman"/>
+        </w:rPr>
+        <w:t xml:space="preserve">most </w:t>
+      </w:r>
+      <w:r>
+        <w:rPr>
+          <w:rFonts w:ascii="Times New Roman" w:hAnsi="Times New Roman" w:cs="Times New Roman"/>
+        </w:rPr>
+        <w:t xml:space="preserve">clones </w:t>
+      </w:r>
+      <w:r>
+        <w:rPr>
+          <w:rFonts w:ascii="Times New Roman" w:hAnsi="Times New Roman" w:cs="Times New Roman"/>
+        </w:rPr>
+        <w:t>would</w:t>
+      </w:r>
+      <w:r>
+        <w:rPr>
+          <w:rFonts w:ascii="Times New Roman" w:hAnsi="Times New Roman" w:cs="Times New Roman"/>
+        </w:rPr>
+        <w:t xml:space="preserve"> </w:t>
+      </w:r>
+      <w:r>
+        <w:rPr>
+          <w:rFonts w:ascii="Times New Roman" w:hAnsi="Times New Roman" w:cs="Times New Roman"/>
+        </w:rPr>
+        <w:t xml:space="preserve">exhibit </w:t>
+      </w:r>
+      <w:r>
+        <w:rPr>
+          <w:rFonts w:ascii="Times New Roman" w:hAnsi="Times New Roman" w:cs="Times New Roman"/>
+        </w:rPr>
+        <w:t>lower</w:t>
+      </w:r>
+      <w:r>
+        <w:rPr>
+          <w:rFonts w:ascii="Times New Roman" w:hAnsi="Times New Roman" w:cs="Times New Roman"/>
+        </w:rPr>
+        <w:t xml:space="preserve"> maximum growth rate</w:t>
+      </w:r>
+      <w:r>
+        <w:rPr>
+          <w:rFonts w:ascii="Times New Roman" w:hAnsi="Times New Roman" w:cs="Times New Roman"/>
+        </w:rPr>
+        <w:t>s</w:t>
+      </w:r>
+      <w:r>
+        <w:rPr>
+          <w:rFonts w:ascii="Times New Roman" w:hAnsi="Times New Roman" w:cs="Times New Roman"/>
+        </w:rPr>
+        <w:t xml:space="preserve"> </w:t>
+      </w:r>
+      <w:r>
+        <w:rPr>
+          <w:rFonts w:ascii="Times New Roman" w:hAnsi="Times New Roman" w:cs="Times New Roman"/>
+        </w:rPr>
+        <w:t>and small</w:t>
+      </w:r>
+      <w:r>
+        <w:rPr>
+          <w:rFonts w:ascii="Times New Roman" w:hAnsi="Times New Roman" w:cs="Times New Roman"/>
+        </w:rPr>
+        <w:t>er</w:t>
+      </w:r>
+      <w:r>
+        <w:rPr>
+          <w:rFonts w:ascii="Times New Roman" w:hAnsi="Times New Roman" w:cs="Times New Roman"/>
+        </w:rPr>
+        <w:t xml:space="preserve"> body size</w:t>
+      </w:r>
+      <w:r>
+        <w:rPr>
+          <w:rFonts w:ascii="Times New Roman" w:hAnsi="Times New Roman" w:cs="Times New Roman"/>
+        </w:rPr>
+        <w:t>s</w:t>
+      </w:r>
+      <w:r>
+        <w:rPr>
+          <w:rFonts w:ascii="Times New Roman" w:hAnsi="Times New Roman" w:cs="Times New Roman"/>
+        </w:rPr>
+        <w:t xml:space="preserve"> </w:t>
+      </w:r>
+      <w:r>
+        <w:rPr>
+          <w:rFonts w:ascii="Times New Roman" w:hAnsi="Times New Roman" w:cs="Times New Roman"/>
+        </w:rPr>
+        <w:t xml:space="preserve">at </w:t>
+      </w:r>
+      <w:r>
+        <w:rPr>
+          <w:rFonts w:ascii="Times New Roman" w:hAnsi="Times New Roman" w:cs="Times New Roman"/>
+        </w:rPr>
+        <w:t>30 °C</w:t>
+      </w:r>
+      <w:r>
+        <w:rPr>
+          <w:rFonts w:ascii="Times New Roman" w:hAnsi="Times New Roman" w:cs="Times New Roman"/>
+        </w:rPr>
+        <w:t xml:space="preserve"> in response to a constant stressful temperature.</w:t>
+      </w:r>
+      <w:r>
+        <w:rPr>
+          <w:rFonts w:ascii="Times New Roman" w:hAnsi="Times New Roman" w:cs="Times New Roman"/>
+        </w:rPr>
+        <w:t xml:space="preserve"> </w:t>
+      </w:r>
+      <w:r>
+        <w:rPr>
+          <w:rFonts w:ascii="Times New Roman" w:hAnsi="Times New Roman" w:cs="Times New Roman"/>
+        </w:rPr>
+        <w:t xml:space="preserve">I also expect that </w:t>
+      </w:r>
+      <w:r>
+        <w:rPr>
+          <w:rFonts w:ascii="Times New Roman" w:hAnsi="Times New Roman" w:cs="Times New Roman"/>
+        </w:rPr>
+        <w:t xml:space="preserve">the </w:t>
+      </w:r>
+      <w:r>
+        <w:rPr>
+          <w:rFonts w:ascii="Times New Roman" w:hAnsi="Times New Roman" w:cs="Times New Roman"/>
+        </w:rPr>
+        <w:t>magnitude of that response would vary</w:t>
+      </w:r>
+      <w:r>
+        <w:rPr>
+          <w:rFonts w:ascii="Times New Roman" w:hAnsi="Times New Roman" w:cs="Times New Roman"/>
+        </w:rPr>
+        <w:t xml:space="preserve"> across spatial scales</w:t>
+      </w:r>
+      <w:r>
+        <w:rPr>
+          <w:rFonts w:ascii="Times New Roman" w:hAnsi="Times New Roman" w:cs="Times New Roman"/>
+        </w:rPr>
+        <w:t xml:space="preserve">, with most variation existing among leaves and little variation </w:t>
+      </w:r>
+      <w:r>
+        <w:rPr>
+          <w:rFonts w:ascii="Times New Roman" w:hAnsi="Times New Roman" w:cs="Times New Roman"/>
+        </w:rPr>
+        <w:t xml:space="preserve">among clones </w:t>
+      </w:r>
+      <w:r>
+        <w:rPr>
+          <w:rFonts w:ascii="Times New Roman" w:hAnsi="Times New Roman" w:cs="Times New Roman"/>
+        </w:rPr>
+        <w:t>within leaves</w:t>
+      </w:r>
+      <w:r>
+        <w:rPr>
+          <w:rFonts w:ascii="Times New Roman" w:hAnsi="Times New Roman" w:cs="Times New Roman"/>
+        </w:rPr>
+        <w:t>.</w:t>
+      </w:r>
+    </w:p>
+    <w:p>
+      <w:pPr>
+        <w:rPr>
+          <w:rFonts w:ascii="Times New Roman" w:hAnsi="Times New Roman" w:cs="Times New Roman"/>
+        </w:rPr>
+      </w:pPr>
+      <w:r>
+        <w:rPr>
+          <w:rFonts w:ascii="Times New Roman" w:hAnsi="Times New Roman" w:cs="Times New Roman"/>
+        </w:rPr>
+        <w:lastRenderedPageBreak/>
+        <w:br w:type="page"/>
+      </w:r>
+    </w:p>
+    <w:p>
+      <w:pPr>
+        <w:spacing w:after="0" w:line="480" w:lineRule="auto"/>
+        <w:jc w:val="center"/>
+        <w:rPr>
+          <w:rFonts w:ascii="Times New Roman" w:hAnsi="Times New Roman" w:cs="Times New Roman"/>
+        </w:rPr>
+      </w:pPr>
+      <w:r>
+        <w:rPr>
+          <w:rFonts w:ascii="Times New Roman" w:hAnsi="Times New Roman" w:cs="Times New Roman"/>
+          <w:b/>
+          <w:bCs/>
+        </w:rPr>
+        <w:lastRenderedPageBreak/>
+        <w:t>Methods</w:t>
+      </w:r>
+    </w:p>
+    <w:p>
+      <w:pPr>
+        <w:spacing w:after="0" w:line="480" w:lineRule="auto"/>
+        <w:rPr>
+          <w:rFonts w:ascii="Times New Roman" w:hAnsi="Times New Roman" w:cs="Times New Roman"/>
+        </w:rPr>
+      </w:pPr>
+      <w:r>
+        <w:rPr>
+          <w:rFonts w:ascii="Times New Roman" w:hAnsi="Times New Roman" w:cs="Times New Roman"/>
+          <w:u w:val="single"/>
+        </w:rPr>
+        <w:t>Field Collection of Rotifers</w:t>
+      </w:r>
+    </w:p>
+    <w:p>
+      <w:pPr>
+        <w:spacing w:after="0" w:line="480" w:lineRule="auto"/>
+        <w:ind w:firstLine="720"/>
+        <w:rPr>
+          <w:rFonts w:ascii="Times New Roman" w:hAnsi="Times New Roman" w:cs="Times New Roman"/>
+        </w:rPr>
+      </w:pPr>
+      <w:r>
+        <w:rPr>
+          <w:rFonts w:ascii="Times New Roman" w:hAnsi="Times New Roman" w:cs="Times New Roman"/>
+        </w:rPr>
+        <w:t xml:space="preserve">I collected samples of </w:t>
+      </w:r>
+      <w:r>
+        <w:rPr>
+          <w:rFonts w:ascii="Times New Roman" w:hAnsi="Times New Roman" w:cs="Times New Roman"/>
+          <w:i/>
+          <w:iCs/>
+        </w:rPr>
+        <w:t>Sarracenia purpurea</w:t>
+      </w:r>
+      <w:r>
+        <w:rPr>
+          <w:rFonts w:ascii="Times New Roman" w:hAnsi="Times New Roman" w:cs="Times New Roman"/>
+        </w:rPr>
+        <w:t xml:space="preserve"> leaf water from </w:t>
+      </w:r>
+      <w:r>
+        <w:rPr>
+          <w:rFonts w:ascii="Times New Roman" w:hAnsi="Times New Roman" w:cs="Times New Roman"/>
+        </w:rPr>
+        <w:t>88</w:t>
+      </w:r>
+      <w:r>
+        <w:rPr>
+          <w:rFonts w:ascii="Times New Roman" w:hAnsi="Times New Roman" w:cs="Times New Roman"/>
+        </w:rPr>
+        <w:t xml:space="preserve"> plants </w:t>
+      </w:r>
+      <w:r>
+        <w:rPr>
+          <w:rFonts w:ascii="Times New Roman" w:hAnsi="Times New Roman" w:cs="Times New Roman"/>
+        </w:rPr>
+        <w:t>from two</w:t>
+      </w:r>
+      <w:r>
+        <w:rPr>
+          <w:rFonts w:ascii="Times New Roman" w:hAnsi="Times New Roman" w:cs="Times New Roman"/>
+        </w:rPr>
+        <w:t xml:space="preserve"> sites in the Apalachicola National Forest in northern Florida in July of 2024. These sites</w:t>
+      </w:r>
+      <w:r>
+        <w:rPr>
+          <w:rFonts w:ascii="Times New Roman" w:hAnsi="Times New Roman" w:cs="Times New Roman"/>
+        </w:rPr>
+        <w:t xml:space="preserve"> (Crystal Bog and Pleaphase Savan</w:t>
+      </w:r>
+      <w:r>
+        <w:rPr>
+          <w:rFonts w:ascii="Times New Roman" w:hAnsi="Times New Roman" w:cs="Times New Roman"/>
+        </w:rPr>
+        <w:t>n</w:t>
+      </w:r>
+      <w:r>
+        <w:rPr>
+          <w:rFonts w:ascii="Times New Roman" w:hAnsi="Times New Roman" w:cs="Times New Roman"/>
+        </w:rPr>
+        <w:t>ah</w:t>
+      </w:r>
+      <w:r>
+        <w:rPr>
+          <w:rFonts w:ascii="Times New Roman" w:hAnsi="Times New Roman" w:cs="Times New Roman"/>
+        </w:rPr>
+        <w:t>, Figure 1</w:t>
+      </w:r>
+      <w:r>
+        <w:rPr>
+          <w:rFonts w:ascii="Times New Roman" w:hAnsi="Times New Roman" w:cs="Times New Roman"/>
+        </w:rPr>
+        <w:t>)</w:t>
+      </w:r>
+      <w:r>
+        <w:rPr>
+          <w:rFonts w:ascii="Times New Roman" w:hAnsi="Times New Roman" w:cs="Times New Roman"/>
+        </w:rPr>
+        <w:t xml:space="preserve"> were chosen for the presence of known </w:t>
+      </w:r>
+      <w:r>
+        <w:rPr>
+          <w:rFonts w:ascii="Times New Roman" w:hAnsi="Times New Roman" w:cs="Times New Roman"/>
+          <w:i/>
+          <w:iCs/>
+        </w:rPr>
+        <w:t>S. purpurea</w:t>
+      </w:r>
+      <w:r>
+        <w:rPr>
+          <w:rFonts w:ascii="Times New Roman" w:hAnsi="Times New Roman" w:cs="Times New Roman"/>
+        </w:rPr>
+        <w:t xml:space="preserve"> populations</w:t>
+      </w:r>
+      <w:r>
+        <w:rPr>
+          <w:rFonts w:ascii="Times New Roman" w:hAnsi="Times New Roman" w:cs="Times New Roman"/>
+        </w:rPr>
+        <w:t xml:space="preserve"> and are </w:t>
+      </w:r>
+      <w:r>
+        <w:rPr>
+          <w:rFonts w:ascii="Times New Roman" w:hAnsi="Times New Roman" w:cs="Times New Roman"/>
+        </w:rPr>
+        <w:t>separated by</w:t>
+      </w:r>
+      <w:r>
+        <w:rPr>
+          <w:rFonts w:ascii="Times New Roman" w:hAnsi="Times New Roman" w:cs="Times New Roman"/>
+        </w:rPr>
+        <w:t xml:space="preserve"> approximately 5 km</w:t>
+      </w:r>
+      <w:r>
+        <w:rPr>
+          <w:rFonts w:ascii="Times New Roman" w:hAnsi="Times New Roman" w:cs="Times New Roman"/>
+        </w:rPr>
+        <w:t xml:space="preserve"> of longleaf pine forest</w:t>
+      </w:r>
+      <w:r>
+        <w:rPr>
+          <w:rFonts w:ascii="Times New Roman" w:hAnsi="Times New Roman" w:cs="Times New Roman"/>
+        </w:rPr>
+        <w:t>.</w:t>
+      </w:r>
+      <w:r>
+        <w:rPr>
+          <w:rFonts w:ascii="Times New Roman" w:hAnsi="Times New Roman" w:cs="Times New Roman"/>
+        </w:rPr>
+        <w:t xml:space="preserve"> I haphazardly sampled 50 plants from Site 1 (Crystal Bog), and </w:t>
+      </w:r>
+      <w:r>
+        <w:rPr>
+          <w:rFonts w:ascii="Times New Roman" w:hAnsi="Times New Roman" w:cs="Times New Roman"/>
+        </w:rPr>
+        <w:t>38</w:t>
+      </w:r>
+      <w:r>
+        <w:rPr>
+          <w:rFonts w:ascii="Times New Roman" w:hAnsi="Times New Roman" w:cs="Times New Roman"/>
+        </w:rPr>
+        <w:t xml:space="preserve"> from Site 2 (Pleaphase Savanna). From each plant, a sample from one leaf was collected using a </w:t>
+      </w:r>
+      <w:r>
+        <w:rPr>
+          <w:rFonts w:ascii="Times New Roman" w:hAnsi="Times New Roman" w:cs="Times New Roman"/>
+        </w:rPr>
+        <w:t>sterile</w:t>
+      </w:r>
+      <w:r>
+        <w:rPr>
+          <w:rFonts w:ascii="Times New Roman" w:hAnsi="Times New Roman" w:cs="Times New Roman"/>
+        </w:rPr>
+        <w:t xml:space="preserve"> plastic transfer pipette and stored in sterile 50 ml conical tubes. </w:t>
+      </w:r>
+      <w:r>
+        <w:rPr>
+          <w:rFonts w:ascii="Times New Roman" w:hAnsi="Times New Roman" w:cs="Times New Roman"/>
+        </w:rPr>
+        <w:t>The contents of each leaf were gently mixed using the tip of the pipette</w:t>
+      </w:r>
+      <w:r>
+        <w:rPr>
+          <w:rFonts w:ascii="Times New Roman" w:hAnsi="Times New Roman" w:cs="Times New Roman"/>
+        </w:rPr>
+        <w:t xml:space="preserve"> before sampling.</w:t>
+      </w:r>
+      <w:r>
+        <w:rPr>
+          <w:rFonts w:ascii="Times New Roman" w:hAnsi="Times New Roman" w:cs="Times New Roman"/>
+        </w:rPr>
+        <w:t xml:space="preserve"> </w:t>
+      </w:r>
+      <w:r>
+        <w:rPr>
+          <w:rFonts w:ascii="Times New Roman" w:hAnsi="Times New Roman" w:cs="Times New Roman"/>
+        </w:rPr>
+        <w:t>A</w:t>
+      </w:r>
+      <w:r>
+        <w:rPr>
+          <w:rFonts w:ascii="Times New Roman" w:hAnsi="Times New Roman" w:cs="Times New Roman"/>
+        </w:rPr>
+        <w:t xml:space="preserve">ll of the water in each leaf was collected, unless the leaf water volume exceeded </w:t>
+      </w:r>
+      <w:r>
+        <w:rPr>
+          <w:rFonts w:ascii="Times New Roman" w:hAnsi="Times New Roman" w:cs="Times New Roman"/>
+        </w:rPr>
+        <w:t>50</w:t>
+      </w:r>
+      <w:r>
+        <w:rPr>
+          <w:rFonts w:ascii="Times New Roman" w:hAnsi="Times New Roman" w:cs="Times New Roman"/>
+        </w:rPr>
+        <w:t xml:space="preserve"> ml</w:t>
+      </w:r>
+      <w:r>
+        <w:rPr>
+          <w:rFonts w:ascii="Times New Roman" w:hAnsi="Times New Roman" w:cs="Times New Roman"/>
+        </w:rPr>
+        <w:t xml:space="preserve">, in which case only </w:t>
+      </w:r>
+      <w:r>
+        <w:rPr>
+          <w:rFonts w:ascii="Times New Roman" w:hAnsi="Times New Roman" w:cs="Times New Roman"/>
+        </w:rPr>
+        <w:t>50</w:t>
+      </w:r>
+      <w:r>
+        <w:rPr>
+          <w:rFonts w:ascii="Times New Roman" w:hAnsi="Times New Roman" w:cs="Times New Roman"/>
+        </w:rPr>
+        <w:t xml:space="preserve"> ml was collected. The samples were then transported to Forida State University and stored at room temperature. </w:t>
+      </w:r>
+    </w:p>
+    <w:p>
+      <w:pPr>
+        <w:spacing w:after="0" w:line="480" w:lineRule="auto"/>
+        <w:ind w:firstLine="720"/>
+        <w:rPr>
+          <w:rFonts w:ascii="Times New Roman" w:hAnsi="Times New Roman" w:cs="Times New Roman"/>
+        </w:rPr>
+      </w:pPr>
+      <w:r>
+        <w:rPr>
+          <w:rFonts w:ascii="Times New Roman" w:hAnsi="Times New Roman" w:cs="Times New Roman"/>
+        </w:rPr>
+        <w:t xml:space="preserve">Within </w:t>
+      </w:r>
+      <w:commentRangeStart w:id="11"/>
+      <w:r>
+        <w:rPr>
+          <w:rFonts w:ascii="Times New Roman" w:hAnsi="Times New Roman" w:cs="Times New Roman"/>
+        </w:rPr>
+        <w:t xml:space="preserve">4 hours </w:t>
+      </w:r>
+      <w:commentRangeEnd w:id="11"/>
       <w:r>
         <w:rPr>
           <w:rStyle w:val="CommentReference"/>
@@ -1181,22 +3530,230 @@
           <w:sz w:val="24"/>
           <w:szCs w:val="24"/>
         </w:rPr>
-        <w:commentReference w:id="7"/>
-      </w:r>
-      <w:r>
-        <w:rPr>
-          <w:rFonts w:ascii="Times New Roman" w:hAnsi="Times New Roman" w:cs="Times New Roman"/>
-        </w:rPr>
-        <w:t xml:space="preserve">, since the spatial scale at which variation resides shapes how effectively selection can </w:t>
-      </w:r>
-      <w:commentRangeStart w:id="8"/>
-      <w:r>
-        <w:rPr>
-          <w:rFonts w:ascii="Times New Roman" w:hAnsi="Times New Roman" w:cs="Times New Roman"/>
-        </w:rPr>
-        <w:t xml:space="preserve">drive rapid adaptation </w:t>
-      </w:r>
-      <w:commentRangeEnd w:id="8"/>
+        <w:commentReference w:id="11"/>
+      </w:r>
+      <w:r>
+        <w:rPr>
+          <w:rFonts w:ascii="Times New Roman" w:hAnsi="Times New Roman" w:cs="Times New Roman"/>
+        </w:rPr>
+        <w:t>of collection, the samples were visually inspected for the presence of late-instar mosquito larvae (</w:t>
+      </w:r>
+      <w:r>
+        <w:rPr>
+          <w:rFonts w:ascii="Times New Roman" w:hAnsi="Times New Roman" w:cs="Times New Roman"/>
+          <w:i/>
+          <w:iCs/>
+        </w:rPr>
+        <w:t>W</w:t>
+      </w:r>
+      <w:r>
+        <w:rPr>
+          <w:rFonts w:ascii="Times New Roman" w:hAnsi="Times New Roman" w:cs="Times New Roman"/>
+          <w:i/>
+          <w:iCs/>
+        </w:rPr>
+        <w:t>.</w:t>
+      </w:r>
+      <w:r>
+        <w:rPr>
+          <w:rFonts w:ascii="Times New Roman" w:hAnsi="Times New Roman" w:cs="Times New Roman"/>
+          <w:i/>
+          <w:iCs/>
+        </w:rPr>
+        <w:t xml:space="preserve"> smithii</w:t>
+      </w:r>
+      <w:r>
+        <w:rPr>
+          <w:rFonts w:ascii="Times New Roman" w:hAnsi="Times New Roman" w:cs="Times New Roman"/>
+        </w:rPr>
+        <w:t xml:space="preserve">). If present, larvae were removed using </w:t>
+      </w:r>
+      <w:r>
+        <w:rPr>
+          <w:rFonts w:ascii="Times New Roman" w:hAnsi="Times New Roman" w:cs="Times New Roman"/>
+        </w:rPr>
+        <w:t>clean</w:t>
+      </w:r>
+      <w:r>
+        <w:rPr>
+          <w:rFonts w:ascii="Times New Roman" w:hAnsi="Times New Roman" w:cs="Times New Roman"/>
+        </w:rPr>
+        <w:t xml:space="preserve"> plastic transfer pipette</w:t>
+      </w:r>
+      <w:r>
+        <w:rPr>
+          <w:rFonts w:ascii="Times New Roman" w:hAnsi="Times New Roman" w:cs="Times New Roman"/>
+        </w:rPr>
+        <w:t>s</w:t>
+      </w:r>
+      <w:r>
+        <w:rPr>
+          <w:rFonts w:ascii="Times New Roman" w:hAnsi="Times New Roman" w:cs="Times New Roman"/>
+        </w:rPr>
+        <w:t xml:space="preserve"> to prevent predation on </w:t>
+      </w:r>
+      <w:r>
+        <w:rPr>
+          <w:rFonts w:ascii="Times New Roman" w:hAnsi="Times New Roman" w:cs="Times New Roman"/>
+          <w:i/>
+          <w:iCs/>
+        </w:rPr>
+        <w:t>H</w:t>
+      </w:r>
+      <w:r>
+        <w:rPr>
+          <w:rFonts w:ascii="Times New Roman" w:hAnsi="Times New Roman" w:cs="Times New Roman"/>
+          <w:i/>
+          <w:iCs/>
+        </w:rPr>
+        <w:t>.</w:t>
+      </w:r>
+      <w:r>
+        <w:rPr>
+          <w:rFonts w:ascii="Times New Roman" w:hAnsi="Times New Roman" w:cs="Times New Roman"/>
+          <w:i/>
+          <w:iCs/>
+        </w:rPr>
+        <w:t xml:space="preserve"> rosa</w:t>
+      </w:r>
+      <w:r>
+        <w:rPr>
+          <w:rFonts w:ascii="Times New Roman" w:hAnsi="Times New Roman" w:cs="Times New Roman"/>
+        </w:rPr>
+        <w:t xml:space="preserve">. All sample tubes were sealed with parafilm and transported via </w:t>
+      </w:r>
+      <w:r>
+        <w:rPr>
+          <w:rFonts w:ascii="Times New Roman" w:hAnsi="Times New Roman" w:cs="Times New Roman"/>
+        </w:rPr>
+        <w:t xml:space="preserve">a </w:t>
+      </w:r>
+      <w:r>
+        <w:rPr>
+          <w:rFonts w:ascii="Times New Roman" w:hAnsi="Times New Roman" w:cs="Times New Roman"/>
+        </w:rPr>
+        <w:t>commercial flight to California State University, Northridge. The samples were then stored in a growth chamber at 25</w:t>
+      </w:r>
+      <w:r>
+        <w:rPr>
+          <w:rFonts w:ascii="Times New Roman" w:hAnsi="Times New Roman" w:cs="Times New Roman"/>
+        </w:rPr>
+        <w:t xml:space="preserve"> </w:t>
+      </w:r>
+      <w:r>
+        <w:rPr>
+          <w:rFonts w:ascii="Times New Roman" w:hAnsi="Times New Roman" w:cs="Times New Roman"/>
+        </w:rPr>
+        <w:t xml:space="preserve">°C. A 300 </w:t>
+      </w:r>
+      <w:r>
+        <w:rPr>
+          <w:rFonts w:ascii="Times New Roman" w:hAnsi="Times New Roman" w:cs="Times New Roman"/>
+        </w:rPr>
+        <w:t>µ</w:t>
+      </w:r>
+      <w:r>
+        <w:rPr>
+          <w:rFonts w:ascii="Times New Roman" w:hAnsi="Times New Roman" w:cs="Times New Roman"/>
+        </w:rPr>
+        <w:t xml:space="preserve">l sample from each tube was scored for the presence of </w:t>
+      </w:r>
+      <w:r>
+        <w:rPr>
+          <w:rFonts w:ascii="Times New Roman" w:hAnsi="Times New Roman" w:cs="Times New Roman"/>
+          <w:i/>
+          <w:iCs/>
+        </w:rPr>
+        <w:t>H. rosa</w:t>
+      </w:r>
+      <w:r>
+        <w:rPr>
+          <w:rFonts w:ascii="Times New Roman" w:hAnsi="Times New Roman" w:cs="Times New Roman"/>
+        </w:rPr>
+        <w:t>, other species of rotifers, and ciliates using 24-well tissue culture plates and a stereomicroscope. Samples were inspected for the presence of developing mosquito larvae for two</w:t>
+      </w:r>
+      <w:r>
+        <w:rPr>
+          <w:rFonts w:ascii="Times New Roman" w:hAnsi="Times New Roman" w:cs="Times New Roman"/>
+        </w:rPr>
+        <w:t xml:space="preserve"> additional</w:t>
+      </w:r>
+      <w:r>
+        <w:rPr>
+          <w:rFonts w:ascii="Times New Roman" w:hAnsi="Times New Roman" w:cs="Times New Roman"/>
+        </w:rPr>
+        <w:t xml:space="preserve"> weeks, which were removed upon detection.</w:t>
+      </w:r>
+    </w:p>
+    <w:p>
+      <w:pPr>
+        <w:spacing w:after="0" w:line="480" w:lineRule="auto"/>
+        <w:rPr>
+          <w:rFonts w:ascii="Times New Roman" w:hAnsi="Times New Roman" w:cs="Times New Roman"/>
+        </w:rPr>
+      </w:pPr>
+      <w:r>
+        <w:rPr>
+          <w:rFonts w:ascii="Times New Roman" w:hAnsi="Times New Roman" w:cs="Times New Roman"/>
+          <w:u w:val="single"/>
+        </w:rPr>
+        <w:t>Rotifer Isolation and Rearing</w:t>
+      </w:r>
+    </w:p>
+    <w:p>
+      <w:pPr>
+        <w:spacing w:after="0" w:line="480" w:lineRule="auto"/>
+        <w:ind w:firstLine="720"/>
+        <w:rPr>
+          <w:rFonts w:ascii="Times New Roman" w:hAnsi="Times New Roman" w:cs="Times New Roman"/>
+        </w:rPr>
+      </w:pPr>
+      <w:r>
+        <w:rPr>
+          <w:rFonts w:ascii="Times New Roman" w:hAnsi="Times New Roman" w:cs="Times New Roman"/>
+        </w:rPr>
+        <w:t xml:space="preserve">To establish clonal lines of the obligate parthenogenic </w:t>
+      </w:r>
+      <w:r>
+        <w:rPr>
+          <w:rFonts w:ascii="Times New Roman" w:hAnsi="Times New Roman" w:cs="Times New Roman"/>
+          <w:i/>
+          <w:iCs/>
+        </w:rPr>
+        <w:t>H. rosa,</w:t>
+      </w:r>
+      <w:r>
+        <w:rPr>
+          <w:rFonts w:ascii="Times New Roman" w:hAnsi="Times New Roman" w:cs="Times New Roman"/>
+        </w:rPr>
+        <w:t xml:space="preserve"> I isolated individual rotifers from leaf water samples. Of the </w:t>
+      </w:r>
+      <w:r>
+        <w:rPr>
+          <w:rFonts w:ascii="Times New Roman" w:hAnsi="Times New Roman" w:cs="Times New Roman"/>
+        </w:rPr>
+        <w:t>88</w:t>
+      </w:r>
+      <w:r>
+        <w:rPr>
+          <w:rFonts w:ascii="Times New Roman" w:hAnsi="Times New Roman" w:cs="Times New Roman"/>
+        </w:rPr>
+        <w:t xml:space="preserve"> leaf water samples collected, only </w:t>
+      </w:r>
+      <w:r>
+        <w:rPr>
+          <w:rFonts w:ascii="Times New Roman" w:hAnsi="Times New Roman" w:cs="Times New Roman"/>
+        </w:rPr>
+        <w:t>s</w:t>
+      </w:r>
+      <w:commentRangeStart w:id="12"/>
+      <w:r>
+        <w:rPr>
+          <w:rFonts w:ascii="Times New Roman" w:hAnsi="Times New Roman" w:cs="Times New Roman"/>
+        </w:rPr>
+        <w:t>ev</w:t>
+      </w:r>
+      <w:commentRangeEnd w:id="12"/>
       <w:r>
         <w:rPr>
           <w:rStyle w:val="CommentReference"/>
@@ -1204,25 +3761,86 @@
           <w:sz w:val="24"/>
           <w:szCs w:val="24"/>
         </w:rPr>
-        <w:commentReference w:id="8"/>
-      </w:r>
-      <w:r>
-        <w:rPr>
-          <w:rFonts w:ascii="Times New Roman" w:hAnsi="Times New Roman" w:cs="Times New Roman"/>
-        </w:rPr>
-        <w:t xml:space="preserve">to environmental change (Baumann and Conover 2011; Buckley and Kingsolver 2021). In spatially structured populations, therefore, assessing adaptive potential requires understanding how variance in thermal </w:t>
-      </w:r>
-      <w:r>
-        <w:rPr>
-          <w:rFonts w:ascii="Times New Roman" w:hAnsi="Times New Roman" w:cs="Times New Roman"/>
-        </w:rPr>
-        <w:t>response</w:t>
-      </w:r>
-      <w:r>
-        <w:rPr>
-          <w:rFonts w:ascii="Times New Roman" w:hAnsi="Times New Roman" w:cs="Times New Roman"/>
-        </w:rPr>
-        <w:t xml:space="preserve"> is partitioned across these hierarchical levels.</w:t>
+        <w:commentReference w:id="12"/>
+      </w:r>
+      <w:r>
+        <w:rPr>
+          <w:rFonts w:ascii="Times New Roman" w:hAnsi="Times New Roman" w:cs="Times New Roman"/>
+        </w:rPr>
+        <w:t>en</w:t>
+      </w:r>
+      <w:r>
+        <w:rPr>
+          <w:rFonts w:ascii="Times New Roman" w:hAnsi="Times New Roman" w:cs="Times New Roman"/>
+        </w:rPr>
+        <w:t xml:space="preserve"> from Site 1</w:t>
+      </w:r>
+      <w:r>
+        <w:rPr>
+          <w:rFonts w:ascii="Times New Roman" w:hAnsi="Times New Roman" w:cs="Times New Roman"/>
+        </w:rPr>
+        <w:t xml:space="preserve"> </w:t>
+      </w:r>
+      <w:r>
+        <w:rPr>
+          <w:rFonts w:ascii="Times New Roman" w:hAnsi="Times New Roman" w:cs="Times New Roman"/>
+        </w:rPr>
+        <w:lastRenderedPageBreak/>
+        <w:t>and</w:t>
+      </w:r>
+      <w:r>
+        <w:rPr>
+          <w:rFonts w:ascii="Times New Roman" w:hAnsi="Times New Roman" w:cs="Times New Roman"/>
+        </w:rPr>
+        <w:t xml:space="preserve"> </w:t>
+      </w:r>
+      <w:r>
+        <w:rPr>
+          <w:rFonts w:ascii="Times New Roman" w:hAnsi="Times New Roman" w:cs="Times New Roman"/>
+        </w:rPr>
+        <w:t>six</w:t>
+      </w:r>
+      <w:r>
+        <w:rPr>
+          <w:rFonts w:ascii="Times New Roman" w:hAnsi="Times New Roman" w:cs="Times New Roman"/>
+        </w:rPr>
+        <w:t xml:space="preserve"> from Site 2</w:t>
+      </w:r>
+      <w:r>
+        <w:rPr>
+          <w:rFonts w:ascii="Times New Roman" w:hAnsi="Times New Roman" w:cs="Times New Roman"/>
+        </w:rPr>
+        <w:t xml:space="preserve"> </w:t>
+      </w:r>
+      <w:r>
+        <w:rPr>
+          <w:rFonts w:ascii="Times New Roman" w:hAnsi="Times New Roman" w:cs="Times New Roman"/>
+        </w:rPr>
+        <w:t xml:space="preserve">were likely candidates for isolation. The remaining samples either had no rotifers or were so densely populated by small ciliates that isolating rotifers without contamination was impractical. From each leaf water sample, I isolated </w:t>
+      </w:r>
+      <w:r>
+        <w:rPr>
+          <w:rFonts w:ascii="Times New Roman" w:hAnsi="Times New Roman" w:cs="Times New Roman"/>
+        </w:rPr>
+        <w:t>32</w:t>
+      </w:r>
+      <w:r>
+        <w:rPr>
+          <w:rFonts w:ascii="Times New Roman" w:hAnsi="Times New Roman" w:cs="Times New Roman"/>
+        </w:rPr>
+        <w:t xml:space="preserve"> individual</w:t>
+      </w:r>
+      <w:r>
+        <w:rPr>
+          <w:rFonts w:ascii="Times New Roman" w:hAnsi="Times New Roman" w:cs="Times New Roman"/>
+        </w:rPr>
+        <w:t xml:space="preserve"> rotifers</w:t>
+      </w:r>
+      <w:r>
+        <w:rPr>
+          <w:rFonts w:ascii="Times New Roman" w:hAnsi="Times New Roman" w:cs="Times New Roman"/>
+        </w:rPr>
+        <w:t>.</w:t>
       </w:r>
     </w:p>
     <w:p>
@@ -1237,7 +3855,174 @@
         <w:rPr>
           <w:rFonts w:ascii="Times New Roman" w:hAnsi="Times New Roman" w:cs="Times New Roman"/>
         </w:rPr>
-        <w:t xml:space="preserve">One such spatially hierarchical system is the water-filled leaves of the carnivorous Purple Pitcher Plant, </w:t>
+        <w:t>I performed the isolations in six-well culture plates by capturing rotifers with pulled glass Pasteur pipettes, which provide an extremely small aperture well-suited for moving individual rotifers. Captured rotifers were washed three or more times in an excess of sterile deionized water in 12-well tissue culture plates before being left alone for two weeks in the isolated wells of 24-well tissue culture plate</w:t>
+      </w:r>
+      <w:r>
+        <w:rPr>
+          <w:rFonts w:ascii="Times New Roman" w:hAnsi="Times New Roman" w:cs="Times New Roman"/>
+        </w:rPr>
+        <w:t>s</w:t>
+      </w:r>
+      <w:r>
+        <w:rPr>
+          <w:rFonts w:ascii="Times New Roman" w:hAnsi="Times New Roman" w:cs="Times New Roman"/>
+        </w:rPr>
+        <w:t xml:space="preserve">. Since the isolation process is intended to exclude other protists and not to produce a fully axenic culture, bacteria from the original sample were </w:t>
+      </w:r>
+      <w:r>
+        <w:rPr>
+          <w:rFonts w:ascii="Times New Roman" w:hAnsi="Times New Roman" w:cs="Times New Roman"/>
+        </w:rPr>
+        <w:t xml:space="preserve">incidentally </w:t>
+      </w:r>
+      <w:r>
+        <w:rPr>
+          <w:rFonts w:ascii="Times New Roman" w:hAnsi="Times New Roman" w:cs="Times New Roman"/>
+        </w:rPr>
+        <w:t xml:space="preserve">carried over along with each individual rotifer. The addition of fish food flakes acted as the basal resource for these bacteria, that in turn provided a food source for the rotifer. </w:t>
+      </w:r>
+      <w:r>
+        <w:rPr>
+          <w:rFonts w:ascii="Times New Roman" w:hAnsi="Times New Roman" w:cs="Times New Roman"/>
+        </w:rPr>
+        <w:t xml:space="preserve">I carried out </w:t>
+      </w:r>
+      <w:commentRangeStart w:id="13"/>
+      <w:r>
+        <w:rPr>
+          <w:rFonts w:ascii="Times New Roman" w:hAnsi="Times New Roman" w:cs="Times New Roman"/>
+        </w:rPr>
+        <w:t>32</w:t>
+      </w:r>
+      <w:commentRangeEnd w:id="13"/>
+      <w:r>
+        <w:rPr>
+          <w:rStyle w:val="CommentReference"/>
+          <w:rFonts w:ascii="Times New Roman" w:hAnsi="Times New Roman" w:cs="Times New Roman"/>
+          <w:sz w:val="24"/>
+          <w:szCs w:val="24"/>
+        </w:rPr>
+        <w:commentReference w:id="13"/>
+      </w:r>
+      <w:r>
+        <w:rPr>
+          <w:rFonts w:ascii="Times New Roman" w:hAnsi="Times New Roman" w:cs="Times New Roman"/>
+        </w:rPr>
+        <w:t xml:space="preserve"> isolations per leaf water sample, for a total of 448 isolated rotifers</w:t>
+      </w:r>
+      <w:r>
+        <w:rPr>
+          <w:rFonts w:ascii="Times New Roman" w:hAnsi="Times New Roman" w:cs="Times New Roman"/>
+        </w:rPr>
+        <w:t>.</w:t>
+      </w:r>
+      <w:r>
+        <w:rPr>
+          <w:rFonts w:ascii="Times New Roman" w:hAnsi="Times New Roman" w:cs="Times New Roman"/>
+        </w:rPr>
+        <w:t xml:space="preserve"> </w:t>
+      </w:r>
+    </w:p>
+    <w:p>
+      <w:pPr>
+        <w:spacing w:after="0" w:line="480" w:lineRule="auto"/>
+        <w:ind w:firstLine="720"/>
+        <w:rPr>
+          <w:rFonts w:ascii="Times New Roman" w:hAnsi="Times New Roman" w:cs="Times New Roman"/>
+        </w:rPr>
+      </w:pPr>
+      <w:r>
+        <w:rPr>
+          <w:rFonts w:ascii="Times New Roman" w:hAnsi="Times New Roman" w:cs="Times New Roman"/>
+        </w:rPr>
+        <w:t xml:space="preserve">After two weeks, each well was observed for isolates that successfully founded clonal lines. Those that succeeded were transferred to 125 ml sterile flasks with 100 ml of artificial </w:t>
+      </w:r>
+      <w:commentRangeStart w:id="14"/>
+      <w:r>
+        <w:rPr>
+          <w:rFonts w:ascii="Times New Roman" w:hAnsi="Times New Roman" w:cs="Times New Roman"/>
+        </w:rPr>
+        <w:t>freshwater m</w:t>
+      </w:r>
+      <w:commentRangeEnd w:id="14"/>
+      <w:r>
+        <w:rPr>
+          <w:rStyle w:val="CommentReference"/>
+          <w:rFonts w:ascii="Times New Roman" w:hAnsi="Times New Roman" w:cs="Times New Roman"/>
+          <w:sz w:val="24"/>
+          <w:szCs w:val="24"/>
+        </w:rPr>
+        <w:commentReference w:id="14"/>
+      </w:r>
+      <w:r>
+        <w:rPr>
+          <w:rFonts w:ascii="Times New Roman" w:hAnsi="Times New Roman" w:cs="Times New Roman"/>
+        </w:rPr>
+        <w:t>edium, AFW (0.0096% sodium bicarbonate (NaHCO</w:t>
+      </w:r>
+      <w:r>
+        <w:rPr>
+          <w:rFonts w:ascii="Times New Roman" w:hAnsi="Times New Roman" w:cs="Times New Roman"/>
+          <w:vertAlign w:val="subscript"/>
+        </w:rPr>
+        <w:t>3</w:t>
+      </w:r>
+      <w:r>
+        <w:rPr>
+          <w:rFonts w:ascii="Times New Roman" w:hAnsi="Times New Roman" w:cs="Times New Roman"/>
+        </w:rPr>
+        <w:t>)</w:t>
+      </w:r>
+      <w:r>
+        <w:rPr>
+          <w:rFonts w:ascii="Times New Roman" w:hAnsi="Times New Roman" w:cs="Times New Roman"/>
+        </w:rPr>
+        <w:t>, 0.0060% calcium sulfate dihydrate (CaSO</w:t>
+      </w:r>
+      <w:r>
+        <w:rPr>
+          <w:rFonts w:ascii="Times New Roman" w:hAnsi="Times New Roman" w:cs="Times New Roman"/>
+          <w:vertAlign w:val="subscript"/>
+        </w:rPr>
+        <w:t>4</w:t>
+      </w:r>
+      <w:r>
+        <w:rPr>
+          <w:rFonts w:ascii="Times New Roman" w:hAnsi="Times New Roman" w:cs="Times New Roman"/>
+        </w:rPr>
+        <w:t>•2H</w:t>
+      </w:r>
+      <w:r>
+        <w:rPr>
+          <w:rFonts w:ascii="Times New Roman" w:hAnsi="Times New Roman" w:cs="Times New Roman"/>
+          <w:vertAlign w:val="subscript"/>
+        </w:rPr>
+        <w:t>2</w:t>
+      </w:r>
+      <w:r>
+        <w:rPr>
+          <w:rFonts w:ascii="Times New Roman" w:hAnsi="Times New Roman" w:cs="Times New Roman"/>
+        </w:rPr>
+        <w:t>O), 0.0060% magnesium sulfate (MgSO</w:t>
+      </w:r>
+      <w:r>
+        <w:rPr>
+          <w:rFonts w:ascii="Times New Roman" w:hAnsi="Times New Roman" w:cs="Times New Roman"/>
+          <w:vertAlign w:val="subscript"/>
+        </w:rPr>
+        <w:t>4</w:t>
+      </w:r>
+      <w:r>
+        <w:rPr>
+          <w:rFonts w:ascii="Times New Roman" w:hAnsi="Times New Roman" w:cs="Times New Roman"/>
+        </w:rPr>
+        <w:t>)</w:t>
+      </w:r>
+      <w:r>
+        <w:rPr>
+          <w:rFonts w:ascii="Times New Roman" w:hAnsi="Times New Roman" w:cs="Times New Roman"/>
+        </w:rPr>
+        <w:t xml:space="preserve">, 0.0004% potassium chloride (KCl)). I designed this medium to approximate the low-mineral conditions of </w:t>
       </w:r>
       <w:r>
         <w:rPr>
@@ -1245,237 +4030,22 @@
           <w:i/>
           <w:iCs/>
         </w:rPr>
-        <w:t>Sarracenia purpurea</w:t>
-      </w:r>
-      <w:r>
-        <w:rPr>
-          <w:rFonts w:ascii="Times New Roman" w:hAnsi="Times New Roman" w:cs="Times New Roman"/>
-        </w:rPr>
-        <w:t>. This phytotelmic habitat is home to many species spanning multiple trophic levels.</w:t>
-      </w:r>
-      <w:r>
-        <w:rPr>
-          <w:rFonts w:ascii="Times New Roman" w:hAnsi="Times New Roman" w:cs="Times New Roman"/>
-        </w:rPr>
-        <w:t xml:space="preserve"> As each new leaf opens, </w:t>
-      </w:r>
-      <w:r>
-        <w:rPr>
-          <w:rFonts w:ascii="Times New Roman" w:hAnsi="Times New Roman" w:cs="Times New Roman"/>
-        </w:rPr>
-        <w:t>microbial decomposers</w:t>
-      </w:r>
-      <w:r>
-        <w:rPr>
-          <w:rFonts w:ascii="Times New Roman" w:hAnsi="Times New Roman" w:cs="Times New Roman"/>
-        </w:rPr>
-        <w:t xml:space="preserve"> (</w:t>
-      </w:r>
-      <w:r>
-        <w:rPr>
-          <w:rFonts w:ascii="Times New Roman" w:hAnsi="Times New Roman" w:cs="Times New Roman"/>
-        </w:rPr>
-        <w:t>bacteria and single-celled yeasts</w:t>
-      </w:r>
-      <w:r>
-        <w:rPr>
-          <w:rFonts w:ascii="Times New Roman" w:hAnsi="Times New Roman" w:cs="Times New Roman"/>
-        </w:rPr>
-        <w:t xml:space="preserve">) </w:t>
-      </w:r>
-      <w:r>
-        <w:rPr>
-          <w:rFonts w:ascii="Times New Roman" w:hAnsi="Times New Roman" w:cs="Times New Roman"/>
-        </w:rPr>
-        <w:t xml:space="preserve">break down and consume </w:t>
-      </w:r>
-      <w:r>
-        <w:rPr>
-          <w:rFonts w:ascii="Times New Roman" w:hAnsi="Times New Roman" w:cs="Times New Roman"/>
-        </w:rPr>
-        <w:t xml:space="preserve">the plant’s </w:t>
-      </w:r>
-      <w:r>
-        <w:rPr>
-          <w:rFonts w:ascii="Times New Roman" w:hAnsi="Times New Roman" w:cs="Times New Roman"/>
-        </w:rPr>
-        <w:t>prey</w:t>
-      </w:r>
-      <w:r>
-        <w:rPr>
-          <w:rFonts w:ascii="Times New Roman" w:hAnsi="Times New Roman" w:cs="Times New Roman"/>
-        </w:rPr>
-        <w:t xml:space="preserve"> (</w:t>
-      </w:r>
-      <w:r>
-        <w:rPr>
-          <w:rFonts w:ascii="Times New Roman" w:hAnsi="Times New Roman" w:cs="Times New Roman"/>
-        </w:rPr>
-        <w:t>insects, primarily ants</w:t>
-      </w:r>
-      <w:r>
-        <w:rPr>
-          <w:rFonts w:ascii="Times New Roman" w:hAnsi="Times New Roman" w:cs="Times New Roman"/>
-        </w:rPr>
-        <w:t xml:space="preserve">) </w:t>
-      </w:r>
-      <w:r>
-        <w:rPr>
-          <w:rFonts w:ascii="Times New Roman" w:hAnsi="Times New Roman" w:cs="Times New Roman"/>
-        </w:rPr>
-        <w:t>that drown in the rainwater collect</w:t>
-      </w:r>
-      <w:r>
-        <w:rPr>
-          <w:rFonts w:ascii="Times New Roman" w:hAnsi="Times New Roman" w:cs="Times New Roman"/>
-        </w:rPr>
-        <w:t>ed</w:t>
-      </w:r>
-      <w:r>
-        <w:rPr>
-          <w:rFonts w:ascii="Times New Roman" w:hAnsi="Times New Roman" w:cs="Times New Roman"/>
-        </w:rPr>
-        <w:t xml:space="preserve"> inside the leaf</w:t>
-      </w:r>
-      <w:r>
-        <w:rPr>
-          <w:rFonts w:ascii="Times New Roman" w:hAnsi="Times New Roman" w:cs="Times New Roman"/>
-        </w:rPr>
-        <w:t xml:space="preserve"> (Miller et al., 2018)</w:t>
-      </w:r>
-      <w:r>
-        <w:rPr>
-          <w:rFonts w:ascii="Times New Roman" w:hAnsi="Times New Roman" w:cs="Times New Roman"/>
-        </w:rPr>
-        <w:t xml:space="preserve">. </w:t>
-      </w:r>
-      <w:r>
-        <w:rPr>
-          <w:rFonts w:ascii="Times New Roman" w:hAnsi="Times New Roman" w:cs="Times New Roman"/>
-        </w:rPr>
-        <w:t>M</w:t>
-      </w:r>
-      <w:r>
-        <w:rPr>
-          <w:rFonts w:ascii="Times New Roman" w:hAnsi="Times New Roman" w:cs="Times New Roman"/>
-        </w:rPr>
-        <w:t xml:space="preserve">ore than a dozen species of ciliates, flagellates, amoebae, and rotifers </w:t>
-      </w:r>
-      <w:r>
-        <w:rPr>
-          <w:rFonts w:ascii="Times New Roman" w:hAnsi="Times New Roman" w:cs="Times New Roman"/>
-        </w:rPr>
-        <w:t xml:space="preserve">arrive to graze on </w:t>
-      </w:r>
-      <w:r>
-        <w:rPr>
-          <w:rFonts w:ascii="Times New Roman" w:hAnsi="Times New Roman" w:cs="Times New Roman"/>
-        </w:rPr>
-        <w:t xml:space="preserve">the </w:t>
-      </w:r>
-      <w:r>
-        <w:rPr>
-          <w:rFonts w:ascii="Times New Roman" w:hAnsi="Times New Roman" w:cs="Times New Roman"/>
-        </w:rPr>
-        <w:t xml:space="preserve">bacterial community, and these </w:t>
-      </w:r>
-      <w:r>
-        <w:rPr>
-          <w:rFonts w:ascii="Times New Roman" w:hAnsi="Times New Roman" w:cs="Times New Roman"/>
-        </w:rPr>
-        <w:lastRenderedPageBreak/>
-        <w:t xml:space="preserve">bacterivores </w:t>
-      </w:r>
-      <w:r>
-        <w:rPr>
-          <w:rFonts w:ascii="Times New Roman" w:hAnsi="Times New Roman" w:cs="Times New Roman"/>
-        </w:rPr>
-        <w:t xml:space="preserve">are in turn predated by the larvae of </w:t>
-      </w:r>
-      <w:r>
-        <w:rPr>
-          <w:rFonts w:ascii="Times New Roman" w:hAnsi="Times New Roman" w:cs="Times New Roman"/>
-        </w:rPr>
-        <w:t xml:space="preserve">specialist </w:t>
-      </w:r>
-      <w:r>
-        <w:rPr>
-          <w:rFonts w:ascii="Times New Roman" w:hAnsi="Times New Roman" w:cs="Times New Roman"/>
-        </w:rPr>
-        <w:t>mosquito</w:t>
-      </w:r>
-      <w:r>
-        <w:rPr>
-          <w:rFonts w:ascii="Times New Roman" w:hAnsi="Times New Roman" w:cs="Times New Roman"/>
-        </w:rPr>
-        <w:t>e</w:t>
-      </w:r>
-      <w:r>
-        <w:rPr>
-          <w:rFonts w:ascii="Times New Roman" w:hAnsi="Times New Roman" w:cs="Times New Roman"/>
-        </w:rPr>
-        <w:t>s (</w:t>
-      </w:r>
-      <w:r>
-        <w:rPr>
-          <w:rFonts w:ascii="Times New Roman" w:hAnsi="Times New Roman" w:cs="Times New Roman"/>
-          <w:i/>
-          <w:iCs/>
-        </w:rPr>
-        <w:t xml:space="preserve">Wyeomyia </w:t>
-      </w:r>
-      <w:r>
-        <w:rPr>
-          <w:rFonts w:ascii="Times New Roman" w:hAnsi="Times New Roman" w:cs="Times New Roman"/>
-          <w:i/>
-          <w:iCs/>
-        </w:rPr>
-        <w:t>smithii</w:t>
-      </w:r>
-      <w:r>
-        <w:rPr>
-          <w:rFonts w:ascii="Times New Roman" w:hAnsi="Times New Roman" w:cs="Times New Roman"/>
-        </w:rPr>
-        <w:t>).</w:t>
-      </w:r>
-      <w:r>
-        <w:rPr>
-          <w:rFonts w:ascii="Times New Roman" w:hAnsi="Times New Roman" w:cs="Times New Roman"/>
-        </w:rPr>
-        <w:t xml:space="preserve"> </w:t>
-      </w:r>
-      <w:r>
-        <w:rPr>
-          <w:rFonts w:ascii="Times New Roman" w:hAnsi="Times New Roman" w:cs="Times New Roman"/>
-        </w:rPr>
-        <w:t xml:space="preserve">The successional dynamics of this </w:t>
-      </w:r>
-      <w:r>
-        <w:rPr>
-          <w:rFonts w:ascii="Times New Roman" w:hAnsi="Times New Roman" w:cs="Times New Roman"/>
-        </w:rPr>
-        <w:t xml:space="preserve">inquiline </w:t>
-      </w:r>
-      <w:r>
-        <w:rPr>
-          <w:rFonts w:ascii="Times New Roman" w:hAnsi="Times New Roman" w:cs="Times New Roman"/>
-        </w:rPr>
-        <w:t>community are well documented</w:t>
-      </w:r>
-      <w:r>
-        <w:rPr>
-          <w:rFonts w:ascii="Times New Roman" w:hAnsi="Times New Roman" w:cs="Times New Roman"/>
-        </w:rPr>
-        <w:t xml:space="preserve"> (</w:t>
-      </w:r>
-      <w:commentRangeStart w:id="9"/>
-      <w:r>
-        <w:rPr>
-          <w:rFonts w:ascii="Times New Roman" w:hAnsi="Times New Roman" w:cs="Times New Roman"/>
-        </w:rPr>
-        <w:t xml:space="preserve">Fish and </w:t>
-      </w:r>
-      <w:commentRangeEnd w:id="9"/>
+        <w:t>S. purpurea</w:t>
+      </w:r>
+      <w:r>
+        <w:rPr>
+          <w:rFonts w:ascii="Times New Roman" w:hAnsi="Times New Roman" w:cs="Times New Roman"/>
+        </w:rPr>
+        <w:t xml:space="preserve"> leaf water. The inclusion of carbonate for buffering improved culture stability during experiments and replicability of conditions among experiments. The flasks (hereafter, clonal stock cultures) were also provided with two sterile wheat seeds as a slow-release carbon source for bacteria. The isolation process led to the successful founding of 85 clonal stock cultures spanning </w:t>
+      </w:r>
+      <w:commentRangeStart w:id="15"/>
+      <w:r>
+        <w:rPr>
+          <w:rFonts w:ascii="Times New Roman" w:hAnsi="Times New Roman" w:cs="Times New Roman"/>
+        </w:rPr>
+        <w:t>at least three leaves</w:t>
+      </w:r>
+      <w:commentRangeEnd w:id="15"/>
       <w:r>
         <w:rPr>
           <w:rStyle w:val="CommentReference"/>
@@ -1483,358 +4053,61 @@
           <w:sz w:val="24"/>
           <w:szCs w:val="24"/>
         </w:rPr>
-        <w:commentReference w:id="9"/>
-      </w:r>
-      <w:r>
-        <w:rPr>
-          <w:rFonts w:ascii="Times New Roman" w:hAnsi="Times New Roman" w:cs="Times New Roman"/>
-        </w:rPr>
-        <w:t>Hall, 1978</w:t>
-      </w:r>
-      <w:r>
-        <w:rPr>
-          <w:rFonts w:ascii="Times New Roman" w:hAnsi="Times New Roman" w:cs="Times New Roman"/>
-        </w:rPr>
-        <w:t xml:space="preserve">; </w:t>
-      </w:r>
-      <w:r>
-        <w:rPr>
-          <w:rFonts w:ascii="Times New Roman" w:hAnsi="Times New Roman" w:cs="Times New Roman"/>
-        </w:rPr>
-        <w:t>Miller and terHorst, 2012;</w:t>
-      </w:r>
-      <w:r>
-        <w:rPr>
-          <w:rFonts w:ascii="Times New Roman" w:hAnsi="Times New Roman" w:cs="Times New Roman"/>
-        </w:rPr>
-        <w:t xml:space="preserve"> </w:t>
-      </w:r>
-      <w:r>
-        <w:rPr>
-          <w:rFonts w:ascii="Times New Roman" w:hAnsi="Times New Roman" w:cs="Times New Roman"/>
-        </w:rPr>
-        <w:t>Cuellar-Gempeler</w:t>
-      </w:r>
-      <w:r>
-        <w:rPr>
-          <w:rFonts w:ascii="Times New Roman" w:hAnsi="Times New Roman" w:cs="Times New Roman"/>
-        </w:rPr>
-        <w:t xml:space="preserve"> et al., 2025)</w:t>
-      </w:r>
-      <w:r>
-        <w:rPr>
-          <w:rFonts w:ascii="Times New Roman" w:hAnsi="Times New Roman" w:cs="Times New Roman"/>
-        </w:rPr>
-        <w:t>, but the effect</w:t>
-      </w:r>
-      <w:r>
-        <w:rPr>
-          <w:rFonts w:ascii="Times New Roman" w:hAnsi="Times New Roman" w:cs="Times New Roman"/>
-        </w:rPr>
-        <w:t>s</w:t>
-      </w:r>
-      <w:r>
-        <w:rPr>
-          <w:rFonts w:ascii="Times New Roman" w:hAnsi="Times New Roman" w:cs="Times New Roman"/>
-        </w:rPr>
-        <w:t xml:space="preserve"> of climate change on its ecology </w:t>
-      </w:r>
-      <w:r>
-        <w:rPr>
-          <w:rFonts w:ascii="Times New Roman" w:hAnsi="Times New Roman" w:cs="Times New Roman"/>
-        </w:rPr>
-        <w:t>are</w:t>
-      </w:r>
-      <w:r>
-        <w:rPr>
-          <w:rFonts w:ascii="Times New Roman" w:hAnsi="Times New Roman" w:cs="Times New Roman"/>
-        </w:rPr>
-        <w:t xml:space="preserve"> less understood</w:t>
-      </w:r>
-      <w:r>
-        <w:rPr>
-          <w:rFonts w:ascii="Times New Roman" w:hAnsi="Times New Roman" w:cs="Times New Roman"/>
-        </w:rPr>
-        <w:t xml:space="preserve"> (Miller et al., 2018)</w:t>
-      </w:r>
-      <w:r>
-        <w:rPr>
-          <w:rFonts w:ascii="Times New Roman" w:hAnsi="Times New Roman" w:cs="Times New Roman"/>
-        </w:rPr>
-        <w:t xml:space="preserve">. </w:t>
-      </w:r>
-      <w:r>
-        <w:rPr>
-          <w:rFonts w:ascii="Times New Roman" w:hAnsi="Times New Roman" w:cs="Times New Roman"/>
-        </w:rPr>
-        <w:t xml:space="preserve">The </w:t>
-      </w:r>
-      <w:r>
-        <w:rPr>
-          <w:rFonts w:ascii="Times New Roman" w:hAnsi="Times New Roman" w:cs="Times New Roman"/>
-        </w:rPr>
-        <w:t xml:space="preserve">range of the </w:t>
-      </w:r>
-      <w:r>
-        <w:rPr>
-          <w:rFonts w:ascii="Times New Roman" w:hAnsi="Times New Roman" w:cs="Times New Roman"/>
-        </w:rPr>
-        <w:t xml:space="preserve">host plant, </w:t>
-      </w:r>
-      <w:r>
-        <w:rPr>
-          <w:rFonts w:ascii="Times New Roman" w:hAnsi="Times New Roman" w:cs="Times New Roman"/>
-          <w:i/>
-          <w:iCs/>
-        </w:rPr>
-        <w:t>S. purpurea</w:t>
-      </w:r>
-      <w:r>
-        <w:rPr>
-          <w:rFonts w:ascii="Times New Roman" w:hAnsi="Times New Roman" w:cs="Times New Roman"/>
-        </w:rPr>
-        <w:t xml:space="preserve">, </w:t>
-      </w:r>
-      <w:r>
-        <w:rPr>
-          <w:rFonts w:ascii="Times New Roman" w:hAnsi="Times New Roman" w:cs="Times New Roman"/>
-        </w:rPr>
-        <w:t>spans broadly across eastern North America</w:t>
-      </w:r>
-      <w:r>
-        <w:rPr>
-          <w:rFonts w:ascii="Times New Roman" w:hAnsi="Times New Roman" w:cs="Times New Roman"/>
-        </w:rPr>
-        <w:t>:</w:t>
-      </w:r>
-      <w:r>
-        <w:rPr>
-          <w:rFonts w:ascii="Times New Roman" w:hAnsi="Times New Roman" w:cs="Times New Roman"/>
-        </w:rPr>
-        <w:t xml:space="preserve"> from</w:t>
-      </w:r>
-      <w:r>
-        <w:rPr>
-          <w:rFonts w:ascii="Times New Roman" w:hAnsi="Times New Roman" w:cs="Times New Roman"/>
-        </w:rPr>
-        <w:t xml:space="preserve"> Florida, to Newfoundland, </w:t>
-      </w:r>
-      <w:r>
-        <w:rPr>
-          <w:rFonts w:ascii="Times New Roman" w:hAnsi="Times New Roman" w:cs="Times New Roman"/>
-        </w:rPr>
-        <w:t xml:space="preserve">to </w:t>
-      </w:r>
-      <w:r>
-        <w:rPr>
-          <w:rFonts w:ascii="Times New Roman" w:hAnsi="Times New Roman" w:cs="Times New Roman"/>
-        </w:rPr>
-        <w:t>Saskatchewan.</w:t>
-      </w:r>
-      <w:r>
-        <w:rPr>
-          <w:rFonts w:ascii="Times New Roman" w:hAnsi="Times New Roman" w:cs="Times New Roman"/>
-        </w:rPr>
-        <w:t xml:space="preserve"> The southern edge of its range includes populations in the Apalachicola National Forest in Northern Florida. Apalachicola National Forest is expected to experience a </w:t>
-      </w:r>
-      <w:r>
-        <w:rPr>
-          <w:rFonts w:ascii="Times New Roman" w:hAnsi="Times New Roman" w:cs="Times New Roman"/>
-        </w:rPr>
-        <w:t>3</w:t>
-      </w:r>
-      <w:r>
-        <w:rPr>
-          <w:rFonts w:ascii="Times New Roman" w:hAnsi="Times New Roman" w:cs="Times New Roman"/>
-        </w:rPr>
-        <w:t>–</w:t>
-      </w:r>
-      <w:r>
-        <w:rPr>
-          <w:rFonts w:ascii="Times New Roman" w:hAnsi="Times New Roman" w:cs="Times New Roman"/>
-        </w:rPr>
-        <w:t>6</w:t>
-      </w:r>
-      <w:r>
-        <w:rPr>
-          <w:rFonts w:ascii="Times New Roman" w:hAnsi="Times New Roman" w:cs="Times New Roman"/>
-        </w:rPr>
-        <w:t xml:space="preserve"> °C increase in average temperatures by the year 2100 (</w:t>
-      </w:r>
-      <w:r>
-        <w:rPr>
-          <w:rFonts w:ascii="Times New Roman" w:hAnsi="Times New Roman" w:cs="Times New Roman"/>
-        </w:rPr>
-        <w:t>Runkle et al.</w:t>
-      </w:r>
-      <w:r>
-        <w:rPr>
-          <w:rFonts w:ascii="Times New Roman" w:hAnsi="Times New Roman" w:cs="Times New Roman"/>
-        </w:rPr>
-        <w:t>,</w:t>
-      </w:r>
-      <w:r>
-        <w:rPr>
-          <w:rFonts w:ascii="Times New Roman" w:hAnsi="Times New Roman" w:cs="Times New Roman"/>
-        </w:rPr>
-        <w:t xml:space="preserve"> 2022</w:t>
-      </w:r>
-      <w:r>
-        <w:rPr>
-          <w:rFonts w:ascii="Times New Roman" w:hAnsi="Times New Roman" w:cs="Times New Roman"/>
-        </w:rPr>
-        <w:t xml:space="preserve">). Populations of </w:t>
-      </w:r>
-      <w:r>
-        <w:rPr>
-          <w:rFonts w:ascii="Times New Roman" w:hAnsi="Times New Roman" w:cs="Times New Roman"/>
-          <w:i/>
-          <w:iCs/>
-        </w:rPr>
-        <w:t xml:space="preserve">S. </w:t>
-      </w:r>
-      <w:r>
-        <w:rPr>
-          <w:rFonts w:ascii="Times New Roman" w:hAnsi="Times New Roman" w:cs="Times New Roman"/>
-          <w:i/>
-          <w:iCs/>
-        </w:rPr>
-        <w:t>purpurea</w:t>
-      </w:r>
-      <w:r>
-        <w:rPr>
-          <w:rFonts w:ascii="Times New Roman" w:hAnsi="Times New Roman" w:cs="Times New Roman"/>
-        </w:rPr>
-        <w:t xml:space="preserve"> </w:t>
-      </w:r>
-      <w:r>
-        <w:rPr>
-          <w:rFonts w:ascii="Times New Roman" w:hAnsi="Times New Roman" w:cs="Times New Roman"/>
-        </w:rPr>
-        <w:t xml:space="preserve">in </w:t>
-      </w:r>
-      <w:r>
-        <w:rPr>
-          <w:rFonts w:ascii="Times New Roman" w:hAnsi="Times New Roman" w:cs="Times New Roman"/>
-        </w:rPr>
-        <w:t xml:space="preserve">the </w:t>
-      </w:r>
-      <w:r>
-        <w:rPr>
-          <w:rFonts w:ascii="Times New Roman" w:hAnsi="Times New Roman" w:cs="Times New Roman"/>
-        </w:rPr>
-        <w:t xml:space="preserve">Apalachicola </w:t>
-      </w:r>
-      <w:r>
-        <w:rPr>
-          <w:rFonts w:ascii="Times New Roman" w:hAnsi="Times New Roman" w:cs="Times New Roman"/>
-        </w:rPr>
-        <w:t xml:space="preserve">National Forest </w:t>
-      </w:r>
-      <w:r>
-        <w:rPr>
-          <w:rFonts w:ascii="Times New Roman" w:hAnsi="Times New Roman" w:cs="Times New Roman"/>
-        </w:rPr>
-        <w:t>are particularly vulnerable to extirpation (NatureServe</w:t>
-      </w:r>
-      <w:r>
-        <w:rPr>
-          <w:rFonts w:ascii="Times New Roman" w:hAnsi="Times New Roman" w:cs="Times New Roman"/>
-        </w:rPr>
-        <w:t>,</w:t>
-      </w:r>
-      <w:r>
-        <w:rPr>
-          <w:rFonts w:ascii="Times New Roman" w:hAnsi="Times New Roman" w:cs="Times New Roman"/>
-        </w:rPr>
-        <w:t xml:space="preserve"> 2025), not only through direct human activity (Gotelli and Ellison, 2002) but also due to climate-driven disturbances (Abbott and Battaglia, 2015; Brown et al</w:t>
-      </w:r>
-      <w:r>
-        <w:rPr>
-          <w:rFonts w:ascii="Times New Roman" w:hAnsi="Times New Roman" w:cs="Times New Roman"/>
-        </w:rPr>
-        <w:t>.</w:t>
-      </w:r>
-      <w:r>
-        <w:rPr>
-          <w:rFonts w:ascii="Times New Roman" w:hAnsi="Times New Roman" w:cs="Times New Roman"/>
-        </w:rPr>
-        <w:t>, 2025).</w:t>
-      </w:r>
-      <w:r>
-        <w:rPr>
-          <w:rFonts w:ascii="Times New Roman" w:hAnsi="Times New Roman" w:cs="Times New Roman"/>
-        </w:rPr>
-        <w:t xml:space="preserve"> </w:t>
+        <w:commentReference w:id="15"/>
+      </w:r>
+      <w:r>
+        <w:rPr>
+          <w:rFonts w:ascii="Times New Roman" w:hAnsi="Times New Roman" w:cs="Times New Roman"/>
+        </w:rPr>
+        <w:t xml:space="preserve"> for each of two sites (Site 1 and Site 2). </w:t>
       </w:r>
     </w:p>
     <w:p>
       <w:pPr>
         <w:spacing w:after="0" w:line="480" w:lineRule="auto"/>
-        <w:ind w:firstLine="720"/>
-        <w:rPr>
-          <w:rFonts w:ascii="Times New Roman" w:hAnsi="Times New Roman" w:cs="Times New Roman"/>
-        </w:rPr>
-      </w:pPr>
-      <w:r>
-        <w:rPr>
-          <w:rFonts w:ascii="Times New Roman" w:hAnsi="Times New Roman" w:cs="Times New Roman"/>
-        </w:rPr>
-        <w:t>Although</w:t>
-      </w:r>
-      <w:r>
-        <w:rPr>
-          <w:rFonts w:ascii="Times New Roman" w:hAnsi="Times New Roman" w:cs="Times New Roman"/>
-        </w:rPr>
-        <w:t xml:space="preserve"> the threats to </w:t>
-      </w:r>
-      <w:r>
-        <w:rPr>
-          <w:rFonts w:ascii="Times New Roman" w:hAnsi="Times New Roman" w:cs="Times New Roman"/>
-          <w:i/>
-          <w:iCs/>
-        </w:rPr>
-        <w:t xml:space="preserve">S. </w:t>
-      </w:r>
-      <w:r>
-        <w:rPr>
-          <w:rFonts w:ascii="Times New Roman" w:hAnsi="Times New Roman" w:cs="Times New Roman"/>
-          <w:i/>
-          <w:iCs/>
-        </w:rPr>
-        <w:t>purpurea</w:t>
-      </w:r>
-      <w:r>
-        <w:rPr>
-          <w:rFonts w:ascii="Times New Roman" w:hAnsi="Times New Roman" w:cs="Times New Roman"/>
-        </w:rPr>
-        <w:t xml:space="preserve"> populations are </w:t>
-      </w:r>
-      <w:r>
-        <w:rPr>
-          <w:rFonts w:ascii="Times New Roman" w:hAnsi="Times New Roman" w:cs="Times New Roman"/>
-        </w:rPr>
-        <w:t>well</w:t>
-      </w:r>
-      <w:r>
-        <w:rPr>
-          <w:rFonts w:ascii="Times New Roman" w:hAnsi="Times New Roman" w:cs="Times New Roman"/>
-        </w:rPr>
-        <w:t>-documented</w:t>
-      </w:r>
-      <w:r>
-        <w:rPr>
-          <w:rFonts w:ascii="Times New Roman" w:hAnsi="Times New Roman" w:cs="Times New Roman"/>
-          <w:i/>
-          <w:iCs/>
-        </w:rPr>
-        <w:t>,</w:t>
-      </w:r>
-      <w:r>
-        <w:rPr>
-          <w:rFonts w:ascii="Times New Roman" w:hAnsi="Times New Roman" w:cs="Times New Roman"/>
-        </w:rPr>
-        <w:t xml:space="preserve"> efforts to study the effect of climate change on the inquiline community</w:t>
+        <w:rPr>
+          <w:rFonts w:ascii="Times New Roman" w:hAnsi="Times New Roman" w:cs="Times New Roman"/>
+        </w:rPr>
+      </w:pPr>
+      <w:r>
+        <w:rPr>
+          <w:rFonts w:ascii="Times New Roman" w:hAnsi="Times New Roman" w:cs="Times New Roman"/>
+          <w:u w:val="single"/>
+        </w:rPr>
+        <w:t>Culturing bacteria</w:t>
+      </w:r>
+    </w:p>
+    <w:p>
+      <w:pPr>
+        <w:spacing w:after="0" w:line="480" w:lineRule="auto"/>
+        <w:rPr>
+          <w:rFonts w:ascii="Times New Roman" w:hAnsi="Times New Roman" w:cs="Times New Roman"/>
+        </w:rPr>
+      </w:pPr>
+      <w:r>
+        <w:rPr>
+          <w:rFonts w:ascii="Times New Roman" w:hAnsi="Times New Roman" w:cs="Times New Roman"/>
+        </w:rPr>
+        <w:lastRenderedPageBreak/>
+        <w:tab/>
+      </w:r>
+      <w:r>
+        <w:rPr>
+          <w:rFonts w:ascii="Times New Roman" w:hAnsi="Times New Roman" w:cs="Times New Roman"/>
+        </w:rPr>
+        <w:t>Immediately after field collections, the excess water from the removal of mosquito larvae</w:t>
+      </w:r>
+      <w:r>
+        <w:rPr>
+          <w:rFonts w:ascii="Times New Roman" w:hAnsi="Times New Roman" w:cs="Times New Roman"/>
+        </w:rPr>
+        <w:t xml:space="preserve"> was filtered using a </w:t>
+      </w:r>
+      <w:r>
+        <w:rPr>
+          <w:rFonts w:ascii="Times New Roman" w:hAnsi="Times New Roman" w:cs="Times New Roman"/>
+        </w:rPr>
+        <w:t>20</w:t>
       </w:r>
       <w:r>
         <w:rPr>
@@ -1846,106 +4119,290 @@
         <w:rPr>
           <w:rFonts w:ascii="Times New Roman" w:hAnsi="Times New Roman" w:cs="Times New Roman"/>
         </w:rPr>
-        <w:t xml:space="preserve">focus almost exclusively on the mosquito </w:t>
-      </w:r>
-      <w:r>
-        <w:rPr>
-          <w:rFonts w:ascii="Times New Roman" w:hAnsi="Times New Roman" w:cs="Times New Roman"/>
-          <w:i/>
-          <w:iCs/>
-        </w:rPr>
-        <w:t>Wyeomyia smithii.</w:t>
-      </w:r>
-      <w:r>
-        <w:rPr>
-          <w:rFonts w:ascii="Times New Roman" w:hAnsi="Times New Roman" w:cs="Times New Roman"/>
-        </w:rPr>
-        <w:t xml:space="preserve"> Bradshaw and Holzapfel (2000) were among the </w:t>
-      </w:r>
-      <w:r>
-        <w:rPr>
-          <w:rFonts w:ascii="Times New Roman" w:hAnsi="Times New Roman" w:cs="Times New Roman"/>
-        </w:rPr>
-        <w:t xml:space="preserve">very </w:t>
-      </w:r>
-      <w:r>
-        <w:rPr>
-          <w:rFonts w:ascii="Times New Roman" w:hAnsi="Times New Roman" w:cs="Times New Roman"/>
-        </w:rPr>
-        <w:t xml:space="preserve">first to demonstrate </w:t>
-      </w:r>
-      <w:r>
-        <w:rPr>
-          <w:rFonts w:ascii="Times New Roman" w:hAnsi="Times New Roman" w:cs="Times New Roman"/>
-        </w:rPr>
-        <w:t>an</w:t>
-      </w:r>
-      <w:r>
-        <w:rPr>
-          <w:rFonts w:ascii="Times New Roman" w:hAnsi="Times New Roman" w:cs="Times New Roman"/>
-        </w:rPr>
-        <w:t xml:space="preserve"> evolutionary response driven by rapid climate change, wherein </w:t>
-      </w:r>
-      <w:r>
-        <w:rPr>
-          <w:rFonts w:ascii="Times New Roman" w:hAnsi="Times New Roman" w:cs="Times New Roman"/>
-          <w:i/>
-          <w:iCs/>
-        </w:rPr>
-        <w:t>W. smithii</w:t>
-      </w:r>
-      <w:r>
-        <w:rPr>
-          <w:rFonts w:ascii="Times New Roman" w:hAnsi="Times New Roman" w:cs="Times New Roman"/>
-        </w:rPr>
-        <w:t xml:space="preserve"> populations </w:t>
-      </w:r>
-      <w:r>
-        <w:rPr>
-          <w:rFonts w:ascii="Times New Roman" w:hAnsi="Times New Roman" w:cs="Times New Roman"/>
-        </w:rPr>
-        <w:t xml:space="preserve">in warmer springs and summers </w:t>
-      </w:r>
-      <w:r>
-        <w:rPr>
-          <w:rFonts w:ascii="Times New Roman" w:hAnsi="Times New Roman" w:cs="Times New Roman"/>
-        </w:rPr>
-        <w:t>shifted their genetically controlled photoperiodic response</w:t>
-      </w:r>
-      <w:r>
-        <w:rPr>
-          <w:rFonts w:ascii="Times New Roman" w:hAnsi="Times New Roman" w:cs="Times New Roman"/>
-        </w:rPr>
-        <w:t xml:space="preserve"> to fit an extra generation within a year</w:t>
-      </w:r>
-      <w:r>
-        <w:rPr>
-          <w:rFonts w:ascii="Times New Roman" w:hAnsi="Times New Roman" w:cs="Times New Roman"/>
-        </w:rPr>
-        <w:t xml:space="preserve">. To date, </w:t>
-      </w:r>
-      <w:r>
-        <w:rPr>
-          <w:rFonts w:ascii="Times New Roman" w:hAnsi="Times New Roman" w:cs="Times New Roman"/>
-          <w:i/>
-          <w:iCs/>
-        </w:rPr>
-        <w:t>W. smithii</w:t>
-      </w:r>
-      <w:r>
-        <w:rPr>
-          <w:rFonts w:ascii="Times New Roman" w:hAnsi="Times New Roman" w:cs="Times New Roman"/>
-        </w:rPr>
-        <w:t xml:space="preserve"> continues to be the premier model organism with which to study photoperiodism (reviewed by Bradshaw and Holzapfel, 2017). However, </w:t>
-      </w:r>
-      <w:commentRangeStart w:id="10"/>
-      <w:r>
-        <w:rPr>
-          <w:rFonts w:ascii="Times New Roman" w:hAnsi="Times New Roman" w:cs="Times New Roman"/>
-        </w:rPr>
-        <w:t xml:space="preserve">no studies </w:t>
-      </w:r>
-      <w:commentRangeEnd w:id="10"/>
+        <w:t>µ</w:t>
+      </w:r>
+      <w:r>
+        <w:rPr>
+          <w:rFonts w:ascii="Times New Roman" w:hAnsi="Times New Roman" w:cs="Times New Roman"/>
+        </w:rPr>
+        <w:t xml:space="preserve">m </w:t>
+      </w:r>
+      <w:r>
+        <w:rPr>
+          <w:rFonts w:ascii="Times New Roman" w:hAnsi="Times New Roman" w:cs="Times New Roman"/>
+        </w:rPr>
+        <w:t>mesh</w:t>
+      </w:r>
+      <w:r>
+        <w:rPr>
+          <w:rFonts w:ascii="Times New Roman" w:hAnsi="Times New Roman" w:cs="Times New Roman"/>
+        </w:rPr>
+        <w:t xml:space="preserve"> strainer. The filtered leaf water was transferred into 1.5 ml plastic tubes and stored in a freezer. Before the start of </w:t>
+      </w:r>
+      <w:r>
+        <w:rPr>
+          <w:rFonts w:ascii="Times New Roman" w:hAnsi="Times New Roman" w:cs="Times New Roman"/>
+        </w:rPr>
+        <w:t>the</w:t>
+      </w:r>
+      <w:r>
+        <w:rPr>
+          <w:rFonts w:ascii="Times New Roman" w:hAnsi="Times New Roman" w:cs="Times New Roman"/>
+        </w:rPr>
+        <w:t xml:space="preserve"> </w:t>
+      </w:r>
+      <w:r>
+        <w:rPr>
+          <w:rFonts w:ascii="Times New Roman" w:hAnsi="Times New Roman" w:cs="Times New Roman"/>
+        </w:rPr>
+        <w:t>experiment, one 1.5 ml tube of leaf water was thawed and added to 200 ml of AFW medium along with 1</w:t>
+      </w:r>
+      <w:r>
+        <w:rPr>
+          <w:rFonts w:ascii="Times New Roman" w:hAnsi="Times New Roman" w:cs="Times New Roman"/>
+        </w:rPr>
+        <w:t>00</w:t>
+      </w:r>
+      <w:r>
+        <w:rPr>
+          <w:rFonts w:ascii="Times New Roman" w:hAnsi="Times New Roman" w:cs="Times New Roman"/>
+        </w:rPr>
+        <w:t xml:space="preserve"> </w:t>
+      </w:r>
+      <w:r>
+        <w:rPr>
+          <w:rFonts w:ascii="Times New Roman" w:hAnsi="Times New Roman" w:cs="Times New Roman"/>
+        </w:rPr>
+        <w:t>m</w:t>
+      </w:r>
+      <w:r>
+        <w:rPr>
+          <w:rFonts w:ascii="Times New Roman" w:hAnsi="Times New Roman" w:cs="Times New Roman"/>
+        </w:rPr>
+        <w:t>g of autoclaved fish food flakes.</w:t>
+      </w:r>
+      <w:r>
+        <w:rPr>
+          <w:rFonts w:ascii="Times New Roman" w:hAnsi="Times New Roman" w:cs="Times New Roman"/>
+        </w:rPr>
+        <w:t xml:space="preserve"> The culture was </w:t>
+      </w:r>
+      <w:r>
+        <w:rPr>
+          <w:rFonts w:ascii="Times New Roman" w:hAnsi="Times New Roman" w:cs="Times New Roman"/>
+        </w:rPr>
+        <w:t>allowed to grow</w:t>
+      </w:r>
+      <w:r>
+        <w:rPr>
+          <w:rFonts w:ascii="Times New Roman" w:hAnsi="Times New Roman" w:cs="Times New Roman"/>
+        </w:rPr>
+        <w:t xml:space="preserve"> at 30 °C with constant stirring for 2 days.</w:t>
+      </w:r>
+      <w:r>
+        <w:rPr>
+          <w:rFonts w:ascii="Times New Roman" w:hAnsi="Times New Roman" w:cs="Times New Roman"/>
+        </w:rPr>
+        <w:t xml:space="preserve"> I used a</w:t>
+      </w:r>
+      <w:r>
+        <w:rPr>
+          <w:rFonts w:ascii="Times New Roman" w:hAnsi="Times New Roman" w:cs="Times New Roman"/>
+        </w:rPr>
+        <w:t xml:space="preserve"> single pooled bacterial inoculum </w:t>
+      </w:r>
+      <w:r>
+        <w:rPr>
+          <w:rFonts w:ascii="Times New Roman" w:hAnsi="Times New Roman" w:cs="Times New Roman"/>
+        </w:rPr>
+        <w:t>in an attempt to</w:t>
+      </w:r>
+      <w:r>
+        <w:rPr>
+          <w:rFonts w:ascii="Times New Roman" w:hAnsi="Times New Roman" w:cs="Times New Roman"/>
+        </w:rPr>
+        <w:t xml:space="preserve"> </w:t>
+      </w:r>
+      <w:r>
+        <w:rPr>
+          <w:rFonts w:ascii="Times New Roman" w:hAnsi="Times New Roman" w:cs="Times New Roman"/>
+        </w:rPr>
+        <w:t>standardize</w:t>
+      </w:r>
+      <w:r>
+        <w:rPr>
+          <w:rFonts w:ascii="Times New Roman" w:hAnsi="Times New Roman" w:cs="Times New Roman"/>
+        </w:rPr>
+        <w:t xml:space="preserve"> the microbial food environment across all microcosms, </w:t>
+      </w:r>
+      <w:r>
+        <w:rPr>
+          <w:rFonts w:ascii="Times New Roman" w:hAnsi="Times New Roman" w:cs="Times New Roman"/>
+        </w:rPr>
+        <w:t>helping to ensure</w:t>
+      </w:r>
+      <w:r>
+        <w:rPr>
+          <w:rFonts w:ascii="Times New Roman" w:hAnsi="Times New Roman" w:cs="Times New Roman"/>
+        </w:rPr>
+        <w:t xml:space="preserve"> that differences in rotifer performance among clones and temperatures </w:t>
+      </w:r>
+      <w:r>
+        <w:rPr>
+          <w:rFonts w:ascii="Times New Roman" w:hAnsi="Times New Roman" w:cs="Times New Roman"/>
+        </w:rPr>
+        <w:t>would be less dependent on bacterial</w:t>
+      </w:r>
+      <w:r>
+        <w:rPr>
+          <w:rFonts w:ascii="Times New Roman" w:hAnsi="Times New Roman" w:cs="Times New Roman"/>
+        </w:rPr>
+        <w:t xml:space="preserve"> community composition.</w:t>
+      </w:r>
+      <w:r>
+        <w:rPr>
+          <w:rFonts w:ascii="Times New Roman" w:hAnsi="Times New Roman" w:cs="Times New Roman"/>
+        </w:rPr>
+        <w:t xml:space="preserve"> This bacterial stock was then used in the temperature response experiment.</w:t>
+      </w:r>
+    </w:p>
+    <w:p>
+      <w:pPr>
+        <w:spacing w:after="0" w:line="480" w:lineRule="auto"/>
+        <w:rPr>
+          <w:rFonts w:ascii="Times New Roman" w:hAnsi="Times New Roman" w:cs="Times New Roman"/>
+        </w:rPr>
+      </w:pPr>
+      <w:r>
+        <w:rPr>
+          <w:rFonts w:ascii="Times New Roman" w:hAnsi="Times New Roman" w:cs="Times New Roman"/>
+          <w:u w:val="single"/>
+        </w:rPr>
+        <w:t xml:space="preserve">Temperature </w:t>
+      </w:r>
+      <w:r>
+        <w:rPr>
+          <w:rFonts w:ascii="Times New Roman" w:hAnsi="Times New Roman" w:cs="Times New Roman"/>
+          <w:u w:val="single"/>
+        </w:rPr>
+        <w:t>r</w:t>
+      </w:r>
+      <w:r>
+        <w:rPr>
+          <w:rFonts w:ascii="Times New Roman" w:hAnsi="Times New Roman" w:cs="Times New Roman"/>
+          <w:u w:val="single"/>
+        </w:rPr>
+        <w:t xml:space="preserve">esponse </w:t>
+      </w:r>
+      <w:r>
+        <w:rPr>
+          <w:rFonts w:ascii="Times New Roman" w:hAnsi="Times New Roman" w:cs="Times New Roman"/>
+          <w:u w:val="single"/>
+        </w:rPr>
+        <w:t>e</w:t>
+      </w:r>
+      <w:r>
+        <w:rPr>
+          <w:rFonts w:ascii="Times New Roman" w:hAnsi="Times New Roman" w:cs="Times New Roman"/>
+          <w:u w:val="single"/>
+        </w:rPr>
+        <w:t>xperiment</w:t>
+      </w:r>
+    </w:p>
+    <w:p>
+      <w:pPr>
+        <w:spacing w:after="0" w:line="480" w:lineRule="auto"/>
+        <w:rPr>
+          <w:rFonts w:ascii="Times New Roman" w:hAnsi="Times New Roman" w:cs="Times New Roman"/>
+        </w:rPr>
+      </w:pPr>
+      <w:r>
+        <w:rPr>
+          <w:rFonts w:ascii="Times New Roman" w:hAnsi="Times New Roman" w:cs="Times New Roman"/>
+        </w:rPr>
+        <w:tab/>
+        <w:t xml:space="preserve">Clonal lines were selected from across the spatial distribution of </w:t>
+      </w:r>
+      <w:r>
+        <w:rPr>
+          <w:rFonts w:ascii="Times New Roman" w:hAnsi="Times New Roman" w:cs="Times New Roman"/>
+        </w:rPr>
+        <w:t xml:space="preserve">the </w:t>
+      </w:r>
+      <w:r>
+        <w:rPr>
+          <w:rFonts w:ascii="Times New Roman" w:hAnsi="Times New Roman" w:cs="Times New Roman"/>
+        </w:rPr>
+        <w:t>origin</w:t>
+      </w:r>
+      <w:r>
+        <w:rPr>
+          <w:rFonts w:ascii="Times New Roman" w:hAnsi="Times New Roman" w:cs="Times New Roman"/>
+        </w:rPr>
+        <w:t>s of</w:t>
+      </w:r>
+      <w:r>
+        <w:rPr>
+          <w:rFonts w:ascii="Times New Roman" w:hAnsi="Times New Roman" w:cs="Times New Roman"/>
+        </w:rPr>
+        <w:t xml:space="preserve"> leaf water samples to investigate whether differences in response to temperature existed between sites, among leaves, or among clones within leaves. From each </w:t>
+      </w:r>
+      <w:r>
+        <w:rPr>
+          <w:rFonts w:ascii="Times New Roman" w:hAnsi="Times New Roman" w:cs="Times New Roman"/>
+        </w:rPr>
+        <w:t xml:space="preserve">of the two </w:t>
+      </w:r>
+      <w:r>
+        <w:rPr>
+          <w:rFonts w:ascii="Times New Roman" w:hAnsi="Times New Roman" w:cs="Times New Roman"/>
+        </w:rPr>
+        <w:t>site</w:t>
+      </w:r>
+      <w:r>
+        <w:rPr>
+          <w:rFonts w:ascii="Times New Roman" w:hAnsi="Times New Roman" w:cs="Times New Roman"/>
+        </w:rPr>
+        <w:t>s</w:t>
+      </w:r>
+      <w:r>
+        <w:rPr>
+          <w:rFonts w:ascii="Times New Roman" w:hAnsi="Times New Roman" w:cs="Times New Roman"/>
+        </w:rPr>
+        <w:t xml:space="preserve">, 3 leaves were </w:t>
+      </w:r>
+      <w:r>
+        <w:rPr>
+          <w:rFonts w:ascii="Times New Roman" w:hAnsi="Times New Roman" w:cs="Times New Roman"/>
+        </w:rPr>
+        <w:t>chosen</w:t>
+      </w:r>
+      <w:r>
+        <w:rPr>
+          <w:rFonts w:ascii="Times New Roman" w:hAnsi="Times New Roman" w:cs="Times New Roman"/>
+        </w:rPr>
+        <w:t xml:space="preserve"> </w:t>
+      </w:r>
+      <w:r>
+        <w:rPr>
+          <w:rFonts w:ascii="Times New Roman" w:hAnsi="Times New Roman" w:cs="Times New Roman"/>
+        </w:rPr>
+        <w:t>randomly</w:t>
+      </w:r>
+      <w:r>
+        <w:rPr>
+          <w:rFonts w:ascii="Times New Roman" w:hAnsi="Times New Roman" w:cs="Times New Roman"/>
+        </w:rPr>
+        <w:t xml:space="preserve">. Each leaf was represented by </w:t>
+      </w:r>
+      <w:commentRangeStart w:id="16"/>
+      <w:r>
+        <w:rPr>
+          <w:rFonts w:ascii="Times New Roman" w:hAnsi="Times New Roman" w:cs="Times New Roman"/>
+        </w:rPr>
+        <w:t>3</w:t>
+      </w:r>
+      <w:commentRangeEnd w:id="16"/>
       <w:r>
         <w:rPr>
           <w:rStyle w:val="CommentReference"/>
@@ -1953,2418 +4410,7 @@
           <w:sz w:val="24"/>
           <w:szCs w:val="24"/>
         </w:rPr>
-        <w:commentReference w:id="10"/>
-      </w:r>
-      <w:r>
-        <w:rPr>
-          <w:rFonts w:ascii="Times New Roman" w:hAnsi="Times New Roman" w:cs="Times New Roman"/>
-        </w:rPr>
-        <w:t xml:space="preserve">have explored the effects of climate change on any other members of the </w:t>
-      </w:r>
-      <w:r>
-        <w:rPr>
-          <w:rFonts w:ascii="Times New Roman" w:hAnsi="Times New Roman" w:cs="Times New Roman"/>
-          <w:i/>
-          <w:iCs/>
-        </w:rPr>
-        <w:t>S. purpurea</w:t>
-      </w:r>
-      <w:r>
-        <w:rPr>
-          <w:rFonts w:ascii="Times New Roman" w:hAnsi="Times New Roman" w:cs="Times New Roman"/>
-        </w:rPr>
-        <w:t xml:space="preserve"> inquiline community. </w:t>
-      </w:r>
-    </w:p>
-    <w:p>
-      <w:pPr>
-        <w:spacing w:after="0" w:line="480" w:lineRule="auto"/>
-        <w:ind w:firstLine="720"/>
-        <w:rPr>
-          <w:rFonts w:ascii="Times New Roman" w:hAnsi="Times New Roman" w:cs="Times New Roman"/>
-        </w:rPr>
-      </w:pPr>
-      <w:r>
-        <w:rPr>
-          <w:rFonts w:ascii="Times New Roman" w:hAnsi="Times New Roman" w:cs="Times New Roman"/>
-        </w:rPr>
-        <w:t>This lack of attention</w:t>
-      </w:r>
-      <w:r>
-        <w:rPr>
-          <w:rFonts w:ascii="Times New Roman" w:hAnsi="Times New Roman" w:cs="Times New Roman"/>
-        </w:rPr>
-        <w:t xml:space="preserve"> is sur</w:t>
-      </w:r>
-      <w:commentRangeStart w:id="11"/>
-      <w:r>
-        <w:rPr>
-          <w:rFonts w:ascii="Times New Roman" w:hAnsi="Times New Roman" w:cs="Times New Roman"/>
-        </w:rPr>
-        <w:t>prisi</w:t>
-      </w:r>
-      <w:commentRangeEnd w:id="11"/>
-      <w:r>
-        <w:rPr>
-          <w:rStyle w:val="CommentReference"/>
-          <w:rFonts w:ascii="Times New Roman" w:hAnsi="Times New Roman" w:cs="Times New Roman"/>
-          <w:sz w:val="24"/>
-          <w:szCs w:val="24"/>
-        </w:rPr>
-        <w:commentReference w:id="11"/>
-      </w:r>
-      <w:r>
-        <w:rPr>
-          <w:rFonts w:ascii="Times New Roman" w:hAnsi="Times New Roman" w:cs="Times New Roman"/>
-        </w:rPr>
-        <w:t>ng, especially for</w:t>
-      </w:r>
-      <w:r>
-        <w:rPr>
-          <w:rFonts w:ascii="Times New Roman" w:hAnsi="Times New Roman" w:cs="Times New Roman"/>
-          <w:i/>
-          <w:iCs/>
-        </w:rPr>
-        <w:t xml:space="preserve"> </w:t>
-      </w:r>
-      <w:r>
-        <w:rPr>
-          <w:rFonts w:ascii="Times New Roman" w:hAnsi="Times New Roman" w:cs="Times New Roman"/>
-          <w:i/>
-          <w:iCs/>
-        </w:rPr>
-        <w:t xml:space="preserve">Sarracenia </w:t>
-      </w:r>
-      <w:r>
-        <w:rPr>
-          <w:rFonts w:ascii="Times New Roman" w:hAnsi="Times New Roman" w:cs="Times New Roman"/>
-          <w:i/>
-          <w:iCs/>
-        </w:rPr>
-        <w:t>purpurea</w:t>
-      </w:r>
-      <w:r>
-        <w:rPr>
-          <w:rFonts w:ascii="Times New Roman" w:hAnsi="Times New Roman" w:cs="Times New Roman"/>
-        </w:rPr>
-        <w:t xml:space="preserve"> </w:t>
-      </w:r>
-      <w:r>
-        <w:rPr>
-          <w:rFonts w:ascii="Times New Roman" w:hAnsi="Times New Roman" w:cs="Times New Roman"/>
-        </w:rPr>
-        <w:t xml:space="preserve">as it is </w:t>
-      </w:r>
-      <w:r>
-        <w:rPr>
-          <w:rFonts w:ascii="Times New Roman" w:hAnsi="Times New Roman" w:cs="Times New Roman"/>
-        </w:rPr>
-        <w:t xml:space="preserve">more </w:t>
-      </w:r>
-      <w:r>
-        <w:rPr>
-          <w:rFonts w:ascii="Times New Roman" w:hAnsi="Times New Roman" w:cs="Times New Roman"/>
-        </w:rPr>
-        <w:t xml:space="preserve">dependent on its inquiline community compared to other carnivorous plants. </w:t>
-      </w:r>
-      <w:r>
-        <w:rPr>
-          <w:rFonts w:ascii="Times New Roman" w:hAnsi="Times New Roman" w:cs="Times New Roman"/>
-        </w:rPr>
-        <w:t>The</w:t>
-      </w:r>
-      <w:r>
-        <w:rPr>
-          <w:rFonts w:ascii="Times New Roman" w:hAnsi="Times New Roman" w:cs="Times New Roman"/>
-        </w:rPr>
-        <w:t xml:space="preserve"> pitchers of </w:t>
-      </w:r>
-      <w:r>
-        <w:rPr>
-          <w:rFonts w:ascii="Times New Roman" w:hAnsi="Times New Roman" w:cs="Times New Roman"/>
-        </w:rPr>
-        <w:t>plants in the Sarraceniaceae family</w:t>
-      </w:r>
-      <w:r>
-        <w:rPr>
-          <w:rFonts w:ascii="Times New Roman" w:hAnsi="Times New Roman" w:cs="Times New Roman"/>
-        </w:rPr>
-        <w:t xml:space="preserve"> produce a very limited set of digestive enzymes compared to </w:t>
-      </w:r>
-      <w:r>
-        <w:rPr>
-          <w:rFonts w:ascii="Times New Roman" w:hAnsi="Times New Roman" w:cs="Times New Roman"/>
-        </w:rPr>
-        <w:lastRenderedPageBreak/>
-        <w:t xml:space="preserve">other </w:t>
-      </w:r>
-      <w:r>
-        <w:rPr>
-          <w:rFonts w:ascii="Times New Roman" w:hAnsi="Times New Roman" w:cs="Times New Roman"/>
-        </w:rPr>
-        <w:t>groups</w:t>
-      </w:r>
-      <w:r>
-        <w:rPr>
-          <w:rFonts w:ascii="Times New Roman" w:hAnsi="Times New Roman" w:cs="Times New Roman"/>
-        </w:rPr>
-        <w:t xml:space="preserve"> of pitcher plant</w:t>
-      </w:r>
-      <w:r>
-        <w:rPr>
-          <w:rFonts w:ascii="Times New Roman" w:hAnsi="Times New Roman" w:cs="Times New Roman"/>
-        </w:rPr>
-        <w:t>s</w:t>
-      </w:r>
-      <w:r>
-        <w:rPr>
-          <w:rFonts w:ascii="Times New Roman" w:hAnsi="Times New Roman" w:cs="Times New Roman"/>
-        </w:rPr>
-        <w:t xml:space="preserve"> (Luciano and Newell, 2017)</w:t>
-      </w:r>
-      <w:r>
-        <w:rPr>
-          <w:rFonts w:ascii="Times New Roman" w:hAnsi="Times New Roman" w:cs="Times New Roman"/>
-        </w:rPr>
-        <w:t>.</w:t>
-      </w:r>
-      <w:r>
-        <w:rPr>
-          <w:rFonts w:ascii="Times New Roman" w:hAnsi="Times New Roman" w:cs="Times New Roman"/>
-        </w:rPr>
-        <w:t xml:space="preserve"> These enzymes mainly include phosphatase</w:t>
-      </w:r>
-      <w:r>
-        <w:rPr>
-          <w:rFonts w:ascii="Times New Roman" w:hAnsi="Times New Roman" w:cs="Times New Roman"/>
-        </w:rPr>
-        <w:t>s</w:t>
-      </w:r>
-      <w:r>
-        <w:rPr>
-          <w:rFonts w:ascii="Times New Roman" w:hAnsi="Times New Roman" w:cs="Times New Roman"/>
-        </w:rPr>
-        <w:t xml:space="preserve"> and proteases, with a distinct absence of </w:t>
-      </w:r>
-      <w:r>
-        <w:rPr>
-          <w:rFonts w:ascii="Times New Roman" w:hAnsi="Times New Roman" w:cs="Times New Roman"/>
-        </w:rPr>
-        <w:t>other enzymes commonly associated with the digestion of insect prey</w:t>
-      </w:r>
-      <w:r>
-        <w:rPr>
-          <w:rFonts w:ascii="Times New Roman" w:hAnsi="Times New Roman" w:cs="Times New Roman"/>
-        </w:rPr>
-        <w:t>,</w:t>
-      </w:r>
-      <w:r>
-        <w:rPr>
-          <w:rFonts w:ascii="Times New Roman" w:hAnsi="Times New Roman" w:cs="Times New Roman"/>
-        </w:rPr>
-        <w:t xml:space="preserve"> such as chitinases</w:t>
-      </w:r>
-      <w:r>
-        <w:rPr>
-          <w:rFonts w:ascii="Times New Roman" w:hAnsi="Times New Roman" w:cs="Times New Roman"/>
-        </w:rPr>
-        <w:t xml:space="preserve"> (Gallie and Chang, 1997; Koller-Peroutka 2019)</w:t>
-      </w:r>
-      <w:r>
-        <w:rPr>
-          <w:rFonts w:ascii="Times New Roman" w:hAnsi="Times New Roman" w:cs="Times New Roman"/>
-        </w:rPr>
-        <w:t xml:space="preserve">. Additionally, Sarraceniaceae </w:t>
-      </w:r>
-      <w:r>
-        <w:rPr>
-          <w:rFonts w:ascii="Times New Roman" w:hAnsi="Times New Roman" w:cs="Times New Roman"/>
-        </w:rPr>
-        <w:t>lack</w:t>
-      </w:r>
-      <w:r>
-        <w:rPr>
-          <w:rFonts w:ascii="Times New Roman" w:hAnsi="Times New Roman" w:cs="Times New Roman"/>
-        </w:rPr>
-        <w:t>s</w:t>
-      </w:r>
-      <w:r>
-        <w:rPr>
-          <w:rFonts w:ascii="Times New Roman" w:hAnsi="Times New Roman" w:cs="Times New Roman"/>
-        </w:rPr>
-        <w:t xml:space="preserve"> the capability to uptake larger, partially digested nutrients</w:t>
-      </w:r>
-      <w:r>
-        <w:rPr>
-          <w:rFonts w:ascii="Times New Roman" w:hAnsi="Times New Roman" w:cs="Times New Roman"/>
-        </w:rPr>
-        <w:t xml:space="preserve"> via endocytosis, and are thus limited to inorganic ions and small organic molecules</w:t>
-      </w:r>
-      <w:r>
-        <w:rPr>
-          <w:rFonts w:ascii="Times New Roman" w:hAnsi="Times New Roman" w:cs="Times New Roman"/>
-        </w:rPr>
-        <w:t xml:space="preserve"> </w:t>
-      </w:r>
-      <w:r>
-        <w:rPr>
-          <w:rFonts w:ascii="Times New Roman" w:hAnsi="Times New Roman" w:cs="Times New Roman"/>
-        </w:rPr>
-        <w:t xml:space="preserve">as nutrient sources </w:t>
-      </w:r>
-      <w:r>
-        <w:rPr>
-          <w:rFonts w:ascii="Times New Roman" w:hAnsi="Times New Roman" w:cs="Times New Roman"/>
-        </w:rPr>
-        <w:t>(Plummer and Kethley, 1964)</w:t>
-      </w:r>
-      <w:r>
-        <w:rPr>
-          <w:rFonts w:ascii="Times New Roman" w:hAnsi="Times New Roman" w:cs="Times New Roman"/>
-        </w:rPr>
-        <w:t>.</w:t>
-      </w:r>
-      <w:r>
-        <w:rPr>
-          <w:rFonts w:ascii="Times New Roman" w:hAnsi="Times New Roman" w:cs="Times New Roman"/>
-        </w:rPr>
-        <w:t xml:space="preserve"> Because of these digestive limitations, </w:t>
-      </w:r>
-      <w:r>
-        <w:rPr>
-          <w:rFonts w:ascii="Times New Roman" w:hAnsi="Times New Roman" w:cs="Times New Roman"/>
-          <w:i/>
-          <w:iCs/>
-        </w:rPr>
-        <w:t>S. purpurea</w:t>
-      </w:r>
-      <w:r>
-        <w:rPr>
-          <w:rFonts w:ascii="Times New Roman" w:hAnsi="Times New Roman" w:cs="Times New Roman"/>
-        </w:rPr>
-        <w:t xml:space="preserve"> depends </w:t>
-      </w:r>
-      <w:r>
-        <w:rPr>
-          <w:rFonts w:ascii="Times New Roman" w:hAnsi="Times New Roman" w:cs="Times New Roman"/>
-        </w:rPr>
-        <w:t xml:space="preserve">largely </w:t>
-      </w:r>
-      <w:r>
-        <w:rPr>
-          <w:rFonts w:ascii="Times New Roman" w:hAnsi="Times New Roman" w:cs="Times New Roman"/>
-        </w:rPr>
-        <w:t>on its inquiline community to break down captured prey and facilitate nutrient mineralization</w:t>
-      </w:r>
-      <w:r>
-        <w:rPr>
-          <w:rFonts w:ascii="Times New Roman" w:hAnsi="Times New Roman" w:cs="Times New Roman"/>
-        </w:rPr>
-        <w:t xml:space="preserve"> (Luciano and Newell, 2017)</w:t>
-      </w:r>
-      <w:r>
-        <w:rPr>
-          <w:rFonts w:ascii="Times New Roman" w:hAnsi="Times New Roman" w:cs="Times New Roman"/>
-        </w:rPr>
-        <w:t xml:space="preserve">. </w:t>
-      </w:r>
-      <w:r>
-        <w:rPr>
-          <w:rFonts w:ascii="Times New Roman" w:hAnsi="Times New Roman" w:cs="Times New Roman"/>
-        </w:rPr>
-        <w:t xml:space="preserve">Within this community, the rotifer </w:t>
-      </w:r>
-      <w:r>
-        <w:rPr>
-          <w:rFonts w:ascii="Times New Roman" w:hAnsi="Times New Roman" w:cs="Times New Roman"/>
-          <w:i/>
-          <w:iCs/>
-        </w:rPr>
-        <w:t>Habrotrocha rosa</w:t>
-      </w:r>
-      <w:r>
-        <w:rPr>
-          <w:rFonts w:ascii="Times New Roman" w:hAnsi="Times New Roman" w:cs="Times New Roman"/>
-        </w:rPr>
-        <w:t xml:space="preserve"> </w:t>
-      </w:r>
-      <w:r>
-        <w:rPr>
-          <w:rFonts w:ascii="Times New Roman" w:hAnsi="Times New Roman" w:cs="Times New Roman"/>
-        </w:rPr>
-        <w:t xml:space="preserve">(Bdelloidea) </w:t>
-      </w:r>
-      <w:r>
-        <w:rPr>
-          <w:rFonts w:ascii="Times New Roman" w:hAnsi="Times New Roman" w:cs="Times New Roman"/>
-        </w:rPr>
-        <w:t xml:space="preserve">is </w:t>
-      </w:r>
-      <w:r>
-        <w:rPr>
-          <w:rFonts w:ascii="Times New Roman" w:hAnsi="Times New Roman" w:cs="Times New Roman"/>
-        </w:rPr>
-        <w:t xml:space="preserve">a </w:t>
-      </w:r>
-      <w:r>
-        <w:rPr>
-          <w:rFonts w:ascii="Times New Roman" w:hAnsi="Times New Roman" w:cs="Times New Roman"/>
-        </w:rPr>
-        <w:t>major contributor of fixed nitrogen (NO</w:t>
-      </w:r>
-      <w:r>
-        <w:rPr>
-          <w:rFonts w:ascii="Times New Roman" w:hAnsi="Times New Roman" w:cs="Times New Roman"/>
-          <w:vertAlign w:val="subscript"/>
-        </w:rPr>
-        <w:t>3</w:t>
-      </w:r>
-      <w:r>
-        <w:rPr>
-          <w:rFonts w:ascii="Times New Roman" w:hAnsi="Times New Roman" w:cs="Times New Roman"/>
-          <w:vertAlign w:val="superscript"/>
-        </w:rPr>
-        <w:t>-</w:t>
-      </w:r>
-      <w:r>
-        <w:rPr>
-          <w:rFonts w:ascii="Times New Roman" w:hAnsi="Times New Roman" w:cs="Times New Roman"/>
-        </w:rPr>
-        <w:t xml:space="preserve">, </w:t>
-      </w:r>
-      <w:r>
-        <w:rPr>
-          <w:rFonts w:ascii="Times New Roman" w:hAnsi="Times New Roman" w:cs="Times New Roman"/>
-        </w:rPr>
-        <w:t>NH</w:t>
-      </w:r>
-      <w:r>
-        <w:rPr>
-          <w:rFonts w:ascii="Times New Roman" w:hAnsi="Times New Roman" w:cs="Times New Roman"/>
-          <w:vertAlign w:val="subscript"/>
-        </w:rPr>
-        <w:t>4</w:t>
-      </w:r>
-      <w:r>
-        <w:rPr>
-          <w:rFonts w:ascii="Times New Roman" w:hAnsi="Times New Roman" w:cs="Times New Roman"/>
-          <w:vertAlign w:val="superscript"/>
-        </w:rPr>
-        <w:t>+</w:t>
-      </w:r>
-      <w:r>
-        <w:rPr>
-          <w:rFonts w:ascii="Times New Roman" w:hAnsi="Times New Roman" w:cs="Times New Roman"/>
-        </w:rPr>
-        <w:t>) and phosphorus (PO</w:t>
-      </w:r>
-      <w:r>
-        <w:rPr>
-          <w:rFonts w:ascii="Times New Roman" w:hAnsi="Times New Roman" w:cs="Times New Roman"/>
-          <w:vertAlign w:val="subscript"/>
-        </w:rPr>
-        <w:t>4</w:t>
-      </w:r>
-      <w:r>
-        <w:rPr>
-          <w:rFonts w:ascii="Times New Roman" w:hAnsi="Times New Roman" w:cs="Times New Roman"/>
-          <w:vertAlign w:val="superscript"/>
-        </w:rPr>
-        <w:t>3-</w:t>
-      </w:r>
-      <w:r>
-        <w:rPr>
-          <w:rFonts w:ascii="Times New Roman" w:hAnsi="Times New Roman" w:cs="Times New Roman"/>
-        </w:rPr>
-        <w:t>)</w:t>
-      </w:r>
-      <w:r>
-        <w:rPr>
-          <w:rFonts w:ascii="Times New Roman" w:hAnsi="Times New Roman" w:cs="Times New Roman"/>
-        </w:rPr>
-        <w:t xml:space="preserve"> (Bledzki and Ellison, 2018)</w:t>
-      </w:r>
-      <w:r>
-        <w:rPr>
-          <w:rFonts w:ascii="Times New Roman" w:hAnsi="Times New Roman" w:cs="Times New Roman"/>
-        </w:rPr>
-        <w:t>, often responsible for supplying a large majority of these nutrients to the plant</w:t>
-      </w:r>
-      <w:r>
-        <w:rPr>
-          <w:rFonts w:ascii="Times New Roman" w:hAnsi="Times New Roman" w:cs="Times New Roman"/>
-        </w:rPr>
-        <w:t xml:space="preserve"> (Bled</w:t>
-      </w:r>
-      <w:r>
-        <w:rPr>
-          <w:rFonts w:ascii="Times New Roman" w:hAnsi="Times New Roman" w:cs="Times New Roman"/>
-        </w:rPr>
-        <w:t>z</w:t>
-      </w:r>
-      <w:r>
-        <w:rPr>
-          <w:rFonts w:ascii="Times New Roman" w:hAnsi="Times New Roman" w:cs="Times New Roman"/>
-        </w:rPr>
-        <w:t>ki and Ellison, 1998; Bledzki and Ellison, 2002, Bledzki and Ellison 2003)</w:t>
-      </w:r>
-      <w:r>
-        <w:rPr>
-          <w:rFonts w:ascii="Times New Roman" w:hAnsi="Times New Roman" w:cs="Times New Roman"/>
-        </w:rPr>
-        <w:t xml:space="preserve">. </w:t>
-      </w:r>
-    </w:p>
-    <w:p>
-      <w:pPr>
-        <w:spacing w:after="0" w:line="480" w:lineRule="auto"/>
-        <w:ind w:firstLine="720"/>
-        <w:rPr>
-          <w:rFonts w:ascii="Times New Roman" w:hAnsi="Times New Roman" w:cs="Times New Roman"/>
-        </w:rPr>
-      </w:pPr>
-      <w:r>
-        <w:rPr>
-          <w:rFonts w:ascii="Times New Roman" w:hAnsi="Times New Roman" w:cs="Times New Roman"/>
-        </w:rPr>
-        <w:t xml:space="preserve">Despite its ecological value to </w:t>
-      </w:r>
-      <w:r>
-        <w:rPr>
-          <w:rFonts w:ascii="Times New Roman" w:hAnsi="Times New Roman" w:cs="Times New Roman"/>
-          <w:i/>
-          <w:iCs/>
-        </w:rPr>
-        <w:t>S. purpurea</w:t>
-      </w:r>
-      <w:r>
-        <w:rPr>
-          <w:rFonts w:ascii="Times New Roman" w:hAnsi="Times New Roman" w:cs="Times New Roman"/>
-        </w:rPr>
-        <w:t xml:space="preserve">, </w:t>
-      </w:r>
-      <w:r>
-        <w:rPr>
-          <w:rFonts w:ascii="Times New Roman" w:hAnsi="Times New Roman" w:cs="Times New Roman"/>
-          <w:i/>
-          <w:iCs/>
-        </w:rPr>
-        <w:t>H. rosa</w:t>
-      </w:r>
-      <w:r>
-        <w:rPr>
-          <w:rFonts w:ascii="Times New Roman" w:hAnsi="Times New Roman" w:cs="Times New Roman"/>
-        </w:rPr>
-        <w:t xml:space="preserve"> has received </w:t>
-      </w:r>
-      <w:commentRangeStart w:id="12"/>
-      <w:r>
-        <w:rPr>
-          <w:rFonts w:ascii="Times New Roman" w:hAnsi="Times New Roman" w:cs="Times New Roman"/>
-        </w:rPr>
-        <w:t xml:space="preserve">little attention </w:t>
-      </w:r>
-      <w:commentRangeEnd w:id="12"/>
-      <w:r>
-        <w:rPr>
-          <w:rStyle w:val="CommentReference"/>
-          <w:rFonts w:ascii="Times New Roman" w:hAnsi="Times New Roman" w:cs="Times New Roman"/>
-          <w:sz w:val="24"/>
-          <w:szCs w:val="24"/>
-        </w:rPr>
-        <w:commentReference w:id="12"/>
-      </w:r>
-      <w:r>
-        <w:rPr>
-          <w:rFonts w:ascii="Times New Roman" w:hAnsi="Times New Roman" w:cs="Times New Roman"/>
-        </w:rPr>
-        <w:t xml:space="preserve">outside of its direct benefits to its host plant. </w:t>
-      </w:r>
-      <w:r>
-        <w:rPr>
-          <w:rFonts w:ascii="Times New Roman" w:hAnsi="Times New Roman" w:cs="Times New Roman"/>
-        </w:rPr>
-        <w:t xml:space="preserve">Rapid climate change may pose a threat to the inquiline community of </w:t>
-      </w:r>
-      <w:r>
-        <w:rPr>
-          <w:rFonts w:ascii="Times New Roman" w:hAnsi="Times New Roman" w:cs="Times New Roman"/>
-          <w:i/>
-          <w:iCs/>
-        </w:rPr>
-        <w:t xml:space="preserve">S. purpurea, </w:t>
-      </w:r>
-      <w:r>
-        <w:rPr>
-          <w:rFonts w:ascii="Times New Roman" w:hAnsi="Times New Roman" w:cs="Times New Roman"/>
-        </w:rPr>
-        <w:t xml:space="preserve">yet </w:t>
-      </w:r>
-      <w:r>
-        <w:rPr>
-          <w:rFonts w:ascii="Times New Roman" w:hAnsi="Times New Roman" w:cs="Times New Roman"/>
-        </w:rPr>
-        <w:t xml:space="preserve">we lack an understanding of </w:t>
-      </w:r>
-      <w:r>
-        <w:rPr>
-          <w:rFonts w:ascii="Times New Roman" w:hAnsi="Times New Roman" w:cs="Times New Roman"/>
-        </w:rPr>
-        <w:t xml:space="preserve">the adaptive potential of important community members like </w:t>
-      </w:r>
-      <w:r>
-        <w:rPr>
-          <w:rFonts w:ascii="Times New Roman" w:hAnsi="Times New Roman" w:cs="Times New Roman"/>
-          <w:i/>
-          <w:iCs/>
-        </w:rPr>
-        <w:t>H. rosa</w:t>
-      </w:r>
-      <w:r>
-        <w:rPr>
-          <w:rFonts w:ascii="Times New Roman" w:hAnsi="Times New Roman" w:cs="Times New Roman"/>
-        </w:rPr>
-        <w:t xml:space="preserve">. </w:t>
-      </w:r>
-      <w:r>
-        <w:rPr>
-          <w:rFonts w:ascii="Times New Roman" w:hAnsi="Times New Roman" w:cs="Times New Roman"/>
-        </w:rPr>
-        <w:t>The</w:t>
-      </w:r>
-      <w:r>
-        <w:rPr>
-          <w:rFonts w:ascii="Times New Roman" w:hAnsi="Times New Roman" w:cs="Times New Roman"/>
-        </w:rPr>
-        <w:t xml:space="preserve"> </w:t>
-      </w:r>
-      <w:r>
-        <w:rPr>
-          <w:rFonts w:ascii="Times New Roman" w:hAnsi="Times New Roman" w:cs="Times New Roman"/>
-        </w:rPr>
-        <w:t xml:space="preserve">spatial </w:t>
-      </w:r>
-      <w:r>
-        <w:rPr>
-          <w:rFonts w:ascii="Times New Roman" w:hAnsi="Times New Roman" w:cs="Times New Roman"/>
-        </w:rPr>
-        <w:t xml:space="preserve">structure </w:t>
-      </w:r>
-      <w:r>
-        <w:rPr>
-          <w:rFonts w:ascii="Times New Roman" w:hAnsi="Times New Roman" w:cs="Times New Roman"/>
-        </w:rPr>
-        <w:t xml:space="preserve">of standing genetic variation in </w:t>
-      </w:r>
-      <w:r>
-        <w:rPr>
-          <w:rFonts w:ascii="Times New Roman" w:hAnsi="Times New Roman" w:cs="Times New Roman"/>
-          <w:i/>
-          <w:iCs/>
-        </w:rPr>
-        <w:t xml:space="preserve">H. rosa </w:t>
-      </w:r>
-      <w:r>
-        <w:rPr>
-          <w:rFonts w:ascii="Times New Roman" w:hAnsi="Times New Roman" w:cs="Times New Roman"/>
-        </w:rPr>
-        <w:t xml:space="preserve">populations </w:t>
-      </w:r>
-      <w:r>
-        <w:rPr>
-          <w:rFonts w:ascii="Times New Roman" w:hAnsi="Times New Roman" w:cs="Times New Roman"/>
-        </w:rPr>
-        <w:t xml:space="preserve">may influence adaptive potential </w:t>
-      </w:r>
-      <w:r>
-        <w:rPr>
-          <w:rFonts w:ascii="Times New Roman" w:hAnsi="Times New Roman" w:cs="Times New Roman"/>
-        </w:rPr>
-        <w:t>by determining the scale at which selection can act on thermal traits</w:t>
-      </w:r>
-      <w:r>
-        <w:rPr>
-          <w:rFonts w:ascii="Times New Roman" w:hAnsi="Times New Roman" w:cs="Times New Roman"/>
-        </w:rPr>
-        <w:t xml:space="preserve">. </w:t>
-      </w:r>
-    </w:p>
-    <w:p>
-      <w:pPr>
-        <w:spacing w:after="0" w:line="480" w:lineRule="auto"/>
-        <w:ind w:firstLine="720"/>
-        <w:rPr>
-          <w:rFonts w:ascii="Times New Roman" w:hAnsi="Times New Roman" w:cs="Times New Roman"/>
-        </w:rPr>
-      </w:pPr>
-      <w:r>
-        <w:rPr>
-          <w:rFonts w:ascii="Times New Roman" w:hAnsi="Times New Roman" w:cs="Times New Roman"/>
-        </w:rPr>
-        <w:t xml:space="preserve">In this study, </w:t>
-      </w:r>
-      <w:r>
-        <w:rPr>
-          <w:rFonts w:ascii="Times New Roman" w:hAnsi="Times New Roman" w:cs="Times New Roman"/>
-        </w:rPr>
-        <w:t xml:space="preserve">I performed laboratory </w:t>
-      </w:r>
-      <w:r>
-        <w:rPr>
-          <w:rFonts w:ascii="Times New Roman" w:hAnsi="Times New Roman" w:cs="Times New Roman"/>
-        </w:rPr>
-        <w:t>experiments</w:t>
-      </w:r>
-      <w:r>
-        <w:rPr>
-          <w:rFonts w:ascii="Times New Roman" w:hAnsi="Times New Roman" w:cs="Times New Roman"/>
-        </w:rPr>
-        <w:t xml:space="preserve"> using microcosms that mimic the conditions of natural </w:t>
-      </w:r>
-      <w:r>
-        <w:rPr>
-          <w:rFonts w:ascii="Times New Roman" w:hAnsi="Times New Roman" w:cs="Times New Roman"/>
-          <w:i/>
-          <w:iCs/>
-        </w:rPr>
-        <w:t>S. purpurea</w:t>
-      </w:r>
-      <w:r>
-        <w:rPr>
-          <w:rFonts w:ascii="Times New Roman" w:hAnsi="Times New Roman" w:cs="Times New Roman"/>
-        </w:rPr>
-        <w:t xml:space="preserve"> leaves to investigate the </w:t>
-      </w:r>
-      <w:r>
-        <w:rPr>
-          <w:rFonts w:ascii="Times New Roman" w:hAnsi="Times New Roman" w:cs="Times New Roman"/>
-        </w:rPr>
-        <w:t xml:space="preserve">spatial </w:t>
-      </w:r>
-      <w:r>
-        <w:rPr>
-          <w:rFonts w:ascii="Times New Roman" w:hAnsi="Times New Roman" w:cs="Times New Roman"/>
-        </w:rPr>
-        <w:t>structure of response</w:t>
-      </w:r>
-      <w:r>
-        <w:rPr>
-          <w:rFonts w:ascii="Times New Roman" w:hAnsi="Times New Roman" w:cs="Times New Roman"/>
-        </w:rPr>
-        <w:t xml:space="preserve"> to temperature</w:t>
-      </w:r>
-      <w:r>
-        <w:rPr>
-          <w:rFonts w:ascii="Times New Roman" w:hAnsi="Times New Roman" w:cs="Times New Roman"/>
-        </w:rPr>
-        <w:t>.</w:t>
-      </w:r>
-      <w:r>
-        <w:rPr>
-          <w:rFonts w:ascii="Times New Roman" w:hAnsi="Times New Roman" w:cs="Times New Roman"/>
-        </w:rPr>
-        <w:t xml:space="preserve"> </w:t>
-      </w:r>
-      <w:r>
-        <w:rPr>
-          <w:rFonts w:ascii="Times New Roman" w:hAnsi="Times New Roman" w:cs="Times New Roman"/>
-        </w:rPr>
-        <w:t>Because</w:t>
-      </w:r>
-      <w:r>
-        <w:rPr>
-          <w:rFonts w:ascii="Times New Roman" w:hAnsi="Times New Roman" w:cs="Times New Roman"/>
-        </w:rPr>
-        <w:t xml:space="preserve"> </w:t>
-      </w:r>
-      <w:r>
-        <w:rPr>
-          <w:rFonts w:ascii="Times New Roman" w:hAnsi="Times New Roman" w:cs="Times New Roman"/>
-          <w:i/>
-          <w:iCs/>
-        </w:rPr>
-        <w:t xml:space="preserve">H. </w:t>
-      </w:r>
-      <w:r>
-        <w:rPr>
-          <w:rFonts w:ascii="Times New Roman" w:hAnsi="Times New Roman" w:cs="Times New Roman"/>
-          <w:i/>
-          <w:iCs/>
-        </w:rPr>
-        <w:t>rosa</w:t>
-      </w:r>
-      <w:r>
-        <w:rPr>
-          <w:rFonts w:ascii="Times New Roman" w:hAnsi="Times New Roman" w:cs="Times New Roman"/>
-        </w:rPr>
-        <w:t xml:space="preserve"> </w:t>
-      </w:r>
-      <w:r>
-        <w:rPr>
-          <w:rFonts w:ascii="Times New Roman" w:hAnsi="Times New Roman" w:cs="Times New Roman"/>
-        </w:rPr>
-        <w:t>reproduce exclusively through apomictic</w:t>
-      </w:r>
-      <w:r>
-        <w:rPr>
-          <w:rFonts w:ascii="Times New Roman" w:hAnsi="Times New Roman" w:cs="Times New Roman"/>
-        </w:rPr>
-        <w:t xml:space="preserve"> parthenogenetic </w:t>
-      </w:r>
-      <w:r>
-        <w:rPr>
-          <w:rFonts w:ascii="Times New Roman" w:hAnsi="Times New Roman" w:cs="Times New Roman"/>
-        </w:rPr>
-        <w:t>(i.e., without meiosis)</w:t>
-      </w:r>
-      <w:r>
-        <w:rPr>
-          <w:rFonts w:ascii="Times New Roman" w:hAnsi="Times New Roman" w:cs="Times New Roman"/>
-        </w:rPr>
-        <w:t>, establishing c</w:t>
-      </w:r>
-      <w:r>
-        <w:rPr>
-          <w:rFonts w:ascii="Times New Roman" w:hAnsi="Times New Roman" w:cs="Times New Roman"/>
-        </w:rPr>
-        <w:t>lonal</w:t>
-      </w:r>
-      <w:r>
-        <w:rPr>
-          <w:rFonts w:ascii="Times New Roman" w:hAnsi="Times New Roman" w:cs="Times New Roman"/>
-        </w:rPr>
-        <w:t xml:space="preserve"> lines </w:t>
-      </w:r>
-      <w:r>
-        <w:rPr>
-          <w:rFonts w:ascii="Times New Roman" w:hAnsi="Times New Roman" w:cs="Times New Roman"/>
-        </w:rPr>
-        <w:t xml:space="preserve">is as simple as isolating one individual and allowing it to proliferate into a genetically </w:t>
-      </w:r>
-      <w:r>
-        <w:rPr>
-          <w:rFonts w:ascii="Times New Roman" w:hAnsi="Times New Roman" w:cs="Times New Roman"/>
-        </w:rPr>
-        <w:t>identical</w:t>
-      </w:r>
-      <w:r>
-        <w:rPr>
-          <w:rFonts w:ascii="Times New Roman" w:hAnsi="Times New Roman" w:cs="Times New Roman"/>
-        </w:rPr>
-        <w:t xml:space="preserve"> culture</w:t>
-      </w:r>
-      <w:r>
-        <w:rPr>
-          <w:rFonts w:ascii="Times New Roman" w:hAnsi="Times New Roman" w:cs="Times New Roman"/>
-        </w:rPr>
-        <w:t xml:space="preserve"> (Plasota and Plasota, 1980)</w:t>
-      </w:r>
-      <w:r>
-        <w:rPr>
-          <w:rFonts w:ascii="Times New Roman" w:hAnsi="Times New Roman" w:cs="Times New Roman"/>
-        </w:rPr>
-        <w:t xml:space="preserve">. Such clonal lines </w:t>
-      </w:r>
-      <w:r>
-        <w:rPr>
-          <w:rFonts w:ascii="Times New Roman" w:hAnsi="Times New Roman" w:cs="Times New Roman"/>
-        </w:rPr>
-        <w:t xml:space="preserve">of </w:t>
-      </w:r>
-      <w:r>
-        <w:rPr>
-          <w:rFonts w:ascii="Times New Roman" w:hAnsi="Times New Roman" w:cs="Times New Roman"/>
-          <w:i/>
-          <w:iCs/>
-        </w:rPr>
-        <w:t>H. rosa</w:t>
-      </w:r>
-      <w:r>
-        <w:rPr>
-          <w:rFonts w:ascii="Times New Roman" w:hAnsi="Times New Roman" w:cs="Times New Roman"/>
-        </w:rPr>
-        <w:t xml:space="preserve"> </w:t>
-      </w:r>
-      <w:r>
-        <w:rPr>
-          <w:rFonts w:ascii="Times New Roman" w:hAnsi="Times New Roman" w:cs="Times New Roman"/>
-        </w:rPr>
-        <w:t xml:space="preserve">were </w:t>
-      </w:r>
-      <w:r>
-        <w:rPr>
-          <w:rFonts w:ascii="Times New Roman" w:hAnsi="Times New Roman" w:cs="Times New Roman"/>
-        </w:rPr>
-        <w:t xml:space="preserve">isolated from </w:t>
-      </w:r>
-      <w:r>
-        <w:rPr>
-          <w:rFonts w:ascii="Times New Roman" w:hAnsi="Times New Roman" w:cs="Times New Roman"/>
-        </w:rPr>
-        <w:t>lea</w:t>
-      </w:r>
-      <w:r>
-        <w:rPr>
-          <w:rFonts w:ascii="Times New Roman" w:hAnsi="Times New Roman" w:cs="Times New Roman"/>
-        </w:rPr>
-        <w:t xml:space="preserve">f water samples from </w:t>
-      </w:r>
-      <w:r>
-        <w:rPr>
-          <w:rFonts w:ascii="Times New Roman" w:hAnsi="Times New Roman" w:cs="Times New Roman"/>
-        </w:rPr>
-        <w:t>two sites</w:t>
-      </w:r>
-      <w:r>
-        <w:rPr>
-          <w:rFonts w:ascii="Times New Roman" w:hAnsi="Times New Roman" w:cs="Times New Roman"/>
-        </w:rPr>
-        <w:t xml:space="preserve">. </w:t>
-      </w:r>
-      <w:r>
-        <w:rPr>
-          <w:rFonts w:ascii="Times New Roman" w:hAnsi="Times New Roman" w:cs="Times New Roman"/>
-        </w:rPr>
-        <w:t xml:space="preserve">I measured the maximum specific </w:t>
-      </w:r>
-      <w:r>
-        <w:rPr>
-          <w:rFonts w:ascii="Times New Roman" w:hAnsi="Times New Roman" w:cs="Times New Roman"/>
-        </w:rPr>
-        <w:lastRenderedPageBreak/>
-        <w:t>growth rate</w:t>
-      </w:r>
-      <w:r>
-        <w:rPr>
-          <w:rFonts w:ascii="Times New Roman" w:hAnsi="Times New Roman" w:cs="Times New Roman"/>
-        </w:rPr>
-        <w:t xml:space="preserve"> of each population</w:t>
-      </w:r>
-      <w:r>
-        <w:rPr>
-          <w:rFonts w:ascii="Times New Roman" w:hAnsi="Times New Roman" w:cs="Times New Roman"/>
-        </w:rPr>
-        <w:t xml:space="preserve"> (</w:t>
-      </w:r>
-      <w:r>
-        <w:rPr>
-          <w:rFonts w:ascii="Times New Roman" w:hAnsi="Times New Roman" w:cs="Times New Roman"/>
-        </w:rPr>
-        <w:t>μ</w:t>
-      </w:r>
-      <w:r>
-        <w:rPr>
-          <w:rFonts w:ascii="Times New Roman" w:hAnsi="Times New Roman" w:cs="Times New Roman"/>
-          <w:vertAlign w:val="subscript"/>
-        </w:rPr>
-        <w:t>max</w:t>
-      </w:r>
-      <w:r>
-        <w:rPr>
-          <w:rFonts w:ascii="Times New Roman" w:hAnsi="Times New Roman" w:cs="Times New Roman"/>
-        </w:rPr>
-        <w:t>)</w:t>
-      </w:r>
-      <w:r>
-        <w:rPr>
-          <w:rFonts w:ascii="Times New Roman" w:hAnsi="Times New Roman" w:cs="Times New Roman"/>
-        </w:rPr>
-        <w:t xml:space="preserve"> and </w:t>
-      </w:r>
-      <w:r>
-        <w:rPr>
-          <w:rFonts w:ascii="Times New Roman" w:hAnsi="Times New Roman" w:cs="Times New Roman"/>
-        </w:rPr>
-        <w:t>body size (</w:t>
-      </w:r>
-      <w:r>
-        <w:rPr>
-          <w:rFonts w:ascii="Times New Roman" w:hAnsi="Times New Roman" w:cs="Times New Roman"/>
-        </w:rPr>
-        <w:t>cross-sectional area</w:t>
-      </w:r>
-      <w:r>
-        <w:rPr>
-          <w:rFonts w:ascii="Times New Roman" w:hAnsi="Times New Roman" w:cs="Times New Roman"/>
-        </w:rPr>
-        <w:t>)</w:t>
-      </w:r>
-      <w:r>
-        <w:rPr>
-          <w:rFonts w:ascii="Times New Roman" w:hAnsi="Times New Roman" w:cs="Times New Roman"/>
-        </w:rPr>
-        <w:t xml:space="preserve"> of </w:t>
-      </w:r>
-      <w:r>
-        <w:rPr>
-          <w:rFonts w:ascii="Times New Roman" w:hAnsi="Times New Roman" w:cs="Times New Roman"/>
-          <w:i/>
-          <w:iCs/>
-        </w:rPr>
-        <w:t>H. rosa</w:t>
-      </w:r>
-      <w:r>
-        <w:rPr>
-          <w:rFonts w:ascii="Times New Roman" w:hAnsi="Times New Roman" w:cs="Times New Roman"/>
-        </w:rPr>
-        <w:t xml:space="preserve"> clones cultured at </w:t>
-      </w:r>
-      <w:r>
-        <w:rPr>
-          <w:rFonts w:ascii="Times New Roman" w:hAnsi="Times New Roman" w:cs="Times New Roman"/>
-        </w:rPr>
-        <w:t xml:space="preserve">constant </w:t>
-      </w:r>
-      <w:r>
-        <w:rPr>
-          <w:rFonts w:ascii="Times New Roman" w:hAnsi="Times New Roman" w:cs="Times New Roman"/>
-        </w:rPr>
-        <w:t>temperature</w:t>
-      </w:r>
-      <w:r>
-        <w:rPr>
-          <w:rFonts w:ascii="Times New Roman" w:hAnsi="Times New Roman" w:cs="Times New Roman"/>
-        </w:rPr>
-        <w:t>s</w:t>
-      </w:r>
-      <w:r>
-        <w:rPr>
-          <w:rFonts w:ascii="Times New Roman" w:hAnsi="Times New Roman" w:cs="Times New Roman"/>
-        </w:rPr>
-        <w:t xml:space="preserve"> of 25 </w:t>
-      </w:r>
-      <w:r>
-        <w:rPr>
-          <w:rFonts w:ascii="Times New Roman" w:hAnsi="Times New Roman" w:cs="Times New Roman"/>
-        </w:rPr>
-        <w:t>°</w:t>
-      </w:r>
-      <w:r>
-        <w:rPr>
-          <w:rFonts w:ascii="Times New Roman" w:hAnsi="Times New Roman" w:cs="Times New Roman"/>
-        </w:rPr>
-        <w:t>C and 30 °C</w:t>
-      </w:r>
-      <w:r>
-        <w:rPr>
-          <w:rFonts w:ascii="Times New Roman" w:hAnsi="Times New Roman" w:cs="Times New Roman"/>
-        </w:rPr>
-        <w:t xml:space="preserve">, </w:t>
-      </w:r>
-      <w:r>
-        <w:rPr>
-          <w:rFonts w:ascii="Times New Roman" w:hAnsi="Times New Roman" w:cs="Times New Roman"/>
-        </w:rPr>
-        <w:t xml:space="preserve">representative of current average temperature in the Apalachicola National Forest (NOAA </w:t>
-      </w:r>
-      <w:r>
-        <w:rPr>
-          <w:rFonts w:ascii="Times New Roman" w:hAnsi="Times New Roman" w:cs="Times New Roman"/>
-        </w:rPr>
-        <w:t>NCEI Climate Normals 1991</w:t>
-      </w:r>
-      <w:r>
-        <w:rPr>
-          <w:rFonts w:ascii="Times New Roman" w:hAnsi="Times New Roman" w:cs="Times New Roman"/>
-        </w:rPr>
-        <w:t>–</w:t>
-      </w:r>
-      <w:r>
-        <w:rPr>
-          <w:rFonts w:ascii="Times New Roman" w:hAnsi="Times New Roman" w:cs="Times New Roman"/>
-        </w:rPr>
-        <w:t>2020</w:t>
-      </w:r>
-      <w:r>
-        <w:rPr>
-          <w:rFonts w:ascii="Times New Roman" w:hAnsi="Times New Roman" w:cs="Times New Roman"/>
-        </w:rPr>
-        <w:t xml:space="preserve">) and those projected under higher emissions scenarios by </w:t>
-      </w:r>
-      <w:r>
-        <w:rPr>
-          <w:rFonts w:ascii="Times New Roman" w:hAnsi="Times New Roman" w:cs="Times New Roman"/>
-        </w:rPr>
-        <w:t xml:space="preserve">the year </w:t>
-      </w:r>
-      <w:r>
-        <w:rPr>
-          <w:rFonts w:ascii="Times New Roman" w:hAnsi="Times New Roman" w:cs="Times New Roman"/>
-        </w:rPr>
-        <w:t>2100, which indicate warming of 3–</w:t>
-      </w:r>
-      <w:r>
-        <w:rPr>
-          <w:rFonts w:ascii="Times New Roman" w:hAnsi="Times New Roman" w:cs="Times New Roman"/>
-        </w:rPr>
-        <w:t>6</w:t>
-      </w:r>
-      <w:r>
-        <w:rPr>
-          <w:rFonts w:ascii="Times New Roman" w:hAnsi="Times New Roman" w:cs="Times New Roman"/>
-        </w:rPr>
-        <w:t>°C for the region (Runkle et al. 2022)</w:t>
-      </w:r>
-      <w:r>
-        <w:rPr>
-          <w:rFonts w:ascii="Times New Roman" w:hAnsi="Times New Roman" w:cs="Times New Roman"/>
-        </w:rPr>
-        <w:t xml:space="preserve">. </w:t>
-      </w:r>
-      <w:r>
-        <w:rPr>
-          <w:rFonts w:ascii="Times New Roman" w:hAnsi="Times New Roman" w:cs="Times New Roman"/>
-        </w:rPr>
-        <w:t xml:space="preserve">I </w:t>
-      </w:r>
-      <w:r>
-        <w:rPr>
-          <w:rFonts w:ascii="Times New Roman" w:hAnsi="Times New Roman" w:cs="Times New Roman"/>
-        </w:rPr>
-        <w:t>hypothesized that</w:t>
-      </w:r>
-      <w:r>
-        <w:rPr>
-          <w:rFonts w:ascii="Times New Roman" w:hAnsi="Times New Roman" w:cs="Times New Roman"/>
-        </w:rPr>
-        <w:t xml:space="preserve"> </w:t>
-      </w:r>
-      <w:r>
-        <w:rPr>
-          <w:rFonts w:ascii="Times New Roman" w:hAnsi="Times New Roman" w:cs="Times New Roman"/>
-        </w:rPr>
-        <w:t xml:space="preserve">most </w:t>
-      </w:r>
-      <w:r>
-        <w:rPr>
-          <w:rFonts w:ascii="Times New Roman" w:hAnsi="Times New Roman" w:cs="Times New Roman"/>
-        </w:rPr>
-        <w:t xml:space="preserve">clones </w:t>
-      </w:r>
-      <w:r>
-        <w:rPr>
-          <w:rFonts w:ascii="Times New Roman" w:hAnsi="Times New Roman" w:cs="Times New Roman"/>
-        </w:rPr>
-        <w:t>would</w:t>
-      </w:r>
-      <w:r>
-        <w:rPr>
-          <w:rFonts w:ascii="Times New Roman" w:hAnsi="Times New Roman" w:cs="Times New Roman"/>
-        </w:rPr>
-        <w:t xml:space="preserve"> </w:t>
-      </w:r>
-      <w:r>
-        <w:rPr>
-          <w:rFonts w:ascii="Times New Roman" w:hAnsi="Times New Roman" w:cs="Times New Roman"/>
-        </w:rPr>
-        <w:t xml:space="preserve">exhibit </w:t>
-      </w:r>
-      <w:r>
-        <w:rPr>
-          <w:rFonts w:ascii="Times New Roman" w:hAnsi="Times New Roman" w:cs="Times New Roman"/>
-        </w:rPr>
-        <w:t>lower</w:t>
-      </w:r>
-      <w:r>
-        <w:rPr>
-          <w:rFonts w:ascii="Times New Roman" w:hAnsi="Times New Roman" w:cs="Times New Roman"/>
-        </w:rPr>
-        <w:t xml:space="preserve"> maximum growth rate</w:t>
-      </w:r>
-      <w:r>
-        <w:rPr>
-          <w:rFonts w:ascii="Times New Roman" w:hAnsi="Times New Roman" w:cs="Times New Roman"/>
-        </w:rPr>
-        <w:t>s</w:t>
-      </w:r>
-      <w:r>
-        <w:rPr>
-          <w:rFonts w:ascii="Times New Roman" w:hAnsi="Times New Roman" w:cs="Times New Roman"/>
-        </w:rPr>
-        <w:t xml:space="preserve"> </w:t>
-      </w:r>
-      <w:r>
-        <w:rPr>
-          <w:rFonts w:ascii="Times New Roman" w:hAnsi="Times New Roman" w:cs="Times New Roman"/>
-        </w:rPr>
-        <w:t>and small</w:t>
-      </w:r>
-      <w:r>
-        <w:rPr>
-          <w:rFonts w:ascii="Times New Roman" w:hAnsi="Times New Roman" w:cs="Times New Roman"/>
-        </w:rPr>
-        <w:t>er</w:t>
-      </w:r>
-      <w:r>
-        <w:rPr>
-          <w:rFonts w:ascii="Times New Roman" w:hAnsi="Times New Roman" w:cs="Times New Roman"/>
-        </w:rPr>
-        <w:t xml:space="preserve"> body size</w:t>
-      </w:r>
-      <w:r>
-        <w:rPr>
-          <w:rFonts w:ascii="Times New Roman" w:hAnsi="Times New Roman" w:cs="Times New Roman"/>
-        </w:rPr>
-        <w:t>s</w:t>
-      </w:r>
-      <w:r>
-        <w:rPr>
-          <w:rFonts w:ascii="Times New Roman" w:hAnsi="Times New Roman" w:cs="Times New Roman"/>
-        </w:rPr>
-        <w:t xml:space="preserve"> </w:t>
-      </w:r>
-      <w:r>
-        <w:rPr>
-          <w:rFonts w:ascii="Times New Roman" w:hAnsi="Times New Roman" w:cs="Times New Roman"/>
-        </w:rPr>
-        <w:t xml:space="preserve">at </w:t>
-      </w:r>
-      <w:r>
-        <w:rPr>
-          <w:rFonts w:ascii="Times New Roman" w:hAnsi="Times New Roman" w:cs="Times New Roman"/>
-        </w:rPr>
-        <w:t>30 °C</w:t>
-      </w:r>
-      <w:r>
-        <w:rPr>
-          <w:rFonts w:ascii="Times New Roman" w:hAnsi="Times New Roman" w:cs="Times New Roman"/>
-        </w:rPr>
-        <w:t xml:space="preserve"> in response to a constant stressful temperature.</w:t>
-      </w:r>
-      <w:r>
-        <w:rPr>
-          <w:rFonts w:ascii="Times New Roman" w:hAnsi="Times New Roman" w:cs="Times New Roman"/>
-        </w:rPr>
-        <w:t xml:space="preserve"> </w:t>
-      </w:r>
-      <w:r>
-        <w:rPr>
-          <w:rFonts w:ascii="Times New Roman" w:hAnsi="Times New Roman" w:cs="Times New Roman"/>
-        </w:rPr>
-        <w:t xml:space="preserve">I also expect that </w:t>
-      </w:r>
-      <w:r>
-        <w:rPr>
-          <w:rFonts w:ascii="Times New Roman" w:hAnsi="Times New Roman" w:cs="Times New Roman"/>
-        </w:rPr>
-        <w:t xml:space="preserve">the </w:t>
-      </w:r>
-      <w:r>
-        <w:rPr>
-          <w:rFonts w:ascii="Times New Roman" w:hAnsi="Times New Roman" w:cs="Times New Roman"/>
-        </w:rPr>
-        <w:t>magnitude of that response would vary</w:t>
-      </w:r>
-      <w:r>
-        <w:rPr>
-          <w:rFonts w:ascii="Times New Roman" w:hAnsi="Times New Roman" w:cs="Times New Roman"/>
-        </w:rPr>
-        <w:t xml:space="preserve"> across spatial scales</w:t>
-      </w:r>
-      <w:r>
-        <w:rPr>
-          <w:rFonts w:ascii="Times New Roman" w:hAnsi="Times New Roman" w:cs="Times New Roman"/>
-        </w:rPr>
-        <w:t xml:space="preserve">, with most variation existing among leaves and little variation </w:t>
-      </w:r>
-      <w:r>
-        <w:rPr>
-          <w:rFonts w:ascii="Times New Roman" w:hAnsi="Times New Roman" w:cs="Times New Roman"/>
-        </w:rPr>
-        <w:t xml:space="preserve">among clones </w:t>
-      </w:r>
-      <w:r>
-        <w:rPr>
-          <w:rFonts w:ascii="Times New Roman" w:hAnsi="Times New Roman" w:cs="Times New Roman"/>
-        </w:rPr>
-        <w:t>within leaves</w:t>
-      </w:r>
-      <w:r>
-        <w:rPr>
-          <w:rFonts w:ascii="Times New Roman" w:hAnsi="Times New Roman" w:cs="Times New Roman"/>
-        </w:rPr>
-        <w:t>.</w:t>
-      </w:r>
-    </w:p>
-    <w:p>
-      <w:pPr>
-        <w:rPr>
-          <w:rFonts w:ascii="Times New Roman" w:hAnsi="Times New Roman" w:cs="Times New Roman"/>
-        </w:rPr>
-      </w:pPr>
-      <w:r>
-        <w:rPr>
-          <w:rFonts w:ascii="Times New Roman" w:hAnsi="Times New Roman" w:cs="Times New Roman"/>
-        </w:rPr>
-        <w:br w:type="page"/>
-      </w:r>
-    </w:p>
-    <w:p>
-      <w:pPr>
-        <w:spacing w:after="0" w:line="480" w:lineRule="auto"/>
-        <w:jc w:val="center"/>
-        <w:rPr>
-          <w:rFonts w:ascii="Times New Roman" w:hAnsi="Times New Roman" w:cs="Times New Roman"/>
-        </w:rPr>
-      </w:pPr>
-      <w:r>
-        <w:rPr>
-          <w:rFonts w:ascii="Times New Roman" w:hAnsi="Times New Roman" w:cs="Times New Roman"/>
-          <w:b/>
-          <w:bCs/>
-        </w:rPr>
-        <w:lastRenderedPageBreak/>
-        <w:t>Methods</w:t>
-      </w:r>
-    </w:p>
-    <w:p>
-      <w:pPr>
-        <w:spacing w:after="0" w:line="480" w:lineRule="auto"/>
-        <w:rPr>
-          <w:rFonts w:ascii="Times New Roman" w:hAnsi="Times New Roman" w:cs="Times New Roman"/>
-        </w:rPr>
-      </w:pPr>
-      <w:r>
-        <w:rPr>
-          <w:rFonts w:ascii="Times New Roman" w:hAnsi="Times New Roman" w:cs="Times New Roman"/>
-          <w:u w:val="single"/>
-        </w:rPr>
-        <w:t>Field Collection of Rotifers</w:t>
-      </w:r>
-    </w:p>
-    <w:p>
-      <w:pPr>
-        <w:spacing w:after="0" w:line="480" w:lineRule="auto"/>
-        <w:ind w:firstLine="720"/>
-        <w:rPr>
-          <w:rFonts w:ascii="Times New Roman" w:hAnsi="Times New Roman" w:cs="Times New Roman"/>
-        </w:rPr>
-      </w:pPr>
-      <w:r>
-        <w:rPr>
-          <w:rFonts w:ascii="Times New Roman" w:hAnsi="Times New Roman" w:cs="Times New Roman"/>
-        </w:rPr>
-        <w:t xml:space="preserve">I collected samples of </w:t>
-      </w:r>
-      <w:r>
-        <w:rPr>
-          <w:rFonts w:ascii="Times New Roman" w:hAnsi="Times New Roman" w:cs="Times New Roman"/>
-          <w:i/>
-          <w:iCs/>
-        </w:rPr>
-        <w:t>Sarracenia purpurea</w:t>
-      </w:r>
-      <w:r>
-        <w:rPr>
-          <w:rFonts w:ascii="Times New Roman" w:hAnsi="Times New Roman" w:cs="Times New Roman"/>
-        </w:rPr>
-        <w:t xml:space="preserve"> leaf water from </w:t>
-      </w:r>
-      <w:r>
-        <w:rPr>
-          <w:rFonts w:ascii="Times New Roman" w:hAnsi="Times New Roman" w:cs="Times New Roman"/>
-        </w:rPr>
-        <w:t>88</w:t>
-      </w:r>
-      <w:r>
-        <w:rPr>
-          <w:rFonts w:ascii="Times New Roman" w:hAnsi="Times New Roman" w:cs="Times New Roman"/>
-        </w:rPr>
-        <w:t xml:space="preserve"> plants </w:t>
-      </w:r>
-      <w:r>
-        <w:rPr>
-          <w:rFonts w:ascii="Times New Roman" w:hAnsi="Times New Roman" w:cs="Times New Roman"/>
-        </w:rPr>
-        <w:t>from two</w:t>
-      </w:r>
-      <w:r>
-        <w:rPr>
-          <w:rFonts w:ascii="Times New Roman" w:hAnsi="Times New Roman" w:cs="Times New Roman"/>
-        </w:rPr>
-        <w:t xml:space="preserve"> sites in the Apalachicola National Forest in northern Florida in July of 2024. These sites</w:t>
-      </w:r>
-      <w:r>
-        <w:rPr>
-          <w:rFonts w:ascii="Times New Roman" w:hAnsi="Times New Roman" w:cs="Times New Roman"/>
-        </w:rPr>
-        <w:t xml:space="preserve"> (Crystal Bog and Pleaphase Savan</w:t>
-      </w:r>
-      <w:r>
-        <w:rPr>
-          <w:rFonts w:ascii="Times New Roman" w:hAnsi="Times New Roman" w:cs="Times New Roman"/>
-        </w:rPr>
-        <w:t>n</w:t>
-      </w:r>
-      <w:r>
-        <w:rPr>
-          <w:rFonts w:ascii="Times New Roman" w:hAnsi="Times New Roman" w:cs="Times New Roman"/>
-        </w:rPr>
-        <w:t>ah</w:t>
-      </w:r>
-      <w:r>
-        <w:rPr>
-          <w:rFonts w:ascii="Times New Roman" w:hAnsi="Times New Roman" w:cs="Times New Roman"/>
-        </w:rPr>
-        <w:t>, Figure 1</w:t>
-      </w:r>
-      <w:r>
-        <w:rPr>
-          <w:rFonts w:ascii="Times New Roman" w:hAnsi="Times New Roman" w:cs="Times New Roman"/>
-        </w:rPr>
-        <w:t>)</w:t>
-      </w:r>
-      <w:r>
-        <w:rPr>
-          <w:rFonts w:ascii="Times New Roman" w:hAnsi="Times New Roman" w:cs="Times New Roman"/>
-        </w:rPr>
-        <w:t xml:space="preserve"> were chosen for the presence of known </w:t>
-      </w:r>
-      <w:r>
-        <w:rPr>
-          <w:rFonts w:ascii="Times New Roman" w:hAnsi="Times New Roman" w:cs="Times New Roman"/>
-          <w:i/>
-          <w:iCs/>
-        </w:rPr>
-        <w:t>S. purpurea</w:t>
-      </w:r>
-      <w:r>
-        <w:rPr>
-          <w:rFonts w:ascii="Times New Roman" w:hAnsi="Times New Roman" w:cs="Times New Roman"/>
-        </w:rPr>
-        <w:t xml:space="preserve"> populations</w:t>
-      </w:r>
-      <w:r>
-        <w:rPr>
-          <w:rFonts w:ascii="Times New Roman" w:hAnsi="Times New Roman" w:cs="Times New Roman"/>
-        </w:rPr>
-        <w:t xml:space="preserve"> and are </w:t>
-      </w:r>
-      <w:r>
-        <w:rPr>
-          <w:rFonts w:ascii="Times New Roman" w:hAnsi="Times New Roman" w:cs="Times New Roman"/>
-        </w:rPr>
-        <w:t>separated by</w:t>
-      </w:r>
-      <w:r>
-        <w:rPr>
-          <w:rFonts w:ascii="Times New Roman" w:hAnsi="Times New Roman" w:cs="Times New Roman"/>
-        </w:rPr>
-        <w:t xml:space="preserve"> approximately 5 km</w:t>
-      </w:r>
-      <w:r>
-        <w:rPr>
-          <w:rFonts w:ascii="Times New Roman" w:hAnsi="Times New Roman" w:cs="Times New Roman"/>
-        </w:rPr>
-        <w:t xml:space="preserve"> of longleaf pine forest</w:t>
-      </w:r>
-      <w:r>
-        <w:rPr>
-          <w:rFonts w:ascii="Times New Roman" w:hAnsi="Times New Roman" w:cs="Times New Roman"/>
-        </w:rPr>
-        <w:t>.</w:t>
-      </w:r>
-      <w:r>
-        <w:rPr>
-          <w:rFonts w:ascii="Times New Roman" w:hAnsi="Times New Roman" w:cs="Times New Roman"/>
-        </w:rPr>
-        <w:t xml:space="preserve"> I haphazardly sampled 50 plants from Site 1 (Crystal Bog), and </w:t>
-      </w:r>
-      <w:r>
-        <w:rPr>
-          <w:rFonts w:ascii="Times New Roman" w:hAnsi="Times New Roman" w:cs="Times New Roman"/>
-        </w:rPr>
-        <w:t>38</w:t>
-      </w:r>
-      <w:r>
-        <w:rPr>
-          <w:rFonts w:ascii="Times New Roman" w:hAnsi="Times New Roman" w:cs="Times New Roman"/>
-        </w:rPr>
-        <w:t xml:space="preserve"> from Site 2 (Pleaphase Savanna). From each plant, a sample from one leaf was collected using a </w:t>
-      </w:r>
-      <w:r>
-        <w:rPr>
-          <w:rFonts w:ascii="Times New Roman" w:hAnsi="Times New Roman" w:cs="Times New Roman"/>
-        </w:rPr>
-        <w:t>sterile</w:t>
-      </w:r>
-      <w:r>
-        <w:rPr>
-          <w:rFonts w:ascii="Times New Roman" w:hAnsi="Times New Roman" w:cs="Times New Roman"/>
-        </w:rPr>
-        <w:t xml:space="preserve"> plastic transfer pipette and stored in sterile 50 ml conical tubes. </w:t>
-      </w:r>
-      <w:r>
-        <w:rPr>
-          <w:rFonts w:ascii="Times New Roman" w:hAnsi="Times New Roman" w:cs="Times New Roman"/>
-        </w:rPr>
-        <w:t>The contents of each leaf were gently mixed using the tip of the pipette</w:t>
-      </w:r>
-      <w:r>
-        <w:rPr>
-          <w:rFonts w:ascii="Times New Roman" w:hAnsi="Times New Roman" w:cs="Times New Roman"/>
-        </w:rPr>
-        <w:t xml:space="preserve"> before sampling.</w:t>
-      </w:r>
-      <w:r>
-        <w:rPr>
-          <w:rFonts w:ascii="Times New Roman" w:hAnsi="Times New Roman" w:cs="Times New Roman"/>
-        </w:rPr>
-        <w:t xml:space="preserve"> </w:t>
-      </w:r>
-      <w:r>
-        <w:rPr>
-          <w:rFonts w:ascii="Times New Roman" w:hAnsi="Times New Roman" w:cs="Times New Roman"/>
-        </w:rPr>
-        <w:t>A</w:t>
-      </w:r>
-      <w:r>
-        <w:rPr>
-          <w:rFonts w:ascii="Times New Roman" w:hAnsi="Times New Roman" w:cs="Times New Roman"/>
-        </w:rPr>
-        <w:t xml:space="preserve">ll of the water in each leaf was collected, unless the leaf water volume exceeded </w:t>
-      </w:r>
-      <w:r>
-        <w:rPr>
-          <w:rFonts w:ascii="Times New Roman" w:hAnsi="Times New Roman" w:cs="Times New Roman"/>
-        </w:rPr>
-        <w:t>50</w:t>
-      </w:r>
-      <w:r>
-        <w:rPr>
-          <w:rFonts w:ascii="Times New Roman" w:hAnsi="Times New Roman" w:cs="Times New Roman"/>
-        </w:rPr>
-        <w:t xml:space="preserve"> ml</w:t>
-      </w:r>
-      <w:r>
-        <w:rPr>
-          <w:rFonts w:ascii="Times New Roman" w:hAnsi="Times New Roman" w:cs="Times New Roman"/>
-        </w:rPr>
-        <w:t xml:space="preserve">, in which case only </w:t>
-      </w:r>
-      <w:r>
-        <w:rPr>
-          <w:rFonts w:ascii="Times New Roman" w:hAnsi="Times New Roman" w:cs="Times New Roman"/>
-        </w:rPr>
-        <w:t>50</w:t>
-      </w:r>
-      <w:r>
-        <w:rPr>
-          <w:rFonts w:ascii="Times New Roman" w:hAnsi="Times New Roman" w:cs="Times New Roman"/>
-        </w:rPr>
-        <w:t xml:space="preserve"> ml was collected. The samples were then transported to Forida State University and stored at room temperature. </w:t>
-      </w:r>
-    </w:p>
-    <w:p>
-      <w:pPr>
-        <w:spacing w:after="0" w:line="480" w:lineRule="auto"/>
-        <w:ind w:firstLine="720"/>
-        <w:rPr>
-          <w:rFonts w:ascii="Times New Roman" w:hAnsi="Times New Roman" w:cs="Times New Roman"/>
-        </w:rPr>
-      </w:pPr>
-      <w:r>
-        <w:rPr>
-          <w:rFonts w:ascii="Times New Roman" w:hAnsi="Times New Roman" w:cs="Times New Roman"/>
-        </w:rPr>
-        <w:t xml:space="preserve">Within </w:t>
-      </w:r>
-      <w:commentRangeStart w:id="13"/>
-      <w:r>
-        <w:rPr>
-          <w:rFonts w:ascii="Times New Roman" w:hAnsi="Times New Roman" w:cs="Times New Roman"/>
-        </w:rPr>
-        <w:t xml:space="preserve">4 hours </w:t>
-      </w:r>
-      <w:commentRangeEnd w:id="13"/>
-      <w:r>
-        <w:rPr>
-          <w:rStyle w:val="CommentReference"/>
-          <w:rFonts w:ascii="Times New Roman" w:hAnsi="Times New Roman" w:cs="Times New Roman"/>
-          <w:sz w:val="24"/>
-          <w:szCs w:val="24"/>
-        </w:rPr>
-        <w:commentReference w:id="13"/>
-      </w:r>
-      <w:r>
-        <w:rPr>
-          <w:rFonts w:ascii="Times New Roman" w:hAnsi="Times New Roman" w:cs="Times New Roman"/>
-        </w:rPr>
-        <w:t>of collection, the samples were visually inspected for the presence of late-instar mosquito larvae (</w:t>
-      </w:r>
-      <w:r>
-        <w:rPr>
-          <w:rFonts w:ascii="Times New Roman" w:hAnsi="Times New Roman" w:cs="Times New Roman"/>
-          <w:i/>
-          <w:iCs/>
-        </w:rPr>
-        <w:t>W</w:t>
-      </w:r>
-      <w:r>
-        <w:rPr>
-          <w:rFonts w:ascii="Times New Roman" w:hAnsi="Times New Roman" w:cs="Times New Roman"/>
-          <w:i/>
-          <w:iCs/>
-        </w:rPr>
-        <w:t>.</w:t>
-      </w:r>
-      <w:r>
-        <w:rPr>
-          <w:rFonts w:ascii="Times New Roman" w:hAnsi="Times New Roman" w:cs="Times New Roman"/>
-          <w:i/>
-          <w:iCs/>
-        </w:rPr>
-        <w:t xml:space="preserve"> smithii</w:t>
-      </w:r>
-      <w:r>
-        <w:rPr>
-          <w:rFonts w:ascii="Times New Roman" w:hAnsi="Times New Roman" w:cs="Times New Roman"/>
-        </w:rPr>
-        <w:t xml:space="preserve">). If present, larvae were removed using </w:t>
-      </w:r>
-      <w:r>
-        <w:rPr>
-          <w:rFonts w:ascii="Times New Roman" w:hAnsi="Times New Roman" w:cs="Times New Roman"/>
-        </w:rPr>
-        <w:t>clean</w:t>
-      </w:r>
-      <w:r>
-        <w:rPr>
-          <w:rFonts w:ascii="Times New Roman" w:hAnsi="Times New Roman" w:cs="Times New Roman"/>
-        </w:rPr>
-        <w:t xml:space="preserve"> plastic transfer pipette</w:t>
-      </w:r>
-      <w:r>
-        <w:rPr>
-          <w:rFonts w:ascii="Times New Roman" w:hAnsi="Times New Roman" w:cs="Times New Roman"/>
-        </w:rPr>
-        <w:t>s</w:t>
-      </w:r>
-      <w:r>
-        <w:rPr>
-          <w:rFonts w:ascii="Times New Roman" w:hAnsi="Times New Roman" w:cs="Times New Roman"/>
-        </w:rPr>
-        <w:t xml:space="preserve"> to prevent predation on </w:t>
-      </w:r>
-      <w:r>
-        <w:rPr>
-          <w:rFonts w:ascii="Times New Roman" w:hAnsi="Times New Roman" w:cs="Times New Roman"/>
-          <w:i/>
-          <w:iCs/>
-        </w:rPr>
-        <w:t>H</w:t>
-      </w:r>
-      <w:r>
-        <w:rPr>
-          <w:rFonts w:ascii="Times New Roman" w:hAnsi="Times New Roman" w:cs="Times New Roman"/>
-          <w:i/>
-          <w:iCs/>
-        </w:rPr>
-        <w:t>.</w:t>
-      </w:r>
-      <w:r>
-        <w:rPr>
-          <w:rFonts w:ascii="Times New Roman" w:hAnsi="Times New Roman" w:cs="Times New Roman"/>
-          <w:i/>
-          <w:iCs/>
-        </w:rPr>
-        <w:t xml:space="preserve"> rosa</w:t>
-      </w:r>
-      <w:r>
-        <w:rPr>
-          <w:rFonts w:ascii="Times New Roman" w:hAnsi="Times New Roman" w:cs="Times New Roman"/>
-        </w:rPr>
-        <w:t xml:space="preserve">. All sample tubes were sealed with parafilm and transported via </w:t>
-      </w:r>
-      <w:r>
-        <w:rPr>
-          <w:rFonts w:ascii="Times New Roman" w:hAnsi="Times New Roman" w:cs="Times New Roman"/>
-        </w:rPr>
-        <w:t xml:space="preserve">a </w:t>
-      </w:r>
-      <w:r>
-        <w:rPr>
-          <w:rFonts w:ascii="Times New Roman" w:hAnsi="Times New Roman" w:cs="Times New Roman"/>
-        </w:rPr>
-        <w:t>commercial flight to California State University, Northridge. The samples were then stored in a growth chamber at 25</w:t>
-      </w:r>
-      <w:r>
-        <w:rPr>
-          <w:rFonts w:ascii="Times New Roman" w:hAnsi="Times New Roman" w:cs="Times New Roman"/>
-        </w:rPr>
-        <w:t xml:space="preserve"> </w:t>
-      </w:r>
-      <w:r>
-        <w:rPr>
-          <w:rFonts w:ascii="Times New Roman" w:hAnsi="Times New Roman" w:cs="Times New Roman"/>
-        </w:rPr>
-        <w:t xml:space="preserve">°C. A 300 </w:t>
-      </w:r>
-      <w:r>
-        <w:rPr>
-          <w:rFonts w:ascii="Times New Roman" w:hAnsi="Times New Roman" w:cs="Times New Roman"/>
-        </w:rPr>
-        <w:t>µ</w:t>
-      </w:r>
-      <w:r>
-        <w:rPr>
-          <w:rFonts w:ascii="Times New Roman" w:hAnsi="Times New Roman" w:cs="Times New Roman"/>
-        </w:rPr>
-        <w:t xml:space="preserve">l sample from each tube was scored for the presence of </w:t>
-      </w:r>
-      <w:r>
-        <w:rPr>
-          <w:rFonts w:ascii="Times New Roman" w:hAnsi="Times New Roman" w:cs="Times New Roman"/>
-          <w:i/>
-          <w:iCs/>
-        </w:rPr>
-        <w:t>H. rosa</w:t>
-      </w:r>
-      <w:r>
-        <w:rPr>
-          <w:rFonts w:ascii="Times New Roman" w:hAnsi="Times New Roman" w:cs="Times New Roman"/>
-        </w:rPr>
-        <w:t>, other species of rotifers, and ciliates using 24-well tissue culture plates and a stereomicroscope. Samples were inspected for the presence of developing mosquito larvae for two</w:t>
-      </w:r>
-      <w:r>
-        <w:rPr>
-          <w:rFonts w:ascii="Times New Roman" w:hAnsi="Times New Roman" w:cs="Times New Roman"/>
-        </w:rPr>
-        <w:t xml:space="preserve"> additional</w:t>
-      </w:r>
-      <w:r>
-        <w:rPr>
-          <w:rFonts w:ascii="Times New Roman" w:hAnsi="Times New Roman" w:cs="Times New Roman"/>
-        </w:rPr>
-        <w:t xml:space="preserve"> weeks, which were removed upon detection.</w:t>
-      </w:r>
-    </w:p>
-    <w:p>
-      <w:pPr>
-        <w:spacing w:after="0" w:line="480" w:lineRule="auto"/>
-        <w:rPr>
-          <w:rFonts w:ascii="Times New Roman" w:hAnsi="Times New Roman" w:cs="Times New Roman"/>
-        </w:rPr>
-      </w:pPr>
-      <w:r>
-        <w:rPr>
-          <w:rFonts w:ascii="Times New Roman" w:hAnsi="Times New Roman" w:cs="Times New Roman"/>
-          <w:u w:val="single"/>
-        </w:rPr>
-        <w:t>Rotifer Isolation and Rearing</w:t>
-      </w:r>
-    </w:p>
-    <w:p>
-      <w:pPr>
-        <w:spacing w:after="0" w:line="480" w:lineRule="auto"/>
-        <w:ind w:firstLine="720"/>
-        <w:rPr>
-          <w:rFonts w:ascii="Times New Roman" w:hAnsi="Times New Roman" w:cs="Times New Roman"/>
-        </w:rPr>
-      </w:pPr>
-      <w:r>
-        <w:rPr>
-          <w:rFonts w:ascii="Times New Roman" w:hAnsi="Times New Roman" w:cs="Times New Roman"/>
-        </w:rPr>
-        <w:t xml:space="preserve">To establish clonal lines of the obligate parthenogenic </w:t>
-      </w:r>
-      <w:r>
-        <w:rPr>
-          <w:rFonts w:ascii="Times New Roman" w:hAnsi="Times New Roman" w:cs="Times New Roman"/>
-          <w:i/>
-          <w:iCs/>
-        </w:rPr>
-        <w:t>H. rosa,</w:t>
-      </w:r>
-      <w:r>
-        <w:rPr>
-          <w:rFonts w:ascii="Times New Roman" w:hAnsi="Times New Roman" w:cs="Times New Roman"/>
-        </w:rPr>
-        <w:t xml:space="preserve"> I isolated individual rotifers from leaf water samples. Of the </w:t>
-      </w:r>
-      <w:r>
-        <w:rPr>
-          <w:rFonts w:ascii="Times New Roman" w:hAnsi="Times New Roman" w:cs="Times New Roman"/>
-        </w:rPr>
-        <w:t>88</w:t>
-      </w:r>
-      <w:r>
-        <w:rPr>
-          <w:rFonts w:ascii="Times New Roman" w:hAnsi="Times New Roman" w:cs="Times New Roman"/>
-        </w:rPr>
-        <w:t xml:space="preserve"> leaf water samples collected, only </w:t>
-      </w:r>
-      <w:r>
-        <w:rPr>
-          <w:rFonts w:ascii="Times New Roman" w:hAnsi="Times New Roman" w:cs="Times New Roman"/>
-        </w:rPr>
-        <w:t>s</w:t>
-      </w:r>
-      <w:commentRangeStart w:id="14"/>
-      <w:r>
-        <w:rPr>
-          <w:rFonts w:ascii="Times New Roman" w:hAnsi="Times New Roman" w:cs="Times New Roman"/>
-        </w:rPr>
-        <w:t>ev</w:t>
-      </w:r>
-      <w:commentRangeEnd w:id="14"/>
-      <w:r>
-        <w:rPr>
-          <w:rStyle w:val="CommentReference"/>
-          <w:rFonts w:ascii="Times New Roman" w:hAnsi="Times New Roman" w:cs="Times New Roman"/>
-          <w:sz w:val="24"/>
-          <w:szCs w:val="24"/>
-        </w:rPr>
-        <w:commentReference w:id="14"/>
-      </w:r>
-      <w:r>
-        <w:rPr>
-          <w:rFonts w:ascii="Times New Roman" w:hAnsi="Times New Roman" w:cs="Times New Roman"/>
-        </w:rPr>
-        <w:t>en</w:t>
-      </w:r>
-      <w:r>
-        <w:rPr>
-          <w:rFonts w:ascii="Times New Roman" w:hAnsi="Times New Roman" w:cs="Times New Roman"/>
-        </w:rPr>
-        <w:t xml:space="preserve"> from Site 1</w:t>
-      </w:r>
-      <w:r>
-        <w:rPr>
-          <w:rFonts w:ascii="Times New Roman" w:hAnsi="Times New Roman" w:cs="Times New Roman"/>
-        </w:rPr>
-        <w:t xml:space="preserve"> </w:t>
-      </w:r>
-      <w:r>
-        <w:rPr>
-          <w:rFonts w:ascii="Times New Roman" w:hAnsi="Times New Roman" w:cs="Times New Roman"/>
-        </w:rPr>
-        <w:lastRenderedPageBreak/>
-        <w:t>and</w:t>
-      </w:r>
-      <w:r>
-        <w:rPr>
-          <w:rFonts w:ascii="Times New Roman" w:hAnsi="Times New Roman" w:cs="Times New Roman"/>
-        </w:rPr>
-        <w:t xml:space="preserve"> </w:t>
-      </w:r>
-      <w:r>
-        <w:rPr>
-          <w:rFonts w:ascii="Times New Roman" w:hAnsi="Times New Roman" w:cs="Times New Roman"/>
-        </w:rPr>
-        <w:t>six</w:t>
-      </w:r>
-      <w:r>
-        <w:rPr>
-          <w:rFonts w:ascii="Times New Roman" w:hAnsi="Times New Roman" w:cs="Times New Roman"/>
-        </w:rPr>
-        <w:t xml:space="preserve"> from Site 2</w:t>
-      </w:r>
-      <w:r>
-        <w:rPr>
-          <w:rFonts w:ascii="Times New Roman" w:hAnsi="Times New Roman" w:cs="Times New Roman"/>
-        </w:rPr>
-        <w:t xml:space="preserve"> </w:t>
-      </w:r>
-      <w:r>
-        <w:rPr>
-          <w:rFonts w:ascii="Times New Roman" w:hAnsi="Times New Roman" w:cs="Times New Roman"/>
-        </w:rPr>
-        <w:t xml:space="preserve">were likely candidates for isolation. The remaining samples either had no rotifers or were so densely populated by small ciliates that isolating rotifers without contamination was impractical. From each leaf water sample, I isolated </w:t>
-      </w:r>
-      <w:r>
-        <w:rPr>
-          <w:rFonts w:ascii="Times New Roman" w:hAnsi="Times New Roman" w:cs="Times New Roman"/>
-        </w:rPr>
-        <w:t>32</w:t>
-      </w:r>
-      <w:r>
-        <w:rPr>
-          <w:rFonts w:ascii="Times New Roman" w:hAnsi="Times New Roman" w:cs="Times New Roman"/>
-        </w:rPr>
-        <w:t xml:space="preserve"> individual</w:t>
-      </w:r>
-      <w:r>
-        <w:rPr>
-          <w:rFonts w:ascii="Times New Roman" w:hAnsi="Times New Roman" w:cs="Times New Roman"/>
-        </w:rPr>
-        <w:t xml:space="preserve"> rotifers</w:t>
-      </w:r>
-      <w:r>
-        <w:rPr>
-          <w:rFonts w:ascii="Times New Roman" w:hAnsi="Times New Roman" w:cs="Times New Roman"/>
-        </w:rPr>
-        <w:t>.</w:t>
-      </w:r>
-    </w:p>
-    <w:p>
-      <w:pPr>
-        <w:spacing w:after="0" w:line="480" w:lineRule="auto"/>
-        <w:ind w:firstLine="720"/>
-        <w:rPr>
-          <w:rFonts w:ascii="Times New Roman" w:hAnsi="Times New Roman" w:cs="Times New Roman"/>
-        </w:rPr>
-      </w:pPr>
-      <w:r>
-        <w:rPr>
-          <w:rFonts w:ascii="Times New Roman" w:hAnsi="Times New Roman" w:cs="Times New Roman"/>
-        </w:rPr>
-        <w:t>I performed the isolations in six-well culture plates by capturing rotifers with pulled glass Pasteur pipettes, which provide an extremely small aperture well-suited for moving individual rotifers. Captured rotifers were washed three or more times in an excess of sterile deionized water in 12-well tissue culture plates before being left alone for two weeks in the isolated wells of 24-well tissue culture plate</w:t>
-      </w:r>
-      <w:r>
-        <w:rPr>
-          <w:rFonts w:ascii="Times New Roman" w:hAnsi="Times New Roman" w:cs="Times New Roman"/>
-        </w:rPr>
-        <w:t>s</w:t>
-      </w:r>
-      <w:r>
-        <w:rPr>
-          <w:rFonts w:ascii="Times New Roman" w:hAnsi="Times New Roman" w:cs="Times New Roman"/>
-        </w:rPr>
-        <w:t xml:space="preserve">. Since the isolation process is intended to exclude other protists and not to produce a fully axenic culture, bacteria from the original sample were </w:t>
-      </w:r>
-      <w:r>
-        <w:rPr>
-          <w:rFonts w:ascii="Times New Roman" w:hAnsi="Times New Roman" w:cs="Times New Roman"/>
-        </w:rPr>
-        <w:t xml:space="preserve">incidentally </w:t>
-      </w:r>
-      <w:r>
-        <w:rPr>
-          <w:rFonts w:ascii="Times New Roman" w:hAnsi="Times New Roman" w:cs="Times New Roman"/>
-        </w:rPr>
-        <w:t xml:space="preserve">carried over along with each individual rotifer. The addition of fish food flakes acted as the basal resource for these bacteria, that in turn provided a food source for the rotifer. </w:t>
-      </w:r>
-      <w:r>
-        <w:rPr>
-          <w:rFonts w:ascii="Times New Roman" w:hAnsi="Times New Roman" w:cs="Times New Roman"/>
-        </w:rPr>
-        <w:t xml:space="preserve">I carried out </w:t>
-      </w:r>
-      <w:commentRangeStart w:id="15"/>
-      <w:r>
-        <w:rPr>
-          <w:rFonts w:ascii="Times New Roman" w:hAnsi="Times New Roman" w:cs="Times New Roman"/>
-        </w:rPr>
-        <w:t>32</w:t>
-      </w:r>
-      <w:commentRangeEnd w:id="15"/>
-      <w:r>
-        <w:rPr>
-          <w:rStyle w:val="CommentReference"/>
-          <w:rFonts w:ascii="Times New Roman" w:hAnsi="Times New Roman" w:cs="Times New Roman"/>
-          <w:sz w:val="24"/>
-          <w:szCs w:val="24"/>
-        </w:rPr>
-        <w:commentReference w:id="15"/>
-      </w:r>
-      <w:r>
-        <w:rPr>
-          <w:rFonts w:ascii="Times New Roman" w:hAnsi="Times New Roman" w:cs="Times New Roman"/>
-        </w:rPr>
-        <w:t xml:space="preserve"> isolations per leaf water sample, for a total of 448 isolated rotifers</w:t>
-      </w:r>
-      <w:r>
-        <w:rPr>
-          <w:rFonts w:ascii="Times New Roman" w:hAnsi="Times New Roman" w:cs="Times New Roman"/>
-        </w:rPr>
-        <w:t>.</w:t>
-      </w:r>
-      <w:r>
-        <w:rPr>
-          <w:rFonts w:ascii="Times New Roman" w:hAnsi="Times New Roman" w:cs="Times New Roman"/>
-        </w:rPr>
-        <w:t xml:space="preserve"> </w:t>
-      </w:r>
-    </w:p>
-    <w:p>
-      <w:pPr>
-        <w:spacing w:after="0" w:line="480" w:lineRule="auto"/>
-        <w:ind w:firstLine="720"/>
-        <w:rPr>
-          <w:rFonts w:ascii="Times New Roman" w:hAnsi="Times New Roman" w:cs="Times New Roman"/>
-        </w:rPr>
-      </w:pPr>
-      <w:r>
-        <w:rPr>
-          <w:rFonts w:ascii="Times New Roman" w:hAnsi="Times New Roman" w:cs="Times New Roman"/>
-        </w:rPr>
-        <w:t xml:space="preserve">After two weeks, each well was observed for isolates that successfully founded clonal lines. Those that succeeded were transferred to 125 ml sterile flasks with 100 ml of artificial </w:t>
-      </w:r>
-      <w:commentRangeStart w:id="16"/>
-      <w:r>
-        <w:rPr>
-          <w:rFonts w:ascii="Times New Roman" w:hAnsi="Times New Roman" w:cs="Times New Roman"/>
-        </w:rPr>
-        <w:t>freshwater m</w:t>
-      </w:r>
-      <w:commentRangeEnd w:id="16"/>
-      <w:r>
-        <w:rPr>
-          <w:rStyle w:val="CommentReference"/>
-          <w:rFonts w:ascii="Times New Roman" w:hAnsi="Times New Roman" w:cs="Times New Roman"/>
-          <w:sz w:val="24"/>
-          <w:szCs w:val="24"/>
-        </w:rPr>
         <w:commentReference w:id="16"/>
-      </w:r>
-      <w:r>
-        <w:rPr>
-          <w:rFonts w:ascii="Times New Roman" w:hAnsi="Times New Roman" w:cs="Times New Roman"/>
-        </w:rPr>
-        <w:t>edium, AFW (0.0096% sodium bicarbonate (NaHCO</w:t>
-      </w:r>
-      <w:r>
-        <w:rPr>
-          <w:rFonts w:ascii="Times New Roman" w:hAnsi="Times New Roman" w:cs="Times New Roman"/>
-          <w:vertAlign w:val="subscript"/>
-        </w:rPr>
-        <w:t>3</w:t>
-      </w:r>
-      <w:r>
-        <w:rPr>
-          <w:rFonts w:ascii="Times New Roman" w:hAnsi="Times New Roman" w:cs="Times New Roman"/>
-        </w:rPr>
-        <w:t>)</w:t>
-      </w:r>
-      <w:r>
-        <w:rPr>
-          <w:rFonts w:ascii="Times New Roman" w:hAnsi="Times New Roman" w:cs="Times New Roman"/>
-        </w:rPr>
-        <w:t>, 0.0060% calcium sulfate dihydrate (CaSO</w:t>
-      </w:r>
-      <w:r>
-        <w:rPr>
-          <w:rFonts w:ascii="Times New Roman" w:hAnsi="Times New Roman" w:cs="Times New Roman"/>
-          <w:vertAlign w:val="subscript"/>
-        </w:rPr>
-        <w:t>4</w:t>
-      </w:r>
-      <w:r>
-        <w:rPr>
-          <w:rFonts w:ascii="Times New Roman" w:hAnsi="Times New Roman" w:cs="Times New Roman"/>
-        </w:rPr>
-        <w:t>•2H</w:t>
-      </w:r>
-      <w:r>
-        <w:rPr>
-          <w:rFonts w:ascii="Times New Roman" w:hAnsi="Times New Roman" w:cs="Times New Roman"/>
-          <w:vertAlign w:val="subscript"/>
-        </w:rPr>
-        <w:t>2</w:t>
-      </w:r>
-      <w:r>
-        <w:rPr>
-          <w:rFonts w:ascii="Times New Roman" w:hAnsi="Times New Roman" w:cs="Times New Roman"/>
-        </w:rPr>
-        <w:t>O), 0.0060% magnesium sulfate (MgSO</w:t>
-      </w:r>
-      <w:r>
-        <w:rPr>
-          <w:rFonts w:ascii="Times New Roman" w:hAnsi="Times New Roman" w:cs="Times New Roman"/>
-          <w:vertAlign w:val="subscript"/>
-        </w:rPr>
-        <w:t>4</w:t>
-      </w:r>
-      <w:r>
-        <w:rPr>
-          <w:rFonts w:ascii="Times New Roman" w:hAnsi="Times New Roman" w:cs="Times New Roman"/>
-        </w:rPr>
-        <w:t>)</w:t>
-      </w:r>
-      <w:r>
-        <w:rPr>
-          <w:rFonts w:ascii="Times New Roman" w:hAnsi="Times New Roman" w:cs="Times New Roman"/>
-        </w:rPr>
-        <w:t xml:space="preserve">, 0.0004% potassium chloride (KCl)). I designed this medium to approximate the low-mineral conditions of </w:t>
-      </w:r>
-      <w:r>
-        <w:rPr>
-          <w:rFonts w:ascii="Times New Roman" w:hAnsi="Times New Roman" w:cs="Times New Roman"/>
-          <w:i/>
-          <w:iCs/>
-        </w:rPr>
-        <w:t>S. purpurea</w:t>
-      </w:r>
-      <w:r>
-        <w:rPr>
-          <w:rFonts w:ascii="Times New Roman" w:hAnsi="Times New Roman" w:cs="Times New Roman"/>
-        </w:rPr>
-        <w:t xml:space="preserve"> leaf water. The inclusion of carbonate for buffering improved culture stability during experiments and replicability of conditions among experiments. The flasks (hereafter, clonal stock cultures) were also provided with two sterile wheat seeds as a slow-release carbon source for bacteria. The isolation process led to the successful founding of 85 clonal stock cultures spanning </w:t>
-      </w:r>
-      <w:commentRangeStart w:id="17"/>
-      <w:r>
-        <w:rPr>
-          <w:rFonts w:ascii="Times New Roman" w:hAnsi="Times New Roman" w:cs="Times New Roman"/>
-        </w:rPr>
-        <w:t>at least three leaves</w:t>
-      </w:r>
-      <w:commentRangeEnd w:id="17"/>
-      <w:r>
-        <w:rPr>
-          <w:rStyle w:val="CommentReference"/>
-          <w:rFonts w:ascii="Times New Roman" w:hAnsi="Times New Roman" w:cs="Times New Roman"/>
-          <w:sz w:val="24"/>
-          <w:szCs w:val="24"/>
-        </w:rPr>
-        <w:commentReference w:id="17"/>
-      </w:r>
-      <w:r>
-        <w:rPr>
-          <w:rFonts w:ascii="Times New Roman" w:hAnsi="Times New Roman" w:cs="Times New Roman"/>
-        </w:rPr>
-        <w:t xml:space="preserve"> for each of two sites (Site 1 and Site 2). </w:t>
-      </w:r>
-    </w:p>
-    <w:p>
-      <w:pPr>
-        <w:spacing w:after="0" w:line="480" w:lineRule="auto"/>
-        <w:rPr>
-          <w:rFonts w:ascii="Times New Roman" w:hAnsi="Times New Roman" w:cs="Times New Roman"/>
-        </w:rPr>
-      </w:pPr>
-      <w:r>
-        <w:rPr>
-          <w:rFonts w:ascii="Times New Roman" w:hAnsi="Times New Roman" w:cs="Times New Roman"/>
-          <w:u w:val="single"/>
-        </w:rPr>
-        <w:t>Culturing bacteria</w:t>
-      </w:r>
-    </w:p>
-    <w:p>
-      <w:pPr>
-        <w:spacing w:after="0" w:line="480" w:lineRule="auto"/>
-        <w:rPr>
-          <w:rFonts w:ascii="Times New Roman" w:hAnsi="Times New Roman" w:cs="Times New Roman"/>
-        </w:rPr>
-      </w:pPr>
-      <w:r>
-        <w:rPr>
-          <w:rFonts w:ascii="Times New Roman" w:hAnsi="Times New Roman" w:cs="Times New Roman"/>
-        </w:rPr>
-        <w:lastRenderedPageBreak/>
-        <w:tab/>
-      </w:r>
-      <w:r>
-        <w:rPr>
-          <w:rFonts w:ascii="Times New Roman" w:hAnsi="Times New Roman" w:cs="Times New Roman"/>
-        </w:rPr>
-        <w:t>Immediately after field collections, the excess water from the removal of mosquito larvae</w:t>
-      </w:r>
-      <w:r>
-        <w:rPr>
-          <w:rFonts w:ascii="Times New Roman" w:hAnsi="Times New Roman" w:cs="Times New Roman"/>
-        </w:rPr>
-        <w:t xml:space="preserve"> was filtered using a </w:t>
-      </w:r>
-      <w:r>
-        <w:rPr>
-          <w:rFonts w:ascii="Times New Roman" w:hAnsi="Times New Roman" w:cs="Times New Roman"/>
-        </w:rPr>
-        <w:t>20</w:t>
-      </w:r>
-      <w:r>
-        <w:rPr>
-          <w:rFonts w:ascii="Times New Roman" w:hAnsi="Times New Roman" w:cs="Times New Roman"/>
-        </w:rPr>
-        <w:t xml:space="preserve"> </w:t>
-      </w:r>
-      <w:r>
-        <w:rPr>
-          <w:rFonts w:ascii="Times New Roman" w:hAnsi="Times New Roman" w:cs="Times New Roman"/>
-        </w:rPr>
-        <w:t>µ</w:t>
-      </w:r>
-      <w:r>
-        <w:rPr>
-          <w:rFonts w:ascii="Times New Roman" w:hAnsi="Times New Roman" w:cs="Times New Roman"/>
-        </w:rPr>
-        <w:t xml:space="preserve">m </w:t>
-      </w:r>
-      <w:r>
-        <w:rPr>
-          <w:rFonts w:ascii="Times New Roman" w:hAnsi="Times New Roman" w:cs="Times New Roman"/>
-        </w:rPr>
-        <w:t>mesh</w:t>
-      </w:r>
-      <w:r>
-        <w:rPr>
-          <w:rFonts w:ascii="Times New Roman" w:hAnsi="Times New Roman" w:cs="Times New Roman"/>
-        </w:rPr>
-        <w:t xml:space="preserve"> strainer. The filtered leaf water was transferred into 1.5 ml plastic tubes and stored in a freezer. Before the start of </w:t>
-      </w:r>
-      <w:r>
-        <w:rPr>
-          <w:rFonts w:ascii="Times New Roman" w:hAnsi="Times New Roman" w:cs="Times New Roman"/>
-        </w:rPr>
-        <w:t>the</w:t>
-      </w:r>
-      <w:r>
-        <w:rPr>
-          <w:rFonts w:ascii="Times New Roman" w:hAnsi="Times New Roman" w:cs="Times New Roman"/>
-        </w:rPr>
-        <w:t xml:space="preserve"> </w:t>
-      </w:r>
-      <w:r>
-        <w:rPr>
-          <w:rFonts w:ascii="Times New Roman" w:hAnsi="Times New Roman" w:cs="Times New Roman"/>
-        </w:rPr>
-        <w:t>experiment, one 1.5 ml tube of leaf water was thawed and added to 200 ml of AFW medium along with 1</w:t>
-      </w:r>
-      <w:r>
-        <w:rPr>
-          <w:rFonts w:ascii="Times New Roman" w:hAnsi="Times New Roman" w:cs="Times New Roman"/>
-        </w:rPr>
-        <w:t>00</w:t>
-      </w:r>
-      <w:r>
-        <w:rPr>
-          <w:rFonts w:ascii="Times New Roman" w:hAnsi="Times New Roman" w:cs="Times New Roman"/>
-        </w:rPr>
-        <w:t xml:space="preserve"> </w:t>
-      </w:r>
-      <w:r>
-        <w:rPr>
-          <w:rFonts w:ascii="Times New Roman" w:hAnsi="Times New Roman" w:cs="Times New Roman"/>
-        </w:rPr>
-        <w:t>m</w:t>
-      </w:r>
-      <w:r>
-        <w:rPr>
-          <w:rFonts w:ascii="Times New Roman" w:hAnsi="Times New Roman" w:cs="Times New Roman"/>
-        </w:rPr>
-        <w:t>g of autoclaved fish food flakes.</w:t>
-      </w:r>
-      <w:r>
-        <w:rPr>
-          <w:rFonts w:ascii="Times New Roman" w:hAnsi="Times New Roman" w:cs="Times New Roman"/>
-        </w:rPr>
-        <w:t xml:space="preserve"> The culture was </w:t>
-      </w:r>
-      <w:r>
-        <w:rPr>
-          <w:rFonts w:ascii="Times New Roman" w:hAnsi="Times New Roman" w:cs="Times New Roman"/>
-        </w:rPr>
-        <w:t>allowed to grow</w:t>
-      </w:r>
-      <w:r>
-        <w:rPr>
-          <w:rFonts w:ascii="Times New Roman" w:hAnsi="Times New Roman" w:cs="Times New Roman"/>
-        </w:rPr>
-        <w:t xml:space="preserve"> at 30 °C with constant stirring for 2 days.</w:t>
-      </w:r>
-      <w:r>
-        <w:rPr>
-          <w:rFonts w:ascii="Times New Roman" w:hAnsi="Times New Roman" w:cs="Times New Roman"/>
-        </w:rPr>
-        <w:t xml:space="preserve"> I used a</w:t>
-      </w:r>
-      <w:r>
-        <w:rPr>
-          <w:rFonts w:ascii="Times New Roman" w:hAnsi="Times New Roman" w:cs="Times New Roman"/>
-        </w:rPr>
-        <w:t xml:space="preserve"> single pooled bacterial inoculum </w:t>
-      </w:r>
-      <w:r>
-        <w:rPr>
-          <w:rFonts w:ascii="Times New Roman" w:hAnsi="Times New Roman" w:cs="Times New Roman"/>
-        </w:rPr>
-        <w:t>in an attempt to</w:t>
-      </w:r>
-      <w:r>
-        <w:rPr>
-          <w:rFonts w:ascii="Times New Roman" w:hAnsi="Times New Roman" w:cs="Times New Roman"/>
-        </w:rPr>
-        <w:t xml:space="preserve"> </w:t>
-      </w:r>
-      <w:r>
-        <w:rPr>
-          <w:rFonts w:ascii="Times New Roman" w:hAnsi="Times New Roman" w:cs="Times New Roman"/>
-        </w:rPr>
-        <w:t>standardize</w:t>
-      </w:r>
-      <w:r>
-        <w:rPr>
-          <w:rFonts w:ascii="Times New Roman" w:hAnsi="Times New Roman" w:cs="Times New Roman"/>
-        </w:rPr>
-        <w:t xml:space="preserve"> the microbial food environment across all microcosms, </w:t>
-      </w:r>
-      <w:r>
-        <w:rPr>
-          <w:rFonts w:ascii="Times New Roman" w:hAnsi="Times New Roman" w:cs="Times New Roman"/>
-        </w:rPr>
-        <w:t>helping to ensure</w:t>
-      </w:r>
-      <w:r>
-        <w:rPr>
-          <w:rFonts w:ascii="Times New Roman" w:hAnsi="Times New Roman" w:cs="Times New Roman"/>
-        </w:rPr>
-        <w:t xml:space="preserve"> that differences in rotifer performance among clones and temperatures </w:t>
-      </w:r>
-      <w:r>
-        <w:rPr>
-          <w:rFonts w:ascii="Times New Roman" w:hAnsi="Times New Roman" w:cs="Times New Roman"/>
-        </w:rPr>
-        <w:t>would be less dependent on bacterial</w:t>
-      </w:r>
-      <w:r>
-        <w:rPr>
-          <w:rFonts w:ascii="Times New Roman" w:hAnsi="Times New Roman" w:cs="Times New Roman"/>
-        </w:rPr>
-        <w:t xml:space="preserve"> community composition.</w:t>
-      </w:r>
-      <w:r>
-        <w:rPr>
-          <w:rFonts w:ascii="Times New Roman" w:hAnsi="Times New Roman" w:cs="Times New Roman"/>
-        </w:rPr>
-        <w:t xml:space="preserve"> This bacterial stock was then used in the temperature response experiment.</w:t>
-      </w:r>
-    </w:p>
-    <w:p>
-      <w:pPr>
-        <w:spacing w:after="0" w:line="480" w:lineRule="auto"/>
-        <w:rPr>
-          <w:rFonts w:ascii="Times New Roman" w:hAnsi="Times New Roman" w:cs="Times New Roman"/>
-        </w:rPr>
-      </w:pPr>
-      <w:r>
-        <w:rPr>
-          <w:rFonts w:ascii="Times New Roman" w:hAnsi="Times New Roman" w:cs="Times New Roman"/>
-          <w:u w:val="single"/>
-        </w:rPr>
-        <w:t xml:space="preserve">Temperature </w:t>
-      </w:r>
-      <w:r>
-        <w:rPr>
-          <w:rFonts w:ascii="Times New Roman" w:hAnsi="Times New Roman" w:cs="Times New Roman"/>
-          <w:u w:val="single"/>
-        </w:rPr>
-        <w:t>r</w:t>
-      </w:r>
-      <w:r>
-        <w:rPr>
-          <w:rFonts w:ascii="Times New Roman" w:hAnsi="Times New Roman" w:cs="Times New Roman"/>
-          <w:u w:val="single"/>
-        </w:rPr>
-        <w:t xml:space="preserve">esponse </w:t>
-      </w:r>
-      <w:r>
-        <w:rPr>
-          <w:rFonts w:ascii="Times New Roman" w:hAnsi="Times New Roman" w:cs="Times New Roman"/>
-          <w:u w:val="single"/>
-        </w:rPr>
-        <w:t>e</w:t>
-      </w:r>
-      <w:r>
-        <w:rPr>
-          <w:rFonts w:ascii="Times New Roman" w:hAnsi="Times New Roman" w:cs="Times New Roman"/>
-          <w:u w:val="single"/>
-        </w:rPr>
-        <w:t>xperiment</w:t>
-      </w:r>
-    </w:p>
-    <w:p>
-      <w:pPr>
-        <w:spacing w:after="0" w:line="480" w:lineRule="auto"/>
-        <w:rPr>
-          <w:rFonts w:ascii="Times New Roman" w:hAnsi="Times New Roman" w:cs="Times New Roman"/>
-        </w:rPr>
-      </w:pPr>
-      <w:r>
-        <w:rPr>
-          <w:rFonts w:ascii="Times New Roman" w:hAnsi="Times New Roman" w:cs="Times New Roman"/>
-        </w:rPr>
-        <w:tab/>
-        <w:t xml:space="preserve">Clonal lines were selected from across the spatial distribution of </w:t>
-      </w:r>
-      <w:r>
-        <w:rPr>
-          <w:rFonts w:ascii="Times New Roman" w:hAnsi="Times New Roman" w:cs="Times New Roman"/>
-        </w:rPr>
-        <w:t xml:space="preserve">the </w:t>
-      </w:r>
-      <w:r>
-        <w:rPr>
-          <w:rFonts w:ascii="Times New Roman" w:hAnsi="Times New Roman" w:cs="Times New Roman"/>
-        </w:rPr>
-        <w:t>origin</w:t>
-      </w:r>
-      <w:r>
-        <w:rPr>
-          <w:rFonts w:ascii="Times New Roman" w:hAnsi="Times New Roman" w:cs="Times New Roman"/>
-        </w:rPr>
-        <w:t>s of</w:t>
-      </w:r>
-      <w:r>
-        <w:rPr>
-          <w:rFonts w:ascii="Times New Roman" w:hAnsi="Times New Roman" w:cs="Times New Roman"/>
-        </w:rPr>
-        <w:t xml:space="preserve"> leaf water samples to investigate whether differences in response to temperature existed between sites, among leaves, or among clones within leaves. From each </w:t>
-      </w:r>
-      <w:r>
-        <w:rPr>
-          <w:rFonts w:ascii="Times New Roman" w:hAnsi="Times New Roman" w:cs="Times New Roman"/>
-        </w:rPr>
-        <w:t xml:space="preserve">of the two </w:t>
-      </w:r>
-      <w:r>
-        <w:rPr>
-          <w:rFonts w:ascii="Times New Roman" w:hAnsi="Times New Roman" w:cs="Times New Roman"/>
-        </w:rPr>
-        <w:t>site</w:t>
-      </w:r>
-      <w:r>
-        <w:rPr>
-          <w:rFonts w:ascii="Times New Roman" w:hAnsi="Times New Roman" w:cs="Times New Roman"/>
-        </w:rPr>
-        <w:t>s</w:t>
-      </w:r>
-      <w:r>
-        <w:rPr>
-          <w:rFonts w:ascii="Times New Roman" w:hAnsi="Times New Roman" w:cs="Times New Roman"/>
-        </w:rPr>
-        <w:t xml:space="preserve">, 3 leaves were </w:t>
-      </w:r>
-      <w:r>
-        <w:rPr>
-          <w:rFonts w:ascii="Times New Roman" w:hAnsi="Times New Roman" w:cs="Times New Roman"/>
-        </w:rPr>
-        <w:t>chosen</w:t>
-      </w:r>
-      <w:r>
-        <w:rPr>
-          <w:rFonts w:ascii="Times New Roman" w:hAnsi="Times New Roman" w:cs="Times New Roman"/>
-        </w:rPr>
-        <w:t xml:space="preserve"> </w:t>
-      </w:r>
-      <w:r>
-        <w:rPr>
-          <w:rFonts w:ascii="Times New Roman" w:hAnsi="Times New Roman" w:cs="Times New Roman"/>
-        </w:rPr>
-        <w:t>randomly</w:t>
-      </w:r>
-      <w:r>
-        <w:rPr>
-          <w:rFonts w:ascii="Times New Roman" w:hAnsi="Times New Roman" w:cs="Times New Roman"/>
-        </w:rPr>
-        <w:t xml:space="preserve">. Each leaf was represented by </w:t>
-      </w:r>
-      <w:commentRangeStart w:id="18"/>
-      <w:r>
-        <w:rPr>
-          <w:rFonts w:ascii="Times New Roman" w:hAnsi="Times New Roman" w:cs="Times New Roman"/>
-        </w:rPr>
-        <w:t>3</w:t>
-      </w:r>
-      <w:commentRangeEnd w:id="18"/>
-      <w:r>
-        <w:rPr>
-          <w:rStyle w:val="CommentReference"/>
-          <w:rFonts w:ascii="Times New Roman" w:hAnsi="Times New Roman" w:cs="Times New Roman"/>
-          <w:sz w:val="24"/>
-          <w:szCs w:val="24"/>
-        </w:rPr>
-        <w:commentReference w:id="18"/>
       </w:r>
       <w:r>
         <w:rPr>
@@ -4630,7 +4676,7 @@
         </w:rPr>
         <w:t>(</w:t>
       </w:r>
-      <w:commentRangeStart w:id="19"/>
+      <w:commentRangeStart w:id="17"/>
       <w:r>
         <w:rPr>
           <w:rFonts w:ascii="Times New Roman" w:hAnsi="Times New Roman" w:cs="Times New Roman"/>
@@ -4655,7 +4701,7 @@
         </w:rPr>
         <w:t>5</w:t>
       </w:r>
-      <w:commentRangeEnd w:id="19"/>
+      <w:commentRangeEnd w:id="17"/>
       <w:r>
         <w:rPr>
           <w:rStyle w:val="CommentReference"/>
@@ -4663,7 +4709,7 @@
           <w:sz w:val="24"/>
           <w:szCs w:val="24"/>
         </w:rPr>
-        <w:commentReference w:id="19"/>
+        <w:commentReference w:id="17"/>
       </w:r>
       <w:r>
         <w:rPr>
@@ -4767,7 +4813,7 @@
         </w:rPr>
         <w:t xml:space="preserve">the spline-fit </w:t>
       </w:r>
-      <w:commentRangeStart w:id="20"/>
+      <w:commentRangeStart w:id="18"/>
       <w:r>
         <w:rPr>
           <w:rFonts w:ascii="Times New Roman" w:hAnsi="Times New Roman" w:cs="Times New Roman"/>
@@ -4783,7 +4829,7 @@
         </w:rPr>
         <w:t>2</w:t>
       </w:r>
-      <w:commentRangeEnd w:id="20"/>
+      <w:commentRangeEnd w:id="18"/>
       <w:r>
         <w:rPr>
           <w:rStyle w:val="CommentReference"/>
@@ -4791,7 +4837,7 @@
           <w:sz w:val="24"/>
           <w:szCs w:val="24"/>
         </w:rPr>
-        <w:commentReference w:id="20"/>
+        <w:commentReference w:id="18"/>
       </w:r>
       <w:r>
         <w:rPr>
@@ -5561,14 +5607,14 @@
         </w:rPr>
         <w:t xml:space="preserve"> using a custom Python s</w:t>
       </w:r>
-      <w:commentRangeStart w:id="21"/>
+      <w:commentRangeStart w:id="19"/>
       <w:r>
         <w:rPr>
           <w:rFonts w:ascii="Times New Roman" w:hAnsi="Times New Roman" w:cs="Times New Roman"/>
         </w:rPr>
         <w:t>crip</w:t>
       </w:r>
-      <w:commentRangeEnd w:id="21"/>
+      <w:commentRangeEnd w:id="19"/>
       <w:r>
         <w:rPr>
           <w:rStyle w:val="CommentReference"/>
@@ -5576,7 +5622,7 @@
           <w:sz w:val="24"/>
           <w:szCs w:val="24"/>
         </w:rPr>
-        <w:commentReference w:id="21"/>
+        <w:commentReference w:id="19"/>
       </w:r>
       <w:r>
         <w:rPr>
@@ -5987,15 +6033,15 @@
         </w:rPr>
         <w:t xml:space="preserve"> &lt; 0.001). No v</w:t>
       </w:r>
-      <w:commentRangeStart w:id="22"/>
-      <w:commentRangeStart w:id="23"/>
+      <w:commentRangeStart w:id="20"/>
+      <w:commentRangeStart w:id="21"/>
       <w:r>
         <w:rPr>
           <w:rFonts w:ascii="Times New Roman" w:hAnsi="Times New Roman" w:cs="Times New Roman"/>
         </w:rPr>
         <w:t>aria</w:t>
       </w:r>
-      <w:commentRangeEnd w:id="22"/>
+      <w:commentRangeEnd w:id="20"/>
       <w:r>
         <w:rPr>
           <w:rStyle w:val="CommentReference"/>
@@ -6003,9 +6049,9 @@
           <w:sz w:val="24"/>
           <w:szCs w:val="24"/>
         </w:rPr>
-        <w:commentReference w:id="22"/>
-      </w:r>
-      <w:commentRangeEnd w:id="23"/>
+        <w:commentReference w:id="20"/>
+      </w:r>
+      <w:commentRangeEnd w:id="21"/>
       <w:r>
         <w:rPr>
           <w:rStyle w:val="CommentReference"/>
@@ -6013,7 +6059,7 @@
           <w:sz w:val="24"/>
           <w:szCs w:val="24"/>
         </w:rPr>
-        <w:commentReference w:id="23"/>
+        <w:commentReference w:id="21"/>
       </w:r>
       <w:r>
         <w:rPr>
@@ -6061,24 +6107,18 @@
         <w:rPr>
           <w:rFonts w:ascii="Times New Roman" w:hAnsi="Times New Roman" w:cs="Times New Roman"/>
         </w:rPr>
+        <w:t xml:space="preserve"> 59.6%</w:t>
+      </w:r>
+      <w:r>
+        <w:rPr>
+          <w:rFonts w:ascii="Times New Roman" w:hAnsi="Times New Roman" w:cs="Times New Roman"/>
+        </w:rPr>
         <w:t xml:space="preserve"> </w:t>
       </w:r>
       <w:r>
         <w:rPr>
           <w:rFonts w:ascii="Times New Roman" w:hAnsi="Times New Roman" w:cs="Times New Roman"/>
         </w:rPr>
-        <w:t>59.6%</w:t>
-      </w:r>
-      <w:r>
-        <w:rPr>
-          <w:rFonts w:ascii="Times New Roman" w:hAnsi="Times New Roman" w:cs="Times New Roman"/>
-        </w:rPr>
-        <w:t xml:space="preserve"> </w:t>
-      </w:r>
-      <w:r>
-        <w:rPr>
-          <w:rFonts w:ascii="Times New Roman" w:hAnsi="Times New Roman" w:cs="Times New Roman"/>
-        </w:rPr>
         <w:t xml:space="preserve">attributed to </w:t>
       </w:r>
       <w:r>
@@ -6099,14 +6139,14 @@
         </w:rPr>
         <w:t>. When further parti</w:t>
       </w:r>
-      <w:commentRangeStart w:id="24"/>
+      <w:commentRangeStart w:id="22"/>
       <w:r>
         <w:rPr>
           <w:rFonts w:ascii="Times New Roman" w:hAnsi="Times New Roman" w:cs="Times New Roman"/>
         </w:rPr>
         <w:t>tio</w:t>
       </w:r>
-      <w:commentRangeEnd w:id="24"/>
+      <w:commentRangeEnd w:id="22"/>
       <w:r>
         <w:rPr>
           <w:rStyle w:val="CommentReference"/>
@@ -6114,7 +6154,7 @@
           <w:sz w:val="24"/>
           <w:szCs w:val="24"/>
         </w:rPr>
-        <w:commentReference w:id="24"/>
+        <w:commentReference w:id="22"/>
       </w:r>
       <w:r>
         <w:rPr>
@@ -6128,21 +6168,21 @@
         </w:rPr>
         <w:t xml:space="preserve">, </w:t>
       </w:r>
-      <w:commentRangeStart w:id="25"/>
+      <w:commentRangeStart w:id="23"/>
       <w:r>
         <w:rPr>
           <w:rFonts w:ascii="Times New Roman" w:hAnsi="Times New Roman" w:cs="Times New Roman"/>
         </w:rPr>
         <w:t>F</w:t>
       </w:r>
-      <w:commentRangeStart w:id="26"/>
+      <w:commentRangeStart w:id="24"/>
       <w:r>
         <w:rPr>
           <w:rFonts w:ascii="Times New Roman" w:hAnsi="Times New Roman" w:cs="Times New Roman"/>
         </w:rPr>
         <w:t>igu</w:t>
       </w:r>
-      <w:commentRangeEnd w:id="26"/>
+      <w:commentRangeEnd w:id="24"/>
       <w:r>
         <w:rPr>
           <w:rStyle w:val="CommentReference"/>
@@ -6150,7 +6190,7 @@
           <w:sz w:val="24"/>
           <w:szCs w:val="24"/>
         </w:rPr>
-        <w:commentReference w:id="26"/>
+        <w:commentReference w:id="24"/>
       </w:r>
       <w:r>
         <w:rPr>
@@ -6164,7 +6204,7 @@
         </w:rPr>
         <w:t xml:space="preserve"> 3</w:t>
       </w:r>
-      <w:commentRangeEnd w:id="25"/>
+      <w:commentRangeEnd w:id="23"/>
       <w:r>
         <w:rPr>
           <w:rStyle w:val="CommentReference"/>
@@ -6172,7 +6212,7 @@
           <w:sz w:val="24"/>
           <w:szCs w:val="24"/>
         </w:rPr>
-        <w:commentReference w:id="25"/>
+        <w:commentReference w:id="23"/>
       </w:r>
       <w:r>
         <w:rPr>
@@ -6424,14 +6464,14 @@
         </w:rPr>
         <w:t xml:space="preserve"> up until a </w:t>
       </w:r>
-      <w:commentRangeStart w:id="27"/>
+      <w:commentRangeStart w:id="25"/>
       <w:r>
         <w:rPr>
           <w:rFonts w:ascii="Times New Roman" w:hAnsi="Times New Roman" w:cs="Times New Roman"/>
         </w:rPr>
         <w:t>thermal optimum is reached</w:t>
       </w:r>
-      <w:commentRangeEnd w:id="27"/>
+      <w:commentRangeEnd w:id="25"/>
       <w:r>
         <w:rPr>
           <w:rStyle w:val="CommentReference"/>
@@ -6439,7 +6479,7 @@
           <w:sz w:val="24"/>
           <w:szCs w:val="24"/>
         </w:rPr>
-        <w:commentReference w:id="27"/>
+        <w:commentReference w:id="25"/>
       </w:r>
       <w:r>
         <w:rPr>
@@ -6461,7 +6501,7 @@
         </w:rPr>
         <w:t xml:space="preserve">. </w:t>
       </w:r>
-      <w:commentRangeStart w:id="28"/>
+      <w:commentRangeStart w:id="26"/>
       <w:r>
         <w:rPr>
           <w:rFonts w:ascii="Times New Roman" w:hAnsi="Times New Roman" w:cs="Times New Roman"/>
@@ -6524,7 +6564,7 @@
         </w:rPr>
         <w:t>.</w:t>
       </w:r>
-      <w:commentRangeEnd w:id="28"/>
+      <w:commentRangeEnd w:id="26"/>
       <w:r>
         <w:rPr>
           <w:rStyle w:val="CommentReference"/>
@@ -6532,7 +6572,7 @@
           <w:sz w:val="24"/>
           <w:szCs w:val="24"/>
         </w:rPr>
-        <w:commentReference w:id="28"/>
+        <w:commentReference w:id="26"/>
       </w:r>
       <w:r>
         <w:rPr>
@@ -6752,14 +6792,14 @@
         </w:rPr>
         <w:t xml:space="preserve">because multiple clones with differing thermal responses </w:t>
       </w:r>
-      <w:commentRangeStart w:id="29"/>
+      <w:commentRangeStart w:id="27"/>
       <w:r>
         <w:rPr>
           <w:rFonts w:ascii="Times New Roman" w:hAnsi="Times New Roman" w:cs="Times New Roman"/>
         </w:rPr>
         <w:t>co</w:t>
       </w:r>
-      <w:commentRangeEnd w:id="29"/>
+      <w:commentRangeEnd w:id="27"/>
       <w:r>
         <w:rPr>
           <w:rStyle w:val="CommentReference"/>
@@ -6767,7 +6807,7 @@
           <w:sz w:val="24"/>
           <w:szCs w:val="24"/>
         </w:rPr>
-        <w:commentReference w:id="29"/>
+        <w:commentReference w:id="27"/>
       </w:r>
       <w:r>
         <w:rPr>
@@ -6926,7 +6966,7 @@
         <w:lastRenderedPageBreak/>
         <w:t xml:space="preserve">It is possible that </w:t>
       </w:r>
-      <w:commentRangeStart w:id="30"/>
+      <w:commentRangeStart w:id="28"/>
       <w:r>
         <w:rPr>
           <w:rFonts w:ascii="Times New Roman" w:hAnsi="Times New Roman" w:cs="Times New Roman"/>
@@ -6939,7 +6979,7 @@
         </w:rPr>
         <w:t xml:space="preserve"> temperature </w:t>
       </w:r>
-      <w:commentRangeEnd w:id="30"/>
+      <w:commentRangeEnd w:id="28"/>
       <w:r>
         <w:rPr>
           <w:rStyle w:val="CommentReference"/>
@@ -6947,7 +6987,7 @@
           <w:sz w:val="24"/>
           <w:szCs w:val="24"/>
         </w:rPr>
-        <w:commentReference w:id="30"/>
+        <w:commentReference w:id="28"/>
       </w:r>
       <w:r>
         <w:rPr>
@@ -7039,14 +7079,14 @@
         </w:rPr>
         <w:t xml:space="preserve"> variation in temperature to differences in clone performance among leaves. It is also possible that dispersal among leaves is sufficiently common to ho</w:t>
       </w:r>
-      <w:commentRangeStart w:id="31"/>
+      <w:commentRangeStart w:id="29"/>
       <w:r>
         <w:rPr>
           <w:rFonts w:ascii="Times New Roman" w:hAnsi="Times New Roman" w:cs="Times New Roman"/>
         </w:rPr>
         <w:t>mogeni</w:t>
       </w:r>
-      <w:commentRangeEnd w:id="31"/>
+      <w:commentRangeEnd w:id="29"/>
       <w:r>
         <w:rPr>
           <w:rStyle w:val="CommentReference"/>
@@ -7054,7 +7094,7 @@
           <w:sz w:val="24"/>
           <w:szCs w:val="24"/>
         </w:rPr>
-        <w:commentReference w:id="31"/>
+        <w:commentReference w:id="29"/>
       </w:r>
       <w:r>
         <w:rPr>
@@ -7295,14 +7335,14 @@
         </w:rPr>
         <w:t>rotifers has been shown to be detectable only across much broader ranges of t</w:t>
       </w:r>
-      <w:commentRangeStart w:id="32"/>
+      <w:commentRangeStart w:id="30"/>
       <w:r>
         <w:rPr>
           <w:rFonts w:ascii="Times New Roman" w:hAnsi="Times New Roman" w:cs="Times New Roman"/>
         </w:rPr>
         <w:t>emp</w:t>
       </w:r>
-      <w:commentRangeEnd w:id="32"/>
+      <w:commentRangeEnd w:id="30"/>
       <w:r>
         <w:rPr>
           <w:rStyle w:val="CommentReference"/>
@@ -7310,7 +7350,7 @@
           <w:sz w:val="24"/>
           <w:szCs w:val="24"/>
         </w:rPr>
-        <w:commentReference w:id="32"/>
+        <w:commentReference w:id="30"/>
       </w:r>
       <w:r>
         <w:rPr>
@@ -7417,14 +7457,14 @@
         </w:rPr>
         <w:t xml:space="preserve"> in morphology across a finer range of temp</w:t>
       </w:r>
-      <w:commentRangeStart w:id="33"/>
+      <w:commentRangeStart w:id="31"/>
       <w:r>
         <w:rPr>
           <w:rFonts w:ascii="Times New Roman" w:hAnsi="Times New Roman" w:cs="Times New Roman"/>
         </w:rPr>
         <w:t>er</w:t>
       </w:r>
-      <w:commentRangeEnd w:id="33"/>
+      <w:commentRangeEnd w:id="31"/>
       <w:r>
         <w:rPr>
           <w:rStyle w:val="CommentReference"/>
@@ -7432,7 +7472,7 @@
           <w:sz w:val="24"/>
           <w:szCs w:val="24"/>
         </w:rPr>
-        <w:commentReference w:id="33"/>
+        <w:commentReference w:id="31"/>
       </w:r>
       <w:r>
         <w:rPr>
@@ -7589,14 +7629,14 @@
         </w:rPr>
         <w:t xml:space="preserve"> underlying genetic differences that are unlikely to disappear under more </w:t>
       </w:r>
-      <w:commentRangeStart w:id="34"/>
+      <w:commentRangeStart w:id="32"/>
       <w:r>
         <w:rPr>
           <w:rFonts w:ascii="Times New Roman" w:hAnsi="Times New Roman" w:cs="Times New Roman"/>
         </w:rPr>
         <w:t xml:space="preserve">ecologically realistic </w:t>
       </w:r>
-      <w:commentRangeEnd w:id="34"/>
+      <w:commentRangeEnd w:id="32"/>
       <w:r>
         <w:rPr>
           <w:rStyle w:val="CommentReference"/>
@@ -7604,7 +7644,7 @@
           <w:sz w:val="24"/>
           <w:szCs w:val="24"/>
         </w:rPr>
-        <w:commentReference w:id="34"/>
+        <w:commentReference w:id="32"/>
       </w:r>
       <w:r>
         <w:rPr>
@@ -7856,14 +7896,14 @@
         </w:rPr>
         <w:t>single focal spe</w:t>
       </w:r>
-      <w:commentRangeStart w:id="35"/>
+      <w:commentRangeStart w:id="33"/>
       <w:r>
         <w:rPr>
           <w:rFonts w:ascii="Times New Roman" w:hAnsi="Times New Roman" w:cs="Times New Roman"/>
         </w:rPr>
         <w:t>cie</w:t>
       </w:r>
-      <w:commentRangeEnd w:id="35"/>
+      <w:commentRangeEnd w:id="33"/>
       <w:r>
         <w:rPr>
           <w:rStyle w:val="CommentReference"/>
@@ -7871,7 +7911,7 @@
           <w:sz w:val="24"/>
           <w:szCs w:val="24"/>
         </w:rPr>
-        <w:commentReference w:id="35"/>
+        <w:commentReference w:id="33"/>
       </w:r>
       <w:r>
         <w:rPr>
@@ -7969,7 +8009,7 @@
         </w:rPr>
         <w:t xml:space="preserve">, and historically, evidence for such effects relied heavily on mathematical </w:t>
       </w:r>
-      <w:commentRangeStart w:id="36"/>
+      <w:commentRangeStart w:id="34"/>
       <w:r>
         <w:rPr>
           <w:rFonts w:ascii="Times New Roman" w:hAnsi="Times New Roman" w:cs="Times New Roman"/>
@@ -7982,7 +8022,7 @@
         </w:rPr>
         <w:t>.</w:t>
       </w:r>
-      <w:commentRangeEnd w:id="36"/>
+      <w:commentRangeEnd w:id="34"/>
       <w:r>
         <w:rPr>
           <w:rStyle w:val="CommentReference"/>
@@ -7990,7 +8030,7 @@
           <w:sz w:val="24"/>
           <w:szCs w:val="24"/>
         </w:rPr>
-        <w:commentReference w:id="36"/>
+        <w:commentReference w:id="34"/>
       </w:r>
       <w:r>
         <w:rPr>
@@ -8485,14 +8525,14 @@
         </w:rPr>
         <w:t>sp</w:t>
       </w:r>
-      <w:commentRangeStart w:id="37"/>
+      <w:commentRangeStart w:id="35"/>
       <w:r>
         <w:rPr>
           <w:rFonts w:ascii="Times New Roman" w:hAnsi="Times New Roman" w:cs="Times New Roman"/>
         </w:rPr>
         <w:t>ec</w:t>
       </w:r>
-      <w:commentRangeEnd w:id="37"/>
+      <w:commentRangeEnd w:id="35"/>
       <w:r>
         <w:rPr>
           <w:rStyle w:val="CommentReference"/>
@@ -8500,7 +8540,7 @@
           <w:sz w:val="24"/>
           <w:szCs w:val="24"/>
         </w:rPr>
-        <w:commentReference w:id="37"/>
+        <w:commentReference w:id="35"/>
       </w:r>
       <w:r>
         <w:rPr>
@@ -8523,7 +8563,7 @@
           <w:rFonts w:ascii="Times New Roman" w:hAnsi="Times New Roman" w:cs="Times New Roman"/>
         </w:rPr>
       </w:pPr>
-      <w:commentRangeStart w:id="38"/>
+      <w:commentRangeStart w:id="36"/>
       <w:r>
         <w:rPr>
           <w:rFonts w:ascii="Times New Roman" w:hAnsi="Times New Roman" w:cs="Times New Roman"/>
@@ -8531,7 +8571,7 @@
         <w:lastRenderedPageBreak/>
         <w:t xml:space="preserve">Rapid evolution </w:t>
       </w:r>
-      <w:commentRangeEnd w:id="38"/>
+      <w:commentRangeEnd w:id="36"/>
       <w:r>
         <w:rPr>
           <w:rStyle w:val="CommentReference"/>
@@ -8539,7 +8579,7 @@
           <w:sz w:val="24"/>
           <w:szCs w:val="24"/>
         </w:rPr>
-        <w:commentReference w:id="38"/>
+        <w:commentReference w:id="36"/>
       </w:r>
       <w:r>
         <w:rPr>
@@ -8885,14 +8925,14 @@
         </w:rPr>
         <w:t xml:space="preserve">. Few empirical studies, however, have directly tested how </w:t>
       </w:r>
-      <w:commentRangeStart w:id="39"/>
+      <w:commentRangeStart w:id="37"/>
       <w:r>
         <w:rPr>
           <w:rFonts w:ascii="Times New Roman" w:hAnsi="Times New Roman" w:cs="Times New Roman"/>
         </w:rPr>
         <w:t xml:space="preserve">prior adaptation </w:t>
       </w:r>
-      <w:commentRangeEnd w:id="39"/>
+      <w:commentRangeEnd w:id="37"/>
       <w:r>
         <w:rPr>
           <w:rStyle w:val="CommentReference"/>
@@ -8900,7 +8940,7 @@
           <w:sz w:val="24"/>
           <w:szCs w:val="24"/>
         </w:rPr>
-        <w:commentReference w:id="39"/>
+        <w:commentReference w:id="37"/>
       </w:r>
       <w:r>
         <w:rPr>
@@ -8940,7 +8980,7 @@
         </w:rPr>
         <w:t xml:space="preserve">such </w:t>
       </w:r>
-      <w:commentRangeStart w:id="40"/>
+      <w:commentRangeStart w:id="38"/>
       <w:r>
         <w:rPr>
           <w:rFonts w:ascii="Times New Roman" w:hAnsi="Times New Roman" w:cs="Times New Roman"/>
@@ -8971,14 +9011,14 @@
         </w:rPr>
         <w:t>Isolating the downstream effects of focal-species adaptation on its interactions therefore requires an experimental system in which the evolutionary history of one species can be manipulated independently, then factorially crossed with contemporary temperatures and species interacti</w:t>
       </w:r>
-      <w:commentRangeStart w:id="41"/>
+      <w:commentRangeStart w:id="39"/>
       <w:r>
         <w:rPr>
           <w:rFonts w:ascii="Times New Roman" w:hAnsi="Times New Roman" w:cs="Times New Roman"/>
         </w:rPr>
         <w:t>on</w:t>
       </w:r>
-      <w:commentRangeEnd w:id="41"/>
+      <w:commentRangeEnd w:id="39"/>
       <w:r>
         <w:rPr>
           <w:rStyle w:val="CommentReference"/>
@@ -8986,7 +9026,7 @@
           <w:sz w:val="24"/>
           <w:szCs w:val="24"/>
         </w:rPr>
-        <w:commentReference w:id="41"/>
+        <w:commentReference w:id="39"/>
       </w:r>
       <w:r>
         <w:rPr>
@@ -8994,7 +9034,7 @@
         </w:rPr>
         <w:t>s.</w:t>
       </w:r>
-      <w:commentRangeEnd w:id="40"/>
+      <w:commentRangeEnd w:id="38"/>
       <w:r>
         <w:rPr>
           <w:rStyle w:val="CommentReference"/>
@@ -9002,7 +9042,7 @@
           <w:sz w:val="24"/>
           <w:szCs w:val="24"/>
         </w:rPr>
-        <w:commentReference w:id="40"/>
+        <w:commentReference w:id="38"/>
       </w:r>
     </w:p>
     <w:p>
@@ -9013,14 +9053,14 @@
           <w:rFonts w:ascii="Times New Roman" w:hAnsi="Times New Roman" w:cs="Times New Roman"/>
         </w:rPr>
       </w:pPr>
-      <w:commentRangeStart w:id="42"/>
+      <w:commentRangeStart w:id="40"/>
       <w:r>
         <w:rPr>
           <w:rFonts w:ascii="Times New Roman" w:hAnsi="Times New Roman" w:cs="Times New Roman"/>
         </w:rPr>
         <w:t xml:space="preserve">Among the few systems that meet these requirements are </w:t>
       </w:r>
-      <w:commentRangeEnd w:id="42"/>
+      <w:commentRangeEnd w:id="40"/>
       <w:r>
         <w:rPr>
           <w:rStyle w:val="CommentReference"/>
@@ -9028,7 +9068,7 @@
           <w:sz w:val="24"/>
           <w:szCs w:val="24"/>
         </w:rPr>
-        <w:commentReference w:id="42"/>
+        <w:commentReference w:id="40"/>
       </w:r>
       <w:r>
         <w:rPr>
@@ -9044,7 +9084,7 @@
         </w:rPr>
         <w:t xml:space="preserve">Sarracenia </w:t>
       </w:r>
-      <w:commentRangeStart w:id="43"/>
+      <w:commentRangeStart w:id="41"/>
       <w:r>
         <w:rPr>
           <w:rFonts w:ascii="Times New Roman" w:hAnsi="Times New Roman" w:cs="Times New Roman"/>
@@ -9073,7 +9113,7 @@
         </w:rPr>
         <w:t xml:space="preserve">Sarracenia </w:t>
       </w:r>
-      <w:commentRangeEnd w:id="43"/>
+      <w:commentRangeEnd w:id="41"/>
       <w:r>
         <w:rPr>
           <w:rStyle w:val="CommentReference"/>
@@ -9083,7 +9123,7 @@
           <w:sz w:val="24"/>
           <w:szCs w:val="24"/>
         </w:rPr>
-        <w:commentReference w:id="43"/>
+        <w:commentReference w:id="41"/>
       </w:r>
       <w:r>
         <w:rPr>
@@ -10277,7 +10317,7 @@
         </w:rPr>
         <w:t>plastic transfer pipette and stored in sterile 50 ml conical tubes. Since many endemic leaf water species are known to seek refuge in the detritus that collects at the base of each leaf, I positioned the tip of the pipette just above the bottom of each leaf to prioritize this highly inhabited leaf region. All of the water in each leaf was collected, unless the leaf water volume exceeded that of the collection tubes, in which case only ~45 ml was collected. The samples were then transported to F</w:t>
       </w:r>
-      <w:ins w:id="44" w:author="terHorst, Casey P" w:date="2026-06-02T11:21:00Z">
+      <w:ins w:id="42" w:author="terHorst, Casey P" w:date="2026-06-02T11:21:00Z">
         <w:r>
           <w:rPr>
             <w:rFonts w:ascii="Times New Roman" w:hAnsi="Times New Roman" w:cs="Times New Roman"/>
@@ -10306,14 +10346,14 @@
         </w:rPr>
         <w:t>W</w:t>
       </w:r>
-      <w:commentRangeStart w:id="45"/>
+      <w:commentRangeStart w:id="43"/>
       <w:r>
         <w:rPr>
           <w:rFonts w:ascii="Times New Roman" w:hAnsi="Times New Roman" w:cs="Times New Roman"/>
         </w:rPr>
         <w:t>it</w:t>
       </w:r>
-      <w:commentRangeEnd w:id="45"/>
+      <w:commentRangeEnd w:id="43"/>
       <w:r>
         <w:rPr>
           <w:rStyle w:val="CommentReference"/>
@@ -10321,7 +10361,7 @@
           <w:sz w:val="24"/>
           <w:szCs w:val="24"/>
         </w:rPr>
-        <w:commentReference w:id="45"/>
+        <w:commentReference w:id="43"/>
       </w:r>
       <w:r>
         <w:rPr>
@@ -10899,15 +10939,15 @@
         </w:rPr>
         <w:t>samples from each culture were im</w:t>
       </w:r>
-      <w:commentRangeStart w:id="46"/>
-      <w:commentRangeStart w:id="47"/>
+      <w:commentRangeStart w:id="44"/>
+      <w:commentRangeStart w:id="45"/>
       <w:r>
         <w:rPr>
           <w:rFonts w:ascii="Times New Roman" w:hAnsi="Times New Roman" w:cs="Times New Roman"/>
         </w:rPr>
         <w:t>ag</w:t>
       </w:r>
-      <w:commentRangeEnd w:id="46"/>
+      <w:commentRangeEnd w:id="44"/>
       <w:r>
         <w:rPr>
           <w:rStyle w:val="CommentReference"/>
@@ -10915,9 +10955,9 @@
           <w:sz w:val="24"/>
           <w:szCs w:val="24"/>
         </w:rPr>
-        <w:commentReference w:id="46"/>
-      </w:r>
-      <w:commentRangeEnd w:id="47"/>
+        <w:commentReference w:id="44"/>
+      </w:r>
+      <w:commentRangeEnd w:id="45"/>
       <w:r>
         <w:rPr>
           <w:rStyle w:val="CommentReference"/>
@@ -10925,7 +10965,7 @@
           <w:sz w:val="24"/>
           <w:szCs w:val="24"/>
         </w:rPr>
-        <w:commentReference w:id="47"/>
+        <w:commentReference w:id="45"/>
       </w:r>
       <w:r>
         <w:rPr>
@@ -11075,14 +11115,14 @@
         </w:rPr>
         <w:t>°C. Each of these four treat</w:t>
       </w:r>
-      <w:commentRangeStart w:id="48"/>
+      <w:commentRangeStart w:id="46"/>
       <w:r>
         <w:rPr>
           <w:rFonts w:ascii="Times New Roman" w:hAnsi="Times New Roman" w:cs="Times New Roman"/>
         </w:rPr>
         <w:t xml:space="preserve">ment </w:t>
       </w:r>
-      <w:commentRangeEnd w:id="48"/>
+      <w:commentRangeEnd w:id="46"/>
       <w:r>
         <w:rPr>
           <w:rStyle w:val="CommentReference"/>
@@ -11090,7 +11130,7 @@
           <w:sz w:val="24"/>
           <w:szCs w:val="24"/>
         </w:rPr>
-        <w:commentReference w:id="48"/>
+        <w:commentReference w:id="46"/>
       </w:r>
       <w:r>
         <w:rPr>
@@ -12240,14 +12280,14 @@
         </w:rPr>
         <w:t>For protists, the effects of experimental temperature, co</w:t>
       </w:r>
-      <w:commentRangeStart w:id="49"/>
+      <w:commentRangeStart w:id="47"/>
       <w:r>
         <w:rPr>
           <w:rFonts w:ascii="Times New Roman" w:hAnsi="Times New Roman" w:cs="Times New Roman"/>
         </w:rPr>
         <w:t>mpeti</w:t>
       </w:r>
-      <w:commentRangeEnd w:id="49"/>
+      <w:commentRangeEnd w:id="47"/>
       <w:r>
         <w:rPr>
           <w:rStyle w:val="CommentReference"/>
@@ -12255,7 +12295,7 @@
           <w:sz w:val="24"/>
           <w:szCs w:val="24"/>
         </w:rPr>
-        <w:commentReference w:id="49"/>
+        <w:commentReference w:id="47"/>
       </w:r>
       <w:r>
         <w:rPr>
@@ -12275,14 +12315,14 @@
         </w:rPr>
         <w:t xml:space="preserve">included </w:t>
       </w:r>
-      <w:commentRangeStart w:id="50"/>
+      <w:commentRangeStart w:id="48"/>
       <w:r>
         <w:rPr>
           <w:rFonts w:ascii="Times New Roman" w:hAnsi="Times New Roman" w:cs="Times New Roman"/>
         </w:rPr>
         <w:t>three levels</w:t>
       </w:r>
-      <w:commentRangeEnd w:id="50"/>
+      <w:commentRangeEnd w:id="48"/>
       <w:r>
         <w:rPr>
           <w:rStyle w:val="CommentReference"/>
@@ -12290,7 +12330,7 @@
           <w:sz w:val="24"/>
           <w:szCs w:val="24"/>
         </w:rPr>
-        <w:commentReference w:id="50"/>
+        <w:commentReference w:id="48"/>
       </w:r>
       <w:r>
         <w:rPr>
@@ -12480,7 +12520,7 @@
           <w:rFonts w:ascii="Times New Roman" w:hAnsi="Times New Roman" w:cs="Times New Roman"/>
         </w:rPr>
       </w:pPr>
-      <w:commentRangeStart w:id="51"/>
+      <w:commentRangeStart w:id="49"/>
       <w:r>
         <w:rPr>
           <w:rFonts w:ascii="Times New Roman" w:hAnsi="Times New Roman" w:cs="Times New Roman"/>
@@ -12564,7 +12604,7 @@
         </w:rPr>
         <w:t xml:space="preserve">). </w:t>
       </w:r>
-      <w:commentRangeEnd w:id="51"/>
+      <w:commentRangeEnd w:id="49"/>
       <w:r>
         <w:rPr>
           <w:rStyle w:val="CommentReference"/>
@@ -12572,7 +12612,7 @@
           <w:sz w:val="24"/>
           <w:szCs w:val="24"/>
         </w:rPr>
-        <w:commentReference w:id="51"/>
+        <w:commentReference w:id="49"/>
       </w:r>
       <w:r>
         <w:rPr>
@@ -13124,14 +13164,14 @@
         </w:rPr>
         <w:t xml:space="preserve"> grew 1.8 times faster and </w:t>
       </w:r>
-      <w:commentRangeStart w:id="52"/>
+      <w:commentRangeStart w:id="50"/>
       <w:r>
         <w:rPr>
           <w:rFonts w:ascii="Times New Roman" w:hAnsi="Times New Roman" w:cs="Times New Roman"/>
         </w:rPr>
         <w:t xml:space="preserve">experienced 4.3 times </w:t>
       </w:r>
-      <w:commentRangeEnd w:id="52"/>
+      <w:commentRangeEnd w:id="50"/>
       <w:r>
         <w:rPr>
           <w:rStyle w:val="CommentReference"/>
@@ -13139,7 +13179,7 @@
           <w:sz w:val="24"/>
           <w:szCs w:val="24"/>
         </w:rPr>
-        <w:commentReference w:id="52"/>
+        <w:commentReference w:id="50"/>
       </w:r>
       <w:r>
         <w:rPr>
@@ -13488,7 +13528,7 @@
           <w:rFonts w:ascii="Times New Roman" w:hAnsi="Times New Roman" w:cs="Times New Roman"/>
         </w:rPr>
       </w:pPr>
-      <w:commentRangeStart w:id="53"/>
+      <w:commentRangeStart w:id="51"/>
       <w:r>
         <w:rPr>
           <w:rFonts w:ascii="Times New Roman" w:hAnsi="Times New Roman" w:cs="Times New Roman"/>
@@ -13525,7 +13565,7 @@
         </w:rPr>
         <w:t xml:space="preserve"> interact with other community members</w:t>
       </w:r>
-      <w:commentRangeEnd w:id="53"/>
+      <w:commentRangeEnd w:id="51"/>
       <w:r>
         <w:rPr>
           <w:rStyle w:val="CommentReference"/>
@@ -13533,7 +13573,7 @@
           <w:sz w:val="24"/>
           <w:szCs w:val="24"/>
         </w:rPr>
-        <w:commentReference w:id="53"/>
+        <w:commentReference w:id="51"/>
       </w:r>
       <w:r>
         <w:rPr>
@@ -13631,7 +13671,7 @@
         </w:rPr>
         <w:t xml:space="preserve">context. </w:t>
       </w:r>
-      <w:commentRangeStart w:id="54"/>
+      <w:commentRangeStart w:id="52"/>
       <w:r>
         <w:rPr>
           <w:rFonts w:ascii="Times New Roman" w:hAnsi="Times New Roman" w:cs="Times New Roman"/>
@@ -13650,7 +13690,7 @@
         </w:rPr>
         <w:t xml:space="preserve"> intertwined with fitness tradeoffs</w:t>
       </w:r>
-      <w:commentRangeEnd w:id="54"/>
+      <w:commentRangeEnd w:id="52"/>
       <w:r>
         <w:rPr>
           <w:rStyle w:val="CommentReference"/>
@@ -13658,7 +13698,7 @@
           <w:sz w:val="24"/>
           <w:szCs w:val="24"/>
         </w:rPr>
-        <w:commentReference w:id="54"/>
+        <w:commentReference w:id="52"/>
       </w:r>
       <w:r>
         <w:rPr>
@@ -13776,14 +13816,14 @@
         </w:rPr>
         <w:t xml:space="preserve">the existence of meaningful </w:t>
       </w:r>
-      <w:commentRangeStart w:id="55"/>
+      <w:commentRangeStart w:id="53"/>
       <w:r>
         <w:rPr>
           <w:rFonts w:ascii="Times New Roman" w:hAnsi="Times New Roman" w:cs="Times New Roman"/>
         </w:rPr>
         <w:t xml:space="preserve">evolution-mediated indirect effects </w:t>
       </w:r>
-      <w:commentRangeEnd w:id="55"/>
+      <w:commentRangeEnd w:id="53"/>
       <w:r>
         <w:rPr>
           <w:rStyle w:val="CommentReference"/>
@@ -13791,7 +13831,7 @@
           <w:sz w:val="24"/>
           <w:szCs w:val="24"/>
         </w:rPr>
-        <w:commentReference w:id="55"/>
+        <w:commentReference w:id="53"/>
       </w:r>
       <w:r>
         <w:rPr>
@@ -13853,7 +13893,7 @@
         </w:rPr>
         <w:t xml:space="preserve"> of evidence </w:t>
       </w:r>
-      <w:commentRangeStart w:id="56"/>
+      <w:commentRangeStart w:id="54"/>
       <w:r>
         <w:rPr>
           <w:rFonts w:ascii="Times New Roman" w:hAnsi="Times New Roman" w:cs="Times New Roman"/>
@@ -13866,7 +13906,7 @@
         </w:rPr>
         <w:t xml:space="preserve"> evolution </w:t>
       </w:r>
-      <w:commentRangeEnd w:id="56"/>
+      <w:commentRangeEnd w:id="54"/>
       <w:r>
         <w:rPr>
           <w:rStyle w:val="CommentReference"/>
@@ -13874,7 +13914,7 @@
           <w:sz w:val="24"/>
           <w:szCs w:val="24"/>
         </w:rPr>
-        <w:commentReference w:id="56"/>
+        <w:commentReference w:id="54"/>
       </w:r>
       <w:r>
         <w:rPr>
@@ -13882,14 +13922,14 @@
         </w:rPr>
         <w:t xml:space="preserve">during the </w:t>
       </w:r>
-      <w:commentRangeStart w:id="57"/>
+      <w:commentRangeStart w:id="55"/>
       <w:r>
         <w:rPr>
           <w:rFonts w:ascii="Times New Roman" w:hAnsi="Times New Roman" w:cs="Times New Roman"/>
         </w:rPr>
         <w:t>establishment of temperature histories</w:t>
       </w:r>
-      <w:commentRangeEnd w:id="57"/>
+      <w:commentRangeEnd w:id="55"/>
       <w:r>
         <w:rPr>
           <w:rStyle w:val="CommentReference"/>
@@ -13897,7 +13937,7 @@
           <w:sz w:val="24"/>
           <w:szCs w:val="24"/>
         </w:rPr>
-        <w:commentReference w:id="57"/>
+        <w:commentReference w:id="55"/>
       </w:r>
       <w:r>
         <w:rPr>
@@ -14215,14 +14255,14 @@
         </w:rPr>
         <w:t xml:space="preserve"> cultures with a warmer history of temperature was lower than their </w:t>
       </w:r>
-      <w:commentRangeStart w:id="58"/>
+      <w:commentRangeStart w:id="56"/>
       <w:r>
         <w:rPr>
           <w:rFonts w:ascii="Times New Roman" w:hAnsi="Times New Roman" w:cs="Times New Roman"/>
         </w:rPr>
         <w:t>sister</w:t>
       </w:r>
-      <w:commentRangeEnd w:id="58"/>
+      <w:commentRangeEnd w:id="56"/>
       <w:r>
         <w:rPr>
           <w:rStyle w:val="CommentReference"/>
@@ -14230,7 +14270,7 @@
           <w:sz w:val="24"/>
           <w:szCs w:val="24"/>
         </w:rPr>
-        <w:commentReference w:id="58"/>
+        <w:commentReference w:id="56"/>
       </w:r>
       <w:r>
         <w:rPr>
@@ -14270,7 +14310,7 @@
         </w:rPr>
         <w:t xml:space="preserve">(as discussed below), but was </w:t>
       </w:r>
-      <w:commentRangeStart w:id="59"/>
+      <w:commentRangeStart w:id="57"/>
       <w:r>
         <w:rPr>
           <w:rFonts w:ascii="Times New Roman" w:hAnsi="Times New Roman" w:cs="Times New Roman"/>
@@ -14283,7 +14323,7 @@
         </w:rPr>
         <w:t>independent of contemporary temperature</w:t>
       </w:r>
-      <w:commentRangeEnd w:id="59"/>
+      <w:commentRangeEnd w:id="57"/>
       <w:r>
         <w:rPr>
           <w:rStyle w:val="CommentReference"/>
@@ -14291,7 +14331,7 @@
           <w:sz w:val="24"/>
           <w:szCs w:val="24"/>
         </w:rPr>
-        <w:commentReference w:id="59"/>
+        <w:commentReference w:id="57"/>
       </w:r>
       <w:r>
         <w:rPr>
@@ -14325,14 +14365,14 @@
         </w:rPr>
         <w:t xml:space="preserve">. </w:t>
       </w:r>
-      <w:commentRangeStart w:id="60"/>
+      <w:commentRangeStart w:id="58"/>
       <w:r>
         <w:rPr>
           <w:rFonts w:ascii="Times New Roman" w:hAnsi="Times New Roman" w:cs="Times New Roman"/>
         </w:rPr>
         <w:t>Thus, any carryover effects of the evolution period would provide a plastic advantage to rotifers with a history of 30 °C</w:t>
       </w:r>
-      <w:commentRangeEnd w:id="60"/>
+      <w:commentRangeEnd w:id="58"/>
       <w:r>
         <w:rPr>
           <w:rStyle w:val="CommentReference"/>
@@ -14340,7 +14380,7 @@
           <w:sz w:val="24"/>
           <w:szCs w:val="24"/>
         </w:rPr>
-        <w:commentReference w:id="60"/>
+        <w:commentReference w:id="58"/>
       </w:r>
       <w:r>
         <w:rPr>
@@ -14641,14 +14681,14 @@
         </w:rPr>
         <w:t xml:space="preserve">might </w:t>
       </w:r>
-      <w:commentRangeStart w:id="61"/>
+      <w:commentRangeStart w:id="59"/>
       <w:r>
         <w:rPr>
           <w:rFonts w:ascii="Times New Roman" w:hAnsi="Times New Roman" w:cs="Times New Roman"/>
         </w:rPr>
         <w:t xml:space="preserve">consume bacteria </w:t>
       </w:r>
-      <w:commentRangeEnd w:id="61"/>
+      <w:commentRangeEnd w:id="59"/>
       <w:r>
         <w:rPr>
           <w:rStyle w:val="CommentReference"/>
@@ -14656,7 +14696,7 @@
           <w:sz w:val="24"/>
           <w:szCs w:val="24"/>
         </w:rPr>
-        <w:commentReference w:id="61"/>
+        <w:commentReference w:id="59"/>
       </w:r>
       <w:r>
         <w:rPr>
@@ -15034,14 +15074,14 @@
         </w:rPr>
         <w:t>intra</w:t>
       </w:r>
-      <w:commentRangeStart w:id="62"/>
+      <w:commentRangeStart w:id="60"/>
       <w:r>
         <w:rPr>
           <w:rFonts w:ascii="Times New Roman" w:hAnsi="Times New Roman" w:cs="Times New Roman"/>
         </w:rPr>
         <w:t>spe</w:t>
       </w:r>
-      <w:commentRangeEnd w:id="62"/>
+      <w:commentRangeEnd w:id="60"/>
       <w:r>
         <w:rPr>
           <w:rStyle w:val="CommentReference"/>
@@ -15049,7 +15089,7 @@
           <w:sz w:val="24"/>
           <w:szCs w:val="24"/>
         </w:rPr>
-        <w:commentReference w:id="62"/>
+        <w:commentReference w:id="60"/>
       </w:r>
       <w:r>
         <w:rPr>
@@ -15274,8 +15314,8 @@
         </w:rPr>
         <w:t xml:space="preserve">indicating the presence of an </w:t>
       </w:r>
-      <w:commentRangeStart w:id="63"/>
-      <w:commentRangeStart w:id="64"/>
+      <w:commentRangeStart w:id="61"/>
+      <w:commentRangeStart w:id="62"/>
       <w:r>
         <w:rPr>
           <w:rFonts w:ascii="Times New Roman" w:hAnsi="Times New Roman" w:cs="Times New Roman"/>
@@ -15288,7 +15328,7 @@
         </w:rPr>
         <w:t xml:space="preserve"> </w:t>
       </w:r>
-      <w:commentRangeEnd w:id="63"/>
+      <w:commentRangeEnd w:id="61"/>
       <w:r>
         <w:rPr>
           <w:rStyle w:val="CommentReference"/>
@@ -15296,9 +15336,9 @@
           <w:sz w:val="24"/>
           <w:szCs w:val="24"/>
         </w:rPr>
-        <w:commentReference w:id="63"/>
-      </w:r>
-      <w:commentRangeEnd w:id="64"/>
+        <w:commentReference w:id="61"/>
+      </w:r>
+      <w:commentRangeEnd w:id="62"/>
       <w:r>
         <w:rPr>
           <w:rStyle w:val="CommentReference"/>
@@ -15306,7 +15346,7 @@
           <w:sz w:val="24"/>
           <w:szCs w:val="24"/>
         </w:rPr>
-        <w:commentReference w:id="64"/>
+        <w:commentReference w:id="62"/>
       </w:r>
       <w:r>
         <w:rPr>
@@ -15362,14 +15402,14 @@
         </w:rPr>
         <w:t xml:space="preserve">Rotifers feed by beating a ring of cilia called a corona near their oral groove to produce vortices in the water around their mouth. These vortices catch small particles, including detritus and bacteria. If deemed edible, these particles are shuttled to the mouth for ingestion. </w:t>
       </w:r>
-      <w:commentRangeStart w:id="65"/>
+      <w:commentRangeStart w:id="63"/>
       <w:r>
         <w:rPr>
           <w:rFonts w:ascii="Times New Roman" w:hAnsi="Times New Roman" w:cs="Times New Roman"/>
         </w:rPr>
         <w:t>The rate at which a rotifer can clear the water around them of food (clearance rate) scales with their body size</w:t>
       </w:r>
-      <w:commentRangeEnd w:id="65"/>
+      <w:commentRangeEnd w:id="63"/>
       <w:r>
         <w:rPr>
           <w:rStyle w:val="CommentReference"/>
@@ -15377,7 +15417,19 @@
           <w:sz w:val="24"/>
           <w:szCs w:val="24"/>
         </w:rPr>
-        <w:commentReference w:id="65"/>
+        <w:commentReference w:id="63"/>
+      </w:r>
+      <w:r>
+        <w:rPr>
+          <w:rFonts w:ascii="Times New Roman" w:hAnsi="Times New Roman" w:cs="Times New Roman"/>
+        </w:rPr>
+        <w:t xml:space="preserve"> (Stemberger and Gilbert, 1984; Devetter, 2009)</w:t>
+      </w:r>
+      <w:r>
+        <w:rPr>
+          <w:rFonts w:ascii="Times New Roman" w:hAnsi="Times New Roman" w:cs="Times New Roman"/>
+        </w:rPr>
+        <w:t>. When resources are scarce, higher clearance rates translate into more opportunities to catch food. When resources are abundant or saturated, clearance rate becomes less important for fitness.</w:t>
       </w:r>
       <w:r>
         <w:rPr>
@@ -15389,24 +15441,6 @@
         <w:rPr>
           <w:rFonts w:ascii="Times New Roman" w:hAnsi="Times New Roman" w:cs="Times New Roman"/>
         </w:rPr>
-        <w:t>(Stemberger and Gilbert, 1984; Devetter, 2009)</w:t>
-      </w:r>
-      <w:r>
-        <w:rPr>
-          <w:rFonts w:ascii="Times New Roman" w:hAnsi="Times New Roman" w:cs="Times New Roman"/>
-        </w:rPr>
-        <w:t>. When resources are scarce, higher clearance rates translate into more opportunities to catch food. When resources are abundant or saturated, clearance rate becomes less important for fitness.</w:t>
-      </w:r>
-      <w:r>
-        <w:rPr>
-          <w:rFonts w:ascii="Times New Roman" w:hAnsi="Times New Roman" w:cs="Times New Roman"/>
-        </w:rPr>
-        <w:t xml:space="preserve"> </w:t>
-      </w:r>
-      <w:r>
-        <w:rPr>
-          <w:rFonts w:ascii="Times New Roman" w:hAnsi="Times New Roman" w:cs="Times New Roman"/>
-        </w:rPr>
         <w:t xml:space="preserve">This may explain why intrinsic growth rate differed between the two temperature lineages only during competition. </w:t>
       </w:r>
       <w:r>
@@ -15421,14 +15455,14 @@
         </w:rPr>
         <w:t xml:space="preserve">had no detectable effect on growth rate because resources were </w:t>
       </w:r>
-      <w:commentRangeStart w:id="66"/>
+      <w:commentRangeStart w:id="64"/>
       <w:r>
         <w:rPr>
           <w:rFonts w:ascii="Times New Roman" w:hAnsi="Times New Roman" w:cs="Times New Roman"/>
         </w:rPr>
         <w:t xml:space="preserve">sufficiently abundant </w:t>
       </w:r>
-      <w:commentRangeEnd w:id="66"/>
+      <w:commentRangeEnd w:id="64"/>
       <w:r>
         <w:rPr>
           <w:rStyle w:val="CommentReference"/>
@@ -15436,7 +15470,7 @@
           <w:sz w:val="24"/>
           <w:szCs w:val="24"/>
         </w:rPr>
-        <w:commentReference w:id="66"/>
+        <w:commentReference w:id="64"/>
       </w:r>
       <w:r>
         <w:rPr>
@@ -16098,7 +16132,7 @@
         </w:rPr>
         <w:lastRenderedPageBreak/>
         <w:drawing>
-          <wp:inline distT="0" distB="0" distL="0" distR="0" wp14:anchorId="1A248F7F" wp14:editId="03414C4D">
+          <wp:inline distT="0" distB="0" distL="0" distR="0" wp14:anchorId="1A248F7F" wp14:editId="6570EEE9">
             <wp:extent cx="8229600" cy="4459605"/>
             <wp:effectExtent l="0" t="0" r="0" b="0"/>
             <wp:docPr id="37637142" name="Picture 9"/>
@@ -16334,7 +16368,7 @@
         </w:rPr>
         <w:lastRenderedPageBreak/>
         <w:drawing>
-          <wp:inline distT="0" distB="0" distL="0" distR="0" wp14:anchorId="3562BF92" wp14:editId="7A8CB679">
+          <wp:inline distT="0" distB="0" distL="0" distR="0" wp14:anchorId="3562BF92" wp14:editId="54DE0BA0">
             <wp:extent cx="4790364" cy="3193576"/>
             <wp:effectExtent l="0" t="0" r="0" b="6985"/>
             <wp:docPr id="109329239" name="Picture 6"/>
@@ -16551,7 +16585,7 @@
           <w:noProof/>
         </w:rPr>
         <w:drawing>
-          <wp:inline distT="0" distB="0" distL="0" distR="0" wp14:anchorId="32074817" wp14:editId="447FEBFA">
+          <wp:inline distT="0" distB="0" distL="0" distR="0" wp14:anchorId="32074817" wp14:editId="0ECFCC51">
             <wp:extent cx="4803414" cy="3202276"/>
             <wp:effectExtent l="0" t="0" r="0" b="0"/>
             <wp:docPr id="609523323" name="Picture 7"/>
@@ -16756,7 +16790,7 @@
         </w:rPr>
         <w:lastRenderedPageBreak/>
         <w:drawing>
-          <wp:inline distT="0" distB="0" distL="0" distR="0" wp14:anchorId="42C5893A" wp14:editId="444FCD33">
+          <wp:inline distT="0" distB="0" distL="0" distR="0" wp14:anchorId="42C5893A" wp14:editId="3929AC9D">
             <wp:extent cx="8390601" cy="4548146"/>
             <wp:effectExtent l="0" t="0" r="0" b="5080"/>
             <wp:docPr id="1767646510" name="Picture 4"/>
@@ -16950,7 +16984,7 @@
         </w:rPr>
         <w:lastRenderedPageBreak/>
         <w:drawing>
-          <wp:inline distT="0" distB="0" distL="0" distR="0" wp14:anchorId="0CD37013" wp14:editId="75CFE9F8">
+          <wp:inline distT="0" distB="0" distL="0" distR="0" wp14:anchorId="0CD37013" wp14:editId="43373CF0">
             <wp:extent cx="8229600" cy="4460875"/>
             <wp:effectExtent l="0" t="0" r="0" b="0"/>
             <wp:docPr id="771314410" name="Picture 5"/>
@@ -30511,7 +30545,7 @@
       </w:r>
     </w:p>
   </w:comment>
-  <w:comment w:id="1" w:author="terHorst, Casey  P" w:date="2026-06-01T12:54:00Z" w:initials="Ct">
+  <w:comment w:id="1" w:author="terHorst, Casey  P" w:date="2026-06-01T12:55:00Z" w:initials="Ct">
     <w:p>
       <w:r>
         <w:rPr>
@@ -30524,11 +30558,11 @@
           <w:sz w:val="20"/>
           <w:szCs w:val="20"/>
         </w:rPr>
-        <w:t>There are two ideas in this graf. Temp-related traits, and plasticity in traits. The former doesn't get much attention, so i think I would spend a graf talking about the traits and examples and references. Then transition to plasticity in the next graf</w:t>
+        <w:t>ref?</w:t>
       </w:r>
     </w:p>
   </w:comment>
-  <w:comment w:id="2" w:author="terHorst, Casey  P" w:date="2026-06-01T12:53:00Z" w:initials="Ct">
+  <w:comment w:id="2" w:author="terHorst, Casey  P" w:date="2026-06-01T13:03:00Z" w:initials="Ct">
     <w:p>
       <w:r>
         <w:rPr>
@@ -30541,11 +30575,11 @@
           <w:sz w:val="20"/>
           <w:szCs w:val="20"/>
         </w:rPr>
-        <w:t>I got hung up on whether this word should be adapt or acclimate, so just settled for both</w:t>
+        <w:t>This triggered a thought...is response in a single clone considered acclimation? I think yes (assuming no mutation)</w:t>
       </w:r>
     </w:p>
   </w:comment>
-  <w:comment w:id="3" w:author="terHorst, Casey  P" w:date="2026-06-01T12:55:00Z" w:initials="Ct">
+  <w:comment w:id="3" w:author="terHorst, Casey  P" w:date="2026-06-01T12:58:00Z" w:initials="Ct">
     <w:p>
       <w:r>
         <w:rPr>
@@ -30558,11 +30592,11 @@
           <w:sz w:val="20"/>
           <w:szCs w:val="20"/>
         </w:rPr>
-        <w:t>ref?</w:t>
+        <w:t>Cite original Thompson geographic mosaic of coevolution paper/book</w:t>
       </w:r>
     </w:p>
   </w:comment>
-  <w:comment w:id="4" w:author="terHorst, Casey  P" w:date="2026-06-01T13:03:00Z" w:initials="Ct">
+  <w:comment w:id="4" w:author="terHorst, Casey  P" w:date="2026-06-01T12:59:00Z" w:initials="Ct">
     <w:p>
       <w:r>
         <w:rPr>
@@ -30575,11 +30609,11 @@
           <w:sz w:val="20"/>
           <w:szCs w:val="20"/>
         </w:rPr>
-        <w:t>This triggered a thought...is response in a single clone considered acclimation? I think yes (assuming no mutation)</w:t>
+        <w:t>which pattern? There are three</w:t>
       </w:r>
     </w:p>
   </w:comment>
-  <w:comment w:id="5" w:author="terHorst, Casey  P" w:date="2026-06-01T12:58:00Z" w:initials="Ct">
+  <w:comment w:id="5" w:author="terHorst, Casey  P" w:date="2026-06-01T13:00:00Z" w:initials="Ct">
     <w:p>
       <w:r>
         <w:rPr>
@@ -30592,11 +30626,11 @@
           <w:sz w:val="20"/>
           <w:szCs w:val="20"/>
         </w:rPr>
-        <w:t>Cite original Thompson geographic mosaic of coevolution paper/book</w:t>
+        <w:t>A possible word choice to introduce here or earlier: evolvability? But look it up first</w:t>
       </w:r>
     </w:p>
   </w:comment>
-  <w:comment w:id="6" w:author="terHorst, Casey  P" w:date="2026-06-01T12:59:00Z" w:initials="Ct">
+  <w:comment w:id="6" w:author="terHorst, Casey  P" w:date="2026-06-01T13:03:00Z" w:initials="Ct">
     <w:p>
       <w:r>
         <w:rPr>
@@ -30609,11 +30643,11 @@
           <w:sz w:val="20"/>
           <w:szCs w:val="20"/>
         </w:rPr>
-        <w:t>which pattern? There are three</w:t>
+        <w:t>you can talk some more about the interplay between these things...like high plasticity may prevent selection. or maybe this is better left for the discussion</w:t>
       </w:r>
     </w:p>
   </w:comment>
-  <w:comment w:id="7" w:author="terHorst, Casey  P" w:date="2026-06-01T13:00:00Z" w:initials="Ct">
+  <w:comment w:id="7" w:author="terHorst, Casey  P" w:date="2026-06-01T13:05:00Z" w:initials="Ct">
     <w:p>
       <w:r>
         <w:rPr>
@@ -30626,11 +30660,11 @@
           <w:sz w:val="20"/>
           <w:szCs w:val="20"/>
         </w:rPr>
-        <w:t>A possible word choice to introduce here or earlier: evolvability? But look it up first</w:t>
+        <w:t>List references in ascending chronological order (oldest first)</w:t>
       </w:r>
     </w:p>
   </w:comment>
-  <w:comment w:id="8" w:author="terHorst, Casey  P" w:date="2026-06-01T13:03:00Z" w:initials="Ct">
+  <w:comment w:id="8" w:author="terHorst, Casey  P" w:date="2026-06-01T13:15:00Z" w:initials="Ct">
     <w:p>
       <w:r>
         <w:rPr>
@@ -30643,11 +30677,11 @@
           <w:sz w:val="20"/>
           <w:szCs w:val="20"/>
         </w:rPr>
-        <w:t>you can talk some more about the interplay between these things...like high plasticity may prevent selection. or maybe this is better left for the discussion</w:t>
+        <w:t>none?? Just making sure cuz otherwise somebody will take exception at having done the one study...</w:t>
       </w:r>
     </w:p>
   </w:comment>
-  <w:comment w:id="9" w:author="terHorst, Casey  P" w:date="2026-06-01T13:05:00Z" w:initials="Ct">
+  <w:comment w:id="9" w:author="terHorst, Casey  P" w:date="2026-06-01T13:19:00Z" w:initials="Ct">
     <w:p>
       <w:r>
         <w:rPr>
@@ -30660,11 +30694,11 @@
           <w:sz w:val="20"/>
           <w:szCs w:val="20"/>
         </w:rPr>
-        <w:t>List references in ascending chronological order (oldest first)</w:t>
+        <w:t>I wonder if one reason is that the community is remarkably consistent across the range of the plant (Buckley and Miller paper that I don't remember the year of), but the temperature range is extreme, with plants in Florida and Maine experiencing vastly different seasonal fluctuations, as well as high variance in within year and within day temps in any given location. These things should be SUPER plastic</w:t>
       </w:r>
     </w:p>
   </w:comment>
-  <w:comment w:id="10" w:author="terHorst, Casey  P" w:date="2026-06-01T13:15:00Z" w:initials="Ct">
+  <w:comment w:id="10" w:author="terHorst, Casey  P" w:date="2026-06-01T13:20:00Z" w:initials="Ct">
     <w:p>
       <w:r>
         <w:rPr>
@@ -30677,11 +30711,11 @@
           <w:sz w:val="20"/>
           <w:szCs w:val="20"/>
         </w:rPr>
-        <w:t>none?? Just making sure cuz otherwise somebody will take exception at having done the one study...</w:t>
+        <w:t>Be sure to look at Cochran-Stafira's (sp?) work on rotifers. She's one of the only people who ever works on them</w:t>
       </w:r>
     </w:p>
   </w:comment>
-  <w:comment w:id="11" w:author="terHorst, Casey  P" w:date="2026-06-01T13:19:00Z" w:initials="Ct">
+  <w:comment w:id="11" w:author="terHorst, Casey  P" w:date="2026-06-01T13:48:00Z" w:initials="Ct">
     <w:p>
       <w:r>
         <w:rPr>
@@ -30694,11 +30728,11 @@
           <w:sz w:val="20"/>
           <w:szCs w:val="20"/>
         </w:rPr>
-        <w:t>I wonder if one reason is that the community is remarkably consistent across the range of the plant (Buckley and Miller paper that I don't remember the year of), but the temperature range is extreme, with plants in Florida and Maine experiencing vastly different seasonal fluctuations, as well as high variance in within year and within day temps in any given location. These things should be SUPER plastic</w:t>
+        <w:t>My recollection is that we got the mosquitoes out immediately back at FSU. So within 4 hours?</w:t>
       </w:r>
     </w:p>
   </w:comment>
-  <w:comment w:id="12" w:author="terHorst, Casey  P" w:date="2026-06-01T13:20:00Z" w:initials="Ct">
+  <w:comment w:id="12" w:author="terHorst, Casey  P" w:date="2026-06-01T13:50:00Z" w:initials="Ct">
     <w:p>
       <w:r>
         <w:rPr>
@@ -30711,11 +30745,11 @@
           <w:sz w:val="20"/>
           <w:szCs w:val="20"/>
         </w:rPr>
-        <w:t>Be sure to look at Cochran-Stafira's (sp?) work on rotifers. She's one of the only people who ever works on them</w:t>
+        <w:t>I don't really know why, but convention is to spell out single digit numbers and use numerals for &gt;10</w:t>
       </w:r>
     </w:p>
   </w:comment>
-  <w:comment w:id="13" w:author="terHorst, Casey  P" w:date="2026-06-01T13:48:00Z" w:initials="Ct">
+  <w:comment w:id="13" w:author="terHorst, Casey  P" w:date="2026-06-01T13:52:00Z" w:initials="Ct">
     <w:p>
       <w:r>
         <w:rPr>
@@ -30728,11 +30762,11 @@
           <w:sz w:val="20"/>
           <w:szCs w:val="20"/>
         </w:rPr>
-        <w:t>My recollection is that we got the mosquitoes out immediately back at FSU. So within 4 hours?</w:t>
+        <w:t>Trying to reconcile 20-50 stated above with this more specific number. Are they referring to different things?</w:t>
       </w:r>
     </w:p>
   </w:comment>
-  <w:comment w:id="14" w:author="terHorst, Casey  P" w:date="2026-06-01T13:50:00Z" w:initials="Ct">
+  <w:comment w:id="14" w:author="terHorst, Casey  P" w:date="2026-06-01T13:54:00Z" w:initials="Ct">
     <w:p>
       <w:r>
         <w:rPr>
@@ -30745,11 +30779,11 @@
           <w:sz w:val="20"/>
           <w:szCs w:val="20"/>
         </w:rPr>
-        <w:t>I don't really know why, but convention is to spell out single digit numbers and use numerals for &gt;10</w:t>
+        <w:t>I think you have a ref for where you got this recipe?</w:t>
       </w:r>
     </w:p>
   </w:comment>
-  <w:comment w:id="15" w:author="terHorst, Casey  P" w:date="2026-06-01T13:52:00Z" w:initials="Ct">
+  <w:comment w:id="15" w:author="terHorst, Casey  P" w:date="2026-06-01T13:54:00Z" w:initials="Ct">
     <w:p>
       <w:r>
         <w:rPr>
@@ -30762,11 +30796,27 @@
           <w:sz w:val="20"/>
           <w:szCs w:val="20"/>
         </w:rPr>
-        <w:t>Trying to reconcile 20-50 stated above with this more specific number. Are they referring to different things?</w:t>
+        <w:t>Just state the actual number of leaves for each site, respectively</w:t>
       </w:r>
     </w:p>
   </w:comment>
-  <w:comment w:id="16" w:author="terHorst, Casey  P" w:date="2026-06-01T13:54:00Z" w:initials="Ct">
+  <w:comment w:id="16" w:author="Mendelson, Alex" w:date="2026-06-04T10:26:00Z" w:initials="AM">
+    <w:p>
+      <w:pPr>
+        <w:pStyle w:val="CommentText"/>
+      </w:pPr>
+      <w:r>
+        <w:rPr>
+          <w:rStyle w:val="CommentReference"/>
+        </w:rPr>
+        <w:annotationRef/>
+      </w:r>
+      <w:r>
+        <w:t>To self: review Schmell rule on single-digit numbers</w:t>
+      </w:r>
+    </w:p>
+  </w:comment>
+  <w:comment w:id="17" w:author="terHorst, Casey  P" w:date="2026-06-01T14:03:00Z" w:initials="Ct">
     <w:p>
       <w:r>
         <w:rPr>
@@ -30779,11 +30829,11 @@
           <w:sz w:val="20"/>
           <w:szCs w:val="20"/>
         </w:rPr>
-        <w:t>I think you have a ref for where you got this recipe?</w:t>
+        <w:t>There's probably also a citation for the growthrates package</w:t>
       </w:r>
     </w:p>
   </w:comment>
-  <w:comment w:id="17" w:author="terHorst, Casey  P" w:date="2026-06-01T13:54:00Z" w:initials="Ct">
+  <w:comment w:id="18" w:author="terHorst, Casey  P" w:date="2026-06-01T14:04:00Z" w:initials="Ct">
     <w:p>
       <w:r>
         <w:rPr>
@@ -30796,15 +30846,12 @@
           <w:sz w:val="20"/>
           <w:szCs w:val="20"/>
         </w:rPr>
-        <w:t>Just state the actual number of leaves for each site, respectively</w:t>
+        <w:t>what did you do with the R2 info? Was there a threshold that had to be met?</w:t>
       </w:r>
     </w:p>
   </w:comment>
-  <w:comment w:id="18" w:author="Mendelson, Alex" w:date="2026-06-04T10:26:00Z" w:initials="AM">
+  <w:comment w:id="19" w:author="terHorst, Casey  P" w:date="2026-06-01T14:06:00Z" w:initials="Ct">
     <w:p>
-      <w:pPr>
-        <w:pStyle w:val="CommentText"/>
-      </w:pPr>
       <w:r>
         <w:rPr>
           <w:rStyle w:val="CommentReference"/>
@@ -30812,11 +30859,15 @@
         <w:annotationRef/>
       </w:r>
       <w:r>
-        <w:t>To self: review Schmell rule on single-digit numbers</w:t>
+        <w:rPr>
+          <w:sz w:val="20"/>
+          <w:szCs w:val="20"/>
+        </w:rPr>
+        <w:t>This whole graf is SO nerdy, in a wonderful way. Don't change anything</w:t>
       </w:r>
     </w:p>
   </w:comment>
-  <w:comment w:id="19" w:author="terHorst, Casey  P" w:date="2026-06-01T14:03:00Z" w:initials="Ct">
+  <w:comment w:id="20" w:author="terHorst, Casey  P" w:date="2026-06-01T14:26:00Z" w:initials="Ct">
     <w:p>
       <w:r>
         <w:rPr>
@@ -30829,11 +30880,27 @@
           <w:sz w:val="20"/>
           <w:szCs w:val="20"/>
         </w:rPr>
-        <w:t>There's probably also a citation for the growthrates package</w:t>
+        <w:t>Is this truly zero to like six decimal points or whatever R shows? Or is 0.01%? If the latter, report that</w:t>
       </w:r>
     </w:p>
   </w:comment>
-  <w:comment w:id="20" w:author="terHorst, Casey  P" w:date="2026-06-01T14:04:00Z" w:initials="Ct">
+  <w:comment w:id="21" w:author="Mendelson, Alex" w:date="2026-06-04T10:44:00Z" w:initials="AM">
+    <w:p>
+      <w:pPr>
+        <w:pStyle w:val="CommentText"/>
+      </w:pPr>
+      <w:r>
+        <w:rPr>
+          <w:rStyle w:val="CommentReference"/>
+        </w:rPr>
+        <w:annotationRef/>
+      </w:r>
+      <w:r>
+        <w:t>Surprisingly yes, 0.000000 for both site and leaf</w:t>
+      </w:r>
+    </w:p>
+  </w:comment>
+  <w:comment w:id="22" w:author="terHorst, Casey  P" w:date="2026-06-01T14:23:00Z" w:initials="Ct">
     <w:p>
       <w:r>
         <w:rPr>
@@ -30846,11 +30913,11 @@
           <w:sz w:val="20"/>
           <w:szCs w:val="20"/>
         </w:rPr>
-        <w:t>what did you do with the R2 info? Was there a threshold that had to be met?</w:t>
+        <w:t>Describe what some of the variation looks like. Assume people can't see the figure (or haven't looked yet because it's all the way 40 pages later). Some clones respond positively to 30, but others are negative, for example</w:t>
       </w:r>
     </w:p>
   </w:comment>
-  <w:comment w:id="21" w:author="terHorst, Casey  P" w:date="2026-06-01T14:06:00Z" w:initials="Ct">
+  <w:comment w:id="24" w:author="terHorst, Casey  P" w:date="2026-06-01T14:24:00Z" w:initials="Ct">
     <w:p>
       <w:r>
         <w:rPr>
@@ -30863,11 +30930,27 @@
           <w:sz w:val="20"/>
           <w:szCs w:val="20"/>
         </w:rPr>
-        <w:t>This whole graf is SO nerdy, in a wonderful way. Don't change anything</w:t>
+        <w:t>If you want, you can put figures in line with text, which makes it easier for the reader. Convention is that they go at the end, but that's only because of very old things about typesetting a journal. Many journals now allow figures in line</w:t>
       </w:r>
     </w:p>
   </w:comment>
-  <w:comment w:id="22" w:author="terHorst, Casey  P" w:date="2026-06-01T14:26:00Z" w:initials="Ct">
+  <w:comment w:id="23" w:author="Mendelson, Alex" w:date="2026-06-04T11:00:00Z" w:initials="AM">
+    <w:p>
+      <w:pPr>
+        <w:pStyle w:val="CommentText"/>
+      </w:pPr>
+      <w:r>
+        <w:rPr>
+          <w:rStyle w:val="CommentReference"/>
+        </w:rPr>
+        <w:annotationRef/>
+      </w:r>
+      <w:r>
+        <w:t>To self: move figures to in-line</w:t>
+      </w:r>
+    </w:p>
+  </w:comment>
+  <w:comment w:id="25" w:author="terHorst, Casey  P" w:date="2026-06-01T14:20:00Z" w:initials="Ct">
     <w:p>
       <w:r>
         <w:rPr>
@@ -30880,15 +30963,12 @@
           <w:sz w:val="20"/>
           <w:szCs w:val="20"/>
         </w:rPr>
-        <w:t>Is this truly zero to like six decimal points or whatever R shows? Or is 0.01%? If the latter, report that</w:t>
+        <w:t>Reference Metabolic Theory of Ecology? In absence of anything else, metabolism should increase with temperature</w:t>
       </w:r>
     </w:p>
   </w:comment>
-  <w:comment w:id="23" w:author="Mendelson, Alex" w:date="2026-06-04T10:44:00Z" w:initials="AM">
+  <w:comment w:id="26" w:author="terHorst, Casey  P" w:date="2026-06-01T14:21:00Z" w:initials="Ct">
     <w:p>
-      <w:pPr>
-        <w:pStyle w:val="CommentText"/>
-      </w:pPr>
       <w:r>
         <w:rPr>
           <w:rStyle w:val="CommentReference"/>
@@ -30896,11 +30976,15 @@
         <w:annotationRef/>
       </w:r>
       <w:r>
-        <w:t>Surprisingly yes, 0.000000 for both site and leaf</w:t>
+        <w:rPr>
+          <w:sz w:val="20"/>
+          <w:szCs w:val="20"/>
+        </w:rPr>
+        <w:t>I think just reverse the framing. 30 is closer to the optimum than 25</w:t>
       </w:r>
     </w:p>
   </w:comment>
-  <w:comment w:id="24" w:author="terHorst, Casey  P" w:date="2026-06-01T14:23:00Z" w:initials="Ct">
+  <w:comment w:id="27" w:author="terHorst, Casey  P" w:date="2026-06-01T14:25:00Z" w:initials="Ct">
     <w:p>
       <w:r>
         <w:rPr>
@@ -30913,11 +30997,11 @@
           <w:sz w:val="20"/>
           <w:szCs w:val="20"/>
         </w:rPr>
-        <w:t>Describe what some of the variation looks like. Assume people can't see the figure (or haven't looked yet because it's all the way 40 pages later). Some clones respond positively to 30, but others are negative, for example</w:t>
+        <w:t>I think just say co-occur, because coexist has a very specific meaning that is not super easy to test</w:t>
       </w:r>
     </w:p>
   </w:comment>
-  <w:comment w:id="26" w:author="terHorst, Casey  P" w:date="2026-06-01T14:24:00Z" w:initials="Ct">
+  <w:comment w:id="28" w:author="terHorst, Casey  P" w:date="2026-06-01T14:28:00Z" w:initials="Ct">
     <w:p>
       <w:r>
         <w:rPr>
@@ -30930,15 +31014,12 @@
           <w:sz w:val="20"/>
           <w:szCs w:val="20"/>
         </w:rPr>
-        <w:t>If you want, you can put figures in line with text, which makes it easier for the reader. Convention is that they go at the end, but that's only because of very old things about typesetting a journal. Many journals now allow figures in line</w:t>
+        <w:t>I suppose one possibility is that the isolation process selected for only one phenotype of rotifer, making leaves seem similar, but the fact that you saw variation within leaves negates that</w:t>
       </w:r>
     </w:p>
   </w:comment>
-  <w:comment w:id="25" w:author="Mendelson, Alex" w:date="2026-06-04T11:00:00Z" w:initials="AM">
+  <w:comment w:id="29" w:author="terHorst, Casey  P" w:date="2026-06-01T14:29:00Z" w:initials="Ct">
     <w:p>
-      <w:pPr>
-        <w:pStyle w:val="CommentText"/>
-      </w:pPr>
       <w:r>
         <w:rPr>
           <w:rStyle w:val="CommentReference"/>
@@ -30946,11 +31027,15 @@
         <w:annotationRef/>
       </w:r>
       <w:r>
-        <w:t>To self: move figures to in-line</w:t>
+        <w:rPr>
+          <w:sz w:val="20"/>
+          <w:szCs w:val="20"/>
+        </w:rPr>
+        <w:t>I would keep this in, but I also think the existence of variation within a leaf suggests that this may not be a sufficient explanation</w:t>
       </w:r>
     </w:p>
   </w:comment>
-  <w:comment w:id="27" w:author="terHorst, Casey  P" w:date="2026-06-01T14:20:00Z" w:initials="Ct">
+  <w:comment w:id="30" w:author="terHorst, Casey  P" w:date="2026-06-01T14:30:00Z" w:initials="Ct">
     <w:p>
       <w:r>
         <w:rPr>
@@ -30963,11 +31048,11 @@
           <w:sz w:val="20"/>
           <w:szCs w:val="20"/>
         </w:rPr>
-        <w:t>Reference Metabolic Theory of Ecology? In absence of anything else, metabolism should increase with temperature</w:t>
+        <w:t>What's the range of temps that rotifers in a leaf over the course of a day?</w:t>
       </w:r>
     </w:p>
   </w:comment>
-  <w:comment w:id="28" w:author="terHorst, Casey  P" w:date="2026-06-01T14:21:00Z" w:initials="Ct">
+  <w:comment w:id="31" w:author="terHorst, Casey  P" w:date="2026-06-01T14:32:00Z" w:initials="Ct">
     <w:p>
       <w:r>
         <w:rPr>
@@ -30980,11 +31065,11 @@
           <w:sz w:val="20"/>
           <w:szCs w:val="20"/>
         </w:rPr>
-        <w:t>I think just reverse the framing. 30 is closer to the optimum than 25</w:t>
+        <w:t>Seems like you're referring to some previous work in this graf, so be sure to reference it</w:t>
       </w:r>
     </w:p>
   </w:comment>
-  <w:comment w:id="29" w:author="terHorst, Casey  P" w:date="2026-06-01T14:25:00Z" w:initials="Ct">
+  <w:comment w:id="32" w:author="terHorst, Casey  P" w:date="2026-06-01T14:36:00Z" w:initials="Ct">
     <w:p>
       <w:r>
         <w:rPr>
@@ -30997,12 +31082,15 @@
           <w:sz w:val="20"/>
           <w:szCs w:val="20"/>
         </w:rPr>
-        <w:t>I think just say co-occur, because coexist has a very specific meaning that is not super easy to test</w:t>
+        <w:t>At some point, note the range, min, and max experienced by pitcher water (in Florida at least)</w:t>
       </w:r>
     </w:p>
   </w:comment>
-  <w:comment w:id="30" w:author="terHorst, Casey  P" w:date="2026-06-01T14:28:00Z" w:initials="Ct">
+  <w:comment w:id="33" w:author="terHorst, Casey P" w:date="2026-06-02T10:53:00Z" w:initials="tCP">
     <w:p>
+      <w:pPr>
+        <w:pStyle w:val="CommentText"/>
+      </w:pPr>
       <w:r>
         <w:rPr>
           <w:rStyle w:val="CommentReference"/>
@@ -31010,16 +31098,15 @@
         <w:annotationRef/>
       </w:r>
       <w:r>
-        <w:rPr>
-          <w:sz w:val="20"/>
-          <w:szCs w:val="20"/>
-        </w:rPr>
-        <w:t>I suppose one possibility is that the isolation process selected for only one phenotype of rotifer, making leaves seem similar, but the fact that you saw variation within leaves negates that</w:t>
+        <w:t>Ref? maybe a review? Also seems like you could spend a full graf on this first sentence</w:t>
       </w:r>
     </w:p>
   </w:comment>
-  <w:comment w:id="31" w:author="terHorst, Casey  P" w:date="2026-06-01T14:29:00Z" w:initials="Ct">
+  <w:comment w:id="34" w:author="terHorst, Casey P" w:date="2026-06-02T10:57:00Z" w:initials="tCP">
     <w:p>
+      <w:pPr>
+        <w:pStyle w:val="CommentText"/>
+      </w:pPr>
       <w:r>
         <w:rPr>
           <w:rStyle w:val="CommentReference"/>
@@ -31027,16 +31114,15 @@
         <w:annotationRef/>
       </w:r>
       <w:r>
-        <w:rPr>
-          <w:sz w:val="20"/>
-          <w:szCs w:val="20"/>
-        </w:rPr>
-        <w:t>I would keep this in, but I also think the existence of variation within a leaf suggests that this may not be a sufficient explanation</w:t>
+        <w:t>Refs?</w:t>
       </w:r>
     </w:p>
   </w:comment>
-  <w:comment w:id="32" w:author="terHorst, Casey  P" w:date="2026-06-01T14:30:00Z" w:initials="Ct">
+  <w:comment w:id="35" w:author="terHorst, Casey P" w:date="2026-06-02T10:59:00Z" w:initials="tCP">
     <w:p>
+      <w:pPr>
+        <w:pStyle w:val="CommentText"/>
+      </w:pPr>
       <w:r>
         <w:rPr>
           <w:rStyle w:val="CommentReference"/>
@@ -31044,16 +31130,44 @@
         <w:annotationRef/>
       </w:r>
       <w:r>
-        <w:rPr>
-          <w:sz w:val="20"/>
-          <w:szCs w:val="20"/>
-        </w:rPr>
-        <w:t>What's the range of temps that rotifers in a leaf over the course of a day?</w:t>
+        <w:t>There are a lot of ideas in this one graf:</w:t>
+      </w:r>
+      <w:r>
+        <w:br/>
+        <w:t>-direct effects of climate change</w:t>
+      </w:r>
+      <w:r>
+        <w:br/>
+        <w:t>-indirect effects of climate change</w:t>
+      </w:r>
+      <w:r>
+        <w:br/>
+        <w:t>-designing experiments</w:t>
+      </w:r>
+      <w:r>
+        <w:br/>
+        <w:t xml:space="preserve">-most is about ecology, but some is about evolution. </w:t>
+      </w:r>
+    </w:p>
+    <w:p>
+      <w:pPr>
+        <w:pStyle w:val="CommentText"/>
+      </w:pPr>
+    </w:p>
+    <w:p>
+      <w:pPr>
+        <w:pStyle w:val="CommentText"/>
+      </w:pPr>
+      <w:r>
+        <w:t>Basically, this graf just needs some more focus, as it feels like we jumping in DEEP by the end of page 1</w:t>
       </w:r>
     </w:p>
   </w:comment>
-  <w:comment w:id="33" w:author="terHorst, Casey  P" w:date="2026-06-01T14:32:00Z" w:initials="Ct">
+  <w:comment w:id="36" w:author="terHorst, Casey P" w:date="2026-06-02T11:01:00Z" w:initials="tCP">
     <w:p>
+      <w:pPr>
+        <w:pStyle w:val="CommentText"/>
+      </w:pPr>
       <w:r>
         <w:rPr>
           <w:rStyle w:val="CommentReference"/>
@@ -31061,16 +31175,15 @@
         <w:annotationRef/>
       </w:r>
       <w:r>
-        <w:rPr>
-          <w:sz w:val="20"/>
-          <w:szCs w:val="20"/>
-        </w:rPr>
-        <w:t>Seems like you're referring to some previous work in this graf, so be sure to reference it</w:t>
+        <w:t>I think you need to talk about rapid evolution in response to climate change before you jump into evolutionary indirect effects</w:t>
       </w:r>
     </w:p>
   </w:comment>
-  <w:comment w:id="34" w:author="terHorst, Casey  P" w:date="2026-06-01T14:36:00Z" w:initials="Ct">
+  <w:comment w:id="37" w:author="terHorst, Casey P" w:date="2026-06-02T11:04:00Z" w:initials="tCP">
     <w:p>
+      <w:pPr>
+        <w:pStyle w:val="CommentText"/>
+      </w:pPr>
       <w:r>
         <w:rPr>
           <w:rStyle w:val="CommentReference"/>
@@ -31078,15 +31191,15 @@
         <w:annotationRef/>
       </w:r>
       <w:r>
-        <w:rPr>
-          <w:sz w:val="20"/>
-          <w:szCs w:val="20"/>
-        </w:rPr>
-        <w:t>At some point, note the range, min, and max experienced by pitcher water (in Florida at least)</w:t>
+        <w:t>Hmm, what do you mean by prior adaptation?</w:t>
+      </w:r>
+      <w:r>
+        <w:br/>
+        <w:t>This made me think you’re talking about pre-adaptation (now called exaptation usually), but I’m not sure if you are or not</w:t>
       </w:r>
     </w:p>
   </w:comment>
-  <w:comment w:id="35" w:author="terHorst, Casey P" w:date="2026-06-02T10:53:00Z" w:initials="tCP">
+  <w:comment w:id="39" w:author="terHorst, Casey P" w:date="2026-06-02T11:13:00Z" w:initials="tCP">
     <w:p>
       <w:pPr>
         <w:pStyle w:val="CommentText"/>
@@ -31098,11 +31211,40 @@
         <w:annotationRef/>
       </w:r>
       <w:r>
-        <w:t>Ref? maybe a review? Also seems like you could spend a full graf on this first sentence</w:t>
+        <w:t>Although I understand most of what you’re saying in the previous few grafs, it feels a bit disorganized. Like, all of the info and examples are good, but the info doesn’t seem to flow well.</w:t>
+      </w:r>
+    </w:p>
+    <w:p>
+      <w:pPr>
+        <w:pStyle w:val="CommentText"/>
+      </w:pPr>
+    </w:p>
+    <w:p>
+      <w:pPr>
+        <w:pStyle w:val="CommentText"/>
+      </w:pPr>
+      <w:r>
+        <w:t>I wonder if you might try a reverse outline. Pull out the topic sentences from each of these grafs and see if they flow together. And if not, then re-arrange the order of ideas, or re-arrange the info to support each topic sentence</w:t>
+      </w:r>
+      <w:r>
+        <w:t>.</w:t>
+      </w:r>
+    </w:p>
+    <w:p>
+      <w:pPr>
+        <w:pStyle w:val="CommentText"/>
+      </w:pPr>
+    </w:p>
+    <w:p>
+      <w:pPr>
+        <w:pStyle w:val="CommentText"/>
+      </w:pPr>
+      <w:r>
+        <w:t>Would a diagram help? Or hurt?</w:t>
       </w:r>
     </w:p>
   </w:comment>
-  <w:comment w:id="36" w:author="terHorst, Casey P" w:date="2026-06-02T10:57:00Z" w:initials="tCP">
+  <w:comment w:id="38" w:author="terHorst, Casey P" w:date="2026-06-02T11:11:00Z" w:initials="tCP">
     <w:p>
       <w:pPr>
         <w:pStyle w:val="CommentText"/>
@@ -31114,11 +31256,11 @@
         <w:annotationRef/>
       </w:r>
       <w:r>
-        <w:t>Refs?</w:t>
+        <w:t>I think you’re trying to say that you want to get at the mechanism of the effect. Or identify the agent of selection (which in this case might be an indirect effect)</w:t>
       </w:r>
     </w:p>
   </w:comment>
-  <w:comment w:id="37" w:author="terHorst, Casey P" w:date="2026-06-02T10:59:00Z" w:initials="tCP">
+  <w:comment w:id="40" w:author="terHorst, Casey P" w:date="2026-06-02T11:12:00Z" w:initials="tCP">
     <w:p>
       <w:pPr>
         <w:pStyle w:val="CommentText"/>
@@ -31130,72 +31272,7 @@
         <w:annotationRef/>
       </w:r>
       <w:r>
-        <w:t>There are a lot of ideas in this one graf:</w:t>
-      </w:r>
-      <w:r>
-        <w:br/>
-        <w:t>-direct effects of climate change</w:t>
-      </w:r>
-      <w:r>
-        <w:br/>
-        <w:t>-indirect effects of climate change</w:t>
-      </w:r>
-      <w:r>
-        <w:br/>
-        <w:t>-designing experiments</w:t>
-      </w:r>
-      <w:r>
-        <w:br/>
-        <w:t xml:space="preserve">-most is about ecology, but some is about evolution. </w:t>
-      </w:r>
-    </w:p>
-    <w:p>
-      <w:pPr>
-        <w:pStyle w:val="CommentText"/>
-      </w:pPr>
-    </w:p>
-    <w:p>
-      <w:pPr>
-        <w:pStyle w:val="CommentText"/>
-      </w:pPr>
-      <w:r>
-        <w:t>Basically, this graf just needs some more focus, as it feels like we jumping in DEEP by the end of page 1</w:t>
-      </w:r>
-    </w:p>
-  </w:comment>
-  <w:comment w:id="38" w:author="terHorst, Casey P" w:date="2026-06-02T11:01:00Z" w:initials="tCP">
-    <w:p>
-      <w:pPr>
-        <w:pStyle w:val="CommentText"/>
-      </w:pPr>
-      <w:r>
-        <w:rPr>
-          <w:rStyle w:val="CommentReference"/>
-        </w:rPr>
-        <w:annotationRef/>
-      </w:r>
-      <w:r>
-        <w:t>I think you need to talk about rapid evolution in response to climate change before you jump into evolutionary indirect effects</w:t>
-      </w:r>
-    </w:p>
-  </w:comment>
-  <w:comment w:id="39" w:author="terHorst, Casey P" w:date="2026-06-02T11:04:00Z" w:initials="tCP">
-    <w:p>
-      <w:pPr>
-        <w:pStyle w:val="CommentText"/>
-      </w:pPr>
-      <w:r>
-        <w:rPr>
-          <w:rStyle w:val="CommentReference"/>
-        </w:rPr>
-        <w:annotationRef/>
-      </w:r>
-      <w:r>
-        <w:t>Hmm, what do you mean by prior adaptation?</w:t>
-      </w:r>
-      <w:r>
-        <w:br/>
-        <w:t>This made me think you’re talking about pre-adaptation (now called exaptation usually), but I’m not sure if you are or not</w:t>
+        <w:t>I don’t think you necessarily need to justify the system as ideal for testing the question, cuz in reality, there are probably a lot of them. I think you can just pivot to the system</w:t>
       </w:r>
     </w:p>
   </w:comment>
@@ -31211,40 +31288,11 @@
         <w:annotationRef/>
       </w:r>
       <w:r>
-        <w:t>Although I understand most of what you’re saying in the previous few grafs, it feels a bit disorganized. Like, all of the info and examples are good, but the info doesn’t seem to flow well.</w:t>
-      </w:r>
-    </w:p>
-    <w:p>
-      <w:pPr>
-        <w:pStyle w:val="CommentText"/>
-      </w:pPr>
-    </w:p>
-    <w:p>
-      <w:pPr>
-        <w:pStyle w:val="CommentText"/>
-      </w:pPr>
-      <w:r>
-        <w:t>I wonder if you might try a reverse outline. Pull out the topic sentences from each of these grafs and see if they flow together. And if not, then re-arrange the order of ideas, or re-arrange the info to support each topic sentence</w:t>
-      </w:r>
-      <w:r>
-        <w:t>.</w:t>
-      </w:r>
-    </w:p>
-    <w:p>
-      <w:pPr>
-        <w:pStyle w:val="CommentText"/>
-      </w:pPr>
-    </w:p>
-    <w:p>
-      <w:pPr>
-        <w:pStyle w:val="CommentText"/>
-      </w:pPr>
-      <w:r>
-        <w:t>Would a diagram help? Or hurt?</w:t>
+        <w:t>Awkward to repeat back to back. Reword somehow?</w:t>
       </w:r>
     </w:p>
   </w:comment>
-  <w:comment w:id="40" w:author="terHorst, Casey P" w:date="2026-06-02T11:11:00Z" w:initials="tCP">
+  <w:comment w:id="43" w:author="terHorst, Casey P" w:date="2026-06-02T11:22:00Z" w:initials="tCP">
     <w:p>
       <w:pPr>
         <w:pStyle w:val="CommentText"/>
@@ -31256,11 +31304,11 @@
         <w:annotationRef/>
       </w:r>
       <w:r>
-        <w:t>I think you’re trying to say that you want to get at the mechanism of the effect. Or identify the agent of selection (which in this case might be an indirect effect)</w:t>
+        <w:t>Same comments as Ch 1 in same graf</w:t>
       </w:r>
     </w:p>
   </w:comment>
-  <w:comment w:id="42" w:author="terHorst, Casey P" w:date="2026-06-02T11:12:00Z" w:initials="tCP">
+  <w:comment w:id="44" w:author="terHorst, Casey P" w:date="2026-06-02T11:26:00Z" w:initials="tCP">
     <w:p>
       <w:pPr>
         <w:pStyle w:val="CommentText"/>
@@ -31272,11 +31320,11 @@
         <w:annotationRef/>
       </w:r>
       <w:r>
-        <w:t>I don’t think you necessarily need to justify the system as ideal for testing the question, cuz in reality, there are probably a lot of them. I think you can just pivot to the system</w:t>
+        <w:t>I can’t remember if you measured traits at the beginning of the experiment or just at the end. If you have initial data, we should think about incorporating that?</w:t>
       </w:r>
     </w:p>
   </w:comment>
-  <w:comment w:id="43" w:author="terHorst, Casey P" w:date="2026-06-02T11:13:00Z" w:initials="tCP">
+  <w:comment w:id="45" w:author="Mendelson, Alex" w:date="2026-06-04T11:17:00Z" w:initials="AM">
     <w:p>
       <w:pPr>
         <w:pStyle w:val="CommentText"/>
@@ -31288,11 +31336,11 @@
         <w:annotationRef/>
       </w:r>
       <w:r>
-        <w:t>Awkward to repeat back to back. Reword somehow?</w:t>
+        <w:t>I don’t have initial size data for these mixed cultures, because they’re essentially an equal mix of all 17 clones and I have data for those clones. I think at the time we decided I could compare the previously-measured average size of all clones to the final size data from this. Not sure if that would be a fair comparison though.</w:t>
       </w:r>
     </w:p>
   </w:comment>
-  <w:comment w:id="45" w:author="terHorst, Casey P" w:date="2026-06-02T11:22:00Z" w:initials="tCP">
+  <w:comment w:id="46" w:author="terHorst, Casey P" w:date="2026-06-02T11:52:00Z" w:initials="tCP">
     <w:p>
       <w:pPr>
         <w:pStyle w:val="CommentText"/>
@@ -31304,11 +31352,11 @@
         <w:annotationRef/>
       </w:r>
       <w:r>
-        <w:t>Same comments as Ch 1 in same graf</w:t>
+        <w:t>How many replicates? Or the original 10 cultures are the replicates? Point that out somewhere</w:t>
       </w:r>
     </w:p>
   </w:comment>
-  <w:comment w:id="46" w:author="terHorst, Casey P" w:date="2026-06-02T11:26:00Z" w:initials="tCP">
+  <w:comment w:id="47" w:author="terHorst, Casey P" w:date="2026-06-02T11:30:00Z" w:initials="tCP">
     <w:p>
       <w:pPr>
         <w:pStyle w:val="CommentText"/>
@@ -31320,11 +31368,11 @@
         <w:annotationRef/>
       </w:r>
       <w:r>
-        <w:t>I can’t remember if you measured traits at the beginning of the experiment or just at the end. If you have initial data, we should think about incorporating that?</w:t>
+        <w:t>Slightly confusing because this comp treatment is slightly different than above (I think?), so you should point that out</w:t>
       </w:r>
     </w:p>
   </w:comment>
-  <w:comment w:id="47" w:author="Mendelson, Alex" w:date="2026-06-04T11:17:00Z" w:initials="AM">
+  <w:comment w:id="48" w:author="terHorst, Casey P" w:date="2026-06-02T11:32:00Z" w:initials="tCP">
     <w:p>
       <w:pPr>
         <w:pStyle w:val="CommentText"/>
@@ -31336,11 +31384,11 @@
         <w:annotationRef/>
       </w:r>
       <w:r>
-        <w:t>I don’t have initial size data for these mixed cultures, because they’re essentially an equal mix of all 17 clones and I have data for those clones. I think at the time we decided I could compare the previously-measured average size of all clones to the final size data from this. Not sure if that would be a fair comparison though.</w:t>
+        <w:t>Maybe explain what the levels are for the rotifer measures above?</w:t>
       </w:r>
     </w:p>
   </w:comment>
-  <w:comment w:id="48" w:author="terHorst, Casey P" w:date="2026-06-02T11:52:00Z" w:initials="tCP">
+  <w:comment w:id="49" w:author="terHorst, Casey P" w:date="2026-06-02T11:47:00Z" w:initials="tCP">
     <w:p>
       <w:pPr>
         <w:pStyle w:val="CommentText"/>
@@ -31352,11 +31400,11 @@
         <w:annotationRef/>
       </w:r>
       <w:r>
-        <w:t>How many replicates? Or the original 10 cultures are the replicates? Point that out somewhere</w:t>
+        <w:t>Make this into a separate graf, cuz I need to know about all of the non-sig effects and interactions, etc</w:t>
       </w:r>
     </w:p>
   </w:comment>
-  <w:comment w:id="49" w:author="terHorst, Casey P" w:date="2026-06-02T11:30:00Z" w:initials="tCP">
+  <w:comment w:id="50" w:author="terHorst, Casey P" w:date="2026-06-02T11:58:00Z" w:initials="tCP">
     <w:p>
       <w:pPr>
         <w:pStyle w:val="CommentText"/>
@@ -31368,11 +31416,11 @@
         <w:annotationRef/>
       </w:r>
       <w:r>
-        <w:t>Slightly confusing because this comp treatment is slightly different than above (I think?), so you should point that out</w:t>
+        <w:t>Be sure to address this in the Discussion if you haven’t already. There’s an additional indirect effect here in that change in temp results in more intraspecific comp</w:t>
       </w:r>
     </w:p>
   </w:comment>
-  <w:comment w:id="50" w:author="terHorst, Casey P" w:date="2026-06-02T11:32:00Z" w:initials="tCP">
+  <w:comment w:id="51" w:author="terHorst, Casey P" w:date="2026-06-02T12:02:00Z" w:initials="tCP">
     <w:p>
       <w:pPr>
         <w:pStyle w:val="CommentText"/>
@@ -31384,11 +31432,11 @@
         <w:annotationRef/>
       </w:r>
       <w:r>
-        <w:t>Maybe explain what the levels are for the rotifer measures above?</w:t>
+        <w:t>This is so nicely succinct. I wish a similar or same sentence was in the Intro</w:t>
       </w:r>
     </w:p>
   </w:comment>
-  <w:comment w:id="51" w:author="terHorst, Casey P" w:date="2026-06-02T11:47:00Z" w:initials="tCP">
+  <w:comment w:id="52" w:author="terHorst, Casey P" w:date="2026-06-02T12:04:00Z" w:initials="tCP">
     <w:p>
       <w:pPr>
         <w:pStyle w:val="CommentText"/>
@@ -31400,11 +31448,11 @@
         <w:annotationRef/>
       </w:r>
       <w:r>
-        <w:t>Make this into a separate graf, cuz I need to know about all of the non-sig effects and interactions, etc</w:t>
+        <w:t>Didn’t understand what this means. Delete?</w:t>
       </w:r>
     </w:p>
   </w:comment>
-  <w:comment w:id="52" w:author="terHorst, Casey P" w:date="2026-06-02T11:58:00Z" w:initials="tCP">
+  <w:comment w:id="53" w:author="terHorst, Casey P" w:date="2026-06-02T12:06:00Z" w:initials="tCP">
     <w:p>
       <w:pPr>
         <w:pStyle w:val="CommentText"/>
@@ -31416,11 +31464,11 @@
         <w:annotationRef/>
       </w:r>
       <w:r>
-        <w:t>Be sure to address this in the Discussion if you haven’t already. There’s an additional indirect effect here in that change in temp results in more intraspecific comp</w:t>
+        <w:t>Point out what it is more clearly</w:t>
       </w:r>
     </w:p>
   </w:comment>
-  <w:comment w:id="53" w:author="terHorst, Casey P" w:date="2026-06-02T12:02:00Z" w:initials="tCP">
+  <w:comment w:id="54" w:author="terHorst, Casey P" w:date="2026-06-02T12:06:00Z" w:initials="tCP">
     <w:p>
       <w:pPr>
         <w:pStyle w:val="CommentText"/>
@@ -31432,11 +31480,11 @@
         <w:annotationRef/>
       </w:r>
       <w:r>
-        <w:t>This is so nicely succinct. I wish a similar or same sentence was in the Intro</w:t>
+        <w:t>What do you mean by supported evolution. Awkward phrasing</w:t>
       </w:r>
     </w:p>
   </w:comment>
-  <w:comment w:id="54" w:author="terHorst, Casey P" w:date="2026-06-02T12:04:00Z" w:initials="tCP">
+  <w:comment w:id="55" w:author="terHorst, Casey P" w:date="2026-06-02T12:07:00Z" w:initials="tCP">
     <w:p>
       <w:pPr>
         <w:pStyle w:val="CommentText"/>
@@ -31448,11 +31496,11 @@
         <w:annotationRef/>
       </w:r>
       <w:r>
-        <w:t>Didn’t understand what this means. Delete?</w:t>
+        <w:t>“establishment”? there’s prob a better way to say this. I think you just mean “temperature”</w:t>
       </w:r>
     </w:p>
   </w:comment>
-  <w:comment w:id="55" w:author="terHorst, Casey P" w:date="2026-06-02T12:06:00Z" w:initials="tCP">
+  <w:comment w:id="56" w:author="terHorst, Casey P" w:date="2026-06-02T12:14:00Z" w:initials="tCP">
     <w:p>
       <w:pPr>
         <w:pStyle w:val="CommentText"/>
@@ -31464,11 +31512,11 @@
         <w:annotationRef/>
       </w:r>
       <w:r>
-        <w:t>Point out what it is more clearly</w:t>
+        <w:t>Sister usually refers to closely related taxa, so not appropriate here</w:t>
       </w:r>
     </w:p>
   </w:comment>
-  <w:comment w:id="56" w:author="terHorst, Casey P" w:date="2026-06-02T12:06:00Z" w:initials="tCP">
+  <w:comment w:id="57" w:author="terHorst, Casey P" w:date="2026-06-02T12:14:00Z" w:initials="tCP">
     <w:p>
       <w:pPr>
         <w:pStyle w:val="CommentText"/>
@@ -31480,11 +31528,11 @@
         <w:annotationRef/>
       </w:r>
       <w:r>
-        <w:t>What do you mean by supported evolution. Awkward phrasing</w:t>
+        <w:t>Although I think you want to discuss this result. It seems like there IS a difference between temps, but there isn’t enough statistical power to detect it. Describe how the pattern is different at each temp (I think you report this accurately in the results, but you want to get into the well yeah but in the discussion)</w:t>
       </w:r>
     </w:p>
   </w:comment>
-  <w:comment w:id="57" w:author="terHorst, Casey P" w:date="2026-06-02T12:07:00Z" w:initials="tCP">
+  <w:comment w:id="58" w:author="terHorst, Casey P" w:date="2026-06-02T12:16:00Z" w:initials="tCP">
     <w:p>
       <w:pPr>
         <w:pStyle w:val="CommentText"/>
@@ -31496,11 +31544,11 @@
         <w:annotationRef/>
       </w:r>
       <w:r>
-        <w:t>“establishment”? there’s prob a better way to say this. I think you just mean “temperature”</w:t>
+        <w:t>I didn’t understand the point you’re trying to make</w:t>
       </w:r>
     </w:p>
   </w:comment>
-  <w:comment w:id="58" w:author="terHorst, Casey P" w:date="2026-06-02T12:14:00Z" w:initials="tCP">
+  <w:comment w:id="59" w:author="terHorst, Casey P" w:date="2026-06-02T12:18:00Z" w:initials="tCP">
     <w:p>
       <w:pPr>
         <w:pStyle w:val="CommentText"/>
@@ -31512,11 +31560,11 @@
         <w:annotationRef/>
       </w:r>
       <w:r>
-        <w:t>Sister usually refers to closely related taxa, so not appropriate here</w:t>
+        <w:t>It sounds like you’re stating this as fact, but make sure to use “may” or “might” to indicate that it’s speculation</w:t>
       </w:r>
     </w:p>
   </w:comment>
-  <w:comment w:id="59" w:author="terHorst, Casey P" w:date="2026-06-02T12:14:00Z" w:initials="tCP">
+  <w:comment w:id="60" w:author="terHorst, Casey P" w:date="2026-06-02T12:22:00Z" w:initials="tCP">
     <w:p>
       <w:pPr>
         <w:pStyle w:val="CommentText"/>
@@ -31528,11 +31576,11 @@
         <w:annotationRef/>
       </w:r>
       <w:r>
-        <w:t>Although I think you want to discuss this result. It seems like there IS a difference between temps, but there isn’t enough statistical power to detect it. Describe how the pattern is different at each temp (I think you report this accurately in the results, but you want to get into the well yeah but in the discussion)</w:t>
+        <w:t>Maybe less inter results in more inter, so overall comp is the same?</w:t>
       </w:r>
     </w:p>
   </w:comment>
-  <w:comment w:id="60" w:author="terHorst, Casey P" w:date="2026-06-02T12:16:00Z" w:initials="tCP">
+  <w:comment w:id="61" w:author="terHorst, Casey P" w:date="2026-06-02T12:28:00Z" w:initials="tCP">
     <w:p>
       <w:pPr>
         <w:pStyle w:val="CommentText"/>
@@ -31544,11 +31592,11 @@
         <w:annotationRef/>
       </w:r>
       <w:r>
-        <w:t>I didn’t understand the point you’re trying to make</w:t>
+        <w:t>I don’t get where the competition comes in here</w:t>
       </w:r>
     </w:p>
   </w:comment>
-  <w:comment w:id="61" w:author="terHorst, Casey P" w:date="2026-06-02T12:18:00Z" w:initials="tCP">
+  <w:comment w:id="62" w:author="Mendelson, Alex" w:date="2026-06-04T11:31:00Z" w:initials="AM">
     <w:p>
       <w:pPr>
         <w:pStyle w:val="CommentText"/>
@@ -31560,11 +31608,11 @@
         <w:annotationRef/>
       </w:r>
       <w:r>
-        <w:t>It sounds like you’re stating this as fact, but make sure to use “may” or “might” to indicate that it’s speculation</w:t>
+        <w:t>Was missing “during competition”</w:t>
       </w:r>
     </w:p>
   </w:comment>
-  <w:comment w:id="62" w:author="terHorst, Casey P" w:date="2026-06-02T12:22:00Z" w:initials="tCP">
+  <w:comment w:id="63" w:author="terHorst, Casey P" w:date="2026-06-02T12:29:00Z" w:initials="tCP">
     <w:p>
       <w:pPr>
         <w:pStyle w:val="CommentText"/>
@@ -31576,59 +31624,11 @@
         <w:annotationRef/>
       </w:r>
       <w:r>
-        <w:t>Maybe less inter results in more inter, so overall comp is the same?</w:t>
+        <w:t>Already said above, but maybe better to say here instead</w:t>
       </w:r>
     </w:p>
   </w:comment>
-  <w:comment w:id="63" w:author="terHorst, Casey P" w:date="2026-06-02T12:28:00Z" w:initials="tCP">
-    <w:p>
-      <w:pPr>
-        <w:pStyle w:val="CommentText"/>
-      </w:pPr>
-      <w:r>
-        <w:rPr>
-          <w:rStyle w:val="CommentReference"/>
-        </w:rPr>
-        <w:annotationRef/>
-      </w:r>
-      <w:r>
-        <w:t>I don’t get where the competition comes in here</w:t>
-      </w:r>
-    </w:p>
-  </w:comment>
-  <w:comment w:id="64" w:author="Mendelson, Alex" w:date="2026-06-04T11:31:00Z" w:initials="AM">
-    <w:p>
-      <w:pPr>
-        <w:pStyle w:val="CommentText"/>
-      </w:pPr>
-      <w:r>
-        <w:rPr>
-          <w:rStyle w:val="CommentReference"/>
-        </w:rPr>
-        <w:annotationRef/>
-      </w:r>
-      <w:r>
-        <w:t>Was missing “during competition”</w:t>
-      </w:r>
-    </w:p>
-  </w:comment>
-  <w:comment w:id="65" w:author="terHorst, Casey P" w:date="2026-06-02T12:29:00Z" w:initials="tCP">
-    <w:p>
-      <w:pPr>
-        <w:pStyle w:val="CommentText"/>
-      </w:pPr>
-      <w:r>
-        <w:rPr>
-          <w:rStyle w:val="CommentReference"/>
-        </w:rPr>
-        <w:annotationRef/>
-      </w:r>
-      <w:r>
-        <w:t>Already said above, but maybe better to say here instead</w:t>
-      </w:r>
-    </w:p>
-  </w:comment>
-  <w:comment w:id="66" w:author="terHorst, Casey P" w:date="2026-06-02T12:30:00Z" w:initials="tCP">
+  <w:comment w:id="64" w:author="terHorst, Casey P" w:date="2026-06-02T12:30:00Z" w:initials="tCP">
     <w:p>
       <w:pPr>
         <w:pStyle w:val="CommentText"/>
@@ -31653,8 +31653,6 @@
 <file path=word/commentsExtended.xml><?xml version="1.0" encoding="utf-8"?>
 <w15:commentsEx xmlns:wpc="http://schemas.microsoft.com/office/word/2010/wordprocessingCanvas" xmlns:cx="http://schemas.microsoft.com/office/drawing/2014/chartex" xmlns:cx1="http://schemas.microsoft.com/office/drawing/2015/9/8/chartex" xmlns:cx2="http://schemas.microsoft.com/office/drawing/2015/10/21/chartex" xmlns:cx3="http://schemas.microsoft.com/office/drawing/2016/5/9/chartex" xmlns:cx4="http://schemas.microsoft.com/office/drawing/2016/5/10/chartex" xmlns:cx5="http://schemas.microsoft.com/office/drawing/2016/5/11/chartex" xmlns:cx6="http://schemas.microsoft.com/office/drawing/2016/5/12/chartex" xmlns:cx7="http://schemas.microsoft.com/office/drawing/2016/5/13/chartex" xmlns:cx8="http://schemas.microsoft.com/office/drawing/2016/5/14/chartex" xmlns:mc="http://schemas.openxmlformats.org/markup-compatibility/2006" xmlns:aink="http://schemas.microsoft.com/office/drawing/2016/ink" xmlns:am3d="http://schemas.microsoft.com/office/drawing/2017/model3d" xmlns:o="urn:schemas-microsoft-com:office:office" xmlns:oel="http://schemas.microsoft.com/office/2019/extlst" xmlns:r="http://schemas.openxmlformats.org/officeDocument/2006/relationships" xmlns:m="http://schemas.openxmlformats.org/officeDocument/2006/math" xmlns:v="urn:schemas-microsoft-com:vml" xmlns:wp14="http://schemas.microsoft.com/office/word/2010/wordprocessingDrawing" xmlns:wp="http://schemas.openxmlformats.org/drawingml/2006/wordprocessingDrawing" xmlns:w10="urn:schemas-microsoft-com:office:word" xmlns:w="http://schemas.openxmlformats.org/wordprocessingml/2006/main" xmlns:w14="http://schemas.microsoft.com/office/word/2010/wordml" xmlns:w15="http://schemas.microsoft.com/office/word/2012/wordml" xmlns:w16cex="http://schemas.microsoft.com/office/word/2018/wordml/cex" xmlns:w16cid="http://schemas.microsoft.com/office/word/2016/wordml/cid" xmlns:w16="http://schemas.microsoft.com/office/word/2018/wordml" xmlns:w16du="http://schemas.microsoft.com/office/word/2023/wordml/word16du" xmlns:w16sdtdh="http://schemas.microsoft.com/office/word/2020/wordml/sdtdatahash" xmlns:w16sdtfl="http://schemas.microsoft.com/office/word/2024/wordml/sdtformatlock" xmlns:w16se="http://schemas.microsoft.com/office/word/2015/wordml/symex" xmlns:wpg="http://schemas.microsoft.com/office/word/2010/wordprocessingGroup" xmlns:wpi="http://schemas.microsoft.com/office/word/2010/wordprocessingInk" xmlns:wne="http://schemas.microsoft.com/office/word/2006/wordml" xmlns:wps="http://schemas.microsoft.com/office/word/2010/wordprocessingShape" mc:Ignorable="w14 w15 w16se w16cid w16 w16cex w16sdtdh w16sdtfl w16du wp14">
   <w15:commentEx w15:paraId="7892148D" w15:done="1"/>
-  <w15:commentEx w15:paraId="4A073007" w15:done="0"/>
-  <w15:commentEx w15:paraId="52C437A2" w15:done="1"/>
   <w15:commentEx w15:paraId="7978B91F" w15:done="0"/>
   <w15:commentEx w15:paraId="153115BD" w15:done="0"/>
   <w15:commentEx w15:paraId="55CD4D2C" w15:done="0"/>
@@ -31724,8 +31722,6 @@
 <file path=word/commentsExtensible.xml><?xml version="1.0" encoding="utf-8"?>
 <w16cex:commentsExtensible xmlns:wpc="http://schemas.microsoft.com/office/word/2010/wordprocessingCanvas" xmlns:cx="http://schemas.microsoft.com/office/drawing/2014/chartex" xmlns:cx1="http://schemas.microsoft.com/office/drawing/2015/9/8/chartex" xmlns:cx2="http://schemas.microsoft.com/office/drawing/2015/10/21/chartex" xmlns:cx3="http://schemas.microsoft.com/office/drawing/2016/5/9/chartex" xmlns:cx4="http://schemas.microsoft.com/office/drawing/2016/5/10/chartex" xmlns:cx5="http://schemas.microsoft.com/office/drawing/2016/5/11/chartex" xmlns:cx6="http://schemas.microsoft.com/office/drawing/2016/5/12/chartex" xmlns:cx7="http://schemas.microsoft.com/office/drawing/2016/5/13/chartex" xmlns:cx8="http://schemas.microsoft.com/office/drawing/2016/5/14/chartex" xmlns:cr="http://schemas.microsoft.com/office/comments/2020/reactions" xmlns:mc="http://schemas.openxmlformats.org/markup-compatibility/2006" xmlns:aink="http://schemas.microsoft.com/office/drawing/2016/ink" xmlns:am3d="http://schemas.microsoft.com/office/drawing/2017/model3d" xmlns:o="urn:schemas-microsoft-com:office:office" xmlns:oel="http://schemas.microsoft.com/office/2019/extlst" xmlns:r="http://schemas.openxmlformats.org/officeDocument/2006/relationships" xmlns:m="http://schemas.openxmlformats.org/officeDocument/2006/math" xmlns:v="urn:schemas-microsoft-com:vml" xmlns:wp14="http://schemas.microsoft.com/office/word/2010/wordprocessingDrawing" xmlns:wp="http://schemas.openxmlformats.org/drawingml/2006/wordprocessingDrawing" xmlns:w10="urn:schemas-microsoft-com:office:word" xmlns:w="http://schemas.openxmlformats.org/wordprocessingml/2006/main" xmlns:w14="http://schemas.microsoft.com/office/word/2010/wordml" xmlns:w15="http://schemas.microsoft.com/office/word/2012/wordml" xmlns:w16cex="http://schemas.microsoft.com/office/word/2018/wordml/cex" xmlns:w16cid="http://schemas.microsoft.com/office/word/2016/wordml/cid" xmlns:w16="http://schemas.microsoft.com/office/word/2018/wordml" xmlns:w16du="http://schemas.microsoft.com/office/word/2023/wordml/word16du" xmlns:w16sdtdh="http://schemas.microsoft.com/office/word/2020/wordml/sdtdatahash" xmlns:w16sdtfl="http://schemas.microsoft.com/office/word/2024/wordml/sdtformatlock" xmlns:w16se="http://schemas.microsoft.com/office/word/2015/wordml/symex" xmlns:wpg="http://schemas.microsoft.com/office/word/2010/wordprocessingGroup" xmlns:wpi="http://schemas.microsoft.com/office/word/2010/wordprocessingInk" xmlns:wne="http://schemas.microsoft.com/office/word/2006/wordml" xmlns:wps="http://schemas.microsoft.com/office/word/2010/wordprocessingShape" mc:Ignorable="w14 w15 w16se w16cid w16 w16cex w16sdtdh w16sdtfl cr w16du wp14">
   <w16cex:commentExtensible w16cex:durableId="28E8EA75" w16cex:dateUtc="2026-06-01T19:47:00Z"/>
-  <w16cex:commentExtensible w16cex:durableId="340123F7" w16cex:dateUtc="2026-06-01T19:54:00Z"/>
-  <w16cex:commentExtensible w16cex:durableId="57238FC9" w16cex:dateUtc="2026-06-01T19:53:00Z"/>
   <w16cex:commentExtensible w16cex:durableId="7DE76688" w16cex:dateUtc="2026-06-01T19:55:00Z"/>
   <w16cex:commentExtensible w16cex:durableId="214A9819" w16cex:dateUtc="2026-06-01T20:03:00Z"/>
   <w16cex:commentExtensible w16cex:durableId="621962BE" w16cex:dateUtc="2026-06-01T19:58:00Z"/>
@@ -31795,8 +31791,6 @@
 <file path=word/commentsIds.xml><?xml version="1.0" encoding="utf-8"?>
 <w16cid:commentsIds xmlns:wpc="http://schemas.microsoft.com/office/word/2010/wordprocessingCanvas" xmlns:cx="http://schemas.microsoft.com/office/drawing/2014/chartex" xmlns:cx1="http://schemas.microsoft.com/office/drawing/2015/9/8/chartex" xmlns:cx2="http://schemas.microsoft.com/office/drawing/2015/10/21/chartex" xmlns:cx3="http://schemas.microsoft.com/office/drawing/2016/5/9/chartex" xmlns:cx4="http://schemas.microsoft.com/office/drawing/2016/5/10/chartex" xmlns:cx5="http://schemas.microsoft.com/office/drawing/2016/5/11/chartex" xmlns:cx6="http://schemas.microsoft.com/office/drawing/2016/5/12/chartex" xmlns:cx7="http://schemas.microsoft.com/office/drawing/2016/5/13/chartex" xmlns:cx8="http://schemas.microsoft.com/office/drawing/2016/5/14/chartex" xmlns:mc="http://schemas.openxmlformats.org/markup-compatibility/2006" xmlns:aink="http://schemas.microsoft.com/office/drawing/2016/ink" xmlns:am3d="http://schemas.microsoft.com/office/drawing/2017/model3d" xmlns:o="urn:schemas-microsoft-com:office:office" xmlns:oel="http://schemas.microsoft.com/office/2019/extlst" xmlns:r="http://schemas.openxmlformats.org/officeDocument/2006/relationships" xmlns:m="http://schemas.openxmlformats.org/officeDocument/2006/math" xmlns:v="urn:schemas-microsoft-com:vml" xmlns:wp14="http://schemas.microsoft.com/office/word/2010/wordprocessingDrawing" xmlns:wp="http://schemas.openxmlformats.org/drawingml/2006/wordprocessingDrawing" xmlns:w10="urn:schemas-microsoft-com:office:word" xmlns:w="http://schemas.openxmlformats.org/wordprocessingml/2006/main" xmlns:w14="http://schemas.microsoft.com/office/word/2010/wordml" xmlns:w15="http://schemas.microsoft.com/office/word/2012/wordml" xmlns:w16cex="http://schemas.microsoft.com/office/word/2018/wordml/cex" xmlns:w16cid="http://schemas.microsoft.com/office/word/2016/wordml/cid" xmlns:w16="http://schemas.microsoft.com/office/word/2018/wordml" xmlns:w16du="http://schemas.microsoft.com/office/word/2023/wordml/word16du" xmlns:w16sdtdh="http://schemas.microsoft.com/office/word/2020/wordml/sdtdatahash" xmlns:w16sdtfl="http://schemas.microsoft.com/office/word/2024/wordml/sdtformatlock" xmlns:w16se="http://schemas.microsoft.com/office/word/2015/wordml/symex" xmlns:wpg="http://schemas.microsoft.com/office/word/2010/wordprocessingGroup" xmlns:wpi="http://schemas.microsoft.com/office/word/2010/wordprocessingInk" xmlns:wne="http://schemas.microsoft.com/office/word/2006/wordml" xmlns:wps="http://schemas.microsoft.com/office/word/2010/wordprocessingShape" mc:Ignorable="w14 w15 w16se w16cid w16 w16cex w16sdtdh w16sdtfl w16du wp14">
   <w16cid:commentId w16cid:paraId="7892148D" w16cid:durableId="28E8EA75"/>
-  <w16cid:commentId w16cid:paraId="4A073007" w16cid:durableId="340123F7"/>
-  <w16cid:commentId w16cid:paraId="52C437A2" w16cid:durableId="57238FC9"/>
   <w16cid:commentId w16cid:paraId="7978B91F" w16cid:durableId="7DE76688"/>
   <w16cid:commentId w16cid:paraId="153115BD" w16cid:durableId="214A9819"/>
   <w16cid:commentId w16cid:paraId="55CD4D2C" w16cid:durableId="621962BE"/>

--- a/documents/thesis manuscript/mendelson_thesis_draft2.docx
+++ b/documents/thesis manuscript/mendelson_thesis_draft2.docx
@@ -716,6 +716,21 @@
         <w:rPr>
           <w:rFonts w:ascii="Times New Roman" w:hAnsi="Times New Roman" w:cs="Times New Roman"/>
         </w:rPr>
+        <w:t xml:space="preserve">[examples of temperature traits]. </w:t>
+      </w:r>
+    </w:p>
+    <w:p>
+      <w:pPr>
+        <w:spacing w:after="0" w:line="480" w:lineRule="auto"/>
+        <w:ind w:firstLine="720"/>
+        <w:rPr>
+          <w:rFonts w:ascii="Times New Roman" w:hAnsi="Times New Roman" w:cs="Times New Roman"/>
+        </w:rPr>
+      </w:pPr>
+      <w:r>
+        <w:rPr>
+          <w:rFonts w:ascii="Times New Roman" w:hAnsi="Times New Roman" w:cs="Times New Roman"/>
+        </w:rPr>
         <w:t xml:space="preserve">The effects of such traits on thermal tolerance have </w:t>
       </w:r>
       <w:commentRangeStart w:id="1"/>
@@ -817,6 +832,7 @@
         <w:rPr>
           <w:rFonts w:ascii="Times New Roman" w:hAnsi="Times New Roman" w:cs="Times New Roman"/>
         </w:rPr>
+        <w:lastRenderedPageBreak/>
         <w:t xml:space="preserve">differ not only in trait values, but also in </w:t>
       </w:r>
       <w:r>
@@ -865,14 +881,13 @@
         <w:rPr>
           <w:rFonts w:ascii="Times New Roman" w:hAnsi="Times New Roman" w:cs="Times New Roman"/>
         </w:rPr>
-        <w:t xml:space="preserve"> an </w:t>
-      </w:r>
-      <w:r>
-        <w:rPr>
-          <w:rFonts w:ascii="Times New Roman" w:hAnsi="Times New Roman" w:cs="Times New Roman"/>
-        </w:rPr>
-        <w:lastRenderedPageBreak/>
-        <w:t>additional dimension of variation that may contribute to adaptive potential</w:t>
+        <w:t xml:space="preserve"> an additional dimension of variation that may contribute to </w:t>
+      </w:r>
+      <w:r>
+        <w:rPr>
+          <w:rFonts w:ascii="Times New Roman" w:hAnsi="Times New Roman" w:cs="Times New Roman"/>
+        </w:rPr>
+        <w:t>evolvability</w:t>
       </w:r>
       <w:r>
         <w:rPr>
@@ -891,6 +906,12 @@
           <w:rFonts w:ascii="Times New Roman" w:hAnsi="Times New Roman" w:cs="Times New Roman"/>
         </w:rPr>
         <w:t xml:space="preserve"> </w:t>
+      </w:r>
+      <w:r>
+        <w:rPr>
+          <w:rFonts w:ascii="Times New Roman" w:hAnsi="Times New Roman" w:cs="Times New Roman"/>
+        </w:rPr>
+        <w:t xml:space="preserve">[examples of the importance of plasticity]. </w:t>
       </w:r>
       <w:r>
         <w:rPr>
@@ -1105,6 +1126,12 @@
         <w:rPr>
           <w:rFonts w:ascii="Times New Roman" w:hAnsi="Times New Roman" w:cs="Times New Roman"/>
         </w:rPr>
+        <w:t xml:space="preserve"> (Thompson, 2019)</w:t>
+      </w:r>
+      <w:r>
+        <w:rPr>
+          <w:rFonts w:ascii="Times New Roman" w:hAnsi="Times New Roman" w:cs="Times New Roman"/>
+        </w:rPr>
         <w:t xml:space="preserve">. </w:t>
       </w:r>
       <w:commentRangeStart w:id="6"/>
@@ -1166,12 +1193,24 @@
         </w:rPr>
         <w:t xml:space="preserve"> documented broadly across taxa and traits (Messier et al. 2010; Siefert et al. 2015). The structure of variation in temperature response is particularly consequential for </w:t>
       </w:r>
+      <w:r>
+        <w:rPr>
+          <w:rFonts w:ascii="Times New Roman" w:hAnsi="Times New Roman" w:cs="Times New Roman"/>
+        </w:rPr>
+        <w:t>evolvability</w:t>
+      </w:r>
+      <w:r>
+        <w:rPr>
+          <w:rFonts w:ascii="Times New Roman" w:hAnsi="Times New Roman" w:cs="Times New Roman"/>
+        </w:rPr>
+        <w:t xml:space="preserve">, since the spatial scale at which variation resides shapes how effectively selection can </w:t>
+      </w:r>
       <w:commentRangeStart w:id="7"/>
       <w:r>
         <w:rPr>
           <w:rFonts w:ascii="Times New Roman" w:hAnsi="Times New Roman" w:cs="Times New Roman"/>
         </w:rPr>
-        <w:t>adaptive potential</w:t>
+        <w:t xml:space="preserve">drive rapid adaptation </w:t>
       </w:r>
       <w:commentRangeEnd w:id="7"/>
       <w:r>
@@ -1187,14 +1226,282 @@
         <w:rPr>
           <w:rFonts w:ascii="Times New Roman" w:hAnsi="Times New Roman" w:cs="Times New Roman"/>
         </w:rPr>
-        <w:t xml:space="preserve">, since the spatial scale at which variation resides shapes how effectively selection can </w:t>
+        <w:t xml:space="preserve">to environmental change (Baumann and Conover 2011; Buckley and Kingsolver 2021). In spatially structured populations, therefore, assessing </w:t>
+      </w:r>
+      <w:r>
+        <w:rPr>
+          <w:rFonts w:ascii="Times New Roman" w:hAnsi="Times New Roman" w:cs="Times New Roman"/>
+        </w:rPr>
+        <w:t>evolvability</w:t>
+      </w:r>
+      <w:r>
+        <w:rPr>
+          <w:rFonts w:ascii="Times New Roman" w:hAnsi="Times New Roman" w:cs="Times New Roman"/>
+        </w:rPr>
+        <w:t xml:space="preserve"> requires understanding how variance in thermal </w:t>
+      </w:r>
+      <w:r>
+        <w:rPr>
+          <w:rFonts w:ascii="Times New Roman" w:hAnsi="Times New Roman" w:cs="Times New Roman"/>
+        </w:rPr>
+        <w:t>response</w:t>
+      </w:r>
+      <w:r>
+        <w:rPr>
+          <w:rFonts w:ascii="Times New Roman" w:hAnsi="Times New Roman" w:cs="Times New Roman"/>
+        </w:rPr>
+        <w:t xml:space="preserve"> is partitioned across these hierarchical levels.</w:t>
+      </w:r>
+    </w:p>
+    <w:p>
+      <w:pPr>
+        <w:spacing w:after="0" w:line="480" w:lineRule="auto"/>
+        <w:ind w:firstLine="720"/>
+        <w:rPr>
+          <w:rFonts w:ascii="Times New Roman" w:hAnsi="Times New Roman" w:cs="Times New Roman"/>
+        </w:rPr>
+      </w:pPr>
+      <w:r>
+        <w:rPr>
+          <w:rFonts w:ascii="Times New Roman" w:hAnsi="Times New Roman" w:cs="Times New Roman"/>
+        </w:rPr>
+        <w:t xml:space="preserve">One such spatially hierarchical system is the water-filled leaves of the carnivorous Purple Pitcher Plant, </w:t>
+      </w:r>
+      <w:r>
+        <w:rPr>
+          <w:rFonts w:ascii="Times New Roman" w:hAnsi="Times New Roman" w:cs="Times New Roman"/>
+          <w:i/>
+          <w:iCs/>
+        </w:rPr>
+        <w:t>Sarracenia purpurea</w:t>
+      </w:r>
+      <w:r>
+        <w:rPr>
+          <w:rFonts w:ascii="Times New Roman" w:hAnsi="Times New Roman" w:cs="Times New Roman"/>
+        </w:rPr>
+        <w:t>. This phytotelmic habitat is home to many species spanning multiple trophic levels.</w:t>
+      </w:r>
+      <w:r>
+        <w:rPr>
+          <w:rFonts w:ascii="Times New Roman" w:hAnsi="Times New Roman" w:cs="Times New Roman"/>
+        </w:rPr>
+        <w:t xml:space="preserve"> As each new leaf opens, </w:t>
+      </w:r>
+      <w:r>
+        <w:rPr>
+          <w:rFonts w:ascii="Times New Roman" w:hAnsi="Times New Roman" w:cs="Times New Roman"/>
+        </w:rPr>
+        <w:t>microbial decomposers</w:t>
+      </w:r>
+      <w:r>
+        <w:rPr>
+          <w:rFonts w:ascii="Times New Roman" w:hAnsi="Times New Roman" w:cs="Times New Roman"/>
+        </w:rPr>
+        <w:t xml:space="preserve"> (</w:t>
+      </w:r>
+      <w:r>
+        <w:rPr>
+          <w:rFonts w:ascii="Times New Roman" w:hAnsi="Times New Roman" w:cs="Times New Roman"/>
+        </w:rPr>
+        <w:t>bacteria and single-celled yeasts</w:t>
+      </w:r>
+      <w:r>
+        <w:rPr>
+          <w:rFonts w:ascii="Times New Roman" w:hAnsi="Times New Roman" w:cs="Times New Roman"/>
+        </w:rPr>
+        <w:t xml:space="preserve">) </w:t>
+      </w:r>
+      <w:r>
+        <w:rPr>
+          <w:rFonts w:ascii="Times New Roman" w:hAnsi="Times New Roman" w:cs="Times New Roman"/>
+        </w:rPr>
+        <w:t xml:space="preserve">break down and consume </w:t>
+      </w:r>
+      <w:r>
+        <w:rPr>
+          <w:rFonts w:ascii="Times New Roman" w:hAnsi="Times New Roman" w:cs="Times New Roman"/>
+        </w:rPr>
+        <w:t xml:space="preserve">the plant’s </w:t>
+      </w:r>
+      <w:r>
+        <w:rPr>
+          <w:rFonts w:ascii="Times New Roman" w:hAnsi="Times New Roman" w:cs="Times New Roman"/>
+        </w:rPr>
+        <w:t>prey</w:t>
+      </w:r>
+      <w:r>
+        <w:rPr>
+          <w:rFonts w:ascii="Times New Roman" w:hAnsi="Times New Roman" w:cs="Times New Roman"/>
+        </w:rPr>
+        <w:t xml:space="preserve"> (</w:t>
+      </w:r>
+      <w:r>
+        <w:rPr>
+          <w:rFonts w:ascii="Times New Roman" w:hAnsi="Times New Roman" w:cs="Times New Roman"/>
+        </w:rPr>
+        <w:t>insects, primarily ants</w:t>
+      </w:r>
+      <w:r>
+        <w:rPr>
+          <w:rFonts w:ascii="Times New Roman" w:hAnsi="Times New Roman" w:cs="Times New Roman"/>
+        </w:rPr>
+        <w:t xml:space="preserve">) </w:t>
+      </w:r>
+      <w:r>
+        <w:rPr>
+          <w:rFonts w:ascii="Times New Roman" w:hAnsi="Times New Roman" w:cs="Times New Roman"/>
+        </w:rPr>
+        <w:t>that drown in the rainwater collect</w:t>
+      </w:r>
+      <w:r>
+        <w:rPr>
+          <w:rFonts w:ascii="Times New Roman" w:hAnsi="Times New Roman" w:cs="Times New Roman"/>
+        </w:rPr>
+        <w:t>ed</w:t>
+      </w:r>
+      <w:r>
+        <w:rPr>
+          <w:rFonts w:ascii="Times New Roman" w:hAnsi="Times New Roman" w:cs="Times New Roman"/>
+        </w:rPr>
+        <w:t xml:space="preserve"> inside the leaf</w:t>
+      </w:r>
+      <w:r>
+        <w:rPr>
+          <w:rFonts w:ascii="Times New Roman" w:hAnsi="Times New Roman" w:cs="Times New Roman"/>
+        </w:rPr>
+        <w:t xml:space="preserve"> (Miller et al., 2018)</w:t>
+      </w:r>
+      <w:r>
+        <w:rPr>
+          <w:rFonts w:ascii="Times New Roman" w:hAnsi="Times New Roman" w:cs="Times New Roman"/>
+        </w:rPr>
+        <w:t xml:space="preserve">. </w:t>
+      </w:r>
+      <w:r>
+        <w:rPr>
+          <w:rFonts w:ascii="Times New Roman" w:hAnsi="Times New Roman" w:cs="Times New Roman"/>
+        </w:rPr>
+        <w:t>M</w:t>
+      </w:r>
+      <w:r>
+        <w:rPr>
+          <w:rFonts w:ascii="Times New Roman" w:hAnsi="Times New Roman" w:cs="Times New Roman"/>
+        </w:rPr>
+        <w:t xml:space="preserve">ore than a dozen species of ciliates, </w:t>
+      </w:r>
+      <w:r>
+        <w:rPr>
+          <w:rFonts w:ascii="Times New Roman" w:hAnsi="Times New Roman" w:cs="Times New Roman"/>
+        </w:rPr>
+        <w:lastRenderedPageBreak/>
+        <w:t xml:space="preserve">flagellates, amoebae, and rotifers </w:t>
+      </w:r>
+      <w:r>
+        <w:rPr>
+          <w:rFonts w:ascii="Times New Roman" w:hAnsi="Times New Roman" w:cs="Times New Roman"/>
+        </w:rPr>
+        <w:t xml:space="preserve">arrive to graze on </w:t>
+      </w:r>
+      <w:r>
+        <w:rPr>
+          <w:rFonts w:ascii="Times New Roman" w:hAnsi="Times New Roman" w:cs="Times New Roman"/>
+        </w:rPr>
+        <w:t xml:space="preserve">the </w:t>
+      </w:r>
+      <w:r>
+        <w:rPr>
+          <w:rFonts w:ascii="Times New Roman" w:hAnsi="Times New Roman" w:cs="Times New Roman"/>
+        </w:rPr>
+        <w:t xml:space="preserve">bacterial community, and these bacterivores </w:t>
+      </w:r>
+      <w:r>
+        <w:rPr>
+          <w:rFonts w:ascii="Times New Roman" w:hAnsi="Times New Roman" w:cs="Times New Roman"/>
+        </w:rPr>
+        <w:t xml:space="preserve">are in turn predated by the larvae of </w:t>
+      </w:r>
+      <w:r>
+        <w:rPr>
+          <w:rFonts w:ascii="Times New Roman" w:hAnsi="Times New Roman" w:cs="Times New Roman"/>
+        </w:rPr>
+        <w:t xml:space="preserve">specialist </w:t>
+      </w:r>
+      <w:r>
+        <w:rPr>
+          <w:rFonts w:ascii="Times New Roman" w:hAnsi="Times New Roman" w:cs="Times New Roman"/>
+        </w:rPr>
+        <w:t>mosquito</w:t>
+      </w:r>
+      <w:r>
+        <w:rPr>
+          <w:rFonts w:ascii="Times New Roman" w:hAnsi="Times New Roman" w:cs="Times New Roman"/>
+        </w:rPr>
+        <w:t>e</w:t>
+      </w:r>
+      <w:r>
+        <w:rPr>
+          <w:rFonts w:ascii="Times New Roman" w:hAnsi="Times New Roman" w:cs="Times New Roman"/>
+        </w:rPr>
+        <w:t>s (</w:t>
+      </w:r>
+      <w:r>
+        <w:rPr>
+          <w:rFonts w:ascii="Times New Roman" w:hAnsi="Times New Roman" w:cs="Times New Roman"/>
+          <w:i/>
+          <w:iCs/>
+        </w:rPr>
+        <w:t xml:space="preserve">Wyeomyia </w:t>
+      </w:r>
+      <w:r>
+        <w:rPr>
+          <w:rFonts w:ascii="Times New Roman" w:hAnsi="Times New Roman" w:cs="Times New Roman"/>
+          <w:i/>
+          <w:iCs/>
+        </w:rPr>
+        <w:t>smithii</w:t>
+      </w:r>
+      <w:r>
+        <w:rPr>
+          <w:rFonts w:ascii="Times New Roman" w:hAnsi="Times New Roman" w:cs="Times New Roman"/>
+        </w:rPr>
+        <w:t>).</w:t>
+      </w:r>
+      <w:r>
+        <w:rPr>
+          <w:rFonts w:ascii="Times New Roman" w:hAnsi="Times New Roman" w:cs="Times New Roman"/>
+        </w:rPr>
+        <w:t xml:space="preserve"> </w:t>
+      </w:r>
+      <w:r>
+        <w:rPr>
+          <w:rFonts w:ascii="Times New Roman" w:hAnsi="Times New Roman" w:cs="Times New Roman"/>
+        </w:rPr>
+        <w:t xml:space="preserve">The successional dynamics of this </w:t>
+      </w:r>
+      <w:r>
+        <w:rPr>
+          <w:rFonts w:ascii="Times New Roman" w:hAnsi="Times New Roman" w:cs="Times New Roman"/>
+        </w:rPr>
+        <w:t xml:space="preserve">inquiline </w:t>
+      </w:r>
+      <w:r>
+        <w:rPr>
+          <w:rFonts w:ascii="Times New Roman" w:hAnsi="Times New Roman" w:cs="Times New Roman"/>
+        </w:rPr>
+        <w:t>community are well documented</w:t>
+      </w:r>
+      <w:r>
+        <w:rPr>
+          <w:rFonts w:ascii="Times New Roman" w:hAnsi="Times New Roman" w:cs="Times New Roman"/>
+        </w:rPr>
+        <w:t xml:space="preserve"> (</w:t>
       </w:r>
       <w:commentRangeStart w:id="8"/>
       <w:r>
         <w:rPr>
           <w:rFonts w:ascii="Times New Roman" w:hAnsi="Times New Roman" w:cs="Times New Roman"/>
         </w:rPr>
-        <w:t xml:space="preserve">drive rapid adaptation </w:t>
+        <w:t xml:space="preserve">Fish and </w:t>
       </w:r>
       <w:commentRangeEnd w:id="8"/>
       <w:r>
@@ -1210,19 +1517,265 @@
         <w:rPr>
           <w:rFonts w:ascii="Times New Roman" w:hAnsi="Times New Roman" w:cs="Times New Roman"/>
         </w:rPr>
-        <w:t xml:space="preserve">to environmental change (Baumann and Conover 2011; Buckley and Kingsolver 2021). In spatially structured populations, therefore, assessing adaptive potential requires understanding how variance in thermal </w:t>
-      </w:r>
-      <w:r>
-        <w:rPr>
-          <w:rFonts w:ascii="Times New Roman" w:hAnsi="Times New Roman" w:cs="Times New Roman"/>
-        </w:rPr>
-        <w:t>response</w:t>
-      </w:r>
-      <w:r>
-        <w:rPr>
-          <w:rFonts w:ascii="Times New Roman" w:hAnsi="Times New Roman" w:cs="Times New Roman"/>
-        </w:rPr>
-        <w:t xml:space="preserve"> is partitioned across these hierarchical levels.</w:t>
+        <w:t xml:space="preserve">Hall, 1978; Miller and terHorst, 2012; </w:t>
+      </w:r>
+      <w:r>
+        <w:rPr>
+          <w:rFonts w:ascii="Times New Roman" w:hAnsi="Times New Roman" w:cs="Times New Roman"/>
+        </w:rPr>
+        <w:t>Cuellar-Gempeler</w:t>
+      </w:r>
+      <w:r>
+        <w:rPr>
+          <w:rFonts w:ascii="Times New Roman" w:hAnsi="Times New Roman" w:cs="Times New Roman"/>
+        </w:rPr>
+        <w:t xml:space="preserve"> et al., 2025)</w:t>
+      </w:r>
+      <w:r>
+        <w:rPr>
+          <w:rFonts w:ascii="Times New Roman" w:hAnsi="Times New Roman" w:cs="Times New Roman"/>
+        </w:rPr>
+        <w:t>, but the effect</w:t>
+      </w:r>
+      <w:r>
+        <w:rPr>
+          <w:rFonts w:ascii="Times New Roman" w:hAnsi="Times New Roman" w:cs="Times New Roman"/>
+        </w:rPr>
+        <w:t>s</w:t>
+      </w:r>
+      <w:r>
+        <w:rPr>
+          <w:rFonts w:ascii="Times New Roman" w:hAnsi="Times New Roman" w:cs="Times New Roman"/>
+        </w:rPr>
+        <w:t xml:space="preserve"> of climate change on its ecology </w:t>
+      </w:r>
+      <w:r>
+        <w:rPr>
+          <w:rFonts w:ascii="Times New Roman" w:hAnsi="Times New Roman" w:cs="Times New Roman"/>
+        </w:rPr>
+        <w:t>are</w:t>
+      </w:r>
+      <w:r>
+        <w:rPr>
+          <w:rFonts w:ascii="Times New Roman" w:hAnsi="Times New Roman" w:cs="Times New Roman"/>
+        </w:rPr>
+        <w:t xml:space="preserve"> less understood</w:t>
+      </w:r>
+      <w:r>
+        <w:rPr>
+          <w:rFonts w:ascii="Times New Roman" w:hAnsi="Times New Roman" w:cs="Times New Roman"/>
+        </w:rPr>
+        <w:t xml:space="preserve"> (Miller et al., 2018)</w:t>
+      </w:r>
+      <w:r>
+        <w:rPr>
+          <w:rFonts w:ascii="Times New Roman" w:hAnsi="Times New Roman" w:cs="Times New Roman"/>
+        </w:rPr>
+        <w:t xml:space="preserve">. </w:t>
+      </w:r>
+      <w:r>
+        <w:rPr>
+          <w:rFonts w:ascii="Times New Roman" w:hAnsi="Times New Roman" w:cs="Times New Roman"/>
+        </w:rPr>
+        <w:t xml:space="preserve">The </w:t>
+      </w:r>
+      <w:r>
+        <w:rPr>
+          <w:rFonts w:ascii="Times New Roman" w:hAnsi="Times New Roman" w:cs="Times New Roman"/>
+        </w:rPr>
+        <w:t xml:space="preserve">range of the </w:t>
+      </w:r>
+      <w:r>
+        <w:rPr>
+          <w:rFonts w:ascii="Times New Roman" w:hAnsi="Times New Roman" w:cs="Times New Roman"/>
+        </w:rPr>
+        <w:t xml:space="preserve">host plant, </w:t>
+      </w:r>
+      <w:r>
+        <w:rPr>
+          <w:rFonts w:ascii="Times New Roman" w:hAnsi="Times New Roman" w:cs="Times New Roman"/>
+          <w:i/>
+          <w:iCs/>
+        </w:rPr>
+        <w:t>S. purpurea</w:t>
+      </w:r>
+      <w:r>
+        <w:rPr>
+          <w:rFonts w:ascii="Times New Roman" w:hAnsi="Times New Roman" w:cs="Times New Roman"/>
+        </w:rPr>
+        <w:t xml:space="preserve">, </w:t>
+      </w:r>
+      <w:r>
+        <w:rPr>
+          <w:rFonts w:ascii="Times New Roman" w:hAnsi="Times New Roman" w:cs="Times New Roman"/>
+        </w:rPr>
+        <w:t>spans broadly across eastern North America</w:t>
+      </w:r>
+      <w:r>
+        <w:rPr>
+          <w:rFonts w:ascii="Times New Roman" w:hAnsi="Times New Roman" w:cs="Times New Roman"/>
+        </w:rPr>
+        <w:t>:</w:t>
+      </w:r>
+      <w:r>
+        <w:rPr>
+          <w:rFonts w:ascii="Times New Roman" w:hAnsi="Times New Roman" w:cs="Times New Roman"/>
+        </w:rPr>
+        <w:t xml:space="preserve"> from</w:t>
+      </w:r>
+      <w:r>
+        <w:rPr>
+          <w:rFonts w:ascii="Times New Roman" w:hAnsi="Times New Roman" w:cs="Times New Roman"/>
+        </w:rPr>
+        <w:t xml:space="preserve"> Florida, to Newfoundland, </w:t>
+      </w:r>
+      <w:r>
+        <w:rPr>
+          <w:rFonts w:ascii="Times New Roman" w:hAnsi="Times New Roman" w:cs="Times New Roman"/>
+        </w:rPr>
+        <w:t xml:space="preserve">to </w:t>
+      </w:r>
+      <w:r>
+        <w:rPr>
+          <w:rFonts w:ascii="Times New Roman" w:hAnsi="Times New Roman" w:cs="Times New Roman"/>
+        </w:rPr>
+        <w:t>Saskatchewan.</w:t>
+      </w:r>
+      <w:r>
+        <w:rPr>
+          <w:rFonts w:ascii="Times New Roman" w:hAnsi="Times New Roman" w:cs="Times New Roman"/>
+        </w:rPr>
+        <w:t xml:space="preserve"> The southern edge of its range includes populations in the Apalachicola National Forest in Northern Florida. Apalachicola National Forest is expected to experience a </w:t>
+      </w:r>
+      <w:r>
+        <w:rPr>
+          <w:rFonts w:ascii="Times New Roman" w:hAnsi="Times New Roman" w:cs="Times New Roman"/>
+        </w:rPr>
+        <w:t>3</w:t>
+      </w:r>
+      <w:r>
+        <w:rPr>
+          <w:rFonts w:ascii="Times New Roman" w:hAnsi="Times New Roman" w:cs="Times New Roman"/>
+        </w:rPr>
+        <w:t>–</w:t>
+      </w:r>
+      <w:r>
+        <w:rPr>
+          <w:rFonts w:ascii="Times New Roman" w:hAnsi="Times New Roman" w:cs="Times New Roman"/>
+        </w:rPr>
+        <w:t>6</w:t>
+      </w:r>
+      <w:r>
+        <w:rPr>
+          <w:rFonts w:ascii="Times New Roman" w:hAnsi="Times New Roman" w:cs="Times New Roman"/>
+        </w:rPr>
+        <w:t xml:space="preserve"> °C increase in average temperatures by the year 2100 (</w:t>
+      </w:r>
+      <w:r>
+        <w:rPr>
+          <w:rFonts w:ascii="Times New Roman" w:hAnsi="Times New Roman" w:cs="Times New Roman"/>
+        </w:rPr>
+        <w:t>Runkle et al.</w:t>
+      </w:r>
+      <w:r>
+        <w:rPr>
+          <w:rFonts w:ascii="Times New Roman" w:hAnsi="Times New Roman" w:cs="Times New Roman"/>
+        </w:rPr>
+        <w:t>,</w:t>
+      </w:r>
+      <w:r>
+        <w:rPr>
+          <w:rFonts w:ascii="Times New Roman" w:hAnsi="Times New Roman" w:cs="Times New Roman"/>
+        </w:rPr>
+        <w:t xml:space="preserve"> 2022</w:t>
+      </w:r>
+      <w:r>
+        <w:rPr>
+          <w:rFonts w:ascii="Times New Roman" w:hAnsi="Times New Roman" w:cs="Times New Roman"/>
+        </w:rPr>
+        <w:t xml:space="preserve">). Populations of </w:t>
+      </w:r>
+      <w:r>
+        <w:rPr>
+          <w:rFonts w:ascii="Times New Roman" w:hAnsi="Times New Roman" w:cs="Times New Roman"/>
+          <w:i/>
+          <w:iCs/>
+        </w:rPr>
+        <w:t xml:space="preserve">S. </w:t>
+      </w:r>
+      <w:r>
+        <w:rPr>
+          <w:rFonts w:ascii="Times New Roman" w:hAnsi="Times New Roman" w:cs="Times New Roman"/>
+          <w:i/>
+          <w:iCs/>
+        </w:rPr>
+        <w:t>purpurea</w:t>
+      </w:r>
+      <w:r>
+        <w:rPr>
+          <w:rFonts w:ascii="Times New Roman" w:hAnsi="Times New Roman" w:cs="Times New Roman"/>
+        </w:rPr>
+        <w:t xml:space="preserve"> </w:t>
+      </w:r>
+      <w:r>
+        <w:rPr>
+          <w:rFonts w:ascii="Times New Roman" w:hAnsi="Times New Roman" w:cs="Times New Roman"/>
+        </w:rPr>
+        <w:t xml:space="preserve">in </w:t>
+      </w:r>
+      <w:r>
+        <w:rPr>
+          <w:rFonts w:ascii="Times New Roman" w:hAnsi="Times New Roman" w:cs="Times New Roman"/>
+        </w:rPr>
+        <w:t xml:space="preserve">the </w:t>
+      </w:r>
+      <w:r>
+        <w:rPr>
+          <w:rFonts w:ascii="Times New Roman" w:hAnsi="Times New Roman" w:cs="Times New Roman"/>
+        </w:rPr>
+        <w:t xml:space="preserve">Apalachicola </w:t>
+      </w:r>
+      <w:r>
+        <w:rPr>
+          <w:rFonts w:ascii="Times New Roman" w:hAnsi="Times New Roman" w:cs="Times New Roman"/>
+        </w:rPr>
+        <w:t xml:space="preserve">National Forest </w:t>
+      </w:r>
+      <w:r>
+        <w:rPr>
+          <w:rFonts w:ascii="Times New Roman" w:hAnsi="Times New Roman" w:cs="Times New Roman"/>
+        </w:rPr>
+        <w:t>are particularly vulnerable to extirpation (NatureServe</w:t>
+      </w:r>
+      <w:r>
+        <w:rPr>
+          <w:rFonts w:ascii="Times New Roman" w:hAnsi="Times New Roman" w:cs="Times New Roman"/>
+        </w:rPr>
+        <w:t>,</w:t>
+      </w:r>
+      <w:r>
+        <w:rPr>
+          <w:rFonts w:ascii="Times New Roman" w:hAnsi="Times New Roman" w:cs="Times New Roman"/>
+        </w:rPr>
+        <w:t xml:space="preserve"> 2025), not only through direct human activity (Gotelli and Ellison, 2002) but also due to climate-driven disturbances (Abbott and Battaglia, 2015; Brown et al</w:t>
+      </w:r>
+      <w:r>
+        <w:rPr>
+          <w:rFonts w:ascii="Times New Roman" w:hAnsi="Times New Roman" w:cs="Times New Roman"/>
+        </w:rPr>
+        <w:t>.</w:t>
+      </w:r>
+      <w:r>
+        <w:rPr>
+          <w:rFonts w:ascii="Times New Roman" w:hAnsi="Times New Roman" w:cs="Times New Roman"/>
+        </w:rPr>
+        <w:t>, 2025).</w:t>
+      </w:r>
+      <w:r>
+        <w:rPr>
+          <w:rFonts w:ascii="Times New Roman" w:hAnsi="Times New Roman" w:cs="Times New Roman"/>
+        </w:rPr>
+        <w:t xml:space="preserve"> </w:t>
       </w:r>
     </w:p>
     <w:p>
@@ -1237,7 +1790,13 @@
         <w:rPr>
           <w:rFonts w:ascii="Times New Roman" w:hAnsi="Times New Roman" w:cs="Times New Roman"/>
         </w:rPr>
-        <w:t xml:space="preserve">One such spatially hierarchical system is the water-filled leaves of the carnivorous Purple Pitcher Plant, </w:t>
+        <w:t>Although</w:t>
+      </w:r>
+      <w:r>
+        <w:rPr>
+          <w:rFonts w:ascii="Times New Roman" w:hAnsi="Times New Roman" w:cs="Times New Roman"/>
+        </w:rPr>
+        <w:t xml:space="preserve"> the threats to </w:t>
       </w:r>
       <w:r>
         <w:rPr>
@@ -1245,176 +1804,7 @@
           <w:i/>
           <w:iCs/>
         </w:rPr>
-        <w:t>Sarracenia purpurea</w:t>
-      </w:r>
-      <w:r>
-        <w:rPr>
-          <w:rFonts w:ascii="Times New Roman" w:hAnsi="Times New Roman" w:cs="Times New Roman"/>
-        </w:rPr>
-        <w:t>. This phytotelmic habitat is home to many species spanning multiple trophic levels.</w:t>
-      </w:r>
-      <w:r>
-        <w:rPr>
-          <w:rFonts w:ascii="Times New Roman" w:hAnsi="Times New Roman" w:cs="Times New Roman"/>
-        </w:rPr>
-        <w:t xml:space="preserve"> As each new leaf opens, </w:t>
-      </w:r>
-      <w:r>
-        <w:rPr>
-          <w:rFonts w:ascii="Times New Roman" w:hAnsi="Times New Roman" w:cs="Times New Roman"/>
-        </w:rPr>
-        <w:t>microbial decomposers</w:t>
-      </w:r>
-      <w:r>
-        <w:rPr>
-          <w:rFonts w:ascii="Times New Roman" w:hAnsi="Times New Roman" w:cs="Times New Roman"/>
-        </w:rPr>
-        <w:t xml:space="preserve"> (</w:t>
-      </w:r>
-      <w:r>
-        <w:rPr>
-          <w:rFonts w:ascii="Times New Roman" w:hAnsi="Times New Roman" w:cs="Times New Roman"/>
-        </w:rPr>
-        <w:t>bacteria and single-celled yeasts</w:t>
-      </w:r>
-      <w:r>
-        <w:rPr>
-          <w:rFonts w:ascii="Times New Roman" w:hAnsi="Times New Roman" w:cs="Times New Roman"/>
-        </w:rPr>
-        <w:t xml:space="preserve">) </w:t>
-      </w:r>
-      <w:r>
-        <w:rPr>
-          <w:rFonts w:ascii="Times New Roman" w:hAnsi="Times New Roman" w:cs="Times New Roman"/>
-        </w:rPr>
-        <w:t xml:space="preserve">break down and consume </w:t>
-      </w:r>
-      <w:r>
-        <w:rPr>
-          <w:rFonts w:ascii="Times New Roman" w:hAnsi="Times New Roman" w:cs="Times New Roman"/>
-        </w:rPr>
-        <w:t xml:space="preserve">the plant’s </w:t>
-      </w:r>
-      <w:r>
-        <w:rPr>
-          <w:rFonts w:ascii="Times New Roman" w:hAnsi="Times New Roman" w:cs="Times New Roman"/>
-        </w:rPr>
-        <w:t>prey</w:t>
-      </w:r>
-      <w:r>
-        <w:rPr>
-          <w:rFonts w:ascii="Times New Roman" w:hAnsi="Times New Roman" w:cs="Times New Roman"/>
-        </w:rPr>
-        <w:t xml:space="preserve"> (</w:t>
-      </w:r>
-      <w:r>
-        <w:rPr>
-          <w:rFonts w:ascii="Times New Roman" w:hAnsi="Times New Roman" w:cs="Times New Roman"/>
-        </w:rPr>
-        <w:t>insects, primarily ants</w:t>
-      </w:r>
-      <w:r>
-        <w:rPr>
-          <w:rFonts w:ascii="Times New Roman" w:hAnsi="Times New Roman" w:cs="Times New Roman"/>
-        </w:rPr>
-        <w:t xml:space="preserve">) </w:t>
-      </w:r>
-      <w:r>
-        <w:rPr>
-          <w:rFonts w:ascii="Times New Roman" w:hAnsi="Times New Roman" w:cs="Times New Roman"/>
-        </w:rPr>
-        <w:t>that drown in the rainwater collect</w:t>
-      </w:r>
-      <w:r>
-        <w:rPr>
-          <w:rFonts w:ascii="Times New Roman" w:hAnsi="Times New Roman" w:cs="Times New Roman"/>
-        </w:rPr>
-        <w:t>ed</w:t>
-      </w:r>
-      <w:r>
-        <w:rPr>
-          <w:rFonts w:ascii="Times New Roman" w:hAnsi="Times New Roman" w:cs="Times New Roman"/>
-        </w:rPr>
-        <w:t xml:space="preserve"> inside the leaf</w:t>
-      </w:r>
-      <w:r>
-        <w:rPr>
-          <w:rFonts w:ascii="Times New Roman" w:hAnsi="Times New Roman" w:cs="Times New Roman"/>
-        </w:rPr>
-        <w:t xml:space="preserve"> (Miller et al., 2018)</w:t>
-      </w:r>
-      <w:r>
-        <w:rPr>
-          <w:rFonts w:ascii="Times New Roman" w:hAnsi="Times New Roman" w:cs="Times New Roman"/>
-        </w:rPr>
-        <w:t xml:space="preserve">. </w:t>
-      </w:r>
-      <w:r>
-        <w:rPr>
-          <w:rFonts w:ascii="Times New Roman" w:hAnsi="Times New Roman" w:cs="Times New Roman"/>
-        </w:rPr>
-        <w:t>M</w:t>
-      </w:r>
-      <w:r>
-        <w:rPr>
-          <w:rFonts w:ascii="Times New Roman" w:hAnsi="Times New Roman" w:cs="Times New Roman"/>
-        </w:rPr>
-        <w:t xml:space="preserve">ore than a dozen species of ciliates, flagellates, amoebae, and rotifers </w:t>
-      </w:r>
-      <w:r>
-        <w:rPr>
-          <w:rFonts w:ascii="Times New Roman" w:hAnsi="Times New Roman" w:cs="Times New Roman"/>
-        </w:rPr>
-        <w:t xml:space="preserve">arrive to graze on </w:t>
-      </w:r>
-      <w:r>
-        <w:rPr>
-          <w:rFonts w:ascii="Times New Roman" w:hAnsi="Times New Roman" w:cs="Times New Roman"/>
-        </w:rPr>
-        <w:t xml:space="preserve">the </w:t>
-      </w:r>
-      <w:r>
-        <w:rPr>
-          <w:rFonts w:ascii="Times New Roman" w:hAnsi="Times New Roman" w:cs="Times New Roman"/>
-        </w:rPr>
-        <w:t xml:space="preserve">bacterial community, and these </w:t>
-      </w:r>
-      <w:r>
-        <w:rPr>
-          <w:rFonts w:ascii="Times New Roman" w:hAnsi="Times New Roman" w:cs="Times New Roman"/>
-        </w:rPr>
-        <w:lastRenderedPageBreak/>
-        <w:t xml:space="preserve">bacterivores </w:t>
-      </w:r>
-      <w:r>
-        <w:rPr>
-          <w:rFonts w:ascii="Times New Roman" w:hAnsi="Times New Roman" w:cs="Times New Roman"/>
-        </w:rPr>
-        <w:t xml:space="preserve">are in turn predated by the larvae of </w:t>
-      </w:r>
-      <w:r>
-        <w:rPr>
-          <w:rFonts w:ascii="Times New Roman" w:hAnsi="Times New Roman" w:cs="Times New Roman"/>
-        </w:rPr>
-        <w:t xml:space="preserve">specialist </w:t>
-      </w:r>
-      <w:r>
-        <w:rPr>
-          <w:rFonts w:ascii="Times New Roman" w:hAnsi="Times New Roman" w:cs="Times New Roman"/>
-        </w:rPr>
-        <w:t>mosquito</w:t>
-      </w:r>
-      <w:r>
-        <w:rPr>
-          <w:rFonts w:ascii="Times New Roman" w:hAnsi="Times New Roman" w:cs="Times New Roman"/>
-        </w:rPr>
-        <w:t>e</w:t>
-      </w:r>
-      <w:r>
-        <w:rPr>
-          <w:rFonts w:ascii="Times New Roman" w:hAnsi="Times New Roman" w:cs="Times New Roman"/>
-        </w:rPr>
-        <w:t>s (</w:t>
+        <w:t xml:space="preserve">S. </w:t>
       </w:r>
       <w:r>
         <w:rPr>
@@ -1422,7 +1812,25 @@
           <w:i/>
           <w:iCs/>
         </w:rPr>
-        <w:t xml:space="preserve">Wyeomyia </w:t>
+        <w:t>purpurea</w:t>
+      </w:r>
+      <w:r>
+        <w:rPr>
+          <w:rFonts w:ascii="Times New Roman" w:hAnsi="Times New Roman" w:cs="Times New Roman"/>
+        </w:rPr>
+        <w:t xml:space="preserve"> populations are </w:t>
+      </w:r>
+      <w:r>
+        <w:rPr>
+          <w:rFonts w:ascii="Times New Roman" w:hAnsi="Times New Roman" w:cs="Times New Roman"/>
+        </w:rPr>
+        <w:t>well</w:t>
+      </w:r>
+      <w:r>
+        <w:rPr>
+          <w:rFonts w:ascii="Times New Roman" w:hAnsi="Times New Roman" w:cs="Times New Roman"/>
+        </w:rPr>
+        <w:t>-documented</w:t>
       </w:r>
       <w:r>
         <w:rPr>
@@ -1430,13 +1838,13 @@
           <w:i/>
           <w:iCs/>
         </w:rPr>
-        <w:t>smithii</w:t>
-      </w:r>
-      <w:r>
-        <w:rPr>
-          <w:rFonts w:ascii="Times New Roman" w:hAnsi="Times New Roman" w:cs="Times New Roman"/>
-        </w:rPr>
-        <w:t>).</w:t>
+        <w:t>,</w:t>
+      </w:r>
+      <w:r>
+        <w:rPr>
+          <w:rFonts w:ascii="Times New Roman" w:hAnsi="Times New Roman" w:cs="Times New Roman"/>
+        </w:rPr>
+        <w:t xml:space="preserve"> efforts to study the effect of climate change on the inquiline community</w:t>
       </w:r>
       <w:r>
         <w:rPr>
@@ -1448,32 +1856,104 @@
         <w:rPr>
           <w:rFonts w:ascii="Times New Roman" w:hAnsi="Times New Roman" w:cs="Times New Roman"/>
         </w:rPr>
-        <w:t xml:space="preserve">The successional dynamics of this </w:t>
-      </w:r>
-      <w:r>
-        <w:rPr>
-          <w:rFonts w:ascii="Times New Roman" w:hAnsi="Times New Roman" w:cs="Times New Roman"/>
-        </w:rPr>
-        <w:t xml:space="preserve">inquiline </w:t>
-      </w:r>
-      <w:r>
-        <w:rPr>
-          <w:rFonts w:ascii="Times New Roman" w:hAnsi="Times New Roman" w:cs="Times New Roman"/>
-        </w:rPr>
-        <w:t>community are well documented</w:t>
-      </w:r>
-      <w:r>
-        <w:rPr>
-          <w:rFonts w:ascii="Times New Roman" w:hAnsi="Times New Roman" w:cs="Times New Roman"/>
-        </w:rPr>
-        <w:t xml:space="preserve"> (</w:t>
+        <w:t xml:space="preserve">focus almost exclusively on the mosquito </w:t>
+      </w:r>
+      <w:r>
+        <w:rPr>
+          <w:rFonts w:ascii="Times New Roman" w:hAnsi="Times New Roman" w:cs="Times New Roman"/>
+          <w:i/>
+          <w:iCs/>
+        </w:rPr>
+        <w:t>Wyeomyia smithii.</w:t>
+      </w:r>
+      <w:r>
+        <w:rPr>
+          <w:rFonts w:ascii="Times New Roman" w:hAnsi="Times New Roman" w:cs="Times New Roman"/>
+        </w:rPr>
+        <w:t xml:space="preserve"> Bradshaw and Holzapfel (2000) were among the </w:t>
+      </w:r>
+      <w:r>
+        <w:rPr>
+          <w:rFonts w:ascii="Times New Roman" w:hAnsi="Times New Roman" w:cs="Times New Roman"/>
+        </w:rPr>
+        <w:t xml:space="preserve">very </w:t>
+      </w:r>
+      <w:r>
+        <w:rPr>
+          <w:rFonts w:ascii="Times New Roman" w:hAnsi="Times New Roman" w:cs="Times New Roman"/>
+        </w:rPr>
+        <w:t xml:space="preserve">first to demonstrate </w:t>
+      </w:r>
+      <w:r>
+        <w:rPr>
+          <w:rFonts w:ascii="Times New Roman" w:hAnsi="Times New Roman" w:cs="Times New Roman"/>
+        </w:rPr>
+        <w:t>an</w:t>
+      </w:r>
+      <w:r>
+        <w:rPr>
+          <w:rFonts w:ascii="Times New Roman" w:hAnsi="Times New Roman" w:cs="Times New Roman"/>
+        </w:rPr>
+        <w:t xml:space="preserve"> evolutionary response driven by rapid climate change, wherein </w:t>
+      </w:r>
+      <w:r>
+        <w:rPr>
+          <w:rFonts w:ascii="Times New Roman" w:hAnsi="Times New Roman" w:cs="Times New Roman"/>
+          <w:i/>
+          <w:iCs/>
+        </w:rPr>
+        <w:t>W. smithii</w:t>
+      </w:r>
+      <w:r>
+        <w:rPr>
+          <w:rFonts w:ascii="Times New Roman" w:hAnsi="Times New Roman" w:cs="Times New Roman"/>
+        </w:rPr>
+        <w:t xml:space="preserve"> populations </w:t>
+      </w:r>
+      <w:r>
+        <w:rPr>
+          <w:rFonts w:ascii="Times New Roman" w:hAnsi="Times New Roman" w:cs="Times New Roman"/>
+        </w:rPr>
+        <w:t xml:space="preserve">in warmer springs and summers </w:t>
+      </w:r>
+      <w:r>
+        <w:rPr>
+          <w:rFonts w:ascii="Times New Roman" w:hAnsi="Times New Roman" w:cs="Times New Roman"/>
+        </w:rPr>
+        <w:t>shifted their genetically controlled photoperiodic response</w:t>
+      </w:r>
+      <w:r>
+        <w:rPr>
+          <w:rFonts w:ascii="Times New Roman" w:hAnsi="Times New Roman" w:cs="Times New Roman"/>
+        </w:rPr>
+        <w:t xml:space="preserve"> to fit an extra generation within a year</w:t>
+      </w:r>
+      <w:r>
+        <w:rPr>
+          <w:rFonts w:ascii="Times New Roman" w:hAnsi="Times New Roman" w:cs="Times New Roman"/>
+        </w:rPr>
+        <w:t xml:space="preserve">. To date, </w:t>
+      </w:r>
+      <w:r>
+        <w:rPr>
+          <w:rFonts w:ascii="Times New Roman" w:hAnsi="Times New Roman" w:cs="Times New Roman"/>
+          <w:i/>
+          <w:iCs/>
+        </w:rPr>
+        <w:t>W. smithii</w:t>
+      </w:r>
+      <w:r>
+        <w:rPr>
+          <w:rFonts w:ascii="Times New Roman" w:hAnsi="Times New Roman" w:cs="Times New Roman"/>
+        </w:rPr>
+        <w:t xml:space="preserve"> continues to be the premier model organism with which to study photoperiodism (reviewed by Bradshaw and Holzapfel, 2017). However, </w:t>
       </w:r>
       <w:commentRangeStart w:id="9"/>
       <w:r>
         <w:rPr>
           <w:rFonts w:ascii="Times New Roman" w:hAnsi="Times New Roman" w:cs="Times New Roman"/>
         </w:rPr>
-        <w:t xml:space="preserve">Fish and </w:t>
+        <w:t xml:space="preserve">no studies </w:t>
       </w:r>
       <w:commentRangeEnd w:id="9"/>
       <w:r>
@@ -1489,97 +1969,7 @@
         <w:rPr>
           <w:rFonts w:ascii="Times New Roman" w:hAnsi="Times New Roman" w:cs="Times New Roman"/>
         </w:rPr>
-        <w:t>Hall, 1978</w:t>
-      </w:r>
-      <w:r>
-        <w:rPr>
-          <w:rFonts w:ascii="Times New Roman" w:hAnsi="Times New Roman" w:cs="Times New Roman"/>
-        </w:rPr>
-        <w:t xml:space="preserve">; </w:t>
-      </w:r>
-      <w:r>
-        <w:rPr>
-          <w:rFonts w:ascii="Times New Roman" w:hAnsi="Times New Roman" w:cs="Times New Roman"/>
-        </w:rPr>
-        <w:t>Miller and terHorst, 2012;</w:t>
-      </w:r>
-      <w:r>
-        <w:rPr>
-          <w:rFonts w:ascii="Times New Roman" w:hAnsi="Times New Roman" w:cs="Times New Roman"/>
-        </w:rPr>
-        <w:t xml:space="preserve"> </w:t>
-      </w:r>
-      <w:r>
-        <w:rPr>
-          <w:rFonts w:ascii="Times New Roman" w:hAnsi="Times New Roman" w:cs="Times New Roman"/>
-        </w:rPr>
-        <w:t>Cuellar-Gempeler</w:t>
-      </w:r>
-      <w:r>
-        <w:rPr>
-          <w:rFonts w:ascii="Times New Roman" w:hAnsi="Times New Roman" w:cs="Times New Roman"/>
-        </w:rPr>
-        <w:t xml:space="preserve"> et al., 2025)</w:t>
-      </w:r>
-      <w:r>
-        <w:rPr>
-          <w:rFonts w:ascii="Times New Roman" w:hAnsi="Times New Roman" w:cs="Times New Roman"/>
-        </w:rPr>
-        <w:t>, but the effect</w:t>
-      </w:r>
-      <w:r>
-        <w:rPr>
-          <w:rFonts w:ascii="Times New Roman" w:hAnsi="Times New Roman" w:cs="Times New Roman"/>
-        </w:rPr>
-        <w:t>s</w:t>
-      </w:r>
-      <w:r>
-        <w:rPr>
-          <w:rFonts w:ascii="Times New Roman" w:hAnsi="Times New Roman" w:cs="Times New Roman"/>
-        </w:rPr>
-        <w:t xml:space="preserve"> of climate change on its ecology </w:t>
-      </w:r>
-      <w:r>
-        <w:rPr>
-          <w:rFonts w:ascii="Times New Roman" w:hAnsi="Times New Roman" w:cs="Times New Roman"/>
-        </w:rPr>
-        <w:t>are</w:t>
-      </w:r>
-      <w:r>
-        <w:rPr>
-          <w:rFonts w:ascii="Times New Roman" w:hAnsi="Times New Roman" w:cs="Times New Roman"/>
-        </w:rPr>
-        <w:t xml:space="preserve"> less understood</w:t>
-      </w:r>
-      <w:r>
-        <w:rPr>
-          <w:rFonts w:ascii="Times New Roman" w:hAnsi="Times New Roman" w:cs="Times New Roman"/>
-        </w:rPr>
-        <w:t xml:space="preserve"> (Miller et al., 2018)</w:t>
-      </w:r>
-      <w:r>
-        <w:rPr>
-          <w:rFonts w:ascii="Times New Roman" w:hAnsi="Times New Roman" w:cs="Times New Roman"/>
-        </w:rPr>
-        <w:t xml:space="preserve">. </w:t>
-      </w:r>
-      <w:r>
-        <w:rPr>
-          <w:rFonts w:ascii="Times New Roman" w:hAnsi="Times New Roman" w:cs="Times New Roman"/>
-        </w:rPr>
-        <w:t xml:space="preserve">The </w:t>
-      </w:r>
-      <w:r>
-        <w:rPr>
-          <w:rFonts w:ascii="Times New Roman" w:hAnsi="Times New Roman" w:cs="Times New Roman"/>
-        </w:rPr>
-        <w:t xml:space="preserve">range of the </w:t>
-      </w:r>
-      <w:r>
-        <w:rPr>
-          <w:rFonts w:ascii="Times New Roman" w:hAnsi="Times New Roman" w:cs="Times New Roman"/>
-        </w:rPr>
-        <w:t xml:space="preserve">host plant, </w:t>
+        <w:t xml:space="preserve">have explored the effects of climate change on any other members of the </w:t>
       </w:r>
       <w:r>
         <w:rPr>
@@ -1593,97 +1983,51 @@
         <w:rPr>
           <w:rFonts w:ascii="Times New Roman" w:hAnsi="Times New Roman" w:cs="Times New Roman"/>
         </w:rPr>
-        <w:t xml:space="preserve">, </w:t>
-      </w:r>
-      <w:r>
-        <w:rPr>
-          <w:rFonts w:ascii="Times New Roman" w:hAnsi="Times New Roman" w:cs="Times New Roman"/>
-        </w:rPr>
-        <w:t>spans broadly across eastern North America</w:t>
-      </w:r>
-      <w:r>
-        <w:rPr>
-          <w:rFonts w:ascii="Times New Roman" w:hAnsi="Times New Roman" w:cs="Times New Roman"/>
-        </w:rPr>
-        <w:t>:</w:t>
-      </w:r>
-      <w:r>
-        <w:rPr>
-          <w:rFonts w:ascii="Times New Roman" w:hAnsi="Times New Roman" w:cs="Times New Roman"/>
-        </w:rPr>
-        <w:t xml:space="preserve"> from</w:t>
-      </w:r>
-      <w:r>
-        <w:rPr>
-          <w:rFonts w:ascii="Times New Roman" w:hAnsi="Times New Roman" w:cs="Times New Roman"/>
-        </w:rPr>
-        <w:t xml:space="preserve"> Florida, to Newfoundland, </w:t>
-      </w:r>
-      <w:r>
-        <w:rPr>
-          <w:rFonts w:ascii="Times New Roman" w:hAnsi="Times New Roman" w:cs="Times New Roman"/>
-        </w:rPr>
-        <w:t xml:space="preserve">to </w:t>
-      </w:r>
-      <w:r>
-        <w:rPr>
-          <w:rFonts w:ascii="Times New Roman" w:hAnsi="Times New Roman" w:cs="Times New Roman"/>
-        </w:rPr>
-        <w:t>Saskatchewan.</w:t>
-      </w:r>
-      <w:r>
-        <w:rPr>
-          <w:rFonts w:ascii="Times New Roman" w:hAnsi="Times New Roman" w:cs="Times New Roman"/>
-        </w:rPr>
-        <w:t xml:space="preserve"> The southern edge of its range includes populations in the Apalachicola National Forest in Northern Florida. Apalachicola National Forest is expected to experience a </w:t>
-      </w:r>
-      <w:r>
-        <w:rPr>
-          <w:rFonts w:ascii="Times New Roman" w:hAnsi="Times New Roman" w:cs="Times New Roman"/>
-        </w:rPr>
-        <w:t>3</w:t>
-      </w:r>
-      <w:r>
-        <w:rPr>
-          <w:rFonts w:ascii="Times New Roman" w:hAnsi="Times New Roman" w:cs="Times New Roman"/>
-        </w:rPr>
-        <w:t>–</w:t>
-      </w:r>
-      <w:r>
-        <w:rPr>
-          <w:rFonts w:ascii="Times New Roman" w:hAnsi="Times New Roman" w:cs="Times New Roman"/>
-        </w:rPr>
-        <w:t>6</w:t>
-      </w:r>
-      <w:r>
-        <w:rPr>
-          <w:rFonts w:ascii="Times New Roman" w:hAnsi="Times New Roman" w:cs="Times New Roman"/>
-        </w:rPr>
-        <w:t xml:space="preserve"> °C increase in average temperatures by the year 2100 (</w:t>
-      </w:r>
-      <w:r>
-        <w:rPr>
-          <w:rFonts w:ascii="Times New Roman" w:hAnsi="Times New Roman" w:cs="Times New Roman"/>
-        </w:rPr>
-        <w:t>Runkle et al.</w:t>
-      </w:r>
-      <w:r>
-        <w:rPr>
-          <w:rFonts w:ascii="Times New Roman" w:hAnsi="Times New Roman" w:cs="Times New Roman"/>
-        </w:rPr>
-        <w:t>,</w:t>
-      </w:r>
-      <w:r>
-        <w:rPr>
-          <w:rFonts w:ascii="Times New Roman" w:hAnsi="Times New Roman" w:cs="Times New Roman"/>
-        </w:rPr>
-        <w:t xml:space="preserve"> 2022</w:t>
-      </w:r>
-      <w:r>
-        <w:rPr>
-          <w:rFonts w:ascii="Times New Roman" w:hAnsi="Times New Roman" w:cs="Times New Roman"/>
-        </w:rPr>
-        <w:t xml:space="preserve">). Populations of </w:t>
+        <w:t xml:space="preserve"> inquiline community. </w:t>
+      </w:r>
+    </w:p>
+    <w:p>
+      <w:pPr>
+        <w:spacing w:after="0" w:line="480" w:lineRule="auto"/>
+        <w:ind w:firstLine="720"/>
+        <w:rPr>
+          <w:rFonts w:ascii="Times New Roman" w:hAnsi="Times New Roman" w:cs="Times New Roman"/>
+        </w:rPr>
+      </w:pPr>
+      <w:r>
+        <w:rPr>
+          <w:rFonts w:ascii="Times New Roman" w:hAnsi="Times New Roman" w:cs="Times New Roman"/>
+        </w:rPr>
+        <w:t>This lack of attention</w:t>
+      </w:r>
+      <w:r>
+        <w:rPr>
+          <w:rFonts w:ascii="Times New Roman" w:hAnsi="Times New Roman" w:cs="Times New Roman"/>
+        </w:rPr>
+        <w:t xml:space="preserve"> is sur</w:t>
+      </w:r>
+      <w:commentRangeStart w:id="10"/>
+      <w:r>
+        <w:rPr>
+          <w:rFonts w:ascii="Times New Roman" w:hAnsi="Times New Roman" w:cs="Times New Roman"/>
+        </w:rPr>
+        <w:t>prisi</w:t>
+      </w:r>
+      <w:commentRangeEnd w:id="10"/>
+      <w:r>
+        <w:rPr>
+          <w:rStyle w:val="CommentReference"/>
+          <w:rFonts w:ascii="Times New Roman" w:hAnsi="Times New Roman" w:cs="Times New Roman"/>
+          <w:sz w:val="24"/>
+          <w:szCs w:val="24"/>
+        </w:rPr>
+        <w:commentReference w:id="10"/>
+      </w:r>
+      <w:r>
+        <w:rPr>
+          <w:rFonts w:ascii="Times New Roman" w:hAnsi="Times New Roman" w:cs="Times New Roman"/>
+        </w:rPr>
+        <w:t>ng, especially for</w:t>
       </w:r>
       <w:r>
         <w:rPr>
@@ -1691,7 +2035,7 @@
           <w:i/>
           <w:iCs/>
         </w:rPr>
-        <w:t xml:space="preserve">S. </w:t>
+        <w:t xml:space="preserve"> </w:t>
       </w:r>
       <w:r>
         <w:rPr>
@@ -1699,6 +2043,14 @@
           <w:i/>
           <w:iCs/>
         </w:rPr>
+        <w:t xml:space="preserve">Sarracenia </w:t>
+      </w:r>
+      <w:r>
+        <w:rPr>
+          <w:rFonts w:ascii="Times New Roman" w:hAnsi="Times New Roman" w:cs="Times New Roman"/>
+          <w:i/>
+          <w:iCs/>
+        </w:rPr>
         <w:t>purpurea</w:t>
       </w:r>
       <w:r>
@@ -1711,31 +2063,98 @@
         <w:rPr>
           <w:rFonts w:ascii="Times New Roman" w:hAnsi="Times New Roman" w:cs="Times New Roman"/>
         </w:rPr>
-        <w:t xml:space="preserve">in </w:t>
-      </w:r>
-      <w:r>
-        <w:rPr>
-          <w:rFonts w:ascii="Times New Roman" w:hAnsi="Times New Roman" w:cs="Times New Roman"/>
-        </w:rPr>
-        <w:t xml:space="preserve">the </w:t>
-      </w:r>
-      <w:r>
-        <w:rPr>
-          <w:rFonts w:ascii="Times New Roman" w:hAnsi="Times New Roman" w:cs="Times New Roman"/>
-        </w:rPr>
-        <w:t xml:space="preserve">Apalachicola </w:t>
-      </w:r>
-      <w:r>
-        <w:rPr>
-          <w:rFonts w:ascii="Times New Roman" w:hAnsi="Times New Roman" w:cs="Times New Roman"/>
-        </w:rPr>
-        <w:t xml:space="preserve">National Forest </w:t>
-      </w:r>
-      <w:r>
-        <w:rPr>
-          <w:rFonts w:ascii="Times New Roman" w:hAnsi="Times New Roman" w:cs="Times New Roman"/>
-        </w:rPr>
-        <w:t>are particularly vulnerable to extirpation (NatureServe</w:t>
+        <w:t xml:space="preserve">as it is </w:t>
+      </w:r>
+      <w:r>
+        <w:rPr>
+          <w:rFonts w:ascii="Times New Roman" w:hAnsi="Times New Roman" w:cs="Times New Roman"/>
+        </w:rPr>
+        <w:t xml:space="preserve">more </w:t>
+      </w:r>
+      <w:r>
+        <w:rPr>
+          <w:rFonts w:ascii="Times New Roman" w:hAnsi="Times New Roman" w:cs="Times New Roman"/>
+        </w:rPr>
+        <w:t xml:space="preserve">dependent on its inquiline community compared to other carnivorous plants. </w:t>
+      </w:r>
+      <w:r>
+        <w:rPr>
+          <w:rFonts w:ascii="Times New Roman" w:hAnsi="Times New Roman" w:cs="Times New Roman"/>
+        </w:rPr>
+        <w:t>The</w:t>
+      </w:r>
+      <w:r>
+        <w:rPr>
+          <w:rFonts w:ascii="Times New Roman" w:hAnsi="Times New Roman" w:cs="Times New Roman"/>
+        </w:rPr>
+        <w:t xml:space="preserve"> pitchers of </w:t>
+      </w:r>
+      <w:r>
+        <w:rPr>
+          <w:rFonts w:ascii="Times New Roman" w:hAnsi="Times New Roman" w:cs="Times New Roman"/>
+        </w:rPr>
+        <w:lastRenderedPageBreak/>
+        <w:t>plants in the Sarraceniaceae family</w:t>
+      </w:r>
+      <w:r>
+        <w:rPr>
+          <w:rFonts w:ascii="Times New Roman" w:hAnsi="Times New Roman" w:cs="Times New Roman"/>
+        </w:rPr>
+        <w:t xml:space="preserve"> produce a very limited set of digestive enzymes compared to other </w:t>
+      </w:r>
+      <w:r>
+        <w:rPr>
+          <w:rFonts w:ascii="Times New Roman" w:hAnsi="Times New Roman" w:cs="Times New Roman"/>
+        </w:rPr>
+        <w:t>groups</w:t>
+      </w:r>
+      <w:r>
+        <w:rPr>
+          <w:rFonts w:ascii="Times New Roman" w:hAnsi="Times New Roman" w:cs="Times New Roman"/>
+        </w:rPr>
+        <w:t xml:space="preserve"> of pitcher plant</w:t>
+      </w:r>
+      <w:r>
+        <w:rPr>
+          <w:rFonts w:ascii="Times New Roman" w:hAnsi="Times New Roman" w:cs="Times New Roman"/>
+        </w:rPr>
+        <w:t>s</w:t>
+      </w:r>
+      <w:r>
+        <w:rPr>
+          <w:rFonts w:ascii="Times New Roman" w:hAnsi="Times New Roman" w:cs="Times New Roman"/>
+        </w:rPr>
+        <w:t xml:space="preserve"> (Luciano and Newell, 2017)</w:t>
+      </w:r>
+      <w:r>
+        <w:rPr>
+          <w:rFonts w:ascii="Times New Roman" w:hAnsi="Times New Roman" w:cs="Times New Roman"/>
+        </w:rPr>
+        <w:t>.</w:t>
+      </w:r>
+      <w:r>
+        <w:rPr>
+          <w:rFonts w:ascii="Times New Roman" w:hAnsi="Times New Roman" w:cs="Times New Roman"/>
+        </w:rPr>
+        <w:t xml:space="preserve"> These enzymes mainly include phosphatase</w:t>
+      </w:r>
+      <w:r>
+        <w:rPr>
+          <w:rFonts w:ascii="Times New Roman" w:hAnsi="Times New Roman" w:cs="Times New Roman"/>
+        </w:rPr>
+        <w:t>s</w:t>
+      </w:r>
+      <w:r>
+        <w:rPr>
+          <w:rFonts w:ascii="Times New Roman" w:hAnsi="Times New Roman" w:cs="Times New Roman"/>
+        </w:rPr>
+        <w:t xml:space="preserve"> and proteases, with a distinct absence of </w:t>
+      </w:r>
+      <w:r>
+        <w:rPr>
+          <w:rFonts w:ascii="Times New Roman" w:hAnsi="Times New Roman" w:cs="Times New Roman"/>
+        </w:rPr>
+        <w:t>other enzymes commonly associated with the digestion of insect prey</w:t>
       </w:r>
       <w:r>
         <w:rPr>
@@ -1747,7 +2166,61 @@
         <w:rPr>
           <w:rFonts w:ascii="Times New Roman" w:hAnsi="Times New Roman" w:cs="Times New Roman"/>
         </w:rPr>
-        <w:t xml:space="preserve"> 2025), not only through direct human activity (Gotelli and Ellison, 2002) but also due to climate-driven disturbances (Abbott and Battaglia, 2015; Brown et al</w:t>
+        <w:t xml:space="preserve"> such as chitinases</w:t>
+      </w:r>
+      <w:r>
+        <w:rPr>
+          <w:rFonts w:ascii="Times New Roman" w:hAnsi="Times New Roman" w:cs="Times New Roman"/>
+        </w:rPr>
+        <w:t xml:space="preserve"> (Gallie and Chang, 1997; Koller-Peroutka 2019)</w:t>
+      </w:r>
+      <w:r>
+        <w:rPr>
+          <w:rFonts w:ascii="Times New Roman" w:hAnsi="Times New Roman" w:cs="Times New Roman"/>
+        </w:rPr>
+        <w:t xml:space="preserve">. Additionally, Sarraceniaceae </w:t>
+      </w:r>
+      <w:r>
+        <w:rPr>
+          <w:rFonts w:ascii="Times New Roman" w:hAnsi="Times New Roman" w:cs="Times New Roman"/>
+        </w:rPr>
+        <w:t>lack</w:t>
+      </w:r>
+      <w:r>
+        <w:rPr>
+          <w:rFonts w:ascii="Times New Roman" w:hAnsi="Times New Roman" w:cs="Times New Roman"/>
+        </w:rPr>
+        <w:t>s</w:t>
+      </w:r>
+      <w:r>
+        <w:rPr>
+          <w:rFonts w:ascii="Times New Roman" w:hAnsi="Times New Roman" w:cs="Times New Roman"/>
+        </w:rPr>
+        <w:t xml:space="preserve"> the capability to uptake larger, partially digested nutrients</w:t>
+      </w:r>
+      <w:r>
+        <w:rPr>
+          <w:rFonts w:ascii="Times New Roman" w:hAnsi="Times New Roman" w:cs="Times New Roman"/>
+        </w:rPr>
+        <w:t xml:space="preserve"> via endocytosis, and are thus limited to inorganic ions and small organic molecules</w:t>
+      </w:r>
+      <w:r>
+        <w:rPr>
+          <w:rFonts w:ascii="Times New Roman" w:hAnsi="Times New Roman" w:cs="Times New Roman"/>
+        </w:rPr>
+        <w:t xml:space="preserve"> </w:t>
+      </w:r>
+      <w:r>
+        <w:rPr>
+          <w:rFonts w:ascii="Times New Roman" w:hAnsi="Times New Roman" w:cs="Times New Roman"/>
+        </w:rPr>
+        <w:t xml:space="preserve">as nutrient sources </w:t>
+      </w:r>
+      <w:r>
+        <w:rPr>
+          <w:rFonts w:ascii="Times New Roman" w:hAnsi="Times New Roman" w:cs="Times New Roman"/>
+        </w:rPr>
+        <w:t>(Plummer and Kethley, 1964)</w:t>
       </w:r>
       <w:r>
         <w:rPr>
@@ -1759,13 +2232,191 @@
         <w:rPr>
           <w:rFonts w:ascii="Times New Roman" w:hAnsi="Times New Roman" w:cs="Times New Roman"/>
         </w:rPr>
-        <w:t>, 2025).</w:t>
+        <w:t xml:space="preserve"> Because of these digestive limitations, </w:t>
+      </w:r>
+      <w:r>
+        <w:rPr>
+          <w:rFonts w:ascii="Times New Roman" w:hAnsi="Times New Roman" w:cs="Times New Roman"/>
+          <w:i/>
+          <w:iCs/>
+        </w:rPr>
+        <w:t>S. purpurea</w:t>
+      </w:r>
+      <w:r>
+        <w:rPr>
+          <w:rFonts w:ascii="Times New Roman" w:hAnsi="Times New Roman" w:cs="Times New Roman"/>
+        </w:rPr>
+        <w:t xml:space="preserve"> depends </w:t>
+      </w:r>
+      <w:r>
+        <w:rPr>
+          <w:rFonts w:ascii="Times New Roman" w:hAnsi="Times New Roman" w:cs="Times New Roman"/>
+        </w:rPr>
+        <w:t xml:space="preserve">largely </w:t>
+      </w:r>
+      <w:r>
+        <w:rPr>
+          <w:rFonts w:ascii="Times New Roman" w:hAnsi="Times New Roman" w:cs="Times New Roman"/>
+        </w:rPr>
+        <w:t>on its inquiline community to break down captured prey and facilitate nutrient mineralization</w:t>
+      </w:r>
+      <w:r>
+        <w:rPr>
+          <w:rFonts w:ascii="Times New Roman" w:hAnsi="Times New Roman" w:cs="Times New Roman"/>
+        </w:rPr>
+        <w:t xml:space="preserve"> (Luciano and Newell, 2017)</w:t>
+      </w:r>
+      <w:r>
+        <w:rPr>
+          <w:rFonts w:ascii="Times New Roman" w:hAnsi="Times New Roman" w:cs="Times New Roman"/>
+        </w:rPr>
+        <w:t xml:space="preserve">. </w:t>
+      </w:r>
+      <w:r>
+        <w:rPr>
+          <w:rFonts w:ascii="Times New Roman" w:hAnsi="Times New Roman" w:cs="Times New Roman"/>
+        </w:rPr>
+        <w:t xml:space="preserve">Within this community, the rotifer </w:t>
+      </w:r>
+      <w:r>
+        <w:rPr>
+          <w:rFonts w:ascii="Times New Roman" w:hAnsi="Times New Roman" w:cs="Times New Roman"/>
+          <w:i/>
+          <w:iCs/>
+        </w:rPr>
+        <w:t>Habrotrocha rosa</w:t>
       </w:r>
       <w:r>
         <w:rPr>
           <w:rFonts w:ascii="Times New Roman" w:hAnsi="Times New Roman" w:cs="Times New Roman"/>
         </w:rPr>
         <w:t xml:space="preserve"> </w:t>
+      </w:r>
+      <w:r>
+        <w:rPr>
+          <w:rFonts w:ascii="Times New Roman" w:hAnsi="Times New Roman" w:cs="Times New Roman"/>
+        </w:rPr>
+        <w:t xml:space="preserve">(Bdelloidea) </w:t>
+      </w:r>
+      <w:r>
+        <w:rPr>
+          <w:rFonts w:ascii="Times New Roman" w:hAnsi="Times New Roman" w:cs="Times New Roman"/>
+        </w:rPr>
+        <w:t xml:space="preserve">is </w:t>
+      </w:r>
+      <w:r>
+        <w:rPr>
+          <w:rFonts w:ascii="Times New Roman" w:hAnsi="Times New Roman" w:cs="Times New Roman"/>
+        </w:rPr>
+        <w:t xml:space="preserve">a </w:t>
+      </w:r>
+      <w:r>
+        <w:rPr>
+          <w:rFonts w:ascii="Times New Roman" w:hAnsi="Times New Roman" w:cs="Times New Roman"/>
+        </w:rPr>
+        <w:t>major contributor of fixed nitrogen (NO</w:t>
+      </w:r>
+      <w:r>
+        <w:rPr>
+          <w:rFonts w:ascii="Times New Roman" w:hAnsi="Times New Roman" w:cs="Times New Roman"/>
+          <w:vertAlign w:val="subscript"/>
+        </w:rPr>
+        <w:t>3</w:t>
+      </w:r>
+      <w:r>
+        <w:rPr>
+          <w:rFonts w:ascii="Times New Roman" w:hAnsi="Times New Roman" w:cs="Times New Roman"/>
+          <w:vertAlign w:val="superscript"/>
+        </w:rPr>
+        <w:t>-</w:t>
+      </w:r>
+      <w:r>
+        <w:rPr>
+          <w:rFonts w:ascii="Times New Roman" w:hAnsi="Times New Roman" w:cs="Times New Roman"/>
+        </w:rPr>
+        <w:t xml:space="preserve">, </w:t>
+      </w:r>
+      <w:r>
+        <w:rPr>
+          <w:rFonts w:ascii="Times New Roman" w:hAnsi="Times New Roman" w:cs="Times New Roman"/>
+        </w:rPr>
+        <w:t>NH</w:t>
+      </w:r>
+      <w:r>
+        <w:rPr>
+          <w:rFonts w:ascii="Times New Roman" w:hAnsi="Times New Roman" w:cs="Times New Roman"/>
+          <w:vertAlign w:val="subscript"/>
+        </w:rPr>
+        <w:t>4</w:t>
+      </w:r>
+      <w:r>
+        <w:rPr>
+          <w:rFonts w:ascii="Times New Roman" w:hAnsi="Times New Roman" w:cs="Times New Roman"/>
+          <w:vertAlign w:val="superscript"/>
+        </w:rPr>
+        <w:t>+</w:t>
+      </w:r>
+      <w:r>
+        <w:rPr>
+          <w:rFonts w:ascii="Times New Roman" w:hAnsi="Times New Roman" w:cs="Times New Roman"/>
+        </w:rPr>
+        <w:t>) and phosphorus (PO</w:t>
+      </w:r>
+      <w:r>
+        <w:rPr>
+          <w:rFonts w:ascii="Times New Roman" w:hAnsi="Times New Roman" w:cs="Times New Roman"/>
+          <w:vertAlign w:val="subscript"/>
+        </w:rPr>
+        <w:t>4</w:t>
+      </w:r>
+      <w:r>
+        <w:rPr>
+          <w:rFonts w:ascii="Times New Roman" w:hAnsi="Times New Roman" w:cs="Times New Roman"/>
+          <w:vertAlign w:val="superscript"/>
+        </w:rPr>
+        <w:t>3-</w:t>
+      </w:r>
+      <w:r>
+        <w:rPr>
+          <w:rFonts w:ascii="Times New Roman" w:hAnsi="Times New Roman" w:cs="Times New Roman"/>
+        </w:rPr>
+        <w:t>)</w:t>
+      </w:r>
+      <w:r>
+        <w:rPr>
+          <w:rFonts w:ascii="Times New Roman" w:hAnsi="Times New Roman" w:cs="Times New Roman"/>
+        </w:rPr>
+        <w:t xml:space="preserve"> (Bledzki and Ellison, 2018)</w:t>
+      </w:r>
+      <w:r>
+        <w:rPr>
+          <w:rFonts w:ascii="Times New Roman" w:hAnsi="Times New Roman" w:cs="Times New Roman"/>
+        </w:rPr>
+        <w:t>, often responsible for supplying a large majority of these nutrients to the plant</w:t>
+      </w:r>
+      <w:r>
+        <w:rPr>
+          <w:rFonts w:ascii="Times New Roman" w:hAnsi="Times New Roman" w:cs="Times New Roman"/>
+        </w:rPr>
+        <w:t xml:space="preserve"> (Bled</w:t>
+      </w:r>
+      <w:r>
+        <w:rPr>
+          <w:rFonts w:ascii="Times New Roman" w:hAnsi="Times New Roman" w:cs="Times New Roman"/>
+        </w:rPr>
+        <w:t>z</w:t>
+      </w:r>
+      <w:r>
+        <w:rPr>
+          <w:rFonts w:ascii="Times New Roman" w:hAnsi="Times New Roman" w:cs="Times New Roman"/>
+        </w:rPr>
+        <w:t>ki and Ellison, 1998; Bledzki and Ellison, 2002, Bledzki and Ellison 2003)</w:t>
+      </w:r>
+      <w:r>
+        <w:rPr>
+          <w:rFonts w:ascii="Times New Roman" w:hAnsi="Times New Roman" w:cs="Times New Roman"/>
+        </w:rPr>
+        <w:t xml:space="preserve">. </w:t>
       </w:r>
     </w:p>
     <w:p>
@@ -1780,13 +2431,7 @@
         <w:rPr>
           <w:rFonts w:ascii="Times New Roman" w:hAnsi="Times New Roman" w:cs="Times New Roman"/>
         </w:rPr>
-        <w:t>Although</w:t>
-      </w:r>
-      <w:r>
-        <w:rPr>
-          <w:rFonts w:ascii="Times New Roman" w:hAnsi="Times New Roman" w:cs="Times New Roman"/>
-        </w:rPr>
-        <w:t xml:space="preserve"> the threats to </w:t>
+        <w:t xml:space="preserve">Despite its ecological value to </w:t>
       </w:r>
       <w:r>
         <w:rPr>
@@ -1794,7 +2439,13 @@
           <w:i/>
           <w:iCs/>
         </w:rPr>
-        <w:t xml:space="preserve">S. </w:t>
+        <w:t>S. purpurea</w:t>
+      </w:r>
+      <w:r>
+        <w:rPr>
+          <w:rFonts w:ascii="Times New Roman" w:hAnsi="Times New Roman" w:cs="Times New Roman"/>
+        </w:rPr>
+        <w:t xml:space="preserve">, </w:t>
       </w:r>
       <w:r>
         <w:rPr>
@@ -1802,25 +2453,54 @@
           <w:i/>
           <w:iCs/>
         </w:rPr>
-        <w:t>purpurea</w:t>
-      </w:r>
-      <w:r>
-        <w:rPr>
-          <w:rFonts w:ascii="Times New Roman" w:hAnsi="Times New Roman" w:cs="Times New Roman"/>
-        </w:rPr>
-        <w:t xml:space="preserve"> populations are </w:t>
-      </w:r>
-      <w:r>
-        <w:rPr>
-          <w:rFonts w:ascii="Times New Roman" w:hAnsi="Times New Roman" w:cs="Times New Roman"/>
-        </w:rPr>
-        <w:t>well</w:t>
-      </w:r>
-      <w:r>
-        <w:rPr>
-          <w:rFonts w:ascii="Times New Roman" w:hAnsi="Times New Roman" w:cs="Times New Roman"/>
-        </w:rPr>
-        <w:t>-documented</w:t>
+        <w:t>H. rosa</w:t>
+      </w:r>
+      <w:r>
+        <w:rPr>
+          <w:rFonts w:ascii="Times New Roman" w:hAnsi="Times New Roman" w:cs="Times New Roman"/>
+        </w:rPr>
+        <w:t xml:space="preserve"> has received </w:t>
+      </w:r>
+      <w:commentRangeStart w:id="11"/>
+      <w:r>
+        <w:rPr>
+          <w:rFonts w:ascii="Times New Roman" w:hAnsi="Times New Roman" w:cs="Times New Roman"/>
+        </w:rPr>
+        <w:t xml:space="preserve">little attention </w:t>
+      </w:r>
+      <w:commentRangeEnd w:id="11"/>
+      <w:r>
+        <w:rPr>
+          <w:rStyle w:val="CommentReference"/>
+          <w:rFonts w:ascii="Times New Roman" w:hAnsi="Times New Roman" w:cs="Times New Roman"/>
+          <w:sz w:val="24"/>
+          <w:szCs w:val="24"/>
+        </w:rPr>
+        <w:commentReference w:id="11"/>
+      </w:r>
+      <w:r>
+        <w:rPr>
+          <w:rFonts w:ascii="Times New Roman" w:hAnsi="Times New Roman" w:cs="Times New Roman"/>
+        </w:rPr>
+        <w:t>outside of its direct benefits to its host plant</w:t>
+      </w:r>
+      <w:r>
+        <w:rPr>
+          <w:rFonts w:ascii="Times New Roman" w:hAnsi="Times New Roman" w:cs="Times New Roman"/>
+        </w:rPr>
+        <w:t xml:space="preserve"> (but see </w:t>
+      </w:r>
+      <w:r>
+        <w:rPr>
+          <w:rFonts w:ascii="Times New Roman" w:hAnsi="Times New Roman" w:cs="Times New Roman"/>
+        </w:rPr>
+        <w:t xml:space="preserve">. </w:t>
+      </w:r>
+      <w:r>
+        <w:rPr>
+          <w:rFonts w:ascii="Times New Roman" w:hAnsi="Times New Roman" w:cs="Times New Roman"/>
+        </w:rPr>
+        <w:t xml:space="preserve">Rapid climate change may pose a threat to the inquiline community of </w:t>
       </w:r>
       <w:r>
         <w:rPr>
@@ -1828,25 +2508,37 @@
           <w:i/>
           <w:iCs/>
         </w:rPr>
-        <w:t>,</w:t>
-      </w:r>
-      <w:r>
-        <w:rPr>
-          <w:rFonts w:ascii="Times New Roman" w:hAnsi="Times New Roman" w:cs="Times New Roman"/>
-        </w:rPr>
-        <w:t xml:space="preserve"> efforts to study the effect of climate change on the inquiline community</w:t>
-      </w:r>
-      <w:r>
-        <w:rPr>
-          <w:rFonts w:ascii="Times New Roman" w:hAnsi="Times New Roman" w:cs="Times New Roman"/>
-        </w:rPr>
-        <w:t xml:space="preserve"> </w:t>
-      </w:r>
-      <w:r>
-        <w:rPr>
-          <w:rFonts w:ascii="Times New Roman" w:hAnsi="Times New Roman" w:cs="Times New Roman"/>
-        </w:rPr>
-        <w:t xml:space="preserve">focus almost exclusively on the mosquito </w:t>
+        <w:t xml:space="preserve">S. purpurea, </w:t>
+      </w:r>
+      <w:r>
+        <w:rPr>
+          <w:rFonts w:ascii="Times New Roman" w:hAnsi="Times New Roman" w:cs="Times New Roman"/>
+        </w:rPr>
+        <w:t xml:space="preserve">yet </w:t>
+      </w:r>
+      <w:r>
+        <w:rPr>
+          <w:rFonts w:ascii="Times New Roman" w:hAnsi="Times New Roman" w:cs="Times New Roman"/>
+        </w:rPr>
+        <w:t xml:space="preserve">we lack an understanding of </w:t>
+      </w:r>
+      <w:r>
+        <w:rPr>
+          <w:rFonts w:ascii="Times New Roman" w:hAnsi="Times New Roman" w:cs="Times New Roman"/>
+        </w:rPr>
+        <w:t xml:space="preserve">the </w:t>
+      </w:r>
+      <w:r>
+        <w:rPr>
+          <w:rFonts w:ascii="Times New Roman" w:hAnsi="Times New Roman" w:cs="Times New Roman"/>
+        </w:rPr>
+        <w:t>evolvability</w:t>
+      </w:r>
+      <w:r>
+        <w:rPr>
+          <w:rFonts w:ascii="Times New Roman" w:hAnsi="Times New Roman" w:cs="Times New Roman"/>
+        </w:rPr>
+        <w:t xml:space="preserve"> of important community members like </w:t>
       </w:r>
       <w:r>
         <w:rPr>
@@ -1854,37 +2546,43 @@
           <w:i/>
           <w:iCs/>
         </w:rPr>
-        <w:t>Wyeomyia smithii.</w:t>
-      </w:r>
-      <w:r>
-        <w:rPr>
-          <w:rFonts w:ascii="Times New Roman" w:hAnsi="Times New Roman" w:cs="Times New Roman"/>
-        </w:rPr>
-        <w:t xml:space="preserve"> Bradshaw and Holzapfel (2000) were among the </w:t>
-      </w:r>
-      <w:r>
-        <w:rPr>
-          <w:rFonts w:ascii="Times New Roman" w:hAnsi="Times New Roman" w:cs="Times New Roman"/>
-        </w:rPr>
-        <w:t xml:space="preserve">very </w:t>
-      </w:r>
-      <w:r>
-        <w:rPr>
-          <w:rFonts w:ascii="Times New Roman" w:hAnsi="Times New Roman" w:cs="Times New Roman"/>
-        </w:rPr>
-        <w:t xml:space="preserve">first to demonstrate </w:t>
-      </w:r>
-      <w:r>
-        <w:rPr>
-          <w:rFonts w:ascii="Times New Roman" w:hAnsi="Times New Roman" w:cs="Times New Roman"/>
-        </w:rPr>
-        <w:t>an</w:t>
-      </w:r>
-      <w:r>
-        <w:rPr>
-          <w:rFonts w:ascii="Times New Roman" w:hAnsi="Times New Roman" w:cs="Times New Roman"/>
-        </w:rPr>
-        <w:t xml:space="preserve"> evolutionary response driven by rapid climate change, wherein </w:t>
+        <w:t>H. rosa</w:t>
+      </w:r>
+      <w:r>
+        <w:rPr>
+          <w:rFonts w:ascii="Times New Roman" w:hAnsi="Times New Roman" w:cs="Times New Roman"/>
+        </w:rPr>
+        <w:t xml:space="preserve">. </w:t>
+      </w:r>
+      <w:r>
+        <w:rPr>
+          <w:rFonts w:ascii="Times New Roman" w:hAnsi="Times New Roman" w:cs="Times New Roman"/>
+        </w:rPr>
+        <w:t>The</w:t>
+      </w:r>
+      <w:r>
+        <w:rPr>
+          <w:rFonts w:ascii="Times New Roman" w:hAnsi="Times New Roman" w:cs="Times New Roman"/>
+        </w:rPr>
+        <w:t xml:space="preserve"> </w:t>
+      </w:r>
+      <w:r>
+        <w:rPr>
+          <w:rFonts w:ascii="Times New Roman" w:hAnsi="Times New Roman" w:cs="Times New Roman"/>
+        </w:rPr>
+        <w:t xml:space="preserve">spatial </w:t>
+      </w:r>
+      <w:r>
+        <w:rPr>
+          <w:rFonts w:ascii="Times New Roman" w:hAnsi="Times New Roman" w:cs="Times New Roman"/>
+        </w:rPr>
+        <w:t xml:space="preserve">structure </w:t>
+      </w:r>
+      <w:r>
+        <w:rPr>
+          <w:rFonts w:ascii="Times New Roman" w:hAnsi="Times New Roman" w:cs="Times New Roman"/>
+        </w:rPr>
+        <w:t xml:space="preserve">of standing genetic variation in </w:t>
       </w:r>
       <w:r>
         <w:rPr>
@@ -1892,37 +2590,76 @@
           <w:i/>
           <w:iCs/>
         </w:rPr>
-        <w:t>W. smithii</w:t>
-      </w:r>
-      <w:r>
-        <w:rPr>
-          <w:rFonts w:ascii="Times New Roman" w:hAnsi="Times New Roman" w:cs="Times New Roman"/>
-        </w:rPr>
-        <w:t xml:space="preserve"> populations </w:t>
-      </w:r>
-      <w:r>
-        <w:rPr>
-          <w:rFonts w:ascii="Times New Roman" w:hAnsi="Times New Roman" w:cs="Times New Roman"/>
-        </w:rPr>
-        <w:t xml:space="preserve">in warmer springs and summers </w:t>
-      </w:r>
-      <w:r>
-        <w:rPr>
-          <w:rFonts w:ascii="Times New Roman" w:hAnsi="Times New Roman" w:cs="Times New Roman"/>
-        </w:rPr>
-        <w:t>shifted their genetically controlled photoperiodic response</w:t>
-      </w:r>
-      <w:r>
-        <w:rPr>
-          <w:rFonts w:ascii="Times New Roman" w:hAnsi="Times New Roman" w:cs="Times New Roman"/>
-        </w:rPr>
-        <w:t xml:space="preserve"> to fit an extra generation within a year</w:t>
-      </w:r>
-      <w:r>
-        <w:rPr>
-          <w:rFonts w:ascii="Times New Roman" w:hAnsi="Times New Roman" w:cs="Times New Roman"/>
-        </w:rPr>
-        <w:t xml:space="preserve">. To date, </w:t>
+        <w:t xml:space="preserve">H. rosa </w:t>
+      </w:r>
+      <w:r>
+        <w:rPr>
+          <w:rFonts w:ascii="Times New Roman" w:hAnsi="Times New Roman" w:cs="Times New Roman"/>
+        </w:rPr>
+        <w:t xml:space="preserve">populations </w:t>
+      </w:r>
+      <w:r>
+        <w:rPr>
+          <w:rFonts w:ascii="Times New Roman" w:hAnsi="Times New Roman" w:cs="Times New Roman"/>
+        </w:rPr>
+        <w:t xml:space="preserve">may influence </w:t>
+      </w:r>
+      <w:r>
+        <w:rPr>
+          <w:rFonts w:ascii="Times New Roman" w:hAnsi="Times New Roman" w:cs="Times New Roman"/>
+        </w:rPr>
+        <w:t>evolvability</w:t>
+      </w:r>
+      <w:r>
+        <w:rPr>
+          <w:rFonts w:ascii="Times New Roman" w:hAnsi="Times New Roman" w:cs="Times New Roman"/>
+        </w:rPr>
+        <w:t xml:space="preserve"> </w:t>
+      </w:r>
+      <w:r>
+        <w:rPr>
+          <w:rFonts w:ascii="Times New Roman" w:hAnsi="Times New Roman" w:cs="Times New Roman"/>
+        </w:rPr>
+        <w:t>by determining the scale at which selection can act on thermal traits</w:t>
+      </w:r>
+      <w:r>
+        <w:rPr>
+          <w:rFonts w:ascii="Times New Roman" w:hAnsi="Times New Roman" w:cs="Times New Roman"/>
+        </w:rPr>
+        <w:t xml:space="preserve">. </w:t>
+      </w:r>
+    </w:p>
+    <w:p>
+      <w:pPr>
+        <w:spacing w:after="0" w:line="480" w:lineRule="auto"/>
+        <w:ind w:firstLine="720"/>
+        <w:rPr>
+          <w:rFonts w:ascii="Times New Roman" w:hAnsi="Times New Roman" w:cs="Times New Roman"/>
+        </w:rPr>
+      </w:pPr>
+      <w:r>
+        <w:rPr>
+          <w:rFonts w:ascii="Times New Roman" w:hAnsi="Times New Roman" w:cs="Times New Roman"/>
+        </w:rPr>
+        <w:t xml:space="preserve">In this study, </w:t>
+      </w:r>
+      <w:r>
+        <w:rPr>
+          <w:rFonts w:ascii="Times New Roman" w:hAnsi="Times New Roman" w:cs="Times New Roman"/>
+        </w:rPr>
+        <w:t xml:space="preserve">I performed laboratory </w:t>
+      </w:r>
+      <w:r>
+        <w:rPr>
+          <w:rFonts w:ascii="Times New Roman" w:hAnsi="Times New Roman" w:cs="Times New Roman"/>
+        </w:rPr>
+        <w:t>experiments</w:t>
+      </w:r>
+      <w:r>
+        <w:rPr>
+          <w:rFonts w:ascii="Times New Roman" w:hAnsi="Times New Roman" w:cs="Times New Roman"/>
+        </w:rPr>
+        <w:t xml:space="preserve"> using microcosms that mimic the conditions of natural </w:t>
       </w:r>
       <w:r>
         <w:rPr>
@@ -1930,22 +2667,850 @@
           <w:i/>
           <w:iCs/>
         </w:rPr>
-        <w:t>W. smithii</w:t>
-      </w:r>
-      <w:r>
-        <w:rPr>
-          <w:rFonts w:ascii="Times New Roman" w:hAnsi="Times New Roman" w:cs="Times New Roman"/>
-        </w:rPr>
-        <w:t xml:space="preserve"> continues to be the premier model organism with which to study photoperiodism (reviewed by Bradshaw and Holzapfel, 2017). However, </w:t>
-      </w:r>
-      <w:commentRangeStart w:id="10"/>
-      <w:r>
-        <w:rPr>
-          <w:rFonts w:ascii="Times New Roman" w:hAnsi="Times New Roman" w:cs="Times New Roman"/>
-        </w:rPr>
-        <w:t xml:space="preserve">no studies </w:t>
-      </w:r>
-      <w:commentRangeEnd w:id="10"/>
+        <w:t>S. purpurea</w:t>
+      </w:r>
+      <w:r>
+        <w:rPr>
+          <w:rFonts w:ascii="Times New Roman" w:hAnsi="Times New Roman" w:cs="Times New Roman"/>
+        </w:rPr>
+        <w:t xml:space="preserve"> leaves to investigate the </w:t>
+      </w:r>
+      <w:r>
+        <w:rPr>
+          <w:rFonts w:ascii="Times New Roman" w:hAnsi="Times New Roman" w:cs="Times New Roman"/>
+        </w:rPr>
+        <w:t xml:space="preserve">spatial </w:t>
+      </w:r>
+      <w:r>
+        <w:rPr>
+          <w:rFonts w:ascii="Times New Roman" w:hAnsi="Times New Roman" w:cs="Times New Roman"/>
+        </w:rPr>
+        <w:t>structure of response</w:t>
+      </w:r>
+      <w:r>
+        <w:rPr>
+          <w:rFonts w:ascii="Times New Roman" w:hAnsi="Times New Roman" w:cs="Times New Roman"/>
+        </w:rPr>
+        <w:t xml:space="preserve"> to temperature</w:t>
+      </w:r>
+      <w:r>
+        <w:rPr>
+          <w:rFonts w:ascii="Times New Roman" w:hAnsi="Times New Roman" w:cs="Times New Roman"/>
+        </w:rPr>
+        <w:t>.</w:t>
+      </w:r>
+      <w:r>
+        <w:rPr>
+          <w:rFonts w:ascii="Times New Roman" w:hAnsi="Times New Roman" w:cs="Times New Roman"/>
+        </w:rPr>
+        <w:t xml:space="preserve"> </w:t>
+      </w:r>
+      <w:r>
+        <w:rPr>
+          <w:rFonts w:ascii="Times New Roman" w:hAnsi="Times New Roman" w:cs="Times New Roman"/>
+        </w:rPr>
+        <w:t>Because</w:t>
+      </w:r>
+      <w:r>
+        <w:rPr>
+          <w:rFonts w:ascii="Times New Roman" w:hAnsi="Times New Roman" w:cs="Times New Roman"/>
+        </w:rPr>
+        <w:t xml:space="preserve"> </w:t>
+      </w:r>
+      <w:r>
+        <w:rPr>
+          <w:rFonts w:ascii="Times New Roman" w:hAnsi="Times New Roman" w:cs="Times New Roman"/>
+          <w:i/>
+          <w:iCs/>
+        </w:rPr>
+        <w:t xml:space="preserve">H. </w:t>
+      </w:r>
+      <w:r>
+        <w:rPr>
+          <w:rFonts w:ascii="Times New Roman" w:hAnsi="Times New Roman" w:cs="Times New Roman"/>
+          <w:i/>
+          <w:iCs/>
+        </w:rPr>
+        <w:t>rosa</w:t>
+      </w:r>
+      <w:r>
+        <w:rPr>
+          <w:rFonts w:ascii="Times New Roman" w:hAnsi="Times New Roman" w:cs="Times New Roman"/>
+        </w:rPr>
+        <w:t xml:space="preserve"> </w:t>
+      </w:r>
+      <w:r>
+        <w:rPr>
+          <w:rFonts w:ascii="Times New Roman" w:hAnsi="Times New Roman" w:cs="Times New Roman"/>
+        </w:rPr>
+        <w:t>reproduce exclusively through apomictic</w:t>
+      </w:r>
+      <w:r>
+        <w:rPr>
+          <w:rFonts w:ascii="Times New Roman" w:hAnsi="Times New Roman" w:cs="Times New Roman"/>
+        </w:rPr>
+        <w:t xml:space="preserve"> parthenogenetic </w:t>
+      </w:r>
+      <w:r>
+        <w:rPr>
+          <w:rFonts w:ascii="Times New Roman" w:hAnsi="Times New Roman" w:cs="Times New Roman"/>
+        </w:rPr>
+        <w:t>(i.e., without meiosis)</w:t>
+      </w:r>
+      <w:r>
+        <w:rPr>
+          <w:rFonts w:ascii="Times New Roman" w:hAnsi="Times New Roman" w:cs="Times New Roman"/>
+        </w:rPr>
+        <w:t>, establishing c</w:t>
+      </w:r>
+      <w:r>
+        <w:rPr>
+          <w:rFonts w:ascii="Times New Roman" w:hAnsi="Times New Roman" w:cs="Times New Roman"/>
+        </w:rPr>
+        <w:t>lonal</w:t>
+      </w:r>
+      <w:r>
+        <w:rPr>
+          <w:rFonts w:ascii="Times New Roman" w:hAnsi="Times New Roman" w:cs="Times New Roman"/>
+        </w:rPr>
+        <w:t xml:space="preserve"> lines </w:t>
+      </w:r>
+      <w:r>
+        <w:rPr>
+          <w:rFonts w:ascii="Times New Roman" w:hAnsi="Times New Roman" w:cs="Times New Roman"/>
+        </w:rPr>
+        <w:t xml:space="preserve">is as simple as isolating one individual and allowing it to proliferate into a genetically </w:t>
+      </w:r>
+      <w:r>
+        <w:rPr>
+          <w:rFonts w:ascii="Times New Roman" w:hAnsi="Times New Roman" w:cs="Times New Roman"/>
+        </w:rPr>
+        <w:t>identical</w:t>
+      </w:r>
+      <w:r>
+        <w:rPr>
+          <w:rFonts w:ascii="Times New Roman" w:hAnsi="Times New Roman" w:cs="Times New Roman"/>
+        </w:rPr>
+        <w:t xml:space="preserve"> culture</w:t>
+      </w:r>
+      <w:r>
+        <w:rPr>
+          <w:rFonts w:ascii="Times New Roman" w:hAnsi="Times New Roman" w:cs="Times New Roman"/>
+        </w:rPr>
+        <w:t xml:space="preserve"> (Plasota and Plasota, 1980)</w:t>
+      </w:r>
+      <w:r>
+        <w:rPr>
+          <w:rFonts w:ascii="Times New Roman" w:hAnsi="Times New Roman" w:cs="Times New Roman"/>
+        </w:rPr>
+        <w:t xml:space="preserve">. Such clonal lines </w:t>
+      </w:r>
+      <w:r>
+        <w:rPr>
+          <w:rFonts w:ascii="Times New Roman" w:hAnsi="Times New Roman" w:cs="Times New Roman"/>
+        </w:rPr>
+        <w:t xml:space="preserve">of </w:t>
+      </w:r>
+      <w:r>
+        <w:rPr>
+          <w:rFonts w:ascii="Times New Roman" w:hAnsi="Times New Roman" w:cs="Times New Roman"/>
+          <w:i/>
+          <w:iCs/>
+        </w:rPr>
+        <w:lastRenderedPageBreak/>
+        <w:t>H. rosa</w:t>
+      </w:r>
+      <w:r>
+        <w:rPr>
+          <w:rFonts w:ascii="Times New Roman" w:hAnsi="Times New Roman" w:cs="Times New Roman"/>
+        </w:rPr>
+        <w:t xml:space="preserve"> </w:t>
+      </w:r>
+      <w:r>
+        <w:rPr>
+          <w:rFonts w:ascii="Times New Roman" w:hAnsi="Times New Roman" w:cs="Times New Roman"/>
+        </w:rPr>
+        <w:t xml:space="preserve">were </w:t>
+      </w:r>
+      <w:r>
+        <w:rPr>
+          <w:rFonts w:ascii="Times New Roman" w:hAnsi="Times New Roman" w:cs="Times New Roman"/>
+        </w:rPr>
+        <w:t xml:space="preserve">isolated from </w:t>
+      </w:r>
+      <w:r>
+        <w:rPr>
+          <w:rFonts w:ascii="Times New Roman" w:hAnsi="Times New Roman" w:cs="Times New Roman"/>
+        </w:rPr>
+        <w:t>lea</w:t>
+      </w:r>
+      <w:r>
+        <w:rPr>
+          <w:rFonts w:ascii="Times New Roman" w:hAnsi="Times New Roman" w:cs="Times New Roman"/>
+        </w:rPr>
+        <w:t xml:space="preserve">f water samples from </w:t>
+      </w:r>
+      <w:r>
+        <w:rPr>
+          <w:rFonts w:ascii="Times New Roman" w:hAnsi="Times New Roman" w:cs="Times New Roman"/>
+        </w:rPr>
+        <w:t>two sites</w:t>
+      </w:r>
+      <w:r>
+        <w:rPr>
+          <w:rFonts w:ascii="Times New Roman" w:hAnsi="Times New Roman" w:cs="Times New Roman"/>
+        </w:rPr>
+        <w:t xml:space="preserve">. </w:t>
+      </w:r>
+      <w:r>
+        <w:rPr>
+          <w:rFonts w:ascii="Times New Roman" w:hAnsi="Times New Roman" w:cs="Times New Roman"/>
+        </w:rPr>
+        <w:t>I measured the maximum specific growth rate</w:t>
+      </w:r>
+      <w:r>
+        <w:rPr>
+          <w:rFonts w:ascii="Times New Roman" w:hAnsi="Times New Roman" w:cs="Times New Roman"/>
+        </w:rPr>
+        <w:t xml:space="preserve"> of each population</w:t>
+      </w:r>
+      <w:r>
+        <w:rPr>
+          <w:rFonts w:ascii="Times New Roman" w:hAnsi="Times New Roman" w:cs="Times New Roman"/>
+        </w:rPr>
+        <w:t xml:space="preserve"> (</w:t>
+      </w:r>
+      <w:r>
+        <w:rPr>
+          <w:rFonts w:ascii="Times New Roman" w:hAnsi="Times New Roman" w:cs="Times New Roman"/>
+        </w:rPr>
+        <w:t>μ</w:t>
+      </w:r>
+      <w:r>
+        <w:rPr>
+          <w:rFonts w:ascii="Times New Roman" w:hAnsi="Times New Roman" w:cs="Times New Roman"/>
+          <w:vertAlign w:val="subscript"/>
+        </w:rPr>
+        <w:t>max</w:t>
+      </w:r>
+      <w:r>
+        <w:rPr>
+          <w:rFonts w:ascii="Times New Roman" w:hAnsi="Times New Roman" w:cs="Times New Roman"/>
+        </w:rPr>
+        <w:t>)</w:t>
+      </w:r>
+      <w:r>
+        <w:rPr>
+          <w:rFonts w:ascii="Times New Roman" w:hAnsi="Times New Roman" w:cs="Times New Roman"/>
+        </w:rPr>
+        <w:t xml:space="preserve"> and </w:t>
+      </w:r>
+      <w:r>
+        <w:rPr>
+          <w:rFonts w:ascii="Times New Roman" w:hAnsi="Times New Roman" w:cs="Times New Roman"/>
+        </w:rPr>
+        <w:t>body size (</w:t>
+      </w:r>
+      <w:r>
+        <w:rPr>
+          <w:rFonts w:ascii="Times New Roman" w:hAnsi="Times New Roman" w:cs="Times New Roman"/>
+        </w:rPr>
+        <w:t>cross-sectional area</w:t>
+      </w:r>
+      <w:r>
+        <w:rPr>
+          <w:rFonts w:ascii="Times New Roman" w:hAnsi="Times New Roman" w:cs="Times New Roman"/>
+        </w:rPr>
+        <w:t>)</w:t>
+      </w:r>
+      <w:r>
+        <w:rPr>
+          <w:rFonts w:ascii="Times New Roman" w:hAnsi="Times New Roman" w:cs="Times New Roman"/>
+        </w:rPr>
+        <w:t xml:space="preserve"> of </w:t>
+      </w:r>
+      <w:r>
+        <w:rPr>
+          <w:rFonts w:ascii="Times New Roman" w:hAnsi="Times New Roman" w:cs="Times New Roman"/>
+          <w:i/>
+          <w:iCs/>
+        </w:rPr>
+        <w:t>H. rosa</w:t>
+      </w:r>
+      <w:r>
+        <w:rPr>
+          <w:rFonts w:ascii="Times New Roman" w:hAnsi="Times New Roman" w:cs="Times New Roman"/>
+        </w:rPr>
+        <w:t xml:space="preserve"> clones cultured at </w:t>
+      </w:r>
+      <w:r>
+        <w:rPr>
+          <w:rFonts w:ascii="Times New Roman" w:hAnsi="Times New Roman" w:cs="Times New Roman"/>
+        </w:rPr>
+        <w:t xml:space="preserve">constant </w:t>
+      </w:r>
+      <w:r>
+        <w:rPr>
+          <w:rFonts w:ascii="Times New Roman" w:hAnsi="Times New Roman" w:cs="Times New Roman"/>
+        </w:rPr>
+        <w:t>temperature</w:t>
+      </w:r>
+      <w:r>
+        <w:rPr>
+          <w:rFonts w:ascii="Times New Roman" w:hAnsi="Times New Roman" w:cs="Times New Roman"/>
+        </w:rPr>
+        <w:t>s</w:t>
+      </w:r>
+      <w:r>
+        <w:rPr>
+          <w:rFonts w:ascii="Times New Roman" w:hAnsi="Times New Roman" w:cs="Times New Roman"/>
+        </w:rPr>
+        <w:t xml:space="preserve"> of 25 </w:t>
+      </w:r>
+      <w:r>
+        <w:rPr>
+          <w:rFonts w:ascii="Times New Roman" w:hAnsi="Times New Roman" w:cs="Times New Roman"/>
+        </w:rPr>
+        <w:t>°</w:t>
+      </w:r>
+      <w:r>
+        <w:rPr>
+          <w:rFonts w:ascii="Times New Roman" w:hAnsi="Times New Roman" w:cs="Times New Roman"/>
+        </w:rPr>
+        <w:t>C and 30 °C</w:t>
+      </w:r>
+      <w:r>
+        <w:rPr>
+          <w:rFonts w:ascii="Times New Roman" w:hAnsi="Times New Roman" w:cs="Times New Roman"/>
+        </w:rPr>
+        <w:t xml:space="preserve">, </w:t>
+      </w:r>
+      <w:r>
+        <w:rPr>
+          <w:rFonts w:ascii="Times New Roman" w:hAnsi="Times New Roman" w:cs="Times New Roman"/>
+        </w:rPr>
+        <w:t xml:space="preserve">representative of current average temperature in the Apalachicola National Forest (NOAA </w:t>
+      </w:r>
+      <w:r>
+        <w:rPr>
+          <w:rFonts w:ascii="Times New Roman" w:hAnsi="Times New Roman" w:cs="Times New Roman"/>
+        </w:rPr>
+        <w:t>NCEI Climate Normals 1991</w:t>
+      </w:r>
+      <w:r>
+        <w:rPr>
+          <w:rFonts w:ascii="Times New Roman" w:hAnsi="Times New Roman" w:cs="Times New Roman"/>
+        </w:rPr>
+        <w:t>–</w:t>
+      </w:r>
+      <w:r>
+        <w:rPr>
+          <w:rFonts w:ascii="Times New Roman" w:hAnsi="Times New Roman" w:cs="Times New Roman"/>
+        </w:rPr>
+        <w:t>2020</w:t>
+      </w:r>
+      <w:r>
+        <w:rPr>
+          <w:rFonts w:ascii="Times New Roman" w:hAnsi="Times New Roman" w:cs="Times New Roman"/>
+        </w:rPr>
+        <w:t xml:space="preserve">) and those projected under higher emissions scenarios by </w:t>
+      </w:r>
+      <w:r>
+        <w:rPr>
+          <w:rFonts w:ascii="Times New Roman" w:hAnsi="Times New Roman" w:cs="Times New Roman"/>
+        </w:rPr>
+        <w:t xml:space="preserve">the year </w:t>
+      </w:r>
+      <w:r>
+        <w:rPr>
+          <w:rFonts w:ascii="Times New Roman" w:hAnsi="Times New Roman" w:cs="Times New Roman"/>
+        </w:rPr>
+        <w:t>2100, which indicate warming of 3–</w:t>
+      </w:r>
+      <w:r>
+        <w:rPr>
+          <w:rFonts w:ascii="Times New Roman" w:hAnsi="Times New Roman" w:cs="Times New Roman"/>
+        </w:rPr>
+        <w:t>6</w:t>
+      </w:r>
+      <w:r>
+        <w:rPr>
+          <w:rFonts w:ascii="Times New Roman" w:hAnsi="Times New Roman" w:cs="Times New Roman"/>
+        </w:rPr>
+        <w:t>°C for the region (Runkle et al. 2022)</w:t>
+      </w:r>
+      <w:r>
+        <w:rPr>
+          <w:rFonts w:ascii="Times New Roman" w:hAnsi="Times New Roman" w:cs="Times New Roman"/>
+        </w:rPr>
+        <w:t xml:space="preserve">. </w:t>
+      </w:r>
+      <w:r>
+        <w:rPr>
+          <w:rFonts w:ascii="Times New Roman" w:hAnsi="Times New Roman" w:cs="Times New Roman"/>
+        </w:rPr>
+        <w:t xml:space="preserve">I </w:t>
+      </w:r>
+      <w:r>
+        <w:rPr>
+          <w:rFonts w:ascii="Times New Roman" w:hAnsi="Times New Roman" w:cs="Times New Roman"/>
+        </w:rPr>
+        <w:t>hypothesized that</w:t>
+      </w:r>
+      <w:r>
+        <w:rPr>
+          <w:rFonts w:ascii="Times New Roman" w:hAnsi="Times New Roman" w:cs="Times New Roman"/>
+        </w:rPr>
+        <w:t xml:space="preserve"> </w:t>
+      </w:r>
+      <w:r>
+        <w:rPr>
+          <w:rFonts w:ascii="Times New Roman" w:hAnsi="Times New Roman" w:cs="Times New Roman"/>
+        </w:rPr>
+        <w:t xml:space="preserve">most </w:t>
+      </w:r>
+      <w:r>
+        <w:rPr>
+          <w:rFonts w:ascii="Times New Roman" w:hAnsi="Times New Roman" w:cs="Times New Roman"/>
+        </w:rPr>
+        <w:t xml:space="preserve">clones </w:t>
+      </w:r>
+      <w:r>
+        <w:rPr>
+          <w:rFonts w:ascii="Times New Roman" w:hAnsi="Times New Roman" w:cs="Times New Roman"/>
+        </w:rPr>
+        <w:t>would</w:t>
+      </w:r>
+      <w:r>
+        <w:rPr>
+          <w:rFonts w:ascii="Times New Roman" w:hAnsi="Times New Roman" w:cs="Times New Roman"/>
+        </w:rPr>
+        <w:t xml:space="preserve"> </w:t>
+      </w:r>
+      <w:r>
+        <w:rPr>
+          <w:rFonts w:ascii="Times New Roman" w:hAnsi="Times New Roman" w:cs="Times New Roman"/>
+        </w:rPr>
+        <w:t xml:space="preserve">exhibit </w:t>
+      </w:r>
+      <w:r>
+        <w:rPr>
+          <w:rFonts w:ascii="Times New Roman" w:hAnsi="Times New Roman" w:cs="Times New Roman"/>
+        </w:rPr>
+        <w:t>lower</w:t>
+      </w:r>
+      <w:r>
+        <w:rPr>
+          <w:rFonts w:ascii="Times New Roman" w:hAnsi="Times New Roman" w:cs="Times New Roman"/>
+        </w:rPr>
+        <w:t xml:space="preserve"> maximum growth rate</w:t>
+      </w:r>
+      <w:r>
+        <w:rPr>
+          <w:rFonts w:ascii="Times New Roman" w:hAnsi="Times New Roman" w:cs="Times New Roman"/>
+        </w:rPr>
+        <w:t>s</w:t>
+      </w:r>
+      <w:r>
+        <w:rPr>
+          <w:rFonts w:ascii="Times New Roman" w:hAnsi="Times New Roman" w:cs="Times New Roman"/>
+        </w:rPr>
+        <w:t xml:space="preserve"> </w:t>
+      </w:r>
+      <w:r>
+        <w:rPr>
+          <w:rFonts w:ascii="Times New Roman" w:hAnsi="Times New Roman" w:cs="Times New Roman"/>
+        </w:rPr>
+        <w:t>and small</w:t>
+      </w:r>
+      <w:r>
+        <w:rPr>
+          <w:rFonts w:ascii="Times New Roman" w:hAnsi="Times New Roman" w:cs="Times New Roman"/>
+        </w:rPr>
+        <w:t>er</w:t>
+      </w:r>
+      <w:r>
+        <w:rPr>
+          <w:rFonts w:ascii="Times New Roman" w:hAnsi="Times New Roman" w:cs="Times New Roman"/>
+        </w:rPr>
+        <w:t xml:space="preserve"> body size</w:t>
+      </w:r>
+      <w:r>
+        <w:rPr>
+          <w:rFonts w:ascii="Times New Roman" w:hAnsi="Times New Roman" w:cs="Times New Roman"/>
+        </w:rPr>
+        <w:t>s</w:t>
+      </w:r>
+      <w:r>
+        <w:rPr>
+          <w:rFonts w:ascii="Times New Roman" w:hAnsi="Times New Roman" w:cs="Times New Roman"/>
+        </w:rPr>
+        <w:t xml:space="preserve"> </w:t>
+      </w:r>
+      <w:r>
+        <w:rPr>
+          <w:rFonts w:ascii="Times New Roman" w:hAnsi="Times New Roman" w:cs="Times New Roman"/>
+        </w:rPr>
+        <w:t xml:space="preserve">at </w:t>
+      </w:r>
+      <w:r>
+        <w:rPr>
+          <w:rFonts w:ascii="Times New Roman" w:hAnsi="Times New Roman" w:cs="Times New Roman"/>
+        </w:rPr>
+        <w:t>30 °C</w:t>
+      </w:r>
+      <w:r>
+        <w:rPr>
+          <w:rFonts w:ascii="Times New Roman" w:hAnsi="Times New Roman" w:cs="Times New Roman"/>
+        </w:rPr>
+        <w:t xml:space="preserve"> in response to a constant stressful temperature.</w:t>
+      </w:r>
+      <w:r>
+        <w:rPr>
+          <w:rFonts w:ascii="Times New Roman" w:hAnsi="Times New Roman" w:cs="Times New Roman"/>
+        </w:rPr>
+        <w:t xml:space="preserve"> </w:t>
+      </w:r>
+      <w:r>
+        <w:rPr>
+          <w:rFonts w:ascii="Times New Roman" w:hAnsi="Times New Roman" w:cs="Times New Roman"/>
+        </w:rPr>
+        <w:t xml:space="preserve">I also expect that </w:t>
+      </w:r>
+      <w:r>
+        <w:rPr>
+          <w:rFonts w:ascii="Times New Roman" w:hAnsi="Times New Roman" w:cs="Times New Roman"/>
+        </w:rPr>
+        <w:t xml:space="preserve">the </w:t>
+      </w:r>
+      <w:r>
+        <w:rPr>
+          <w:rFonts w:ascii="Times New Roman" w:hAnsi="Times New Roman" w:cs="Times New Roman"/>
+        </w:rPr>
+        <w:t>magnitude of that response would vary</w:t>
+      </w:r>
+      <w:r>
+        <w:rPr>
+          <w:rFonts w:ascii="Times New Roman" w:hAnsi="Times New Roman" w:cs="Times New Roman"/>
+        </w:rPr>
+        <w:t xml:space="preserve"> across spatial scales</w:t>
+      </w:r>
+      <w:r>
+        <w:rPr>
+          <w:rFonts w:ascii="Times New Roman" w:hAnsi="Times New Roman" w:cs="Times New Roman"/>
+        </w:rPr>
+        <w:t xml:space="preserve">, with most variation existing among leaves and little variation </w:t>
+      </w:r>
+      <w:r>
+        <w:rPr>
+          <w:rFonts w:ascii="Times New Roman" w:hAnsi="Times New Roman" w:cs="Times New Roman"/>
+        </w:rPr>
+        <w:t xml:space="preserve">among clones </w:t>
+      </w:r>
+      <w:r>
+        <w:rPr>
+          <w:rFonts w:ascii="Times New Roman" w:hAnsi="Times New Roman" w:cs="Times New Roman"/>
+        </w:rPr>
+        <w:t>within leaves</w:t>
+      </w:r>
+      <w:r>
+        <w:rPr>
+          <w:rFonts w:ascii="Times New Roman" w:hAnsi="Times New Roman" w:cs="Times New Roman"/>
+        </w:rPr>
+        <w:t>.</w:t>
+      </w:r>
+    </w:p>
+    <w:p>
+      <w:pPr>
+        <w:rPr>
+          <w:rFonts w:ascii="Times New Roman" w:hAnsi="Times New Roman" w:cs="Times New Roman"/>
+        </w:rPr>
+      </w:pPr>
+      <w:r>
+        <w:rPr>
+          <w:rFonts w:ascii="Times New Roman" w:hAnsi="Times New Roman" w:cs="Times New Roman"/>
+        </w:rPr>
+        <w:br w:type="page"/>
+      </w:r>
+    </w:p>
+    <w:p>
+      <w:pPr>
+        <w:spacing w:after="0" w:line="480" w:lineRule="auto"/>
+        <w:jc w:val="center"/>
+        <w:rPr>
+          <w:rFonts w:ascii="Times New Roman" w:hAnsi="Times New Roman" w:cs="Times New Roman"/>
+        </w:rPr>
+      </w:pPr>
+      <w:r>
+        <w:rPr>
+          <w:rFonts w:ascii="Times New Roman" w:hAnsi="Times New Roman" w:cs="Times New Roman"/>
+          <w:b/>
+          <w:bCs/>
+        </w:rPr>
+        <w:lastRenderedPageBreak/>
+        <w:t>Methods</w:t>
+      </w:r>
+    </w:p>
+    <w:p>
+      <w:pPr>
+        <w:spacing w:after="0" w:line="480" w:lineRule="auto"/>
+        <w:rPr>
+          <w:rFonts w:ascii="Times New Roman" w:hAnsi="Times New Roman" w:cs="Times New Roman"/>
+        </w:rPr>
+      </w:pPr>
+      <w:r>
+        <w:rPr>
+          <w:rFonts w:ascii="Times New Roman" w:hAnsi="Times New Roman" w:cs="Times New Roman"/>
+          <w:u w:val="single"/>
+        </w:rPr>
+        <w:t>Field Collection of Rotifers</w:t>
+      </w:r>
+    </w:p>
+    <w:p>
+      <w:pPr>
+        <w:spacing w:after="0" w:line="480" w:lineRule="auto"/>
+        <w:ind w:firstLine="720"/>
+        <w:rPr>
+          <w:rFonts w:ascii="Times New Roman" w:hAnsi="Times New Roman" w:cs="Times New Roman"/>
+        </w:rPr>
+      </w:pPr>
+      <w:r>
+        <w:rPr>
+          <w:rFonts w:ascii="Times New Roman" w:hAnsi="Times New Roman" w:cs="Times New Roman"/>
+        </w:rPr>
+        <w:t xml:space="preserve">I collected samples of </w:t>
+      </w:r>
+      <w:r>
+        <w:rPr>
+          <w:rFonts w:ascii="Times New Roman" w:hAnsi="Times New Roman" w:cs="Times New Roman"/>
+          <w:i/>
+          <w:iCs/>
+        </w:rPr>
+        <w:t>Sarracenia purpurea</w:t>
+      </w:r>
+      <w:r>
+        <w:rPr>
+          <w:rFonts w:ascii="Times New Roman" w:hAnsi="Times New Roman" w:cs="Times New Roman"/>
+        </w:rPr>
+        <w:t xml:space="preserve"> leaf water from </w:t>
+      </w:r>
+      <w:r>
+        <w:rPr>
+          <w:rFonts w:ascii="Times New Roman" w:hAnsi="Times New Roman" w:cs="Times New Roman"/>
+        </w:rPr>
+        <w:t>88</w:t>
+      </w:r>
+      <w:r>
+        <w:rPr>
+          <w:rFonts w:ascii="Times New Roman" w:hAnsi="Times New Roman" w:cs="Times New Roman"/>
+        </w:rPr>
+        <w:t xml:space="preserve"> plants </w:t>
+      </w:r>
+      <w:r>
+        <w:rPr>
+          <w:rFonts w:ascii="Times New Roman" w:hAnsi="Times New Roman" w:cs="Times New Roman"/>
+        </w:rPr>
+        <w:t>from two</w:t>
+      </w:r>
+      <w:r>
+        <w:rPr>
+          <w:rFonts w:ascii="Times New Roman" w:hAnsi="Times New Roman" w:cs="Times New Roman"/>
+        </w:rPr>
+        <w:t xml:space="preserve"> sites in the Apalachicola National Forest in northern Florida in July of 2024. These sites</w:t>
+      </w:r>
+      <w:r>
+        <w:rPr>
+          <w:rFonts w:ascii="Times New Roman" w:hAnsi="Times New Roman" w:cs="Times New Roman"/>
+        </w:rPr>
+        <w:t xml:space="preserve"> (Crystal Bog and Pleaphase Savan</w:t>
+      </w:r>
+      <w:r>
+        <w:rPr>
+          <w:rFonts w:ascii="Times New Roman" w:hAnsi="Times New Roman" w:cs="Times New Roman"/>
+        </w:rPr>
+        <w:t>n</w:t>
+      </w:r>
+      <w:r>
+        <w:rPr>
+          <w:rFonts w:ascii="Times New Roman" w:hAnsi="Times New Roman" w:cs="Times New Roman"/>
+        </w:rPr>
+        <w:t>ah</w:t>
+      </w:r>
+      <w:r>
+        <w:rPr>
+          <w:rFonts w:ascii="Times New Roman" w:hAnsi="Times New Roman" w:cs="Times New Roman"/>
+        </w:rPr>
+        <w:t>, Figure 1</w:t>
+      </w:r>
+      <w:r>
+        <w:rPr>
+          <w:rFonts w:ascii="Times New Roman" w:hAnsi="Times New Roman" w:cs="Times New Roman"/>
+        </w:rPr>
+        <w:t>)</w:t>
+      </w:r>
+      <w:r>
+        <w:rPr>
+          <w:rFonts w:ascii="Times New Roman" w:hAnsi="Times New Roman" w:cs="Times New Roman"/>
+        </w:rPr>
+        <w:t xml:space="preserve"> were chosen for the presence of known </w:t>
+      </w:r>
+      <w:r>
+        <w:rPr>
+          <w:rFonts w:ascii="Times New Roman" w:hAnsi="Times New Roman" w:cs="Times New Roman"/>
+          <w:i/>
+          <w:iCs/>
+        </w:rPr>
+        <w:t>S. purpurea</w:t>
+      </w:r>
+      <w:r>
+        <w:rPr>
+          <w:rFonts w:ascii="Times New Roman" w:hAnsi="Times New Roman" w:cs="Times New Roman"/>
+        </w:rPr>
+        <w:t xml:space="preserve"> populations</w:t>
+      </w:r>
+      <w:r>
+        <w:rPr>
+          <w:rFonts w:ascii="Times New Roman" w:hAnsi="Times New Roman" w:cs="Times New Roman"/>
+        </w:rPr>
+        <w:t xml:space="preserve"> and are </w:t>
+      </w:r>
+      <w:r>
+        <w:rPr>
+          <w:rFonts w:ascii="Times New Roman" w:hAnsi="Times New Roman" w:cs="Times New Roman"/>
+        </w:rPr>
+        <w:t>separated by</w:t>
+      </w:r>
+      <w:r>
+        <w:rPr>
+          <w:rFonts w:ascii="Times New Roman" w:hAnsi="Times New Roman" w:cs="Times New Roman"/>
+        </w:rPr>
+        <w:t xml:space="preserve"> approximately 5 km</w:t>
+      </w:r>
+      <w:r>
+        <w:rPr>
+          <w:rFonts w:ascii="Times New Roman" w:hAnsi="Times New Roman" w:cs="Times New Roman"/>
+        </w:rPr>
+        <w:t xml:space="preserve"> of longleaf pine forest</w:t>
+      </w:r>
+      <w:r>
+        <w:rPr>
+          <w:rFonts w:ascii="Times New Roman" w:hAnsi="Times New Roman" w:cs="Times New Roman"/>
+        </w:rPr>
+        <w:t>.</w:t>
+      </w:r>
+      <w:r>
+        <w:rPr>
+          <w:rFonts w:ascii="Times New Roman" w:hAnsi="Times New Roman" w:cs="Times New Roman"/>
+        </w:rPr>
+        <w:t xml:space="preserve"> I haphazardly sampled 50 plants from Site 1 (Crystal Bog), and </w:t>
+      </w:r>
+      <w:r>
+        <w:rPr>
+          <w:rFonts w:ascii="Times New Roman" w:hAnsi="Times New Roman" w:cs="Times New Roman"/>
+        </w:rPr>
+        <w:t>38</w:t>
+      </w:r>
+      <w:r>
+        <w:rPr>
+          <w:rFonts w:ascii="Times New Roman" w:hAnsi="Times New Roman" w:cs="Times New Roman"/>
+        </w:rPr>
+        <w:t xml:space="preserve"> from Site 2 (Pleaphase Savanna). From each plant, a sample from one leaf was collected using a </w:t>
+      </w:r>
+      <w:r>
+        <w:rPr>
+          <w:rFonts w:ascii="Times New Roman" w:hAnsi="Times New Roman" w:cs="Times New Roman"/>
+        </w:rPr>
+        <w:t>sterile</w:t>
+      </w:r>
+      <w:r>
+        <w:rPr>
+          <w:rFonts w:ascii="Times New Roman" w:hAnsi="Times New Roman" w:cs="Times New Roman"/>
+        </w:rPr>
+        <w:t xml:space="preserve"> plastic transfer pipette and stored in sterile 50 ml conical tubes. </w:t>
+      </w:r>
+      <w:r>
+        <w:rPr>
+          <w:rFonts w:ascii="Times New Roman" w:hAnsi="Times New Roman" w:cs="Times New Roman"/>
+        </w:rPr>
+        <w:t>The contents of each leaf were gently mixed using the tip of the pipette</w:t>
+      </w:r>
+      <w:r>
+        <w:rPr>
+          <w:rFonts w:ascii="Times New Roman" w:hAnsi="Times New Roman" w:cs="Times New Roman"/>
+        </w:rPr>
+        <w:t xml:space="preserve"> before sampling.</w:t>
+      </w:r>
+      <w:r>
+        <w:rPr>
+          <w:rFonts w:ascii="Times New Roman" w:hAnsi="Times New Roman" w:cs="Times New Roman"/>
+        </w:rPr>
+        <w:t xml:space="preserve"> </w:t>
+      </w:r>
+      <w:r>
+        <w:rPr>
+          <w:rFonts w:ascii="Times New Roman" w:hAnsi="Times New Roman" w:cs="Times New Roman"/>
+        </w:rPr>
+        <w:t>A</w:t>
+      </w:r>
+      <w:r>
+        <w:rPr>
+          <w:rFonts w:ascii="Times New Roman" w:hAnsi="Times New Roman" w:cs="Times New Roman"/>
+        </w:rPr>
+        <w:t xml:space="preserve">ll of the water in each leaf was collected, unless the leaf water volume exceeded </w:t>
+      </w:r>
+      <w:r>
+        <w:rPr>
+          <w:rFonts w:ascii="Times New Roman" w:hAnsi="Times New Roman" w:cs="Times New Roman"/>
+        </w:rPr>
+        <w:t>50</w:t>
+      </w:r>
+      <w:r>
+        <w:rPr>
+          <w:rFonts w:ascii="Times New Roman" w:hAnsi="Times New Roman" w:cs="Times New Roman"/>
+        </w:rPr>
+        <w:t xml:space="preserve"> ml</w:t>
+      </w:r>
+      <w:r>
+        <w:rPr>
+          <w:rFonts w:ascii="Times New Roman" w:hAnsi="Times New Roman" w:cs="Times New Roman"/>
+        </w:rPr>
+        <w:t xml:space="preserve">, in which case only </w:t>
+      </w:r>
+      <w:r>
+        <w:rPr>
+          <w:rFonts w:ascii="Times New Roman" w:hAnsi="Times New Roman" w:cs="Times New Roman"/>
+        </w:rPr>
+        <w:t>50</w:t>
+      </w:r>
+      <w:r>
+        <w:rPr>
+          <w:rFonts w:ascii="Times New Roman" w:hAnsi="Times New Roman" w:cs="Times New Roman"/>
+        </w:rPr>
+        <w:t xml:space="preserve"> ml was collected. The samples were then transported to Forida State University and stored at room temperature. </w:t>
+      </w:r>
+    </w:p>
+    <w:p>
+      <w:pPr>
+        <w:spacing w:after="0" w:line="480" w:lineRule="auto"/>
+        <w:ind w:firstLine="720"/>
+        <w:rPr>
+          <w:rFonts w:ascii="Times New Roman" w:hAnsi="Times New Roman" w:cs="Times New Roman"/>
+        </w:rPr>
+      </w:pPr>
+      <w:r>
+        <w:rPr>
+          <w:rFonts w:ascii="Times New Roman" w:hAnsi="Times New Roman" w:cs="Times New Roman"/>
+        </w:rPr>
+        <w:t xml:space="preserve">Within </w:t>
+      </w:r>
+      <w:commentRangeStart w:id="12"/>
+      <w:r>
+        <w:rPr>
+          <w:rFonts w:ascii="Times New Roman" w:hAnsi="Times New Roman" w:cs="Times New Roman"/>
+        </w:rPr>
+        <w:t xml:space="preserve">4 hours </w:t>
+      </w:r>
+      <w:commentRangeEnd w:id="12"/>
       <w:r>
         <w:rPr>
           <w:rStyle w:val="CommentReference"/>
@@ -1953,13 +3518,13 @@
           <w:sz w:val="24"/>
           <w:szCs w:val="24"/>
         </w:rPr>
-        <w:commentReference w:id="10"/>
-      </w:r>
-      <w:r>
-        <w:rPr>
-          <w:rFonts w:ascii="Times New Roman" w:hAnsi="Times New Roman" w:cs="Times New Roman"/>
-        </w:rPr>
-        <w:t xml:space="preserve">have explored the effects of climate change on any other members of the </w:t>
+        <w:commentReference w:id="12"/>
+      </w:r>
+      <w:r>
+        <w:rPr>
+          <w:rFonts w:ascii="Times New Roman" w:hAnsi="Times New Roman" w:cs="Times New Roman"/>
+        </w:rPr>
+        <w:t>of collection, the samples were visually inspected for the presence of late-instar mosquito larvae (</w:t>
       </w:r>
       <w:r>
         <w:rPr>
@@ -1967,18 +3532,165 @@
           <w:i/>
           <w:iCs/>
         </w:rPr>
-        <w:t>S. purpurea</w:t>
-      </w:r>
-      <w:r>
-        <w:rPr>
-          <w:rFonts w:ascii="Times New Roman" w:hAnsi="Times New Roman" w:cs="Times New Roman"/>
-        </w:rPr>
-        <w:t xml:space="preserve"> inquiline community. </w:t>
+        <w:t>W</w:t>
+      </w:r>
+      <w:r>
+        <w:rPr>
+          <w:rFonts w:ascii="Times New Roman" w:hAnsi="Times New Roman" w:cs="Times New Roman"/>
+          <w:i/>
+          <w:iCs/>
+        </w:rPr>
+        <w:t>.</w:t>
+      </w:r>
+      <w:r>
+        <w:rPr>
+          <w:rFonts w:ascii="Times New Roman" w:hAnsi="Times New Roman" w:cs="Times New Roman"/>
+          <w:i/>
+          <w:iCs/>
+        </w:rPr>
+        <w:t xml:space="preserve"> smithii</w:t>
+      </w:r>
+      <w:r>
+        <w:rPr>
+          <w:rFonts w:ascii="Times New Roman" w:hAnsi="Times New Roman" w:cs="Times New Roman"/>
+        </w:rPr>
+        <w:t xml:space="preserve">). If present, larvae were removed using </w:t>
+      </w:r>
+      <w:r>
+        <w:rPr>
+          <w:rFonts w:ascii="Times New Roman" w:hAnsi="Times New Roman" w:cs="Times New Roman"/>
+        </w:rPr>
+        <w:t>clean</w:t>
+      </w:r>
+      <w:r>
+        <w:rPr>
+          <w:rFonts w:ascii="Times New Roman" w:hAnsi="Times New Roman" w:cs="Times New Roman"/>
+        </w:rPr>
+        <w:t xml:space="preserve"> plastic transfer pipette</w:t>
+      </w:r>
+      <w:r>
+        <w:rPr>
+          <w:rFonts w:ascii="Times New Roman" w:hAnsi="Times New Roman" w:cs="Times New Roman"/>
+        </w:rPr>
+        <w:t>s</w:t>
+      </w:r>
+      <w:r>
+        <w:rPr>
+          <w:rFonts w:ascii="Times New Roman" w:hAnsi="Times New Roman" w:cs="Times New Roman"/>
+        </w:rPr>
+        <w:t xml:space="preserve"> to prevent predation on </w:t>
+      </w:r>
+      <w:r>
+        <w:rPr>
+          <w:rFonts w:ascii="Times New Roman" w:hAnsi="Times New Roman" w:cs="Times New Roman"/>
+          <w:i/>
+          <w:iCs/>
+        </w:rPr>
+        <w:t>H</w:t>
+      </w:r>
+      <w:r>
+        <w:rPr>
+          <w:rFonts w:ascii="Times New Roman" w:hAnsi="Times New Roman" w:cs="Times New Roman"/>
+          <w:i/>
+          <w:iCs/>
+        </w:rPr>
+        <w:t>.</w:t>
+      </w:r>
+      <w:r>
+        <w:rPr>
+          <w:rFonts w:ascii="Times New Roman" w:hAnsi="Times New Roman" w:cs="Times New Roman"/>
+          <w:i/>
+          <w:iCs/>
+        </w:rPr>
+        <w:t xml:space="preserve"> rosa</w:t>
+      </w:r>
+      <w:r>
+        <w:rPr>
+          <w:rFonts w:ascii="Times New Roman" w:hAnsi="Times New Roman" w:cs="Times New Roman"/>
+        </w:rPr>
+        <w:t xml:space="preserve">. All sample tubes were sealed with parafilm and transported via </w:t>
+      </w:r>
+      <w:r>
+        <w:rPr>
+          <w:rFonts w:ascii="Times New Roman" w:hAnsi="Times New Roman" w:cs="Times New Roman"/>
+        </w:rPr>
+        <w:t xml:space="preserve">a </w:t>
+      </w:r>
+      <w:r>
+        <w:rPr>
+          <w:rFonts w:ascii="Times New Roman" w:hAnsi="Times New Roman" w:cs="Times New Roman"/>
+        </w:rPr>
+        <w:t>commercial flight to California State University, Northridge. The samples were then stored in a growth chamber at 25</w:t>
+      </w:r>
+      <w:r>
+        <w:rPr>
+          <w:rFonts w:ascii="Times New Roman" w:hAnsi="Times New Roman" w:cs="Times New Roman"/>
+        </w:rPr>
+        <w:t xml:space="preserve"> </w:t>
+      </w:r>
+      <w:r>
+        <w:rPr>
+          <w:rFonts w:ascii="Times New Roman" w:hAnsi="Times New Roman" w:cs="Times New Roman"/>
+        </w:rPr>
+        <w:t xml:space="preserve">°C. A 300 </w:t>
+      </w:r>
+      <w:r>
+        <w:rPr>
+          <w:rFonts w:ascii="Times New Roman" w:hAnsi="Times New Roman" w:cs="Times New Roman"/>
+        </w:rPr>
+        <w:t>µ</w:t>
+      </w:r>
+      <w:r>
+        <w:rPr>
+          <w:rFonts w:ascii="Times New Roman" w:hAnsi="Times New Roman" w:cs="Times New Roman"/>
+        </w:rPr>
+        <w:t xml:space="preserve">l sample from each tube was scored for the presence of </w:t>
+      </w:r>
+      <w:r>
+        <w:rPr>
+          <w:rFonts w:ascii="Times New Roman" w:hAnsi="Times New Roman" w:cs="Times New Roman"/>
+          <w:i/>
+          <w:iCs/>
+        </w:rPr>
+        <w:t>H. rosa</w:t>
+      </w:r>
+      <w:r>
+        <w:rPr>
+          <w:rFonts w:ascii="Times New Roman" w:hAnsi="Times New Roman" w:cs="Times New Roman"/>
+        </w:rPr>
+        <w:t>, other species of rotifers, and ciliates using 24-well tissue culture plates and a stereomicroscope. Samples were inspected for the presence of developing mosquito larvae for two</w:t>
+      </w:r>
+      <w:r>
+        <w:rPr>
+          <w:rFonts w:ascii="Times New Roman" w:hAnsi="Times New Roman" w:cs="Times New Roman"/>
+        </w:rPr>
+        <w:t xml:space="preserve"> additional</w:t>
+      </w:r>
+      <w:r>
+        <w:rPr>
+          <w:rFonts w:ascii="Times New Roman" w:hAnsi="Times New Roman" w:cs="Times New Roman"/>
+        </w:rPr>
+        <w:t xml:space="preserve"> weeks, which were removed upon detection.</w:t>
       </w:r>
     </w:p>
     <w:p>
       <w:pPr>
         <w:spacing w:after="0" w:line="480" w:lineRule="auto"/>
+        <w:rPr>
+          <w:rFonts w:ascii="Times New Roman" w:hAnsi="Times New Roman" w:cs="Times New Roman"/>
+        </w:rPr>
+      </w:pPr>
+      <w:r>
+        <w:rPr>
+          <w:rFonts w:ascii="Times New Roman" w:hAnsi="Times New Roman" w:cs="Times New Roman"/>
+          <w:u w:val="single"/>
+        </w:rPr>
+        <w:t>Rotifer Isolation and Rearing</w:t>
+      </w:r>
+    </w:p>
+    <w:p>
+      <w:pPr>
+        <w:spacing w:after="0" w:line="480" w:lineRule="auto"/>
         <w:ind w:firstLine="720"/>
         <w:rPr>
           <w:rFonts w:ascii="Times New Roman" w:hAnsi="Times New Roman" w:cs="Times New Roman"/>
@@ -1988,22 +3700,48 @@
         <w:rPr>
           <w:rFonts w:ascii="Times New Roman" w:hAnsi="Times New Roman" w:cs="Times New Roman"/>
         </w:rPr>
-        <w:t>This lack of attention</w:t>
-      </w:r>
-      <w:r>
-        <w:rPr>
-          <w:rFonts w:ascii="Times New Roman" w:hAnsi="Times New Roman" w:cs="Times New Roman"/>
-        </w:rPr>
-        <w:t xml:space="preserve"> is sur</w:t>
-      </w:r>
-      <w:commentRangeStart w:id="11"/>
-      <w:r>
-        <w:rPr>
-          <w:rFonts w:ascii="Times New Roman" w:hAnsi="Times New Roman" w:cs="Times New Roman"/>
-        </w:rPr>
-        <w:t>prisi</w:t>
-      </w:r>
-      <w:commentRangeEnd w:id="11"/>
+        <w:t xml:space="preserve">To establish clonal lines of the obligate parthenogenic </w:t>
+      </w:r>
+      <w:r>
+        <w:rPr>
+          <w:rFonts w:ascii="Times New Roman" w:hAnsi="Times New Roman" w:cs="Times New Roman"/>
+          <w:i/>
+          <w:iCs/>
+        </w:rPr>
+        <w:t>H. rosa,</w:t>
+      </w:r>
+      <w:r>
+        <w:rPr>
+          <w:rFonts w:ascii="Times New Roman" w:hAnsi="Times New Roman" w:cs="Times New Roman"/>
+        </w:rPr>
+        <w:t xml:space="preserve"> I isolated individual rotifers from leaf water samples. Of the </w:t>
+      </w:r>
+      <w:r>
+        <w:rPr>
+          <w:rFonts w:ascii="Times New Roman" w:hAnsi="Times New Roman" w:cs="Times New Roman"/>
+        </w:rPr>
+        <w:t>88</w:t>
+      </w:r>
+      <w:r>
+        <w:rPr>
+          <w:rFonts w:ascii="Times New Roman" w:hAnsi="Times New Roman" w:cs="Times New Roman"/>
+        </w:rPr>
+        <w:t xml:space="preserve"> leaf water samples collected, only </w:t>
+      </w:r>
+      <w:r>
+        <w:rPr>
+          <w:rFonts w:ascii="Times New Roman" w:hAnsi="Times New Roman" w:cs="Times New Roman"/>
+        </w:rPr>
+        <w:t>s</w:t>
+      </w:r>
+      <w:commentRangeStart w:id="13"/>
+      <w:r>
+        <w:rPr>
+          <w:rFonts w:ascii="Times New Roman" w:hAnsi="Times New Roman" w:cs="Times New Roman"/>
+        </w:rPr>
+        <w:t>ev</w:t>
+      </w:r>
+      <w:commentRangeEnd w:id="13"/>
       <w:r>
         <w:rPr>
           <w:rStyle w:val="CommentReference"/>
@@ -2011,13 +3749,268 @@
           <w:sz w:val="24"/>
           <w:szCs w:val="24"/>
         </w:rPr>
-        <w:commentReference w:id="11"/>
-      </w:r>
-      <w:r>
-        <w:rPr>
-          <w:rFonts w:ascii="Times New Roman" w:hAnsi="Times New Roman" w:cs="Times New Roman"/>
-        </w:rPr>
-        <w:t>ng, especially for</w:t>
+        <w:commentReference w:id="13"/>
+      </w:r>
+      <w:r>
+        <w:rPr>
+          <w:rFonts w:ascii="Times New Roman" w:hAnsi="Times New Roman" w:cs="Times New Roman"/>
+        </w:rPr>
+        <w:t>en</w:t>
+      </w:r>
+      <w:r>
+        <w:rPr>
+          <w:rFonts w:ascii="Times New Roman" w:hAnsi="Times New Roman" w:cs="Times New Roman"/>
+        </w:rPr>
+        <w:t xml:space="preserve"> from Site 1</w:t>
+      </w:r>
+      <w:r>
+        <w:rPr>
+          <w:rFonts w:ascii="Times New Roman" w:hAnsi="Times New Roman" w:cs="Times New Roman"/>
+        </w:rPr>
+        <w:t xml:space="preserve"> </w:t>
+      </w:r>
+      <w:r>
+        <w:rPr>
+          <w:rFonts w:ascii="Times New Roman" w:hAnsi="Times New Roman" w:cs="Times New Roman"/>
+        </w:rPr>
+        <w:lastRenderedPageBreak/>
+        <w:t>and</w:t>
+      </w:r>
+      <w:r>
+        <w:rPr>
+          <w:rFonts w:ascii="Times New Roman" w:hAnsi="Times New Roman" w:cs="Times New Roman"/>
+        </w:rPr>
+        <w:t xml:space="preserve"> </w:t>
+      </w:r>
+      <w:r>
+        <w:rPr>
+          <w:rFonts w:ascii="Times New Roman" w:hAnsi="Times New Roman" w:cs="Times New Roman"/>
+        </w:rPr>
+        <w:t>six</w:t>
+      </w:r>
+      <w:r>
+        <w:rPr>
+          <w:rFonts w:ascii="Times New Roman" w:hAnsi="Times New Roman" w:cs="Times New Roman"/>
+        </w:rPr>
+        <w:t xml:space="preserve"> from Site 2</w:t>
+      </w:r>
+      <w:r>
+        <w:rPr>
+          <w:rFonts w:ascii="Times New Roman" w:hAnsi="Times New Roman" w:cs="Times New Roman"/>
+        </w:rPr>
+        <w:t xml:space="preserve"> </w:t>
+      </w:r>
+      <w:r>
+        <w:rPr>
+          <w:rFonts w:ascii="Times New Roman" w:hAnsi="Times New Roman" w:cs="Times New Roman"/>
+        </w:rPr>
+        <w:t xml:space="preserve">were likely candidates for isolation. The remaining samples either had no rotifers or were so densely populated by small ciliates that isolating rotifers without contamination was impractical. From each leaf water sample, I isolated </w:t>
+      </w:r>
+      <w:r>
+        <w:rPr>
+          <w:rFonts w:ascii="Times New Roman" w:hAnsi="Times New Roman" w:cs="Times New Roman"/>
+        </w:rPr>
+        <w:t>32</w:t>
+      </w:r>
+      <w:r>
+        <w:rPr>
+          <w:rFonts w:ascii="Times New Roman" w:hAnsi="Times New Roman" w:cs="Times New Roman"/>
+        </w:rPr>
+        <w:t xml:space="preserve"> individual</w:t>
+      </w:r>
+      <w:r>
+        <w:rPr>
+          <w:rFonts w:ascii="Times New Roman" w:hAnsi="Times New Roman" w:cs="Times New Roman"/>
+        </w:rPr>
+        <w:t xml:space="preserve"> rotifers</w:t>
+      </w:r>
+      <w:r>
+        <w:rPr>
+          <w:rFonts w:ascii="Times New Roman" w:hAnsi="Times New Roman" w:cs="Times New Roman"/>
+        </w:rPr>
+        <w:t>.</w:t>
+      </w:r>
+    </w:p>
+    <w:p>
+      <w:pPr>
+        <w:spacing w:after="0" w:line="480" w:lineRule="auto"/>
+        <w:ind w:firstLine="720"/>
+        <w:rPr>
+          <w:rFonts w:ascii="Times New Roman" w:hAnsi="Times New Roman" w:cs="Times New Roman"/>
+        </w:rPr>
+      </w:pPr>
+      <w:r>
+        <w:rPr>
+          <w:rFonts w:ascii="Times New Roman" w:hAnsi="Times New Roman" w:cs="Times New Roman"/>
+        </w:rPr>
+        <w:t>I performed the isolations in six-well culture plates by capturing rotifers with pulled glass Pasteur pipettes, which provide an extremely small aperture well-suited for moving individual rotifers. Captured rotifers were washed three or more times in an excess of sterile deionized water in 12-well tissue culture plates before being left alone for two weeks in the isolated wells of 24-well tissue culture plate</w:t>
+      </w:r>
+      <w:r>
+        <w:rPr>
+          <w:rFonts w:ascii="Times New Roman" w:hAnsi="Times New Roman" w:cs="Times New Roman"/>
+        </w:rPr>
+        <w:t>s</w:t>
+      </w:r>
+      <w:r>
+        <w:rPr>
+          <w:rFonts w:ascii="Times New Roman" w:hAnsi="Times New Roman" w:cs="Times New Roman"/>
+        </w:rPr>
+        <w:t xml:space="preserve">. Since the isolation process is intended to exclude other protists and not to produce a fully axenic culture, bacteria from the original sample were </w:t>
+      </w:r>
+      <w:r>
+        <w:rPr>
+          <w:rFonts w:ascii="Times New Roman" w:hAnsi="Times New Roman" w:cs="Times New Roman"/>
+        </w:rPr>
+        <w:t xml:space="preserve">incidentally </w:t>
+      </w:r>
+      <w:r>
+        <w:rPr>
+          <w:rFonts w:ascii="Times New Roman" w:hAnsi="Times New Roman" w:cs="Times New Roman"/>
+        </w:rPr>
+        <w:t xml:space="preserve">carried over along with each individual rotifer. The addition of fish food flakes acted as the basal resource for these bacteria, that in turn provided a food source for the rotifer. </w:t>
+      </w:r>
+      <w:r>
+        <w:rPr>
+          <w:rFonts w:ascii="Times New Roman" w:hAnsi="Times New Roman" w:cs="Times New Roman"/>
+        </w:rPr>
+        <w:t xml:space="preserve">I carried out </w:t>
+      </w:r>
+      <w:commentRangeStart w:id="14"/>
+      <w:r>
+        <w:rPr>
+          <w:rFonts w:ascii="Times New Roman" w:hAnsi="Times New Roman" w:cs="Times New Roman"/>
+        </w:rPr>
+        <w:t>32</w:t>
+      </w:r>
+      <w:commentRangeEnd w:id="14"/>
+      <w:r>
+        <w:rPr>
+          <w:rStyle w:val="CommentReference"/>
+          <w:rFonts w:ascii="Times New Roman" w:hAnsi="Times New Roman" w:cs="Times New Roman"/>
+          <w:sz w:val="24"/>
+          <w:szCs w:val="24"/>
+        </w:rPr>
+        <w:commentReference w:id="14"/>
+      </w:r>
+      <w:r>
+        <w:rPr>
+          <w:rFonts w:ascii="Times New Roman" w:hAnsi="Times New Roman" w:cs="Times New Roman"/>
+        </w:rPr>
+        <w:t xml:space="preserve"> isolations per leaf water sample, for a total of 448 isolated rotifers</w:t>
+      </w:r>
+      <w:r>
+        <w:rPr>
+          <w:rFonts w:ascii="Times New Roman" w:hAnsi="Times New Roman" w:cs="Times New Roman"/>
+        </w:rPr>
+        <w:t>.</w:t>
+      </w:r>
+      <w:r>
+        <w:rPr>
+          <w:rFonts w:ascii="Times New Roman" w:hAnsi="Times New Roman" w:cs="Times New Roman"/>
+        </w:rPr>
+        <w:t xml:space="preserve"> </w:t>
+      </w:r>
+    </w:p>
+    <w:p>
+      <w:pPr>
+        <w:spacing w:after="0" w:line="480" w:lineRule="auto"/>
+        <w:ind w:firstLine="720"/>
+        <w:rPr>
+          <w:rFonts w:ascii="Times New Roman" w:hAnsi="Times New Roman" w:cs="Times New Roman"/>
+        </w:rPr>
+      </w:pPr>
+      <w:r>
+        <w:rPr>
+          <w:rFonts w:ascii="Times New Roman" w:hAnsi="Times New Roman" w:cs="Times New Roman"/>
+        </w:rPr>
+        <w:t xml:space="preserve">After two weeks, each well was observed for isolates that successfully founded clonal lines. Those that succeeded were transferred to 125 ml sterile flasks with 100 ml of artificial </w:t>
+      </w:r>
+      <w:commentRangeStart w:id="15"/>
+      <w:r>
+        <w:rPr>
+          <w:rFonts w:ascii="Times New Roman" w:hAnsi="Times New Roman" w:cs="Times New Roman"/>
+        </w:rPr>
+        <w:t>freshwater m</w:t>
+      </w:r>
+      <w:commentRangeEnd w:id="15"/>
+      <w:r>
+        <w:rPr>
+          <w:rStyle w:val="CommentReference"/>
+          <w:rFonts w:ascii="Times New Roman" w:hAnsi="Times New Roman" w:cs="Times New Roman"/>
+          <w:sz w:val="24"/>
+          <w:szCs w:val="24"/>
+        </w:rPr>
+        <w:commentReference w:id="15"/>
+      </w:r>
+      <w:r>
+        <w:rPr>
+          <w:rFonts w:ascii="Times New Roman" w:hAnsi="Times New Roman" w:cs="Times New Roman"/>
+        </w:rPr>
+        <w:t>edium, AFW (0.0096% sodium bicarbonate (NaHCO</w:t>
+      </w:r>
+      <w:r>
+        <w:rPr>
+          <w:rFonts w:ascii="Times New Roman" w:hAnsi="Times New Roman" w:cs="Times New Roman"/>
+          <w:vertAlign w:val="subscript"/>
+        </w:rPr>
+        <w:t>3</w:t>
+      </w:r>
+      <w:r>
+        <w:rPr>
+          <w:rFonts w:ascii="Times New Roman" w:hAnsi="Times New Roman" w:cs="Times New Roman"/>
+        </w:rPr>
+        <w:t>)</w:t>
+      </w:r>
+      <w:r>
+        <w:rPr>
+          <w:rFonts w:ascii="Times New Roman" w:hAnsi="Times New Roman" w:cs="Times New Roman"/>
+        </w:rPr>
+        <w:t>, 0.0060% calcium sulfate dihydrate (CaSO</w:t>
+      </w:r>
+      <w:r>
+        <w:rPr>
+          <w:rFonts w:ascii="Times New Roman" w:hAnsi="Times New Roman" w:cs="Times New Roman"/>
+          <w:vertAlign w:val="subscript"/>
+        </w:rPr>
+        <w:t>4</w:t>
+      </w:r>
+      <w:r>
+        <w:rPr>
+          <w:rFonts w:ascii="Times New Roman" w:hAnsi="Times New Roman" w:cs="Times New Roman"/>
+        </w:rPr>
+        <w:t>•2H</w:t>
+      </w:r>
+      <w:r>
+        <w:rPr>
+          <w:rFonts w:ascii="Times New Roman" w:hAnsi="Times New Roman" w:cs="Times New Roman"/>
+          <w:vertAlign w:val="subscript"/>
+        </w:rPr>
+        <w:t>2</w:t>
+      </w:r>
+      <w:r>
+        <w:rPr>
+          <w:rFonts w:ascii="Times New Roman" w:hAnsi="Times New Roman" w:cs="Times New Roman"/>
+        </w:rPr>
+        <w:t>O), 0.0060% magnesium sulfate (MgSO</w:t>
+      </w:r>
+      <w:r>
+        <w:rPr>
+          <w:rFonts w:ascii="Times New Roman" w:hAnsi="Times New Roman" w:cs="Times New Roman"/>
+          <w:vertAlign w:val="subscript"/>
+        </w:rPr>
+        <w:t>4</w:t>
+      </w:r>
+      <w:r>
+        <w:rPr>
+          <w:rFonts w:ascii="Times New Roman" w:hAnsi="Times New Roman" w:cs="Times New Roman"/>
+        </w:rPr>
+        <w:t>)</w:t>
+      </w:r>
+      <w:r>
+        <w:rPr>
+          <w:rFonts w:ascii="Times New Roman" w:hAnsi="Times New Roman" w:cs="Times New Roman"/>
+        </w:rPr>
+        <w:t xml:space="preserve">, 0.0004% potassium chloride (KCl)). I designed this medium to approximate the low-mineral conditions of </w:t>
       </w:r>
       <w:r>
         <w:rPr>
@@ -2025,446 +4018,379 @@
           <w:i/>
           <w:iCs/>
         </w:rPr>
-        <w:t xml:space="preserve"> </w:t>
-      </w:r>
-      <w:r>
-        <w:rPr>
-          <w:rFonts w:ascii="Times New Roman" w:hAnsi="Times New Roman" w:cs="Times New Roman"/>
-          <w:i/>
-          <w:iCs/>
-        </w:rPr>
-        <w:t xml:space="preserve">Sarracenia </w:t>
-      </w:r>
-      <w:r>
-        <w:rPr>
-          <w:rFonts w:ascii="Times New Roman" w:hAnsi="Times New Roman" w:cs="Times New Roman"/>
-          <w:i/>
-          <w:iCs/>
-        </w:rPr>
-        <w:t>purpurea</w:t>
-      </w:r>
-      <w:r>
-        <w:rPr>
-          <w:rFonts w:ascii="Times New Roman" w:hAnsi="Times New Roman" w:cs="Times New Roman"/>
-        </w:rPr>
-        <w:t xml:space="preserve"> </w:t>
-      </w:r>
-      <w:r>
-        <w:rPr>
-          <w:rFonts w:ascii="Times New Roman" w:hAnsi="Times New Roman" w:cs="Times New Roman"/>
-        </w:rPr>
-        <w:t xml:space="preserve">as it is </w:t>
-      </w:r>
-      <w:r>
-        <w:rPr>
-          <w:rFonts w:ascii="Times New Roman" w:hAnsi="Times New Roman" w:cs="Times New Roman"/>
-        </w:rPr>
-        <w:t xml:space="preserve">more </w:t>
-      </w:r>
-      <w:r>
-        <w:rPr>
-          <w:rFonts w:ascii="Times New Roman" w:hAnsi="Times New Roman" w:cs="Times New Roman"/>
-        </w:rPr>
-        <w:t xml:space="preserve">dependent on its inquiline community compared to other carnivorous plants. </w:t>
-      </w:r>
-      <w:r>
-        <w:rPr>
-          <w:rFonts w:ascii="Times New Roman" w:hAnsi="Times New Roman" w:cs="Times New Roman"/>
-        </w:rPr>
-        <w:t>The</w:t>
-      </w:r>
-      <w:r>
-        <w:rPr>
-          <w:rFonts w:ascii="Times New Roman" w:hAnsi="Times New Roman" w:cs="Times New Roman"/>
-        </w:rPr>
-        <w:t xml:space="preserve"> pitchers of </w:t>
-      </w:r>
-      <w:r>
-        <w:rPr>
-          <w:rFonts w:ascii="Times New Roman" w:hAnsi="Times New Roman" w:cs="Times New Roman"/>
-        </w:rPr>
-        <w:t>plants in the Sarraceniaceae family</w:t>
-      </w:r>
-      <w:r>
-        <w:rPr>
-          <w:rFonts w:ascii="Times New Roman" w:hAnsi="Times New Roman" w:cs="Times New Roman"/>
-        </w:rPr>
-        <w:t xml:space="preserve"> produce a very limited set of digestive enzymes compared to </w:t>
-      </w:r>
-      <w:r>
-        <w:rPr>
-          <w:rFonts w:ascii="Times New Roman" w:hAnsi="Times New Roman" w:cs="Times New Roman"/>
-        </w:rPr>
-        <w:lastRenderedPageBreak/>
-        <w:t xml:space="preserve">other </w:t>
-      </w:r>
-      <w:r>
-        <w:rPr>
-          <w:rFonts w:ascii="Times New Roman" w:hAnsi="Times New Roman" w:cs="Times New Roman"/>
-        </w:rPr>
-        <w:t>groups</w:t>
-      </w:r>
-      <w:r>
-        <w:rPr>
-          <w:rFonts w:ascii="Times New Roman" w:hAnsi="Times New Roman" w:cs="Times New Roman"/>
-        </w:rPr>
-        <w:t xml:space="preserve"> of pitcher plant</w:t>
-      </w:r>
-      <w:r>
-        <w:rPr>
-          <w:rFonts w:ascii="Times New Roman" w:hAnsi="Times New Roman" w:cs="Times New Roman"/>
-        </w:rPr>
-        <w:t>s</w:t>
-      </w:r>
-      <w:r>
-        <w:rPr>
-          <w:rFonts w:ascii="Times New Roman" w:hAnsi="Times New Roman" w:cs="Times New Roman"/>
-        </w:rPr>
-        <w:t xml:space="preserve"> (Luciano and Newell, 2017)</w:t>
-      </w:r>
-      <w:r>
-        <w:rPr>
-          <w:rFonts w:ascii="Times New Roman" w:hAnsi="Times New Roman" w:cs="Times New Roman"/>
-        </w:rPr>
-        <w:t>.</w:t>
-      </w:r>
-      <w:r>
-        <w:rPr>
-          <w:rFonts w:ascii="Times New Roman" w:hAnsi="Times New Roman" w:cs="Times New Roman"/>
-        </w:rPr>
-        <w:t xml:space="preserve"> These enzymes mainly include phosphatase</w:t>
-      </w:r>
-      <w:r>
-        <w:rPr>
-          <w:rFonts w:ascii="Times New Roman" w:hAnsi="Times New Roman" w:cs="Times New Roman"/>
-        </w:rPr>
-        <w:t>s</w:t>
-      </w:r>
-      <w:r>
-        <w:rPr>
-          <w:rFonts w:ascii="Times New Roman" w:hAnsi="Times New Roman" w:cs="Times New Roman"/>
-        </w:rPr>
-        <w:t xml:space="preserve"> and proteases, with a distinct absence of </w:t>
-      </w:r>
-      <w:r>
-        <w:rPr>
-          <w:rFonts w:ascii="Times New Roman" w:hAnsi="Times New Roman" w:cs="Times New Roman"/>
-        </w:rPr>
-        <w:t>other enzymes commonly associated with the digestion of insect prey</w:t>
-      </w:r>
-      <w:r>
-        <w:rPr>
-          <w:rFonts w:ascii="Times New Roman" w:hAnsi="Times New Roman" w:cs="Times New Roman"/>
-        </w:rPr>
-        <w:t>,</w:t>
-      </w:r>
-      <w:r>
-        <w:rPr>
-          <w:rFonts w:ascii="Times New Roman" w:hAnsi="Times New Roman" w:cs="Times New Roman"/>
-        </w:rPr>
-        <w:t xml:space="preserve"> such as chitinases</w:t>
-      </w:r>
-      <w:r>
-        <w:rPr>
-          <w:rFonts w:ascii="Times New Roman" w:hAnsi="Times New Roman" w:cs="Times New Roman"/>
-        </w:rPr>
-        <w:t xml:space="preserve"> (Gallie and Chang, 1997; Koller-Peroutka 2019)</w:t>
-      </w:r>
-      <w:r>
-        <w:rPr>
-          <w:rFonts w:ascii="Times New Roman" w:hAnsi="Times New Roman" w:cs="Times New Roman"/>
-        </w:rPr>
-        <w:t xml:space="preserve">. Additionally, Sarraceniaceae </w:t>
-      </w:r>
-      <w:r>
-        <w:rPr>
-          <w:rFonts w:ascii="Times New Roman" w:hAnsi="Times New Roman" w:cs="Times New Roman"/>
-        </w:rPr>
-        <w:t>lack</w:t>
-      </w:r>
-      <w:r>
-        <w:rPr>
-          <w:rFonts w:ascii="Times New Roman" w:hAnsi="Times New Roman" w:cs="Times New Roman"/>
-        </w:rPr>
-        <w:t>s</w:t>
-      </w:r>
-      <w:r>
-        <w:rPr>
-          <w:rFonts w:ascii="Times New Roman" w:hAnsi="Times New Roman" w:cs="Times New Roman"/>
-        </w:rPr>
-        <w:t xml:space="preserve"> the capability to uptake larger, partially digested nutrients</w:t>
-      </w:r>
-      <w:r>
-        <w:rPr>
-          <w:rFonts w:ascii="Times New Roman" w:hAnsi="Times New Roman" w:cs="Times New Roman"/>
-        </w:rPr>
-        <w:t xml:space="preserve"> via endocytosis, and are thus limited to inorganic ions and small organic molecules</w:t>
-      </w:r>
-      <w:r>
-        <w:rPr>
-          <w:rFonts w:ascii="Times New Roman" w:hAnsi="Times New Roman" w:cs="Times New Roman"/>
-        </w:rPr>
-        <w:t xml:space="preserve"> </w:t>
-      </w:r>
-      <w:r>
-        <w:rPr>
-          <w:rFonts w:ascii="Times New Roman" w:hAnsi="Times New Roman" w:cs="Times New Roman"/>
-        </w:rPr>
-        <w:t xml:space="preserve">as nutrient sources </w:t>
-      </w:r>
-      <w:r>
-        <w:rPr>
-          <w:rFonts w:ascii="Times New Roman" w:hAnsi="Times New Roman" w:cs="Times New Roman"/>
-        </w:rPr>
-        <w:t>(Plummer and Kethley, 1964)</w:t>
-      </w:r>
-      <w:r>
-        <w:rPr>
-          <w:rFonts w:ascii="Times New Roman" w:hAnsi="Times New Roman" w:cs="Times New Roman"/>
-        </w:rPr>
-        <w:t>.</w:t>
-      </w:r>
-      <w:r>
-        <w:rPr>
-          <w:rFonts w:ascii="Times New Roman" w:hAnsi="Times New Roman" w:cs="Times New Roman"/>
-        </w:rPr>
-        <w:t xml:space="preserve"> Because of these digestive limitations, </w:t>
-      </w:r>
-      <w:r>
-        <w:rPr>
-          <w:rFonts w:ascii="Times New Roman" w:hAnsi="Times New Roman" w:cs="Times New Roman"/>
-          <w:i/>
-          <w:iCs/>
-        </w:rPr>
         <w:t>S. purpurea</w:t>
       </w:r>
       <w:r>
         <w:rPr>
           <w:rFonts w:ascii="Times New Roman" w:hAnsi="Times New Roman" w:cs="Times New Roman"/>
         </w:rPr>
-        <w:t xml:space="preserve"> depends </w:t>
-      </w:r>
-      <w:r>
-        <w:rPr>
-          <w:rFonts w:ascii="Times New Roman" w:hAnsi="Times New Roman" w:cs="Times New Roman"/>
-        </w:rPr>
-        <w:t xml:space="preserve">largely </w:t>
-      </w:r>
-      <w:r>
-        <w:rPr>
-          <w:rFonts w:ascii="Times New Roman" w:hAnsi="Times New Roman" w:cs="Times New Roman"/>
-        </w:rPr>
-        <w:t>on its inquiline community to break down captured prey and facilitate nutrient mineralization</w:t>
-      </w:r>
-      <w:r>
-        <w:rPr>
-          <w:rFonts w:ascii="Times New Roman" w:hAnsi="Times New Roman" w:cs="Times New Roman"/>
-        </w:rPr>
-        <w:t xml:space="preserve"> (Luciano and Newell, 2017)</w:t>
-      </w:r>
-      <w:r>
-        <w:rPr>
-          <w:rFonts w:ascii="Times New Roman" w:hAnsi="Times New Roman" w:cs="Times New Roman"/>
-        </w:rPr>
-        <w:t xml:space="preserve">. </w:t>
-      </w:r>
-      <w:r>
-        <w:rPr>
-          <w:rFonts w:ascii="Times New Roman" w:hAnsi="Times New Roman" w:cs="Times New Roman"/>
-        </w:rPr>
-        <w:t xml:space="preserve">Within this community, the rotifer </w:t>
-      </w:r>
-      <w:r>
-        <w:rPr>
-          <w:rFonts w:ascii="Times New Roman" w:hAnsi="Times New Roman" w:cs="Times New Roman"/>
-          <w:i/>
-          <w:iCs/>
-        </w:rPr>
-        <w:t>Habrotrocha rosa</w:t>
-      </w:r>
-      <w:r>
-        <w:rPr>
-          <w:rFonts w:ascii="Times New Roman" w:hAnsi="Times New Roman" w:cs="Times New Roman"/>
-        </w:rPr>
-        <w:t xml:space="preserve"> </w:t>
-      </w:r>
-      <w:r>
-        <w:rPr>
-          <w:rFonts w:ascii="Times New Roman" w:hAnsi="Times New Roman" w:cs="Times New Roman"/>
-        </w:rPr>
-        <w:t xml:space="preserve">(Bdelloidea) </w:t>
-      </w:r>
-      <w:r>
-        <w:rPr>
-          <w:rFonts w:ascii="Times New Roman" w:hAnsi="Times New Roman" w:cs="Times New Roman"/>
-        </w:rPr>
-        <w:t xml:space="preserve">is </w:t>
-      </w:r>
-      <w:r>
-        <w:rPr>
-          <w:rFonts w:ascii="Times New Roman" w:hAnsi="Times New Roman" w:cs="Times New Roman"/>
-        </w:rPr>
-        <w:t xml:space="preserve">a </w:t>
-      </w:r>
-      <w:r>
-        <w:rPr>
-          <w:rFonts w:ascii="Times New Roman" w:hAnsi="Times New Roman" w:cs="Times New Roman"/>
-        </w:rPr>
-        <w:t>major contributor of fixed nitrogen (NO</w:t>
-      </w:r>
-      <w:r>
-        <w:rPr>
-          <w:rFonts w:ascii="Times New Roman" w:hAnsi="Times New Roman" w:cs="Times New Roman"/>
-          <w:vertAlign w:val="subscript"/>
-        </w:rPr>
-        <w:t>3</w:t>
-      </w:r>
-      <w:r>
-        <w:rPr>
-          <w:rFonts w:ascii="Times New Roman" w:hAnsi="Times New Roman" w:cs="Times New Roman"/>
-          <w:vertAlign w:val="superscript"/>
-        </w:rPr>
-        <w:t>-</w:t>
-      </w:r>
-      <w:r>
-        <w:rPr>
-          <w:rFonts w:ascii="Times New Roman" w:hAnsi="Times New Roman" w:cs="Times New Roman"/>
-        </w:rPr>
-        <w:t xml:space="preserve">, </w:t>
-      </w:r>
-      <w:r>
-        <w:rPr>
-          <w:rFonts w:ascii="Times New Roman" w:hAnsi="Times New Roman" w:cs="Times New Roman"/>
-        </w:rPr>
-        <w:t>NH</w:t>
-      </w:r>
-      <w:r>
-        <w:rPr>
-          <w:rFonts w:ascii="Times New Roman" w:hAnsi="Times New Roman" w:cs="Times New Roman"/>
-          <w:vertAlign w:val="subscript"/>
-        </w:rPr>
-        <w:t>4</w:t>
-      </w:r>
-      <w:r>
-        <w:rPr>
-          <w:rFonts w:ascii="Times New Roman" w:hAnsi="Times New Roman" w:cs="Times New Roman"/>
-          <w:vertAlign w:val="superscript"/>
-        </w:rPr>
-        <w:t>+</w:t>
-      </w:r>
-      <w:r>
-        <w:rPr>
-          <w:rFonts w:ascii="Times New Roman" w:hAnsi="Times New Roman" w:cs="Times New Roman"/>
-        </w:rPr>
-        <w:t>) and phosphorus (PO</w:t>
-      </w:r>
-      <w:r>
-        <w:rPr>
-          <w:rFonts w:ascii="Times New Roman" w:hAnsi="Times New Roman" w:cs="Times New Roman"/>
-          <w:vertAlign w:val="subscript"/>
-        </w:rPr>
-        <w:t>4</w:t>
-      </w:r>
-      <w:r>
-        <w:rPr>
-          <w:rFonts w:ascii="Times New Roman" w:hAnsi="Times New Roman" w:cs="Times New Roman"/>
-          <w:vertAlign w:val="superscript"/>
-        </w:rPr>
-        <w:t>3-</w:t>
-      </w:r>
-      <w:r>
-        <w:rPr>
-          <w:rFonts w:ascii="Times New Roman" w:hAnsi="Times New Roman" w:cs="Times New Roman"/>
-        </w:rPr>
-        <w:t>)</w:t>
-      </w:r>
-      <w:r>
-        <w:rPr>
-          <w:rFonts w:ascii="Times New Roman" w:hAnsi="Times New Roman" w:cs="Times New Roman"/>
-        </w:rPr>
-        <w:t xml:space="preserve"> (Bledzki and Ellison, 2018)</w:t>
-      </w:r>
-      <w:r>
-        <w:rPr>
-          <w:rFonts w:ascii="Times New Roman" w:hAnsi="Times New Roman" w:cs="Times New Roman"/>
-        </w:rPr>
-        <w:t>, often responsible for supplying a large majority of these nutrients to the plant</w:t>
-      </w:r>
-      <w:r>
-        <w:rPr>
-          <w:rFonts w:ascii="Times New Roman" w:hAnsi="Times New Roman" w:cs="Times New Roman"/>
-        </w:rPr>
-        <w:t xml:space="preserve"> (Bled</w:t>
-      </w:r>
-      <w:r>
-        <w:rPr>
-          <w:rFonts w:ascii="Times New Roman" w:hAnsi="Times New Roman" w:cs="Times New Roman"/>
-        </w:rPr>
-        <w:t>z</w:t>
-      </w:r>
-      <w:r>
-        <w:rPr>
-          <w:rFonts w:ascii="Times New Roman" w:hAnsi="Times New Roman" w:cs="Times New Roman"/>
-        </w:rPr>
-        <w:t>ki and Ellison, 1998; Bledzki and Ellison, 2002, Bledzki and Ellison 2003)</w:t>
-      </w:r>
-      <w:r>
-        <w:rPr>
-          <w:rFonts w:ascii="Times New Roman" w:hAnsi="Times New Roman" w:cs="Times New Roman"/>
-        </w:rPr>
-        <w:t xml:space="preserve">. </w:t>
+        <w:t xml:space="preserve"> leaf water. The inclusion of carbonate for buffering improved culture stability during experiments and replicability of conditions among experiments. The flasks (hereafter, clonal stock cultures) were also provided with two sterile wheat seeds as a slow-release carbon source for bacteria. The isolation process led to the successful founding of 85 clonal stock cultures spanning </w:t>
+      </w:r>
+      <w:commentRangeStart w:id="16"/>
+      <w:r>
+        <w:rPr>
+          <w:rFonts w:ascii="Times New Roman" w:hAnsi="Times New Roman" w:cs="Times New Roman"/>
+        </w:rPr>
+        <w:t>at least three leaves</w:t>
+      </w:r>
+      <w:commentRangeEnd w:id="16"/>
+      <w:r>
+        <w:rPr>
+          <w:rStyle w:val="CommentReference"/>
+          <w:rFonts w:ascii="Times New Roman" w:hAnsi="Times New Roman" w:cs="Times New Roman"/>
+          <w:sz w:val="24"/>
+          <w:szCs w:val="24"/>
+        </w:rPr>
+        <w:commentReference w:id="16"/>
+      </w:r>
+      <w:r>
+        <w:rPr>
+          <w:rFonts w:ascii="Times New Roman" w:hAnsi="Times New Roman" w:cs="Times New Roman"/>
+        </w:rPr>
+        <w:t xml:space="preserve"> for each of two sites (Site 1 and Site 2). </w:t>
       </w:r>
     </w:p>
     <w:p>
       <w:pPr>
         <w:spacing w:after="0" w:line="480" w:lineRule="auto"/>
-        <w:ind w:firstLine="720"/>
-        <w:rPr>
-          <w:rFonts w:ascii="Times New Roman" w:hAnsi="Times New Roman" w:cs="Times New Roman"/>
-        </w:rPr>
-      </w:pPr>
-      <w:r>
-        <w:rPr>
-          <w:rFonts w:ascii="Times New Roman" w:hAnsi="Times New Roman" w:cs="Times New Roman"/>
-        </w:rPr>
-        <w:t xml:space="preserve">Despite its ecological value to </w:t>
-      </w:r>
-      <w:r>
-        <w:rPr>
-          <w:rFonts w:ascii="Times New Roman" w:hAnsi="Times New Roman" w:cs="Times New Roman"/>
-          <w:i/>
-          <w:iCs/>
-        </w:rPr>
-        <w:t>S. purpurea</w:t>
-      </w:r>
-      <w:r>
-        <w:rPr>
-          <w:rFonts w:ascii="Times New Roman" w:hAnsi="Times New Roman" w:cs="Times New Roman"/>
-        </w:rPr>
-        <w:t xml:space="preserve">, </w:t>
-      </w:r>
-      <w:r>
-        <w:rPr>
-          <w:rFonts w:ascii="Times New Roman" w:hAnsi="Times New Roman" w:cs="Times New Roman"/>
-          <w:i/>
-          <w:iCs/>
-        </w:rPr>
-        <w:t>H. rosa</w:t>
-      </w:r>
-      <w:r>
-        <w:rPr>
-          <w:rFonts w:ascii="Times New Roman" w:hAnsi="Times New Roman" w:cs="Times New Roman"/>
-        </w:rPr>
-        <w:t xml:space="preserve"> has received </w:t>
-      </w:r>
-      <w:commentRangeStart w:id="12"/>
-      <w:r>
-        <w:rPr>
-          <w:rFonts w:ascii="Times New Roman" w:hAnsi="Times New Roman" w:cs="Times New Roman"/>
-        </w:rPr>
-        <w:t xml:space="preserve">little attention </w:t>
-      </w:r>
-      <w:commentRangeEnd w:id="12"/>
+        <w:rPr>
+          <w:rFonts w:ascii="Times New Roman" w:hAnsi="Times New Roman" w:cs="Times New Roman"/>
+        </w:rPr>
+      </w:pPr>
+      <w:r>
+        <w:rPr>
+          <w:rFonts w:ascii="Times New Roman" w:hAnsi="Times New Roman" w:cs="Times New Roman"/>
+          <w:u w:val="single"/>
+        </w:rPr>
+        <w:t>Culturing bacteria</w:t>
+      </w:r>
+    </w:p>
+    <w:p>
+      <w:pPr>
+        <w:spacing w:after="0" w:line="480" w:lineRule="auto"/>
+        <w:rPr>
+          <w:rFonts w:ascii="Times New Roman" w:hAnsi="Times New Roman" w:cs="Times New Roman"/>
+        </w:rPr>
+      </w:pPr>
+      <w:r>
+        <w:rPr>
+          <w:rFonts w:ascii="Times New Roman" w:hAnsi="Times New Roman" w:cs="Times New Roman"/>
+        </w:rPr>
+        <w:lastRenderedPageBreak/>
+        <w:tab/>
+      </w:r>
+      <w:r>
+        <w:rPr>
+          <w:rFonts w:ascii="Times New Roman" w:hAnsi="Times New Roman" w:cs="Times New Roman"/>
+        </w:rPr>
+        <w:t>Immediately after field collections, the excess water from the removal of mosquito larvae</w:t>
+      </w:r>
+      <w:r>
+        <w:rPr>
+          <w:rFonts w:ascii="Times New Roman" w:hAnsi="Times New Roman" w:cs="Times New Roman"/>
+        </w:rPr>
+        <w:t xml:space="preserve"> was filtered using a </w:t>
+      </w:r>
+      <w:r>
+        <w:rPr>
+          <w:rFonts w:ascii="Times New Roman" w:hAnsi="Times New Roman" w:cs="Times New Roman"/>
+        </w:rPr>
+        <w:t>20</w:t>
+      </w:r>
+      <w:r>
+        <w:rPr>
+          <w:rFonts w:ascii="Times New Roman" w:hAnsi="Times New Roman" w:cs="Times New Roman"/>
+        </w:rPr>
+        <w:t xml:space="preserve"> </w:t>
+      </w:r>
+      <w:r>
+        <w:rPr>
+          <w:rFonts w:ascii="Times New Roman" w:hAnsi="Times New Roman" w:cs="Times New Roman"/>
+        </w:rPr>
+        <w:t>µ</w:t>
+      </w:r>
+      <w:r>
+        <w:rPr>
+          <w:rFonts w:ascii="Times New Roman" w:hAnsi="Times New Roman" w:cs="Times New Roman"/>
+        </w:rPr>
+        <w:t xml:space="preserve">m </w:t>
+      </w:r>
+      <w:r>
+        <w:rPr>
+          <w:rFonts w:ascii="Times New Roman" w:hAnsi="Times New Roman" w:cs="Times New Roman"/>
+        </w:rPr>
+        <w:t>mesh</w:t>
+      </w:r>
+      <w:r>
+        <w:rPr>
+          <w:rFonts w:ascii="Times New Roman" w:hAnsi="Times New Roman" w:cs="Times New Roman"/>
+        </w:rPr>
+        <w:t xml:space="preserve"> strainer. The filtered leaf water was transferred into 1.5 ml plastic tubes and stored in a freezer. Before the start of </w:t>
+      </w:r>
+      <w:r>
+        <w:rPr>
+          <w:rFonts w:ascii="Times New Roman" w:hAnsi="Times New Roman" w:cs="Times New Roman"/>
+        </w:rPr>
+        <w:t>the</w:t>
+      </w:r>
+      <w:r>
+        <w:rPr>
+          <w:rFonts w:ascii="Times New Roman" w:hAnsi="Times New Roman" w:cs="Times New Roman"/>
+        </w:rPr>
+        <w:t xml:space="preserve"> </w:t>
+      </w:r>
+      <w:r>
+        <w:rPr>
+          <w:rFonts w:ascii="Times New Roman" w:hAnsi="Times New Roman" w:cs="Times New Roman"/>
+        </w:rPr>
+        <w:t>experiment, one 1.5 ml tube of leaf water was thawed and added to 200 ml of AFW medium along with 1</w:t>
+      </w:r>
+      <w:r>
+        <w:rPr>
+          <w:rFonts w:ascii="Times New Roman" w:hAnsi="Times New Roman" w:cs="Times New Roman"/>
+        </w:rPr>
+        <w:t>00</w:t>
+      </w:r>
+      <w:r>
+        <w:rPr>
+          <w:rFonts w:ascii="Times New Roman" w:hAnsi="Times New Roman" w:cs="Times New Roman"/>
+        </w:rPr>
+        <w:t xml:space="preserve"> </w:t>
+      </w:r>
+      <w:r>
+        <w:rPr>
+          <w:rFonts w:ascii="Times New Roman" w:hAnsi="Times New Roman" w:cs="Times New Roman"/>
+        </w:rPr>
+        <w:t>m</w:t>
+      </w:r>
+      <w:r>
+        <w:rPr>
+          <w:rFonts w:ascii="Times New Roman" w:hAnsi="Times New Roman" w:cs="Times New Roman"/>
+        </w:rPr>
+        <w:t>g of autoclaved fish food flakes.</w:t>
+      </w:r>
+      <w:r>
+        <w:rPr>
+          <w:rFonts w:ascii="Times New Roman" w:hAnsi="Times New Roman" w:cs="Times New Roman"/>
+        </w:rPr>
+        <w:t xml:space="preserve"> The culture was </w:t>
+      </w:r>
+      <w:r>
+        <w:rPr>
+          <w:rFonts w:ascii="Times New Roman" w:hAnsi="Times New Roman" w:cs="Times New Roman"/>
+        </w:rPr>
+        <w:t>allowed to grow</w:t>
+      </w:r>
+      <w:r>
+        <w:rPr>
+          <w:rFonts w:ascii="Times New Roman" w:hAnsi="Times New Roman" w:cs="Times New Roman"/>
+        </w:rPr>
+        <w:t xml:space="preserve"> at 30 °C with constant stirring for 2 days.</w:t>
+      </w:r>
+      <w:r>
+        <w:rPr>
+          <w:rFonts w:ascii="Times New Roman" w:hAnsi="Times New Roman" w:cs="Times New Roman"/>
+        </w:rPr>
+        <w:t xml:space="preserve"> I used a</w:t>
+      </w:r>
+      <w:r>
+        <w:rPr>
+          <w:rFonts w:ascii="Times New Roman" w:hAnsi="Times New Roman" w:cs="Times New Roman"/>
+        </w:rPr>
+        <w:t xml:space="preserve"> single pooled bacterial inoculum </w:t>
+      </w:r>
+      <w:r>
+        <w:rPr>
+          <w:rFonts w:ascii="Times New Roman" w:hAnsi="Times New Roman" w:cs="Times New Roman"/>
+        </w:rPr>
+        <w:t>in an attempt to</w:t>
+      </w:r>
+      <w:r>
+        <w:rPr>
+          <w:rFonts w:ascii="Times New Roman" w:hAnsi="Times New Roman" w:cs="Times New Roman"/>
+        </w:rPr>
+        <w:t xml:space="preserve"> </w:t>
+      </w:r>
+      <w:r>
+        <w:rPr>
+          <w:rFonts w:ascii="Times New Roman" w:hAnsi="Times New Roman" w:cs="Times New Roman"/>
+        </w:rPr>
+        <w:t>standardize</w:t>
+      </w:r>
+      <w:r>
+        <w:rPr>
+          <w:rFonts w:ascii="Times New Roman" w:hAnsi="Times New Roman" w:cs="Times New Roman"/>
+        </w:rPr>
+        <w:t xml:space="preserve"> the microbial food environment across all microcosms, </w:t>
+      </w:r>
+      <w:r>
+        <w:rPr>
+          <w:rFonts w:ascii="Times New Roman" w:hAnsi="Times New Roman" w:cs="Times New Roman"/>
+        </w:rPr>
+        <w:t>helping to ensure</w:t>
+      </w:r>
+      <w:r>
+        <w:rPr>
+          <w:rFonts w:ascii="Times New Roman" w:hAnsi="Times New Roman" w:cs="Times New Roman"/>
+        </w:rPr>
+        <w:t xml:space="preserve"> that differences in rotifer performance among clones and temperatures </w:t>
+      </w:r>
+      <w:r>
+        <w:rPr>
+          <w:rFonts w:ascii="Times New Roman" w:hAnsi="Times New Roman" w:cs="Times New Roman"/>
+        </w:rPr>
+        <w:t>would be less dependent on bacterial</w:t>
+      </w:r>
+      <w:r>
+        <w:rPr>
+          <w:rFonts w:ascii="Times New Roman" w:hAnsi="Times New Roman" w:cs="Times New Roman"/>
+        </w:rPr>
+        <w:t xml:space="preserve"> community composition.</w:t>
+      </w:r>
+      <w:r>
+        <w:rPr>
+          <w:rFonts w:ascii="Times New Roman" w:hAnsi="Times New Roman" w:cs="Times New Roman"/>
+        </w:rPr>
+        <w:t xml:space="preserve"> This bacterial stock was then used in the temperature response experiment.</w:t>
+      </w:r>
+    </w:p>
+    <w:p>
+      <w:pPr>
+        <w:spacing w:after="0" w:line="480" w:lineRule="auto"/>
+        <w:rPr>
+          <w:rFonts w:ascii="Times New Roman" w:hAnsi="Times New Roman" w:cs="Times New Roman"/>
+        </w:rPr>
+      </w:pPr>
+      <w:r>
+        <w:rPr>
+          <w:rFonts w:ascii="Times New Roman" w:hAnsi="Times New Roman" w:cs="Times New Roman"/>
+          <w:u w:val="single"/>
+        </w:rPr>
+        <w:t xml:space="preserve">Temperature </w:t>
+      </w:r>
+      <w:r>
+        <w:rPr>
+          <w:rFonts w:ascii="Times New Roman" w:hAnsi="Times New Roman" w:cs="Times New Roman"/>
+          <w:u w:val="single"/>
+        </w:rPr>
+        <w:t>r</w:t>
+      </w:r>
+      <w:r>
+        <w:rPr>
+          <w:rFonts w:ascii="Times New Roman" w:hAnsi="Times New Roman" w:cs="Times New Roman"/>
+          <w:u w:val="single"/>
+        </w:rPr>
+        <w:t xml:space="preserve">esponse </w:t>
+      </w:r>
+      <w:r>
+        <w:rPr>
+          <w:rFonts w:ascii="Times New Roman" w:hAnsi="Times New Roman" w:cs="Times New Roman"/>
+          <w:u w:val="single"/>
+        </w:rPr>
+        <w:t>e</w:t>
+      </w:r>
+      <w:r>
+        <w:rPr>
+          <w:rFonts w:ascii="Times New Roman" w:hAnsi="Times New Roman" w:cs="Times New Roman"/>
+          <w:u w:val="single"/>
+        </w:rPr>
+        <w:t>xperiment</w:t>
+      </w:r>
+    </w:p>
+    <w:p>
+      <w:pPr>
+        <w:spacing w:after="0" w:line="480" w:lineRule="auto"/>
+        <w:rPr>
+          <w:rFonts w:ascii="Times New Roman" w:hAnsi="Times New Roman" w:cs="Times New Roman"/>
+        </w:rPr>
+      </w:pPr>
+      <w:r>
+        <w:rPr>
+          <w:rFonts w:ascii="Times New Roman" w:hAnsi="Times New Roman" w:cs="Times New Roman"/>
+        </w:rPr>
+        <w:tab/>
+        <w:t xml:space="preserve">Clonal lines were selected from across the spatial distribution of </w:t>
+      </w:r>
+      <w:r>
+        <w:rPr>
+          <w:rFonts w:ascii="Times New Roman" w:hAnsi="Times New Roman" w:cs="Times New Roman"/>
+        </w:rPr>
+        <w:t xml:space="preserve">the </w:t>
+      </w:r>
+      <w:r>
+        <w:rPr>
+          <w:rFonts w:ascii="Times New Roman" w:hAnsi="Times New Roman" w:cs="Times New Roman"/>
+        </w:rPr>
+        <w:t>origin</w:t>
+      </w:r>
+      <w:r>
+        <w:rPr>
+          <w:rFonts w:ascii="Times New Roman" w:hAnsi="Times New Roman" w:cs="Times New Roman"/>
+        </w:rPr>
+        <w:t>s of</w:t>
+      </w:r>
+      <w:r>
+        <w:rPr>
+          <w:rFonts w:ascii="Times New Roman" w:hAnsi="Times New Roman" w:cs="Times New Roman"/>
+        </w:rPr>
+        <w:t xml:space="preserve"> leaf water samples to investigate whether differences in response to temperature existed between sites, among leaves, or among clones within leaves. From each </w:t>
+      </w:r>
+      <w:r>
+        <w:rPr>
+          <w:rFonts w:ascii="Times New Roman" w:hAnsi="Times New Roman" w:cs="Times New Roman"/>
+        </w:rPr>
+        <w:t xml:space="preserve">of the two </w:t>
+      </w:r>
+      <w:r>
+        <w:rPr>
+          <w:rFonts w:ascii="Times New Roman" w:hAnsi="Times New Roman" w:cs="Times New Roman"/>
+        </w:rPr>
+        <w:t>site</w:t>
+      </w:r>
+      <w:r>
+        <w:rPr>
+          <w:rFonts w:ascii="Times New Roman" w:hAnsi="Times New Roman" w:cs="Times New Roman"/>
+        </w:rPr>
+        <w:t>s</w:t>
+      </w:r>
+      <w:r>
+        <w:rPr>
+          <w:rFonts w:ascii="Times New Roman" w:hAnsi="Times New Roman" w:cs="Times New Roman"/>
+        </w:rPr>
+        <w:t xml:space="preserve">, 3 leaves were </w:t>
+      </w:r>
+      <w:r>
+        <w:rPr>
+          <w:rFonts w:ascii="Times New Roman" w:hAnsi="Times New Roman" w:cs="Times New Roman"/>
+        </w:rPr>
+        <w:t>chosen</w:t>
+      </w:r>
+      <w:r>
+        <w:rPr>
+          <w:rFonts w:ascii="Times New Roman" w:hAnsi="Times New Roman" w:cs="Times New Roman"/>
+        </w:rPr>
+        <w:t xml:space="preserve"> </w:t>
+      </w:r>
+      <w:r>
+        <w:rPr>
+          <w:rFonts w:ascii="Times New Roman" w:hAnsi="Times New Roman" w:cs="Times New Roman"/>
+        </w:rPr>
+        <w:t>randomly</w:t>
+      </w:r>
+      <w:r>
+        <w:rPr>
+          <w:rFonts w:ascii="Times New Roman" w:hAnsi="Times New Roman" w:cs="Times New Roman"/>
+        </w:rPr>
+        <w:t xml:space="preserve">. Each leaf was represented by </w:t>
+      </w:r>
+      <w:commentRangeStart w:id="17"/>
+      <w:r>
+        <w:rPr>
+          <w:rFonts w:ascii="Times New Roman" w:hAnsi="Times New Roman" w:cs="Times New Roman"/>
+        </w:rPr>
+        <w:t>3</w:t>
+      </w:r>
+      <w:commentRangeEnd w:id="17"/>
       <w:r>
         <w:rPr>
           <w:rStyle w:val="CommentReference"/>
@@ -2472,1899 +4398,7 @@
           <w:sz w:val="24"/>
           <w:szCs w:val="24"/>
         </w:rPr>
-        <w:commentReference w:id="12"/>
-      </w:r>
-      <w:r>
-        <w:rPr>
-          <w:rFonts w:ascii="Times New Roman" w:hAnsi="Times New Roman" w:cs="Times New Roman"/>
-        </w:rPr>
-        <w:t xml:space="preserve">outside of its direct benefits to its host plant. </w:t>
-      </w:r>
-      <w:r>
-        <w:rPr>
-          <w:rFonts w:ascii="Times New Roman" w:hAnsi="Times New Roman" w:cs="Times New Roman"/>
-        </w:rPr>
-        <w:t xml:space="preserve">Rapid climate change may pose a threat to the inquiline community of </w:t>
-      </w:r>
-      <w:r>
-        <w:rPr>
-          <w:rFonts w:ascii="Times New Roman" w:hAnsi="Times New Roman" w:cs="Times New Roman"/>
-          <w:i/>
-          <w:iCs/>
-        </w:rPr>
-        <w:t xml:space="preserve">S. purpurea, </w:t>
-      </w:r>
-      <w:r>
-        <w:rPr>
-          <w:rFonts w:ascii="Times New Roman" w:hAnsi="Times New Roman" w:cs="Times New Roman"/>
-        </w:rPr>
-        <w:t xml:space="preserve">yet </w:t>
-      </w:r>
-      <w:r>
-        <w:rPr>
-          <w:rFonts w:ascii="Times New Roman" w:hAnsi="Times New Roman" w:cs="Times New Roman"/>
-        </w:rPr>
-        <w:t xml:space="preserve">we lack an understanding of </w:t>
-      </w:r>
-      <w:r>
-        <w:rPr>
-          <w:rFonts w:ascii="Times New Roman" w:hAnsi="Times New Roman" w:cs="Times New Roman"/>
-        </w:rPr>
-        <w:t xml:space="preserve">the adaptive potential of important community members like </w:t>
-      </w:r>
-      <w:r>
-        <w:rPr>
-          <w:rFonts w:ascii="Times New Roman" w:hAnsi="Times New Roman" w:cs="Times New Roman"/>
-          <w:i/>
-          <w:iCs/>
-        </w:rPr>
-        <w:t>H. rosa</w:t>
-      </w:r>
-      <w:r>
-        <w:rPr>
-          <w:rFonts w:ascii="Times New Roman" w:hAnsi="Times New Roman" w:cs="Times New Roman"/>
-        </w:rPr>
-        <w:t xml:space="preserve">. </w:t>
-      </w:r>
-      <w:r>
-        <w:rPr>
-          <w:rFonts w:ascii="Times New Roman" w:hAnsi="Times New Roman" w:cs="Times New Roman"/>
-        </w:rPr>
-        <w:t>The</w:t>
-      </w:r>
-      <w:r>
-        <w:rPr>
-          <w:rFonts w:ascii="Times New Roman" w:hAnsi="Times New Roman" w:cs="Times New Roman"/>
-        </w:rPr>
-        <w:t xml:space="preserve"> </w:t>
-      </w:r>
-      <w:r>
-        <w:rPr>
-          <w:rFonts w:ascii="Times New Roman" w:hAnsi="Times New Roman" w:cs="Times New Roman"/>
-        </w:rPr>
-        <w:t xml:space="preserve">spatial </w:t>
-      </w:r>
-      <w:r>
-        <w:rPr>
-          <w:rFonts w:ascii="Times New Roman" w:hAnsi="Times New Roman" w:cs="Times New Roman"/>
-        </w:rPr>
-        <w:t xml:space="preserve">structure </w:t>
-      </w:r>
-      <w:r>
-        <w:rPr>
-          <w:rFonts w:ascii="Times New Roman" w:hAnsi="Times New Roman" w:cs="Times New Roman"/>
-        </w:rPr>
-        <w:t xml:space="preserve">of standing genetic variation in </w:t>
-      </w:r>
-      <w:r>
-        <w:rPr>
-          <w:rFonts w:ascii="Times New Roman" w:hAnsi="Times New Roman" w:cs="Times New Roman"/>
-          <w:i/>
-          <w:iCs/>
-        </w:rPr>
-        <w:t xml:space="preserve">H. rosa </w:t>
-      </w:r>
-      <w:r>
-        <w:rPr>
-          <w:rFonts w:ascii="Times New Roman" w:hAnsi="Times New Roman" w:cs="Times New Roman"/>
-        </w:rPr>
-        <w:t xml:space="preserve">populations </w:t>
-      </w:r>
-      <w:r>
-        <w:rPr>
-          <w:rFonts w:ascii="Times New Roman" w:hAnsi="Times New Roman" w:cs="Times New Roman"/>
-        </w:rPr>
-        <w:t xml:space="preserve">may influence adaptive potential </w:t>
-      </w:r>
-      <w:r>
-        <w:rPr>
-          <w:rFonts w:ascii="Times New Roman" w:hAnsi="Times New Roman" w:cs="Times New Roman"/>
-        </w:rPr>
-        <w:t>by determining the scale at which selection can act on thermal traits</w:t>
-      </w:r>
-      <w:r>
-        <w:rPr>
-          <w:rFonts w:ascii="Times New Roman" w:hAnsi="Times New Roman" w:cs="Times New Roman"/>
-        </w:rPr>
-        <w:t xml:space="preserve">. </w:t>
-      </w:r>
-    </w:p>
-    <w:p>
-      <w:pPr>
-        <w:spacing w:after="0" w:line="480" w:lineRule="auto"/>
-        <w:ind w:firstLine="720"/>
-        <w:rPr>
-          <w:rFonts w:ascii="Times New Roman" w:hAnsi="Times New Roman" w:cs="Times New Roman"/>
-        </w:rPr>
-      </w:pPr>
-      <w:r>
-        <w:rPr>
-          <w:rFonts w:ascii="Times New Roman" w:hAnsi="Times New Roman" w:cs="Times New Roman"/>
-        </w:rPr>
-        <w:t xml:space="preserve">In this study, </w:t>
-      </w:r>
-      <w:r>
-        <w:rPr>
-          <w:rFonts w:ascii="Times New Roman" w:hAnsi="Times New Roman" w:cs="Times New Roman"/>
-        </w:rPr>
-        <w:t xml:space="preserve">I performed laboratory </w:t>
-      </w:r>
-      <w:r>
-        <w:rPr>
-          <w:rFonts w:ascii="Times New Roman" w:hAnsi="Times New Roman" w:cs="Times New Roman"/>
-        </w:rPr>
-        <w:t>experiments</w:t>
-      </w:r>
-      <w:r>
-        <w:rPr>
-          <w:rFonts w:ascii="Times New Roman" w:hAnsi="Times New Roman" w:cs="Times New Roman"/>
-        </w:rPr>
-        <w:t xml:space="preserve"> using microcosms that mimic the conditions of natural </w:t>
-      </w:r>
-      <w:r>
-        <w:rPr>
-          <w:rFonts w:ascii="Times New Roman" w:hAnsi="Times New Roman" w:cs="Times New Roman"/>
-          <w:i/>
-          <w:iCs/>
-        </w:rPr>
-        <w:t>S. purpurea</w:t>
-      </w:r>
-      <w:r>
-        <w:rPr>
-          <w:rFonts w:ascii="Times New Roman" w:hAnsi="Times New Roman" w:cs="Times New Roman"/>
-        </w:rPr>
-        <w:t xml:space="preserve"> leaves to investigate the </w:t>
-      </w:r>
-      <w:r>
-        <w:rPr>
-          <w:rFonts w:ascii="Times New Roman" w:hAnsi="Times New Roman" w:cs="Times New Roman"/>
-        </w:rPr>
-        <w:t xml:space="preserve">spatial </w:t>
-      </w:r>
-      <w:r>
-        <w:rPr>
-          <w:rFonts w:ascii="Times New Roman" w:hAnsi="Times New Roman" w:cs="Times New Roman"/>
-        </w:rPr>
-        <w:t>structure of response</w:t>
-      </w:r>
-      <w:r>
-        <w:rPr>
-          <w:rFonts w:ascii="Times New Roman" w:hAnsi="Times New Roman" w:cs="Times New Roman"/>
-        </w:rPr>
-        <w:t xml:space="preserve"> to temperature</w:t>
-      </w:r>
-      <w:r>
-        <w:rPr>
-          <w:rFonts w:ascii="Times New Roman" w:hAnsi="Times New Roman" w:cs="Times New Roman"/>
-        </w:rPr>
-        <w:t>.</w:t>
-      </w:r>
-      <w:r>
-        <w:rPr>
-          <w:rFonts w:ascii="Times New Roman" w:hAnsi="Times New Roman" w:cs="Times New Roman"/>
-        </w:rPr>
-        <w:t xml:space="preserve"> </w:t>
-      </w:r>
-      <w:r>
-        <w:rPr>
-          <w:rFonts w:ascii="Times New Roman" w:hAnsi="Times New Roman" w:cs="Times New Roman"/>
-        </w:rPr>
-        <w:t>Because</w:t>
-      </w:r>
-      <w:r>
-        <w:rPr>
-          <w:rFonts w:ascii="Times New Roman" w:hAnsi="Times New Roman" w:cs="Times New Roman"/>
-        </w:rPr>
-        <w:t xml:space="preserve"> </w:t>
-      </w:r>
-      <w:r>
-        <w:rPr>
-          <w:rFonts w:ascii="Times New Roman" w:hAnsi="Times New Roman" w:cs="Times New Roman"/>
-          <w:i/>
-          <w:iCs/>
-        </w:rPr>
-        <w:t xml:space="preserve">H. </w:t>
-      </w:r>
-      <w:r>
-        <w:rPr>
-          <w:rFonts w:ascii="Times New Roman" w:hAnsi="Times New Roman" w:cs="Times New Roman"/>
-          <w:i/>
-          <w:iCs/>
-        </w:rPr>
-        <w:t>rosa</w:t>
-      </w:r>
-      <w:r>
-        <w:rPr>
-          <w:rFonts w:ascii="Times New Roman" w:hAnsi="Times New Roman" w:cs="Times New Roman"/>
-        </w:rPr>
-        <w:t xml:space="preserve"> </w:t>
-      </w:r>
-      <w:r>
-        <w:rPr>
-          <w:rFonts w:ascii="Times New Roman" w:hAnsi="Times New Roman" w:cs="Times New Roman"/>
-        </w:rPr>
-        <w:t>reproduce exclusively through apomictic</w:t>
-      </w:r>
-      <w:r>
-        <w:rPr>
-          <w:rFonts w:ascii="Times New Roman" w:hAnsi="Times New Roman" w:cs="Times New Roman"/>
-        </w:rPr>
-        <w:t xml:space="preserve"> parthenogenetic </w:t>
-      </w:r>
-      <w:r>
-        <w:rPr>
-          <w:rFonts w:ascii="Times New Roman" w:hAnsi="Times New Roman" w:cs="Times New Roman"/>
-        </w:rPr>
-        <w:t>(i.e., without meiosis)</w:t>
-      </w:r>
-      <w:r>
-        <w:rPr>
-          <w:rFonts w:ascii="Times New Roman" w:hAnsi="Times New Roman" w:cs="Times New Roman"/>
-        </w:rPr>
-        <w:t>, establishing c</w:t>
-      </w:r>
-      <w:r>
-        <w:rPr>
-          <w:rFonts w:ascii="Times New Roman" w:hAnsi="Times New Roman" w:cs="Times New Roman"/>
-        </w:rPr>
-        <w:t>lonal</w:t>
-      </w:r>
-      <w:r>
-        <w:rPr>
-          <w:rFonts w:ascii="Times New Roman" w:hAnsi="Times New Roman" w:cs="Times New Roman"/>
-        </w:rPr>
-        <w:t xml:space="preserve"> lines </w:t>
-      </w:r>
-      <w:r>
-        <w:rPr>
-          <w:rFonts w:ascii="Times New Roman" w:hAnsi="Times New Roman" w:cs="Times New Roman"/>
-        </w:rPr>
-        <w:t xml:space="preserve">is as simple as isolating one individual and allowing it to proliferate into a genetically </w:t>
-      </w:r>
-      <w:r>
-        <w:rPr>
-          <w:rFonts w:ascii="Times New Roman" w:hAnsi="Times New Roman" w:cs="Times New Roman"/>
-        </w:rPr>
-        <w:t>identical</w:t>
-      </w:r>
-      <w:r>
-        <w:rPr>
-          <w:rFonts w:ascii="Times New Roman" w:hAnsi="Times New Roman" w:cs="Times New Roman"/>
-        </w:rPr>
-        <w:t xml:space="preserve"> culture</w:t>
-      </w:r>
-      <w:r>
-        <w:rPr>
-          <w:rFonts w:ascii="Times New Roman" w:hAnsi="Times New Roman" w:cs="Times New Roman"/>
-        </w:rPr>
-        <w:t xml:space="preserve"> (Plasota and Plasota, 1980)</w:t>
-      </w:r>
-      <w:r>
-        <w:rPr>
-          <w:rFonts w:ascii="Times New Roman" w:hAnsi="Times New Roman" w:cs="Times New Roman"/>
-        </w:rPr>
-        <w:t xml:space="preserve">. Such clonal lines </w:t>
-      </w:r>
-      <w:r>
-        <w:rPr>
-          <w:rFonts w:ascii="Times New Roman" w:hAnsi="Times New Roman" w:cs="Times New Roman"/>
-        </w:rPr>
-        <w:t xml:space="preserve">of </w:t>
-      </w:r>
-      <w:r>
-        <w:rPr>
-          <w:rFonts w:ascii="Times New Roman" w:hAnsi="Times New Roman" w:cs="Times New Roman"/>
-          <w:i/>
-          <w:iCs/>
-        </w:rPr>
-        <w:t>H. rosa</w:t>
-      </w:r>
-      <w:r>
-        <w:rPr>
-          <w:rFonts w:ascii="Times New Roman" w:hAnsi="Times New Roman" w:cs="Times New Roman"/>
-        </w:rPr>
-        <w:t xml:space="preserve"> </w:t>
-      </w:r>
-      <w:r>
-        <w:rPr>
-          <w:rFonts w:ascii="Times New Roman" w:hAnsi="Times New Roman" w:cs="Times New Roman"/>
-        </w:rPr>
-        <w:t xml:space="preserve">were </w:t>
-      </w:r>
-      <w:r>
-        <w:rPr>
-          <w:rFonts w:ascii="Times New Roman" w:hAnsi="Times New Roman" w:cs="Times New Roman"/>
-        </w:rPr>
-        <w:t xml:space="preserve">isolated from </w:t>
-      </w:r>
-      <w:r>
-        <w:rPr>
-          <w:rFonts w:ascii="Times New Roman" w:hAnsi="Times New Roman" w:cs="Times New Roman"/>
-        </w:rPr>
-        <w:t>lea</w:t>
-      </w:r>
-      <w:r>
-        <w:rPr>
-          <w:rFonts w:ascii="Times New Roman" w:hAnsi="Times New Roman" w:cs="Times New Roman"/>
-        </w:rPr>
-        <w:t xml:space="preserve">f water samples from </w:t>
-      </w:r>
-      <w:r>
-        <w:rPr>
-          <w:rFonts w:ascii="Times New Roman" w:hAnsi="Times New Roman" w:cs="Times New Roman"/>
-        </w:rPr>
-        <w:t>two sites</w:t>
-      </w:r>
-      <w:r>
-        <w:rPr>
-          <w:rFonts w:ascii="Times New Roman" w:hAnsi="Times New Roman" w:cs="Times New Roman"/>
-        </w:rPr>
-        <w:t xml:space="preserve">. </w:t>
-      </w:r>
-      <w:r>
-        <w:rPr>
-          <w:rFonts w:ascii="Times New Roman" w:hAnsi="Times New Roman" w:cs="Times New Roman"/>
-        </w:rPr>
-        <w:t xml:space="preserve">I measured the maximum specific </w:t>
-      </w:r>
-      <w:r>
-        <w:rPr>
-          <w:rFonts w:ascii="Times New Roman" w:hAnsi="Times New Roman" w:cs="Times New Roman"/>
-        </w:rPr>
-        <w:lastRenderedPageBreak/>
-        <w:t>growth rate</w:t>
-      </w:r>
-      <w:r>
-        <w:rPr>
-          <w:rFonts w:ascii="Times New Roman" w:hAnsi="Times New Roman" w:cs="Times New Roman"/>
-        </w:rPr>
-        <w:t xml:space="preserve"> of each population</w:t>
-      </w:r>
-      <w:r>
-        <w:rPr>
-          <w:rFonts w:ascii="Times New Roman" w:hAnsi="Times New Roman" w:cs="Times New Roman"/>
-        </w:rPr>
-        <w:t xml:space="preserve"> (</w:t>
-      </w:r>
-      <w:r>
-        <w:rPr>
-          <w:rFonts w:ascii="Times New Roman" w:hAnsi="Times New Roman" w:cs="Times New Roman"/>
-        </w:rPr>
-        <w:t>μ</w:t>
-      </w:r>
-      <w:r>
-        <w:rPr>
-          <w:rFonts w:ascii="Times New Roman" w:hAnsi="Times New Roman" w:cs="Times New Roman"/>
-          <w:vertAlign w:val="subscript"/>
-        </w:rPr>
-        <w:t>max</w:t>
-      </w:r>
-      <w:r>
-        <w:rPr>
-          <w:rFonts w:ascii="Times New Roman" w:hAnsi="Times New Roman" w:cs="Times New Roman"/>
-        </w:rPr>
-        <w:t>)</w:t>
-      </w:r>
-      <w:r>
-        <w:rPr>
-          <w:rFonts w:ascii="Times New Roman" w:hAnsi="Times New Roman" w:cs="Times New Roman"/>
-        </w:rPr>
-        <w:t xml:space="preserve"> and </w:t>
-      </w:r>
-      <w:r>
-        <w:rPr>
-          <w:rFonts w:ascii="Times New Roman" w:hAnsi="Times New Roman" w:cs="Times New Roman"/>
-        </w:rPr>
-        <w:t>body size (</w:t>
-      </w:r>
-      <w:r>
-        <w:rPr>
-          <w:rFonts w:ascii="Times New Roman" w:hAnsi="Times New Roman" w:cs="Times New Roman"/>
-        </w:rPr>
-        <w:t>cross-sectional area</w:t>
-      </w:r>
-      <w:r>
-        <w:rPr>
-          <w:rFonts w:ascii="Times New Roman" w:hAnsi="Times New Roman" w:cs="Times New Roman"/>
-        </w:rPr>
-        <w:t>)</w:t>
-      </w:r>
-      <w:r>
-        <w:rPr>
-          <w:rFonts w:ascii="Times New Roman" w:hAnsi="Times New Roman" w:cs="Times New Roman"/>
-        </w:rPr>
-        <w:t xml:space="preserve"> of </w:t>
-      </w:r>
-      <w:r>
-        <w:rPr>
-          <w:rFonts w:ascii="Times New Roman" w:hAnsi="Times New Roman" w:cs="Times New Roman"/>
-          <w:i/>
-          <w:iCs/>
-        </w:rPr>
-        <w:t>H. rosa</w:t>
-      </w:r>
-      <w:r>
-        <w:rPr>
-          <w:rFonts w:ascii="Times New Roman" w:hAnsi="Times New Roman" w:cs="Times New Roman"/>
-        </w:rPr>
-        <w:t xml:space="preserve"> clones cultured at </w:t>
-      </w:r>
-      <w:r>
-        <w:rPr>
-          <w:rFonts w:ascii="Times New Roman" w:hAnsi="Times New Roman" w:cs="Times New Roman"/>
-        </w:rPr>
-        <w:t xml:space="preserve">constant </w:t>
-      </w:r>
-      <w:r>
-        <w:rPr>
-          <w:rFonts w:ascii="Times New Roman" w:hAnsi="Times New Roman" w:cs="Times New Roman"/>
-        </w:rPr>
-        <w:t>temperature</w:t>
-      </w:r>
-      <w:r>
-        <w:rPr>
-          <w:rFonts w:ascii="Times New Roman" w:hAnsi="Times New Roman" w:cs="Times New Roman"/>
-        </w:rPr>
-        <w:t>s</w:t>
-      </w:r>
-      <w:r>
-        <w:rPr>
-          <w:rFonts w:ascii="Times New Roman" w:hAnsi="Times New Roman" w:cs="Times New Roman"/>
-        </w:rPr>
-        <w:t xml:space="preserve"> of 25 </w:t>
-      </w:r>
-      <w:r>
-        <w:rPr>
-          <w:rFonts w:ascii="Times New Roman" w:hAnsi="Times New Roman" w:cs="Times New Roman"/>
-        </w:rPr>
-        <w:t>°</w:t>
-      </w:r>
-      <w:r>
-        <w:rPr>
-          <w:rFonts w:ascii="Times New Roman" w:hAnsi="Times New Roman" w:cs="Times New Roman"/>
-        </w:rPr>
-        <w:t>C and 30 °C</w:t>
-      </w:r>
-      <w:r>
-        <w:rPr>
-          <w:rFonts w:ascii="Times New Roman" w:hAnsi="Times New Roman" w:cs="Times New Roman"/>
-        </w:rPr>
-        <w:t xml:space="preserve">, </w:t>
-      </w:r>
-      <w:r>
-        <w:rPr>
-          <w:rFonts w:ascii="Times New Roman" w:hAnsi="Times New Roman" w:cs="Times New Roman"/>
-        </w:rPr>
-        <w:t xml:space="preserve">representative of current average temperature in the Apalachicola National Forest (NOAA </w:t>
-      </w:r>
-      <w:r>
-        <w:rPr>
-          <w:rFonts w:ascii="Times New Roman" w:hAnsi="Times New Roman" w:cs="Times New Roman"/>
-        </w:rPr>
-        <w:t>NCEI Climate Normals 1991</w:t>
-      </w:r>
-      <w:r>
-        <w:rPr>
-          <w:rFonts w:ascii="Times New Roman" w:hAnsi="Times New Roman" w:cs="Times New Roman"/>
-        </w:rPr>
-        <w:t>–</w:t>
-      </w:r>
-      <w:r>
-        <w:rPr>
-          <w:rFonts w:ascii="Times New Roman" w:hAnsi="Times New Roman" w:cs="Times New Roman"/>
-        </w:rPr>
-        <w:t>2020</w:t>
-      </w:r>
-      <w:r>
-        <w:rPr>
-          <w:rFonts w:ascii="Times New Roman" w:hAnsi="Times New Roman" w:cs="Times New Roman"/>
-        </w:rPr>
-        <w:t xml:space="preserve">) and those projected under higher emissions scenarios by </w:t>
-      </w:r>
-      <w:r>
-        <w:rPr>
-          <w:rFonts w:ascii="Times New Roman" w:hAnsi="Times New Roman" w:cs="Times New Roman"/>
-        </w:rPr>
-        <w:t xml:space="preserve">the year </w:t>
-      </w:r>
-      <w:r>
-        <w:rPr>
-          <w:rFonts w:ascii="Times New Roman" w:hAnsi="Times New Roman" w:cs="Times New Roman"/>
-        </w:rPr>
-        <w:t>2100, which indicate warming of 3–</w:t>
-      </w:r>
-      <w:r>
-        <w:rPr>
-          <w:rFonts w:ascii="Times New Roman" w:hAnsi="Times New Roman" w:cs="Times New Roman"/>
-        </w:rPr>
-        <w:t>6</w:t>
-      </w:r>
-      <w:r>
-        <w:rPr>
-          <w:rFonts w:ascii="Times New Roman" w:hAnsi="Times New Roman" w:cs="Times New Roman"/>
-        </w:rPr>
-        <w:t>°C for the region (Runkle et al. 2022)</w:t>
-      </w:r>
-      <w:r>
-        <w:rPr>
-          <w:rFonts w:ascii="Times New Roman" w:hAnsi="Times New Roman" w:cs="Times New Roman"/>
-        </w:rPr>
-        <w:t xml:space="preserve">. </w:t>
-      </w:r>
-      <w:r>
-        <w:rPr>
-          <w:rFonts w:ascii="Times New Roman" w:hAnsi="Times New Roman" w:cs="Times New Roman"/>
-        </w:rPr>
-        <w:t xml:space="preserve">I </w:t>
-      </w:r>
-      <w:r>
-        <w:rPr>
-          <w:rFonts w:ascii="Times New Roman" w:hAnsi="Times New Roman" w:cs="Times New Roman"/>
-        </w:rPr>
-        <w:t>hypothesized that</w:t>
-      </w:r>
-      <w:r>
-        <w:rPr>
-          <w:rFonts w:ascii="Times New Roman" w:hAnsi="Times New Roman" w:cs="Times New Roman"/>
-        </w:rPr>
-        <w:t xml:space="preserve"> </w:t>
-      </w:r>
-      <w:r>
-        <w:rPr>
-          <w:rFonts w:ascii="Times New Roman" w:hAnsi="Times New Roman" w:cs="Times New Roman"/>
-        </w:rPr>
-        <w:t xml:space="preserve">most </w:t>
-      </w:r>
-      <w:r>
-        <w:rPr>
-          <w:rFonts w:ascii="Times New Roman" w:hAnsi="Times New Roman" w:cs="Times New Roman"/>
-        </w:rPr>
-        <w:t xml:space="preserve">clones </w:t>
-      </w:r>
-      <w:r>
-        <w:rPr>
-          <w:rFonts w:ascii="Times New Roman" w:hAnsi="Times New Roman" w:cs="Times New Roman"/>
-        </w:rPr>
-        <w:t>would</w:t>
-      </w:r>
-      <w:r>
-        <w:rPr>
-          <w:rFonts w:ascii="Times New Roman" w:hAnsi="Times New Roman" w:cs="Times New Roman"/>
-        </w:rPr>
-        <w:t xml:space="preserve"> </w:t>
-      </w:r>
-      <w:r>
-        <w:rPr>
-          <w:rFonts w:ascii="Times New Roman" w:hAnsi="Times New Roman" w:cs="Times New Roman"/>
-        </w:rPr>
-        <w:t xml:space="preserve">exhibit </w:t>
-      </w:r>
-      <w:r>
-        <w:rPr>
-          <w:rFonts w:ascii="Times New Roman" w:hAnsi="Times New Roman" w:cs="Times New Roman"/>
-        </w:rPr>
-        <w:t>lower</w:t>
-      </w:r>
-      <w:r>
-        <w:rPr>
-          <w:rFonts w:ascii="Times New Roman" w:hAnsi="Times New Roman" w:cs="Times New Roman"/>
-        </w:rPr>
-        <w:t xml:space="preserve"> maximum growth rate</w:t>
-      </w:r>
-      <w:r>
-        <w:rPr>
-          <w:rFonts w:ascii="Times New Roman" w:hAnsi="Times New Roman" w:cs="Times New Roman"/>
-        </w:rPr>
-        <w:t>s</w:t>
-      </w:r>
-      <w:r>
-        <w:rPr>
-          <w:rFonts w:ascii="Times New Roman" w:hAnsi="Times New Roman" w:cs="Times New Roman"/>
-        </w:rPr>
-        <w:t xml:space="preserve"> </w:t>
-      </w:r>
-      <w:r>
-        <w:rPr>
-          <w:rFonts w:ascii="Times New Roman" w:hAnsi="Times New Roman" w:cs="Times New Roman"/>
-        </w:rPr>
-        <w:t>and small</w:t>
-      </w:r>
-      <w:r>
-        <w:rPr>
-          <w:rFonts w:ascii="Times New Roman" w:hAnsi="Times New Roman" w:cs="Times New Roman"/>
-        </w:rPr>
-        <w:t>er</w:t>
-      </w:r>
-      <w:r>
-        <w:rPr>
-          <w:rFonts w:ascii="Times New Roman" w:hAnsi="Times New Roman" w:cs="Times New Roman"/>
-        </w:rPr>
-        <w:t xml:space="preserve"> body size</w:t>
-      </w:r>
-      <w:r>
-        <w:rPr>
-          <w:rFonts w:ascii="Times New Roman" w:hAnsi="Times New Roman" w:cs="Times New Roman"/>
-        </w:rPr>
-        <w:t>s</w:t>
-      </w:r>
-      <w:r>
-        <w:rPr>
-          <w:rFonts w:ascii="Times New Roman" w:hAnsi="Times New Roman" w:cs="Times New Roman"/>
-        </w:rPr>
-        <w:t xml:space="preserve"> </w:t>
-      </w:r>
-      <w:r>
-        <w:rPr>
-          <w:rFonts w:ascii="Times New Roman" w:hAnsi="Times New Roman" w:cs="Times New Roman"/>
-        </w:rPr>
-        <w:t xml:space="preserve">at </w:t>
-      </w:r>
-      <w:r>
-        <w:rPr>
-          <w:rFonts w:ascii="Times New Roman" w:hAnsi="Times New Roman" w:cs="Times New Roman"/>
-        </w:rPr>
-        <w:t>30 °C</w:t>
-      </w:r>
-      <w:r>
-        <w:rPr>
-          <w:rFonts w:ascii="Times New Roman" w:hAnsi="Times New Roman" w:cs="Times New Roman"/>
-        </w:rPr>
-        <w:t xml:space="preserve"> in response to a constant stressful temperature.</w:t>
-      </w:r>
-      <w:r>
-        <w:rPr>
-          <w:rFonts w:ascii="Times New Roman" w:hAnsi="Times New Roman" w:cs="Times New Roman"/>
-        </w:rPr>
-        <w:t xml:space="preserve"> </w:t>
-      </w:r>
-      <w:r>
-        <w:rPr>
-          <w:rFonts w:ascii="Times New Roman" w:hAnsi="Times New Roman" w:cs="Times New Roman"/>
-        </w:rPr>
-        <w:t xml:space="preserve">I also expect that </w:t>
-      </w:r>
-      <w:r>
-        <w:rPr>
-          <w:rFonts w:ascii="Times New Roman" w:hAnsi="Times New Roman" w:cs="Times New Roman"/>
-        </w:rPr>
-        <w:t xml:space="preserve">the </w:t>
-      </w:r>
-      <w:r>
-        <w:rPr>
-          <w:rFonts w:ascii="Times New Roman" w:hAnsi="Times New Roman" w:cs="Times New Roman"/>
-        </w:rPr>
-        <w:t>magnitude of that response would vary</w:t>
-      </w:r>
-      <w:r>
-        <w:rPr>
-          <w:rFonts w:ascii="Times New Roman" w:hAnsi="Times New Roman" w:cs="Times New Roman"/>
-        </w:rPr>
-        <w:t xml:space="preserve"> across spatial scales</w:t>
-      </w:r>
-      <w:r>
-        <w:rPr>
-          <w:rFonts w:ascii="Times New Roman" w:hAnsi="Times New Roman" w:cs="Times New Roman"/>
-        </w:rPr>
-        <w:t xml:space="preserve">, with most variation existing among leaves and little variation </w:t>
-      </w:r>
-      <w:r>
-        <w:rPr>
-          <w:rFonts w:ascii="Times New Roman" w:hAnsi="Times New Roman" w:cs="Times New Roman"/>
-        </w:rPr>
-        <w:t xml:space="preserve">among clones </w:t>
-      </w:r>
-      <w:r>
-        <w:rPr>
-          <w:rFonts w:ascii="Times New Roman" w:hAnsi="Times New Roman" w:cs="Times New Roman"/>
-        </w:rPr>
-        <w:t>within leaves</w:t>
-      </w:r>
-      <w:r>
-        <w:rPr>
-          <w:rFonts w:ascii="Times New Roman" w:hAnsi="Times New Roman" w:cs="Times New Roman"/>
-        </w:rPr>
-        <w:t>.</w:t>
-      </w:r>
-    </w:p>
-    <w:p>
-      <w:pPr>
-        <w:rPr>
-          <w:rFonts w:ascii="Times New Roman" w:hAnsi="Times New Roman" w:cs="Times New Roman"/>
-        </w:rPr>
-      </w:pPr>
-      <w:r>
-        <w:rPr>
-          <w:rFonts w:ascii="Times New Roman" w:hAnsi="Times New Roman" w:cs="Times New Roman"/>
-        </w:rPr>
-        <w:br w:type="page"/>
-      </w:r>
-    </w:p>
-    <w:p>
-      <w:pPr>
-        <w:spacing w:after="0" w:line="480" w:lineRule="auto"/>
-        <w:jc w:val="center"/>
-        <w:rPr>
-          <w:rFonts w:ascii="Times New Roman" w:hAnsi="Times New Roman" w:cs="Times New Roman"/>
-        </w:rPr>
-      </w:pPr>
-      <w:r>
-        <w:rPr>
-          <w:rFonts w:ascii="Times New Roman" w:hAnsi="Times New Roman" w:cs="Times New Roman"/>
-          <w:b/>
-          <w:bCs/>
-        </w:rPr>
-        <w:lastRenderedPageBreak/>
-        <w:t>Methods</w:t>
-      </w:r>
-    </w:p>
-    <w:p>
-      <w:pPr>
-        <w:spacing w:after="0" w:line="480" w:lineRule="auto"/>
-        <w:rPr>
-          <w:rFonts w:ascii="Times New Roman" w:hAnsi="Times New Roman" w:cs="Times New Roman"/>
-        </w:rPr>
-      </w:pPr>
-      <w:r>
-        <w:rPr>
-          <w:rFonts w:ascii="Times New Roman" w:hAnsi="Times New Roman" w:cs="Times New Roman"/>
-          <w:u w:val="single"/>
-        </w:rPr>
-        <w:t>Field Collection of Rotifers</w:t>
-      </w:r>
-    </w:p>
-    <w:p>
-      <w:pPr>
-        <w:spacing w:after="0" w:line="480" w:lineRule="auto"/>
-        <w:ind w:firstLine="720"/>
-        <w:rPr>
-          <w:rFonts w:ascii="Times New Roman" w:hAnsi="Times New Roman" w:cs="Times New Roman"/>
-        </w:rPr>
-      </w:pPr>
-      <w:r>
-        <w:rPr>
-          <w:rFonts w:ascii="Times New Roman" w:hAnsi="Times New Roman" w:cs="Times New Roman"/>
-        </w:rPr>
-        <w:t xml:space="preserve">I collected samples of </w:t>
-      </w:r>
-      <w:r>
-        <w:rPr>
-          <w:rFonts w:ascii="Times New Roman" w:hAnsi="Times New Roman" w:cs="Times New Roman"/>
-          <w:i/>
-          <w:iCs/>
-        </w:rPr>
-        <w:t>Sarracenia purpurea</w:t>
-      </w:r>
-      <w:r>
-        <w:rPr>
-          <w:rFonts w:ascii="Times New Roman" w:hAnsi="Times New Roman" w:cs="Times New Roman"/>
-        </w:rPr>
-        <w:t xml:space="preserve"> leaf water from </w:t>
-      </w:r>
-      <w:r>
-        <w:rPr>
-          <w:rFonts w:ascii="Times New Roman" w:hAnsi="Times New Roman" w:cs="Times New Roman"/>
-        </w:rPr>
-        <w:t>88</w:t>
-      </w:r>
-      <w:r>
-        <w:rPr>
-          <w:rFonts w:ascii="Times New Roman" w:hAnsi="Times New Roman" w:cs="Times New Roman"/>
-        </w:rPr>
-        <w:t xml:space="preserve"> plants </w:t>
-      </w:r>
-      <w:r>
-        <w:rPr>
-          <w:rFonts w:ascii="Times New Roman" w:hAnsi="Times New Roman" w:cs="Times New Roman"/>
-        </w:rPr>
-        <w:t>from two</w:t>
-      </w:r>
-      <w:r>
-        <w:rPr>
-          <w:rFonts w:ascii="Times New Roman" w:hAnsi="Times New Roman" w:cs="Times New Roman"/>
-        </w:rPr>
-        <w:t xml:space="preserve"> sites in the Apalachicola National Forest in northern Florida in July of 2024. These sites</w:t>
-      </w:r>
-      <w:r>
-        <w:rPr>
-          <w:rFonts w:ascii="Times New Roman" w:hAnsi="Times New Roman" w:cs="Times New Roman"/>
-        </w:rPr>
-        <w:t xml:space="preserve"> (Crystal Bog and Pleaphase Savan</w:t>
-      </w:r>
-      <w:r>
-        <w:rPr>
-          <w:rFonts w:ascii="Times New Roman" w:hAnsi="Times New Roman" w:cs="Times New Roman"/>
-        </w:rPr>
-        <w:t>n</w:t>
-      </w:r>
-      <w:r>
-        <w:rPr>
-          <w:rFonts w:ascii="Times New Roman" w:hAnsi="Times New Roman" w:cs="Times New Roman"/>
-        </w:rPr>
-        <w:t>ah</w:t>
-      </w:r>
-      <w:r>
-        <w:rPr>
-          <w:rFonts w:ascii="Times New Roman" w:hAnsi="Times New Roman" w:cs="Times New Roman"/>
-        </w:rPr>
-        <w:t>, Figure 1</w:t>
-      </w:r>
-      <w:r>
-        <w:rPr>
-          <w:rFonts w:ascii="Times New Roman" w:hAnsi="Times New Roman" w:cs="Times New Roman"/>
-        </w:rPr>
-        <w:t>)</w:t>
-      </w:r>
-      <w:r>
-        <w:rPr>
-          <w:rFonts w:ascii="Times New Roman" w:hAnsi="Times New Roman" w:cs="Times New Roman"/>
-        </w:rPr>
-        <w:t xml:space="preserve"> were chosen for the presence of known </w:t>
-      </w:r>
-      <w:r>
-        <w:rPr>
-          <w:rFonts w:ascii="Times New Roman" w:hAnsi="Times New Roman" w:cs="Times New Roman"/>
-          <w:i/>
-          <w:iCs/>
-        </w:rPr>
-        <w:t>S. purpurea</w:t>
-      </w:r>
-      <w:r>
-        <w:rPr>
-          <w:rFonts w:ascii="Times New Roman" w:hAnsi="Times New Roman" w:cs="Times New Roman"/>
-        </w:rPr>
-        <w:t xml:space="preserve"> populations</w:t>
-      </w:r>
-      <w:r>
-        <w:rPr>
-          <w:rFonts w:ascii="Times New Roman" w:hAnsi="Times New Roman" w:cs="Times New Roman"/>
-        </w:rPr>
-        <w:t xml:space="preserve"> and are </w:t>
-      </w:r>
-      <w:r>
-        <w:rPr>
-          <w:rFonts w:ascii="Times New Roman" w:hAnsi="Times New Roman" w:cs="Times New Roman"/>
-        </w:rPr>
-        <w:t>separated by</w:t>
-      </w:r>
-      <w:r>
-        <w:rPr>
-          <w:rFonts w:ascii="Times New Roman" w:hAnsi="Times New Roman" w:cs="Times New Roman"/>
-        </w:rPr>
-        <w:t xml:space="preserve"> approximately 5 km</w:t>
-      </w:r>
-      <w:r>
-        <w:rPr>
-          <w:rFonts w:ascii="Times New Roman" w:hAnsi="Times New Roman" w:cs="Times New Roman"/>
-        </w:rPr>
-        <w:t xml:space="preserve"> of longleaf pine forest</w:t>
-      </w:r>
-      <w:r>
-        <w:rPr>
-          <w:rFonts w:ascii="Times New Roman" w:hAnsi="Times New Roman" w:cs="Times New Roman"/>
-        </w:rPr>
-        <w:t>.</w:t>
-      </w:r>
-      <w:r>
-        <w:rPr>
-          <w:rFonts w:ascii="Times New Roman" w:hAnsi="Times New Roman" w:cs="Times New Roman"/>
-        </w:rPr>
-        <w:t xml:space="preserve"> I haphazardly sampled 50 plants from Site 1 (Crystal Bog), and </w:t>
-      </w:r>
-      <w:r>
-        <w:rPr>
-          <w:rFonts w:ascii="Times New Roman" w:hAnsi="Times New Roman" w:cs="Times New Roman"/>
-        </w:rPr>
-        <w:t>38</w:t>
-      </w:r>
-      <w:r>
-        <w:rPr>
-          <w:rFonts w:ascii="Times New Roman" w:hAnsi="Times New Roman" w:cs="Times New Roman"/>
-        </w:rPr>
-        <w:t xml:space="preserve"> from Site 2 (Pleaphase Savanna). From each plant, a sample from one leaf was collected using a </w:t>
-      </w:r>
-      <w:r>
-        <w:rPr>
-          <w:rFonts w:ascii="Times New Roman" w:hAnsi="Times New Roman" w:cs="Times New Roman"/>
-        </w:rPr>
-        <w:t>sterile</w:t>
-      </w:r>
-      <w:r>
-        <w:rPr>
-          <w:rFonts w:ascii="Times New Roman" w:hAnsi="Times New Roman" w:cs="Times New Roman"/>
-        </w:rPr>
-        <w:t xml:space="preserve"> plastic transfer pipette and stored in sterile 50 ml conical tubes. </w:t>
-      </w:r>
-      <w:r>
-        <w:rPr>
-          <w:rFonts w:ascii="Times New Roman" w:hAnsi="Times New Roman" w:cs="Times New Roman"/>
-        </w:rPr>
-        <w:t>The contents of each leaf were gently mixed using the tip of the pipette</w:t>
-      </w:r>
-      <w:r>
-        <w:rPr>
-          <w:rFonts w:ascii="Times New Roman" w:hAnsi="Times New Roman" w:cs="Times New Roman"/>
-        </w:rPr>
-        <w:t xml:space="preserve"> before sampling.</w:t>
-      </w:r>
-      <w:r>
-        <w:rPr>
-          <w:rFonts w:ascii="Times New Roman" w:hAnsi="Times New Roman" w:cs="Times New Roman"/>
-        </w:rPr>
-        <w:t xml:space="preserve"> </w:t>
-      </w:r>
-      <w:r>
-        <w:rPr>
-          <w:rFonts w:ascii="Times New Roman" w:hAnsi="Times New Roman" w:cs="Times New Roman"/>
-        </w:rPr>
-        <w:t>A</w:t>
-      </w:r>
-      <w:r>
-        <w:rPr>
-          <w:rFonts w:ascii="Times New Roman" w:hAnsi="Times New Roman" w:cs="Times New Roman"/>
-        </w:rPr>
-        <w:t xml:space="preserve">ll of the water in each leaf was collected, unless the leaf water volume exceeded </w:t>
-      </w:r>
-      <w:r>
-        <w:rPr>
-          <w:rFonts w:ascii="Times New Roman" w:hAnsi="Times New Roman" w:cs="Times New Roman"/>
-        </w:rPr>
-        <w:t>50</w:t>
-      </w:r>
-      <w:r>
-        <w:rPr>
-          <w:rFonts w:ascii="Times New Roman" w:hAnsi="Times New Roman" w:cs="Times New Roman"/>
-        </w:rPr>
-        <w:t xml:space="preserve"> ml</w:t>
-      </w:r>
-      <w:r>
-        <w:rPr>
-          <w:rFonts w:ascii="Times New Roman" w:hAnsi="Times New Roman" w:cs="Times New Roman"/>
-        </w:rPr>
-        <w:t xml:space="preserve">, in which case only </w:t>
-      </w:r>
-      <w:r>
-        <w:rPr>
-          <w:rFonts w:ascii="Times New Roman" w:hAnsi="Times New Roman" w:cs="Times New Roman"/>
-        </w:rPr>
-        <w:t>50</w:t>
-      </w:r>
-      <w:r>
-        <w:rPr>
-          <w:rFonts w:ascii="Times New Roman" w:hAnsi="Times New Roman" w:cs="Times New Roman"/>
-        </w:rPr>
-        <w:t xml:space="preserve"> ml was collected. The samples were then transported to Forida State University and stored at room temperature. </w:t>
-      </w:r>
-    </w:p>
-    <w:p>
-      <w:pPr>
-        <w:spacing w:after="0" w:line="480" w:lineRule="auto"/>
-        <w:ind w:firstLine="720"/>
-        <w:rPr>
-          <w:rFonts w:ascii="Times New Roman" w:hAnsi="Times New Roman" w:cs="Times New Roman"/>
-        </w:rPr>
-      </w:pPr>
-      <w:r>
-        <w:rPr>
-          <w:rFonts w:ascii="Times New Roman" w:hAnsi="Times New Roman" w:cs="Times New Roman"/>
-        </w:rPr>
-        <w:t xml:space="preserve">Within </w:t>
-      </w:r>
-      <w:commentRangeStart w:id="13"/>
-      <w:r>
-        <w:rPr>
-          <w:rFonts w:ascii="Times New Roman" w:hAnsi="Times New Roman" w:cs="Times New Roman"/>
-        </w:rPr>
-        <w:t xml:space="preserve">4 hours </w:t>
-      </w:r>
-      <w:commentRangeEnd w:id="13"/>
-      <w:r>
-        <w:rPr>
-          <w:rStyle w:val="CommentReference"/>
-          <w:rFonts w:ascii="Times New Roman" w:hAnsi="Times New Roman" w:cs="Times New Roman"/>
-          <w:sz w:val="24"/>
-          <w:szCs w:val="24"/>
-        </w:rPr>
-        <w:commentReference w:id="13"/>
-      </w:r>
-      <w:r>
-        <w:rPr>
-          <w:rFonts w:ascii="Times New Roman" w:hAnsi="Times New Roman" w:cs="Times New Roman"/>
-        </w:rPr>
-        <w:t>of collection, the samples were visually inspected for the presence of late-instar mosquito larvae (</w:t>
-      </w:r>
-      <w:r>
-        <w:rPr>
-          <w:rFonts w:ascii="Times New Roman" w:hAnsi="Times New Roman" w:cs="Times New Roman"/>
-          <w:i/>
-          <w:iCs/>
-        </w:rPr>
-        <w:t>W</w:t>
-      </w:r>
-      <w:r>
-        <w:rPr>
-          <w:rFonts w:ascii="Times New Roman" w:hAnsi="Times New Roman" w:cs="Times New Roman"/>
-          <w:i/>
-          <w:iCs/>
-        </w:rPr>
-        <w:t>.</w:t>
-      </w:r>
-      <w:r>
-        <w:rPr>
-          <w:rFonts w:ascii="Times New Roman" w:hAnsi="Times New Roman" w:cs="Times New Roman"/>
-          <w:i/>
-          <w:iCs/>
-        </w:rPr>
-        <w:t xml:space="preserve"> smithii</w:t>
-      </w:r>
-      <w:r>
-        <w:rPr>
-          <w:rFonts w:ascii="Times New Roman" w:hAnsi="Times New Roman" w:cs="Times New Roman"/>
-        </w:rPr>
-        <w:t xml:space="preserve">). If present, larvae were removed using </w:t>
-      </w:r>
-      <w:r>
-        <w:rPr>
-          <w:rFonts w:ascii="Times New Roman" w:hAnsi="Times New Roman" w:cs="Times New Roman"/>
-        </w:rPr>
-        <w:t>clean</w:t>
-      </w:r>
-      <w:r>
-        <w:rPr>
-          <w:rFonts w:ascii="Times New Roman" w:hAnsi="Times New Roman" w:cs="Times New Roman"/>
-        </w:rPr>
-        <w:t xml:space="preserve"> plastic transfer pipette</w:t>
-      </w:r>
-      <w:r>
-        <w:rPr>
-          <w:rFonts w:ascii="Times New Roman" w:hAnsi="Times New Roman" w:cs="Times New Roman"/>
-        </w:rPr>
-        <w:t>s</w:t>
-      </w:r>
-      <w:r>
-        <w:rPr>
-          <w:rFonts w:ascii="Times New Roman" w:hAnsi="Times New Roman" w:cs="Times New Roman"/>
-        </w:rPr>
-        <w:t xml:space="preserve"> to prevent predation on </w:t>
-      </w:r>
-      <w:r>
-        <w:rPr>
-          <w:rFonts w:ascii="Times New Roman" w:hAnsi="Times New Roman" w:cs="Times New Roman"/>
-          <w:i/>
-          <w:iCs/>
-        </w:rPr>
-        <w:t>H</w:t>
-      </w:r>
-      <w:r>
-        <w:rPr>
-          <w:rFonts w:ascii="Times New Roman" w:hAnsi="Times New Roman" w:cs="Times New Roman"/>
-          <w:i/>
-          <w:iCs/>
-        </w:rPr>
-        <w:t>.</w:t>
-      </w:r>
-      <w:r>
-        <w:rPr>
-          <w:rFonts w:ascii="Times New Roman" w:hAnsi="Times New Roman" w:cs="Times New Roman"/>
-          <w:i/>
-          <w:iCs/>
-        </w:rPr>
-        <w:t xml:space="preserve"> rosa</w:t>
-      </w:r>
-      <w:r>
-        <w:rPr>
-          <w:rFonts w:ascii="Times New Roman" w:hAnsi="Times New Roman" w:cs="Times New Roman"/>
-        </w:rPr>
-        <w:t xml:space="preserve">. All sample tubes were sealed with parafilm and transported via </w:t>
-      </w:r>
-      <w:r>
-        <w:rPr>
-          <w:rFonts w:ascii="Times New Roman" w:hAnsi="Times New Roman" w:cs="Times New Roman"/>
-        </w:rPr>
-        <w:t xml:space="preserve">a </w:t>
-      </w:r>
-      <w:r>
-        <w:rPr>
-          <w:rFonts w:ascii="Times New Roman" w:hAnsi="Times New Roman" w:cs="Times New Roman"/>
-        </w:rPr>
-        <w:t>commercial flight to California State University, Northridge. The samples were then stored in a growth chamber at 25</w:t>
-      </w:r>
-      <w:r>
-        <w:rPr>
-          <w:rFonts w:ascii="Times New Roman" w:hAnsi="Times New Roman" w:cs="Times New Roman"/>
-        </w:rPr>
-        <w:t xml:space="preserve"> </w:t>
-      </w:r>
-      <w:r>
-        <w:rPr>
-          <w:rFonts w:ascii="Times New Roman" w:hAnsi="Times New Roman" w:cs="Times New Roman"/>
-        </w:rPr>
-        <w:t xml:space="preserve">°C. A 300 </w:t>
-      </w:r>
-      <w:r>
-        <w:rPr>
-          <w:rFonts w:ascii="Times New Roman" w:hAnsi="Times New Roman" w:cs="Times New Roman"/>
-        </w:rPr>
-        <w:t>µ</w:t>
-      </w:r>
-      <w:r>
-        <w:rPr>
-          <w:rFonts w:ascii="Times New Roman" w:hAnsi="Times New Roman" w:cs="Times New Roman"/>
-        </w:rPr>
-        <w:t xml:space="preserve">l sample from each tube was scored for the presence of </w:t>
-      </w:r>
-      <w:r>
-        <w:rPr>
-          <w:rFonts w:ascii="Times New Roman" w:hAnsi="Times New Roman" w:cs="Times New Roman"/>
-          <w:i/>
-          <w:iCs/>
-        </w:rPr>
-        <w:t>H. rosa</w:t>
-      </w:r>
-      <w:r>
-        <w:rPr>
-          <w:rFonts w:ascii="Times New Roman" w:hAnsi="Times New Roman" w:cs="Times New Roman"/>
-        </w:rPr>
-        <w:t>, other species of rotifers, and ciliates using 24-well tissue culture plates and a stereomicroscope. Samples were inspected for the presence of developing mosquito larvae for two</w:t>
-      </w:r>
-      <w:r>
-        <w:rPr>
-          <w:rFonts w:ascii="Times New Roman" w:hAnsi="Times New Roman" w:cs="Times New Roman"/>
-        </w:rPr>
-        <w:t xml:space="preserve"> additional</w:t>
-      </w:r>
-      <w:r>
-        <w:rPr>
-          <w:rFonts w:ascii="Times New Roman" w:hAnsi="Times New Roman" w:cs="Times New Roman"/>
-        </w:rPr>
-        <w:t xml:space="preserve"> weeks, which were removed upon detection.</w:t>
-      </w:r>
-    </w:p>
-    <w:p>
-      <w:pPr>
-        <w:spacing w:after="0" w:line="480" w:lineRule="auto"/>
-        <w:rPr>
-          <w:rFonts w:ascii="Times New Roman" w:hAnsi="Times New Roman" w:cs="Times New Roman"/>
-        </w:rPr>
-      </w:pPr>
-      <w:r>
-        <w:rPr>
-          <w:rFonts w:ascii="Times New Roman" w:hAnsi="Times New Roman" w:cs="Times New Roman"/>
-          <w:u w:val="single"/>
-        </w:rPr>
-        <w:t>Rotifer Isolation and Rearing</w:t>
-      </w:r>
-    </w:p>
-    <w:p>
-      <w:pPr>
-        <w:spacing w:after="0" w:line="480" w:lineRule="auto"/>
-        <w:ind w:firstLine="720"/>
-        <w:rPr>
-          <w:rFonts w:ascii="Times New Roman" w:hAnsi="Times New Roman" w:cs="Times New Roman"/>
-        </w:rPr>
-      </w:pPr>
-      <w:r>
-        <w:rPr>
-          <w:rFonts w:ascii="Times New Roman" w:hAnsi="Times New Roman" w:cs="Times New Roman"/>
-        </w:rPr>
-        <w:t xml:space="preserve">To establish clonal lines of the obligate parthenogenic </w:t>
-      </w:r>
-      <w:r>
-        <w:rPr>
-          <w:rFonts w:ascii="Times New Roman" w:hAnsi="Times New Roman" w:cs="Times New Roman"/>
-          <w:i/>
-          <w:iCs/>
-        </w:rPr>
-        <w:t>H. rosa,</w:t>
-      </w:r>
-      <w:r>
-        <w:rPr>
-          <w:rFonts w:ascii="Times New Roman" w:hAnsi="Times New Roman" w:cs="Times New Roman"/>
-        </w:rPr>
-        <w:t xml:space="preserve"> I isolated individual rotifers from leaf water samples. Of the </w:t>
-      </w:r>
-      <w:r>
-        <w:rPr>
-          <w:rFonts w:ascii="Times New Roman" w:hAnsi="Times New Roman" w:cs="Times New Roman"/>
-        </w:rPr>
-        <w:t>88</w:t>
-      </w:r>
-      <w:r>
-        <w:rPr>
-          <w:rFonts w:ascii="Times New Roman" w:hAnsi="Times New Roman" w:cs="Times New Roman"/>
-        </w:rPr>
-        <w:t xml:space="preserve"> leaf water samples collected, only </w:t>
-      </w:r>
-      <w:r>
-        <w:rPr>
-          <w:rFonts w:ascii="Times New Roman" w:hAnsi="Times New Roman" w:cs="Times New Roman"/>
-        </w:rPr>
-        <w:t>s</w:t>
-      </w:r>
-      <w:commentRangeStart w:id="14"/>
-      <w:r>
-        <w:rPr>
-          <w:rFonts w:ascii="Times New Roman" w:hAnsi="Times New Roman" w:cs="Times New Roman"/>
-        </w:rPr>
-        <w:t>ev</w:t>
-      </w:r>
-      <w:commentRangeEnd w:id="14"/>
-      <w:r>
-        <w:rPr>
-          <w:rStyle w:val="CommentReference"/>
-          <w:rFonts w:ascii="Times New Roman" w:hAnsi="Times New Roman" w:cs="Times New Roman"/>
-          <w:sz w:val="24"/>
-          <w:szCs w:val="24"/>
-        </w:rPr>
-        <w:commentReference w:id="14"/>
-      </w:r>
-      <w:r>
-        <w:rPr>
-          <w:rFonts w:ascii="Times New Roman" w:hAnsi="Times New Roman" w:cs="Times New Roman"/>
-        </w:rPr>
-        <w:t>en</w:t>
-      </w:r>
-      <w:r>
-        <w:rPr>
-          <w:rFonts w:ascii="Times New Roman" w:hAnsi="Times New Roman" w:cs="Times New Roman"/>
-        </w:rPr>
-        <w:t xml:space="preserve"> from Site 1</w:t>
-      </w:r>
-      <w:r>
-        <w:rPr>
-          <w:rFonts w:ascii="Times New Roman" w:hAnsi="Times New Roman" w:cs="Times New Roman"/>
-        </w:rPr>
-        <w:t xml:space="preserve"> </w:t>
-      </w:r>
-      <w:r>
-        <w:rPr>
-          <w:rFonts w:ascii="Times New Roman" w:hAnsi="Times New Roman" w:cs="Times New Roman"/>
-        </w:rPr>
-        <w:lastRenderedPageBreak/>
-        <w:t>and</w:t>
-      </w:r>
-      <w:r>
-        <w:rPr>
-          <w:rFonts w:ascii="Times New Roman" w:hAnsi="Times New Roman" w:cs="Times New Roman"/>
-        </w:rPr>
-        <w:t xml:space="preserve"> </w:t>
-      </w:r>
-      <w:r>
-        <w:rPr>
-          <w:rFonts w:ascii="Times New Roman" w:hAnsi="Times New Roman" w:cs="Times New Roman"/>
-        </w:rPr>
-        <w:t>six</w:t>
-      </w:r>
-      <w:r>
-        <w:rPr>
-          <w:rFonts w:ascii="Times New Roman" w:hAnsi="Times New Roman" w:cs="Times New Roman"/>
-        </w:rPr>
-        <w:t xml:space="preserve"> from Site 2</w:t>
-      </w:r>
-      <w:r>
-        <w:rPr>
-          <w:rFonts w:ascii="Times New Roman" w:hAnsi="Times New Roman" w:cs="Times New Roman"/>
-        </w:rPr>
-        <w:t xml:space="preserve"> </w:t>
-      </w:r>
-      <w:r>
-        <w:rPr>
-          <w:rFonts w:ascii="Times New Roman" w:hAnsi="Times New Roman" w:cs="Times New Roman"/>
-        </w:rPr>
-        <w:t xml:space="preserve">were likely candidates for isolation. The remaining samples either had no rotifers or were so densely populated by small ciliates that isolating rotifers without contamination was impractical. From each leaf water sample, I isolated </w:t>
-      </w:r>
-      <w:r>
-        <w:rPr>
-          <w:rFonts w:ascii="Times New Roman" w:hAnsi="Times New Roman" w:cs="Times New Roman"/>
-        </w:rPr>
-        <w:t>32</w:t>
-      </w:r>
-      <w:r>
-        <w:rPr>
-          <w:rFonts w:ascii="Times New Roman" w:hAnsi="Times New Roman" w:cs="Times New Roman"/>
-        </w:rPr>
-        <w:t xml:space="preserve"> individual</w:t>
-      </w:r>
-      <w:r>
-        <w:rPr>
-          <w:rFonts w:ascii="Times New Roman" w:hAnsi="Times New Roman" w:cs="Times New Roman"/>
-        </w:rPr>
-        <w:t xml:space="preserve"> rotifers</w:t>
-      </w:r>
-      <w:r>
-        <w:rPr>
-          <w:rFonts w:ascii="Times New Roman" w:hAnsi="Times New Roman" w:cs="Times New Roman"/>
-        </w:rPr>
-        <w:t>.</w:t>
-      </w:r>
-    </w:p>
-    <w:p>
-      <w:pPr>
-        <w:spacing w:after="0" w:line="480" w:lineRule="auto"/>
-        <w:ind w:firstLine="720"/>
-        <w:rPr>
-          <w:rFonts w:ascii="Times New Roman" w:hAnsi="Times New Roman" w:cs="Times New Roman"/>
-        </w:rPr>
-      </w:pPr>
-      <w:r>
-        <w:rPr>
-          <w:rFonts w:ascii="Times New Roman" w:hAnsi="Times New Roman" w:cs="Times New Roman"/>
-        </w:rPr>
-        <w:t>I performed the isolations in six-well culture plates by capturing rotifers with pulled glass Pasteur pipettes, which provide an extremely small aperture well-suited for moving individual rotifers. Captured rotifers were washed three or more times in an excess of sterile deionized water in 12-well tissue culture plates before being left alone for two weeks in the isolated wells of 24-well tissue culture plate</w:t>
-      </w:r>
-      <w:r>
-        <w:rPr>
-          <w:rFonts w:ascii="Times New Roman" w:hAnsi="Times New Roman" w:cs="Times New Roman"/>
-        </w:rPr>
-        <w:t>s</w:t>
-      </w:r>
-      <w:r>
-        <w:rPr>
-          <w:rFonts w:ascii="Times New Roman" w:hAnsi="Times New Roman" w:cs="Times New Roman"/>
-        </w:rPr>
-        <w:t xml:space="preserve">. Since the isolation process is intended to exclude other protists and not to produce a fully axenic culture, bacteria from the original sample were </w:t>
-      </w:r>
-      <w:r>
-        <w:rPr>
-          <w:rFonts w:ascii="Times New Roman" w:hAnsi="Times New Roman" w:cs="Times New Roman"/>
-        </w:rPr>
-        <w:t xml:space="preserve">incidentally </w:t>
-      </w:r>
-      <w:r>
-        <w:rPr>
-          <w:rFonts w:ascii="Times New Roman" w:hAnsi="Times New Roman" w:cs="Times New Roman"/>
-        </w:rPr>
-        <w:t xml:space="preserve">carried over along with each individual rotifer. The addition of fish food flakes acted as the basal resource for these bacteria, that in turn provided a food source for the rotifer. </w:t>
-      </w:r>
-      <w:r>
-        <w:rPr>
-          <w:rFonts w:ascii="Times New Roman" w:hAnsi="Times New Roman" w:cs="Times New Roman"/>
-        </w:rPr>
-        <w:t xml:space="preserve">I carried out </w:t>
-      </w:r>
-      <w:commentRangeStart w:id="15"/>
-      <w:r>
-        <w:rPr>
-          <w:rFonts w:ascii="Times New Roman" w:hAnsi="Times New Roman" w:cs="Times New Roman"/>
-        </w:rPr>
-        <w:t>32</w:t>
-      </w:r>
-      <w:commentRangeEnd w:id="15"/>
-      <w:r>
-        <w:rPr>
-          <w:rStyle w:val="CommentReference"/>
-          <w:rFonts w:ascii="Times New Roman" w:hAnsi="Times New Roman" w:cs="Times New Roman"/>
-          <w:sz w:val="24"/>
-          <w:szCs w:val="24"/>
-        </w:rPr>
-        <w:commentReference w:id="15"/>
-      </w:r>
-      <w:r>
-        <w:rPr>
-          <w:rFonts w:ascii="Times New Roman" w:hAnsi="Times New Roman" w:cs="Times New Roman"/>
-        </w:rPr>
-        <w:t xml:space="preserve"> isolations per leaf water sample, for a total of 448 isolated rotifers</w:t>
-      </w:r>
-      <w:r>
-        <w:rPr>
-          <w:rFonts w:ascii="Times New Roman" w:hAnsi="Times New Roman" w:cs="Times New Roman"/>
-        </w:rPr>
-        <w:t>.</w:t>
-      </w:r>
-      <w:r>
-        <w:rPr>
-          <w:rFonts w:ascii="Times New Roman" w:hAnsi="Times New Roman" w:cs="Times New Roman"/>
-        </w:rPr>
-        <w:t xml:space="preserve"> </w:t>
-      </w:r>
-    </w:p>
-    <w:p>
-      <w:pPr>
-        <w:spacing w:after="0" w:line="480" w:lineRule="auto"/>
-        <w:ind w:firstLine="720"/>
-        <w:rPr>
-          <w:rFonts w:ascii="Times New Roman" w:hAnsi="Times New Roman" w:cs="Times New Roman"/>
-        </w:rPr>
-      </w:pPr>
-      <w:r>
-        <w:rPr>
-          <w:rFonts w:ascii="Times New Roman" w:hAnsi="Times New Roman" w:cs="Times New Roman"/>
-        </w:rPr>
-        <w:t xml:space="preserve">After two weeks, each well was observed for isolates that successfully founded clonal lines. Those that succeeded were transferred to 125 ml sterile flasks with 100 ml of artificial </w:t>
-      </w:r>
-      <w:commentRangeStart w:id="16"/>
-      <w:r>
-        <w:rPr>
-          <w:rFonts w:ascii="Times New Roman" w:hAnsi="Times New Roman" w:cs="Times New Roman"/>
-        </w:rPr>
-        <w:t>freshwater m</w:t>
-      </w:r>
-      <w:commentRangeEnd w:id="16"/>
-      <w:r>
-        <w:rPr>
-          <w:rStyle w:val="CommentReference"/>
-          <w:rFonts w:ascii="Times New Roman" w:hAnsi="Times New Roman" w:cs="Times New Roman"/>
-          <w:sz w:val="24"/>
-          <w:szCs w:val="24"/>
-        </w:rPr>
-        <w:commentReference w:id="16"/>
-      </w:r>
-      <w:r>
-        <w:rPr>
-          <w:rFonts w:ascii="Times New Roman" w:hAnsi="Times New Roman" w:cs="Times New Roman"/>
-        </w:rPr>
-        <w:t>edium, AFW (0.0096% sodium bicarbonate (NaHCO</w:t>
-      </w:r>
-      <w:r>
-        <w:rPr>
-          <w:rFonts w:ascii="Times New Roman" w:hAnsi="Times New Roman" w:cs="Times New Roman"/>
-          <w:vertAlign w:val="subscript"/>
-        </w:rPr>
-        <w:t>3</w:t>
-      </w:r>
-      <w:r>
-        <w:rPr>
-          <w:rFonts w:ascii="Times New Roman" w:hAnsi="Times New Roman" w:cs="Times New Roman"/>
-        </w:rPr>
-        <w:t>)</w:t>
-      </w:r>
-      <w:r>
-        <w:rPr>
-          <w:rFonts w:ascii="Times New Roman" w:hAnsi="Times New Roman" w:cs="Times New Roman"/>
-        </w:rPr>
-        <w:t>, 0.0060% calcium sulfate dihydrate (CaSO</w:t>
-      </w:r>
-      <w:r>
-        <w:rPr>
-          <w:rFonts w:ascii="Times New Roman" w:hAnsi="Times New Roman" w:cs="Times New Roman"/>
-          <w:vertAlign w:val="subscript"/>
-        </w:rPr>
-        <w:t>4</w:t>
-      </w:r>
-      <w:r>
-        <w:rPr>
-          <w:rFonts w:ascii="Times New Roman" w:hAnsi="Times New Roman" w:cs="Times New Roman"/>
-        </w:rPr>
-        <w:t>•2H</w:t>
-      </w:r>
-      <w:r>
-        <w:rPr>
-          <w:rFonts w:ascii="Times New Roman" w:hAnsi="Times New Roman" w:cs="Times New Roman"/>
-          <w:vertAlign w:val="subscript"/>
-        </w:rPr>
-        <w:t>2</w:t>
-      </w:r>
-      <w:r>
-        <w:rPr>
-          <w:rFonts w:ascii="Times New Roman" w:hAnsi="Times New Roman" w:cs="Times New Roman"/>
-        </w:rPr>
-        <w:t>O), 0.0060% magnesium sulfate (MgSO</w:t>
-      </w:r>
-      <w:r>
-        <w:rPr>
-          <w:rFonts w:ascii="Times New Roman" w:hAnsi="Times New Roman" w:cs="Times New Roman"/>
-          <w:vertAlign w:val="subscript"/>
-        </w:rPr>
-        <w:t>4</w:t>
-      </w:r>
-      <w:r>
-        <w:rPr>
-          <w:rFonts w:ascii="Times New Roman" w:hAnsi="Times New Roman" w:cs="Times New Roman"/>
-        </w:rPr>
-        <w:t>)</w:t>
-      </w:r>
-      <w:r>
-        <w:rPr>
-          <w:rFonts w:ascii="Times New Roman" w:hAnsi="Times New Roman" w:cs="Times New Roman"/>
-        </w:rPr>
-        <w:t xml:space="preserve">, 0.0004% potassium chloride (KCl)). I designed this medium to approximate the low-mineral conditions of </w:t>
-      </w:r>
-      <w:r>
-        <w:rPr>
-          <w:rFonts w:ascii="Times New Roman" w:hAnsi="Times New Roman" w:cs="Times New Roman"/>
-          <w:i/>
-          <w:iCs/>
-        </w:rPr>
-        <w:t>S. purpurea</w:t>
-      </w:r>
-      <w:r>
-        <w:rPr>
-          <w:rFonts w:ascii="Times New Roman" w:hAnsi="Times New Roman" w:cs="Times New Roman"/>
-        </w:rPr>
-        <w:t xml:space="preserve"> leaf water. The inclusion of carbonate for buffering improved culture stability during experiments and replicability of conditions among experiments. The flasks (hereafter, clonal stock cultures) were also provided with two sterile wheat seeds as a slow-release carbon source for bacteria. The isolation process led to the successful founding of 85 clonal stock cultures spanning </w:t>
-      </w:r>
-      <w:commentRangeStart w:id="17"/>
-      <w:r>
-        <w:rPr>
-          <w:rFonts w:ascii="Times New Roman" w:hAnsi="Times New Roman" w:cs="Times New Roman"/>
-        </w:rPr>
-        <w:t>at least three leaves</w:t>
-      </w:r>
-      <w:commentRangeEnd w:id="17"/>
-      <w:r>
-        <w:rPr>
-          <w:rStyle w:val="CommentReference"/>
-          <w:rFonts w:ascii="Times New Roman" w:hAnsi="Times New Roman" w:cs="Times New Roman"/>
-          <w:sz w:val="24"/>
-          <w:szCs w:val="24"/>
-        </w:rPr>
         <w:commentReference w:id="17"/>
-      </w:r>
-      <w:r>
-        <w:rPr>
-          <w:rFonts w:ascii="Times New Roman" w:hAnsi="Times New Roman" w:cs="Times New Roman"/>
-        </w:rPr>
-        <w:t xml:space="preserve"> for each of two sites (Site 1 and Site 2). </w:t>
-      </w:r>
-    </w:p>
-    <w:p>
-      <w:pPr>
-        <w:spacing w:after="0" w:line="480" w:lineRule="auto"/>
-        <w:rPr>
-          <w:rFonts w:ascii="Times New Roman" w:hAnsi="Times New Roman" w:cs="Times New Roman"/>
-        </w:rPr>
-      </w:pPr>
-      <w:r>
-        <w:rPr>
-          <w:rFonts w:ascii="Times New Roman" w:hAnsi="Times New Roman" w:cs="Times New Roman"/>
-          <w:u w:val="single"/>
-        </w:rPr>
-        <w:t>Culturing bacteria</w:t>
-      </w:r>
-    </w:p>
-    <w:p>
-      <w:pPr>
-        <w:spacing w:after="0" w:line="480" w:lineRule="auto"/>
-        <w:rPr>
-          <w:rFonts w:ascii="Times New Roman" w:hAnsi="Times New Roman" w:cs="Times New Roman"/>
-        </w:rPr>
-      </w:pPr>
-      <w:r>
-        <w:rPr>
-          <w:rFonts w:ascii="Times New Roman" w:hAnsi="Times New Roman" w:cs="Times New Roman"/>
-        </w:rPr>
-        <w:lastRenderedPageBreak/>
-        <w:tab/>
-      </w:r>
-      <w:r>
-        <w:rPr>
-          <w:rFonts w:ascii="Times New Roman" w:hAnsi="Times New Roman" w:cs="Times New Roman"/>
-        </w:rPr>
-        <w:t>Immediately after field collections, the excess water from the removal of mosquito larvae</w:t>
-      </w:r>
-      <w:r>
-        <w:rPr>
-          <w:rFonts w:ascii="Times New Roman" w:hAnsi="Times New Roman" w:cs="Times New Roman"/>
-        </w:rPr>
-        <w:t xml:space="preserve"> was filtered using a </w:t>
-      </w:r>
-      <w:r>
-        <w:rPr>
-          <w:rFonts w:ascii="Times New Roman" w:hAnsi="Times New Roman" w:cs="Times New Roman"/>
-        </w:rPr>
-        <w:t>20</w:t>
-      </w:r>
-      <w:r>
-        <w:rPr>
-          <w:rFonts w:ascii="Times New Roman" w:hAnsi="Times New Roman" w:cs="Times New Roman"/>
-        </w:rPr>
-        <w:t xml:space="preserve"> </w:t>
-      </w:r>
-      <w:r>
-        <w:rPr>
-          <w:rFonts w:ascii="Times New Roman" w:hAnsi="Times New Roman" w:cs="Times New Roman"/>
-        </w:rPr>
-        <w:t>µ</w:t>
-      </w:r>
-      <w:r>
-        <w:rPr>
-          <w:rFonts w:ascii="Times New Roman" w:hAnsi="Times New Roman" w:cs="Times New Roman"/>
-        </w:rPr>
-        <w:t xml:space="preserve">m </w:t>
-      </w:r>
-      <w:r>
-        <w:rPr>
-          <w:rFonts w:ascii="Times New Roman" w:hAnsi="Times New Roman" w:cs="Times New Roman"/>
-        </w:rPr>
-        <w:t>mesh</w:t>
-      </w:r>
-      <w:r>
-        <w:rPr>
-          <w:rFonts w:ascii="Times New Roman" w:hAnsi="Times New Roman" w:cs="Times New Roman"/>
-        </w:rPr>
-        <w:t xml:space="preserve"> strainer. The filtered leaf water was transferred into 1.5 ml plastic tubes and stored in a freezer. Before the start of </w:t>
-      </w:r>
-      <w:r>
-        <w:rPr>
-          <w:rFonts w:ascii="Times New Roman" w:hAnsi="Times New Roman" w:cs="Times New Roman"/>
-        </w:rPr>
-        <w:t>the</w:t>
-      </w:r>
-      <w:r>
-        <w:rPr>
-          <w:rFonts w:ascii="Times New Roman" w:hAnsi="Times New Roman" w:cs="Times New Roman"/>
-        </w:rPr>
-        <w:t xml:space="preserve"> </w:t>
-      </w:r>
-      <w:r>
-        <w:rPr>
-          <w:rFonts w:ascii="Times New Roman" w:hAnsi="Times New Roman" w:cs="Times New Roman"/>
-        </w:rPr>
-        <w:t>experiment, one 1.5 ml tube of leaf water was thawed and added to 200 ml of AFW medium along with 1</w:t>
-      </w:r>
-      <w:r>
-        <w:rPr>
-          <w:rFonts w:ascii="Times New Roman" w:hAnsi="Times New Roman" w:cs="Times New Roman"/>
-        </w:rPr>
-        <w:t>00</w:t>
-      </w:r>
-      <w:r>
-        <w:rPr>
-          <w:rFonts w:ascii="Times New Roman" w:hAnsi="Times New Roman" w:cs="Times New Roman"/>
-        </w:rPr>
-        <w:t xml:space="preserve"> </w:t>
-      </w:r>
-      <w:r>
-        <w:rPr>
-          <w:rFonts w:ascii="Times New Roman" w:hAnsi="Times New Roman" w:cs="Times New Roman"/>
-        </w:rPr>
-        <w:t>m</w:t>
-      </w:r>
-      <w:r>
-        <w:rPr>
-          <w:rFonts w:ascii="Times New Roman" w:hAnsi="Times New Roman" w:cs="Times New Roman"/>
-        </w:rPr>
-        <w:t>g of autoclaved fish food flakes.</w:t>
-      </w:r>
-      <w:r>
-        <w:rPr>
-          <w:rFonts w:ascii="Times New Roman" w:hAnsi="Times New Roman" w:cs="Times New Roman"/>
-        </w:rPr>
-        <w:t xml:space="preserve"> The culture was </w:t>
-      </w:r>
-      <w:r>
-        <w:rPr>
-          <w:rFonts w:ascii="Times New Roman" w:hAnsi="Times New Roman" w:cs="Times New Roman"/>
-        </w:rPr>
-        <w:t>allowed to grow</w:t>
-      </w:r>
-      <w:r>
-        <w:rPr>
-          <w:rFonts w:ascii="Times New Roman" w:hAnsi="Times New Roman" w:cs="Times New Roman"/>
-        </w:rPr>
-        <w:t xml:space="preserve"> at 30 °C with constant stirring for 2 days.</w:t>
-      </w:r>
-      <w:r>
-        <w:rPr>
-          <w:rFonts w:ascii="Times New Roman" w:hAnsi="Times New Roman" w:cs="Times New Roman"/>
-        </w:rPr>
-        <w:t xml:space="preserve"> I used a</w:t>
-      </w:r>
-      <w:r>
-        <w:rPr>
-          <w:rFonts w:ascii="Times New Roman" w:hAnsi="Times New Roman" w:cs="Times New Roman"/>
-        </w:rPr>
-        <w:t xml:space="preserve"> single pooled bacterial inoculum </w:t>
-      </w:r>
-      <w:r>
-        <w:rPr>
-          <w:rFonts w:ascii="Times New Roman" w:hAnsi="Times New Roman" w:cs="Times New Roman"/>
-        </w:rPr>
-        <w:t>in an attempt to</w:t>
-      </w:r>
-      <w:r>
-        <w:rPr>
-          <w:rFonts w:ascii="Times New Roman" w:hAnsi="Times New Roman" w:cs="Times New Roman"/>
-        </w:rPr>
-        <w:t xml:space="preserve"> </w:t>
-      </w:r>
-      <w:r>
-        <w:rPr>
-          <w:rFonts w:ascii="Times New Roman" w:hAnsi="Times New Roman" w:cs="Times New Roman"/>
-        </w:rPr>
-        <w:t>standardize</w:t>
-      </w:r>
-      <w:r>
-        <w:rPr>
-          <w:rFonts w:ascii="Times New Roman" w:hAnsi="Times New Roman" w:cs="Times New Roman"/>
-        </w:rPr>
-        <w:t xml:space="preserve"> the microbial food environment across all microcosms, </w:t>
-      </w:r>
-      <w:r>
-        <w:rPr>
-          <w:rFonts w:ascii="Times New Roman" w:hAnsi="Times New Roman" w:cs="Times New Roman"/>
-        </w:rPr>
-        <w:t>helping to ensure</w:t>
-      </w:r>
-      <w:r>
-        <w:rPr>
-          <w:rFonts w:ascii="Times New Roman" w:hAnsi="Times New Roman" w:cs="Times New Roman"/>
-        </w:rPr>
-        <w:t xml:space="preserve"> that differences in rotifer performance among clones and temperatures </w:t>
-      </w:r>
-      <w:r>
-        <w:rPr>
-          <w:rFonts w:ascii="Times New Roman" w:hAnsi="Times New Roman" w:cs="Times New Roman"/>
-        </w:rPr>
-        <w:t>would be less dependent on bacterial</w:t>
-      </w:r>
-      <w:r>
-        <w:rPr>
-          <w:rFonts w:ascii="Times New Roman" w:hAnsi="Times New Roman" w:cs="Times New Roman"/>
-        </w:rPr>
-        <w:t xml:space="preserve"> community composition.</w:t>
-      </w:r>
-      <w:r>
-        <w:rPr>
-          <w:rFonts w:ascii="Times New Roman" w:hAnsi="Times New Roman" w:cs="Times New Roman"/>
-        </w:rPr>
-        <w:t xml:space="preserve"> This bacterial stock was then used in the temperature response experiment.</w:t>
-      </w:r>
-    </w:p>
-    <w:p>
-      <w:pPr>
-        <w:spacing w:after="0" w:line="480" w:lineRule="auto"/>
-        <w:rPr>
-          <w:rFonts w:ascii="Times New Roman" w:hAnsi="Times New Roman" w:cs="Times New Roman"/>
-        </w:rPr>
-      </w:pPr>
-      <w:r>
-        <w:rPr>
-          <w:rFonts w:ascii="Times New Roman" w:hAnsi="Times New Roman" w:cs="Times New Roman"/>
-          <w:u w:val="single"/>
-        </w:rPr>
-        <w:t xml:space="preserve">Temperature </w:t>
-      </w:r>
-      <w:r>
-        <w:rPr>
-          <w:rFonts w:ascii="Times New Roman" w:hAnsi="Times New Roman" w:cs="Times New Roman"/>
-          <w:u w:val="single"/>
-        </w:rPr>
-        <w:t>r</w:t>
-      </w:r>
-      <w:r>
-        <w:rPr>
-          <w:rFonts w:ascii="Times New Roman" w:hAnsi="Times New Roman" w:cs="Times New Roman"/>
-          <w:u w:val="single"/>
-        </w:rPr>
-        <w:t xml:space="preserve">esponse </w:t>
-      </w:r>
-      <w:r>
-        <w:rPr>
-          <w:rFonts w:ascii="Times New Roman" w:hAnsi="Times New Roman" w:cs="Times New Roman"/>
-          <w:u w:val="single"/>
-        </w:rPr>
-        <w:t>e</w:t>
-      </w:r>
-      <w:r>
-        <w:rPr>
-          <w:rFonts w:ascii="Times New Roman" w:hAnsi="Times New Roman" w:cs="Times New Roman"/>
-          <w:u w:val="single"/>
-        </w:rPr>
-        <w:t>xperiment</w:t>
-      </w:r>
-    </w:p>
-    <w:p>
-      <w:pPr>
-        <w:spacing w:after="0" w:line="480" w:lineRule="auto"/>
-        <w:rPr>
-          <w:rFonts w:ascii="Times New Roman" w:hAnsi="Times New Roman" w:cs="Times New Roman"/>
-        </w:rPr>
-      </w:pPr>
-      <w:r>
-        <w:rPr>
-          <w:rFonts w:ascii="Times New Roman" w:hAnsi="Times New Roman" w:cs="Times New Roman"/>
-        </w:rPr>
-        <w:tab/>
-        <w:t xml:space="preserve">Clonal lines were selected from across the spatial distribution of </w:t>
-      </w:r>
-      <w:r>
-        <w:rPr>
-          <w:rFonts w:ascii="Times New Roman" w:hAnsi="Times New Roman" w:cs="Times New Roman"/>
-        </w:rPr>
-        <w:t xml:space="preserve">the </w:t>
-      </w:r>
-      <w:r>
-        <w:rPr>
-          <w:rFonts w:ascii="Times New Roman" w:hAnsi="Times New Roman" w:cs="Times New Roman"/>
-        </w:rPr>
-        <w:t>origin</w:t>
-      </w:r>
-      <w:r>
-        <w:rPr>
-          <w:rFonts w:ascii="Times New Roman" w:hAnsi="Times New Roman" w:cs="Times New Roman"/>
-        </w:rPr>
-        <w:t>s of</w:t>
-      </w:r>
-      <w:r>
-        <w:rPr>
-          <w:rFonts w:ascii="Times New Roman" w:hAnsi="Times New Roman" w:cs="Times New Roman"/>
-        </w:rPr>
-        <w:t xml:space="preserve"> leaf water samples to investigate whether differences in response to temperature existed between sites, among leaves, or among clones within leaves. From each </w:t>
-      </w:r>
-      <w:r>
-        <w:rPr>
-          <w:rFonts w:ascii="Times New Roman" w:hAnsi="Times New Roman" w:cs="Times New Roman"/>
-        </w:rPr>
-        <w:t xml:space="preserve">of the two </w:t>
-      </w:r>
-      <w:r>
-        <w:rPr>
-          <w:rFonts w:ascii="Times New Roman" w:hAnsi="Times New Roman" w:cs="Times New Roman"/>
-        </w:rPr>
-        <w:t>site</w:t>
-      </w:r>
-      <w:r>
-        <w:rPr>
-          <w:rFonts w:ascii="Times New Roman" w:hAnsi="Times New Roman" w:cs="Times New Roman"/>
-        </w:rPr>
-        <w:t>s</w:t>
-      </w:r>
-      <w:r>
-        <w:rPr>
-          <w:rFonts w:ascii="Times New Roman" w:hAnsi="Times New Roman" w:cs="Times New Roman"/>
-        </w:rPr>
-        <w:t xml:space="preserve">, 3 leaves were </w:t>
-      </w:r>
-      <w:r>
-        <w:rPr>
-          <w:rFonts w:ascii="Times New Roman" w:hAnsi="Times New Roman" w:cs="Times New Roman"/>
-        </w:rPr>
-        <w:t>chosen</w:t>
-      </w:r>
-      <w:r>
-        <w:rPr>
-          <w:rFonts w:ascii="Times New Roman" w:hAnsi="Times New Roman" w:cs="Times New Roman"/>
-        </w:rPr>
-        <w:t xml:space="preserve"> </w:t>
-      </w:r>
-      <w:r>
-        <w:rPr>
-          <w:rFonts w:ascii="Times New Roman" w:hAnsi="Times New Roman" w:cs="Times New Roman"/>
-        </w:rPr>
-        <w:t>randomly</w:t>
-      </w:r>
-      <w:r>
-        <w:rPr>
-          <w:rFonts w:ascii="Times New Roman" w:hAnsi="Times New Roman" w:cs="Times New Roman"/>
-        </w:rPr>
-        <w:t xml:space="preserve">. Each leaf was represented by </w:t>
-      </w:r>
-      <w:commentRangeStart w:id="18"/>
-      <w:r>
-        <w:rPr>
-          <w:rFonts w:ascii="Times New Roman" w:hAnsi="Times New Roman" w:cs="Times New Roman"/>
-        </w:rPr>
-        <w:t>3</w:t>
-      </w:r>
-      <w:commentRangeEnd w:id="18"/>
-      <w:r>
-        <w:rPr>
-          <w:rStyle w:val="CommentReference"/>
-          <w:rFonts w:ascii="Times New Roman" w:hAnsi="Times New Roman" w:cs="Times New Roman"/>
-          <w:sz w:val="24"/>
-          <w:szCs w:val="24"/>
-        </w:rPr>
-        <w:commentReference w:id="18"/>
       </w:r>
       <w:r>
         <w:rPr>
@@ -4630,7 +4664,7 @@
         </w:rPr>
         <w:t>(</w:t>
       </w:r>
-      <w:commentRangeStart w:id="19"/>
+      <w:commentRangeStart w:id="18"/>
       <w:r>
         <w:rPr>
           <w:rFonts w:ascii="Times New Roman" w:hAnsi="Times New Roman" w:cs="Times New Roman"/>
@@ -4655,7 +4689,7 @@
         </w:rPr>
         <w:t>5</w:t>
       </w:r>
-      <w:commentRangeEnd w:id="19"/>
+      <w:commentRangeEnd w:id="18"/>
       <w:r>
         <w:rPr>
           <w:rStyle w:val="CommentReference"/>
@@ -4663,7 +4697,7 @@
           <w:sz w:val="24"/>
           <w:szCs w:val="24"/>
         </w:rPr>
-        <w:commentReference w:id="19"/>
+        <w:commentReference w:id="18"/>
       </w:r>
       <w:r>
         <w:rPr>
@@ -4767,7 +4801,7 @@
         </w:rPr>
         <w:t xml:space="preserve">the spline-fit </w:t>
       </w:r>
-      <w:commentRangeStart w:id="20"/>
+      <w:commentRangeStart w:id="19"/>
       <w:r>
         <w:rPr>
           <w:rFonts w:ascii="Times New Roman" w:hAnsi="Times New Roman" w:cs="Times New Roman"/>
@@ -4783,7 +4817,7 @@
         </w:rPr>
         <w:t>2</w:t>
       </w:r>
-      <w:commentRangeEnd w:id="20"/>
+      <w:commentRangeEnd w:id="19"/>
       <w:r>
         <w:rPr>
           <w:rStyle w:val="CommentReference"/>
@@ -4791,7 +4825,7 @@
           <w:sz w:val="24"/>
           <w:szCs w:val="24"/>
         </w:rPr>
-        <w:commentReference w:id="20"/>
+        <w:commentReference w:id="19"/>
       </w:r>
       <w:r>
         <w:rPr>
@@ -5561,14 +5595,14 @@
         </w:rPr>
         <w:t xml:space="preserve"> using a custom Python s</w:t>
       </w:r>
-      <w:commentRangeStart w:id="21"/>
+      <w:commentRangeStart w:id="20"/>
       <w:r>
         <w:rPr>
           <w:rFonts w:ascii="Times New Roman" w:hAnsi="Times New Roman" w:cs="Times New Roman"/>
         </w:rPr>
         <w:t>crip</w:t>
       </w:r>
-      <w:commentRangeEnd w:id="21"/>
+      <w:commentRangeEnd w:id="20"/>
       <w:r>
         <w:rPr>
           <w:rStyle w:val="CommentReference"/>
@@ -5576,7 +5610,7 @@
           <w:sz w:val="24"/>
           <w:szCs w:val="24"/>
         </w:rPr>
-        <w:commentReference w:id="21"/>
+        <w:commentReference w:id="20"/>
       </w:r>
       <w:r>
         <w:rPr>
@@ -5987,15 +6021,15 @@
         </w:rPr>
         <w:t xml:space="preserve"> &lt; 0.001). No v</w:t>
       </w:r>
+      <w:commentRangeStart w:id="21"/>
       <w:commentRangeStart w:id="22"/>
-      <w:commentRangeStart w:id="23"/>
       <w:r>
         <w:rPr>
           <w:rFonts w:ascii="Times New Roman" w:hAnsi="Times New Roman" w:cs="Times New Roman"/>
         </w:rPr>
         <w:t>aria</w:t>
       </w:r>
-      <w:commentRangeEnd w:id="22"/>
+      <w:commentRangeEnd w:id="21"/>
       <w:r>
         <w:rPr>
           <w:rStyle w:val="CommentReference"/>
@@ -6003,9 +6037,9 @@
           <w:sz w:val="24"/>
           <w:szCs w:val="24"/>
         </w:rPr>
-        <w:commentReference w:id="22"/>
-      </w:r>
-      <w:commentRangeEnd w:id="23"/>
+        <w:commentReference w:id="21"/>
+      </w:r>
+      <w:commentRangeEnd w:id="22"/>
       <w:r>
         <w:rPr>
           <w:rStyle w:val="CommentReference"/>
@@ -6013,7 +6047,7 @@
           <w:sz w:val="24"/>
           <w:szCs w:val="24"/>
         </w:rPr>
-        <w:commentReference w:id="23"/>
+        <w:commentReference w:id="22"/>
       </w:r>
       <w:r>
         <w:rPr>
@@ -6061,24 +6095,18 @@
         <w:rPr>
           <w:rFonts w:ascii="Times New Roman" w:hAnsi="Times New Roman" w:cs="Times New Roman"/>
         </w:rPr>
+        <w:t xml:space="preserve"> 59.6%</w:t>
+      </w:r>
+      <w:r>
+        <w:rPr>
+          <w:rFonts w:ascii="Times New Roman" w:hAnsi="Times New Roman" w:cs="Times New Roman"/>
+        </w:rPr>
         <w:t xml:space="preserve"> </w:t>
       </w:r>
       <w:r>
         <w:rPr>
           <w:rFonts w:ascii="Times New Roman" w:hAnsi="Times New Roman" w:cs="Times New Roman"/>
         </w:rPr>
-        <w:t>59.6%</w:t>
-      </w:r>
-      <w:r>
-        <w:rPr>
-          <w:rFonts w:ascii="Times New Roman" w:hAnsi="Times New Roman" w:cs="Times New Roman"/>
-        </w:rPr>
-        <w:t xml:space="preserve"> </w:t>
-      </w:r>
-      <w:r>
-        <w:rPr>
-          <w:rFonts w:ascii="Times New Roman" w:hAnsi="Times New Roman" w:cs="Times New Roman"/>
-        </w:rPr>
         <w:t xml:space="preserve">attributed to </w:t>
       </w:r>
       <w:r>
@@ -6099,14 +6127,14 @@
         </w:rPr>
         <w:t>. When further parti</w:t>
       </w:r>
-      <w:commentRangeStart w:id="24"/>
+      <w:commentRangeStart w:id="23"/>
       <w:r>
         <w:rPr>
           <w:rFonts w:ascii="Times New Roman" w:hAnsi="Times New Roman" w:cs="Times New Roman"/>
         </w:rPr>
         <w:t>tio</w:t>
       </w:r>
-      <w:commentRangeEnd w:id="24"/>
+      <w:commentRangeEnd w:id="23"/>
       <w:r>
         <w:rPr>
           <w:rStyle w:val="CommentReference"/>
@@ -6114,7 +6142,7 @@
           <w:sz w:val="24"/>
           <w:szCs w:val="24"/>
         </w:rPr>
-        <w:commentReference w:id="24"/>
+        <w:commentReference w:id="23"/>
       </w:r>
       <w:r>
         <w:rPr>
@@ -6128,21 +6156,21 @@
         </w:rPr>
         <w:t xml:space="preserve">, </w:t>
       </w:r>
+      <w:commentRangeStart w:id="24"/>
+      <w:r>
+        <w:rPr>
+          <w:rFonts w:ascii="Times New Roman" w:hAnsi="Times New Roman" w:cs="Times New Roman"/>
+        </w:rPr>
+        <w:t>F</w:t>
+      </w:r>
       <w:commentRangeStart w:id="25"/>
       <w:r>
         <w:rPr>
           <w:rFonts w:ascii="Times New Roman" w:hAnsi="Times New Roman" w:cs="Times New Roman"/>
         </w:rPr>
-        <w:t>F</w:t>
-      </w:r>
-      <w:commentRangeStart w:id="26"/>
-      <w:r>
-        <w:rPr>
-          <w:rFonts w:ascii="Times New Roman" w:hAnsi="Times New Roman" w:cs="Times New Roman"/>
-        </w:rPr>
         <w:t>igu</w:t>
       </w:r>
-      <w:commentRangeEnd w:id="26"/>
+      <w:commentRangeEnd w:id="25"/>
       <w:r>
         <w:rPr>
           <w:rStyle w:val="CommentReference"/>
@@ -6150,7 +6178,7 @@
           <w:sz w:val="24"/>
           <w:szCs w:val="24"/>
         </w:rPr>
-        <w:commentReference w:id="26"/>
+        <w:commentReference w:id="25"/>
       </w:r>
       <w:r>
         <w:rPr>
@@ -6164,7 +6192,7 @@
         </w:rPr>
         <w:t xml:space="preserve"> 3</w:t>
       </w:r>
-      <w:commentRangeEnd w:id="25"/>
+      <w:commentRangeEnd w:id="24"/>
       <w:r>
         <w:rPr>
           <w:rStyle w:val="CommentReference"/>
@@ -6172,7 +6200,7 @@
           <w:sz w:val="24"/>
           <w:szCs w:val="24"/>
         </w:rPr>
-        <w:commentReference w:id="25"/>
+        <w:commentReference w:id="24"/>
       </w:r>
       <w:r>
         <w:rPr>
@@ -6424,14 +6452,14 @@
         </w:rPr>
         <w:t xml:space="preserve"> up until a </w:t>
       </w:r>
-      <w:commentRangeStart w:id="27"/>
+      <w:commentRangeStart w:id="26"/>
       <w:r>
         <w:rPr>
           <w:rFonts w:ascii="Times New Roman" w:hAnsi="Times New Roman" w:cs="Times New Roman"/>
         </w:rPr>
         <w:t>thermal optimum is reached</w:t>
       </w:r>
-      <w:commentRangeEnd w:id="27"/>
+      <w:commentRangeEnd w:id="26"/>
       <w:r>
         <w:rPr>
           <w:rStyle w:val="CommentReference"/>
@@ -6439,7 +6467,7 @@
           <w:sz w:val="24"/>
           <w:szCs w:val="24"/>
         </w:rPr>
-        <w:commentReference w:id="27"/>
+        <w:commentReference w:id="26"/>
       </w:r>
       <w:r>
         <w:rPr>
@@ -6461,7 +6489,7 @@
         </w:rPr>
         <w:t xml:space="preserve">. </w:t>
       </w:r>
-      <w:commentRangeStart w:id="28"/>
+      <w:commentRangeStart w:id="27"/>
       <w:r>
         <w:rPr>
           <w:rFonts w:ascii="Times New Roman" w:hAnsi="Times New Roman" w:cs="Times New Roman"/>
@@ -6524,7 +6552,7 @@
         </w:rPr>
         <w:t>.</w:t>
       </w:r>
-      <w:commentRangeEnd w:id="28"/>
+      <w:commentRangeEnd w:id="27"/>
       <w:r>
         <w:rPr>
           <w:rStyle w:val="CommentReference"/>
@@ -6532,7 +6560,7 @@
           <w:sz w:val="24"/>
           <w:szCs w:val="24"/>
         </w:rPr>
-        <w:commentReference w:id="28"/>
+        <w:commentReference w:id="27"/>
       </w:r>
       <w:r>
         <w:rPr>
@@ -6752,14 +6780,14 @@
         </w:rPr>
         <w:t xml:space="preserve">because multiple clones with differing thermal responses </w:t>
       </w:r>
-      <w:commentRangeStart w:id="29"/>
+      <w:commentRangeStart w:id="28"/>
       <w:r>
         <w:rPr>
           <w:rFonts w:ascii="Times New Roman" w:hAnsi="Times New Roman" w:cs="Times New Roman"/>
         </w:rPr>
         <w:t>co</w:t>
       </w:r>
-      <w:commentRangeEnd w:id="29"/>
+      <w:commentRangeEnd w:id="28"/>
       <w:r>
         <w:rPr>
           <w:rStyle w:val="CommentReference"/>
@@ -6767,7 +6795,7 @@
           <w:sz w:val="24"/>
           <w:szCs w:val="24"/>
         </w:rPr>
-        <w:commentReference w:id="29"/>
+        <w:commentReference w:id="28"/>
       </w:r>
       <w:r>
         <w:rPr>
@@ -6926,7 +6954,7 @@
         <w:lastRenderedPageBreak/>
         <w:t xml:space="preserve">It is possible that </w:t>
       </w:r>
-      <w:commentRangeStart w:id="30"/>
+      <w:commentRangeStart w:id="29"/>
       <w:r>
         <w:rPr>
           <w:rFonts w:ascii="Times New Roman" w:hAnsi="Times New Roman" w:cs="Times New Roman"/>
@@ -6939,7 +6967,7 @@
         </w:rPr>
         <w:t xml:space="preserve"> temperature </w:t>
       </w:r>
-      <w:commentRangeEnd w:id="30"/>
+      <w:commentRangeEnd w:id="29"/>
       <w:r>
         <w:rPr>
           <w:rStyle w:val="CommentReference"/>
@@ -6947,7 +6975,7 @@
           <w:sz w:val="24"/>
           <w:szCs w:val="24"/>
         </w:rPr>
-        <w:commentReference w:id="30"/>
+        <w:commentReference w:id="29"/>
       </w:r>
       <w:r>
         <w:rPr>
@@ -7039,14 +7067,14 @@
         </w:rPr>
         <w:t xml:space="preserve"> variation in temperature to differences in clone performance among leaves. It is also possible that dispersal among leaves is sufficiently common to ho</w:t>
       </w:r>
-      <w:commentRangeStart w:id="31"/>
+      <w:commentRangeStart w:id="30"/>
       <w:r>
         <w:rPr>
           <w:rFonts w:ascii="Times New Roman" w:hAnsi="Times New Roman" w:cs="Times New Roman"/>
         </w:rPr>
         <w:t>mogeni</w:t>
       </w:r>
-      <w:commentRangeEnd w:id="31"/>
+      <w:commentRangeEnd w:id="30"/>
       <w:r>
         <w:rPr>
           <w:rStyle w:val="CommentReference"/>
@@ -7054,7 +7082,7 @@
           <w:sz w:val="24"/>
           <w:szCs w:val="24"/>
         </w:rPr>
-        <w:commentReference w:id="31"/>
+        <w:commentReference w:id="30"/>
       </w:r>
       <w:r>
         <w:rPr>
@@ -7295,14 +7323,14 @@
         </w:rPr>
         <w:t>rotifers has been shown to be detectable only across much broader ranges of t</w:t>
       </w:r>
-      <w:commentRangeStart w:id="32"/>
+      <w:commentRangeStart w:id="31"/>
       <w:r>
         <w:rPr>
           <w:rFonts w:ascii="Times New Roman" w:hAnsi="Times New Roman" w:cs="Times New Roman"/>
         </w:rPr>
         <w:t>emp</w:t>
       </w:r>
-      <w:commentRangeEnd w:id="32"/>
+      <w:commentRangeEnd w:id="31"/>
       <w:r>
         <w:rPr>
           <w:rStyle w:val="CommentReference"/>
@@ -7310,7 +7338,7 @@
           <w:sz w:val="24"/>
           <w:szCs w:val="24"/>
         </w:rPr>
-        <w:commentReference w:id="32"/>
+        <w:commentReference w:id="31"/>
       </w:r>
       <w:r>
         <w:rPr>
@@ -7417,14 +7445,14 @@
         </w:rPr>
         <w:t xml:space="preserve"> in morphology across a finer range of temp</w:t>
       </w:r>
-      <w:commentRangeStart w:id="33"/>
+      <w:commentRangeStart w:id="32"/>
       <w:r>
         <w:rPr>
           <w:rFonts w:ascii="Times New Roman" w:hAnsi="Times New Roman" w:cs="Times New Roman"/>
         </w:rPr>
         <w:t>er</w:t>
       </w:r>
-      <w:commentRangeEnd w:id="33"/>
+      <w:commentRangeEnd w:id="32"/>
       <w:r>
         <w:rPr>
           <w:rStyle w:val="CommentReference"/>
@@ -7432,7 +7460,7 @@
           <w:sz w:val="24"/>
           <w:szCs w:val="24"/>
         </w:rPr>
-        <w:commentReference w:id="33"/>
+        <w:commentReference w:id="32"/>
       </w:r>
       <w:r>
         <w:rPr>
@@ -7589,14 +7617,14 @@
         </w:rPr>
         <w:t xml:space="preserve"> underlying genetic differences that are unlikely to disappear under more </w:t>
       </w:r>
-      <w:commentRangeStart w:id="34"/>
+      <w:commentRangeStart w:id="33"/>
       <w:r>
         <w:rPr>
           <w:rFonts w:ascii="Times New Roman" w:hAnsi="Times New Roman" w:cs="Times New Roman"/>
         </w:rPr>
         <w:t xml:space="preserve">ecologically realistic </w:t>
       </w:r>
-      <w:commentRangeEnd w:id="34"/>
+      <w:commentRangeEnd w:id="33"/>
       <w:r>
         <w:rPr>
           <w:rStyle w:val="CommentReference"/>
@@ -7604,7 +7632,7 @@
           <w:sz w:val="24"/>
           <w:szCs w:val="24"/>
         </w:rPr>
-        <w:commentReference w:id="34"/>
+        <w:commentReference w:id="33"/>
       </w:r>
       <w:r>
         <w:rPr>
@@ -7631,7 +7659,19 @@
         <w:rPr>
           <w:rFonts w:ascii="Times New Roman" w:hAnsi="Times New Roman" w:cs="Times New Roman"/>
         </w:rPr>
-        <w:t xml:space="preserve">The concentration of variation in thermal response among clones within individual leaves has important implications for the adaptive potential of </w:t>
+        <w:t xml:space="preserve">The concentration of variation in thermal response among clones within individual leaves has important implications for the </w:t>
+      </w:r>
+      <w:r>
+        <w:rPr>
+          <w:rFonts w:ascii="Times New Roman" w:hAnsi="Times New Roman" w:cs="Times New Roman"/>
+        </w:rPr>
+        <w:t>evolvability</w:t>
+      </w:r>
+      <w:r>
+        <w:rPr>
+          <w:rFonts w:ascii="Times New Roman" w:hAnsi="Times New Roman" w:cs="Times New Roman"/>
+        </w:rPr>
+        <w:t xml:space="preserve"> of </w:t>
       </w:r>
       <w:r>
         <w:rPr>
@@ -7689,25 +7729,19 @@
         <w:rPr>
           <w:rFonts w:ascii="Times New Roman" w:hAnsi="Times New Roman" w:cs="Times New Roman"/>
         </w:rPr>
-        <w:t xml:space="preserve"> a meaningful capacity to respond evolutionarily to </w:t>
+        <w:t xml:space="preserve"> a meaningful capacity to respond evolutionarily to warming. </w:t>
+      </w:r>
+      <w:r>
+        <w:rPr>
+          <w:rFonts w:ascii="Times New Roman" w:hAnsi="Times New Roman" w:cs="Times New Roman"/>
+        </w:rPr>
+        <w:t xml:space="preserve">Whether </w:t>
       </w:r>
       <w:r>
         <w:rPr>
           <w:rFonts w:ascii="Times New Roman" w:hAnsi="Times New Roman" w:cs="Times New Roman"/>
         </w:rPr>
         <w:lastRenderedPageBreak/>
-        <w:t xml:space="preserve">warming. </w:t>
-      </w:r>
-      <w:r>
-        <w:rPr>
-          <w:rFonts w:ascii="Times New Roman" w:hAnsi="Times New Roman" w:cs="Times New Roman"/>
-        </w:rPr>
-        <w:t xml:space="preserve">Whether </w:t>
-      </w:r>
-      <w:r>
-        <w:rPr>
-          <w:rFonts w:ascii="Times New Roman" w:hAnsi="Times New Roman" w:cs="Times New Roman"/>
-        </w:rPr>
         <w:t>this</w:t>
       </w:r>
       <w:r>
@@ -7856,14 +7890,14 @@
         </w:rPr>
         <w:t>single focal spe</w:t>
       </w:r>
-      <w:commentRangeStart w:id="35"/>
+      <w:commentRangeStart w:id="34"/>
       <w:r>
         <w:rPr>
           <w:rFonts w:ascii="Times New Roman" w:hAnsi="Times New Roman" w:cs="Times New Roman"/>
         </w:rPr>
         <w:t>cie</w:t>
       </w:r>
-      <w:commentRangeEnd w:id="35"/>
+      <w:commentRangeEnd w:id="34"/>
       <w:r>
         <w:rPr>
           <w:rStyle w:val="CommentReference"/>
@@ -7871,7 +7905,7 @@
           <w:sz w:val="24"/>
           <w:szCs w:val="24"/>
         </w:rPr>
-        <w:commentReference w:id="35"/>
+        <w:commentReference w:id="34"/>
       </w:r>
       <w:r>
         <w:rPr>
@@ -7969,7 +8003,7 @@
         </w:rPr>
         <w:t xml:space="preserve">, and historically, evidence for such effects relied heavily on mathematical </w:t>
       </w:r>
-      <w:commentRangeStart w:id="36"/>
+      <w:commentRangeStart w:id="35"/>
       <w:r>
         <w:rPr>
           <w:rFonts w:ascii="Times New Roman" w:hAnsi="Times New Roman" w:cs="Times New Roman"/>
@@ -7982,7 +8016,7 @@
         </w:rPr>
         <w:t>.</w:t>
       </w:r>
-      <w:commentRangeEnd w:id="36"/>
+      <w:commentRangeEnd w:id="35"/>
       <w:r>
         <w:rPr>
           <w:rStyle w:val="CommentReference"/>
@@ -7990,7 +8024,7 @@
           <w:sz w:val="24"/>
           <w:szCs w:val="24"/>
         </w:rPr>
-        <w:commentReference w:id="36"/>
+        <w:commentReference w:id="35"/>
       </w:r>
       <w:r>
         <w:rPr>
@@ -8485,14 +8519,14 @@
         </w:rPr>
         <w:t>sp</w:t>
       </w:r>
-      <w:commentRangeStart w:id="37"/>
+      <w:commentRangeStart w:id="36"/>
       <w:r>
         <w:rPr>
           <w:rFonts w:ascii="Times New Roman" w:hAnsi="Times New Roman" w:cs="Times New Roman"/>
         </w:rPr>
         <w:t>ec</w:t>
       </w:r>
-      <w:commentRangeEnd w:id="37"/>
+      <w:commentRangeEnd w:id="36"/>
       <w:r>
         <w:rPr>
           <w:rStyle w:val="CommentReference"/>
@@ -8500,7 +8534,7 @@
           <w:sz w:val="24"/>
           <w:szCs w:val="24"/>
         </w:rPr>
-        <w:commentReference w:id="37"/>
+        <w:commentReference w:id="36"/>
       </w:r>
       <w:r>
         <w:rPr>
@@ -8523,7 +8557,7 @@
           <w:rFonts w:ascii="Times New Roman" w:hAnsi="Times New Roman" w:cs="Times New Roman"/>
         </w:rPr>
       </w:pPr>
-      <w:commentRangeStart w:id="38"/>
+      <w:commentRangeStart w:id="37"/>
       <w:r>
         <w:rPr>
           <w:rFonts w:ascii="Times New Roman" w:hAnsi="Times New Roman" w:cs="Times New Roman"/>
@@ -8531,7 +8565,7 @@
         <w:lastRenderedPageBreak/>
         <w:t xml:space="preserve">Rapid evolution </w:t>
       </w:r>
-      <w:commentRangeEnd w:id="38"/>
+      <w:commentRangeEnd w:id="37"/>
       <w:r>
         <w:rPr>
           <w:rStyle w:val="CommentReference"/>
@@ -8539,7 +8573,7 @@
           <w:sz w:val="24"/>
           <w:szCs w:val="24"/>
         </w:rPr>
-        <w:commentReference w:id="38"/>
+        <w:commentReference w:id="37"/>
       </w:r>
       <w:r>
         <w:rPr>
@@ -8885,14 +8919,14 @@
         </w:rPr>
         <w:t xml:space="preserve">. Few empirical studies, however, have directly tested how </w:t>
       </w:r>
-      <w:commentRangeStart w:id="39"/>
+      <w:commentRangeStart w:id="38"/>
       <w:r>
         <w:rPr>
           <w:rFonts w:ascii="Times New Roman" w:hAnsi="Times New Roman" w:cs="Times New Roman"/>
         </w:rPr>
         <w:t xml:space="preserve">prior adaptation </w:t>
       </w:r>
-      <w:commentRangeEnd w:id="39"/>
+      <w:commentRangeEnd w:id="38"/>
       <w:r>
         <w:rPr>
           <w:rStyle w:val="CommentReference"/>
@@ -8900,7 +8934,7 @@
           <w:sz w:val="24"/>
           <w:szCs w:val="24"/>
         </w:rPr>
-        <w:commentReference w:id="39"/>
+        <w:commentReference w:id="38"/>
       </w:r>
       <w:r>
         <w:rPr>
@@ -8940,45 +8974,45 @@
         </w:rPr>
         <w:t xml:space="preserve">such </w:t>
       </w:r>
+      <w:commentRangeStart w:id="39"/>
+      <w:r>
+        <w:rPr>
+          <w:rFonts w:ascii="Times New Roman" w:hAnsi="Times New Roman" w:cs="Times New Roman"/>
+        </w:rPr>
+        <w:t xml:space="preserve">studies make a strong case for this type of evolution-mediated indirect effect on community interactions, they describe adaptation that has </w:t>
+      </w:r>
+      <w:r>
+        <w:rPr>
+          <w:rFonts w:ascii="Times New Roman" w:hAnsi="Times New Roman" w:cs="Times New Roman"/>
+        </w:rPr>
+        <w:t>occurred under natural conditions where multiple species evolve together along environmental gradients that vary in more than just temperature</w:t>
+      </w:r>
+      <w:r>
+        <w:rPr>
+          <w:rFonts w:ascii="Times New Roman" w:hAnsi="Times New Roman" w:cs="Times New Roman"/>
+        </w:rPr>
+        <w:t>.</w:t>
+      </w:r>
+      <w:r>
+        <w:rPr>
+          <w:rFonts w:ascii="Times New Roman" w:hAnsi="Times New Roman" w:cs="Times New Roman"/>
+        </w:rPr>
+        <w:t xml:space="preserve"> </w:t>
+      </w:r>
+      <w:r>
+        <w:rPr>
+          <w:rFonts w:ascii="Times New Roman" w:hAnsi="Times New Roman" w:cs="Times New Roman"/>
+        </w:rPr>
+        <w:t>Isolating the downstream effects of focal-species adaptation on its interactions therefore requires an experimental system in which the evolutionary history of one species can be manipulated independently, then factorially crossed with contemporary temperatures and species interacti</w:t>
+      </w:r>
       <w:commentRangeStart w:id="40"/>
       <w:r>
         <w:rPr>
           <w:rFonts w:ascii="Times New Roman" w:hAnsi="Times New Roman" w:cs="Times New Roman"/>
         </w:rPr>
-        <w:t xml:space="preserve">studies make a strong case for this type of evolution-mediated indirect effect on community interactions, they describe adaptation that has </w:t>
-      </w:r>
-      <w:r>
-        <w:rPr>
-          <w:rFonts w:ascii="Times New Roman" w:hAnsi="Times New Roman" w:cs="Times New Roman"/>
-        </w:rPr>
-        <w:t>occurred under natural conditions where multiple species evolve together along environmental gradients that vary in more than just temperature</w:t>
-      </w:r>
-      <w:r>
-        <w:rPr>
-          <w:rFonts w:ascii="Times New Roman" w:hAnsi="Times New Roman" w:cs="Times New Roman"/>
-        </w:rPr>
-        <w:t>.</w:t>
-      </w:r>
-      <w:r>
-        <w:rPr>
-          <w:rFonts w:ascii="Times New Roman" w:hAnsi="Times New Roman" w:cs="Times New Roman"/>
-        </w:rPr>
-        <w:t xml:space="preserve"> </w:t>
-      </w:r>
-      <w:r>
-        <w:rPr>
-          <w:rFonts w:ascii="Times New Roman" w:hAnsi="Times New Roman" w:cs="Times New Roman"/>
-        </w:rPr>
-        <w:t>Isolating the downstream effects of focal-species adaptation on its interactions therefore requires an experimental system in which the evolutionary history of one species can be manipulated independently, then factorially crossed with contemporary temperatures and species interacti</w:t>
-      </w:r>
-      <w:commentRangeStart w:id="41"/>
-      <w:r>
-        <w:rPr>
-          <w:rFonts w:ascii="Times New Roman" w:hAnsi="Times New Roman" w:cs="Times New Roman"/>
-        </w:rPr>
         <w:t>on</w:t>
       </w:r>
-      <w:commentRangeEnd w:id="41"/>
+      <w:commentRangeEnd w:id="40"/>
       <w:r>
         <w:rPr>
           <w:rStyle w:val="CommentReference"/>
@@ -8986,7 +9020,7 @@
           <w:sz w:val="24"/>
           <w:szCs w:val="24"/>
         </w:rPr>
-        <w:commentReference w:id="41"/>
+        <w:commentReference w:id="40"/>
       </w:r>
       <w:r>
         <w:rPr>
@@ -8994,7 +9028,7 @@
         </w:rPr>
         <w:t>s.</w:t>
       </w:r>
-      <w:commentRangeEnd w:id="40"/>
+      <w:commentRangeEnd w:id="39"/>
       <w:r>
         <w:rPr>
           <w:rStyle w:val="CommentReference"/>
@@ -9002,7 +9036,7 @@
           <w:sz w:val="24"/>
           <w:szCs w:val="24"/>
         </w:rPr>
-        <w:commentReference w:id="40"/>
+        <w:commentReference w:id="39"/>
       </w:r>
     </w:p>
     <w:p>
@@ -9013,14 +9047,14 @@
           <w:rFonts w:ascii="Times New Roman" w:hAnsi="Times New Roman" w:cs="Times New Roman"/>
         </w:rPr>
       </w:pPr>
-      <w:commentRangeStart w:id="42"/>
+      <w:commentRangeStart w:id="41"/>
       <w:r>
         <w:rPr>
           <w:rFonts w:ascii="Times New Roman" w:hAnsi="Times New Roman" w:cs="Times New Roman"/>
         </w:rPr>
         <w:t xml:space="preserve">Among the few systems that meet these requirements are </w:t>
       </w:r>
-      <w:commentRangeEnd w:id="42"/>
+      <w:commentRangeEnd w:id="41"/>
       <w:r>
         <w:rPr>
           <w:rStyle w:val="CommentReference"/>
@@ -9028,7 +9062,7 @@
           <w:sz w:val="24"/>
           <w:szCs w:val="24"/>
         </w:rPr>
-        <w:commentReference w:id="42"/>
+        <w:commentReference w:id="41"/>
       </w:r>
       <w:r>
         <w:rPr>
@@ -9044,7 +9078,7 @@
         </w:rPr>
         <w:t xml:space="preserve">Sarracenia </w:t>
       </w:r>
-      <w:commentRangeStart w:id="43"/>
+      <w:commentRangeStart w:id="42"/>
       <w:r>
         <w:rPr>
           <w:rFonts w:ascii="Times New Roman" w:hAnsi="Times New Roman" w:cs="Times New Roman"/>
@@ -9073,7 +9107,7 @@
         </w:rPr>
         <w:t xml:space="preserve">Sarracenia </w:t>
       </w:r>
-      <w:commentRangeEnd w:id="43"/>
+      <w:commentRangeEnd w:id="42"/>
       <w:r>
         <w:rPr>
           <w:rStyle w:val="CommentReference"/>
@@ -9083,7 +9117,7 @@
           <w:sz w:val="24"/>
           <w:szCs w:val="24"/>
         </w:rPr>
-        <w:commentReference w:id="43"/>
+        <w:commentReference w:id="42"/>
       </w:r>
       <w:r>
         <w:rPr>
@@ -10277,7 +10311,7 @@
         </w:rPr>
         <w:t>plastic transfer pipette and stored in sterile 50 ml conical tubes. Since many endemic leaf water species are known to seek refuge in the detritus that collects at the base of each leaf, I positioned the tip of the pipette just above the bottom of each leaf to prioritize this highly inhabited leaf region. All of the water in each leaf was collected, unless the leaf water volume exceeded that of the collection tubes, in which case only ~45 ml was collected. The samples were then transported to F</w:t>
       </w:r>
-      <w:ins w:id="44" w:author="terHorst, Casey P" w:date="2026-06-02T11:21:00Z">
+      <w:ins w:id="43" w:author="terHorst, Casey P" w:date="2026-06-02T11:21:00Z">
         <w:r>
           <w:rPr>
             <w:rFonts w:ascii="Times New Roman" w:hAnsi="Times New Roman" w:cs="Times New Roman"/>
@@ -10306,14 +10340,14 @@
         </w:rPr>
         <w:t>W</w:t>
       </w:r>
-      <w:commentRangeStart w:id="45"/>
+      <w:commentRangeStart w:id="44"/>
       <w:r>
         <w:rPr>
           <w:rFonts w:ascii="Times New Roman" w:hAnsi="Times New Roman" w:cs="Times New Roman"/>
         </w:rPr>
         <w:t>it</w:t>
       </w:r>
-      <w:commentRangeEnd w:id="45"/>
+      <w:commentRangeEnd w:id="44"/>
       <w:r>
         <w:rPr>
           <w:rStyle w:val="CommentReference"/>
@@ -10321,7 +10355,7 @@
           <w:sz w:val="24"/>
           <w:szCs w:val="24"/>
         </w:rPr>
-        <w:commentReference w:id="45"/>
+        <w:commentReference w:id="44"/>
       </w:r>
       <w:r>
         <w:rPr>
@@ -10899,15 +10933,15 @@
         </w:rPr>
         <w:t>samples from each culture were im</w:t>
       </w:r>
+      <w:commentRangeStart w:id="45"/>
       <w:commentRangeStart w:id="46"/>
-      <w:commentRangeStart w:id="47"/>
       <w:r>
         <w:rPr>
           <w:rFonts w:ascii="Times New Roman" w:hAnsi="Times New Roman" w:cs="Times New Roman"/>
         </w:rPr>
         <w:t>ag</w:t>
       </w:r>
-      <w:commentRangeEnd w:id="46"/>
+      <w:commentRangeEnd w:id="45"/>
       <w:r>
         <w:rPr>
           <w:rStyle w:val="CommentReference"/>
@@ -10915,9 +10949,9 @@
           <w:sz w:val="24"/>
           <w:szCs w:val="24"/>
         </w:rPr>
-        <w:commentReference w:id="46"/>
-      </w:r>
-      <w:commentRangeEnd w:id="47"/>
+        <w:commentReference w:id="45"/>
+      </w:r>
+      <w:commentRangeEnd w:id="46"/>
       <w:r>
         <w:rPr>
           <w:rStyle w:val="CommentReference"/>
@@ -10925,7 +10959,7 @@
           <w:sz w:val="24"/>
           <w:szCs w:val="24"/>
         </w:rPr>
-        <w:commentReference w:id="47"/>
+        <w:commentReference w:id="46"/>
       </w:r>
       <w:r>
         <w:rPr>
@@ -11075,14 +11109,14 @@
         </w:rPr>
         <w:t>°C. Each of these four treat</w:t>
       </w:r>
-      <w:commentRangeStart w:id="48"/>
+      <w:commentRangeStart w:id="47"/>
       <w:r>
         <w:rPr>
           <w:rFonts w:ascii="Times New Roman" w:hAnsi="Times New Roman" w:cs="Times New Roman"/>
         </w:rPr>
         <w:t xml:space="preserve">ment </w:t>
       </w:r>
-      <w:commentRangeEnd w:id="48"/>
+      <w:commentRangeEnd w:id="47"/>
       <w:r>
         <w:rPr>
           <w:rStyle w:val="CommentReference"/>
@@ -11090,7 +11124,7 @@
           <w:sz w:val="24"/>
           <w:szCs w:val="24"/>
         </w:rPr>
-        <w:commentReference w:id="48"/>
+        <w:commentReference w:id="47"/>
       </w:r>
       <w:r>
         <w:rPr>
@@ -12240,14 +12274,14 @@
         </w:rPr>
         <w:t>For protists, the effects of experimental temperature, co</w:t>
       </w:r>
-      <w:commentRangeStart w:id="49"/>
+      <w:commentRangeStart w:id="48"/>
       <w:r>
         <w:rPr>
           <w:rFonts w:ascii="Times New Roman" w:hAnsi="Times New Roman" w:cs="Times New Roman"/>
         </w:rPr>
         <w:t>mpeti</w:t>
       </w:r>
-      <w:commentRangeEnd w:id="49"/>
+      <w:commentRangeEnd w:id="48"/>
       <w:r>
         <w:rPr>
           <w:rStyle w:val="CommentReference"/>
@@ -12255,7 +12289,7 @@
           <w:sz w:val="24"/>
           <w:szCs w:val="24"/>
         </w:rPr>
-        <w:commentReference w:id="49"/>
+        <w:commentReference w:id="48"/>
       </w:r>
       <w:r>
         <w:rPr>
@@ -12275,14 +12309,14 @@
         </w:rPr>
         <w:t xml:space="preserve">included </w:t>
       </w:r>
-      <w:commentRangeStart w:id="50"/>
+      <w:commentRangeStart w:id="49"/>
       <w:r>
         <w:rPr>
           <w:rFonts w:ascii="Times New Roman" w:hAnsi="Times New Roman" w:cs="Times New Roman"/>
         </w:rPr>
         <w:t>three levels</w:t>
       </w:r>
-      <w:commentRangeEnd w:id="50"/>
+      <w:commentRangeEnd w:id="49"/>
       <w:r>
         <w:rPr>
           <w:rStyle w:val="CommentReference"/>
@@ -12290,7 +12324,7 @@
           <w:sz w:val="24"/>
           <w:szCs w:val="24"/>
         </w:rPr>
-        <w:commentReference w:id="50"/>
+        <w:commentReference w:id="49"/>
       </w:r>
       <w:r>
         <w:rPr>
@@ -12480,7 +12514,7 @@
           <w:rFonts w:ascii="Times New Roman" w:hAnsi="Times New Roman" w:cs="Times New Roman"/>
         </w:rPr>
       </w:pPr>
-      <w:commentRangeStart w:id="51"/>
+      <w:commentRangeStart w:id="50"/>
       <w:r>
         <w:rPr>
           <w:rFonts w:ascii="Times New Roman" w:hAnsi="Times New Roman" w:cs="Times New Roman"/>
@@ -12564,7 +12598,7 @@
         </w:rPr>
         <w:t xml:space="preserve">). </w:t>
       </w:r>
-      <w:commentRangeEnd w:id="51"/>
+      <w:commentRangeEnd w:id="50"/>
       <w:r>
         <w:rPr>
           <w:rStyle w:val="CommentReference"/>
@@ -12572,7 +12606,7 @@
           <w:sz w:val="24"/>
           <w:szCs w:val="24"/>
         </w:rPr>
-        <w:commentReference w:id="51"/>
+        <w:commentReference w:id="50"/>
       </w:r>
       <w:r>
         <w:rPr>
@@ -13124,14 +13158,14 @@
         </w:rPr>
         <w:t xml:space="preserve"> grew 1.8 times faster and </w:t>
       </w:r>
-      <w:commentRangeStart w:id="52"/>
+      <w:commentRangeStart w:id="51"/>
       <w:r>
         <w:rPr>
           <w:rFonts w:ascii="Times New Roman" w:hAnsi="Times New Roman" w:cs="Times New Roman"/>
         </w:rPr>
         <w:t xml:space="preserve">experienced 4.3 times </w:t>
       </w:r>
-      <w:commentRangeEnd w:id="52"/>
+      <w:commentRangeEnd w:id="51"/>
       <w:r>
         <w:rPr>
           <w:rStyle w:val="CommentReference"/>
@@ -13139,7 +13173,7 @@
           <w:sz w:val="24"/>
           <w:szCs w:val="24"/>
         </w:rPr>
-        <w:commentReference w:id="52"/>
+        <w:commentReference w:id="51"/>
       </w:r>
       <w:r>
         <w:rPr>
@@ -13488,7 +13522,7 @@
           <w:rFonts w:ascii="Times New Roman" w:hAnsi="Times New Roman" w:cs="Times New Roman"/>
         </w:rPr>
       </w:pPr>
-      <w:commentRangeStart w:id="53"/>
+      <w:commentRangeStart w:id="52"/>
       <w:r>
         <w:rPr>
           <w:rFonts w:ascii="Times New Roman" w:hAnsi="Times New Roman" w:cs="Times New Roman"/>
@@ -13525,7 +13559,7 @@
         </w:rPr>
         <w:t xml:space="preserve"> interact with other community members</w:t>
       </w:r>
-      <w:commentRangeEnd w:id="53"/>
+      <w:commentRangeEnd w:id="52"/>
       <w:r>
         <w:rPr>
           <w:rStyle w:val="CommentReference"/>
@@ -13533,7 +13567,7 @@
           <w:sz w:val="24"/>
           <w:szCs w:val="24"/>
         </w:rPr>
-        <w:commentReference w:id="53"/>
+        <w:commentReference w:id="52"/>
       </w:r>
       <w:r>
         <w:rPr>
@@ -13631,7 +13665,7 @@
         </w:rPr>
         <w:t xml:space="preserve">context. </w:t>
       </w:r>
-      <w:commentRangeStart w:id="54"/>
+      <w:commentRangeStart w:id="53"/>
       <w:r>
         <w:rPr>
           <w:rFonts w:ascii="Times New Roman" w:hAnsi="Times New Roman" w:cs="Times New Roman"/>
@@ -13650,7 +13684,7 @@
         </w:rPr>
         <w:t xml:space="preserve"> intertwined with fitness tradeoffs</w:t>
       </w:r>
-      <w:commentRangeEnd w:id="54"/>
+      <w:commentRangeEnd w:id="53"/>
       <w:r>
         <w:rPr>
           <w:rStyle w:val="CommentReference"/>
@@ -13658,7 +13692,7 @@
           <w:sz w:val="24"/>
           <w:szCs w:val="24"/>
         </w:rPr>
-        <w:commentReference w:id="54"/>
+        <w:commentReference w:id="53"/>
       </w:r>
       <w:r>
         <w:rPr>
@@ -13776,14 +13810,14 @@
         </w:rPr>
         <w:t xml:space="preserve">the existence of meaningful </w:t>
       </w:r>
-      <w:commentRangeStart w:id="55"/>
+      <w:commentRangeStart w:id="54"/>
       <w:r>
         <w:rPr>
           <w:rFonts w:ascii="Times New Roman" w:hAnsi="Times New Roman" w:cs="Times New Roman"/>
         </w:rPr>
         <w:t xml:space="preserve">evolution-mediated indirect effects </w:t>
       </w:r>
-      <w:commentRangeEnd w:id="55"/>
+      <w:commentRangeEnd w:id="54"/>
       <w:r>
         <w:rPr>
           <w:rStyle w:val="CommentReference"/>
@@ -13791,7 +13825,7 @@
           <w:sz w:val="24"/>
           <w:szCs w:val="24"/>
         </w:rPr>
-        <w:commentReference w:id="55"/>
+        <w:commentReference w:id="54"/>
       </w:r>
       <w:r>
         <w:rPr>
@@ -13853,7 +13887,7 @@
         </w:rPr>
         <w:t xml:space="preserve"> of evidence </w:t>
       </w:r>
-      <w:commentRangeStart w:id="56"/>
+      <w:commentRangeStart w:id="55"/>
       <w:r>
         <w:rPr>
           <w:rFonts w:ascii="Times New Roman" w:hAnsi="Times New Roman" w:cs="Times New Roman"/>
@@ -13866,7 +13900,7 @@
         </w:rPr>
         <w:t xml:space="preserve"> evolution </w:t>
       </w:r>
-      <w:commentRangeEnd w:id="56"/>
+      <w:commentRangeEnd w:id="55"/>
       <w:r>
         <w:rPr>
           <w:rStyle w:val="CommentReference"/>
@@ -13874,7 +13908,7 @@
           <w:sz w:val="24"/>
           <w:szCs w:val="24"/>
         </w:rPr>
-        <w:commentReference w:id="56"/>
+        <w:commentReference w:id="55"/>
       </w:r>
       <w:r>
         <w:rPr>
@@ -13882,14 +13916,14 @@
         </w:rPr>
         <w:t xml:space="preserve">during the </w:t>
       </w:r>
-      <w:commentRangeStart w:id="57"/>
+      <w:commentRangeStart w:id="56"/>
       <w:r>
         <w:rPr>
           <w:rFonts w:ascii="Times New Roman" w:hAnsi="Times New Roman" w:cs="Times New Roman"/>
         </w:rPr>
         <w:t>establishment of temperature histories</w:t>
       </w:r>
-      <w:commentRangeEnd w:id="57"/>
+      <w:commentRangeEnd w:id="56"/>
       <w:r>
         <w:rPr>
           <w:rStyle w:val="CommentReference"/>
@@ -13897,7 +13931,7 @@
           <w:sz w:val="24"/>
           <w:szCs w:val="24"/>
         </w:rPr>
-        <w:commentReference w:id="57"/>
+        <w:commentReference w:id="56"/>
       </w:r>
       <w:r>
         <w:rPr>
@@ -14215,14 +14249,14 @@
         </w:rPr>
         <w:t xml:space="preserve"> cultures with a warmer history of temperature was lower than their </w:t>
       </w:r>
-      <w:commentRangeStart w:id="58"/>
+      <w:commentRangeStart w:id="57"/>
       <w:r>
         <w:rPr>
           <w:rFonts w:ascii="Times New Roman" w:hAnsi="Times New Roman" w:cs="Times New Roman"/>
         </w:rPr>
         <w:t>sister</w:t>
       </w:r>
-      <w:commentRangeEnd w:id="58"/>
+      <w:commentRangeEnd w:id="57"/>
       <w:r>
         <w:rPr>
           <w:rStyle w:val="CommentReference"/>
@@ -14230,7 +14264,7 @@
           <w:sz w:val="24"/>
           <w:szCs w:val="24"/>
         </w:rPr>
-        <w:commentReference w:id="58"/>
+        <w:commentReference w:id="57"/>
       </w:r>
       <w:r>
         <w:rPr>
@@ -14270,7 +14304,7 @@
         </w:rPr>
         <w:t xml:space="preserve">(as discussed below), but was </w:t>
       </w:r>
-      <w:commentRangeStart w:id="59"/>
+      <w:commentRangeStart w:id="58"/>
       <w:r>
         <w:rPr>
           <w:rFonts w:ascii="Times New Roman" w:hAnsi="Times New Roman" w:cs="Times New Roman"/>
@@ -14283,7 +14317,7 @@
         </w:rPr>
         <w:t>independent of contemporary temperature</w:t>
       </w:r>
-      <w:commentRangeEnd w:id="59"/>
+      <w:commentRangeEnd w:id="58"/>
       <w:r>
         <w:rPr>
           <w:rStyle w:val="CommentReference"/>
@@ -14291,7 +14325,7 @@
           <w:sz w:val="24"/>
           <w:szCs w:val="24"/>
         </w:rPr>
-        <w:commentReference w:id="59"/>
+        <w:commentReference w:id="58"/>
       </w:r>
       <w:r>
         <w:rPr>
@@ -14325,14 +14359,14 @@
         </w:rPr>
         <w:t xml:space="preserve">. </w:t>
       </w:r>
-      <w:commentRangeStart w:id="60"/>
+      <w:commentRangeStart w:id="59"/>
       <w:r>
         <w:rPr>
           <w:rFonts w:ascii="Times New Roman" w:hAnsi="Times New Roman" w:cs="Times New Roman"/>
         </w:rPr>
         <w:t>Thus, any carryover effects of the evolution period would provide a plastic advantage to rotifers with a history of 30 °C</w:t>
       </w:r>
-      <w:commentRangeEnd w:id="60"/>
+      <w:commentRangeEnd w:id="59"/>
       <w:r>
         <w:rPr>
           <w:rStyle w:val="CommentReference"/>
@@ -14340,7 +14374,7 @@
           <w:sz w:val="24"/>
           <w:szCs w:val="24"/>
         </w:rPr>
-        <w:commentReference w:id="60"/>
+        <w:commentReference w:id="59"/>
       </w:r>
       <w:r>
         <w:rPr>
@@ -14641,14 +14675,14 @@
         </w:rPr>
         <w:t xml:space="preserve">might </w:t>
       </w:r>
-      <w:commentRangeStart w:id="61"/>
+      <w:commentRangeStart w:id="60"/>
       <w:r>
         <w:rPr>
           <w:rFonts w:ascii="Times New Roman" w:hAnsi="Times New Roman" w:cs="Times New Roman"/>
         </w:rPr>
         <w:t xml:space="preserve">consume bacteria </w:t>
       </w:r>
-      <w:commentRangeEnd w:id="61"/>
+      <w:commentRangeEnd w:id="60"/>
       <w:r>
         <w:rPr>
           <w:rStyle w:val="CommentReference"/>
@@ -14656,7 +14690,7 @@
           <w:sz w:val="24"/>
           <w:szCs w:val="24"/>
         </w:rPr>
-        <w:commentReference w:id="61"/>
+        <w:commentReference w:id="60"/>
       </w:r>
       <w:r>
         <w:rPr>
@@ -15034,14 +15068,14 @@
         </w:rPr>
         <w:t>intra</w:t>
       </w:r>
-      <w:commentRangeStart w:id="62"/>
+      <w:commentRangeStart w:id="61"/>
       <w:r>
         <w:rPr>
           <w:rFonts w:ascii="Times New Roman" w:hAnsi="Times New Roman" w:cs="Times New Roman"/>
         </w:rPr>
         <w:t>spe</w:t>
       </w:r>
-      <w:commentRangeEnd w:id="62"/>
+      <w:commentRangeEnd w:id="61"/>
       <w:r>
         <w:rPr>
           <w:rStyle w:val="CommentReference"/>
@@ -15049,7 +15083,7 @@
           <w:sz w:val="24"/>
           <w:szCs w:val="24"/>
         </w:rPr>
-        <w:commentReference w:id="62"/>
+        <w:commentReference w:id="61"/>
       </w:r>
       <w:r>
         <w:rPr>
@@ -15274,8 +15308,8 @@
         </w:rPr>
         <w:t xml:space="preserve">indicating the presence of an </w:t>
       </w:r>
+      <w:commentRangeStart w:id="62"/>
       <w:commentRangeStart w:id="63"/>
-      <w:commentRangeStart w:id="64"/>
       <w:r>
         <w:rPr>
           <w:rFonts w:ascii="Times New Roman" w:hAnsi="Times New Roman" w:cs="Times New Roman"/>
@@ -15288,7 +15322,7 @@
         </w:rPr>
         <w:t xml:space="preserve"> </w:t>
       </w:r>
-      <w:commentRangeEnd w:id="63"/>
+      <w:commentRangeEnd w:id="62"/>
       <w:r>
         <w:rPr>
           <w:rStyle w:val="CommentReference"/>
@@ -15296,9 +15330,9 @@
           <w:sz w:val="24"/>
           <w:szCs w:val="24"/>
         </w:rPr>
-        <w:commentReference w:id="63"/>
-      </w:r>
-      <w:commentRangeEnd w:id="64"/>
+        <w:commentReference w:id="62"/>
+      </w:r>
+      <w:commentRangeEnd w:id="63"/>
       <w:r>
         <w:rPr>
           <w:rStyle w:val="CommentReference"/>
@@ -15306,7 +15340,7 @@
           <w:sz w:val="24"/>
           <w:szCs w:val="24"/>
         </w:rPr>
-        <w:commentReference w:id="64"/>
+        <w:commentReference w:id="63"/>
       </w:r>
       <w:r>
         <w:rPr>
@@ -15362,14 +15396,14 @@
         </w:rPr>
         <w:t xml:space="preserve">Rotifers feed by beating a ring of cilia called a corona near their oral groove to produce vortices in the water around their mouth. These vortices catch small particles, including detritus and bacteria. If deemed edible, these particles are shuttled to the mouth for ingestion. </w:t>
       </w:r>
-      <w:commentRangeStart w:id="65"/>
+      <w:commentRangeStart w:id="64"/>
       <w:r>
         <w:rPr>
           <w:rFonts w:ascii="Times New Roman" w:hAnsi="Times New Roman" w:cs="Times New Roman"/>
         </w:rPr>
         <w:t>The rate at which a rotifer can clear the water around them of food (clearance rate) scales with their body size</w:t>
       </w:r>
-      <w:commentRangeEnd w:id="65"/>
+      <w:commentRangeEnd w:id="64"/>
       <w:r>
         <w:rPr>
           <w:rStyle w:val="CommentReference"/>
@@ -15377,7 +15411,19 @@
           <w:sz w:val="24"/>
           <w:szCs w:val="24"/>
         </w:rPr>
-        <w:commentReference w:id="65"/>
+        <w:commentReference w:id="64"/>
+      </w:r>
+      <w:r>
+        <w:rPr>
+          <w:rFonts w:ascii="Times New Roman" w:hAnsi="Times New Roman" w:cs="Times New Roman"/>
+        </w:rPr>
+        <w:t xml:space="preserve"> (Stemberger and Gilbert, 1984; Devetter, 2009)</w:t>
+      </w:r>
+      <w:r>
+        <w:rPr>
+          <w:rFonts w:ascii="Times New Roman" w:hAnsi="Times New Roman" w:cs="Times New Roman"/>
+        </w:rPr>
+        <w:t>. When resources are scarce, higher clearance rates translate into more opportunities to catch food. When resources are abundant or saturated, clearance rate becomes less important for fitness.</w:t>
       </w:r>
       <w:r>
         <w:rPr>
@@ -15389,24 +15435,6 @@
         <w:rPr>
           <w:rFonts w:ascii="Times New Roman" w:hAnsi="Times New Roman" w:cs="Times New Roman"/>
         </w:rPr>
-        <w:t>(Stemberger and Gilbert, 1984; Devetter, 2009)</w:t>
-      </w:r>
-      <w:r>
-        <w:rPr>
-          <w:rFonts w:ascii="Times New Roman" w:hAnsi="Times New Roman" w:cs="Times New Roman"/>
-        </w:rPr>
-        <w:t>. When resources are scarce, higher clearance rates translate into more opportunities to catch food. When resources are abundant or saturated, clearance rate becomes less important for fitness.</w:t>
-      </w:r>
-      <w:r>
-        <w:rPr>
-          <w:rFonts w:ascii="Times New Roman" w:hAnsi="Times New Roman" w:cs="Times New Roman"/>
-        </w:rPr>
-        <w:t xml:space="preserve"> </w:t>
-      </w:r>
-      <w:r>
-        <w:rPr>
-          <w:rFonts w:ascii="Times New Roman" w:hAnsi="Times New Roman" w:cs="Times New Roman"/>
-        </w:rPr>
         <w:t xml:space="preserve">This may explain why intrinsic growth rate differed between the two temperature lineages only during competition. </w:t>
       </w:r>
       <w:r>
@@ -15421,14 +15449,14 @@
         </w:rPr>
         <w:t xml:space="preserve">had no detectable effect on growth rate because resources were </w:t>
       </w:r>
-      <w:commentRangeStart w:id="66"/>
+      <w:commentRangeStart w:id="65"/>
       <w:r>
         <w:rPr>
           <w:rFonts w:ascii="Times New Roman" w:hAnsi="Times New Roman" w:cs="Times New Roman"/>
         </w:rPr>
         <w:t xml:space="preserve">sufficiently abundant </w:t>
       </w:r>
-      <w:commentRangeEnd w:id="66"/>
+      <w:commentRangeEnd w:id="65"/>
       <w:r>
         <w:rPr>
           <w:rStyle w:val="CommentReference"/>
@@ -15436,7 +15464,7 @@
           <w:sz w:val="24"/>
           <w:szCs w:val="24"/>
         </w:rPr>
-        <w:commentReference w:id="66"/>
+        <w:commentReference w:id="65"/>
       </w:r>
       <w:r>
         <w:rPr>
@@ -16098,7 +16126,7 @@
         </w:rPr>
         <w:lastRenderedPageBreak/>
         <w:drawing>
-          <wp:inline distT="0" distB="0" distL="0" distR="0" wp14:anchorId="1A248F7F" wp14:editId="03414C4D">
+          <wp:inline distT="0" distB="0" distL="0" distR="0" wp14:anchorId="1A248F7F" wp14:editId="4BBB8759">
             <wp:extent cx="8229600" cy="4459605"/>
             <wp:effectExtent l="0" t="0" r="0" b="0"/>
             <wp:docPr id="37637142" name="Picture 9"/>
@@ -16334,7 +16362,7 @@
         </w:rPr>
         <w:lastRenderedPageBreak/>
         <w:drawing>
-          <wp:inline distT="0" distB="0" distL="0" distR="0" wp14:anchorId="3562BF92" wp14:editId="7A8CB679">
+          <wp:inline distT="0" distB="0" distL="0" distR="0" wp14:anchorId="3562BF92" wp14:editId="1BD4BF4C">
             <wp:extent cx="4790364" cy="3193576"/>
             <wp:effectExtent l="0" t="0" r="0" b="6985"/>
             <wp:docPr id="109329239" name="Picture 6"/>
@@ -16551,7 +16579,7 @@
           <w:noProof/>
         </w:rPr>
         <w:drawing>
-          <wp:inline distT="0" distB="0" distL="0" distR="0" wp14:anchorId="32074817" wp14:editId="447FEBFA">
+          <wp:inline distT="0" distB="0" distL="0" distR="0" wp14:anchorId="32074817" wp14:editId="6032E6FF">
             <wp:extent cx="4803414" cy="3202276"/>
             <wp:effectExtent l="0" t="0" r="0" b="0"/>
             <wp:docPr id="609523323" name="Picture 7"/>
@@ -16756,7 +16784,7 @@
         </w:rPr>
         <w:lastRenderedPageBreak/>
         <w:drawing>
-          <wp:inline distT="0" distB="0" distL="0" distR="0" wp14:anchorId="42C5893A" wp14:editId="444FCD33">
+          <wp:inline distT="0" distB="0" distL="0" distR="0" wp14:anchorId="42C5893A" wp14:editId="318BEDEA">
             <wp:extent cx="8390601" cy="4548146"/>
             <wp:effectExtent l="0" t="0" r="0" b="5080"/>
             <wp:docPr id="1767646510" name="Picture 4"/>
@@ -16950,7 +16978,7 @@
         </w:rPr>
         <w:lastRenderedPageBreak/>
         <w:drawing>
-          <wp:inline distT="0" distB="0" distL="0" distR="0" wp14:anchorId="0CD37013" wp14:editId="75CFE9F8">
+          <wp:inline distT="0" distB="0" distL="0" distR="0" wp14:anchorId="0CD37013" wp14:editId="206DDB8A">
             <wp:extent cx="8229600" cy="4460875"/>
             <wp:effectExtent l="0" t="0" r="0" b="0"/>
             <wp:docPr id="771314410" name="Picture 5"/>
@@ -30613,7 +30641,7 @@
       </w:r>
     </w:p>
   </w:comment>
-  <w:comment w:id="7" w:author="terHorst, Casey  P" w:date="2026-06-01T13:00:00Z" w:initials="Ct">
+  <w:comment w:id="7" w:author="terHorst, Casey  P" w:date="2026-06-01T13:03:00Z" w:initials="Ct">
     <w:p>
       <w:r>
         <w:rPr>
@@ -30626,11 +30654,11 @@
           <w:sz w:val="20"/>
           <w:szCs w:val="20"/>
         </w:rPr>
-        <w:t>A possible word choice to introduce here or earlier: evolvability? But look it up first</w:t>
+        <w:t>you can talk some more about the interplay between these things...like high plasticity may prevent selection. or maybe this is better left for the discussion</w:t>
       </w:r>
     </w:p>
   </w:comment>
-  <w:comment w:id="8" w:author="terHorst, Casey  P" w:date="2026-06-01T13:03:00Z" w:initials="Ct">
+  <w:comment w:id="8" w:author="terHorst, Casey  P" w:date="2026-06-01T13:05:00Z" w:initials="Ct">
     <w:p>
       <w:r>
         <w:rPr>
@@ -30643,11 +30671,11 @@
           <w:sz w:val="20"/>
           <w:szCs w:val="20"/>
         </w:rPr>
-        <w:t>you can talk some more about the interplay between these things...like high plasticity may prevent selection. or maybe this is better left for the discussion</w:t>
+        <w:t>List references in ascending chronological order (oldest first)</w:t>
       </w:r>
     </w:p>
   </w:comment>
-  <w:comment w:id="9" w:author="terHorst, Casey  P" w:date="2026-06-01T13:05:00Z" w:initials="Ct">
+  <w:comment w:id="9" w:author="terHorst, Casey  P" w:date="2026-06-01T13:15:00Z" w:initials="Ct">
     <w:p>
       <w:r>
         <w:rPr>
@@ -30660,11 +30688,11 @@
           <w:sz w:val="20"/>
           <w:szCs w:val="20"/>
         </w:rPr>
-        <w:t>List references in ascending chronological order (oldest first)</w:t>
+        <w:t>none?? Just making sure cuz otherwise somebody will take exception at having done the one study...</w:t>
       </w:r>
     </w:p>
   </w:comment>
-  <w:comment w:id="10" w:author="terHorst, Casey  P" w:date="2026-06-01T13:15:00Z" w:initials="Ct">
+  <w:comment w:id="10" w:author="terHorst, Casey  P" w:date="2026-06-01T13:19:00Z" w:initials="Ct">
     <w:p>
       <w:r>
         <w:rPr>
@@ -30677,11 +30705,11 @@
           <w:sz w:val="20"/>
           <w:szCs w:val="20"/>
         </w:rPr>
-        <w:t>none?? Just making sure cuz otherwise somebody will take exception at having done the one study...</w:t>
+        <w:t>I wonder if one reason is that the community is remarkably consistent across the range of the plant (Buckley and Miller paper that I don't remember the year of), but the temperature range is extreme, with plants in Florida and Maine experiencing vastly different seasonal fluctuations, as well as high variance in within year and within day temps in any given location. These things should be SUPER plastic</w:t>
       </w:r>
     </w:p>
   </w:comment>
-  <w:comment w:id="11" w:author="terHorst, Casey  P" w:date="2026-06-01T13:19:00Z" w:initials="Ct">
+  <w:comment w:id="11" w:author="terHorst, Casey  P" w:date="2026-06-01T13:20:00Z" w:initials="Ct">
     <w:p>
       <w:r>
         <w:rPr>
@@ -30694,11 +30722,11 @@
           <w:sz w:val="20"/>
           <w:szCs w:val="20"/>
         </w:rPr>
-        <w:t>I wonder if one reason is that the community is remarkably consistent across the range of the plant (Buckley and Miller paper that I don't remember the year of), but the temperature range is extreme, with plants in Florida and Maine experiencing vastly different seasonal fluctuations, as well as high variance in within year and within day temps in any given location. These things should be SUPER plastic</w:t>
+        <w:t>Be sure to look at Cochran-Stafira's (sp?) work on rotifers. She's one of the only people who ever works on them</w:t>
       </w:r>
     </w:p>
   </w:comment>
-  <w:comment w:id="12" w:author="terHorst, Casey  P" w:date="2026-06-01T13:20:00Z" w:initials="Ct">
+  <w:comment w:id="12" w:author="terHorst, Casey  P" w:date="2026-06-01T13:48:00Z" w:initials="Ct">
     <w:p>
       <w:r>
         <w:rPr>
@@ -30711,11 +30739,11 @@
           <w:sz w:val="20"/>
           <w:szCs w:val="20"/>
         </w:rPr>
-        <w:t>Be sure to look at Cochran-Stafira's (sp?) work on rotifers. She's one of the only people who ever works on them</w:t>
+        <w:t>My recollection is that we got the mosquitoes out immediately back at FSU. So within 4 hours?</w:t>
       </w:r>
     </w:p>
   </w:comment>
-  <w:comment w:id="13" w:author="terHorst, Casey  P" w:date="2026-06-01T13:48:00Z" w:initials="Ct">
+  <w:comment w:id="13" w:author="terHorst, Casey  P" w:date="2026-06-01T13:50:00Z" w:initials="Ct">
     <w:p>
       <w:r>
         <w:rPr>
@@ -30728,11 +30756,11 @@
           <w:sz w:val="20"/>
           <w:szCs w:val="20"/>
         </w:rPr>
-        <w:t>My recollection is that we got the mosquitoes out immediately back at FSU. So within 4 hours?</w:t>
+        <w:t>I don't really know why, but convention is to spell out single digit numbers and use numerals for &gt;10</w:t>
       </w:r>
     </w:p>
   </w:comment>
-  <w:comment w:id="14" w:author="terHorst, Casey  P" w:date="2026-06-01T13:50:00Z" w:initials="Ct">
+  <w:comment w:id="14" w:author="terHorst, Casey  P" w:date="2026-06-01T13:52:00Z" w:initials="Ct">
     <w:p>
       <w:r>
         <w:rPr>
@@ -30745,11 +30773,11 @@
           <w:sz w:val="20"/>
           <w:szCs w:val="20"/>
         </w:rPr>
-        <w:t>I don't really know why, but convention is to spell out single digit numbers and use numerals for &gt;10</w:t>
+        <w:t>Trying to reconcile 20-50 stated above with this more specific number. Are they referring to different things?</w:t>
       </w:r>
     </w:p>
   </w:comment>
-  <w:comment w:id="15" w:author="terHorst, Casey  P" w:date="2026-06-01T13:52:00Z" w:initials="Ct">
+  <w:comment w:id="15" w:author="terHorst, Casey  P" w:date="2026-06-01T13:54:00Z" w:initials="Ct">
     <w:p>
       <w:r>
         <w:rPr>
@@ -30762,7 +30790,7 @@
           <w:sz w:val="20"/>
           <w:szCs w:val="20"/>
         </w:rPr>
-        <w:t>Trying to reconcile 20-50 stated above with this more specific number. Are they referring to different things?</w:t>
+        <w:t>I think you have a ref for where you got this recipe?</w:t>
       </w:r>
     </w:p>
   </w:comment>
@@ -30779,11 +30807,27 @@
           <w:sz w:val="20"/>
           <w:szCs w:val="20"/>
         </w:rPr>
-        <w:t>I think you have a ref for where you got this recipe?</w:t>
+        <w:t>Just state the actual number of leaves for each site, respectively</w:t>
       </w:r>
     </w:p>
   </w:comment>
-  <w:comment w:id="17" w:author="terHorst, Casey  P" w:date="2026-06-01T13:54:00Z" w:initials="Ct">
+  <w:comment w:id="17" w:author="Mendelson, Alex" w:date="2026-06-04T10:26:00Z" w:initials="AM">
+    <w:p>
+      <w:pPr>
+        <w:pStyle w:val="CommentText"/>
+      </w:pPr>
+      <w:r>
+        <w:rPr>
+          <w:rStyle w:val="CommentReference"/>
+        </w:rPr>
+        <w:annotationRef/>
+      </w:r>
+      <w:r>
+        <w:t>To self: review Schmell rule on single-digit numbers</w:t>
+      </w:r>
+    </w:p>
+  </w:comment>
+  <w:comment w:id="18" w:author="terHorst, Casey  P" w:date="2026-06-01T14:03:00Z" w:initials="Ct">
     <w:p>
       <w:r>
         <w:rPr>
@@ -30796,15 +30840,12 @@
           <w:sz w:val="20"/>
           <w:szCs w:val="20"/>
         </w:rPr>
-        <w:t>Just state the actual number of leaves for each site, respectively</w:t>
+        <w:t>There's probably also a citation for the growthrates package</w:t>
       </w:r>
     </w:p>
   </w:comment>
-  <w:comment w:id="18" w:author="Mendelson, Alex" w:date="2026-06-04T10:26:00Z" w:initials="AM">
+  <w:comment w:id="19" w:author="terHorst, Casey  P" w:date="2026-06-01T14:04:00Z" w:initials="Ct">
     <w:p>
-      <w:pPr>
-        <w:pStyle w:val="CommentText"/>
-      </w:pPr>
       <w:r>
         <w:rPr>
           <w:rStyle w:val="CommentReference"/>
@@ -30812,11 +30853,15 @@
         <w:annotationRef/>
       </w:r>
       <w:r>
-        <w:t>To self: review Schmell rule on single-digit numbers</w:t>
+        <w:rPr>
+          <w:sz w:val="20"/>
+          <w:szCs w:val="20"/>
+        </w:rPr>
+        <w:t>what did you do with the R2 info? Was there a threshold that had to be met?</w:t>
       </w:r>
     </w:p>
   </w:comment>
-  <w:comment w:id="19" w:author="terHorst, Casey  P" w:date="2026-06-01T14:03:00Z" w:initials="Ct">
+  <w:comment w:id="20" w:author="terHorst, Casey  P" w:date="2026-06-01T14:06:00Z" w:initials="Ct">
     <w:p>
       <w:r>
         <w:rPr>
@@ -30829,11 +30874,11 @@
           <w:sz w:val="20"/>
           <w:szCs w:val="20"/>
         </w:rPr>
-        <w:t>There's probably also a citation for the growthrates package</w:t>
+        <w:t>This whole graf is SO nerdy, in a wonderful way. Don't change anything</w:t>
       </w:r>
     </w:p>
   </w:comment>
-  <w:comment w:id="20" w:author="terHorst, Casey  P" w:date="2026-06-01T14:04:00Z" w:initials="Ct">
+  <w:comment w:id="21" w:author="terHorst, Casey  P" w:date="2026-06-01T14:26:00Z" w:initials="Ct">
     <w:p>
       <w:r>
         <w:rPr>
@@ -30846,11 +30891,27 @@
           <w:sz w:val="20"/>
           <w:szCs w:val="20"/>
         </w:rPr>
-        <w:t>what did you do with the R2 info? Was there a threshold that had to be met?</w:t>
+        <w:t>Is this truly zero to like six decimal points or whatever R shows? Or is 0.01%? If the latter, report that</w:t>
       </w:r>
     </w:p>
   </w:comment>
-  <w:comment w:id="21" w:author="terHorst, Casey  P" w:date="2026-06-01T14:06:00Z" w:initials="Ct">
+  <w:comment w:id="22" w:author="Mendelson, Alex" w:date="2026-06-04T10:44:00Z" w:initials="AM">
+    <w:p>
+      <w:pPr>
+        <w:pStyle w:val="CommentText"/>
+      </w:pPr>
+      <w:r>
+        <w:rPr>
+          <w:rStyle w:val="CommentReference"/>
+        </w:rPr>
+        <w:annotationRef/>
+      </w:r>
+      <w:r>
+        <w:t>Surprisingly yes, 0.000000 for both site and leaf</w:t>
+      </w:r>
+    </w:p>
+  </w:comment>
+  <w:comment w:id="23" w:author="terHorst, Casey  P" w:date="2026-06-01T14:23:00Z" w:initials="Ct">
     <w:p>
       <w:r>
         <w:rPr>
@@ -30863,11 +30924,11 @@
           <w:sz w:val="20"/>
           <w:szCs w:val="20"/>
         </w:rPr>
-        <w:t>This whole graf is SO nerdy, in a wonderful way. Don't change anything</w:t>
+        <w:t>Describe what some of the variation looks like. Assume people can't see the figure (or haven't looked yet because it's all the way 40 pages later). Some clones respond positively to 30, but others are negative, for example</w:t>
       </w:r>
     </w:p>
   </w:comment>
-  <w:comment w:id="22" w:author="terHorst, Casey  P" w:date="2026-06-01T14:26:00Z" w:initials="Ct">
+  <w:comment w:id="25" w:author="terHorst, Casey  P" w:date="2026-06-01T14:24:00Z" w:initials="Ct">
     <w:p>
       <w:r>
         <w:rPr>
@@ -30880,11 +30941,11 @@
           <w:sz w:val="20"/>
           <w:szCs w:val="20"/>
         </w:rPr>
-        <w:t>Is this truly zero to like six decimal points or whatever R shows? Or is 0.01%? If the latter, report that</w:t>
+        <w:t>If you want, you can put figures in line with text, which makes it easier for the reader. Convention is that they go at the end, but that's only because of very old things about typesetting a journal. Many journals now allow figures in line</w:t>
       </w:r>
     </w:p>
   </w:comment>
-  <w:comment w:id="23" w:author="Mendelson, Alex" w:date="2026-06-04T10:44:00Z" w:initials="AM">
+  <w:comment w:id="24" w:author="Mendelson, Alex" w:date="2026-06-04T11:00:00Z" w:initials="AM">
     <w:p>
       <w:pPr>
         <w:pStyle w:val="CommentText"/>
@@ -30896,11 +30957,11 @@
         <w:annotationRef/>
       </w:r>
       <w:r>
-        <w:t>Surprisingly yes, 0.000000 for both site and leaf</w:t>
+        <w:t>To self: move figures to in-line</w:t>
       </w:r>
     </w:p>
   </w:comment>
-  <w:comment w:id="24" w:author="terHorst, Casey  P" w:date="2026-06-01T14:23:00Z" w:initials="Ct">
+  <w:comment w:id="26" w:author="terHorst, Casey  P" w:date="2026-06-01T14:20:00Z" w:initials="Ct">
     <w:p>
       <w:r>
         <w:rPr>
@@ -30913,11 +30974,11 @@
           <w:sz w:val="20"/>
           <w:szCs w:val="20"/>
         </w:rPr>
-        <w:t>Describe what some of the variation looks like. Assume people can't see the figure (or haven't looked yet because it's all the way 40 pages later). Some clones respond positively to 30, but others are negative, for example</w:t>
+        <w:t>Reference Metabolic Theory of Ecology? In absence of anything else, metabolism should increase with temperature</w:t>
       </w:r>
     </w:p>
   </w:comment>
-  <w:comment w:id="26" w:author="terHorst, Casey  P" w:date="2026-06-01T14:24:00Z" w:initials="Ct">
+  <w:comment w:id="27" w:author="terHorst, Casey  P" w:date="2026-06-01T14:21:00Z" w:initials="Ct">
     <w:p>
       <w:r>
         <w:rPr>
@@ -30930,15 +30991,12 @@
           <w:sz w:val="20"/>
           <w:szCs w:val="20"/>
         </w:rPr>
-        <w:t>If you want, you can put figures in line with text, which makes it easier for the reader. Convention is that they go at the end, but that's only because of very old things about typesetting a journal. Many journals now allow figures in line</w:t>
+        <w:t>I think just reverse the framing. 30 is closer to the optimum than 25</w:t>
       </w:r>
     </w:p>
   </w:comment>
-  <w:comment w:id="25" w:author="Mendelson, Alex" w:date="2026-06-04T11:00:00Z" w:initials="AM">
+  <w:comment w:id="28" w:author="terHorst, Casey  P" w:date="2026-06-01T14:25:00Z" w:initials="Ct">
     <w:p>
-      <w:pPr>
-        <w:pStyle w:val="CommentText"/>
-      </w:pPr>
       <w:r>
         <w:rPr>
           <w:rStyle w:val="CommentReference"/>
@@ -30946,11 +31004,15 @@
         <w:annotationRef/>
       </w:r>
       <w:r>
-        <w:t>To self: move figures to in-line</w:t>
+        <w:rPr>
+          <w:sz w:val="20"/>
+          <w:szCs w:val="20"/>
+        </w:rPr>
+        <w:t>I think just say co-occur, because coexist has a very specific meaning that is not super easy to test</w:t>
       </w:r>
     </w:p>
   </w:comment>
-  <w:comment w:id="27" w:author="terHorst, Casey  P" w:date="2026-06-01T14:20:00Z" w:initials="Ct">
+  <w:comment w:id="29" w:author="terHorst, Casey  P" w:date="2026-06-01T14:28:00Z" w:initials="Ct">
     <w:p>
       <w:r>
         <w:rPr>
@@ -30963,11 +31025,11 @@
           <w:sz w:val="20"/>
           <w:szCs w:val="20"/>
         </w:rPr>
-        <w:t>Reference Metabolic Theory of Ecology? In absence of anything else, metabolism should increase with temperature</w:t>
+        <w:t>I suppose one possibility is that the isolation process selected for only one phenotype of rotifer, making leaves seem similar, but the fact that you saw variation within leaves negates that</w:t>
       </w:r>
     </w:p>
   </w:comment>
-  <w:comment w:id="28" w:author="terHorst, Casey  P" w:date="2026-06-01T14:21:00Z" w:initials="Ct">
+  <w:comment w:id="30" w:author="terHorst, Casey  P" w:date="2026-06-01T14:29:00Z" w:initials="Ct">
     <w:p>
       <w:r>
         <w:rPr>
@@ -30980,11 +31042,11 @@
           <w:sz w:val="20"/>
           <w:szCs w:val="20"/>
         </w:rPr>
-        <w:t>I think just reverse the framing. 30 is closer to the optimum than 25</w:t>
+        <w:t>I would keep this in, but I also think the existence of variation within a leaf suggests that this may not be a sufficient explanation</w:t>
       </w:r>
     </w:p>
   </w:comment>
-  <w:comment w:id="29" w:author="terHorst, Casey  P" w:date="2026-06-01T14:25:00Z" w:initials="Ct">
+  <w:comment w:id="31" w:author="terHorst, Casey  P" w:date="2026-06-01T14:30:00Z" w:initials="Ct">
     <w:p>
       <w:r>
         <w:rPr>
@@ -30997,11 +31059,11 @@
           <w:sz w:val="20"/>
           <w:szCs w:val="20"/>
         </w:rPr>
-        <w:t>I think just say co-occur, because coexist has a very specific meaning that is not super easy to test</w:t>
+        <w:t>What's the range of temps that rotifers in a leaf over the course of a day?</w:t>
       </w:r>
     </w:p>
   </w:comment>
-  <w:comment w:id="30" w:author="terHorst, Casey  P" w:date="2026-06-01T14:28:00Z" w:initials="Ct">
+  <w:comment w:id="32" w:author="terHorst, Casey  P" w:date="2026-06-01T14:32:00Z" w:initials="Ct">
     <w:p>
       <w:r>
         <w:rPr>
@@ -31014,11 +31076,11 @@
           <w:sz w:val="20"/>
           <w:szCs w:val="20"/>
         </w:rPr>
-        <w:t>I suppose one possibility is that the isolation process selected for only one phenotype of rotifer, making leaves seem similar, but the fact that you saw variation within leaves negates that</w:t>
+        <w:t>Seems like you're referring to some previous work in this graf, so be sure to reference it</w:t>
       </w:r>
     </w:p>
   </w:comment>
-  <w:comment w:id="31" w:author="terHorst, Casey  P" w:date="2026-06-01T14:29:00Z" w:initials="Ct">
+  <w:comment w:id="33" w:author="terHorst, Casey  P" w:date="2026-06-01T14:36:00Z" w:initials="Ct">
     <w:p>
       <w:r>
         <w:rPr>
@@ -31031,12 +31093,15 @@
           <w:sz w:val="20"/>
           <w:szCs w:val="20"/>
         </w:rPr>
-        <w:t>I would keep this in, but I also think the existence of variation within a leaf suggests that this may not be a sufficient explanation</w:t>
+        <w:t>At some point, note the range, min, and max experienced by pitcher water (in Florida at least)</w:t>
       </w:r>
     </w:p>
   </w:comment>
-  <w:comment w:id="32" w:author="terHorst, Casey  P" w:date="2026-06-01T14:30:00Z" w:initials="Ct">
+  <w:comment w:id="34" w:author="terHorst, Casey P" w:date="2026-06-02T10:53:00Z" w:initials="tCP">
     <w:p>
+      <w:pPr>
+        <w:pStyle w:val="CommentText"/>
+      </w:pPr>
       <w:r>
         <w:rPr>
           <w:rStyle w:val="CommentReference"/>
@@ -31044,16 +31109,15 @@
         <w:annotationRef/>
       </w:r>
       <w:r>
-        <w:rPr>
-          <w:sz w:val="20"/>
-          <w:szCs w:val="20"/>
-        </w:rPr>
-        <w:t>What's the range of temps that rotifers in a leaf over the course of a day?</w:t>
+        <w:t>Ref? maybe a review? Also seems like you could spend a full graf on this first sentence</w:t>
       </w:r>
     </w:p>
   </w:comment>
-  <w:comment w:id="33" w:author="terHorst, Casey  P" w:date="2026-06-01T14:32:00Z" w:initials="Ct">
+  <w:comment w:id="35" w:author="terHorst, Casey P" w:date="2026-06-02T10:57:00Z" w:initials="tCP">
     <w:p>
+      <w:pPr>
+        <w:pStyle w:val="CommentText"/>
+      </w:pPr>
       <w:r>
         <w:rPr>
           <w:rStyle w:val="CommentReference"/>
@@ -31061,16 +31125,15 @@
         <w:annotationRef/>
       </w:r>
       <w:r>
-        <w:rPr>
-          <w:sz w:val="20"/>
-          <w:szCs w:val="20"/>
-        </w:rPr>
-        <w:t>Seems like you're referring to some previous work in this graf, so be sure to reference it</w:t>
+        <w:t>Refs?</w:t>
       </w:r>
     </w:p>
   </w:comment>
-  <w:comment w:id="34" w:author="terHorst, Casey  P" w:date="2026-06-01T14:36:00Z" w:initials="Ct">
+  <w:comment w:id="36" w:author="terHorst, Casey P" w:date="2026-06-02T10:59:00Z" w:initials="tCP">
     <w:p>
+      <w:pPr>
+        <w:pStyle w:val="CommentText"/>
+      </w:pPr>
       <w:r>
         <w:rPr>
           <w:rStyle w:val="CommentReference"/>
@@ -31078,15 +31141,40 @@
         <w:annotationRef/>
       </w:r>
       <w:r>
-        <w:rPr>
-          <w:sz w:val="20"/>
-          <w:szCs w:val="20"/>
-        </w:rPr>
-        <w:t>At some point, note the range, min, and max experienced by pitcher water (in Florida at least)</w:t>
+        <w:t>There are a lot of ideas in this one graf:</w:t>
+      </w:r>
+      <w:r>
+        <w:br/>
+        <w:t>-direct effects of climate change</w:t>
+      </w:r>
+      <w:r>
+        <w:br/>
+        <w:t>-indirect effects of climate change</w:t>
+      </w:r>
+      <w:r>
+        <w:br/>
+        <w:t>-designing experiments</w:t>
+      </w:r>
+      <w:r>
+        <w:br/>
+        <w:t xml:space="preserve">-most is about ecology, but some is about evolution. </w:t>
+      </w:r>
+    </w:p>
+    <w:p>
+      <w:pPr>
+        <w:pStyle w:val="CommentText"/>
+      </w:pPr>
+    </w:p>
+    <w:p>
+      <w:pPr>
+        <w:pStyle w:val="CommentText"/>
+      </w:pPr>
+      <w:r>
+        <w:t>Basically, this graf just needs some more focus, as it feels like we jumping in DEEP by the end of page 1</w:t>
       </w:r>
     </w:p>
   </w:comment>
-  <w:comment w:id="35" w:author="terHorst, Casey P" w:date="2026-06-02T10:53:00Z" w:initials="tCP">
+  <w:comment w:id="37" w:author="terHorst, Casey P" w:date="2026-06-02T11:01:00Z" w:initials="tCP">
     <w:p>
       <w:pPr>
         <w:pStyle w:val="CommentText"/>
@@ -31098,11 +31186,11 @@
         <w:annotationRef/>
       </w:r>
       <w:r>
-        <w:t>Ref? maybe a review? Also seems like you could spend a full graf on this first sentence</w:t>
+        <w:t>I think you need to talk about rapid evolution in response to climate change before you jump into evolutionary indirect effects</w:t>
       </w:r>
     </w:p>
   </w:comment>
-  <w:comment w:id="36" w:author="terHorst, Casey P" w:date="2026-06-02T10:57:00Z" w:initials="tCP">
+  <w:comment w:id="38" w:author="terHorst, Casey P" w:date="2026-06-02T11:04:00Z" w:initials="tCP">
     <w:p>
       <w:pPr>
         <w:pStyle w:val="CommentText"/>
@@ -31114,11 +31202,15 @@
         <w:annotationRef/>
       </w:r>
       <w:r>
-        <w:t>Refs?</w:t>
+        <w:t>Hmm, what do you mean by prior adaptation?</w:t>
+      </w:r>
+      <w:r>
+        <w:br/>
+        <w:t>This made me think you’re talking about pre-adaptation (now called exaptation usually), but I’m not sure if you are or not</w:t>
       </w:r>
     </w:p>
   </w:comment>
-  <w:comment w:id="37" w:author="terHorst, Casey P" w:date="2026-06-02T10:59:00Z" w:initials="tCP">
+  <w:comment w:id="40" w:author="terHorst, Casey P" w:date="2026-06-02T11:13:00Z" w:initials="tCP">
     <w:p>
       <w:pPr>
         <w:pStyle w:val="CommentText"/>
@@ -31130,23 +31222,7 @@
         <w:annotationRef/>
       </w:r>
       <w:r>
-        <w:t>There are a lot of ideas in this one graf:</w:t>
-      </w:r>
-      <w:r>
-        <w:br/>
-        <w:t>-direct effects of climate change</w:t>
-      </w:r>
-      <w:r>
-        <w:br/>
-        <w:t>-indirect effects of climate change</w:t>
-      </w:r>
-      <w:r>
-        <w:br/>
-        <w:t>-designing experiments</w:t>
-      </w:r>
-      <w:r>
-        <w:br/>
-        <w:t xml:space="preserve">-most is about ecology, but some is about evolution. </w:t>
+        <w:t>Although I understand most of what you’re saying in the previous few grafs, it feels a bit disorganized. Like, all of the info and examples are good, but the info doesn’t seem to flow well.</w:t>
       </w:r>
     </w:p>
     <w:p>
@@ -31159,11 +31235,27 @@
         <w:pStyle w:val="CommentText"/>
       </w:pPr>
       <w:r>
-        <w:t>Basically, this graf just needs some more focus, as it feels like we jumping in DEEP by the end of page 1</w:t>
+        <w:t>I wonder if you might try a reverse outline. Pull out the topic sentences from each of these grafs and see if they flow together. And if not, then re-arrange the order of ideas, or re-arrange the info to support each topic sentence</w:t>
+      </w:r>
+      <w:r>
+        <w:t>.</w:t>
+      </w:r>
+    </w:p>
+    <w:p>
+      <w:pPr>
+        <w:pStyle w:val="CommentText"/>
+      </w:pPr>
+    </w:p>
+    <w:p>
+      <w:pPr>
+        <w:pStyle w:val="CommentText"/>
+      </w:pPr>
+      <w:r>
+        <w:t>Would a diagram help? Or hurt?</w:t>
       </w:r>
     </w:p>
   </w:comment>
-  <w:comment w:id="38" w:author="terHorst, Casey P" w:date="2026-06-02T11:01:00Z" w:initials="tCP">
+  <w:comment w:id="39" w:author="terHorst, Casey P" w:date="2026-06-02T11:11:00Z" w:initials="tCP">
     <w:p>
       <w:pPr>
         <w:pStyle w:val="CommentText"/>
@@ -31175,11 +31267,11 @@
         <w:annotationRef/>
       </w:r>
       <w:r>
-        <w:t>I think you need to talk about rapid evolution in response to climate change before you jump into evolutionary indirect effects</w:t>
+        <w:t>I think you’re trying to say that you want to get at the mechanism of the effect. Or identify the agent of selection (which in this case might be an indirect effect)</w:t>
       </w:r>
     </w:p>
   </w:comment>
-  <w:comment w:id="39" w:author="terHorst, Casey P" w:date="2026-06-02T11:04:00Z" w:initials="tCP">
+  <w:comment w:id="41" w:author="terHorst, Casey P" w:date="2026-06-02T11:12:00Z" w:initials="tCP">
     <w:p>
       <w:pPr>
         <w:pStyle w:val="CommentText"/>
@@ -31191,15 +31283,11 @@
         <w:annotationRef/>
       </w:r>
       <w:r>
-        <w:t>Hmm, what do you mean by prior adaptation?</w:t>
-      </w:r>
-      <w:r>
-        <w:br/>
-        <w:t>This made me think you’re talking about pre-adaptation (now called exaptation usually), but I’m not sure if you are or not</w:t>
+        <w:t>I don’t think you necessarily need to justify the system as ideal for testing the question, cuz in reality, there are probably a lot of them. I think you can just pivot to the system</w:t>
       </w:r>
     </w:p>
   </w:comment>
-  <w:comment w:id="41" w:author="terHorst, Casey P" w:date="2026-06-02T11:13:00Z" w:initials="tCP">
+  <w:comment w:id="42" w:author="terHorst, Casey P" w:date="2026-06-02T11:13:00Z" w:initials="tCP">
     <w:p>
       <w:pPr>
         <w:pStyle w:val="CommentText"/>
@@ -31211,40 +31299,11 @@
         <w:annotationRef/>
       </w:r>
       <w:r>
-        <w:t>Although I understand most of what you’re saying in the previous few grafs, it feels a bit disorganized. Like, all of the info and examples are good, but the info doesn’t seem to flow well.</w:t>
-      </w:r>
-    </w:p>
-    <w:p>
-      <w:pPr>
-        <w:pStyle w:val="CommentText"/>
-      </w:pPr>
-    </w:p>
-    <w:p>
-      <w:pPr>
-        <w:pStyle w:val="CommentText"/>
-      </w:pPr>
-      <w:r>
-        <w:t>I wonder if you might try a reverse outline. Pull out the topic sentences from each of these grafs and see if they flow together. And if not, then re-arrange the order of ideas, or re-arrange the info to support each topic sentence</w:t>
-      </w:r>
-      <w:r>
-        <w:t>.</w:t>
-      </w:r>
-    </w:p>
-    <w:p>
-      <w:pPr>
-        <w:pStyle w:val="CommentText"/>
-      </w:pPr>
-    </w:p>
-    <w:p>
-      <w:pPr>
-        <w:pStyle w:val="CommentText"/>
-      </w:pPr>
-      <w:r>
-        <w:t>Would a diagram help? Or hurt?</w:t>
+        <w:t>Awkward to repeat back to back. Reword somehow?</w:t>
       </w:r>
     </w:p>
   </w:comment>
-  <w:comment w:id="40" w:author="terHorst, Casey P" w:date="2026-06-02T11:11:00Z" w:initials="tCP">
+  <w:comment w:id="44" w:author="terHorst, Casey P" w:date="2026-06-02T11:22:00Z" w:initials="tCP">
     <w:p>
       <w:pPr>
         <w:pStyle w:val="CommentText"/>
@@ -31256,11 +31315,11 @@
         <w:annotationRef/>
       </w:r>
       <w:r>
-        <w:t>I think you’re trying to say that you want to get at the mechanism of the effect. Or identify the agent of selection (which in this case might be an indirect effect)</w:t>
+        <w:t>Same comments as Ch 1 in same graf</w:t>
       </w:r>
     </w:p>
   </w:comment>
-  <w:comment w:id="42" w:author="terHorst, Casey P" w:date="2026-06-02T11:12:00Z" w:initials="tCP">
+  <w:comment w:id="45" w:author="terHorst, Casey P" w:date="2026-06-02T11:26:00Z" w:initials="tCP">
     <w:p>
       <w:pPr>
         <w:pStyle w:val="CommentText"/>
@@ -31272,11 +31331,11 @@
         <w:annotationRef/>
       </w:r>
       <w:r>
-        <w:t>I don’t think you necessarily need to justify the system as ideal for testing the question, cuz in reality, there are probably a lot of them. I think you can just pivot to the system</w:t>
+        <w:t>I can’t remember if you measured traits at the beginning of the experiment or just at the end. If you have initial data, we should think about incorporating that?</w:t>
       </w:r>
     </w:p>
   </w:comment>
-  <w:comment w:id="43" w:author="terHorst, Casey P" w:date="2026-06-02T11:13:00Z" w:initials="tCP">
+  <w:comment w:id="46" w:author="Mendelson, Alex" w:date="2026-06-04T11:17:00Z" w:initials="AM">
     <w:p>
       <w:pPr>
         <w:pStyle w:val="CommentText"/>
@@ -31288,11 +31347,11 @@
         <w:annotationRef/>
       </w:r>
       <w:r>
-        <w:t>Awkward to repeat back to back. Reword somehow?</w:t>
+        <w:t>I don’t have initial size data for these mixed cultures, because they’re essentially an equal mix of all 17 clones and I have data for those clones. I think at the time we decided I could compare the previously-measured average size of all clones to the final size data from this. Not sure if that would be a fair comparison though.</w:t>
       </w:r>
     </w:p>
   </w:comment>
-  <w:comment w:id="45" w:author="terHorst, Casey P" w:date="2026-06-02T11:22:00Z" w:initials="tCP">
+  <w:comment w:id="47" w:author="terHorst, Casey P" w:date="2026-06-02T11:52:00Z" w:initials="tCP">
     <w:p>
       <w:pPr>
         <w:pStyle w:val="CommentText"/>
@@ -31304,11 +31363,11 @@
         <w:annotationRef/>
       </w:r>
       <w:r>
-        <w:t>Same comments as Ch 1 in same graf</w:t>
+        <w:t>How many replicates? Or the original 10 cultures are the replicates? Point that out somewhere</w:t>
       </w:r>
     </w:p>
   </w:comment>
-  <w:comment w:id="46" w:author="terHorst, Casey P" w:date="2026-06-02T11:26:00Z" w:initials="tCP">
+  <w:comment w:id="48" w:author="terHorst, Casey P" w:date="2026-06-02T11:30:00Z" w:initials="tCP">
     <w:p>
       <w:pPr>
         <w:pStyle w:val="CommentText"/>
@@ -31320,11 +31379,11 @@
         <w:annotationRef/>
       </w:r>
       <w:r>
-        <w:t>I can’t remember if you measured traits at the beginning of the experiment or just at the end. If you have initial data, we should think about incorporating that?</w:t>
+        <w:t>Slightly confusing because this comp treatment is slightly different than above (I think?), so you should point that out</w:t>
       </w:r>
     </w:p>
   </w:comment>
-  <w:comment w:id="47" w:author="Mendelson, Alex" w:date="2026-06-04T11:17:00Z" w:initials="AM">
+  <w:comment w:id="49" w:author="terHorst, Casey P" w:date="2026-06-02T11:32:00Z" w:initials="tCP">
     <w:p>
       <w:pPr>
         <w:pStyle w:val="CommentText"/>
@@ -31336,11 +31395,11 @@
         <w:annotationRef/>
       </w:r>
       <w:r>
-        <w:t>I don’t have initial size data for these mixed cultures, because they’re essentially an equal mix of all 17 clones and I have data for those clones. I think at the time we decided I could compare the previously-measured average size of all clones to the final size data from this. Not sure if that would be a fair comparison though.</w:t>
+        <w:t>Maybe explain what the levels are for the rotifer measures above?</w:t>
       </w:r>
     </w:p>
   </w:comment>
-  <w:comment w:id="48" w:author="terHorst, Casey P" w:date="2026-06-02T11:52:00Z" w:initials="tCP">
+  <w:comment w:id="50" w:author="terHorst, Casey P" w:date="2026-06-02T11:47:00Z" w:initials="tCP">
     <w:p>
       <w:pPr>
         <w:pStyle w:val="CommentText"/>
@@ -31352,11 +31411,11 @@
         <w:annotationRef/>
       </w:r>
       <w:r>
-        <w:t>How many replicates? Or the original 10 cultures are the replicates? Point that out somewhere</w:t>
+        <w:t>Make this into a separate graf, cuz I need to know about all of the non-sig effects and interactions, etc</w:t>
       </w:r>
     </w:p>
   </w:comment>
-  <w:comment w:id="49" w:author="terHorst, Casey P" w:date="2026-06-02T11:30:00Z" w:initials="tCP">
+  <w:comment w:id="51" w:author="terHorst, Casey P" w:date="2026-06-02T11:58:00Z" w:initials="tCP">
     <w:p>
       <w:pPr>
         <w:pStyle w:val="CommentText"/>
@@ -31368,11 +31427,11 @@
         <w:annotationRef/>
       </w:r>
       <w:r>
-        <w:t>Slightly confusing because this comp treatment is slightly different than above (I think?), so you should point that out</w:t>
+        <w:t>Be sure to address this in the Discussion if you haven’t already. There’s an additional indirect effect here in that change in temp results in more intraspecific comp</w:t>
       </w:r>
     </w:p>
   </w:comment>
-  <w:comment w:id="50" w:author="terHorst, Casey P" w:date="2026-06-02T11:32:00Z" w:initials="tCP">
+  <w:comment w:id="52" w:author="terHorst, Casey P" w:date="2026-06-02T12:02:00Z" w:initials="tCP">
     <w:p>
       <w:pPr>
         <w:pStyle w:val="CommentText"/>
@@ -31384,11 +31443,11 @@
         <w:annotationRef/>
       </w:r>
       <w:r>
-        <w:t>Maybe explain what the levels are for the rotifer measures above?</w:t>
+        <w:t>This is so nicely succinct. I wish a similar or same sentence was in the Intro</w:t>
       </w:r>
     </w:p>
   </w:comment>
-  <w:comment w:id="51" w:author="terHorst, Casey P" w:date="2026-06-02T11:47:00Z" w:initials="tCP">
+  <w:comment w:id="53" w:author="terHorst, Casey P" w:date="2026-06-02T12:04:00Z" w:initials="tCP">
     <w:p>
       <w:pPr>
         <w:pStyle w:val="CommentText"/>
@@ -31400,11 +31459,11 @@
         <w:annotationRef/>
       </w:r>
       <w:r>
-        <w:t>Make this into a separate graf, cuz I need to know about all of the non-sig effects and interactions, etc</w:t>
+        <w:t>Didn’t understand what this means. Delete?</w:t>
       </w:r>
     </w:p>
   </w:comment>
-  <w:comment w:id="52" w:author="terHorst, Casey P" w:date="2026-06-02T11:58:00Z" w:initials="tCP">
+  <w:comment w:id="54" w:author="terHorst, Casey P" w:date="2026-06-02T12:06:00Z" w:initials="tCP">
     <w:p>
       <w:pPr>
         <w:pStyle w:val="CommentText"/>
@@ -31416,39 +31475,7 @@
         <w:annotationRef/>
       </w:r>
       <w:r>
-        <w:t>Be sure to address this in the Discussion if you haven’t already. There’s an additional indirect effect here in that change in temp results in more intraspecific comp</w:t>
-      </w:r>
-    </w:p>
-  </w:comment>
-  <w:comment w:id="53" w:author="terHorst, Casey P" w:date="2026-06-02T12:02:00Z" w:initials="tCP">
-    <w:p>
-      <w:pPr>
-        <w:pStyle w:val="CommentText"/>
-      </w:pPr>
-      <w:r>
-        <w:rPr>
-          <w:rStyle w:val="CommentReference"/>
-        </w:rPr>
-        <w:annotationRef/>
-      </w:r>
-      <w:r>
-        <w:t>This is so nicely succinct. I wish a similar or same sentence was in the Intro</w:t>
-      </w:r>
-    </w:p>
-  </w:comment>
-  <w:comment w:id="54" w:author="terHorst, Casey P" w:date="2026-06-02T12:04:00Z" w:initials="tCP">
-    <w:p>
-      <w:pPr>
-        <w:pStyle w:val="CommentText"/>
-      </w:pPr>
-      <w:r>
-        <w:rPr>
-          <w:rStyle w:val="CommentReference"/>
-        </w:rPr>
-        <w:annotationRef/>
-      </w:r>
-      <w:r>
-        <w:t>Didn’t understand what this means. Delete?</w:t>
+        <w:t>Point out what it is more clearly</w:t>
       </w:r>
     </w:p>
   </w:comment>
@@ -31464,11 +31491,11 @@
         <w:annotationRef/>
       </w:r>
       <w:r>
-        <w:t>Point out what it is more clearly</w:t>
+        <w:t>What do you mean by supported evolution. Awkward phrasing</w:t>
       </w:r>
     </w:p>
   </w:comment>
-  <w:comment w:id="56" w:author="terHorst, Casey P" w:date="2026-06-02T12:06:00Z" w:initials="tCP">
+  <w:comment w:id="56" w:author="terHorst, Casey P" w:date="2026-06-02T12:07:00Z" w:initials="tCP">
     <w:p>
       <w:pPr>
         <w:pStyle w:val="CommentText"/>
@@ -31480,11 +31507,11 @@
         <w:annotationRef/>
       </w:r>
       <w:r>
-        <w:t>What do you mean by supported evolution. Awkward phrasing</w:t>
+        <w:t>“establishment”? there’s prob a better way to say this. I think you just mean “temperature”</w:t>
       </w:r>
     </w:p>
   </w:comment>
-  <w:comment w:id="57" w:author="terHorst, Casey P" w:date="2026-06-02T12:07:00Z" w:initials="tCP">
+  <w:comment w:id="57" w:author="terHorst, Casey P" w:date="2026-06-02T12:14:00Z" w:initials="tCP">
     <w:p>
       <w:pPr>
         <w:pStyle w:val="CommentText"/>
@@ -31496,7 +31523,7 @@
         <w:annotationRef/>
       </w:r>
       <w:r>
-        <w:t>“establishment”? there’s prob a better way to say this. I think you just mean “temperature”</w:t>
+        <w:t>Sister usually refers to closely related taxa, so not appropriate here</w:t>
       </w:r>
     </w:p>
   </w:comment>
@@ -31512,11 +31539,11 @@
         <w:annotationRef/>
       </w:r>
       <w:r>
-        <w:t>Sister usually refers to closely related taxa, so not appropriate here</w:t>
+        <w:t>Although I think you want to discuss this result. It seems like there IS a difference between temps, but there isn’t enough statistical power to detect it. Describe how the pattern is different at each temp (I think you report this accurately in the results, but you want to get into the well yeah but in the discussion)</w:t>
       </w:r>
     </w:p>
   </w:comment>
-  <w:comment w:id="59" w:author="terHorst, Casey P" w:date="2026-06-02T12:14:00Z" w:initials="tCP">
+  <w:comment w:id="59" w:author="terHorst, Casey P" w:date="2026-06-02T12:16:00Z" w:initials="tCP">
     <w:p>
       <w:pPr>
         <w:pStyle w:val="CommentText"/>
@@ -31528,11 +31555,11 @@
         <w:annotationRef/>
       </w:r>
       <w:r>
-        <w:t>Although I think you want to discuss this result. It seems like there IS a difference between temps, but there isn’t enough statistical power to detect it. Describe how the pattern is different at each temp (I think you report this accurately in the results, but you want to get into the well yeah but in the discussion)</w:t>
+        <w:t>I didn’t understand the point you’re trying to make</w:t>
       </w:r>
     </w:p>
   </w:comment>
-  <w:comment w:id="60" w:author="terHorst, Casey P" w:date="2026-06-02T12:16:00Z" w:initials="tCP">
+  <w:comment w:id="60" w:author="terHorst, Casey P" w:date="2026-06-02T12:18:00Z" w:initials="tCP">
     <w:p>
       <w:pPr>
         <w:pStyle w:val="CommentText"/>
@@ -31544,11 +31571,11 @@
         <w:annotationRef/>
       </w:r>
       <w:r>
-        <w:t>I didn’t understand the point you’re trying to make</w:t>
+        <w:t>It sounds like you’re stating this as fact, but make sure to use “may” or “might” to indicate that it’s speculation</w:t>
       </w:r>
     </w:p>
   </w:comment>
-  <w:comment w:id="61" w:author="terHorst, Casey P" w:date="2026-06-02T12:18:00Z" w:initials="tCP">
+  <w:comment w:id="61" w:author="terHorst, Casey P" w:date="2026-06-02T12:22:00Z" w:initials="tCP">
     <w:p>
       <w:pPr>
         <w:pStyle w:val="CommentText"/>
@@ -31560,11 +31587,11 @@
         <w:annotationRef/>
       </w:r>
       <w:r>
-        <w:t>It sounds like you’re stating this as fact, but make sure to use “may” or “might” to indicate that it’s speculation</w:t>
+        <w:t>Maybe less inter results in more inter, so overall comp is the same?</w:t>
       </w:r>
     </w:p>
   </w:comment>
-  <w:comment w:id="62" w:author="terHorst, Casey P" w:date="2026-06-02T12:22:00Z" w:initials="tCP">
+  <w:comment w:id="62" w:author="terHorst, Casey P" w:date="2026-06-02T12:28:00Z" w:initials="tCP">
     <w:p>
       <w:pPr>
         <w:pStyle w:val="CommentText"/>
@@ -31576,11 +31603,11 @@
         <w:annotationRef/>
       </w:r>
       <w:r>
-        <w:t>Maybe less inter results in more inter, so overall comp is the same?</w:t>
+        <w:t>I don’t get where the competition comes in here</w:t>
       </w:r>
     </w:p>
   </w:comment>
-  <w:comment w:id="63" w:author="terHorst, Casey P" w:date="2026-06-02T12:28:00Z" w:initials="tCP">
+  <w:comment w:id="63" w:author="Mendelson, Alex" w:date="2026-06-04T11:31:00Z" w:initials="AM">
     <w:p>
       <w:pPr>
         <w:pStyle w:val="CommentText"/>
@@ -31592,11 +31619,11 @@
         <w:annotationRef/>
       </w:r>
       <w:r>
-        <w:t>I don’t get where the competition comes in here</w:t>
+        <w:t>Was missing “during competition”</w:t>
       </w:r>
     </w:p>
   </w:comment>
-  <w:comment w:id="64" w:author="Mendelson, Alex" w:date="2026-06-04T11:31:00Z" w:initials="AM">
+  <w:comment w:id="64" w:author="terHorst, Casey P" w:date="2026-06-02T12:29:00Z" w:initials="tCP">
     <w:p>
       <w:pPr>
         <w:pStyle w:val="CommentText"/>
@@ -31608,27 +31635,11 @@
         <w:annotationRef/>
       </w:r>
       <w:r>
-        <w:t>Was missing “during competition”</w:t>
+        <w:t>Already said above, but maybe better to say here instead</w:t>
       </w:r>
     </w:p>
   </w:comment>
-  <w:comment w:id="65" w:author="terHorst, Casey P" w:date="2026-06-02T12:29:00Z" w:initials="tCP">
-    <w:p>
-      <w:pPr>
-        <w:pStyle w:val="CommentText"/>
-      </w:pPr>
-      <w:r>
-        <w:rPr>
-          <w:rStyle w:val="CommentReference"/>
-        </w:rPr>
-        <w:annotationRef/>
-      </w:r>
-      <w:r>
-        <w:t>Already said above, but maybe better to say here instead</w:t>
-      </w:r>
-    </w:p>
-  </w:comment>
-  <w:comment w:id="66" w:author="terHorst, Casey P" w:date="2026-06-02T12:30:00Z" w:initials="tCP">
+  <w:comment w:id="65" w:author="terHorst, Casey P" w:date="2026-06-02T12:30:00Z" w:initials="tCP">
     <w:p>
       <w:pPr>
         <w:pStyle w:val="CommentText"/>
@@ -31656,10 +31667,9 @@
   <w15:commentEx w15:paraId="4A073007" w15:done="0"/>
   <w15:commentEx w15:paraId="52C437A2" w15:done="1"/>
   <w15:commentEx w15:paraId="7978B91F" w15:done="0"/>
-  <w15:commentEx w15:paraId="153115BD" w15:done="0"/>
-  <w15:commentEx w15:paraId="55CD4D2C" w15:done="0"/>
+  <w15:commentEx w15:paraId="153115BD" w15:done="1"/>
+  <w15:commentEx w15:paraId="55CD4D2C" w15:done="1"/>
   <w15:commentEx w15:paraId="591BAFFE" w15:done="1"/>
-  <w15:commentEx w15:paraId="7114D2B0" w15:done="0"/>
   <w15:commentEx w15:paraId="0E07AFBA" w15:done="0"/>
   <w15:commentEx w15:paraId="669C2FCE" w15:done="1"/>
   <w15:commentEx w15:paraId="6898CD14" w15:done="0"/>
@@ -31730,7 +31740,6 @@
   <w16cex:commentExtensible w16cex:durableId="214A9819" w16cex:dateUtc="2026-06-01T20:03:00Z"/>
   <w16cex:commentExtensible w16cex:durableId="621962BE" w16cex:dateUtc="2026-06-01T19:58:00Z"/>
   <w16cex:commentExtensible w16cex:durableId="6A72773D" w16cex:dateUtc="2026-06-01T19:59:00Z"/>
-  <w16cex:commentExtensible w16cex:durableId="393C163D" w16cex:dateUtc="2026-06-01T20:00:00Z"/>
   <w16cex:commentExtensible w16cex:durableId="072C6814" w16cex:dateUtc="2026-06-01T20:03:00Z"/>
   <w16cex:commentExtensible w16cex:durableId="45DFAA7A" w16cex:dateUtc="2026-06-01T20:05:00Z"/>
   <w16cex:commentExtensible w16cex:durableId="4D002771" w16cex:dateUtc="2026-06-01T20:15:00Z"/>
@@ -31801,7 +31810,6 @@
   <w16cid:commentId w16cid:paraId="153115BD" w16cid:durableId="214A9819"/>
   <w16cid:commentId w16cid:paraId="55CD4D2C" w16cid:durableId="621962BE"/>
   <w16cid:commentId w16cid:paraId="591BAFFE" w16cid:durableId="6A72773D"/>
-  <w16cid:commentId w16cid:paraId="7114D2B0" w16cid:durableId="393C163D"/>
   <w16cid:commentId w16cid:paraId="0E07AFBA" w16cid:durableId="072C6814"/>
   <w16cid:commentId w16cid:paraId="669C2FCE" w16cid:durableId="45DFAA7A"/>
   <w16cid:commentId w16cid:paraId="6898CD14" w16cid:durableId="4D002771"/>
